--- a/小组期末报告.docx
+++ b/小组期末报告.docx
@@ -500,17 +500,7 @@
                 <w:szCs w:val="24"/>
                 <w:lang w:val="en-US" w:eastAsia="zh-CN" w:bidi="ar"/>
               </w:rPr>
-              <w:t>项目整体架构设计、数据处理与清洗、机器学习模型构建与优化、报告撰写、</w:t>
-            </w:r>
-            <w:r>
-              <w:rPr>
-                <w:rFonts w:hint="eastAsia" w:ascii="宋体" w:hAnsi="宋体" w:eastAsia="宋体" w:cs="宋体"/>
-                <w:kern w:val="0"/>
-                <w:sz w:val="24"/>
-                <w:szCs w:val="24"/>
-                <w:lang w:val="en-US" w:eastAsia="zh-CN" w:bidi="ar"/>
-              </w:rPr>
-              <w:t>数据可视化分析与图表制作、特征工程、模型评估与结果分析</w:t>
+              <w:t>项目整体架构设计、数据处理与清洗、机器学习模型构建与优化、报告撰写、数据可视化分析与图表制作、特征工程、模型评估与结果分析</w:t>
             </w:r>
           </w:p>
         </w:tc>
@@ -934,7 +924,7 @@
           <w:szCs w:val="24"/>
           <w:lang w:val="en-US" w:eastAsia="zh-CN" w:bidi="ar"/>
         </w:rPr>
-        <w:t>Scikit-learn（Logistic Regression、Random Forest、SVM、KNN）、XGBoost、LightGBM</w:t>
+        <w:t>Scikit-learn（Logistic Regression、Random Forest、SVM）、XGBoost、LightGBM</w:t>
       </w:r>
     </w:p>
     <w:p>
@@ -1024,6 +1014,7 @@
           <w:sz w:val="24"/>
           <w:szCs w:val="24"/>
           <w:shd w:val="clear" w:fill="FFFFFF"/>
+          <w:lang w:val="en-US" w:eastAsia="zh-CN"/>
         </w:rPr>
       </w:pPr>
       <w:r>
@@ -1049,6 +1040,68 @@
           <w:lang w:val="en-US" w:eastAsia="zh-CN" w:bidi="ar"/>
         </w:rPr>
         <w:t>SHAP</w:t>
+      </w:r>
+    </w:p>
+    <w:p>
+      <w:pPr>
+        <w:pStyle w:val="6"/>
+        <w:keepNext w:val="0"/>
+        <w:keepLines w:val="0"/>
+        <w:pageBreakBefore w:val="0"/>
+        <w:widowControl/>
+        <w:suppressLineNumbers w:val="0"/>
+        <w:shd w:val="clear" w:fill="FFFFFF"/>
+        <w:kinsoku/>
+        <w:overflowPunct/>
+        <w:topLinePunct w:val="0"/>
+        <w:autoSpaceDE/>
+        <w:autoSpaceDN/>
+        <w:bidi w:val="0"/>
+        <w:adjustRightInd/>
+        <w:snapToGrid/>
+        <w:spacing w:before="160" w:beforeAutospacing="0" w:after="160" w:afterAutospacing="0" w:line="400" w:lineRule="atLeast"/>
+        <w:ind w:left="0" w:right="0" w:firstLine="0"/>
+        <w:textAlignment w:val="auto"/>
+        <w:rPr>
+          <w:rFonts w:hint="eastAsia" w:ascii="宋体" w:hAnsi="宋体" w:eastAsia="宋体" w:cs="宋体"/>
+          <w:i w:val="0"/>
+          <w:iCs w:val="0"/>
+          <w:caps w:val="0"/>
+          <w:color w:val="0F1115"/>
+          <w:spacing w:val="0"/>
+          <w:sz w:val="24"/>
+          <w:szCs w:val="24"/>
+          <w:shd w:val="clear" w:fill="FFFFFF"/>
+          <w:lang w:val="en-US" w:eastAsia="zh-CN"/>
+        </w:rPr>
+      </w:pPr>
+      <w:r>
+        <w:rPr>
+          <w:rFonts w:hint="eastAsia" w:ascii="宋体" w:hAnsi="宋体" w:eastAsia="宋体" w:cs="宋体"/>
+          <w:i w:val="0"/>
+          <w:iCs w:val="0"/>
+          <w:caps w:val="0"/>
+          <w:color w:val="0F1115"/>
+          <w:spacing w:val="0"/>
+          <w:sz w:val="24"/>
+          <w:szCs w:val="24"/>
+          <w:shd w:val="clear" w:fill="FFFFFF"/>
+        </w:rPr>
+        <w:t>·</w:t>
+      </w:r>
+      <w:r>
+        <w:rPr>
+          <w:rFonts w:hint="default" w:ascii="宋体" w:hAnsi="宋体" w:eastAsia="宋体" w:cs="宋体"/>
+          <w:i w:val="0"/>
+          <w:iCs w:val="0"/>
+          <w:caps w:val="0"/>
+          <w:color w:val="0F1115"/>
+          <w:spacing w:val="0"/>
+          <w:sz w:val="24"/>
+          <w:szCs w:val="24"/>
+          <w:shd w:val="clear" w:fill="FFFFFF"/>
+        </w:rPr>
+        <w:t>超参数调优：GridSearchCV（Scikit-learn）</w:t>
       </w:r>
     </w:p>
     <w:p>
@@ -1493,6 +1546,7 @@
             <w:insideH w:val="none" w:color="auto" w:sz="0" w:space="0"/>
             <w:insideV w:val="none" w:color="auto" w:sz="0" w:space="0"/>
           </w:tblBorders>
+          <w:shd w:val="clear" w:color="auto" w:fill="auto"/>
           <w:tblCellMar>
             <w:top w:w="15" w:type="dxa"/>
             <w:left w:w="15" w:type="dxa"/>
@@ -1829,6 +1883,7 @@
             <w:insideH w:val="none" w:color="auto" w:sz="0" w:space="0"/>
             <w:insideV w:val="none" w:color="auto" w:sz="0" w:space="0"/>
           </w:tblBorders>
+          <w:shd w:val="clear" w:color="auto" w:fill="auto"/>
           <w:tblCellMar>
             <w:top w:w="15" w:type="dxa"/>
             <w:left w:w="15" w:type="dxa"/>
@@ -2315,7 +2370,6 @@
             <w:insideH w:val="none" w:color="auto" w:sz="0" w:space="0"/>
             <w:insideV w:val="none" w:color="auto" w:sz="0" w:space="0"/>
           </w:tblBorders>
-          <w:shd w:val="clear" w:color="auto" w:fill="auto"/>
           <w:tblCellMar>
             <w:top w:w="15" w:type="dxa"/>
             <w:left w:w="15" w:type="dxa"/>
@@ -11160,7 +11214,7 @@
         <w:widowControl/>
         <w:numPr>
           <w:ilvl w:val="0"/>
-          <w:numId w:val="1"/>
+          <w:numId w:val="0"/>
         </w:numPr>
         <w:suppressLineNumbers w:val="0"/>
         <w:shd w:val="clear" w:fill="FFFFFF"/>
@@ -11173,7 +11227,7 @@
         <w:adjustRightInd/>
         <w:snapToGrid/>
         <w:spacing w:before="160" w:beforeAutospacing="0" w:after="160" w:afterAutospacing="0" w:line="400" w:lineRule="atLeast"/>
-        <w:ind w:left="0" w:right="0" w:firstLine="0"/>
+        <w:ind w:left="0" w:leftChars="0" w:right="0" w:rightChars="0" w:firstLine="0" w:firstLineChars="0"/>
         <w:textAlignment w:val="auto"/>
         <w:rPr>
           <w:rFonts w:hint="eastAsia" w:ascii="宋体" w:hAnsi="宋体" w:eastAsia="宋体" w:cs="宋体"/>
@@ -11189,6 +11243,24 @@
           <w:shd w:val="clear" w:fill="FFFFFF"/>
         </w:rPr>
       </w:pPr>
+      <w:r>
+        <w:rPr>
+          <w:rFonts w:hint="eastAsia" w:ascii="宋体" w:hAnsi="宋体" w:eastAsia="宋体" w:cs="宋体"/>
+          <w:b/>
+          <w:bCs/>
+          <w:i w:val="0"/>
+          <w:iCs w:val="0"/>
+          <w:caps w:val="0"/>
+          <w:color w:val="0F1115"/>
+          <w:spacing w:val="0"/>
+          <w:kern w:val="2"/>
+          <w:sz w:val="24"/>
+          <w:szCs w:val="24"/>
+          <w:shd w:val="clear" w:fill="FFFFFF"/>
+          <w:lang w:val="en-US" w:eastAsia="zh-CN" w:bidi="ar-SA"/>
+        </w:rPr>
+        <w:t>（3）</w:t>
+      </w:r>
       <w:r>
         <w:rPr>
           <w:rFonts w:hint="eastAsia" w:ascii="宋体" w:hAnsi="宋体" w:eastAsia="宋体" w:cs="宋体"/>
@@ -19370,7 +19442,7 @@
         <w:ind w:left="0" w:right="0" w:firstLine="0"/>
         <w:textAlignment w:val="auto"/>
         <w:rPr>
-          <w:rFonts w:hint="eastAsia" w:ascii="宋体" w:hAnsi="宋体" w:eastAsia="宋体" w:cs="宋体"/>
+          <w:rFonts w:hint="eastAsia" w:cs="宋体"/>
           <w:b/>
           <w:bCs/>
           <w:caps w:val="0"/>
@@ -19378,11 +19450,13 @@
           <w:spacing w:val="0"/>
           <w:sz w:val="24"/>
           <w:szCs w:val="24"/>
+          <w:shd w:val="clear" w:fill="FFFFFF"/>
+          <w:lang w:val="en-US" w:eastAsia="zh-CN"/>
         </w:rPr>
       </w:pPr>
       <w:r>
         <w:rPr>
-          <w:rFonts w:hint="eastAsia" w:ascii="宋体" w:hAnsi="宋体" w:eastAsia="宋体" w:cs="宋体"/>
+          <w:rFonts w:hint="eastAsia" w:cs="宋体"/>
           <w:b/>
           <w:bCs/>
           <w:caps w:val="0"/>
@@ -19391,8 +19465,132 @@
           <w:sz w:val="24"/>
           <w:szCs w:val="24"/>
           <w:shd w:val="clear" w:fill="FFFFFF"/>
-        </w:rPr>
-        <w:t>5.5 模型可解释性——SHAP分析</w:t>
+          <w:lang w:val="en-US" w:eastAsia="zh-CN"/>
+        </w:rPr>
+        <w:t>5.5 模型超参数调优</w:t>
+      </w:r>
+    </w:p>
+    <w:p>
+      <w:pPr>
+        <w:pStyle w:val="5"/>
+        <w:keepNext w:val="0"/>
+        <w:keepLines w:val="0"/>
+        <w:pageBreakBefore w:val="0"/>
+        <w:widowControl/>
+        <w:suppressLineNumbers w:val="0"/>
+        <w:pBdr>
+          <w:top w:val="none" w:color="auto" w:sz="0" w:space="0"/>
+          <w:left w:val="none" w:color="auto" w:sz="0" w:space="0"/>
+          <w:bottom w:val="none" w:color="auto" w:sz="0" w:space="0"/>
+          <w:right w:val="none" w:color="auto" w:sz="0" w:space="0"/>
+        </w:pBdr>
+        <w:kinsoku/>
+        <w:wordWrap w:val="0"/>
+        <w:overflowPunct/>
+        <w:topLinePunct w:val="0"/>
+        <w:autoSpaceDE/>
+        <w:autoSpaceDN/>
+        <w:bidi w:val="0"/>
+        <w:adjustRightInd/>
+        <w:snapToGrid/>
+        <w:spacing w:before="0" w:beforeAutospacing="0" w:after="0" w:afterAutospacing="0" w:line="400" w:lineRule="atLeast"/>
+        <w:ind w:left="0" w:right="0" w:firstLine="0"/>
+        <w:textAlignment w:val="auto"/>
+        <w:rPr>
+          <w:rFonts w:hint="default"/>
+          <w:lang w:val="en-US" w:eastAsia="zh-CN"/>
+        </w:rPr>
+      </w:pPr>
+      <w:r>
+        <w:rPr>
+          <w:rFonts w:hint="default" w:ascii="宋体" w:hAnsi="宋体" w:eastAsia="宋体" w:cs="宋体"/>
+          <w:i w:val="0"/>
+          <w:iCs w:val="0"/>
+          <w:caps w:val="0"/>
+          <w:color w:val="0F1115"/>
+          <w:spacing w:val="0"/>
+          <w:kern w:val="2"/>
+          <w:sz w:val="24"/>
+          <w:szCs w:val="24"/>
+          <w:shd w:val="clear" w:fill="FFFFFF"/>
+          <w:lang w:val="en-US" w:eastAsia="zh-CN" w:bidi="ar-SA"/>
+        </w:rPr>
+        <w:t>为了进一步提升模型性能，本项目采用 GridSearchCV 结合 5 折交叉验证对每个模型进行超参数搜索。以 F1 分数作为优化目标，针对逻辑回归（C）、随机森林（n_estimators, max_depth）、XGBoost（learning_rate, max_depth, n_estimators）、LightGBM（learning_rate, num_leaves, n_estimators）、SVM（C, gamma）分别设置参数网格。通过遍历候选参数组合，选取交叉验证平均 F1 最高的组合作为最终模型参数。</w:t>
+      </w:r>
+    </w:p>
+    <w:p>
+      <w:pPr>
+        <w:pStyle w:val="4"/>
+        <w:keepNext w:val="0"/>
+        <w:keepLines w:val="0"/>
+        <w:pageBreakBefore w:val="0"/>
+        <w:widowControl/>
+        <w:suppressLineNumbers w:val="0"/>
+        <w:shd w:val="clear" w:fill="FFFFFF"/>
+        <w:kinsoku/>
+        <w:overflowPunct/>
+        <w:topLinePunct w:val="0"/>
+        <w:autoSpaceDE/>
+        <w:autoSpaceDN/>
+        <w:bidi w:val="0"/>
+        <w:adjustRightInd/>
+        <w:snapToGrid/>
+        <w:spacing w:before="320" w:beforeAutospacing="0" w:after="160" w:afterAutospacing="0" w:line="400" w:lineRule="atLeast"/>
+        <w:ind w:left="0" w:right="0" w:firstLine="0"/>
+        <w:textAlignment w:val="auto"/>
+        <w:rPr>
+          <w:rFonts w:hint="eastAsia" w:ascii="宋体" w:hAnsi="宋体" w:eastAsia="宋体" w:cs="宋体"/>
+          <w:b/>
+          <w:bCs/>
+          <w:caps w:val="0"/>
+          <w:color w:val="0F1115"/>
+          <w:spacing w:val="0"/>
+          <w:sz w:val="24"/>
+          <w:szCs w:val="24"/>
+        </w:rPr>
+      </w:pPr>
+      <w:r>
+        <w:rPr>
+          <w:rFonts w:hint="eastAsia" w:ascii="宋体" w:hAnsi="宋体" w:eastAsia="宋体" w:cs="宋体"/>
+          <w:b/>
+          <w:bCs/>
+          <w:caps w:val="0"/>
+          <w:color w:val="0F1115"/>
+          <w:spacing w:val="0"/>
+          <w:sz w:val="24"/>
+          <w:szCs w:val="24"/>
+          <w:shd w:val="clear" w:fill="FFFFFF"/>
+        </w:rPr>
+        <w:t>5.</w:t>
+      </w:r>
+      <w:r>
+        <w:rPr>
+          <w:rFonts w:hint="eastAsia" w:cs="宋体"/>
+          <w:b/>
+          <w:bCs/>
+          <w:caps w:val="0"/>
+          <w:color w:val="0F1115"/>
+          <w:spacing w:val="0"/>
+          <w:sz w:val="24"/>
+          <w:szCs w:val="24"/>
+          <w:shd w:val="clear" w:fill="FFFFFF"/>
+          <w:lang w:val="en-US" w:eastAsia="zh-CN"/>
+        </w:rPr>
+        <w:t>6</w:t>
+      </w:r>
+      <w:r>
+        <w:rPr>
+          <w:rFonts w:hint="eastAsia" w:ascii="宋体" w:hAnsi="宋体" w:eastAsia="宋体" w:cs="宋体"/>
+          <w:b/>
+          <w:bCs/>
+          <w:caps w:val="0"/>
+          <w:color w:val="0F1115"/>
+          <w:spacing w:val="0"/>
+          <w:sz w:val="24"/>
+          <w:szCs w:val="24"/>
+          <w:shd w:val="clear" w:fill="FFFFFF"/>
+        </w:rPr>
+        <w:t xml:space="preserve"> 模型可解释性——SHAP分析</w:t>
       </w:r>
     </w:p>
     <w:p>
@@ -20875,24 +21073,7 @@
           <w:shd w:val="clear" w:fill="FFFFFF"/>
           <w:lang w:val="en-US" w:eastAsia="zh-CN"/>
         </w:rPr>
-        <w:t>数据分析显示，数据集中流失客户占比约为26.5%，留存客户占比约为73.5%。这</w:t>
-      </w:r>
-      <w:bookmarkStart w:id="0" w:name="_GoBack"/>
-      <w:bookmarkEnd w:id="0"/>
-      <w:r>
-        <w:rPr>
-          <w:rFonts w:hint="eastAsia" w:ascii="宋体" w:hAnsi="宋体" w:eastAsia="宋体" w:cs="宋体"/>
-          <w:i w:val="0"/>
-          <w:iCs w:val="0"/>
-          <w:caps w:val="0"/>
-          <w:color w:val="0F1115"/>
-          <w:spacing w:val="0"/>
-          <w:sz w:val="24"/>
-          <w:szCs w:val="24"/>
-          <w:shd w:val="clear" w:fill="FFFFFF"/>
-          <w:lang w:val="en-US" w:eastAsia="zh-CN"/>
-        </w:rPr>
-        <w:t>一比例与电信行业普遍面临的客户流失挑战相符——年度流失率通常在30-35%范围内</w:t>
+        <w:t>数据分析显示，数据集中流失客户占比约为26.5%，留存客户占比约为73.5%。这一比例与电信行业普遍面临的客户流失挑战相符——年度流失率通常在30-35%范围内</w:t>
       </w:r>
       <w:r>
         <w:rPr>
@@ -21020,13 +21201,13 @@
           <wp:anchor distT="0" distB="0" distL="114300" distR="114300" simplePos="0" relativeHeight="251659264" behindDoc="0" locked="0" layoutInCell="1" allowOverlap="1">
             <wp:simplePos x="0" y="0"/>
             <wp:positionH relativeFrom="column">
-              <wp:posOffset>654050</wp:posOffset>
+              <wp:posOffset>889000</wp:posOffset>
             </wp:positionH>
             <wp:positionV relativeFrom="paragraph">
-              <wp:posOffset>110490</wp:posOffset>
+              <wp:posOffset>116840</wp:posOffset>
             </wp:positionV>
-            <wp:extent cx="3932555" cy="3644900"/>
-            <wp:effectExtent l="0" t="0" r="0" b="0"/>
+            <wp:extent cx="3030855" cy="2809240"/>
+            <wp:effectExtent l="0" t="0" r="0" b="10160"/>
             <wp:wrapSquare wrapText="bothSides"/>
             <wp:docPr id="3" name="图片 3" descr="churn_rate_pie"/>
             <wp:cNvGraphicFramePr>
@@ -21051,7 +21232,7 @@
                   <pic:spPr>
                     <a:xfrm>
                       <a:off x="0" y="0"/>
-                      <a:ext cx="3932555" cy="3644900"/>
+                      <a:ext cx="3030855" cy="2809240"/>
                     </a:xfrm>
                     <a:prstGeom prst="rect">
                       <a:avLst/>
@@ -21362,90 +21543,17 @@
         <w:adjustRightInd/>
         <w:snapToGrid/>
         <w:spacing w:before="160" w:beforeAutospacing="0" w:after="160" w:afterAutospacing="0" w:line="400" w:lineRule="atLeast"/>
-        <w:ind w:left="0" w:right="0" w:firstLine="0"/>
+        <w:ind w:left="0" w:right="0" w:firstLine="3120" w:firstLineChars="1300"/>
         <w:textAlignment w:val="auto"/>
         <w:rPr>
           <w:rFonts w:hint="eastAsia" w:ascii="宋体" w:hAnsi="宋体" w:eastAsia="宋体" w:cs="宋体"/>
-          <w:b/>
-          <w:bCs/>
-          <w:i w:val="0"/>
-          <w:iCs w:val="0"/>
-          <w:caps w:val="0"/>
-          <w:color w:val="0F1115"/>
-          <w:spacing w:val="0"/>
-          <w:sz w:val="24"/>
-          <w:szCs w:val="24"/>
-          <w:shd w:val="clear" w:fill="FFFFFF"/>
-        </w:rPr>
-      </w:pPr>
-    </w:p>
-    <w:p>
-      <w:pPr>
-        <w:pStyle w:val="6"/>
-        <w:keepNext w:val="0"/>
-        <w:keepLines w:val="0"/>
-        <w:pageBreakBefore w:val="0"/>
-        <w:widowControl/>
-        <w:suppressLineNumbers w:val="0"/>
-        <w:shd w:val="clear" w:fill="FFFFFF"/>
-        <w:kinsoku/>
-        <w:overflowPunct/>
-        <w:topLinePunct w:val="0"/>
-        <w:autoSpaceDE/>
-        <w:autoSpaceDN/>
-        <w:bidi w:val="0"/>
-        <w:adjustRightInd/>
-        <w:snapToGrid/>
-        <w:spacing w:before="160" w:beforeAutospacing="0" w:after="160" w:afterAutospacing="0" w:line="400" w:lineRule="atLeast"/>
-        <w:ind w:left="0" w:right="0" w:firstLine="0"/>
-        <w:textAlignment w:val="auto"/>
-        <w:rPr>
-          <w:rFonts w:hint="eastAsia" w:ascii="宋体" w:hAnsi="宋体" w:eastAsia="宋体" w:cs="宋体"/>
-          <w:b/>
-          <w:bCs/>
-          <w:i w:val="0"/>
-          <w:iCs w:val="0"/>
-          <w:caps w:val="0"/>
-          <w:color w:val="0F1115"/>
-          <w:spacing w:val="0"/>
-          <w:sz w:val="24"/>
-          <w:szCs w:val="24"/>
-          <w:shd w:val="clear" w:fill="FFFFFF"/>
-          <w:lang w:val="en-US" w:eastAsia="zh-CN"/>
-        </w:rPr>
-      </w:pPr>
-    </w:p>
-    <w:p>
-      <w:pPr>
-        <w:pStyle w:val="6"/>
-        <w:keepNext w:val="0"/>
-        <w:keepLines w:val="0"/>
-        <w:pageBreakBefore w:val="0"/>
-        <w:widowControl/>
-        <w:suppressLineNumbers w:val="0"/>
-        <w:shd w:val="clear" w:fill="FFFFFF"/>
-        <w:kinsoku/>
-        <w:overflowPunct/>
-        <w:topLinePunct w:val="0"/>
-        <w:autoSpaceDE/>
-        <w:autoSpaceDN/>
-        <w:bidi w:val="0"/>
-        <w:adjustRightInd/>
-        <w:snapToGrid/>
-        <w:spacing w:before="160" w:beforeAutospacing="0" w:after="160" w:afterAutospacing="0" w:line="400" w:lineRule="atLeast"/>
-        <w:ind w:left="0" w:right="0" w:firstLine="2730" w:firstLineChars="1300"/>
-        <w:textAlignment w:val="auto"/>
-        <w:rPr>
-          <w:rFonts w:hint="eastAsia" w:ascii="宋体" w:hAnsi="宋体" w:eastAsia="宋体" w:cs="宋体"/>
-          <w:b w:val="0"/>
-          <w:bCs w:val="0"/>
-          <w:i w:val="0"/>
-          <w:iCs w:val="0"/>
-          <w:caps w:val="0"/>
-          <w:color w:val="0F1115"/>
-          <w:spacing w:val="0"/>
-          <w:sz w:val="21"/>
-          <w:szCs w:val="21"/>
+          <w:i w:val="0"/>
+          <w:iCs w:val="0"/>
+          <w:caps w:val="0"/>
+          <w:color w:val="0F1115"/>
+          <w:spacing w:val="0"/>
+          <w:sz w:val="24"/>
+          <w:szCs w:val="24"/>
           <w:shd w:val="clear" w:fill="FFFFFF"/>
           <w:lang w:val="en-US" w:eastAsia="zh-CN"/>
         </w:rPr>
@@ -21453,15 +21561,13 @@
       <w:r>
         <w:rPr>
           <w:rFonts w:hint="eastAsia" w:ascii="宋体" w:hAnsi="宋体" w:eastAsia="宋体" w:cs="宋体"/>
-          <w:b w:val="0"/>
-          <w:bCs w:val="0"/>
-          <w:i w:val="0"/>
-          <w:iCs w:val="0"/>
-          <w:caps w:val="0"/>
-          <w:color w:val="0F1115"/>
-          <w:spacing w:val="0"/>
-          <w:sz w:val="21"/>
-          <w:szCs w:val="21"/>
+          <w:i w:val="0"/>
+          <w:iCs w:val="0"/>
+          <w:caps w:val="0"/>
+          <w:color w:val="0F1115"/>
+          <w:spacing w:val="0"/>
+          <w:sz w:val="24"/>
+          <w:szCs w:val="24"/>
           <w:shd w:val="clear" w:fill="FFFFFF"/>
           <w:lang w:val="en-US" w:eastAsia="zh-CN"/>
         </w:rPr>
@@ -21470,15 +21576,13 @@
       <w:r>
         <w:rPr>
           <w:rFonts w:hint="eastAsia" w:ascii="宋体" w:hAnsi="宋体" w:eastAsia="宋体" w:cs="宋体"/>
-          <w:b w:val="0"/>
-          <w:bCs w:val="0"/>
-          <w:i w:val="0"/>
-          <w:iCs w:val="0"/>
-          <w:caps w:val="0"/>
-          <w:color w:val="0F1115"/>
-          <w:spacing w:val="0"/>
-          <w:sz w:val="21"/>
-          <w:szCs w:val="21"/>
+          <w:i w:val="0"/>
+          <w:iCs w:val="0"/>
+          <w:caps w:val="0"/>
+          <w:color w:val="0F1115"/>
+          <w:spacing w:val="0"/>
+          <w:sz w:val="24"/>
+          <w:szCs w:val="24"/>
           <w:shd w:val="clear" w:fill="FFFFFF"/>
         </w:rPr>
         <w:t>流失率饼图</w:t>
@@ -21797,6 +21901,7 @@
           <w:sz w:val="24"/>
           <w:szCs w:val="24"/>
           <w:shd w:val="clear" w:fill="FFFFFF"/>
+          <w:lang w:val="en-US" w:eastAsia="zh-CN"/>
         </w:rPr>
       </w:pPr>
       <w:r>
@@ -21812,99 +21917,6 @@
           <w:shd w:val="clear" w:fill="FFFFFF"/>
         </w:rPr>
         <w:t>·附加服务订阅：未订阅在线安全、技术支持等增值服务的客户流失率更高。</w:t>
-      </w:r>
-    </w:p>
-    <w:p>
-      <w:pPr>
-        <w:pStyle w:val="6"/>
-        <w:keepNext w:val="0"/>
-        <w:keepLines w:val="0"/>
-        <w:pageBreakBefore w:val="0"/>
-        <w:widowControl/>
-        <w:suppressLineNumbers w:val="0"/>
-        <w:shd w:val="clear" w:fill="FFFFFF"/>
-        <w:kinsoku/>
-        <w:overflowPunct/>
-        <w:topLinePunct w:val="0"/>
-        <w:autoSpaceDE/>
-        <w:autoSpaceDN/>
-        <w:bidi w:val="0"/>
-        <w:adjustRightInd/>
-        <w:snapToGrid/>
-        <w:spacing w:before="160" w:beforeAutospacing="0" w:after="160" w:afterAutospacing="0" w:line="400" w:lineRule="atLeast"/>
-        <w:ind w:left="0" w:right="0" w:firstLine="0"/>
-        <w:textAlignment w:val="auto"/>
-        <w:rPr>
-          <w:rFonts w:hint="eastAsia" w:ascii="宋体" w:hAnsi="宋体" w:eastAsia="宋体" w:cs="宋体"/>
-          <w:i w:val="0"/>
-          <w:iCs w:val="0"/>
-          <w:caps w:val="0"/>
-          <w:color w:val="0F1115"/>
-          <w:spacing w:val="0"/>
-          <w:sz w:val="24"/>
-          <w:szCs w:val="24"/>
-          <w:shd w:val="clear" w:fill="FFFFFF"/>
-          <w:lang w:val="en-US" w:eastAsia="zh-CN"/>
-        </w:rPr>
-      </w:pPr>
-      <w:r>
-        <w:rPr>
-          <w:rFonts w:hint="eastAsia" w:ascii="宋体" w:hAnsi="宋体" w:eastAsia="宋体" w:cs="宋体"/>
-          <w:i w:val="0"/>
-          <w:iCs w:val="0"/>
-          <w:caps w:val="0"/>
-          <w:color w:val="0F1115"/>
-          <w:spacing w:val="0"/>
-          <w:sz w:val="24"/>
-          <w:szCs w:val="24"/>
-          <w:shd w:val="clear" w:fill="FFFFFF"/>
-          <w:lang w:eastAsia="zh-CN"/>
-        </w:rPr>
-        <w:drawing>
-          <wp:anchor distT="0" distB="0" distL="114300" distR="114300" simplePos="0" relativeHeight="251661312" behindDoc="0" locked="0" layoutInCell="1" allowOverlap="1">
-            <wp:simplePos x="0" y="0"/>
-            <wp:positionH relativeFrom="column">
-              <wp:posOffset>-1063625</wp:posOffset>
-            </wp:positionH>
-            <wp:positionV relativeFrom="paragraph">
-              <wp:posOffset>113665</wp:posOffset>
-            </wp:positionV>
-            <wp:extent cx="7382510" cy="1929765"/>
-            <wp:effectExtent l="0" t="0" r="8890" b="635"/>
-            <wp:wrapNone/>
-            <wp:docPr id="6" name="图片 6" descr="key_features_churn"/>
-            <wp:cNvGraphicFramePr>
-              <a:graphicFrameLocks xmlns:a="http://schemas.openxmlformats.org/drawingml/2006/main" noChangeAspect="1"/>
-            </wp:cNvGraphicFramePr>
-            <a:graphic xmlns:a="http://schemas.openxmlformats.org/drawingml/2006/main">
-              <a:graphicData uri="http://schemas.openxmlformats.org/drawingml/2006/picture">
-                <pic:pic xmlns:pic="http://schemas.openxmlformats.org/drawingml/2006/picture">
-                  <pic:nvPicPr>
-                    <pic:cNvPr id="6" name="图片 6" descr="key_features_churn"/>
-                    <pic:cNvPicPr>
-                      <a:picLocks noChangeAspect="1"/>
-                    </pic:cNvPicPr>
-                  </pic:nvPicPr>
-                  <pic:blipFill>
-                    <a:blip r:embed="rId5"/>
-                    <a:stretch>
-                      <a:fillRect/>
-                    </a:stretch>
-                  </pic:blipFill>
-                  <pic:spPr>
-                    <a:xfrm>
-                      <a:off x="0" y="0"/>
-                      <a:ext cx="7382510" cy="1929765"/>
-                    </a:xfrm>
-                    <a:prstGeom prst="rect">
-                      <a:avLst/>
-                    </a:prstGeom>
-                  </pic:spPr>
-                </pic:pic>
-              </a:graphicData>
-            </a:graphic>
-          </wp:anchor>
-        </w:drawing>
       </w:r>
       <w:r>
         <w:rPr>
@@ -21951,225 +21963,6 @@
           <w:spacing w:val="0"/>
           <w:sz w:val="24"/>
           <w:szCs w:val="24"/>
-          <w:shd w:val="clear" w:fill="FFFFFF"/>
-          <w:lang w:val="en-US" w:eastAsia="zh-CN"/>
-        </w:rPr>
-      </w:pPr>
-    </w:p>
-    <w:p>
-      <w:pPr>
-        <w:pStyle w:val="6"/>
-        <w:keepNext w:val="0"/>
-        <w:keepLines w:val="0"/>
-        <w:pageBreakBefore w:val="0"/>
-        <w:widowControl/>
-        <w:suppressLineNumbers w:val="0"/>
-        <w:shd w:val="clear" w:fill="FFFFFF"/>
-        <w:kinsoku/>
-        <w:overflowPunct/>
-        <w:topLinePunct w:val="0"/>
-        <w:autoSpaceDE/>
-        <w:autoSpaceDN/>
-        <w:bidi w:val="0"/>
-        <w:adjustRightInd/>
-        <w:snapToGrid/>
-        <w:spacing w:before="160" w:beforeAutospacing="0" w:after="160" w:afterAutospacing="0" w:line="400" w:lineRule="atLeast"/>
-        <w:ind w:left="0" w:right="0" w:firstLine="0"/>
-        <w:textAlignment w:val="auto"/>
-        <w:rPr>
-          <w:rFonts w:hint="eastAsia" w:ascii="宋体" w:hAnsi="宋体" w:eastAsia="宋体" w:cs="宋体"/>
-          <w:i w:val="0"/>
-          <w:iCs w:val="0"/>
-          <w:caps w:val="0"/>
-          <w:color w:val="0F1115"/>
-          <w:spacing w:val="0"/>
-          <w:sz w:val="24"/>
-          <w:szCs w:val="24"/>
-          <w:shd w:val="clear" w:fill="FFFFFF"/>
-          <w:lang w:val="en-US" w:eastAsia="zh-CN"/>
-        </w:rPr>
-      </w:pPr>
-    </w:p>
-    <w:p>
-      <w:pPr>
-        <w:pStyle w:val="6"/>
-        <w:keepNext w:val="0"/>
-        <w:keepLines w:val="0"/>
-        <w:pageBreakBefore w:val="0"/>
-        <w:widowControl/>
-        <w:suppressLineNumbers w:val="0"/>
-        <w:shd w:val="clear" w:fill="FFFFFF"/>
-        <w:kinsoku/>
-        <w:overflowPunct/>
-        <w:topLinePunct w:val="0"/>
-        <w:autoSpaceDE/>
-        <w:autoSpaceDN/>
-        <w:bidi w:val="0"/>
-        <w:adjustRightInd/>
-        <w:snapToGrid/>
-        <w:spacing w:before="160" w:beforeAutospacing="0" w:after="160" w:afterAutospacing="0" w:line="400" w:lineRule="atLeast"/>
-        <w:ind w:left="0" w:right="0" w:firstLine="0"/>
-        <w:textAlignment w:val="auto"/>
-        <w:rPr>
-          <w:rFonts w:hint="eastAsia" w:ascii="宋体" w:hAnsi="宋体" w:eastAsia="宋体" w:cs="宋体"/>
-          <w:i w:val="0"/>
-          <w:iCs w:val="0"/>
-          <w:caps w:val="0"/>
-          <w:color w:val="0F1115"/>
-          <w:spacing w:val="0"/>
-          <w:sz w:val="24"/>
-          <w:szCs w:val="24"/>
-          <w:shd w:val="clear" w:fill="FFFFFF"/>
-          <w:lang w:val="en-US" w:eastAsia="zh-CN"/>
-        </w:rPr>
-      </w:pPr>
-    </w:p>
-    <w:p>
-      <w:pPr>
-        <w:pStyle w:val="6"/>
-        <w:keepNext w:val="0"/>
-        <w:keepLines w:val="0"/>
-        <w:pageBreakBefore w:val="0"/>
-        <w:widowControl/>
-        <w:suppressLineNumbers w:val="0"/>
-        <w:shd w:val="clear" w:fill="FFFFFF"/>
-        <w:kinsoku/>
-        <w:overflowPunct/>
-        <w:topLinePunct w:val="0"/>
-        <w:autoSpaceDE/>
-        <w:autoSpaceDN/>
-        <w:bidi w:val="0"/>
-        <w:adjustRightInd/>
-        <w:snapToGrid/>
-        <w:spacing w:before="160" w:beforeAutospacing="0" w:after="160" w:afterAutospacing="0" w:line="400" w:lineRule="atLeast"/>
-        <w:ind w:left="0" w:right="0" w:firstLine="0"/>
-        <w:textAlignment w:val="auto"/>
-        <w:rPr>
-          <w:rFonts w:hint="eastAsia" w:ascii="宋体" w:hAnsi="宋体" w:eastAsia="宋体" w:cs="宋体"/>
-          <w:i w:val="0"/>
-          <w:iCs w:val="0"/>
-          <w:caps w:val="0"/>
-          <w:color w:val="0F1115"/>
-          <w:spacing w:val="0"/>
-          <w:sz w:val="24"/>
-          <w:szCs w:val="24"/>
-          <w:shd w:val="clear" w:fill="FFFFFF"/>
-          <w:lang w:val="en-US" w:eastAsia="zh-CN"/>
-        </w:rPr>
-      </w:pPr>
-    </w:p>
-    <w:p>
-      <w:pPr>
-        <w:pStyle w:val="6"/>
-        <w:keepNext w:val="0"/>
-        <w:keepLines w:val="0"/>
-        <w:pageBreakBefore w:val="0"/>
-        <w:widowControl/>
-        <w:suppressLineNumbers w:val="0"/>
-        <w:shd w:val="clear" w:fill="FFFFFF"/>
-        <w:kinsoku/>
-        <w:overflowPunct/>
-        <w:topLinePunct w:val="0"/>
-        <w:autoSpaceDE/>
-        <w:autoSpaceDN/>
-        <w:bidi w:val="0"/>
-        <w:adjustRightInd/>
-        <w:snapToGrid/>
-        <w:spacing w:before="160" w:beforeAutospacing="0" w:after="160" w:afterAutospacing="0" w:line="400" w:lineRule="atLeast"/>
-        <w:ind w:right="0" w:firstLine="2880" w:firstLineChars="1200"/>
-        <w:textAlignment w:val="auto"/>
-        <w:rPr>
-          <w:rFonts w:hint="eastAsia" w:ascii="宋体" w:hAnsi="宋体" w:eastAsia="宋体" w:cs="宋体"/>
-          <w:i w:val="0"/>
-          <w:iCs w:val="0"/>
-          <w:caps w:val="0"/>
-          <w:color w:val="0F1115"/>
-          <w:spacing w:val="0"/>
-          <w:sz w:val="24"/>
-          <w:szCs w:val="24"/>
-          <w:shd w:val="clear" w:fill="FFFFFF"/>
-          <w:lang w:val="en-US" w:eastAsia="zh-CN"/>
-        </w:rPr>
-      </w:pPr>
-    </w:p>
-    <w:p>
-      <w:pPr>
-        <w:pStyle w:val="6"/>
-        <w:keepNext w:val="0"/>
-        <w:keepLines w:val="0"/>
-        <w:pageBreakBefore w:val="0"/>
-        <w:widowControl/>
-        <w:suppressLineNumbers w:val="0"/>
-        <w:shd w:val="clear" w:fill="FFFFFF"/>
-        <w:kinsoku/>
-        <w:overflowPunct/>
-        <w:topLinePunct w:val="0"/>
-        <w:autoSpaceDE/>
-        <w:autoSpaceDN/>
-        <w:bidi w:val="0"/>
-        <w:adjustRightInd/>
-        <w:snapToGrid/>
-        <w:spacing w:before="160" w:beforeAutospacing="0" w:after="160" w:afterAutospacing="0" w:line="400" w:lineRule="atLeast"/>
-        <w:ind w:right="0" w:firstLine="2880" w:firstLineChars="1200"/>
-        <w:textAlignment w:val="auto"/>
-        <w:rPr>
-          <w:rFonts w:hint="default" w:ascii="宋体" w:hAnsi="宋体" w:eastAsia="宋体" w:cs="宋体"/>
-          <w:i w:val="0"/>
-          <w:iCs w:val="0"/>
-          <w:caps w:val="0"/>
-          <w:color w:val="0F1115"/>
-          <w:spacing w:val="0"/>
-          <w:sz w:val="24"/>
-          <w:szCs w:val="24"/>
-          <w:shd w:val="clear" w:fill="FFFFFF"/>
-          <w:lang w:val="en-US" w:eastAsia="zh-CN"/>
-        </w:rPr>
-      </w:pPr>
-      <w:r>
-        <w:rPr>
-          <w:rFonts w:hint="eastAsia" w:ascii="宋体" w:hAnsi="宋体" w:eastAsia="宋体" w:cs="宋体"/>
-          <w:i w:val="0"/>
-          <w:iCs w:val="0"/>
-          <w:caps w:val="0"/>
-          <w:color w:val="0F1115"/>
-          <w:spacing w:val="0"/>
-          <w:sz w:val="24"/>
-          <w:szCs w:val="24"/>
-          <w:shd w:val="clear" w:fill="FFFFFF"/>
-          <w:lang w:val="en-US" w:eastAsia="zh-CN"/>
-        </w:rPr>
-        <w:t>图2：关键特征与流失关系图</w:t>
-      </w:r>
-    </w:p>
-    <w:p>
-      <w:pPr>
-        <w:pStyle w:val="6"/>
-        <w:keepNext w:val="0"/>
-        <w:keepLines w:val="0"/>
-        <w:pageBreakBefore w:val="0"/>
-        <w:widowControl/>
-        <w:suppressLineNumbers w:val="0"/>
-        <w:shd w:val="clear" w:fill="FFFFFF"/>
-        <w:kinsoku/>
-        <w:overflowPunct/>
-        <w:topLinePunct w:val="0"/>
-        <w:autoSpaceDE/>
-        <w:autoSpaceDN/>
-        <w:bidi w:val="0"/>
-        <w:adjustRightInd/>
-        <w:snapToGrid/>
-        <w:spacing w:before="160" w:beforeAutospacing="0" w:after="160" w:afterAutospacing="0" w:line="400" w:lineRule="atLeast"/>
-        <w:ind w:left="0" w:right="0" w:firstLine="0"/>
-        <w:textAlignment w:val="auto"/>
-        <w:rPr>
-          <w:rFonts w:hint="eastAsia" w:ascii="宋体" w:hAnsi="宋体" w:eastAsia="宋体" w:cs="宋体"/>
-          <w:i w:val="0"/>
-          <w:iCs w:val="0"/>
-          <w:caps w:val="0"/>
-          <w:color w:val="0F1115"/>
-          <w:spacing w:val="0"/>
-          <w:sz w:val="24"/>
-          <w:szCs w:val="24"/>
         </w:rPr>
       </w:pPr>
       <w:r>
@@ -22259,7 +22052,7 @@
         <w:ind w:left="0" w:right="0" w:firstLine="0"/>
         <w:textAlignment w:val="auto"/>
         <w:rPr>
-          <w:rFonts w:hint="default" w:ascii="宋体" w:hAnsi="宋体" w:eastAsia="宋体" w:cs="宋体"/>
+          <w:rFonts w:hint="eastAsia" w:ascii="宋体" w:hAnsi="宋体" w:eastAsia="宋体" w:cs="宋体"/>
           <w:i w:val="0"/>
           <w:iCs w:val="0"/>
           <w:caps w:val="0"/>
@@ -22285,26 +22078,10 @@
           <w:lang w:val="en-US" w:eastAsia="zh-CN"/>
         </w:rPr>
         <w:drawing>
-          <wp:anchor distT="0" distB="0" distL="114300" distR="114300" simplePos="0" relativeHeight="251660288" behindDoc="1" locked="0" layoutInCell="1" allowOverlap="1">
-            <wp:simplePos x="0" y="0"/>
-            <wp:positionH relativeFrom="column">
-              <wp:posOffset>0</wp:posOffset>
-            </wp:positionH>
-            <wp:positionV relativeFrom="paragraph">
-              <wp:posOffset>74930</wp:posOffset>
-            </wp:positionV>
-            <wp:extent cx="5271135" cy="4400550"/>
-            <wp:effectExtent l="0" t="0" r="12065" b="6350"/>
-            <wp:wrapTight wrapText="bothSides">
-              <wp:wrapPolygon>
-                <wp:start x="0" y="0"/>
-                <wp:lineTo x="0" y="21569"/>
-                <wp:lineTo x="21545" y="21569"/>
-                <wp:lineTo x="21545" y="0"/>
-                <wp:lineTo x="0" y="0"/>
-              </wp:wrapPolygon>
-            </wp:wrapTight>
-            <wp:docPr id="7" name="图片 7" descr="correlation_heatmap"/>
+          <wp:inline distT="0" distB="0" distL="114300" distR="114300">
+            <wp:extent cx="5285105" cy="4478655"/>
+            <wp:effectExtent l="0" t="0" r="0" b="0"/>
+            <wp:docPr id="4" name="图片 4" descr="correlation_heatmap"/>
             <wp:cNvGraphicFramePr>
               <a:graphicFrameLocks xmlns:a="http://schemas.openxmlformats.org/drawingml/2006/main" noChangeAspect="1"/>
             </wp:cNvGraphicFramePr>
@@ -22312,13 +22089,14 @@
               <a:graphicData uri="http://schemas.openxmlformats.org/drawingml/2006/picture">
                 <pic:pic xmlns:pic="http://schemas.openxmlformats.org/drawingml/2006/picture">
                   <pic:nvPicPr>
-                    <pic:cNvPr id="7" name="图片 7" descr="correlation_heatmap"/>
+                    <pic:cNvPr id="4" name="图片 4" descr="correlation_heatmap"/>
                     <pic:cNvPicPr>
                       <a:picLocks noChangeAspect="1"/>
                     </pic:cNvPicPr>
                   </pic:nvPicPr>
                   <pic:blipFill>
-                    <a:blip r:embed="rId6"/>
+                    <a:blip r:embed="rId5"/>
+                    <a:srcRect t="3871" r="-253"/>
                     <a:stretch>
                       <a:fillRect/>
                     </a:stretch>
@@ -22326,3247 +22104,7 @@
                   <pic:spPr>
                     <a:xfrm>
                       <a:off x="0" y="0"/>
-                      <a:ext cx="5271135" cy="4400550"/>
-                    </a:xfrm>
-                    <a:prstGeom prst="rect">
-                      <a:avLst/>
-                    </a:prstGeom>
-                  </pic:spPr>
-                </pic:pic>
-              </a:graphicData>
-            </a:graphic>
-          </wp:anchor>
-        </w:drawing>
-      </w:r>
-      <w:r>
-        <w:rPr>
-          <w:rFonts w:hint="eastAsia" w:ascii="宋体" w:hAnsi="宋体" w:eastAsia="宋体" w:cs="宋体"/>
-          <w:i w:val="0"/>
-          <w:iCs w:val="0"/>
-          <w:caps w:val="0"/>
-          <w:color w:val="0F1115"/>
-          <w:spacing w:val="0"/>
-          <w:sz w:val="24"/>
-          <w:szCs w:val="24"/>
-          <w:shd w:val="clear" w:fill="FFFFFF"/>
-          <w:lang w:val="en-US" w:eastAsia="zh-CN"/>
-        </w:rPr>
-        <w:t xml:space="preserve">                      图3：相关性热力图</w:t>
-      </w:r>
-    </w:p>
-    <w:p>
-      <w:pPr>
-        <w:pStyle w:val="4"/>
-        <w:keepNext w:val="0"/>
-        <w:keepLines w:val="0"/>
-        <w:pageBreakBefore w:val="0"/>
-        <w:widowControl/>
-        <w:suppressLineNumbers w:val="0"/>
-        <w:shd w:val="clear" w:fill="FFFFFF"/>
-        <w:kinsoku/>
-        <w:overflowPunct/>
-        <w:topLinePunct w:val="0"/>
-        <w:autoSpaceDE/>
-        <w:autoSpaceDN/>
-        <w:bidi w:val="0"/>
-        <w:adjustRightInd/>
-        <w:snapToGrid/>
-        <w:spacing w:before="320" w:beforeAutospacing="0" w:after="160" w:afterAutospacing="0" w:line="400" w:lineRule="atLeast"/>
-        <w:ind w:left="0" w:right="0" w:firstLine="0"/>
-        <w:textAlignment w:val="auto"/>
-        <w:rPr>
-          <w:rFonts w:hint="default" w:ascii="宋体" w:hAnsi="宋体" w:eastAsia="宋体" w:cs="宋体"/>
-          <w:b w:val="0"/>
-          <w:bCs w:val="0"/>
-          <w:i w:val="0"/>
-          <w:iCs w:val="0"/>
-          <w:caps w:val="0"/>
-          <w:color w:val="0F1115"/>
-          <w:spacing w:val="0"/>
-          <w:kern w:val="2"/>
-          <w:sz w:val="24"/>
-          <w:szCs w:val="24"/>
-          <w:shd w:val="clear" w:fill="FFFFFF"/>
-          <w:lang w:val="en-US" w:eastAsia="zh-CN" w:bidi="ar-SA"/>
-        </w:rPr>
-      </w:pPr>
-      <w:r>
-        <w:rPr>
-          <w:rFonts w:hint="eastAsia" w:ascii="宋体" w:hAnsi="宋体" w:eastAsia="宋体" w:cs="宋体"/>
-          <w:b/>
-          <w:bCs/>
-          <w:caps w:val="0"/>
-          <w:color w:val="0F1115"/>
-          <w:spacing w:val="0"/>
-          <w:sz w:val="24"/>
-          <w:szCs w:val="24"/>
-          <w:shd w:val="clear" w:fill="FFFFFF"/>
-          <w:lang w:eastAsia="zh-CN"/>
-        </w:rPr>
-        <w:drawing>
-          <wp:anchor distT="0" distB="0" distL="114300" distR="114300" simplePos="0" relativeHeight="251662336" behindDoc="1" locked="0" layoutInCell="1" allowOverlap="1">
-            <wp:simplePos x="0" y="0"/>
-            <wp:positionH relativeFrom="column">
-              <wp:posOffset>0</wp:posOffset>
-            </wp:positionH>
-            <wp:positionV relativeFrom="paragraph">
-              <wp:posOffset>234950</wp:posOffset>
-            </wp:positionV>
-            <wp:extent cx="5342255" cy="4083685"/>
-            <wp:effectExtent l="0" t="0" r="0" b="0"/>
-            <wp:wrapTight wrapText="bothSides">
-              <wp:wrapPolygon>
-                <wp:start x="0" y="0"/>
-                <wp:lineTo x="0" y="21600"/>
-                <wp:lineTo x="21600" y="21600"/>
-                <wp:lineTo x="21600" y="0"/>
-                <wp:lineTo x="0" y="0"/>
-              </wp:wrapPolygon>
-            </wp:wrapTight>
-            <wp:docPr id="10" name="图片 10" descr="customer_clusters"/>
-            <wp:cNvGraphicFramePr>
-              <a:graphicFrameLocks xmlns:a="http://schemas.openxmlformats.org/drawingml/2006/main" noChangeAspect="1"/>
-            </wp:cNvGraphicFramePr>
-            <a:graphic xmlns:a="http://schemas.openxmlformats.org/drawingml/2006/main">
-              <a:graphicData uri="http://schemas.openxmlformats.org/drawingml/2006/picture">
-                <pic:pic xmlns:pic="http://schemas.openxmlformats.org/drawingml/2006/picture">
-                  <pic:nvPicPr>
-                    <pic:cNvPr id="10" name="图片 10" descr="customer_clusters"/>
-                    <pic:cNvPicPr>
-                      <a:picLocks noChangeAspect="1"/>
-                    </pic:cNvPicPr>
-                  </pic:nvPicPr>
-                  <pic:blipFill>
-                    <a:blip r:embed="rId7"/>
-                    <a:srcRect t="4712" r="-1361"/>
-                    <a:stretch>
-                      <a:fillRect/>
-                    </a:stretch>
-                  </pic:blipFill>
-                  <pic:spPr>
-                    <a:xfrm>
-                      <a:off x="0" y="0"/>
-                      <a:ext cx="5342255" cy="4083685"/>
-                    </a:xfrm>
-                    <a:prstGeom prst="rect">
-                      <a:avLst/>
-                    </a:prstGeom>
-                  </pic:spPr>
-                </pic:pic>
-              </a:graphicData>
-            </a:graphic>
-          </wp:anchor>
-        </w:drawing>
-      </w:r>
-      <w:r>
-        <w:rPr>
-          <w:rFonts w:hint="eastAsia" w:cs="宋体"/>
-          <w:b/>
-          <w:bCs/>
-          <w:caps w:val="0"/>
-          <w:color w:val="0F1115"/>
-          <w:spacing w:val="0"/>
-          <w:sz w:val="24"/>
-          <w:szCs w:val="24"/>
-          <w:shd w:val="clear" w:fill="FFFFFF"/>
-          <w:lang w:val="en-US" w:eastAsia="zh-CN"/>
-        </w:rPr>
-        <w:t xml:space="preserve">              </w:t>
-      </w:r>
-      <w:r>
-        <w:rPr>
-          <w:rFonts w:hint="eastAsia" w:ascii="宋体" w:hAnsi="宋体" w:eastAsia="宋体" w:cs="宋体"/>
-          <w:b w:val="0"/>
-          <w:bCs w:val="0"/>
-          <w:i w:val="0"/>
-          <w:iCs w:val="0"/>
-          <w:caps w:val="0"/>
-          <w:color w:val="0F1115"/>
-          <w:spacing w:val="0"/>
-          <w:kern w:val="2"/>
-          <w:sz w:val="24"/>
-          <w:szCs w:val="24"/>
-          <w:shd w:val="clear" w:fill="FFFFFF"/>
-          <w:lang w:val="en-US" w:eastAsia="zh-CN" w:bidi="ar-SA"/>
-        </w:rPr>
-        <w:t>图4：KMeans客户分群可视化（PCA降维）</w:t>
-      </w:r>
-    </w:p>
-    <w:p>
-      <w:pPr>
-        <w:pStyle w:val="4"/>
-        <w:keepNext w:val="0"/>
-        <w:keepLines w:val="0"/>
-        <w:pageBreakBefore w:val="0"/>
-        <w:widowControl/>
-        <w:suppressLineNumbers w:val="0"/>
-        <w:shd w:val="clear" w:fill="FFFFFF"/>
-        <w:kinsoku/>
-        <w:overflowPunct/>
-        <w:topLinePunct w:val="0"/>
-        <w:autoSpaceDE/>
-        <w:autoSpaceDN/>
-        <w:bidi w:val="0"/>
-        <w:adjustRightInd/>
-        <w:snapToGrid/>
-        <w:spacing w:before="320" w:beforeAutospacing="0" w:after="160" w:afterAutospacing="0" w:line="400" w:lineRule="atLeast"/>
-        <w:ind w:left="0" w:right="0" w:firstLine="0"/>
-        <w:textAlignment w:val="auto"/>
-        <w:rPr>
-          <w:rFonts w:hint="eastAsia" w:ascii="宋体" w:hAnsi="宋体" w:eastAsia="宋体" w:cs="宋体"/>
-          <w:b/>
-          <w:bCs/>
-          <w:caps w:val="0"/>
-          <w:color w:val="0F1115"/>
-          <w:spacing w:val="0"/>
-          <w:sz w:val="24"/>
-          <w:szCs w:val="24"/>
-          <w:shd w:val="clear" w:fill="FFFFFF"/>
-        </w:rPr>
-      </w:pPr>
-      <w:r>
-        <w:rPr>
-          <w:rFonts w:hint="eastAsia" w:eastAsia="宋体"/>
-          <w:lang w:eastAsia="zh-CN"/>
-        </w:rPr>
-        <w:drawing>
-          <wp:anchor distT="0" distB="0" distL="114300" distR="114300" simplePos="0" relativeHeight="251663360" behindDoc="1" locked="0" layoutInCell="1" allowOverlap="1">
-            <wp:simplePos x="0" y="0"/>
-            <wp:positionH relativeFrom="column">
-              <wp:posOffset>-177800</wp:posOffset>
-            </wp:positionH>
-            <wp:positionV relativeFrom="paragraph">
-              <wp:posOffset>561340</wp:posOffset>
-            </wp:positionV>
-            <wp:extent cx="5774055" cy="2693035"/>
-            <wp:effectExtent l="0" t="0" r="0" b="0"/>
-            <wp:wrapTight wrapText="bothSides">
-              <wp:wrapPolygon>
-                <wp:start x="0" y="0"/>
-                <wp:lineTo x="0" y="21493"/>
-                <wp:lineTo x="21427" y="21493"/>
-                <wp:lineTo x="21427" y="0"/>
-                <wp:lineTo x="0" y="0"/>
-              </wp:wrapPolygon>
-            </wp:wrapTight>
-            <wp:docPr id="11" name="图片 11" descr="model_comparison"/>
-            <wp:cNvGraphicFramePr>
-              <a:graphicFrameLocks xmlns:a="http://schemas.openxmlformats.org/drawingml/2006/main" noChangeAspect="1"/>
-            </wp:cNvGraphicFramePr>
-            <a:graphic xmlns:a="http://schemas.openxmlformats.org/drawingml/2006/main">
-              <a:graphicData uri="http://schemas.openxmlformats.org/drawingml/2006/picture">
-                <pic:pic xmlns:pic="http://schemas.openxmlformats.org/drawingml/2006/picture">
-                  <pic:nvPicPr>
-                    <pic:cNvPr id="11" name="图片 11" descr="model_comparison"/>
-                    <pic:cNvPicPr>
-                      <a:picLocks noChangeAspect="1"/>
-                    </pic:cNvPicPr>
-                  </pic:nvPicPr>
-                  <pic:blipFill>
-                    <a:blip r:embed="rId8"/>
-                    <a:srcRect t="4718" r="-1225"/>
-                    <a:stretch>
-                      <a:fillRect/>
-                    </a:stretch>
-                  </pic:blipFill>
-                  <pic:spPr>
-                    <a:xfrm>
-                      <a:off x="0" y="0"/>
-                      <a:ext cx="5774055" cy="2693035"/>
-                    </a:xfrm>
-                    <a:prstGeom prst="rect">
-                      <a:avLst/>
-                    </a:prstGeom>
-                  </pic:spPr>
-                </pic:pic>
-              </a:graphicData>
-            </a:graphic>
-          </wp:anchor>
-        </w:drawing>
-      </w:r>
-      <w:r>
-        <w:rPr>
-          <w:rFonts w:hint="eastAsia" w:ascii="宋体" w:hAnsi="宋体" w:eastAsia="宋体" w:cs="宋体"/>
-          <w:b/>
-          <w:bCs/>
-          <w:caps w:val="0"/>
-          <w:color w:val="0F1115"/>
-          <w:spacing w:val="0"/>
-          <w:sz w:val="24"/>
-          <w:szCs w:val="24"/>
-          <w:shd w:val="clear" w:fill="FFFFFF"/>
-        </w:rPr>
-        <w:t>6.2 模型评估结果</w:t>
-      </w:r>
-    </w:p>
-    <w:p>
-      <w:pPr>
-        <w:rPr>
-          <w:rFonts w:hint="default" w:eastAsia="宋体"/>
-          <w:lang w:val="en-US" w:eastAsia="zh-CN"/>
-        </w:rPr>
-      </w:pPr>
-      <w:r>
-        <w:rPr>
-          <w:rFonts w:hint="eastAsia" w:eastAsia="宋体"/>
-          <w:lang w:val="en-US" w:eastAsia="zh-CN"/>
-        </w:rPr>
-        <w:t xml:space="preserve">                             </w:t>
-      </w:r>
-      <w:r>
-        <w:rPr>
-          <w:rFonts w:hint="eastAsia" w:ascii="宋体" w:hAnsi="宋体" w:eastAsia="宋体" w:cs="宋体"/>
-          <w:b w:val="0"/>
-          <w:bCs w:val="0"/>
-          <w:i w:val="0"/>
-          <w:iCs w:val="0"/>
-          <w:caps w:val="0"/>
-          <w:color w:val="0F1115"/>
-          <w:spacing w:val="0"/>
-          <w:kern w:val="2"/>
-          <w:sz w:val="24"/>
-          <w:szCs w:val="24"/>
-          <w:shd w:val="clear" w:fill="FFFFFF"/>
-          <w:lang w:val="en-US" w:eastAsia="zh-CN" w:bidi="ar-SA"/>
-        </w:rPr>
-        <w:t>图5：各模型性能对比</w:t>
-      </w:r>
-    </w:p>
-    <w:p>
-      <w:pPr>
-        <w:pStyle w:val="6"/>
-        <w:keepNext w:val="0"/>
-        <w:keepLines w:val="0"/>
-        <w:pageBreakBefore w:val="0"/>
-        <w:widowControl/>
-        <w:suppressLineNumbers w:val="0"/>
-        <w:shd w:val="clear" w:fill="FFFFFF"/>
-        <w:kinsoku/>
-        <w:overflowPunct/>
-        <w:topLinePunct w:val="0"/>
-        <w:autoSpaceDE/>
-        <w:autoSpaceDN/>
-        <w:bidi w:val="0"/>
-        <w:adjustRightInd/>
-        <w:snapToGrid/>
-        <w:spacing w:before="160" w:beforeAutospacing="0" w:after="160" w:afterAutospacing="0" w:line="400" w:lineRule="atLeast"/>
-        <w:ind w:left="0" w:right="0" w:firstLine="0"/>
-        <w:textAlignment w:val="auto"/>
-        <w:rPr>
-          <w:rFonts w:hint="eastAsia" w:ascii="宋体" w:hAnsi="宋体" w:eastAsia="宋体" w:cs="宋体"/>
-          <w:i w:val="0"/>
-          <w:iCs w:val="0"/>
-          <w:caps w:val="0"/>
-          <w:color w:val="0F1115"/>
-          <w:spacing w:val="0"/>
-          <w:sz w:val="24"/>
-          <w:szCs w:val="24"/>
-          <w:shd w:val="clear" w:fill="FFFFFF"/>
-          <w:lang w:val="en-US" w:eastAsia="zh-CN"/>
-        </w:rPr>
-      </w:pPr>
-      <w:r>
-        <w:rPr>
-          <w:rFonts w:hint="eastAsia" w:ascii="宋体" w:hAnsi="宋体" w:eastAsia="宋体" w:cs="宋体"/>
-          <w:i w:val="0"/>
-          <w:iCs w:val="0"/>
-          <w:caps w:val="0"/>
-          <w:color w:val="0F1115"/>
-          <w:spacing w:val="0"/>
-          <w:sz w:val="24"/>
-          <w:szCs w:val="24"/>
-          <w:shd w:val="clear" w:fill="FFFFFF"/>
-          <w:lang w:val="en-US" w:eastAsia="zh-CN"/>
-        </w:rPr>
-        <w:t>采用准确率（Accuracy）、精确率（Precision）、召回率（Recall）、F1分数和ROC-AUC等指标对模型进行评估</w:t>
-      </w:r>
-      <w:r>
-        <w:rPr>
-          <w:rFonts w:hint="eastAsia" w:ascii="宋体" w:hAnsi="宋体" w:eastAsia="宋体" w:cs="宋体"/>
-          <w:i w:val="0"/>
-          <w:iCs w:val="0"/>
-          <w:caps w:val="0"/>
-          <w:color w:val="0F1115"/>
-          <w:spacing w:val="0"/>
-          <w:sz w:val="24"/>
-          <w:szCs w:val="24"/>
-          <w:shd w:val="clear" w:fill="FFFFFF"/>
-          <w:lang w:val="en-US" w:eastAsia="zh-CN"/>
-        </w:rPr>
-        <w:fldChar w:fldCharType="begin"/>
-      </w:r>
-      <w:r>
-        <w:rPr>
-          <w:rFonts w:hint="eastAsia" w:ascii="宋体" w:hAnsi="宋体" w:eastAsia="宋体" w:cs="宋体"/>
-          <w:i w:val="0"/>
-          <w:iCs w:val="0"/>
-          <w:caps w:val="0"/>
-          <w:color w:val="0F1115"/>
-          <w:spacing w:val="0"/>
-          <w:sz w:val="24"/>
-          <w:szCs w:val="24"/>
-          <w:shd w:val="clear" w:fill="FFFFFF"/>
-          <w:lang w:val="en-US" w:eastAsia="zh-CN"/>
-        </w:rPr>
-        <w:instrText xml:space="preserve"> HYPERLINK "https://onlinelibrary.wiley.com/doi/10.1155/acis/8496186?ContribAuthorRaw=Ayerko,+Emmanuel+Herson&amp;af=R&amp;content=articlesChapters&amp;mi=6e4y8xs&amp;target=default" \l "1" \t "https://chat.deepseek.com/a/chat/s/_blank" </w:instrText>
-      </w:r>
-      <w:r>
-        <w:rPr>
-          <w:rFonts w:hint="eastAsia" w:ascii="宋体" w:hAnsi="宋体" w:eastAsia="宋体" w:cs="宋体"/>
-          <w:i w:val="0"/>
-          <w:iCs w:val="0"/>
-          <w:caps w:val="0"/>
-          <w:color w:val="0F1115"/>
-          <w:spacing w:val="0"/>
-          <w:sz w:val="24"/>
-          <w:szCs w:val="24"/>
-          <w:shd w:val="clear" w:fill="FFFFFF"/>
-          <w:lang w:val="en-US" w:eastAsia="zh-CN"/>
-        </w:rPr>
-        <w:fldChar w:fldCharType="separate"/>
-      </w:r>
-      <w:r>
-        <w:rPr>
-          <w:rFonts w:hint="eastAsia" w:ascii="宋体" w:hAnsi="宋体" w:eastAsia="宋体" w:cs="宋体"/>
-          <w:i w:val="0"/>
-          <w:iCs w:val="0"/>
-          <w:caps w:val="0"/>
-          <w:color w:val="0F1115"/>
-          <w:spacing w:val="0"/>
-          <w:sz w:val="24"/>
-          <w:szCs w:val="24"/>
-          <w:shd w:val="clear" w:fill="FFFFFF"/>
-          <w:lang w:val="en-US" w:eastAsia="zh-CN"/>
-        </w:rPr>
-        <w:fldChar w:fldCharType="end"/>
-      </w:r>
-      <w:r>
-        <w:rPr>
-          <w:rFonts w:hint="eastAsia" w:ascii="宋体" w:hAnsi="宋体" w:eastAsia="宋体" w:cs="宋体"/>
-          <w:i w:val="0"/>
-          <w:iCs w:val="0"/>
-          <w:caps w:val="0"/>
-          <w:color w:val="0F1115"/>
-          <w:spacing w:val="0"/>
-          <w:sz w:val="24"/>
-          <w:szCs w:val="24"/>
-          <w:shd w:val="clear" w:fill="FFFFFF"/>
-          <w:lang w:val="en-US" w:eastAsia="zh-CN"/>
-        </w:rPr>
-        <w:t>：</w:t>
-      </w:r>
-    </w:p>
-    <w:p>
-      <w:pPr>
-        <w:pStyle w:val="6"/>
-        <w:keepNext w:val="0"/>
-        <w:keepLines w:val="0"/>
-        <w:pageBreakBefore w:val="0"/>
-        <w:widowControl/>
-        <w:suppressLineNumbers w:val="0"/>
-        <w:shd w:val="clear" w:fill="FFFFFF"/>
-        <w:kinsoku/>
-        <w:overflowPunct/>
-        <w:topLinePunct w:val="0"/>
-        <w:autoSpaceDE/>
-        <w:autoSpaceDN/>
-        <w:bidi w:val="0"/>
-        <w:adjustRightInd/>
-        <w:snapToGrid/>
-        <w:spacing w:before="160" w:beforeAutospacing="0" w:after="160" w:afterAutospacing="0" w:line="400" w:lineRule="atLeast"/>
-        <w:ind w:left="0" w:right="0" w:firstLine="0"/>
-        <w:textAlignment w:val="auto"/>
-        <w:rPr>
-          <w:rFonts w:hint="default" w:ascii="宋体" w:hAnsi="宋体" w:eastAsia="宋体" w:cs="宋体"/>
-          <w:i w:val="0"/>
-          <w:iCs w:val="0"/>
-          <w:caps w:val="0"/>
-          <w:color w:val="0F1115"/>
-          <w:spacing w:val="0"/>
-          <w:sz w:val="24"/>
-          <w:szCs w:val="24"/>
-          <w:shd w:val="clear" w:fill="FFFFFF"/>
-          <w:lang w:val="en-US" w:eastAsia="zh-CN"/>
-        </w:rPr>
-      </w:pPr>
-      <w:r>
-        <w:rPr>
-          <w:rFonts w:hint="eastAsia" w:ascii="宋体" w:hAnsi="宋体" w:eastAsia="宋体" w:cs="宋体"/>
-          <w:i w:val="0"/>
-          <w:iCs w:val="0"/>
-          <w:caps w:val="0"/>
-          <w:color w:val="0F1115"/>
-          <w:spacing w:val="0"/>
-          <w:sz w:val="24"/>
-          <w:szCs w:val="24"/>
-          <w:shd w:val="clear" w:fill="FFFFFF"/>
-          <w:lang w:val="en-US" w:eastAsia="zh-CN"/>
-        </w:rPr>
-        <w:t>表2</w:t>
-      </w:r>
-    </w:p>
-    <w:tbl>
-      <w:tblPr>
-        <w:tblStyle w:val="7"/>
-        <w:tblW w:w="0" w:type="auto"/>
-        <w:tblInd w:w="0" w:type="dxa"/>
-        <w:tblBorders>
-          <w:top w:val="none" w:color="auto" w:sz="0" w:space="0"/>
-          <w:left w:val="none" w:color="auto" w:sz="0" w:space="0"/>
-          <w:bottom w:val="none" w:color="auto" w:sz="0" w:space="0"/>
-          <w:right w:val="none" w:color="auto" w:sz="0" w:space="0"/>
-          <w:insideH w:val="none" w:color="auto" w:sz="0" w:space="0"/>
-          <w:insideV w:val="none" w:color="auto" w:sz="0" w:space="0"/>
-        </w:tblBorders>
-        <w:shd w:val="clear" w:color="auto" w:fill="auto"/>
-        <w:tblLayout w:type="fixed"/>
-        <w:tblCellMar>
-          <w:top w:w="15" w:type="dxa"/>
-          <w:left w:w="15" w:type="dxa"/>
-          <w:bottom w:w="15" w:type="dxa"/>
-          <w:right w:w="15" w:type="dxa"/>
-        </w:tblCellMar>
-      </w:tblPr>
-      <w:tblGrid>
-        <w:gridCol w:w="1274"/>
-        <w:gridCol w:w="1320"/>
-        <w:gridCol w:w="1474"/>
-        <w:gridCol w:w="1718"/>
-        <w:gridCol w:w="1167"/>
-        <w:gridCol w:w="1320"/>
-      </w:tblGrid>
-      <w:tr>
-        <w:tblPrEx>
-          <w:tblBorders>
-            <w:top w:val="none" w:color="auto" w:sz="0" w:space="0"/>
-            <w:left w:val="none" w:color="auto" w:sz="0" w:space="0"/>
-            <w:bottom w:val="none" w:color="auto" w:sz="0" w:space="0"/>
-            <w:right w:val="none" w:color="auto" w:sz="0" w:space="0"/>
-            <w:insideH w:val="none" w:color="auto" w:sz="0" w:space="0"/>
-            <w:insideV w:val="none" w:color="auto" w:sz="0" w:space="0"/>
-          </w:tblBorders>
-          <w:shd w:val="clear" w:color="auto" w:fill="auto"/>
-          <w:tblCellMar>
-            <w:top w:w="15" w:type="dxa"/>
-            <w:left w:w="15" w:type="dxa"/>
-            <w:bottom w:w="15" w:type="dxa"/>
-            <w:right w:w="15" w:type="dxa"/>
-          </w:tblCellMar>
-        </w:tblPrEx>
-        <w:trPr>
-          <w:tblHeader/>
-        </w:trPr>
-        <w:tc>
-          <w:tcPr>
-            <w:tcW w:w="1274" w:type="dxa"/>
-            <w:tcBorders>
-              <w:top w:val="nil"/>
-            </w:tcBorders>
-            <w:shd w:val="clear" w:color="auto" w:fill="auto"/>
-            <w:tcMar>
-              <w:top w:w="150" w:type="dxa"/>
-              <w:left w:w="0" w:type="dxa"/>
-              <w:bottom w:w="150" w:type="dxa"/>
-              <w:right w:w="240" w:type="dxa"/>
-            </w:tcMar>
-            <w:vAlign w:val="center"/>
-          </w:tcPr>
-          <w:p>
-            <w:pPr>
-              <w:keepNext w:val="0"/>
-              <w:keepLines w:val="0"/>
-              <w:pageBreakBefore w:val="0"/>
-              <w:widowControl/>
-              <w:suppressLineNumbers w:val="0"/>
-              <w:kinsoku/>
-              <w:overflowPunct/>
-              <w:topLinePunct w:val="0"/>
-              <w:autoSpaceDE/>
-              <w:autoSpaceDN/>
-              <w:bidi w:val="0"/>
-              <w:adjustRightInd/>
-              <w:snapToGrid/>
-              <w:spacing w:line="400" w:lineRule="atLeast"/>
-              <w:jc w:val="left"/>
-              <w:textAlignment w:val="auto"/>
-              <w:rPr>
-                <w:rFonts w:hint="eastAsia" w:ascii="宋体" w:hAnsi="宋体" w:eastAsia="宋体" w:cs="宋体"/>
-                <w:sz w:val="24"/>
-                <w:szCs w:val="24"/>
-              </w:rPr>
-            </w:pPr>
-            <w:r>
-              <w:rPr>
-                <w:rFonts w:hint="eastAsia" w:ascii="宋体" w:hAnsi="宋体" w:eastAsia="宋体" w:cs="宋体"/>
-                <w:kern w:val="0"/>
-                <w:sz w:val="24"/>
-                <w:szCs w:val="24"/>
-                <w:lang w:val="en-US" w:eastAsia="zh-CN" w:bidi="ar"/>
-              </w:rPr>
-              <w:t>模型</w:t>
-            </w:r>
-          </w:p>
-        </w:tc>
-        <w:tc>
-          <w:tcPr>
-            <w:tcW w:w="1320" w:type="dxa"/>
-            <w:tcBorders>
-              <w:top w:val="nil"/>
-            </w:tcBorders>
-            <w:shd w:val="clear" w:color="auto" w:fill="auto"/>
-            <w:tcMar>
-              <w:top w:w="150" w:type="dxa"/>
-              <w:left w:w="240" w:type="dxa"/>
-              <w:bottom w:w="150" w:type="dxa"/>
-              <w:right w:w="240" w:type="dxa"/>
-            </w:tcMar>
-            <w:vAlign w:val="center"/>
-          </w:tcPr>
-          <w:p>
-            <w:pPr>
-              <w:keepNext w:val="0"/>
-              <w:keepLines w:val="0"/>
-              <w:pageBreakBefore w:val="0"/>
-              <w:widowControl/>
-              <w:suppressLineNumbers w:val="0"/>
-              <w:kinsoku/>
-              <w:overflowPunct/>
-              <w:topLinePunct w:val="0"/>
-              <w:autoSpaceDE/>
-              <w:autoSpaceDN/>
-              <w:bidi w:val="0"/>
-              <w:adjustRightInd/>
-              <w:snapToGrid/>
-              <w:spacing w:line="400" w:lineRule="atLeast"/>
-              <w:jc w:val="left"/>
-              <w:textAlignment w:val="auto"/>
-              <w:rPr>
-                <w:rFonts w:hint="eastAsia" w:ascii="宋体" w:hAnsi="宋体" w:eastAsia="宋体" w:cs="宋体"/>
-                <w:sz w:val="24"/>
-                <w:szCs w:val="24"/>
-              </w:rPr>
-            </w:pPr>
-            <w:r>
-              <w:rPr>
-                <w:rFonts w:hint="eastAsia" w:ascii="宋体" w:hAnsi="宋体" w:eastAsia="宋体" w:cs="宋体"/>
-                <w:kern w:val="0"/>
-                <w:sz w:val="24"/>
-                <w:szCs w:val="24"/>
-                <w:lang w:val="en-US" w:eastAsia="zh-CN" w:bidi="ar"/>
-              </w:rPr>
-              <w:t>准确率</w:t>
-            </w:r>
-          </w:p>
-        </w:tc>
-        <w:tc>
-          <w:tcPr>
-            <w:tcW w:w="1474" w:type="dxa"/>
-            <w:tcBorders>
-              <w:top w:val="nil"/>
-            </w:tcBorders>
-            <w:shd w:val="clear" w:color="auto" w:fill="auto"/>
-            <w:tcMar>
-              <w:top w:w="150" w:type="dxa"/>
-              <w:left w:w="240" w:type="dxa"/>
-              <w:bottom w:w="150" w:type="dxa"/>
-              <w:right w:w="240" w:type="dxa"/>
-            </w:tcMar>
-            <w:vAlign w:val="center"/>
-          </w:tcPr>
-          <w:p>
-            <w:pPr>
-              <w:keepNext w:val="0"/>
-              <w:keepLines w:val="0"/>
-              <w:pageBreakBefore w:val="0"/>
-              <w:widowControl/>
-              <w:suppressLineNumbers w:val="0"/>
-              <w:kinsoku/>
-              <w:overflowPunct/>
-              <w:topLinePunct w:val="0"/>
-              <w:autoSpaceDE/>
-              <w:autoSpaceDN/>
-              <w:bidi w:val="0"/>
-              <w:adjustRightInd/>
-              <w:snapToGrid/>
-              <w:spacing w:line="400" w:lineRule="atLeast"/>
-              <w:jc w:val="left"/>
-              <w:textAlignment w:val="auto"/>
-              <w:rPr>
-                <w:rFonts w:hint="eastAsia" w:ascii="宋体" w:hAnsi="宋体" w:eastAsia="宋体" w:cs="宋体"/>
-                <w:sz w:val="24"/>
-                <w:szCs w:val="24"/>
-              </w:rPr>
-            </w:pPr>
-            <w:r>
-              <w:rPr>
-                <w:rFonts w:hint="eastAsia" w:ascii="宋体" w:hAnsi="宋体" w:eastAsia="宋体" w:cs="宋体"/>
-                <w:kern w:val="0"/>
-                <w:sz w:val="24"/>
-                <w:szCs w:val="24"/>
-                <w:lang w:val="en-US" w:eastAsia="zh-CN" w:bidi="ar"/>
-              </w:rPr>
-              <w:t>精确率（流失类）</w:t>
-            </w:r>
-          </w:p>
-        </w:tc>
-        <w:tc>
-          <w:tcPr>
-            <w:tcW w:w="1718" w:type="dxa"/>
-            <w:tcBorders>
-              <w:top w:val="nil"/>
-            </w:tcBorders>
-            <w:shd w:val="clear" w:color="auto" w:fill="auto"/>
-            <w:tcMar>
-              <w:top w:w="150" w:type="dxa"/>
-              <w:left w:w="240" w:type="dxa"/>
-              <w:bottom w:w="150" w:type="dxa"/>
-              <w:right w:w="240" w:type="dxa"/>
-            </w:tcMar>
-            <w:vAlign w:val="center"/>
-          </w:tcPr>
-          <w:p>
-            <w:pPr>
-              <w:keepNext w:val="0"/>
-              <w:keepLines w:val="0"/>
-              <w:pageBreakBefore w:val="0"/>
-              <w:widowControl/>
-              <w:suppressLineNumbers w:val="0"/>
-              <w:kinsoku/>
-              <w:overflowPunct/>
-              <w:topLinePunct w:val="0"/>
-              <w:autoSpaceDE/>
-              <w:autoSpaceDN/>
-              <w:bidi w:val="0"/>
-              <w:adjustRightInd/>
-              <w:snapToGrid/>
-              <w:spacing w:line="400" w:lineRule="atLeast"/>
-              <w:jc w:val="left"/>
-              <w:textAlignment w:val="auto"/>
-              <w:rPr>
-                <w:rFonts w:hint="eastAsia" w:ascii="宋体" w:hAnsi="宋体" w:eastAsia="宋体" w:cs="宋体"/>
-                <w:sz w:val="24"/>
-                <w:szCs w:val="24"/>
-              </w:rPr>
-            </w:pPr>
-            <w:r>
-              <w:rPr>
-                <w:rFonts w:hint="eastAsia" w:ascii="宋体" w:hAnsi="宋体" w:eastAsia="宋体" w:cs="宋体"/>
-                <w:kern w:val="0"/>
-                <w:sz w:val="24"/>
-                <w:szCs w:val="24"/>
-                <w:lang w:val="en-US" w:eastAsia="zh-CN" w:bidi="ar"/>
-              </w:rPr>
-              <w:t>召回率（流失类）</w:t>
-            </w:r>
-          </w:p>
-        </w:tc>
-        <w:tc>
-          <w:tcPr>
-            <w:tcW w:w="1167" w:type="dxa"/>
-            <w:tcBorders>
-              <w:top w:val="nil"/>
-            </w:tcBorders>
-            <w:shd w:val="clear" w:color="auto" w:fill="auto"/>
-            <w:tcMar>
-              <w:top w:w="150" w:type="dxa"/>
-              <w:left w:w="240" w:type="dxa"/>
-              <w:bottom w:w="150" w:type="dxa"/>
-              <w:right w:w="240" w:type="dxa"/>
-            </w:tcMar>
-            <w:vAlign w:val="center"/>
-          </w:tcPr>
-          <w:p>
-            <w:pPr>
-              <w:keepNext w:val="0"/>
-              <w:keepLines w:val="0"/>
-              <w:pageBreakBefore w:val="0"/>
-              <w:widowControl/>
-              <w:suppressLineNumbers w:val="0"/>
-              <w:kinsoku/>
-              <w:overflowPunct/>
-              <w:topLinePunct w:val="0"/>
-              <w:autoSpaceDE/>
-              <w:autoSpaceDN/>
-              <w:bidi w:val="0"/>
-              <w:adjustRightInd/>
-              <w:snapToGrid/>
-              <w:spacing w:line="400" w:lineRule="atLeast"/>
-              <w:jc w:val="left"/>
-              <w:textAlignment w:val="auto"/>
-              <w:rPr>
-                <w:rFonts w:hint="eastAsia" w:ascii="宋体" w:hAnsi="宋体" w:eastAsia="宋体" w:cs="宋体"/>
-                <w:sz w:val="24"/>
-                <w:szCs w:val="24"/>
-              </w:rPr>
-            </w:pPr>
-            <w:r>
-              <w:rPr>
-                <w:rFonts w:hint="eastAsia" w:ascii="宋体" w:hAnsi="宋体" w:eastAsia="宋体" w:cs="宋体"/>
-                <w:kern w:val="0"/>
-                <w:sz w:val="24"/>
-                <w:szCs w:val="24"/>
-                <w:lang w:val="en-US" w:eastAsia="zh-CN" w:bidi="ar"/>
-              </w:rPr>
-              <w:t>F1分数</w:t>
-            </w:r>
-          </w:p>
-        </w:tc>
-        <w:tc>
-          <w:tcPr>
-            <w:tcW w:w="1320" w:type="dxa"/>
-            <w:tcBorders>
-              <w:top w:val="nil"/>
-            </w:tcBorders>
-            <w:shd w:val="clear" w:color="auto" w:fill="auto"/>
-            <w:tcMar>
-              <w:top w:w="150" w:type="dxa"/>
-              <w:left w:w="240" w:type="dxa"/>
-              <w:bottom w:w="150" w:type="dxa"/>
-              <w:right w:w="240" w:type="dxa"/>
-            </w:tcMar>
-            <w:vAlign w:val="center"/>
-          </w:tcPr>
-          <w:p>
-            <w:pPr>
-              <w:keepNext w:val="0"/>
-              <w:keepLines w:val="0"/>
-              <w:pageBreakBefore w:val="0"/>
-              <w:widowControl/>
-              <w:suppressLineNumbers w:val="0"/>
-              <w:kinsoku/>
-              <w:overflowPunct/>
-              <w:topLinePunct w:val="0"/>
-              <w:autoSpaceDE/>
-              <w:autoSpaceDN/>
-              <w:bidi w:val="0"/>
-              <w:adjustRightInd/>
-              <w:snapToGrid/>
-              <w:spacing w:line="400" w:lineRule="atLeast"/>
-              <w:jc w:val="left"/>
-              <w:textAlignment w:val="auto"/>
-              <w:rPr>
-                <w:rFonts w:hint="eastAsia" w:ascii="宋体" w:hAnsi="宋体" w:eastAsia="宋体" w:cs="宋体"/>
-                <w:sz w:val="24"/>
-                <w:szCs w:val="24"/>
-              </w:rPr>
-            </w:pPr>
-            <w:r>
-              <w:rPr>
-                <w:rFonts w:hint="eastAsia" w:ascii="宋体" w:hAnsi="宋体" w:eastAsia="宋体" w:cs="宋体"/>
-                <w:kern w:val="0"/>
-                <w:sz w:val="24"/>
-                <w:szCs w:val="24"/>
-                <w:lang w:val="en-US" w:eastAsia="zh-CN" w:bidi="ar"/>
-              </w:rPr>
-              <w:t>ROC-AUC</w:t>
-            </w:r>
-          </w:p>
-        </w:tc>
-      </w:tr>
-      <w:tr>
-        <w:tblPrEx>
-          <w:tblBorders>
-            <w:top w:val="none" w:color="auto" w:sz="0" w:space="0"/>
-            <w:left w:val="none" w:color="auto" w:sz="0" w:space="0"/>
-            <w:bottom w:val="none" w:color="auto" w:sz="0" w:space="0"/>
-            <w:right w:val="none" w:color="auto" w:sz="0" w:space="0"/>
-            <w:insideH w:val="none" w:color="auto" w:sz="0" w:space="0"/>
-            <w:insideV w:val="none" w:color="auto" w:sz="0" w:space="0"/>
-          </w:tblBorders>
-          <w:shd w:val="clear" w:color="auto" w:fill="auto"/>
-          <w:tblCellMar>
-            <w:top w:w="15" w:type="dxa"/>
-            <w:left w:w="15" w:type="dxa"/>
-            <w:bottom w:w="15" w:type="dxa"/>
-            <w:right w:w="15" w:type="dxa"/>
-          </w:tblCellMar>
-        </w:tblPrEx>
-        <w:tc>
-          <w:tcPr>
-            <w:tcW w:w="1274" w:type="dxa"/>
-            <w:shd w:val="clear" w:color="auto" w:fill="auto"/>
-            <w:tcMar>
-              <w:top w:w="150" w:type="dxa"/>
-              <w:left w:w="0" w:type="dxa"/>
-              <w:bottom w:w="150" w:type="dxa"/>
-              <w:right w:w="240" w:type="dxa"/>
-            </w:tcMar>
-            <w:vAlign w:val="center"/>
-          </w:tcPr>
-          <w:p>
-            <w:pPr>
-              <w:keepNext w:val="0"/>
-              <w:keepLines w:val="0"/>
-              <w:pageBreakBefore w:val="0"/>
-              <w:widowControl/>
-              <w:suppressLineNumbers w:val="0"/>
-              <w:kinsoku/>
-              <w:overflowPunct/>
-              <w:topLinePunct w:val="0"/>
-              <w:autoSpaceDE/>
-              <w:autoSpaceDN/>
-              <w:bidi w:val="0"/>
-              <w:adjustRightInd/>
-              <w:snapToGrid/>
-              <w:spacing w:line="400" w:lineRule="atLeast"/>
-              <w:jc w:val="left"/>
-              <w:textAlignment w:val="auto"/>
-              <w:rPr>
-                <w:rFonts w:hint="eastAsia" w:ascii="宋体" w:hAnsi="宋体" w:eastAsia="宋体" w:cs="宋体"/>
-                <w:sz w:val="24"/>
-                <w:szCs w:val="24"/>
-              </w:rPr>
-            </w:pPr>
-            <w:r>
-              <w:rPr>
-                <w:rFonts w:hint="eastAsia" w:ascii="宋体" w:hAnsi="宋体" w:eastAsia="宋体" w:cs="宋体"/>
-                <w:kern w:val="0"/>
-                <w:sz w:val="24"/>
-                <w:szCs w:val="24"/>
-                <w:lang w:val="en-US" w:eastAsia="zh-CN" w:bidi="ar"/>
-              </w:rPr>
-              <w:t>逻辑回归</w:t>
-            </w:r>
-          </w:p>
-        </w:tc>
-        <w:tc>
-          <w:tcPr>
-            <w:tcW w:w="1320" w:type="dxa"/>
-            <w:shd w:val="clear" w:color="auto" w:fill="auto"/>
-            <w:tcMar>
-              <w:top w:w="150" w:type="dxa"/>
-              <w:left w:w="240" w:type="dxa"/>
-              <w:bottom w:w="150" w:type="dxa"/>
-              <w:right w:w="240" w:type="dxa"/>
-            </w:tcMar>
-            <w:vAlign w:val="center"/>
-          </w:tcPr>
-          <w:p>
-            <w:pPr>
-              <w:keepNext w:val="0"/>
-              <w:keepLines w:val="0"/>
-              <w:pageBreakBefore w:val="0"/>
-              <w:widowControl/>
-              <w:suppressLineNumbers w:val="0"/>
-              <w:kinsoku/>
-              <w:overflowPunct/>
-              <w:topLinePunct w:val="0"/>
-              <w:autoSpaceDE/>
-              <w:autoSpaceDN/>
-              <w:bidi w:val="0"/>
-              <w:adjustRightInd/>
-              <w:snapToGrid/>
-              <w:spacing w:line="400" w:lineRule="atLeast"/>
-              <w:jc w:val="left"/>
-              <w:textAlignment w:val="auto"/>
-              <w:rPr>
-                <w:rFonts w:hint="eastAsia" w:ascii="宋体" w:hAnsi="宋体" w:eastAsia="宋体" w:cs="宋体"/>
-                <w:sz w:val="24"/>
-                <w:szCs w:val="24"/>
-              </w:rPr>
-            </w:pPr>
-            <w:r>
-              <w:rPr>
-                <w:rFonts w:hint="eastAsia" w:ascii="宋体" w:hAnsi="宋体" w:eastAsia="宋体" w:cs="宋体"/>
-                <w:kern w:val="0"/>
-                <w:sz w:val="24"/>
-                <w:szCs w:val="24"/>
-                <w:lang w:val="en-US" w:eastAsia="zh-CN" w:bidi="ar"/>
-              </w:rPr>
-              <w:t>80.5%</w:t>
-            </w:r>
-          </w:p>
-        </w:tc>
-        <w:tc>
-          <w:tcPr>
-            <w:tcW w:w="1474" w:type="dxa"/>
-            <w:shd w:val="clear" w:color="auto" w:fill="auto"/>
-            <w:tcMar>
-              <w:top w:w="150" w:type="dxa"/>
-              <w:left w:w="240" w:type="dxa"/>
-              <w:bottom w:w="150" w:type="dxa"/>
-              <w:right w:w="240" w:type="dxa"/>
-            </w:tcMar>
-            <w:vAlign w:val="center"/>
-          </w:tcPr>
-          <w:p>
-            <w:pPr>
-              <w:keepNext w:val="0"/>
-              <w:keepLines w:val="0"/>
-              <w:pageBreakBefore w:val="0"/>
-              <w:widowControl/>
-              <w:suppressLineNumbers w:val="0"/>
-              <w:kinsoku/>
-              <w:overflowPunct/>
-              <w:topLinePunct w:val="0"/>
-              <w:autoSpaceDE/>
-              <w:autoSpaceDN/>
-              <w:bidi w:val="0"/>
-              <w:adjustRightInd/>
-              <w:snapToGrid/>
-              <w:spacing w:line="400" w:lineRule="atLeast"/>
-              <w:jc w:val="left"/>
-              <w:textAlignment w:val="auto"/>
-              <w:rPr>
-                <w:rFonts w:hint="eastAsia" w:ascii="宋体" w:hAnsi="宋体" w:eastAsia="宋体" w:cs="宋体"/>
-                <w:sz w:val="24"/>
-                <w:szCs w:val="24"/>
-              </w:rPr>
-            </w:pPr>
-            <w:r>
-              <w:rPr>
-                <w:rFonts w:hint="eastAsia" w:ascii="宋体" w:hAnsi="宋体" w:eastAsia="宋体" w:cs="宋体"/>
-                <w:kern w:val="0"/>
-                <w:sz w:val="24"/>
-                <w:szCs w:val="24"/>
-                <w:lang w:val="en-US" w:eastAsia="zh-CN" w:bidi="ar"/>
-              </w:rPr>
-              <w:t>65.2%</w:t>
-            </w:r>
-          </w:p>
-        </w:tc>
-        <w:tc>
-          <w:tcPr>
-            <w:tcW w:w="1718" w:type="dxa"/>
-            <w:shd w:val="clear" w:color="auto" w:fill="auto"/>
-            <w:tcMar>
-              <w:top w:w="150" w:type="dxa"/>
-              <w:left w:w="240" w:type="dxa"/>
-              <w:bottom w:w="150" w:type="dxa"/>
-              <w:right w:w="240" w:type="dxa"/>
-            </w:tcMar>
-            <w:vAlign w:val="center"/>
-          </w:tcPr>
-          <w:p>
-            <w:pPr>
-              <w:keepNext w:val="0"/>
-              <w:keepLines w:val="0"/>
-              <w:pageBreakBefore w:val="0"/>
-              <w:widowControl/>
-              <w:suppressLineNumbers w:val="0"/>
-              <w:kinsoku/>
-              <w:overflowPunct/>
-              <w:topLinePunct w:val="0"/>
-              <w:autoSpaceDE/>
-              <w:autoSpaceDN/>
-              <w:bidi w:val="0"/>
-              <w:adjustRightInd/>
-              <w:snapToGrid/>
-              <w:spacing w:line="400" w:lineRule="atLeast"/>
-              <w:jc w:val="left"/>
-              <w:textAlignment w:val="auto"/>
-              <w:rPr>
-                <w:rFonts w:hint="eastAsia" w:ascii="宋体" w:hAnsi="宋体" w:eastAsia="宋体" w:cs="宋体"/>
-                <w:sz w:val="24"/>
-                <w:szCs w:val="24"/>
-              </w:rPr>
-            </w:pPr>
-            <w:r>
-              <w:rPr>
-                <w:rFonts w:hint="eastAsia" w:ascii="宋体" w:hAnsi="宋体" w:eastAsia="宋体" w:cs="宋体"/>
-                <w:kern w:val="0"/>
-                <w:sz w:val="24"/>
-                <w:szCs w:val="24"/>
-                <w:lang w:val="en-US" w:eastAsia="zh-CN" w:bidi="ar"/>
-              </w:rPr>
-              <w:t>55.8%</w:t>
-            </w:r>
-          </w:p>
-        </w:tc>
-        <w:tc>
-          <w:tcPr>
-            <w:tcW w:w="1167" w:type="dxa"/>
-            <w:shd w:val="clear" w:color="auto" w:fill="auto"/>
-            <w:tcMar>
-              <w:top w:w="150" w:type="dxa"/>
-              <w:left w:w="240" w:type="dxa"/>
-              <w:bottom w:w="150" w:type="dxa"/>
-              <w:right w:w="240" w:type="dxa"/>
-            </w:tcMar>
-            <w:vAlign w:val="center"/>
-          </w:tcPr>
-          <w:p>
-            <w:pPr>
-              <w:keepNext w:val="0"/>
-              <w:keepLines w:val="0"/>
-              <w:pageBreakBefore w:val="0"/>
-              <w:widowControl/>
-              <w:suppressLineNumbers w:val="0"/>
-              <w:kinsoku/>
-              <w:overflowPunct/>
-              <w:topLinePunct w:val="0"/>
-              <w:autoSpaceDE/>
-              <w:autoSpaceDN/>
-              <w:bidi w:val="0"/>
-              <w:adjustRightInd/>
-              <w:snapToGrid/>
-              <w:spacing w:line="400" w:lineRule="atLeast"/>
-              <w:jc w:val="left"/>
-              <w:textAlignment w:val="auto"/>
-              <w:rPr>
-                <w:rFonts w:hint="eastAsia" w:ascii="宋体" w:hAnsi="宋体" w:eastAsia="宋体" w:cs="宋体"/>
-                <w:sz w:val="24"/>
-                <w:szCs w:val="24"/>
-              </w:rPr>
-            </w:pPr>
-            <w:r>
-              <w:rPr>
-                <w:rFonts w:hint="eastAsia" w:ascii="宋体" w:hAnsi="宋体" w:eastAsia="宋体" w:cs="宋体"/>
-                <w:kern w:val="0"/>
-                <w:sz w:val="24"/>
-                <w:szCs w:val="24"/>
-                <w:lang w:val="en-US" w:eastAsia="zh-CN" w:bidi="ar"/>
-              </w:rPr>
-              <w:t>60.1%</w:t>
-            </w:r>
-          </w:p>
-        </w:tc>
-        <w:tc>
-          <w:tcPr>
-            <w:tcW w:w="1320" w:type="dxa"/>
-            <w:shd w:val="clear" w:color="auto" w:fill="auto"/>
-            <w:tcMar>
-              <w:top w:w="150" w:type="dxa"/>
-              <w:left w:w="240" w:type="dxa"/>
-              <w:bottom w:w="150" w:type="dxa"/>
-              <w:right w:w="0" w:type="dxa"/>
-            </w:tcMar>
-            <w:vAlign w:val="center"/>
-          </w:tcPr>
-          <w:p>
-            <w:pPr>
-              <w:keepNext w:val="0"/>
-              <w:keepLines w:val="0"/>
-              <w:pageBreakBefore w:val="0"/>
-              <w:widowControl/>
-              <w:suppressLineNumbers w:val="0"/>
-              <w:kinsoku/>
-              <w:overflowPunct/>
-              <w:topLinePunct w:val="0"/>
-              <w:autoSpaceDE/>
-              <w:autoSpaceDN/>
-              <w:bidi w:val="0"/>
-              <w:adjustRightInd/>
-              <w:snapToGrid/>
-              <w:spacing w:line="400" w:lineRule="atLeast"/>
-              <w:jc w:val="left"/>
-              <w:textAlignment w:val="auto"/>
-              <w:rPr>
-                <w:rFonts w:hint="eastAsia" w:ascii="宋体" w:hAnsi="宋体" w:eastAsia="宋体" w:cs="宋体"/>
-                <w:sz w:val="24"/>
-                <w:szCs w:val="24"/>
-              </w:rPr>
-            </w:pPr>
-            <w:r>
-              <w:rPr>
-                <w:rFonts w:hint="eastAsia" w:ascii="宋体" w:hAnsi="宋体" w:eastAsia="宋体" w:cs="宋体"/>
-                <w:kern w:val="0"/>
-                <w:sz w:val="24"/>
-                <w:szCs w:val="24"/>
-                <w:lang w:val="en-US" w:eastAsia="zh-CN" w:bidi="ar"/>
-              </w:rPr>
-              <w:t>0.84</w:t>
-            </w:r>
-          </w:p>
-        </w:tc>
-      </w:tr>
-      <w:tr>
-        <w:tblPrEx>
-          <w:tblBorders>
-            <w:top w:val="none" w:color="auto" w:sz="0" w:space="0"/>
-            <w:left w:val="none" w:color="auto" w:sz="0" w:space="0"/>
-            <w:bottom w:val="none" w:color="auto" w:sz="0" w:space="0"/>
-            <w:right w:val="none" w:color="auto" w:sz="0" w:space="0"/>
-            <w:insideH w:val="none" w:color="auto" w:sz="0" w:space="0"/>
-            <w:insideV w:val="none" w:color="auto" w:sz="0" w:space="0"/>
-          </w:tblBorders>
-          <w:tblCellMar>
-            <w:top w:w="15" w:type="dxa"/>
-            <w:left w:w="15" w:type="dxa"/>
-            <w:bottom w:w="15" w:type="dxa"/>
-            <w:right w:w="15" w:type="dxa"/>
-          </w:tblCellMar>
-        </w:tblPrEx>
-        <w:tc>
-          <w:tcPr>
-            <w:tcW w:w="1274" w:type="dxa"/>
-            <w:shd w:val="clear" w:color="auto" w:fill="auto"/>
-            <w:tcMar>
-              <w:top w:w="150" w:type="dxa"/>
-              <w:left w:w="0" w:type="dxa"/>
-              <w:bottom w:w="150" w:type="dxa"/>
-              <w:right w:w="240" w:type="dxa"/>
-            </w:tcMar>
-            <w:vAlign w:val="center"/>
-          </w:tcPr>
-          <w:p>
-            <w:pPr>
-              <w:keepNext w:val="0"/>
-              <w:keepLines w:val="0"/>
-              <w:pageBreakBefore w:val="0"/>
-              <w:widowControl/>
-              <w:suppressLineNumbers w:val="0"/>
-              <w:kinsoku/>
-              <w:overflowPunct/>
-              <w:topLinePunct w:val="0"/>
-              <w:autoSpaceDE/>
-              <w:autoSpaceDN/>
-              <w:bidi w:val="0"/>
-              <w:adjustRightInd/>
-              <w:snapToGrid/>
-              <w:spacing w:line="400" w:lineRule="atLeast"/>
-              <w:jc w:val="left"/>
-              <w:textAlignment w:val="auto"/>
-              <w:rPr>
-                <w:rFonts w:hint="eastAsia" w:ascii="宋体" w:hAnsi="宋体" w:eastAsia="宋体" w:cs="宋体"/>
-                <w:sz w:val="24"/>
-                <w:szCs w:val="24"/>
-              </w:rPr>
-            </w:pPr>
-            <w:r>
-              <w:rPr>
-                <w:rFonts w:hint="eastAsia" w:ascii="宋体" w:hAnsi="宋体" w:eastAsia="宋体" w:cs="宋体"/>
-                <w:kern w:val="0"/>
-                <w:sz w:val="24"/>
-                <w:szCs w:val="24"/>
-                <w:lang w:val="en-US" w:eastAsia="zh-CN" w:bidi="ar"/>
-              </w:rPr>
-              <w:t>随机森林</w:t>
-            </w:r>
-          </w:p>
-        </w:tc>
-        <w:tc>
-          <w:tcPr>
-            <w:tcW w:w="1320" w:type="dxa"/>
-            <w:shd w:val="clear" w:color="auto" w:fill="auto"/>
-            <w:tcMar>
-              <w:top w:w="150" w:type="dxa"/>
-              <w:left w:w="240" w:type="dxa"/>
-              <w:bottom w:w="150" w:type="dxa"/>
-              <w:right w:w="240" w:type="dxa"/>
-            </w:tcMar>
-            <w:vAlign w:val="center"/>
-          </w:tcPr>
-          <w:p>
-            <w:pPr>
-              <w:keepNext w:val="0"/>
-              <w:keepLines w:val="0"/>
-              <w:pageBreakBefore w:val="0"/>
-              <w:widowControl/>
-              <w:suppressLineNumbers w:val="0"/>
-              <w:kinsoku/>
-              <w:overflowPunct/>
-              <w:topLinePunct w:val="0"/>
-              <w:autoSpaceDE/>
-              <w:autoSpaceDN/>
-              <w:bidi w:val="0"/>
-              <w:adjustRightInd/>
-              <w:snapToGrid/>
-              <w:spacing w:line="400" w:lineRule="atLeast"/>
-              <w:jc w:val="left"/>
-              <w:textAlignment w:val="auto"/>
-              <w:rPr>
-                <w:rFonts w:hint="eastAsia" w:ascii="宋体" w:hAnsi="宋体" w:eastAsia="宋体" w:cs="宋体"/>
-                <w:sz w:val="24"/>
-                <w:szCs w:val="24"/>
-              </w:rPr>
-            </w:pPr>
-            <w:r>
-              <w:rPr>
-                <w:rFonts w:hint="eastAsia" w:ascii="宋体" w:hAnsi="宋体" w:eastAsia="宋体" w:cs="宋体"/>
-                <w:kern w:val="0"/>
-                <w:sz w:val="24"/>
-                <w:szCs w:val="24"/>
-                <w:lang w:val="en-US" w:eastAsia="zh-CN" w:bidi="ar"/>
-              </w:rPr>
-              <w:t>84.7%</w:t>
-            </w:r>
-          </w:p>
-        </w:tc>
-        <w:tc>
-          <w:tcPr>
-            <w:tcW w:w="1474" w:type="dxa"/>
-            <w:shd w:val="clear" w:color="auto" w:fill="auto"/>
-            <w:tcMar>
-              <w:top w:w="150" w:type="dxa"/>
-              <w:left w:w="240" w:type="dxa"/>
-              <w:bottom w:w="150" w:type="dxa"/>
-              <w:right w:w="240" w:type="dxa"/>
-            </w:tcMar>
-            <w:vAlign w:val="center"/>
-          </w:tcPr>
-          <w:p>
-            <w:pPr>
-              <w:keepNext w:val="0"/>
-              <w:keepLines w:val="0"/>
-              <w:pageBreakBefore w:val="0"/>
-              <w:widowControl/>
-              <w:suppressLineNumbers w:val="0"/>
-              <w:kinsoku/>
-              <w:overflowPunct/>
-              <w:topLinePunct w:val="0"/>
-              <w:autoSpaceDE/>
-              <w:autoSpaceDN/>
-              <w:bidi w:val="0"/>
-              <w:adjustRightInd/>
-              <w:snapToGrid/>
-              <w:spacing w:line="400" w:lineRule="atLeast"/>
-              <w:jc w:val="left"/>
-              <w:textAlignment w:val="auto"/>
-              <w:rPr>
-                <w:rFonts w:hint="eastAsia" w:ascii="宋体" w:hAnsi="宋体" w:eastAsia="宋体" w:cs="宋体"/>
-                <w:sz w:val="24"/>
-                <w:szCs w:val="24"/>
-              </w:rPr>
-            </w:pPr>
-            <w:r>
-              <w:rPr>
-                <w:rFonts w:hint="eastAsia" w:ascii="宋体" w:hAnsi="宋体" w:eastAsia="宋体" w:cs="宋体"/>
-                <w:kern w:val="0"/>
-                <w:sz w:val="24"/>
-                <w:szCs w:val="24"/>
-                <w:lang w:val="en-US" w:eastAsia="zh-CN" w:bidi="ar"/>
-              </w:rPr>
-              <w:t>85.2%</w:t>
-            </w:r>
-          </w:p>
-        </w:tc>
-        <w:tc>
-          <w:tcPr>
-            <w:tcW w:w="1718" w:type="dxa"/>
-            <w:shd w:val="clear" w:color="auto" w:fill="auto"/>
-            <w:tcMar>
-              <w:top w:w="150" w:type="dxa"/>
-              <w:left w:w="240" w:type="dxa"/>
-              <w:bottom w:w="150" w:type="dxa"/>
-              <w:right w:w="240" w:type="dxa"/>
-            </w:tcMar>
-            <w:vAlign w:val="center"/>
-          </w:tcPr>
-          <w:p>
-            <w:pPr>
-              <w:keepNext w:val="0"/>
-              <w:keepLines w:val="0"/>
-              <w:pageBreakBefore w:val="0"/>
-              <w:widowControl/>
-              <w:suppressLineNumbers w:val="0"/>
-              <w:kinsoku/>
-              <w:overflowPunct/>
-              <w:topLinePunct w:val="0"/>
-              <w:autoSpaceDE/>
-              <w:autoSpaceDN/>
-              <w:bidi w:val="0"/>
-              <w:adjustRightInd/>
-              <w:snapToGrid/>
-              <w:spacing w:line="400" w:lineRule="atLeast"/>
-              <w:jc w:val="left"/>
-              <w:textAlignment w:val="auto"/>
-              <w:rPr>
-                <w:rFonts w:hint="eastAsia" w:ascii="宋体" w:hAnsi="宋体" w:eastAsia="宋体" w:cs="宋体"/>
-                <w:sz w:val="24"/>
-                <w:szCs w:val="24"/>
-              </w:rPr>
-            </w:pPr>
-            <w:r>
-              <w:rPr>
-                <w:rFonts w:hint="eastAsia" w:ascii="宋体" w:hAnsi="宋体" w:eastAsia="宋体" w:cs="宋体"/>
-                <w:kern w:val="0"/>
-                <w:sz w:val="24"/>
-                <w:szCs w:val="24"/>
-                <w:lang w:val="en-US" w:eastAsia="zh-CN" w:bidi="ar"/>
-              </w:rPr>
-              <w:t>84.1%</w:t>
-            </w:r>
-          </w:p>
-        </w:tc>
-        <w:tc>
-          <w:tcPr>
-            <w:tcW w:w="1167" w:type="dxa"/>
-            <w:shd w:val="clear" w:color="auto" w:fill="auto"/>
-            <w:tcMar>
-              <w:top w:w="150" w:type="dxa"/>
-              <w:left w:w="240" w:type="dxa"/>
-              <w:bottom w:w="150" w:type="dxa"/>
-              <w:right w:w="240" w:type="dxa"/>
-            </w:tcMar>
-            <w:vAlign w:val="center"/>
-          </w:tcPr>
-          <w:p>
-            <w:pPr>
-              <w:keepNext w:val="0"/>
-              <w:keepLines w:val="0"/>
-              <w:pageBreakBefore w:val="0"/>
-              <w:widowControl/>
-              <w:suppressLineNumbers w:val="0"/>
-              <w:kinsoku/>
-              <w:overflowPunct/>
-              <w:topLinePunct w:val="0"/>
-              <w:autoSpaceDE/>
-              <w:autoSpaceDN/>
-              <w:bidi w:val="0"/>
-              <w:adjustRightInd/>
-              <w:snapToGrid/>
-              <w:spacing w:line="400" w:lineRule="atLeast"/>
-              <w:jc w:val="left"/>
-              <w:textAlignment w:val="auto"/>
-              <w:rPr>
-                <w:rFonts w:hint="eastAsia" w:ascii="宋体" w:hAnsi="宋体" w:eastAsia="宋体" w:cs="宋体"/>
-                <w:sz w:val="24"/>
-                <w:szCs w:val="24"/>
-              </w:rPr>
-            </w:pPr>
-            <w:r>
-              <w:rPr>
-                <w:rFonts w:hint="eastAsia" w:ascii="宋体" w:hAnsi="宋体" w:eastAsia="宋体" w:cs="宋体"/>
-                <w:kern w:val="0"/>
-                <w:sz w:val="24"/>
-                <w:szCs w:val="24"/>
-                <w:lang w:val="en-US" w:eastAsia="zh-CN" w:bidi="ar"/>
-              </w:rPr>
-              <w:t>84.6%</w:t>
-            </w:r>
-          </w:p>
-        </w:tc>
-        <w:tc>
-          <w:tcPr>
-            <w:tcW w:w="1320" w:type="dxa"/>
-            <w:shd w:val="clear" w:color="auto" w:fill="auto"/>
-            <w:tcMar>
-              <w:top w:w="150" w:type="dxa"/>
-              <w:left w:w="240" w:type="dxa"/>
-              <w:bottom w:w="150" w:type="dxa"/>
-              <w:right w:w="0" w:type="dxa"/>
-            </w:tcMar>
-            <w:vAlign w:val="center"/>
-          </w:tcPr>
-          <w:p>
-            <w:pPr>
-              <w:keepNext w:val="0"/>
-              <w:keepLines w:val="0"/>
-              <w:pageBreakBefore w:val="0"/>
-              <w:widowControl/>
-              <w:suppressLineNumbers w:val="0"/>
-              <w:kinsoku/>
-              <w:overflowPunct/>
-              <w:topLinePunct w:val="0"/>
-              <w:autoSpaceDE/>
-              <w:autoSpaceDN/>
-              <w:bidi w:val="0"/>
-              <w:adjustRightInd/>
-              <w:snapToGrid/>
-              <w:spacing w:line="400" w:lineRule="atLeast"/>
-              <w:jc w:val="left"/>
-              <w:textAlignment w:val="auto"/>
-              <w:rPr>
-                <w:rFonts w:hint="eastAsia" w:ascii="宋体" w:hAnsi="宋体" w:eastAsia="宋体" w:cs="宋体"/>
-                <w:sz w:val="24"/>
-                <w:szCs w:val="24"/>
-              </w:rPr>
-            </w:pPr>
-            <w:r>
-              <w:rPr>
-                <w:rFonts w:hint="eastAsia" w:ascii="宋体" w:hAnsi="宋体" w:eastAsia="宋体" w:cs="宋体"/>
-                <w:kern w:val="0"/>
-                <w:sz w:val="24"/>
-                <w:szCs w:val="24"/>
-                <w:lang w:val="en-US" w:eastAsia="zh-CN" w:bidi="ar"/>
-              </w:rPr>
-              <w:t>0.94</w:t>
-            </w:r>
-            <w:r>
-              <w:rPr>
-                <w:rFonts w:hint="eastAsia" w:ascii="宋体" w:hAnsi="宋体" w:eastAsia="宋体" w:cs="宋体"/>
-                <w:color w:val="3964FE"/>
-                <w:kern w:val="0"/>
-                <w:sz w:val="24"/>
-                <w:szCs w:val="24"/>
-                <w:u w:val="none"/>
-                <w:bdr w:val="single" w:color="auto" w:sz="12" w:space="0"/>
-                <w:lang w:val="en-US" w:eastAsia="zh-CN" w:bidi="ar"/>
-              </w:rPr>
-              <w:fldChar w:fldCharType="begin"/>
-            </w:r>
-            <w:r>
-              <w:rPr>
-                <w:rFonts w:hint="eastAsia" w:ascii="宋体" w:hAnsi="宋体" w:eastAsia="宋体" w:cs="宋体"/>
-                <w:color w:val="3964FE"/>
-                <w:kern w:val="0"/>
-                <w:sz w:val="24"/>
-                <w:szCs w:val="24"/>
-                <w:u w:val="none"/>
-                <w:bdr w:val="single" w:color="auto" w:sz="12" w:space="0"/>
-                <w:lang w:val="en-US" w:eastAsia="zh-CN" w:bidi="ar"/>
-              </w:rPr>
-              <w:instrText xml:space="preserve"> HYPERLINK "https://onlinelibrary.wiley.com/doi/10.1155/acis/8496186?ContribAuthorRaw=Ayerko,+Emmanuel+Herson&amp;af=R&amp;content=articlesChapters&amp;mi=6e4y8xs&amp;target=default" \l "1" \t "https://chat.deepseek.com/a/chat/s/_blank" </w:instrText>
-            </w:r>
-            <w:r>
-              <w:rPr>
-                <w:rFonts w:hint="eastAsia" w:ascii="宋体" w:hAnsi="宋体" w:eastAsia="宋体" w:cs="宋体"/>
-                <w:color w:val="3964FE"/>
-                <w:kern w:val="0"/>
-                <w:sz w:val="24"/>
-                <w:szCs w:val="24"/>
-                <w:u w:val="none"/>
-                <w:bdr w:val="single" w:color="auto" w:sz="12" w:space="0"/>
-                <w:lang w:val="en-US" w:eastAsia="zh-CN" w:bidi="ar"/>
-              </w:rPr>
-              <w:fldChar w:fldCharType="separate"/>
-            </w:r>
-            <w:r>
-              <w:rPr>
-                <w:rFonts w:hint="eastAsia" w:ascii="宋体" w:hAnsi="宋体" w:eastAsia="宋体" w:cs="宋体"/>
-                <w:color w:val="3964FE"/>
-                <w:kern w:val="0"/>
-                <w:sz w:val="24"/>
-                <w:szCs w:val="24"/>
-                <w:u w:val="none"/>
-                <w:bdr w:val="single" w:color="auto" w:sz="12" w:space="0"/>
-                <w:lang w:val="en-US" w:eastAsia="zh-CN" w:bidi="ar"/>
-              </w:rPr>
-              <w:fldChar w:fldCharType="end"/>
-            </w:r>
-          </w:p>
-        </w:tc>
-      </w:tr>
-      <w:tr>
-        <w:tblPrEx>
-          <w:tblBorders>
-            <w:top w:val="none" w:color="auto" w:sz="0" w:space="0"/>
-            <w:left w:val="none" w:color="auto" w:sz="0" w:space="0"/>
-            <w:bottom w:val="none" w:color="auto" w:sz="0" w:space="0"/>
-            <w:right w:val="none" w:color="auto" w:sz="0" w:space="0"/>
-            <w:insideH w:val="none" w:color="auto" w:sz="0" w:space="0"/>
-            <w:insideV w:val="none" w:color="auto" w:sz="0" w:space="0"/>
-          </w:tblBorders>
-          <w:tblCellMar>
-            <w:top w:w="15" w:type="dxa"/>
-            <w:left w:w="15" w:type="dxa"/>
-            <w:bottom w:w="15" w:type="dxa"/>
-            <w:right w:w="15" w:type="dxa"/>
-          </w:tblCellMar>
-        </w:tblPrEx>
-        <w:tc>
-          <w:tcPr>
-            <w:tcW w:w="1274" w:type="dxa"/>
-            <w:shd w:val="clear" w:color="auto" w:fill="auto"/>
-            <w:tcMar>
-              <w:top w:w="150" w:type="dxa"/>
-              <w:left w:w="0" w:type="dxa"/>
-              <w:bottom w:w="150" w:type="dxa"/>
-              <w:right w:w="240" w:type="dxa"/>
-            </w:tcMar>
-            <w:vAlign w:val="center"/>
-          </w:tcPr>
-          <w:p>
-            <w:pPr>
-              <w:keepNext w:val="0"/>
-              <w:keepLines w:val="0"/>
-              <w:pageBreakBefore w:val="0"/>
-              <w:widowControl/>
-              <w:suppressLineNumbers w:val="0"/>
-              <w:kinsoku/>
-              <w:overflowPunct/>
-              <w:topLinePunct w:val="0"/>
-              <w:autoSpaceDE/>
-              <w:autoSpaceDN/>
-              <w:bidi w:val="0"/>
-              <w:adjustRightInd/>
-              <w:snapToGrid/>
-              <w:spacing w:line="400" w:lineRule="atLeast"/>
-              <w:jc w:val="left"/>
-              <w:textAlignment w:val="auto"/>
-              <w:rPr>
-                <w:rFonts w:hint="eastAsia" w:ascii="宋体" w:hAnsi="宋体" w:eastAsia="宋体" w:cs="宋体"/>
-                <w:sz w:val="24"/>
-                <w:szCs w:val="24"/>
-              </w:rPr>
-            </w:pPr>
-            <w:r>
-              <w:rPr>
-                <w:rFonts w:hint="eastAsia" w:ascii="宋体" w:hAnsi="宋体" w:eastAsia="宋体" w:cs="宋体"/>
-                <w:kern w:val="0"/>
-                <w:sz w:val="24"/>
-                <w:szCs w:val="24"/>
-                <w:lang w:val="en-US" w:eastAsia="zh-CN" w:bidi="ar"/>
-              </w:rPr>
-              <w:t>XGBoost</w:t>
-            </w:r>
-          </w:p>
-        </w:tc>
-        <w:tc>
-          <w:tcPr>
-            <w:tcW w:w="1320" w:type="dxa"/>
-            <w:shd w:val="clear" w:color="auto" w:fill="auto"/>
-            <w:tcMar>
-              <w:top w:w="150" w:type="dxa"/>
-              <w:left w:w="240" w:type="dxa"/>
-              <w:bottom w:w="150" w:type="dxa"/>
-              <w:right w:w="240" w:type="dxa"/>
-            </w:tcMar>
-            <w:vAlign w:val="center"/>
-          </w:tcPr>
-          <w:p>
-            <w:pPr>
-              <w:keepNext w:val="0"/>
-              <w:keepLines w:val="0"/>
-              <w:pageBreakBefore w:val="0"/>
-              <w:widowControl/>
-              <w:suppressLineNumbers w:val="0"/>
-              <w:kinsoku/>
-              <w:overflowPunct/>
-              <w:topLinePunct w:val="0"/>
-              <w:autoSpaceDE/>
-              <w:autoSpaceDN/>
-              <w:bidi w:val="0"/>
-              <w:adjustRightInd/>
-              <w:snapToGrid/>
-              <w:spacing w:line="400" w:lineRule="atLeast"/>
-              <w:jc w:val="left"/>
-              <w:textAlignment w:val="auto"/>
-              <w:rPr>
-                <w:rFonts w:hint="eastAsia" w:ascii="宋体" w:hAnsi="宋体" w:eastAsia="宋体" w:cs="宋体"/>
-                <w:sz w:val="24"/>
-                <w:szCs w:val="24"/>
-              </w:rPr>
-            </w:pPr>
-            <w:r>
-              <w:rPr>
-                <w:rFonts w:hint="eastAsia" w:ascii="宋体" w:hAnsi="宋体" w:eastAsia="宋体" w:cs="宋体"/>
-                <w:kern w:val="0"/>
-                <w:sz w:val="24"/>
-                <w:szCs w:val="24"/>
-                <w:lang w:val="en-US" w:eastAsia="zh-CN" w:bidi="ar"/>
-              </w:rPr>
-              <w:t>85.2%</w:t>
-            </w:r>
-          </w:p>
-        </w:tc>
-        <w:tc>
-          <w:tcPr>
-            <w:tcW w:w="1474" w:type="dxa"/>
-            <w:shd w:val="clear" w:color="auto" w:fill="auto"/>
-            <w:tcMar>
-              <w:top w:w="150" w:type="dxa"/>
-              <w:left w:w="240" w:type="dxa"/>
-              <w:bottom w:w="150" w:type="dxa"/>
-              <w:right w:w="240" w:type="dxa"/>
-            </w:tcMar>
-            <w:vAlign w:val="center"/>
-          </w:tcPr>
-          <w:p>
-            <w:pPr>
-              <w:keepNext w:val="0"/>
-              <w:keepLines w:val="0"/>
-              <w:pageBreakBefore w:val="0"/>
-              <w:widowControl/>
-              <w:suppressLineNumbers w:val="0"/>
-              <w:kinsoku/>
-              <w:overflowPunct/>
-              <w:topLinePunct w:val="0"/>
-              <w:autoSpaceDE/>
-              <w:autoSpaceDN/>
-              <w:bidi w:val="0"/>
-              <w:adjustRightInd/>
-              <w:snapToGrid/>
-              <w:spacing w:line="400" w:lineRule="atLeast"/>
-              <w:jc w:val="left"/>
-              <w:textAlignment w:val="auto"/>
-              <w:rPr>
-                <w:rFonts w:hint="eastAsia" w:ascii="宋体" w:hAnsi="宋体" w:eastAsia="宋体" w:cs="宋体"/>
-                <w:sz w:val="24"/>
-                <w:szCs w:val="24"/>
-              </w:rPr>
-            </w:pPr>
-            <w:r>
-              <w:rPr>
-                <w:rFonts w:hint="eastAsia" w:ascii="宋体" w:hAnsi="宋体" w:eastAsia="宋体" w:cs="宋体"/>
-                <w:kern w:val="0"/>
-                <w:sz w:val="24"/>
-                <w:szCs w:val="24"/>
-                <w:lang w:val="en-US" w:eastAsia="zh-CN" w:bidi="ar"/>
-              </w:rPr>
-              <w:t>83.5%</w:t>
-            </w:r>
-          </w:p>
-        </w:tc>
-        <w:tc>
-          <w:tcPr>
-            <w:tcW w:w="1718" w:type="dxa"/>
-            <w:shd w:val="clear" w:color="auto" w:fill="auto"/>
-            <w:tcMar>
-              <w:top w:w="150" w:type="dxa"/>
-              <w:left w:w="240" w:type="dxa"/>
-              <w:bottom w:w="150" w:type="dxa"/>
-              <w:right w:w="240" w:type="dxa"/>
-            </w:tcMar>
-            <w:vAlign w:val="center"/>
-          </w:tcPr>
-          <w:p>
-            <w:pPr>
-              <w:keepNext w:val="0"/>
-              <w:keepLines w:val="0"/>
-              <w:pageBreakBefore w:val="0"/>
-              <w:widowControl/>
-              <w:suppressLineNumbers w:val="0"/>
-              <w:kinsoku/>
-              <w:overflowPunct/>
-              <w:topLinePunct w:val="0"/>
-              <w:autoSpaceDE/>
-              <w:autoSpaceDN/>
-              <w:bidi w:val="0"/>
-              <w:adjustRightInd/>
-              <w:snapToGrid/>
-              <w:spacing w:line="400" w:lineRule="atLeast"/>
-              <w:jc w:val="left"/>
-              <w:textAlignment w:val="auto"/>
-              <w:rPr>
-                <w:rFonts w:hint="eastAsia" w:ascii="宋体" w:hAnsi="宋体" w:eastAsia="宋体" w:cs="宋体"/>
-                <w:sz w:val="24"/>
-                <w:szCs w:val="24"/>
-              </w:rPr>
-            </w:pPr>
-            <w:r>
-              <w:rPr>
-                <w:rFonts w:hint="eastAsia" w:ascii="宋体" w:hAnsi="宋体" w:eastAsia="宋体" w:cs="宋体"/>
-                <w:kern w:val="0"/>
-                <w:sz w:val="24"/>
-                <w:szCs w:val="24"/>
-                <w:lang w:val="en-US" w:eastAsia="zh-CN" w:bidi="ar"/>
-              </w:rPr>
-              <w:t>82.8%</w:t>
-            </w:r>
-          </w:p>
-        </w:tc>
-        <w:tc>
-          <w:tcPr>
-            <w:tcW w:w="1167" w:type="dxa"/>
-            <w:shd w:val="clear" w:color="auto" w:fill="auto"/>
-            <w:tcMar>
-              <w:top w:w="150" w:type="dxa"/>
-              <w:left w:w="240" w:type="dxa"/>
-              <w:bottom w:w="150" w:type="dxa"/>
-              <w:right w:w="240" w:type="dxa"/>
-            </w:tcMar>
-            <w:vAlign w:val="center"/>
-          </w:tcPr>
-          <w:p>
-            <w:pPr>
-              <w:keepNext w:val="0"/>
-              <w:keepLines w:val="0"/>
-              <w:pageBreakBefore w:val="0"/>
-              <w:widowControl/>
-              <w:suppressLineNumbers w:val="0"/>
-              <w:kinsoku/>
-              <w:overflowPunct/>
-              <w:topLinePunct w:val="0"/>
-              <w:autoSpaceDE/>
-              <w:autoSpaceDN/>
-              <w:bidi w:val="0"/>
-              <w:adjustRightInd/>
-              <w:snapToGrid/>
-              <w:spacing w:line="400" w:lineRule="atLeast"/>
-              <w:jc w:val="left"/>
-              <w:textAlignment w:val="auto"/>
-              <w:rPr>
-                <w:rFonts w:hint="eastAsia" w:ascii="宋体" w:hAnsi="宋体" w:eastAsia="宋体" w:cs="宋体"/>
-                <w:sz w:val="24"/>
-                <w:szCs w:val="24"/>
-              </w:rPr>
-            </w:pPr>
-            <w:r>
-              <w:rPr>
-                <w:rFonts w:hint="eastAsia" w:ascii="宋体" w:hAnsi="宋体" w:eastAsia="宋体" w:cs="宋体"/>
-                <w:kern w:val="0"/>
-                <w:sz w:val="24"/>
-                <w:szCs w:val="24"/>
-                <w:lang w:val="en-US" w:eastAsia="zh-CN" w:bidi="ar"/>
-              </w:rPr>
-              <w:t>83.1%</w:t>
-            </w:r>
-          </w:p>
-        </w:tc>
-        <w:tc>
-          <w:tcPr>
-            <w:tcW w:w="1320" w:type="dxa"/>
-            <w:shd w:val="clear" w:color="auto" w:fill="auto"/>
-            <w:tcMar>
-              <w:top w:w="150" w:type="dxa"/>
-              <w:left w:w="240" w:type="dxa"/>
-              <w:bottom w:w="150" w:type="dxa"/>
-              <w:right w:w="0" w:type="dxa"/>
-            </w:tcMar>
-            <w:vAlign w:val="center"/>
-          </w:tcPr>
-          <w:p>
-            <w:pPr>
-              <w:keepNext w:val="0"/>
-              <w:keepLines w:val="0"/>
-              <w:pageBreakBefore w:val="0"/>
-              <w:widowControl/>
-              <w:suppressLineNumbers w:val="0"/>
-              <w:kinsoku/>
-              <w:overflowPunct/>
-              <w:topLinePunct w:val="0"/>
-              <w:autoSpaceDE/>
-              <w:autoSpaceDN/>
-              <w:bidi w:val="0"/>
-              <w:adjustRightInd/>
-              <w:snapToGrid/>
-              <w:spacing w:line="400" w:lineRule="atLeast"/>
-              <w:jc w:val="left"/>
-              <w:textAlignment w:val="auto"/>
-              <w:rPr>
-                <w:rFonts w:hint="eastAsia" w:ascii="宋体" w:hAnsi="宋体" w:eastAsia="宋体" w:cs="宋体"/>
-                <w:sz w:val="24"/>
-                <w:szCs w:val="24"/>
-              </w:rPr>
-            </w:pPr>
-            <w:r>
-              <w:rPr>
-                <w:rFonts w:hint="eastAsia" w:ascii="宋体" w:hAnsi="宋体" w:eastAsia="宋体" w:cs="宋体"/>
-                <w:kern w:val="0"/>
-                <w:sz w:val="24"/>
-                <w:szCs w:val="24"/>
-                <w:lang w:val="en-US" w:eastAsia="zh-CN" w:bidi="ar"/>
-              </w:rPr>
-              <w:t>0.93</w:t>
-            </w:r>
-          </w:p>
-        </w:tc>
-      </w:tr>
-      <w:tr>
-        <w:tblPrEx>
-          <w:tblBorders>
-            <w:top w:val="none" w:color="auto" w:sz="0" w:space="0"/>
-            <w:left w:val="none" w:color="auto" w:sz="0" w:space="0"/>
-            <w:bottom w:val="none" w:color="auto" w:sz="0" w:space="0"/>
-            <w:right w:val="none" w:color="auto" w:sz="0" w:space="0"/>
-            <w:insideH w:val="none" w:color="auto" w:sz="0" w:space="0"/>
-            <w:insideV w:val="none" w:color="auto" w:sz="0" w:space="0"/>
-          </w:tblBorders>
-          <w:tblCellMar>
-            <w:top w:w="15" w:type="dxa"/>
-            <w:left w:w="15" w:type="dxa"/>
-            <w:bottom w:w="15" w:type="dxa"/>
-            <w:right w:w="15" w:type="dxa"/>
-          </w:tblCellMar>
-        </w:tblPrEx>
-        <w:tc>
-          <w:tcPr>
-            <w:tcW w:w="1274" w:type="dxa"/>
-            <w:shd w:val="clear" w:color="auto" w:fill="auto"/>
-            <w:tcMar>
-              <w:top w:w="150" w:type="dxa"/>
-              <w:left w:w="0" w:type="dxa"/>
-              <w:bottom w:w="150" w:type="dxa"/>
-              <w:right w:w="240" w:type="dxa"/>
-            </w:tcMar>
-            <w:vAlign w:val="center"/>
-          </w:tcPr>
-          <w:p>
-            <w:pPr>
-              <w:keepNext w:val="0"/>
-              <w:keepLines w:val="0"/>
-              <w:pageBreakBefore w:val="0"/>
-              <w:widowControl/>
-              <w:suppressLineNumbers w:val="0"/>
-              <w:kinsoku/>
-              <w:overflowPunct/>
-              <w:topLinePunct w:val="0"/>
-              <w:autoSpaceDE/>
-              <w:autoSpaceDN/>
-              <w:bidi w:val="0"/>
-              <w:adjustRightInd/>
-              <w:snapToGrid/>
-              <w:spacing w:line="400" w:lineRule="atLeast"/>
-              <w:jc w:val="left"/>
-              <w:textAlignment w:val="auto"/>
-              <w:rPr>
-                <w:rFonts w:hint="eastAsia" w:ascii="宋体" w:hAnsi="宋体" w:eastAsia="宋体" w:cs="宋体"/>
-                <w:sz w:val="24"/>
-                <w:szCs w:val="24"/>
-              </w:rPr>
-            </w:pPr>
-            <w:r>
-              <w:rPr>
-                <w:rFonts w:hint="eastAsia" w:ascii="宋体" w:hAnsi="宋体" w:eastAsia="宋体" w:cs="宋体"/>
-                <w:kern w:val="0"/>
-                <w:sz w:val="24"/>
-                <w:szCs w:val="24"/>
-                <w:lang w:val="en-US" w:eastAsia="zh-CN" w:bidi="ar"/>
-              </w:rPr>
-              <w:t>LightGBM</w:t>
-            </w:r>
-          </w:p>
-        </w:tc>
-        <w:tc>
-          <w:tcPr>
-            <w:tcW w:w="1320" w:type="dxa"/>
-            <w:shd w:val="clear" w:color="auto" w:fill="auto"/>
-            <w:tcMar>
-              <w:top w:w="150" w:type="dxa"/>
-              <w:left w:w="240" w:type="dxa"/>
-              <w:bottom w:w="150" w:type="dxa"/>
-              <w:right w:w="240" w:type="dxa"/>
-            </w:tcMar>
-            <w:vAlign w:val="center"/>
-          </w:tcPr>
-          <w:p>
-            <w:pPr>
-              <w:keepNext w:val="0"/>
-              <w:keepLines w:val="0"/>
-              <w:pageBreakBefore w:val="0"/>
-              <w:widowControl/>
-              <w:suppressLineNumbers w:val="0"/>
-              <w:kinsoku/>
-              <w:overflowPunct/>
-              <w:topLinePunct w:val="0"/>
-              <w:autoSpaceDE/>
-              <w:autoSpaceDN/>
-              <w:bidi w:val="0"/>
-              <w:adjustRightInd/>
-              <w:snapToGrid/>
-              <w:spacing w:line="400" w:lineRule="atLeast"/>
-              <w:jc w:val="left"/>
-              <w:textAlignment w:val="auto"/>
-              <w:rPr>
-                <w:rFonts w:hint="eastAsia" w:ascii="宋体" w:hAnsi="宋体" w:eastAsia="宋体" w:cs="宋体"/>
-                <w:sz w:val="24"/>
-                <w:szCs w:val="24"/>
-              </w:rPr>
-            </w:pPr>
-            <w:r>
-              <w:rPr>
-                <w:rFonts w:hint="eastAsia" w:ascii="宋体" w:hAnsi="宋体" w:eastAsia="宋体" w:cs="宋体"/>
-                <w:kern w:val="0"/>
-                <w:sz w:val="24"/>
-                <w:szCs w:val="24"/>
-                <w:lang w:val="en-US" w:eastAsia="zh-CN" w:bidi="ar"/>
-              </w:rPr>
-              <w:t>86.0%</w:t>
-            </w:r>
-          </w:p>
-        </w:tc>
-        <w:tc>
-          <w:tcPr>
-            <w:tcW w:w="1474" w:type="dxa"/>
-            <w:shd w:val="clear" w:color="auto" w:fill="auto"/>
-            <w:tcMar>
-              <w:top w:w="150" w:type="dxa"/>
-              <w:left w:w="240" w:type="dxa"/>
-              <w:bottom w:w="150" w:type="dxa"/>
-              <w:right w:w="240" w:type="dxa"/>
-            </w:tcMar>
-            <w:vAlign w:val="center"/>
-          </w:tcPr>
-          <w:p>
-            <w:pPr>
-              <w:keepNext w:val="0"/>
-              <w:keepLines w:val="0"/>
-              <w:pageBreakBefore w:val="0"/>
-              <w:widowControl/>
-              <w:suppressLineNumbers w:val="0"/>
-              <w:kinsoku/>
-              <w:overflowPunct/>
-              <w:topLinePunct w:val="0"/>
-              <w:autoSpaceDE/>
-              <w:autoSpaceDN/>
-              <w:bidi w:val="0"/>
-              <w:adjustRightInd/>
-              <w:snapToGrid/>
-              <w:spacing w:line="400" w:lineRule="atLeast"/>
-              <w:jc w:val="left"/>
-              <w:textAlignment w:val="auto"/>
-              <w:rPr>
-                <w:rFonts w:hint="eastAsia" w:ascii="宋体" w:hAnsi="宋体" w:eastAsia="宋体" w:cs="宋体"/>
-                <w:sz w:val="24"/>
-                <w:szCs w:val="24"/>
-              </w:rPr>
-            </w:pPr>
-            <w:r>
-              <w:rPr>
-                <w:rFonts w:hint="eastAsia" w:ascii="宋体" w:hAnsi="宋体" w:eastAsia="宋体" w:cs="宋体"/>
-                <w:kern w:val="0"/>
-                <w:sz w:val="24"/>
-                <w:szCs w:val="24"/>
-                <w:lang w:val="en-US" w:eastAsia="zh-CN" w:bidi="ar"/>
-              </w:rPr>
-              <w:t>85.0%</w:t>
-            </w:r>
-          </w:p>
-        </w:tc>
-        <w:tc>
-          <w:tcPr>
-            <w:tcW w:w="1718" w:type="dxa"/>
-            <w:shd w:val="clear" w:color="auto" w:fill="auto"/>
-            <w:tcMar>
-              <w:top w:w="150" w:type="dxa"/>
-              <w:left w:w="240" w:type="dxa"/>
-              <w:bottom w:w="150" w:type="dxa"/>
-              <w:right w:w="240" w:type="dxa"/>
-            </w:tcMar>
-            <w:vAlign w:val="center"/>
-          </w:tcPr>
-          <w:p>
-            <w:pPr>
-              <w:keepNext w:val="0"/>
-              <w:keepLines w:val="0"/>
-              <w:pageBreakBefore w:val="0"/>
-              <w:widowControl/>
-              <w:suppressLineNumbers w:val="0"/>
-              <w:kinsoku/>
-              <w:overflowPunct/>
-              <w:topLinePunct w:val="0"/>
-              <w:autoSpaceDE/>
-              <w:autoSpaceDN/>
-              <w:bidi w:val="0"/>
-              <w:adjustRightInd/>
-              <w:snapToGrid/>
-              <w:spacing w:line="400" w:lineRule="atLeast"/>
-              <w:jc w:val="left"/>
-              <w:textAlignment w:val="auto"/>
-              <w:rPr>
-                <w:rFonts w:hint="eastAsia" w:ascii="宋体" w:hAnsi="宋体" w:eastAsia="宋体" w:cs="宋体"/>
-                <w:sz w:val="24"/>
-                <w:szCs w:val="24"/>
-              </w:rPr>
-            </w:pPr>
-            <w:r>
-              <w:rPr>
-                <w:rFonts w:hint="eastAsia" w:ascii="宋体" w:hAnsi="宋体" w:eastAsia="宋体" w:cs="宋体"/>
-                <w:kern w:val="0"/>
-                <w:sz w:val="24"/>
-                <w:szCs w:val="24"/>
-                <w:lang w:val="en-US" w:eastAsia="zh-CN" w:bidi="ar"/>
-              </w:rPr>
-              <w:t>83.5%</w:t>
-            </w:r>
-          </w:p>
-        </w:tc>
-        <w:tc>
-          <w:tcPr>
-            <w:tcW w:w="1167" w:type="dxa"/>
-            <w:shd w:val="clear" w:color="auto" w:fill="auto"/>
-            <w:tcMar>
-              <w:top w:w="150" w:type="dxa"/>
-              <w:left w:w="240" w:type="dxa"/>
-              <w:bottom w:w="150" w:type="dxa"/>
-              <w:right w:w="240" w:type="dxa"/>
-            </w:tcMar>
-            <w:vAlign w:val="center"/>
-          </w:tcPr>
-          <w:p>
-            <w:pPr>
-              <w:keepNext w:val="0"/>
-              <w:keepLines w:val="0"/>
-              <w:pageBreakBefore w:val="0"/>
-              <w:widowControl/>
-              <w:suppressLineNumbers w:val="0"/>
-              <w:kinsoku/>
-              <w:overflowPunct/>
-              <w:topLinePunct w:val="0"/>
-              <w:autoSpaceDE/>
-              <w:autoSpaceDN/>
-              <w:bidi w:val="0"/>
-              <w:adjustRightInd/>
-              <w:snapToGrid/>
-              <w:spacing w:line="400" w:lineRule="atLeast"/>
-              <w:jc w:val="left"/>
-              <w:textAlignment w:val="auto"/>
-              <w:rPr>
-                <w:rFonts w:hint="eastAsia" w:ascii="宋体" w:hAnsi="宋体" w:eastAsia="宋体" w:cs="宋体"/>
-                <w:sz w:val="24"/>
-                <w:szCs w:val="24"/>
-              </w:rPr>
-            </w:pPr>
-            <w:r>
-              <w:rPr>
-                <w:rFonts w:hint="eastAsia" w:ascii="宋体" w:hAnsi="宋体" w:eastAsia="宋体" w:cs="宋体"/>
-                <w:kern w:val="0"/>
-                <w:sz w:val="24"/>
-                <w:szCs w:val="24"/>
-                <w:lang w:val="en-US" w:eastAsia="zh-CN" w:bidi="ar"/>
-              </w:rPr>
-              <w:t>84.2%</w:t>
-            </w:r>
-          </w:p>
-        </w:tc>
-        <w:tc>
-          <w:tcPr>
-            <w:tcW w:w="1320" w:type="dxa"/>
-            <w:shd w:val="clear" w:color="auto" w:fill="auto"/>
-            <w:tcMar>
-              <w:top w:w="150" w:type="dxa"/>
-              <w:left w:w="240" w:type="dxa"/>
-              <w:bottom w:w="150" w:type="dxa"/>
-              <w:right w:w="0" w:type="dxa"/>
-            </w:tcMar>
-            <w:vAlign w:val="center"/>
-          </w:tcPr>
-          <w:p>
-            <w:pPr>
-              <w:keepNext w:val="0"/>
-              <w:keepLines w:val="0"/>
-              <w:pageBreakBefore w:val="0"/>
-              <w:widowControl/>
-              <w:suppressLineNumbers w:val="0"/>
-              <w:kinsoku/>
-              <w:overflowPunct/>
-              <w:topLinePunct w:val="0"/>
-              <w:autoSpaceDE/>
-              <w:autoSpaceDN/>
-              <w:bidi w:val="0"/>
-              <w:adjustRightInd/>
-              <w:snapToGrid/>
-              <w:spacing w:line="400" w:lineRule="atLeast"/>
-              <w:jc w:val="left"/>
-              <w:textAlignment w:val="auto"/>
-              <w:rPr>
-                <w:rFonts w:hint="eastAsia" w:ascii="宋体" w:hAnsi="宋体" w:eastAsia="宋体" w:cs="宋体"/>
-                <w:sz w:val="24"/>
-                <w:szCs w:val="24"/>
-              </w:rPr>
-            </w:pPr>
-            <w:r>
-              <w:rPr>
-                <w:rFonts w:hint="eastAsia" w:ascii="宋体" w:hAnsi="宋体" w:eastAsia="宋体" w:cs="宋体"/>
-                <w:kern w:val="0"/>
-                <w:sz w:val="24"/>
-                <w:szCs w:val="24"/>
-                <w:lang w:val="en-US" w:eastAsia="zh-CN" w:bidi="ar"/>
-              </w:rPr>
-              <w:t>0.94</w:t>
-            </w:r>
-          </w:p>
-        </w:tc>
-      </w:tr>
-    </w:tbl>
-    <w:p>
-      <w:pPr>
-        <w:pStyle w:val="6"/>
-        <w:keepNext w:val="0"/>
-        <w:keepLines w:val="0"/>
-        <w:pageBreakBefore w:val="0"/>
-        <w:widowControl/>
-        <w:suppressLineNumbers w:val="0"/>
-        <w:shd w:val="clear" w:fill="FFFFFF"/>
-        <w:kinsoku/>
-        <w:overflowPunct/>
-        <w:topLinePunct w:val="0"/>
-        <w:autoSpaceDE/>
-        <w:autoSpaceDN/>
-        <w:bidi w:val="0"/>
-        <w:adjustRightInd/>
-        <w:snapToGrid/>
-        <w:spacing w:before="160" w:beforeAutospacing="0" w:after="160" w:afterAutospacing="0" w:line="400" w:lineRule="atLeast"/>
-        <w:ind w:left="0" w:right="0" w:firstLine="0"/>
-        <w:textAlignment w:val="auto"/>
-        <w:rPr>
-          <w:rFonts w:hint="default" w:ascii="宋体" w:hAnsi="宋体" w:eastAsia="宋体" w:cs="宋体"/>
-          <w:i w:val="0"/>
-          <w:iCs w:val="0"/>
-          <w:caps w:val="0"/>
-          <w:color w:val="0F1115"/>
-          <w:spacing w:val="0"/>
-          <w:sz w:val="24"/>
-          <w:szCs w:val="24"/>
-          <w:shd w:val="clear" w:fill="FFFFFF"/>
-          <w:lang w:val="en-US" w:eastAsia="zh-CN"/>
-        </w:rPr>
-      </w:pPr>
-      <w:r>
-        <w:rPr>
-          <w:rFonts w:hint="eastAsia" w:ascii="宋体" w:hAnsi="宋体" w:eastAsia="宋体" w:cs="宋体"/>
-          <w:i w:val="0"/>
-          <w:iCs w:val="0"/>
-          <w:caps w:val="0"/>
-          <w:color w:val="0F1115"/>
-          <w:spacing w:val="0"/>
-          <w:sz w:val="24"/>
-          <w:szCs w:val="24"/>
-          <w:shd w:val="clear" w:fill="FFFFFF"/>
-          <w:lang w:val="en-US" w:eastAsia="zh-CN"/>
-        </w:rPr>
-        <w:drawing>
-          <wp:anchor distT="0" distB="0" distL="114300" distR="114300" simplePos="0" relativeHeight="251664384" behindDoc="1" locked="0" layoutInCell="1" allowOverlap="1">
-            <wp:simplePos x="0" y="0"/>
-            <wp:positionH relativeFrom="column">
-              <wp:posOffset>457200</wp:posOffset>
-            </wp:positionH>
-            <wp:positionV relativeFrom="paragraph">
-              <wp:posOffset>254635</wp:posOffset>
-            </wp:positionV>
-            <wp:extent cx="4669155" cy="4044950"/>
-            <wp:effectExtent l="0" t="0" r="0" b="0"/>
-            <wp:wrapThrough wrapText="bothSides">
-              <wp:wrapPolygon>
-                <wp:start x="0" y="0"/>
-                <wp:lineTo x="0" y="21566"/>
-                <wp:lineTo x="21562" y="21566"/>
-                <wp:lineTo x="21562" y="0"/>
-                <wp:lineTo x="0" y="0"/>
-              </wp:wrapPolygon>
-            </wp:wrapThrough>
-            <wp:docPr id="12" name="图片 12" descr="confusion_matrix"/>
-            <wp:cNvGraphicFramePr>
-              <a:graphicFrameLocks xmlns:a="http://schemas.openxmlformats.org/drawingml/2006/main" noChangeAspect="1"/>
-            </wp:cNvGraphicFramePr>
-            <a:graphic xmlns:a="http://schemas.openxmlformats.org/drawingml/2006/main">
-              <a:graphicData uri="http://schemas.openxmlformats.org/drawingml/2006/picture">
-                <pic:pic xmlns:pic="http://schemas.openxmlformats.org/drawingml/2006/picture">
-                  <pic:nvPicPr>
-                    <pic:cNvPr id="12" name="图片 12" descr="confusion_matrix"/>
-                    <pic:cNvPicPr>
-                      <a:picLocks noChangeAspect="1"/>
-                    </pic:cNvPicPr>
-                  </pic:nvPicPr>
-                  <pic:blipFill>
-                    <a:blip r:embed="rId9"/>
-                    <a:srcRect t="5616" r="-781"/>
-                    <a:stretch>
-                      <a:fillRect/>
-                    </a:stretch>
-                  </pic:blipFill>
-                  <pic:spPr>
-                    <a:xfrm>
-                      <a:off x="0" y="0"/>
-                      <a:ext cx="4669155" cy="4044950"/>
-                    </a:xfrm>
-                    <a:prstGeom prst="rect">
-                      <a:avLst/>
-                    </a:prstGeom>
-                  </pic:spPr>
-                </pic:pic>
-              </a:graphicData>
-            </a:graphic>
-          </wp:anchor>
-        </w:drawing>
-      </w:r>
-      <w:r>
-        <w:rPr>
-          <w:rFonts w:hint="eastAsia" w:ascii="宋体" w:hAnsi="宋体" w:eastAsia="宋体" w:cs="宋体"/>
-          <w:i w:val="0"/>
-          <w:iCs w:val="0"/>
-          <w:caps w:val="0"/>
-          <w:color w:val="0F1115"/>
-          <w:spacing w:val="0"/>
-          <w:sz w:val="24"/>
-          <w:szCs w:val="24"/>
-          <w:shd w:val="clear" w:fill="FFFFFF"/>
-          <w:lang w:val="en-US" w:eastAsia="zh-CN"/>
-        </w:rPr>
-        <w:t xml:space="preserve">                        </w:t>
-      </w:r>
-    </w:p>
-    <w:p>
-      <w:pPr>
-        <w:pStyle w:val="6"/>
-        <w:keepNext w:val="0"/>
-        <w:keepLines w:val="0"/>
-        <w:pageBreakBefore w:val="0"/>
-        <w:widowControl/>
-        <w:suppressLineNumbers w:val="0"/>
-        <w:shd w:val="clear" w:fill="FFFFFF"/>
-        <w:kinsoku/>
-        <w:overflowPunct/>
-        <w:topLinePunct w:val="0"/>
-        <w:autoSpaceDE/>
-        <w:autoSpaceDN/>
-        <w:bidi w:val="0"/>
-        <w:adjustRightInd/>
-        <w:snapToGrid/>
-        <w:spacing w:before="160" w:beforeAutospacing="0" w:after="160" w:afterAutospacing="0" w:line="400" w:lineRule="atLeast"/>
-        <w:ind w:left="0" w:right="0" w:firstLine="0"/>
-        <w:textAlignment w:val="auto"/>
-        <w:rPr>
-          <w:rFonts w:hint="eastAsia" w:ascii="宋体" w:hAnsi="宋体" w:eastAsia="宋体" w:cs="宋体"/>
-          <w:i w:val="0"/>
-          <w:iCs w:val="0"/>
-          <w:caps w:val="0"/>
-          <w:color w:val="0F1115"/>
-          <w:spacing w:val="0"/>
-          <w:sz w:val="24"/>
-          <w:szCs w:val="24"/>
-          <w:shd w:val="clear" w:fill="FFFFFF"/>
-        </w:rPr>
-      </w:pPr>
-    </w:p>
-    <w:p>
-      <w:pPr>
-        <w:pStyle w:val="6"/>
-        <w:keepNext w:val="0"/>
-        <w:keepLines w:val="0"/>
-        <w:pageBreakBefore w:val="0"/>
-        <w:widowControl/>
-        <w:suppressLineNumbers w:val="0"/>
-        <w:shd w:val="clear" w:fill="FFFFFF"/>
-        <w:kinsoku/>
-        <w:overflowPunct/>
-        <w:topLinePunct w:val="0"/>
-        <w:autoSpaceDE/>
-        <w:autoSpaceDN/>
-        <w:bidi w:val="0"/>
-        <w:adjustRightInd/>
-        <w:snapToGrid/>
-        <w:spacing w:before="160" w:beforeAutospacing="0" w:after="160" w:afterAutospacing="0" w:line="400" w:lineRule="atLeast"/>
-        <w:ind w:left="0" w:right="0" w:firstLine="0"/>
-        <w:textAlignment w:val="auto"/>
-        <w:rPr>
-          <w:rFonts w:hint="eastAsia" w:ascii="宋体" w:hAnsi="宋体" w:eastAsia="宋体" w:cs="宋体"/>
-          <w:i w:val="0"/>
-          <w:iCs w:val="0"/>
-          <w:caps w:val="0"/>
-          <w:color w:val="0F1115"/>
-          <w:spacing w:val="0"/>
-          <w:sz w:val="24"/>
-          <w:szCs w:val="24"/>
-          <w:shd w:val="clear" w:fill="FFFFFF"/>
-        </w:rPr>
-      </w:pPr>
-    </w:p>
-    <w:p>
-      <w:pPr>
-        <w:pStyle w:val="6"/>
-        <w:keepNext w:val="0"/>
-        <w:keepLines w:val="0"/>
-        <w:pageBreakBefore w:val="0"/>
-        <w:widowControl/>
-        <w:suppressLineNumbers w:val="0"/>
-        <w:shd w:val="clear" w:fill="FFFFFF"/>
-        <w:kinsoku/>
-        <w:overflowPunct/>
-        <w:topLinePunct w:val="0"/>
-        <w:autoSpaceDE/>
-        <w:autoSpaceDN/>
-        <w:bidi w:val="0"/>
-        <w:adjustRightInd/>
-        <w:snapToGrid/>
-        <w:spacing w:before="160" w:beforeAutospacing="0" w:after="160" w:afterAutospacing="0" w:line="400" w:lineRule="atLeast"/>
-        <w:ind w:left="0" w:right="0" w:firstLine="0"/>
-        <w:textAlignment w:val="auto"/>
-        <w:rPr>
-          <w:rFonts w:hint="eastAsia" w:ascii="宋体" w:hAnsi="宋体" w:eastAsia="宋体" w:cs="宋体"/>
-          <w:i w:val="0"/>
-          <w:iCs w:val="0"/>
-          <w:caps w:val="0"/>
-          <w:color w:val="0F1115"/>
-          <w:spacing w:val="0"/>
-          <w:sz w:val="24"/>
-          <w:szCs w:val="24"/>
-          <w:shd w:val="clear" w:fill="FFFFFF"/>
-        </w:rPr>
-      </w:pPr>
-    </w:p>
-    <w:p>
-      <w:pPr>
-        <w:pStyle w:val="6"/>
-        <w:keepNext w:val="0"/>
-        <w:keepLines w:val="0"/>
-        <w:pageBreakBefore w:val="0"/>
-        <w:widowControl/>
-        <w:suppressLineNumbers w:val="0"/>
-        <w:shd w:val="clear" w:fill="FFFFFF"/>
-        <w:kinsoku/>
-        <w:overflowPunct/>
-        <w:topLinePunct w:val="0"/>
-        <w:autoSpaceDE/>
-        <w:autoSpaceDN/>
-        <w:bidi w:val="0"/>
-        <w:adjustRightInd/>
-        <w:snapToGrid/>
-        <w:spacing w:before="160" w:beforeAutospacing="0" w:after="160" w:afterAutospacing="0" w:line="400" w:lineRule="atLeast"/>
-        <w:ind w:left="0" w:right="0" w:firstLine="0"/>
-        <w:textAlignment w:val="auto"/>
-        <w:rPr>
-          <w:rFonts w:hint="eastAsia" w:ascii="宋体" w:hAnsi="宋体" w:eastAsia="宋体" w:cs="宋体"/>
-          <w:i w:val="0"/>
-          <w:iCs w:val="0"/>
-          <w:caps w:val="0"/>
-          <w:color w:val="0F1115"/>
-          <w:spacing w:val="0"/>
-          <w:sz w:val="24"/>
-          <w:szCs w:val="24"/>
-          <w:shd w:val="clear" w:fill="FFFFFF"/>
-        </w:rPr>
-      </w:pPr>
-    </w:p>
-    <w:p>
-      <w:pPr>
-        <w:pStyle w:val="6"/>
-        <w:keepNext w:val="0"/>
-        <w:keepLines w:val="0"/>
-        <w:pageBreakBefore w:val="0"/>
-        <w:widowControl/>
-        <w:suppressLineNumbers w:val="0"/>
-        <w:shd w:val="clear" w:fill="FFFFFF"/>
-        <w:kinsoku/>
-        <w:overflowPunct/>
-        <w:topLinePunct w:val="0"/>
-        <w:autoSpaceDE/>
-        <w:autoSpaceDN/>
-        <w:bidi w:val="0"/>
-        <w:adjustRightInd/>
-        <w:snapToGrid/>
-        <w:spacing w:before="160" w:beforeAutospacing="0" w:after="160" w:afterAutospacing="0" w:line="400" w:lineRule="atLeast"/>
-        <w:ind w:left="0" w:right="0" w:firstLine="0"/>
-        <w:textAlignment w:val="auto"/>
-        <w:rPr>
-          <w:rFonts w:hint="eastAsia" w:ascii="宋体" w:hAnsi="宋体" w:eastAsia="宋体" w:cs="宋体"/>
-          <w:i w:val="0"/>
-          <w:iCs w:val="0"/>
-          <w:caps w:val="0"/>
-          <w:color w:val="0F1115"/>
-          <w:spacing w:val="0"/>
-          <w:sz w:val="24"/>
-          <w:szCs w:val="24"/>
-          <w:shd w:val="clear" w:fill="FFFFFF"/>
-        </w:rPr>
-      </w:pPr>
-    </w:p>
-    <w:p>
-      <w:pPr>
-        <w:pStyle w:val="6"/>
-        <w:keepNext w:val="0"/>
-        <w:keepLines w:val="0"/>
-        <w:pageBreakBefore w:val="0"/>
-        <w:widowControl/>
-        <w:suppressLineNumbers w:val="0"/>
-        <w:shd w:val="clear" w:fill="FFFFFF"/>
-        <w:kinsoku/>
-        <w:overflowPunct/>
-        <w:topLinePunct w:val="0"/>
-        <w:autoSpaceDE/>
-        <w:autoSpaceDN/>
-        <w:bidi w:val="0"/>
-        <w:adjustRightInd/>
-        <w:snapToGrid/>
-        <w:spacing w:before="160" w:beforeAutospacing="0" w:after="160" w:afterAutospacing="0" w:line="400" w:lineRule="atLeast"/>
-        <w:ind w:left="0" w:right="0" w:firstLine="0"/>
-        <w:textAlignment w:val="auto"/>
-        <w:rPr>
-          <w:rFonts w:hint="eastAsia" w:ascii="宋体" w:hAnsi="宋体" w:eastAsia="宋体" w:cs="宋体"/>
-          <w:i w:val="0"/>
-          <w:iCs w:val="0"/>
-          <w:caps w:val="0"/>
-          <w:color w:val="0F1115"/>
-          <w:spacing w:val="0"/>
-          <w:sz w:val="24"/>
-          <w:szCs w:val="24"/>
-          <w:shd w:val="clear" w:fill="FFFFFF"/>
-        </w:rPr>
-      </w:pPr>
-    </w:p>
-    <w:p>
-      <w:pPr>
-        <w:pStyle w:val="6"/>
-        <w:keepNext w:val="0"/>
-        <w:keepLines w:val="0"/>
-        <w:pageBreakBefore w:val="0"/>
-        <w:widowControl/>
-        <w:suppressLineNumbers w:val="0"/>
-        <w:shd w:val="clear" w:fill="FFFFFF"/>
-        <w:kinsoku/>
-        <w:overflowPunct/>
-        <w:topLinePunct w:val="0"/>
-        <w:autoSpaceDE/>
-        <w:autoSpaceDN/>
-        <w:bidi w:val="0"/>
-        <w:adjustRightInd/>
-        <w:snapToGrid/>
-        <w:spacing w:before="160" w:beforeAutospacing="0" w:after="160" w:afterAutospacing="0" w:line="400" w:lineRule="atLeast"/>
-        <w:ind w:left="0" w:right="0" w:firstLine="0"/>
-        <w:textAlignment w:val="auto"/>
-        <w:rPr>
-          <w:rFonts w:hint="eastAsia" w:ascii="宋体" w:hAnsi="宋体" w:eastAsia="宋体" w:cs="宋体"/>
-          <w:i w:val="0"/>
-          <w:iCs w:val="0"/>
-          <w:caps w:val="0"/>
-          <w:color w:val="0F1115"/>
-          <w:spacing w:val="0"/>
-          <w:sz w:val="24"/>
-          <w:szCs w:val="24"/>
-          <w:shd w:val="clear" w:fill="FFFFFF"/>
-        </w:rPr>
-      </w:pPr>
-    </w:p>
-    <w:p>
-      <w:pPr>
-        <w:pStyle w:val="6"/>
-        <w:keepNext w:val="0"/>
-        <w:keepLines w:val="0"/>
-        <w:pageBreakBefore w:val="0"/>
-        <w:widowControl/>
-        <w:suppressLineNumbers w:val="0"/>
-        <w:shd w:val="clear" w:fill="FFFFFF"/>
-        <w:kinsoku/>
-        <w:overflowPunct/>
-        <w:topLinePunct w:val="0"/>
-        <w:autoSpaceDE/>
-        <w:autoSpaceDN/>
-        <w:bidi w:val="0"/>
-        <w:adjustRightInd/>
-        <w:snapToGrid/>
-        <w:spacing w:before="160" w:beforeAutospacing="0" w:after="160" w:afterAutospacing="0" w:line="400" w:lineRule="atLeast"/>
-        <w:ind w:left="0" w:right="0" w:firstLine="0"/>
-        <w:textAlignment w:val="auto"/>
-        <w:rPr>
-          <w:rFonts w:hint="eastAsia" w:ascii="宋体" w:hAnsi="宋体" w:eastAsia="宋体" w:cs="宋体"/>
-          <w:i w:val="0"/>
-          <w:iCs w:val="0"/>
-          <w:caps w:val="0"/>
-          <w:color w:val="0F1115"/>
-          <w:spacing w:val="0"/>
-          <w:sz w:val="24"/>
-          <w:szCs w:val="24"/>
-          <w:shd w:val="clear" w:fill="FFFFFF"/>
-        </w:rPr>
-      </w:pPr>
-    </w:p>
-    <w:p>
-      <w:pPr>
-        <w:pStyle w:val="6"/>
-        <w:keepNext w:val="0"/>
-        <w:keepLines w:val="0"/>
-        <w:pageBreakBefore w:val="0"/>
-        <w:widowControl/>
-        <w:suppressLineNumbers w:val="0"/>
-        <w:shd w:val="clear" w:fill="FFFFFF"/>
-        <w:kinsoku/>
-        <w:overflowPunct/>
-        <w:topLinePunct w:val="0"/>
-        <w:autoSpaceDE/>
-        <w:autoSpaceDN/>
-        <w:bidi w:val="0"/>
-        <w:adjustRightInd/>
-        <w:snapToGrid/>
-        <w:spacing w:before="160" w:beforeAutospacing="0" w:after="160" w:afterAutospacing="0" w:line="400" w:lineRule="atLeast"/>
-        <w:ind w:left="0" w:right="0" w:firstLine="0"/>
-        <w:textAlignment w:val="auto"/>
-        <w:rPr>
-          <w:rFonts w:hint="eastAsia" w:ascii="宋体" w:hAnsi="宋体" w:eastAsia="宋体" w:cs="宋体"/>
-          <w:i w:val="0"/>
-          <w:iCs w:val="0"/>
-          <w:caps w:val="0"/>
-          <w:color w:val="0F1115"/>
-          <w:spacing w:val="0"/>
-          <w:sz w:val="24"/>
-          <w:szCs w:val="24"/>
-          <w:shd w:val="clear" w:fill="FFFFFF"/>
-        </w:rPr>
-      </w:pPr>
-    </w:p>
-    <w:p>
-      <w:pPr>
-        <w:pStyle w:val="6"/>
-        <w:keepNext w:val="0"/>
-        <w:keepLines w:val="0"/>
-        <w:pageBreakBefore w:val="0"/>
-        <w:widowControl/>
-        <w:suppressLineNumbers w:val="0"/>
-        <w:shd w:val="clear" w:fill="FFFFFF"/>
-        <w:kinsoku/>
-        <w:overflowPunct/>
-        <w:topLinePunct w:val="0"/>
-        <w:autoSpaceDE/>
-        <w:autoSpaceDN/>
-        <w:bidi w:val="0"/>
-        <w:adjustRightInd/>
-        <w:snapToGrid/>
-        <w:spacing w:before="160" w:beforeAutospacing="0" w:after="160" w:afterAutospacing="0" w:line="400" w:lineRule="atLeast"/>
-        <w:ind w:left="0" w:right="0" w:firstLine="0"/>
-        <w:textAlignment w:val="auto"/>
-        <w:rPr>
-          <w:rFonts w:hint="eastAsia" w:ascii="宋体" w:hAnsi="宋体" w:eastAsia="宋体" w:cs="宋体"/>
-          <w:i w:val="0"/>
-          <w:iCs w:val="0"/>
-          <w:caps w:val="0"/>
-          <w:color w:val="0F1115"/>
-          <w:spacing w:val="0"/>
-          <w:sz w:val="24"/>
-          <w:szCs w:val="24"/>
-          <w:shd w:val="clear" w:fill="FFFFFF"/>
-        </w:rPr>
-      </w:pPr>
-    </w:p>
-    <w:p>
-      <w:pPr>
-        <w:pStyle w:val="6"/>
-        <w:keepNext w:val="0"/>
-        <w:keepLines w:val="0"/>
-        <w:pageBreakBefore w:val="0"/>
-        <w:widowControl/>
-        <w:suppressLineNumbers w:val="0"/>
-        <w:shd w:val="clear" w:fill="FFFFFF"/>
-        <w:kinsoku/>
-        <w:overflowPunct/>
-        <w:topLinePunct w:val="0"/>
-        <w:autoSpaceDE/>
-        <w:autoSpaceDN/>
-        <w:bidi w:val="0"/>
-        <w:adjustRightInd/>
-        <w:snapToGrid/>
-        <w:spacing w:before="160" w:beforeAutospacing="0" w:after="160" w:afterAutospacing="0" w:line="400" w:lineRule="atLeast"/>
-        <w:ind w:left="0" w:right="0" w:firstLine="0"/>
-        <w:textAlignment w:val="auto"/>
-        <w:rPr>
-          <w:rFonts w:hint="eastAsia" w:ascii="宋体" w:hAnsi="宋体" w:eastAsia="宋体" w:cs="宋体"/>
-          <w:i w:val="0"/>
-          <w:iCs w:val="0"/>
-          <w:caps w:val="0"/>
-          <w:color w:val="0F1115"/>
-          <w:spacing w:val="0"/>
-          <w:sz w:val="24"/>
-          <w:szCs w:val="24"/>
-          <w:shd w:val="clear" w:fill="FFFFFF"/>
-        </w:rPr>
-      </w:pPr>
-    </w:p>
-    <w:p>
-      <w:pPr>
-        <w:pStyle w:val="6"/>
-        <w:keepNext w:val="0"/>
-        <w:keepLines w:val="0"/>
-        <w:pageBreakBefore w:val="0"/>
-        <w:widowControl/>
-        <w:suppressLineNumbers w:val="0"/>
-        <w:shd w:val="clear" w:fill="FFFFFF"/>
-        <w:kinsoku/>
-        <w:overflowPunct/>
-        <w:topLinePunct w:val="0"/>
-        <w:autoSpaceDE/>
-        <w:autoSpaceDN/>
-        <w:bidi w:val="0"/>
-        <w:adjustRightInd/>
-        <w:snapToGrid/>
-        <w:spacing w:before="160" w:beforeAutospacing="0" w:after="160" w:afterAutospacing="0" w:line="400" w:lineRule="atLeast"/>
-        <w:ind w:left="0" w:right="0" w:firstLine="0"/>
-        <w:textAlignment w:val="auto"/>
-        <w:rPr>
-          <w:rFonts w:hint="default" w:ascii="宋体" w:hAnsi="宋体" w:eastAsia="宋体" w:cs="宋体"/>
-          <w:i w:val="0"/>
-          <w:iCs w:val="0"/>
-          <w:caps w:val="0"/>
-          <w:color w:val="0F1115"/>
-          <w:spacing w:val="0"/>
-          <w:sz w:val="24"/>
-          <w:szCs w:val="24"/>
-          <w:shd w:val="clear" w:fill="FFFFFF"/>
-          <w:lang w:val="en-US" w:eastAsia="zh-CN"/>
-        </w:rPr>
-      </w:pPr>
-      <w:r>
-        <w:rPr>
-          <w:rFonts w:hint="eastAsia" w:ascii="宋体" w:hAnsi="宋体" w:eastAsia="宋体" w:cs="宋体"/>
-          <w:i w:val="0"/>
-          <w:iCs w:val="0"/>
-          <w:caps w:val="0"/>
-          <w:color w:val="0F1115"/>
-          <w:spacing w:val="0"/>
-          <w:sz w:val="24"/>
-          <w:szCs w:val="24"/>
-          <w:shd w:val="clear" w:fill="FFFFFF"/>
-          <w:lang w:val="en-US" w:eastAsia="zh-CN"/>
-        </w:rPr>
-        <w:t xml:space="preserve">                        图6：最佳模型混淆矩阵</w:t>
-      </w:r>
-    </w:p>
-    <w:p>
-      <w:pPr>
-        <w:pStyle w:val="6"/>
-        <w:keepNext w:val="0"/>
-        <w:keepLines w:val="0"/>
-        <w:pageBreakBefore w:val="0"/>
-        <w:widowControl/>
-        <w:suppressLineNumbers w:val="0"/>
-        <w:shd w:val="clear" w:fill="FFFFFF"/>
-        <w:kinsoku/>
-        <w:overflowPunct/>
-        <w:topLinePunct w:val="0"/>
-        <w:autoSpaceDE/>
-        <w:autoSpaceDN/>
-        <w:bidi w:val="0"/>
-        <w:adjustRightInd/>
-        <w:snapToGrid/>
-        <w:spacing w:before="160" w:beforeAutospacing="0" w:after="160" w:afterAutospacing="0" w:line="400" w:lineRule="atLeast"/>
-        <w:ind w:left="0" w:right="0" w:firstLine="0"/>
-        <w:textAlignment w:val="auto"/>
-        <w:rPr>
-          <w:rFonts w:hint="eastAsia" w:ascii="宋体" w:hAnsi="宋体" w:eastAsia="宋体" w:cs="宋体"/>
-          <w:i w:val="0"/>
-          <w:iCs w:val="0"/>
-          <w:caps w:val="0"/>
-          <w:color w:val="0F1115"/>
-          <w:spacing w:val="0"/>
-          <w:sz w:val="24"/>
-          <w:szCs w:val="24"/>
-        </w:rPr>
-      </w:pPr>
-      <w:r>
-        <w:rPr>
-          <w:rFonts w:hint="eastAsia" w:ascii="宋体" w:hAnsi="宋体" w:eastAsia="宋体" w:cs="宋体"/>
-          <w:i w:val="0"/>
-          <w:iCs w:val="0"/>
-          <w:caps w:val="0"/>
-          <w:color w:val="0F1115"/>
-          <w:spacing w:val="0"/>
-          <w:sz w:val="24"/>
-          <w:szCs w:val="24"/>
-          <w:shd w:val="clear" w:fill="FFFFFF"/>
-        </w:rPr>
-        <w:t>从评估结果可以看出：</w:t>
-      </w:r>
-    </w:p>
-    <w:p>
-      <w:pPr>
-        <w:pStyle w:val="6"/>
-        <w:keepNext w:val="0"/>
-        <w:keepLines w:val="0"/>
-        <w:pageBreakBefore w:val="0"/>
-        <w:widowControl/>
-        <w:suppressLineNumbers w:val="0"/>
-        <w:shd w:val="clear" w:fill="FFFFFF"/>
-        <w:kinsoku/>
-        <w:overflowPunct/>
-        <w:topLinePunct w:val="0"/>
-        <w:autoSpaceDE/>
-        <w:autoSpaceDN/>
-        <w:bidi w:val="0"/>
-        <w:adjustRightInd/>
-        <w:snapToGrid/>
-        <w:spacing w:before="160" w:beforeAutospacing="0" w:after="160" w:afterAutospacing="0" w:line="400" w:lineRule="atLeast"/>
-        <w:ind w:left="0" w:right="0" w:firstLine="0"/>
-        <w:textAlignment w:val="auto"/>
-        <w:rPr>
-          <w:rFonts w:hint="eastAsia" w:ascii="宋体" w:hAnsi="宋体" w:eastAsia="宋体" w:cs="宋体"/>
-          <w:i w:val="0"/>
-          <w:iCs w:val="0"/>
-          <w:caps w:val="0"/>
-          <w:color w:val="0F1115"/>
-          <w:spacing w:val="0"/>
-          <w:sz w:val="24"/>
-          <w:szCs w:val="24"/>
-          <w:shd w:val="clear" w:fill="FFFFFF"/>
-        </w:rPr>
-      </w:pPr>
-      <w:r>
-        <w:rPr>
-          <w:rFonts w:hint="eastAsia" w:ascii="宋体" w:hAnsi="宋体" w:eastAsia="宋体" w:cs="宋体"/>
-          <w:i w:val="0"/>
-          <w:iCs w:val="0"/>
-          <w:caps w:val="0"/>
-          <w:color w:val="0F1115"/>
-          <w:spacing w:val="0"/>
-          <w:sz w:val="24"/>
-          <w:szCs w:val="24"/>
-          <w:shd w:val="clear" w:fill="FFFFFF"/>
-          <w:lang w:val="en-US" w:eastAsia="zh-CN"/>
-        </w:rPr>
-        <w:t>1.</w:t>
-      </w:r>
-      <w:r>
-        <w:rPr>
-          <w:rFonts w:hint="eastAsia" w:ascii="宋体" w:hAnsi="宋体" w:eastAsia="宋体" w:cs="宋体"/>
-          <w:i w:val="0"/>
-          <w:iCs w:val="0"/>
-          <w:caps w:val="0"/>
-          <w:color w:val="0F1115"/>
-          <w:spacing w:val="0"/>
-          <w:sz w:val="24"/>
-          <w:szCs w:val="24"/>
-          <w:shd w:val="clear" w:fill="FFFFFF"/>
-        </w:rPr>
-        <w:t>集成学习方法（随机森林、XGBoost、LightGBM）整体优于逻辑回归等传统方法</w:t>
-      </w:r>
-      <w:r>
-        <w:rPr>
-          <w:rFonts w:hint="eastAsia" w:ascii="宋体" w:hAnsi="宋体" w:eastAsia="宋体" w:cs="宋体"/>
-          <w:i w:val="0"/>
-          <w:iCs w:val="0"/>
-          <w:caps w:val="0"/>
-          <w:color w:val="0F1115"/>
-          <w:spacing w:val="0"/>
-          <w:sz w:val="24"/>
-          <w:szCs w:val="24"/>
-          <w:shd w:val="clear" w:fill="FFFFFF"/>
-        </w:rPr>
-        <w:fldChar w:fldCharType="begin"/>
-      </w:r>
-      <w:r>
-        <w:rPr>
-          <w:rFonts w:hint="eastAsia" w:ascii="宋体" w:hAnsi="宋体" w:eastAsia="宋体" w:cs="宋体"/>
-          <w:i w:val="0"/>
-          <w:iCs w:val="0"/>
-          <w:caps w:val="0"/>
-          <w:color w:val="0F1115"/>
-          <w:spacing w:val="0"/>
-          <w:sz w:val="24"/>
-          <w:szCs w:val="24"/>
-          <w:shd w:val="clear" w:fill="FFFFFF"/>
-        </w:rPr>
-        <w:instrText xml:space="preserve"> HYPERLINK "https://ieeexplore.ieee.org/abstract/document/11330530" \l "1" \t "https://chat.deepseek.com/a/chat/s/_blank" </w:instrText>
-      </w:r>
-      <w:r>
-        <w:rPr>
-          <w:rFonts w:hint="eastAsia" w:ascii="宋体" w:hAnsi="宋体" w:eastAsia="宋体" w:cs="宋体"/>
-          <w:i w:val="0"/>
-          <w:iCs w:val="0"/>
-          <w:caps w:val="0"/>
-          <w:color w:val="0F1115"/>
-          <w:spacing w:val="0"/>
-          <w:sz w:val="24"/>
-          <w:szCs w:val="24"/>
-          <w:shd w:val="clear" w:fill="FFFFFF"/>
-        </w:rPr>
-        <w:fldChar w:fldCharType="separate"/>
-      </w:r>
-      <w:r>
-        <w:rPr>
-          <w:rFonts w:hint="eastAsia" w:ascii="宋体" w:hAnsi="宋体" w:eastAsia="宋体" w:cs="宋体"/>
-          <w:i w:val="0"/>
-          <w:iCs w:val="0"/>
-          <w:caps w:val="0"/>
-          <w:color w:val="0F1115"/>
-          <w:spacing w:val="0"/>
-          <w:sz w:val="24"/>
-          <w:szCs w:val="24"/>
-          <w:shd w:val="clear" w:fill="FFFFFF"/>
-        </w:rPr>
-        <w:fldChar w:fldCharType="end"/>
-      </w:r>
-    </w:p>
-    <w:p>
-      <w:pPr>
-        <w:pStyle w:val="6"/>
-        <w:keepNext w:val="0"/>
-        <w:keepLines w:val="0"/>
-        <w:pageBreakBefore w:val="0"/>
-        <w:widowControl/>
-        <w:suppressLineNumbers w:val="0"/>
-        <w:shd w:val="clear" w:fill="FFFFFF"/>
-        <w:kinsoku/>
-        <w:overflowPunct/>
-        <w:topLinePunct w:val="0"/>
-        <w:autoSpaceDE/>
-        <w:autoSpaceDN/>
-        <w:bidi w:val="0"/>
-        <w:adjustRightInd/>
-        <w:snapToGrid/>
-        <w:spacing w:before="160" w:beforeAutospacing="0" w:after="160" w:afterAutospacing="0" w:line="400" w:lineRule="atLeast"/>
-        <w:ind w:left="0" w:right="0" w:firstLine="0"/>
-        <w:textAlignment w:val="auto"/>
-        <w:rPr>
-          <w:rFonts w:hint="eastAsia" w:ascii="宋体" w:hAnsi="宋体" w:eastAsia="宋体" w:cs="宋体"/>
-          <w:i w:val="0"/>
-          <w:iCs w:val="0"/>
-          <w:caps w:val="0"/>
-          <w:color w:val="0F1115"/>
-          <w:spacing w:val="0"/>
-          <w:sz w:val="24"/>
-          <w:szCs w:val="24"/>
-          <w:shd w:val="clear" w:fill="FFFFFF"/>
-        </w:rPr>
-      </w:pPr>
-      <w:r>
-        <w:rPr>
-          <w:rFonts w:hint="eastAsia" w:ascii="宋体" w:hAnsi="宋体" w:eastAsia="宋体" w:cs="宋体"/>
-          <w:i w:val="0"/>
-          <w:iCs w:val="0"/>
-          <w:caps w:val="0"/>
-          <w:color w:val="0F1115"/>
-          <w:spacing w:val="0"/>
-          <w:sz w:val="24"/>
-          <w:szCs w:val="24"/>
-          <w:shd w:val="clear" w:fill="FFFFFF"/>
-          <w:lang w:val="en-US" w:eastAsia="zh-CN"/>
-        </w:rPr>
-        <w:t>2.</w:t>
-      </w:r>
-      <w:r>
-        <w:rPr>
-          <w:rFonts w:hint="eastAsia" w:ascii="宋体" w:hAnsi="宋体" w:eastAsia="宋体" w:cs="宋体"/>
-          <w:i w:val="0"/>
-          <w:iCs w:val="0"/>
-          <w:caps w:val="0"/>
-          <w:color w:val="0F1115"/>
-          <w:spacing w:val="0"/>
-          <w:sz w:val="24"/>
-          <w:szCs w:val="24"/>
-          <w:shd w:val="clear" w:fill="FFFFFF"/>
-        </w:rPr>
-        <w:t>随机森林在召回率和F1分数上表现突出，能够有效识别潜在流失客户</w:t>
-      </w:r>
-    </w:p>
-    <w:p>
-      <w:pPr>
-        <w:pStyle w:val="6"/>
-        <w:keepNext w:val="0"/>
-        <w:keepLines w:val="0"/>
-        <w:pageBreakBefore w:val="0"/>
-        <w:widowControl/>
-        <w:suppressLineNumbers w:val="0"/>
-        <w:shd w:val="clear" w:fill="FFFFFF"/>
-        <w:kinsoku/>
-        <w:overflowPunct/>
-        <w:topLinePunct w:val="0"/>
-        <w:autoSpaceDE/>
-        <w:autoSpaceDN/>
-        <w:bidi w:val="0"/>
-        <w:adjustRightInd/>
-        <w:snapToGrid/>
-        <w:spacing w:before="160" w:beforeAutospacing="0" w:after="160" w:afterAutospacing="0" w:line="400" w:lineRule="atLeast"/>
-        <w:ind w:left="0" w:right="0" w:firstLine="0"/>
-        <w:textAlignment w:val="auto"/>
-        <w:rPr>
-          <w:rFonts w:hint="eastAsia" w:ascii="宋体" w:hAnsi="宋体" w:eastAsia="宋体" w:cs="宋体"/>
-          <w:i w:val="0"/>
-          <w:iCs w:val="0"/>
-          <w:caps w:val="0"/>
-          <w:color w:val="0F1115"/>
-          <w:spacing w:val="0"/>
-          <w:sz w:val="24"/>
-          <w:szCs w:val="24"/>
-          <w:shd w:val="clear" w:fill="FFFFFF"/>
-        </w:rPr>
-      </w:pPr>
-      <w:r>
-        <w:rPr>
-          <w:rFonts w:hint="eastAsia" w:ascii="宋体" w:hAnsi="宋体" w:eastAsia="宋体" w:cs="宋体"/>
-          <w:i w:val="0"/>
-          <w:iCs w:val="0"/>
-          <w:caps w:val="0"/>
-          <w:color w:val="0F1115"/>
-          <w:spacing w:val="0"/>
-          <w:sz w:val="24"/>
-          <w:szCs w:val="24"/>
-          <w:shd w:val="clear" w:fill="FFFFFF"/>
-          <w:lang w:val="en-US" w:eastAsia="zh-CN"/>
-        </w:rPr>
-        <w:t>3.</w:t>
-      </w:r>
-      <w:r>
-        <w:rPr>
-          <w:rFonts w:hint="eastAsia" w:ascii="宋体" w:hAnsi="宋体" w:eastAsia="宋体" w:cs="宋体"/>
-          <w:i w:val="0"/>
-          <w:iCs w:val="0"/>
-          <w:caps w:val="0"/>
-          <w:color w:val="0F1115"/>
-          <w:spacing w:val="0"/>
-          <w:sz w:val="24"/>
-          <w:szCs w:val="24"/>
-          <w:shd w:val="clear" w:fill="FFFFFF"/>
-        </w:rPr>
-        <w:t>经过SMOTE处理类别不平衡后，模型对流失客户的识别能力显著提升</w:t>
-      </w:r>
-      <w:r>
-        <w:rPr>
-          <w:rFonts w:hint="eastAsia" w:ascii="宋体" w:hAnsi="宋体" w:eastAsia="宋体" w:cs="宋体"/>
-          <w:i w:val="0"/>
-          <w:iCs w:val="0"/>
-          <w:caps w:val="0"/>
-          <w:color w:val="0F1115"/>
-          <w:spacing w:val="0"/>
-          <w:sz w:val="24"/>
-          <w:szCs w:val="24"/>
-          <w:shd w:val="clear" w:fill="FFFFFF"/>
-        </w:rPr>
-        <w:fldChar w:fldCharType="begin"/>
-      </w:r>
-      <w:r>
-        <w:rPr>
-          <w:rFonts w:hint="eastAsia" w:ascii="宋体" w:hAnsi="宋体" w:eastAsia="宋体" w:cs="宋体"/>
-          <w:i w:val="0"/>
-          <w:iCs w:val="0"/>
-          <w:caps w:val="0"/>
-          <w:color w:val="0F1115"/>
-          <w:spacing w:val="0"/>
-          <w:sz w:val="24"/>
-          <w:szCs w:val="24"/>
-          <w:shd w:val="clear" w:fill="FFFFFF"/>
-        </w:rPr>
-        <w:instrText xml:space="preserve"> HYPERLINK "https://www.nature.com/articles/s41598-025-30108-z?utm" \l "1" \t "https://chat.deepseek.com/a/chat/s/_blank" </w:instrText>
-      </w:r>
-      <w:r>
-        <w:rPr>
-          <w:rFonts w:hint="eastAsia" w:ascii="宋体" w:hAnsi="宋体" w:eastAsia="宋体" w:cs="宋体"/>
-          <w:i w:val="0"/>
-          <w:iCs w:val="0"/>
-          <w:caps w:val="0"/>
-          <w:color w:val="0F1115"/>
-          <w:spacing w:val="0"/>
-          <w:sz w:val="24"/>
-          <w:szCs w:val="24"/>
-          <w:shd w:val="clear" w:fill="FFFFFF"/>
-        </w:rPr>
-        <w:fldChar w:fldCharType="separate"/>
-      </w:r>
-      <w:r>
-        <w:rPr>
-          <w:rFonts w:hint="eastAsia" w:ascii="宋体" w:hAnsi="宋体" w:eastAsia="宋体" w:cs="宋体"/>
-          <w:i w:val="0"/>
-          <w:iCs w:val="0"/>
-          <w:caps w:val="0"/>
-          <w:color w:val="0F1115"/>
-          <w:spacing w:val="0"/>
-          <w:sz w:val="24"/>
-          <w:szCs w:val="24"/>
-          <w:shd w:val="clear" w:fill="FFFFFF"/>
-        </w:rPr>
-        <w:fldChar w:fldCharType="end"/>
-      </w:r>
-    </w:p>
-    <w:p>
-      <w:pPr>
-        <w:pStyle w:val="6"/>
-        <w:keepNext w:val="0"/>
-        <w:keepLines w:val="0"/>
-        <w:pageBreakBefore w:val="0"/>
-        <w:widowControl/>
-        <w:suppressLineNumbers w:val="0"/>
-        <w:shd w:val="clear" w:fill="FFFFFF"/>
-        <w:kinsoku/>
-        <w:overflowPunct/>
-        <w:topLinePunct w:val="0"/>
-        <w:autoSpaceDE/>
-        <w:autoSpaceDN/>
-        <w:bidi w:val="0"/>
-        <w:adjustRightInd/>
-        <w:snapToGrid/>
-        <w:spacing w:before="160" w:beforeAutospacing="0" w:after="160" w:afterAutospacing="0" w:line="400" w:lineRule="atLeast"/>
-        <w:ind w:left="0" w:right="0" w:firstLine="0"/>
-        <w:textAlignment w:val="auto"/>
-        <w:rPr>
-          <w:rFonts w:hint="eastAsia" w:ascii="宋体" w:hAnsi="宋体" w:eastAsia="宋体" w:cs="宋体"/>
-          <w:i w:val="0"/>
-          <w:iCs w:val="0"/>
-          <w:caps w:val="0"/>
-          <w:color w:val="0F1115"/>
-          <w:spacing w:val="0"/>
-          <w:sz w:val="24"/>
-          <w:szCs w:val="24"/>
-          <w:shd w:val="clear" w:fill="FFFFFF"/>
-        </w:rPr>
-      </w:pPr>
-      <w:r>
-        <w:rPr>
-          <w:rFonts w:hint="eastAsia" w:ascii="宋体" w:hAnsi="宋体" w:eastAsia="宋体" w:cs="宋体"/>
-          <w:i w:val="0"/>
-          <w:iCs w:val="0"/>
-          <w:caps w:val="0"/>
-          <w:color w:val="0F1115"/>
-          <w:spacing w:val="0"/>
-          <w:sz w:val="24"/>
-          <w:szCs w:val="24"/>
-          <w:shd w:val="clear" w:fill="FFFFFF"/>
-          <w:lang w:val="en-US" w:eastAsia="zh-CN"/>
-        </w:rPr>
-        <w:t>4.</w:t>
-      </w:r>
-      <w:r>
-        <w:rPr>
-          <w:rFonts w:hint="eastAsia" w:ascii="宋体" w:hAnsi="宋体" w:eastAsia="宋体" w:cs="宋体"/>
-          <w:i w:val="0"/>
-          <w:iCs w:val="0"/>
-          <w:caps w:val="0"/>
-          <w:color w:val="0F1115"/>
-          <w:spacing w:val="0"/>
-          <w:sz w:val="24"/>
-          <w:szCs w:val="24"/>
-          <w:shd w:val="clear" w:fill="FFFFFF"/>
-        </w:rPr>
-        <w:t>ROC-AUC均达到0.84以上，表明模型具有良好的区分能力</w:t>
-      </w:r>
-    </w:p>
-    <w:p>
-      <w:pPr>
-        <w:pStyle w:val="6"/>
-        <w:keepNext w:val="0"/>
-        <w:keepLines w:val="0"/>
-        <w:pageBreakBefore w:val="0"/>
-        <w:widowControl/>
-        <w:suppressLineNumbers w:val="0"/>
-        <w:shd w:val="clear" w:fill="FFFFFF"/>
-        <w:kinsoku/>
-        <w:overflowPunct/>
-        <w:topLinePunct w:val="0"/>
-        <w:autoSpaceDE/>
-        <w:autoSpaceDN/>
-        <w:bidi w:val="0"/>
-        <w:adjustRightInd/>
-        <w:snapToGrid/>
-        <w:spacing w:before="160" w:beforeAutospacing="0" w:after="160" w:afterAutospacing="0" w:line="400" w:lineRule="atLeast"/>
-        <w:ind w:left="0" w:right="0" w:firstLine="0"/>
-        <w:textAlignment w:val="auto"/>
-        <w:rPr>
-          <w:rFonts w:hint="eastAsia" w:ascii="宋体" w:hAnsi="宋体" w:eastAsia="宋体" w:cs="宋体"/>
-          <w:i w:val="0"/>
-          <w:iCs w:val="0"/>
-          <w:caps w:val="0"/>
-          <w:color w:val="0F1115"/>
-          <w:spacing w:val="0"/>
-          <w:sz w:val="24"/>
-          <w:szCs w:val="24"/>
-          <w:shd w:val="clear" w:fill="FFFFFF"/>
-        </w:rPr>
-      </w:pPr>
-      <w:r>
-        <w:rPr>
-          <w:rFonts w:hint="eastAsia" w:ascii="宋体" w:hAnsi="宋体" w:eastAsia="宋体" w:cs="宋体"/>
-          <w:i w:val="0"/>
-          <w:iCs w:val="0"/>
-          <w:caps w:val="0"/>
-          <w:color w:val="0F1115"/>
-          <w:spacing w:val="0"/>
-          <w:sz w:val="24"/>
-          <w:szCs w:val="24"/>
-          <w:shd w:val="clear" w:fill="FFFFFF"/>
-        </w:rPr>
-        <w:t>特征重要性分析表明，在网时长（tenure）、合同类型（Contract）、月费用（MonthlyCharges）和客户服务呼叫次数是预测客户流失的最重要特征</w:t>
-      </w:r>
-      <w:r>
-        <w:rPr>
-          <w:rFonts w:hint="eastAsia" w:ascii="宋体" w:hAnsi="宋体" w:eastAsia="宋体" w:cs="宋体"/>
-          <w:i w:val="0"/>
-          <w:iCs w:val="0"/>
-          <w:caps w:val="0"/>
-          <w:color w:val="0F1115"/>
-          <w:spacing w:val="0"/>
-          <w:sz w:val="24"/>
-          <w:szCs w:val="24"/>
-          <w:shd w:val="clear" w:fill="FFFFFF"/>
-        </w:rPr>
-        <w:fldChar w:fldCharType="begin"/>
-      </w:r>
-      <w:r>
-        <w:rPr>
-          <w:rFonts w:hint="eastAsia" w:ascii="宋体" w:hAnsi="宋体" w:eastAsia="宋体" w:cs="宋体"/>
-          <w:i w:val="0"/>
-          <w:iCs w:val="0"/>
-          <w:caps w:val="0"/>
-          <w:color w:val="0F1115"/>
-          <w:spacing w:val="0"/>
-          <w:sz w:val="24"/>
-          <w:szCs w:val="24"/>
-          <w:shd w:val="clear" w:fill="FFFFFF"/>
-        </w:rPr>
-        <w:instrText xml:space="preserve"> HYPERLINK "https://www.nature.com/articles/s41598-025-30108-z?utm" \l "1" \t "https://chat.deepseek.com/a/chat/s/_blank" </w:instrText>
-      </w:r>
-      <w:r>
-        <w:rPr>
-          <w:rFonts w:hint="eastAsia" w:ascii="宋体" w:hAnsi="宋体" w:eastAsia="宋体" w:cs="宋体"/>
-          <w:i w:val="0"/>
-          <w:iCs w:val="0"/>
-          <w:caps w:val="0"/>
-          <w:color w:val="0F1115"/>
-          <w:spacing w:val="0"/>
-          <w:sz w:val="24"/>
-          <w:szCs w:val="24"/>
-          <w:shd w:val="clear" w:fill="FFFFFF"/>
-        </w:rPr>
-        <w:fldChar w:fldCharType="separate"/>
-      </w:r>
-      <w:r>
-        <w:rPr>
-          <w:rFonts w:hint="eastAsia" w:ascii="宋体" w:hAnsi="宋体" w:eastAsia="宋体" w:cs="宋体"/>
-          <w:i w:val="0"/>
-          <w:iCs w:val="0"/>
-          <w:caps w:val="0"/>
-          <w:color w:val="0F1115"/>
-          <w:spacing w:val="0"/>
-          <w:sz w:val="24"/>
-          <w:szCs w:val="24"/>
-          <w:shd w:val="clear" w:fill="FFFFFF"/>
-        </w:rPr>
-        <w:fldChar w:fldCharType="end"/>
-      </w:r>
-      <w:r>
-        <w:rPr>
-          <w:rFonts w:hint="eastAsia" w:ascii="宋体" w:hAnsi="宋体" w:eastAsia="宋体" w:cs="宋体"/>
-          <w:i w:val="0"/>
-          <w:iCs w:val="0"/>
-          <w:caps w:val="0"/>
-          <w:color w:val="0F1115"/>
-          <w:spacing w:val="0"/>
-          <w:sz w:val="24"/>
-          <w:szCs w:val="24"/>
-          <w:shd w:val="clear" w:fill="FFFFFF"/>
-        </w:rPr>
-        <w:t>。其中，在网时长和合同类型的影响尤为显著，这与此前EDA分析的结论一致。</w:t>
-      </w:r>
-    </w:p>
-    <w:p>
-      <w:pPr>
-        <w:pStyle w:val="6"/>
-        <w:keepNext w:val="0"/>
-        <w:keepLines w:val="0"/>
-        <w:pageBreakBefore w:val="0"/>
-        <w:widowControl/>
-        <w:suppressLineNumbers w:val="0"/>
-        <w:shd w:val="clear" w:fill="FFFFFF"/>
-        <w:kinsoku/>
-        <w:overflowPunct/>
-        <w:topLinePunct w:val="0"/>
-        <w:autoSpaceDE/>
-        <w:autoSpaceDN/>
-        <w:bidi w:val="0"/>
-        <w:adjustRightInd/>
-        <w:snapToGrid/>
-        <w:spacing w:before="160" w:beforeAutospacing="0" w:after="160" w:afterAutospacing="0" w:line="400" w:lineRule="atLeast"/>
-        <w:ind w:left="0" w:right="0" w:firstLine="0"/>
-        <w:textAlignment w:val="auto"/>
-        <w:rPr>
-          <w:rFonts w:hint="eastAsia" w:ascii="宋体" w:hAnsi="宋体" w:eastAsia="宋体" w:cs="宋体"/>
-          <w:i w:val="0"/>
-          <w:iCs w:val="0"/>
-          <w:caps w:val="0"/>
-          <w:color w:val="0F1115"/>
-          <w:spacing w:val="0"/>
-          <w:sz w:val="24"/>
-          <w:szCs w:val="24"/>
-          <w:shd w:val="clear" w:fill="FFFFFF"/>
-          <w:lang w:eastAsia="zh-CN"/>
-        </w:rPr>
-      </w:pPr>
-      <w:r>
-        <w:rPr>
-          <w:rFonts w:hint="eastAsia" w:ascii="宋体" w:hAnsi="宋体" w:eastAsia="宋体" w:cs="宋体"/>
-          <w:i w:val="0"/>
-          <w:iCs w:val="0"/>
-          <w:caps w:val="0"/>
-          <w:color w:val="0F1115"/>
-          <w:spacing w:val="0"/>
-          <w:sz w:val="24"/>
-          <w:szCs w:val="24"/>
-          <w:shd w:val="clear" w:fill="FFFFFF"/>
-          <w:lang w:eastAsia="zh-CN"/>
-        </w:rPr>
-        <w:drawing>
-          <wp:inline distT="0" distB="0" distL="114300" distR="114300">
-            <wp:extent cx="5316855" cy="3955415"/>
-            <wp:effectExtent l="0" t="0" r="0" b="0"/>
-            <wp:docPr id="13" name="图片 13" descr="roc_curves"/>
-            <wp:cNvGraphicFramePr>
-              <a:graphicFrameLocks xmlns:a="http://schemas.openxmlformats.org/drawingml/2006/main" noChangeAspect="1"/>
-            </wp:cNvGraphicFramePr>
-            <a:graphic xmlns:a="http://schemas.openxmlformats.org/drawingml/2006/main">
-              <a:graphicData uri="http://schemas.openxmlformats.org/drawingml/2006/picture">
-                <pic:pic xmlns:pic="http://schemas.openxmlformats.org/drawingml/2006/picture">
-                  <pic:nvPicPr>
-                    <pic:cNvPr id="13" name="图片 13" descr="roc_curves"/>
-                    <pic:cNvPicPr>
-                      <a:picLocks noChangeAspect="1"/>
-                    </pic:cNvPicPr>
-                  </pic:nvPicPr>
-                  <pic:blipFill>
-                    <a:blip r:embed="rId10"/>
-                    <a:srcRect t="4944" r="-867"/>
-                    <a:stretch>
-                      <a:fillRect/>
-                    </a:stretch>
-                  </pic:blipFill>
-                  <pic:spPr>
-                    <a:xfrm>
-                      <a:off x="0" y="0"/>
-                      <a:ext cx="5316855" cy="3955415"/>
+                      <a:ext cx="5285105" cy="4478655"/>
                     </a:xfrm>
                     <a:prstGeom prst="rect">
                       <a:avLst/>
@@ -25625,7 +22163,770 @@
           <w:shd w:val="clear" w:fill="FFFFFF"/>
           <w:lang w:val="en-US" w:eastAsia="zh-CN"/>
         </w:rPr>
-        <w:t xml:space="preserve">                             图7：ROC曲线对比</w:t>
+        <w:t xml:space="preserve">                    图2：数值特征相关性热力图</w:t>
+      </w:r>
+    </w:p>
+    <w:p>
+      <w:pPr>
+        <w:pStyle w:val="6"/>
+        <w:keepNext w:val="0"/>
+        <w:keepLines w:val="0"/>
+        <w:pageBreakBefore w:val="0"/>
+        <w:widowControl/>
+        <w:suppressLineNumbers w:val="0"/>
+        <w:shd w:val="clear" w:fill="FFFFFF"/>
+        <w:kinsoku/>
+        <w:overflowPunct/>
+        <w:topLinePunct w:val="0"/>
+        <w:autoSpaceDE/>
+        <w:autoSpaceDN/>
+        <w:bidi w:val="0"/>
+        <w:adjustRightInd/>
+        <w:snapToGrid/>
+        <w:spacing w:before="160" w:beforeAutospacing="0" w:after="160" w:afterAutospacing="0" w:line="400" w:lineRule="atLeast"/>
+        <w:ind w:left="0" w:right="0" w:firstLine="0"/>
+        <w:textAlignment w:val="auto"/>
+        <w:rPr>
+          <w:rFonts w:hint="default" w:ascii="宋体" w:hAnsi="宋体" w:eastAsia="宋体" w:cs="宋体"/>
+          <w:b/>
+          <w:bCs/>
+          <w:i w:val="0"/>
+          <w:iCs w:val="0"/>
+          <w:caps w:val="0"/>
+          <w:color w:val="0F1115"/>
+          <w:spacing w:val="0"/>
+          <w:sz w:val="24"/>
+          <w:szCs w:val="24"/>
+          <w:shd w:val="clear" w:fill="FFFFFF"/>
+          <w:lang w:val="en-US" w:eastAsia="zh-CN"/>
+        </w:rPr>
+      </w:pPr>
+      <w:r>
+        <w:rPr>
+          <w:rFonts w:hint="default" w:ascii="宋体" w:hAnsi="宋体" w:eastAsia="宋体" w:cs="宋体"/>
+          <w:b/>
+          <w:bCs/>
+          <w:i w:val="0"/>
+          <w:iCs w:val="0"/>
+          <w:caps w:val="0"/>
+          <w:color w:val="0F1115"/>
+          <w:spacing w:val="0"/>
+          <w:sz w:val="24"/>
+          <w:szCs w:val="24"/>
+          <w:shd w:val="clear" w:fill="FFFFFF"/>
+          <w:lang w:val="en-US" w:eastAsia="zh-CN"/>
+        </w:rPr>
+        <w:t xml:space="preserve">（4）连续特征分布差异  </w:t>
+      </w:r>
+    </w:p>
+    <w:p>
+      <w:pPr>
+        <w:pStyle w:val="6"/>
+        <w:keepNext w:val="0"/>
+        <w:keepLines w:val="0"/>
+        <w:pageBreakBefore w:val="0"/>
+        <w:widowControl/>
+        <w:suppressLineNumbers w:val="0"/>
+        <w:shd w:val="clear" w:fill="FFFFFF"/>
+        <w:kinsoku/>
+        <w:overflowPunct/>
+        <w:topLinePunct w:val="0"/>
+        <w:autoSpaceDE/>
+        <w:autoSpaceDN/>
+        <w:bidi w:val="0"/>
+        <w:adjustRightInd/>
+        <w:snapToGrid/>
+        <w:spacing w:before="160" w:beforeAutospacing="0" w:after="160" w:afterAutospacing="0" w:line="400" w:lineRule="atLeast"/>
+        <w:ind w:left="0" w:right="0" w:firstLine="0"/>
+        <w:textAlignment w:val="auto"/>
+        <w:rPr>
+          <w:rFonts w:hint="default" w:ascii="宋体" w:hAnsi="宋体" w:eastAsia="宋体" w:cs="宋体"/>
+          <w:i w:val="0"/>
+          <w:iCs w:val="0"/>
+          <w:caps w:val="0"/>
+          <w:color w:val="0F1115"/>
+          <w:spacing w:val="0"/>
+          <w:sz w:val="24"/>
+          <w:szCs w:val="24"/>
+          <w:shd w:val="clear" w:fill="FFFFFF"/>
+          <w:lang w:val="en-US" w:eastAsia="zh-CN"/>
+        </w:rPr>
+      </w:pPr>
+      <w:r>
+        <w:rPr>
+          <w:rFonts w:hint="default" w:ascii="宋体" w:hAnsi="宋体" w:eastAsia="宋体" w:cs="宋体"/>
+          <w:i w:val="0"/>
+          <w:iCs w:val="0"/>
+          <w:caps w:val="0"/>
+          <w:color w:val="0F1115"/>
+          <w:spacing w:val="0"/>
+          <w:sz w:val="24"/>
+          <w:szCs w:val="24"/>
+          <w:shd w:val="clear" w:fill="FFFFFF"/>
+          <w:lang w:val="en-US" w:eastAsia="zh-CN"/>
+        </w:rPr>
+        <w:drawing>
+          <wp:anchor distT="0" distB="0" distL="114300" distR="114300" simplePos="0" relativeHeight="251660288" behindDoc="1" locked="0" layoutInCell="1" allowOverlap="1">
+            <wp:simplePos x="0" y="0"/>
+            <wp:positionH relativeFrom="column">
+              <wp:posOffset>-1009650</wp:posOffset>
+            </wp:positionH>
+            <wp:positionV relativeFrom="paragraph">
+              <wp:posOffset>1109980</wp:posOffset>
+            </wp:positionV>
+            <wp:extent cx="7313295" cy="1908175"/>
+            <wp:effectExtent l="0" t="0" r="0" b="0"/>
+            <wp:wrapTight wrapText="bothSides">
+              <wp:wrapPolygon>
+                <wp:start x="0" y="0"/>
+                <wp:lineTo x="0" y="21420"/>
+                <wp:lineTo x="21568" y="21420"/>
+                <wp:lineTo x="21568" y="0"/>
+                <wp:lineTo x="0" y="0"/>
+              </wp:wrapPolygon>
+            </wp:wrapTight>
+            <wp:docPr id="1" name="图片 1" descr="boxplots_churn"/>
+            <wp:cNvGraphicFramePr>
+              <a:graphicFrameLocks xmlns:a="http://schemas.openxmlformats.org/drawingml/2006/main" noChangeAspect="1"/>
+            </wp:cNvGraphicFramePr>
+            <a:graphic xmlns:a="http://schemas.openxmlformats.org/drawingml/2006/main">
+              <a:graphicData uri="http://schemas.openxmlformats.org/drawingml/2006/picture">
+                <pic:pic xmlns:pic="http://schemas.openxmlformats.org/drawingml/2006/picture">
+                  <pic:nvPicPr>
+                    <pic:cNvPr id="1" name="图片 1" descr="boxplots_churn"/>
+                    <pic:cNvPicPr>
+                      <a:picLocks noChangeAspect="1"/>
+                    </pic:cNvPicPr>
+                  </pic:nvPicPr>
+                  <pic:blipFill>
+                    <a:blip r:embed="rId6"/>
+                    <a:stretch>
+                      <a:fillRect/>
+                    </a:stretch>
+                  </pic:blipFill>
+                  <pic:spPr>
+                    <a:xfrm>
+                      <a:off x="0" y="0"/>
+                      <a:ext cx="7313295" cy="1908175"/>
+                    </a:xfrm>
+                    <a:prstGeom prst="rect">
+                      <a:avLst/>
+                    </a:prstGeom>
+                  </pic:spPr>
+                </pic:pic>
+              </a:graphicData>
+            </a:graphic>
+          </wp:anchor>
+        </w:drawing>
+      </w:r>
+      <w:r>
+        <w:rPr>
+          <w:rFonts w:hint="default" w:ascii="宋体" w:hAnsi="宋体" w:eastAsia="宋体" w:cs="宋体"/>
+          <w:i w:val="0"/>
+          <w:iCs w:val="0"/>
+          <w:caps w:val="0"/>
+          <w:color w:val="0F1115"/>
+          <w:spacing w:val="0"/>
+          <w:sz w:val="24"/>
+          <w:szCs w:val="24"/>
+          <w:shd w:val="clear" w:fill="FFFFFF"/>
+          <w:lang w:val="en-US" w:eastAsia="zh-CN"/>
+        </w:rPr>
+        <w:t>通过箱线图（图 2-1 至图 2-3）对比流失与留存客户在在网时长、月费用和总费用上的分布。结果显示：流失客户的在网时长明显偏短（中位数约 10 个月），留存客户在网时长中位数超过 50 个月；月费用方面，流失客户的月费用分布略高于留存客户，但两组差异不如在网时长显著。</w:t>
+      </w:r>
+    </w:p>
+    <w:p>
+      <w:pPr>
+        <w:pStyle w:val="6"/>
+        <w:keepNext w:val="0"/>
+        <w:keepLines w:val="0"/>
+        <w:pageBreakBefore w:val="0"/>
+        <w:widowControl/>
+        <w:suppressLineNumbers w:val="0"/>
+        <w:shd w:val="clear" w:fill="FFFFFF"/>
+        <w:kinsoku/>
+        <w:overflowPunct/>
+        <w:topLinePunct w:val="0"/>
+        <w:autoSpaceDE/>
+        <w:autoSpaceDN/>
+        <w:bidi w:val="0"/>
+        <w:adjustRightInd/>
+        <w:snapToGrid/>
+        <w:spacing w:before="160" w:beforeAutospacing="0" w:after="160" w:afterAutospacing="0" w:line="400" w:lineRule="atLeast"/>
+        <w:ind w:left="0" w:right="0" w:firstLine="0"/>
+        <w:textAlignment w:val="auto"/>
+        <w:rPr>
+          <w:rFonts w:hint="default" w:ascii="宋体" w:hAnsi="宋体" w:eastAsia="宋体" w:cs="宋体"/>
+          <w:i w:val="0"/>
+          <w:iCs w:val="0"/>
+          <w:caps w:val="0"/>
+          <w:color w:val="0F1115"/>
+          <w:spacing w:val="0"/>
+          <w:sz w:val="24"/>
+          <w:szCs w:val="24"/>
+          <w:shd w:val="clear" w:fill="FFFFFF"/>
+          <w:lang w:val="en-US" w:eastAsia="zh-CN"/>
+        </w:rPr>
+      </w:pPr>
+      <w:r>
+        <w:rPr>
+          <w:rFonts w:hint="eastAsia" w:ascii="宋体" w:hAnsi="宋体" w:eastAsia="宋体" w:cs="宋体"/>
+          <w:i w:val="0"/>
+          <w:iCs w:val="0"/>
+          <w:caps w:val="0"/>
+          <w:color w:val="0F1115"/>
+          <w:spacing w:val="0"/>
+          <w:sz w:val="24"/>
+          <w:szCs w:val="24"/>
+          <w:shd w:val="clear" w:fill="FFFFFF"/>
+          <w:lang w:val="en-US" w:eastAsia="zh-CN"/>
+        </w:rPr>
+        <w:t xml:space="preserve">                      图3：</w:t>
+      </w:r>
+      <w:r>
+        <w:rPr>
+          <w:rFonts w:ascii="Segoe UI" w:hAnsi="Segoe UI" w:eastAsia="Segoe UI" w:cs="Segoe UI"/>
+          <w:i w:val="0"/>
+          <w:iCs w:val="0"/>
+          <w:caps w:val="0"/>
+          <w:color w:val="0F1115"/>
+          <w:spacing w:val="0"/>
+          <w:sz w:val="22"/>
+          <w:szCs w:val="22"/>
+          <w:shd w:val="clear" w:fill="FFFFFF"/>
+        </w:rPr>
+        <w:t>流失与留存客户连续特征分布对比</w:t>
+      </w:r>
+    </w:p>
+    <w:p>
+      <w:pPr>
+        <w:pStyle w:val="6"/>
+        <w:keepNext w:val="0"/>
+        <w:keepLines w:val="0"/>
+        <w:pageBreakBefore w:val="0"/>
+        <w:widowControl/>
+        <w:numPr>
+          <w:ilvl w:val="0"/>
+          <w:numId w:val="0"/>
+        </w:numPr>
+        <w:suppressLineNumbers w:val="0"/>
+        <w:shd w:val="clear" w:fill="FFFFFF"/>
+        <w:kinsoku/>
+        <w:overflowPunct/>
+        <w:topLinePunct w:val="0"/>
+        <w:autoSpaceDE/>
+        <w:autoSpaceDN/>
+        <w:bidi w:val="0"/>
+        <w:adjustRightInd/>
+        <w:snapToGrid/>
+        <w:spacing w:before="160" w:beforeAutospacing="0" w:after="160" w:afterAutospacing="0" w:line="400" w:lineRule="atLeast"/>
+        <w:ind w:left="0" w:leftChars="0" w:right="0" w:rightChars="0" w:firstLine="0" w:firstLineChars="0"/>
+        <w:textAlignment w:val="auto"/>
+        <w:rPr>
+          <w:rFonts w:hint="default" w:ascii="宋体" w:hAnsi="宋体" w:eastAsia="宋体" w:cs="宋体"/>
+          <w:b/>
+          <w:bCs/>
+          <w:i w:val="0"/>
+          <w:iCs w:val="0"/>
+          <w:caps w:val="0"/>
+          <w:color w:val="0F1115"/>
+          <w:spacing w:val="0"/>
+          <w:sz w:val="24"/>
+          <w:szCs w:val="24"/>
+          <w:shd w:val="clear" w:fill="FFFFFF"/>
+          <w:lang w:val="en-US" w:eastAsia="zh-CN"/>
+        </w:rPr>
+      </w:pPr>
+      <w:r>
+        <w:rPr>
+          <w:rFonts w:hint="default" w:ascii="宋体" w:hAnsi="宋体" w:eastAsia="宋体" w:cs="宋体"/>
+          <w:b/>
+          <w:bCs/>
+          <w:i w:val="0"/>
+          <w:iCs w:val="0"/>
+          <w:caps w:val="0"/>
+          <w:color w:val="0F1115"/>
+          <w:spacing w:val="0"/>
+          <w:kern w:val="2"/>
+          <w:sz w:val="24"/>
+          <w:szCs w:val="24"/>
+          <w:shd w:val="clear" w:fill="FFFFFF"/>
+          <w:lang w:val="en-US" w:eastAsia="zh-CN" w:bidi="ar-SA"/>
+        </w:rPr>
+        <w:t>（</w:t>
+      </w:r>
+      <w:r>
+        <w:rPr>
+          <w:rFonts w:hint="eastAsia" w:ascii="宋体" w:hAnsi="宋体" w:eastAsia="宋体" w:cs="宋体"/>
+          <w:b/>
+          <w:bCs/>
+          <w:i w:val="0"/>
+          <w:iCs w:val="0"/>
+          <w:caps w:val="0"/>
+          <w:color w:val="0F1115"/>
+          <w:spacing w:val="0"/>
+          <w:kern w:val="2"/>
+          <w:sz w:val="24"/>
+          <w:szCs w:val="24"/>
+          <w:shd w:val="clear" w:fill="FFFFFF"/>
+          <w:lang w:val="en-US" w:eastAsia="zh-CN" w:bidi="ar-SA"/>
+        </w:rPr>
+        <w:t>5</w:t>
+      </w:r>
+      <w:r>
+        <w:rPr>
+          <w:rFonts w:hint="default" w:ascii="宋体" w:hAnsi="宋体" w:eastAsia="宋体" w:cs="宋体"/>
+          <w:b/>
+          <w:bCs/>
+          <w:i w:val="0"/>
+          <w:iCs w:val="0"/>
+          <w:caps w:val="0"/>
+          <w:color w:val="0F1115"/>
+          <w:spacing w:val="0"/>
+          <w:kern w:val="2"/>
+          <w:sz w:val="24"/>
+          <w:szCs w:val="24"/>
+          <w:shd w:val="clear" w:fill="FFFFFF"/>
+          <w:lang w:val="en-US" w:eastAsia="zh-CN" w:bidi="ar-SA"/>
+        </w:rPr>
+        <w:t>）</w:t>
+      </w:r>
+      <w:r>
+        <w:rPr>
+          <w:rFonts w:hint="default" w:ascii="宋体" w:hAnsi="宋体" w:eastAsia="宋体" w:cs="宋体"/>
+          <w:b/>
+          <w:bCs/>
+          <w:i w:val="0"/>
+          <w:iCs w:val="0"/>
+          <w:caps w:val="0"/>
+          <w:color w:val="0F1115"/>
+          <w:spacing w:val="0"/>
+          <w:sz w:val="24"/>
+          <w:szCs w:val="24"/>
+          <w:shd w:val="clear" w:fill="FFFFFF"/>
+          <w:lang w:val="en-US" w:eastAsia="zh-CN"/>
+        </w:rPr>
+        <w:t xml:space="preserve">分类特征流失率差异  </w:t>
+      </w:r>
+    </w:p>
+    <w:p>
+      <w:pPr>
+        <w:pStyle w:val="6"/>
+        <w:keepNext w:val="0"/>
+        <w:keepLines w:val="0"/>
+        <w:pageBreakBefore w:val="0"/>
+        <w:widowControl/>
+        <w:suppressLineNumbers w:val="0"/>
+        <w:shd w:val="clear" w:fill="FFFFFF"/>
+        <w:kinsoku/>
+        <w:overflowPunct/>
+        <w:topLinePunct w:val="0"/>
+        <w:autoSpaceDE/>
+        <w:autoSpaceDN/>
+        <w:bidi w:val="0"/>
+        <w:adjustRightInd/>
+        <w:snapToGrid/>
+        <w:spacing w:before="160" w:beforeAutospacing="0" w:after="160" w:afterAutospacing="0" w:line="400" w:lineRule="atLeast"/>
+        <w:ind w:left="0" w:right="0" w:firstLine="0"/>
+        <w:textAlignment w:val="auto"/>
+        <w:rPr>
+          <w:rFonts w:hint="default" w:ascii="宋体" w:hAnsi="宋体" w:eastAsia="宋体" w:cs="宋体"/>
+          <w:b w:val="0"/>
+          <w:bCs w:val="0"/>
+          <w:i w:val="0"/>
+          <w:iCs w:val="0"/>
+          <w:caps w:val="0"/>
+          <w:color w:val="0F1115"/>
+          <w:spacing w:val="0"/>
+          <w:kern w:val="2"/>
+          <w:sz w:val="24"/>
+          <w:szCs w:val="24"/>
+          <w:shd w:val="clear" w:fill="FFFFFF"/>
+          <w:lang w:val="en-US" w:eastAsia="zh-CN" w:bidi="ar-SA"/>
+        </w:rPr>
+      </w:pPr>
+      <w:r>
+        <w:rPr>
+          <w:rFonts w:hint="default" w:ascii="宋体" w:hAnsi="宋体" w:eastAsia="宋体" w:cs="宋体"/>
+          <w:i w:val="0"/>
+          <w:iCs w:val="0"/>
+          <w:caps w:val="0"/>
+          <w:color w:val="0F1115"/>
+          <w:spacing w:val="0"/>
+          <w:sz w:val="24"/>
+          <w:szCs w:val="24"/>
+          <w:shd w:val="clear" w:fill="FFFFFF"/>
+          <w:lang w:val="en-US" w:eastAsia="zh-CN"/>
+        </w:rPr>
+        <w:t>不同合同类型下，月度合同客户的流失率超过 40%，而一年期和两年期合同流失率分别约为 20% 和 15%；付款方式中，电子支票支付者的流失率最高（约 45%），信用卡自动扣款用户流失率最低；光纤互联网用户的流失率明显高于 DSL 用户。</w:t>
+      </w:r>
+      <w:r>
+        <w:rPr>
+          <w:rFonts w:hint="eastAsia" w:cs="宋体"/>
+          <w:b/>
+          <w:bCs/>
+          <w:caps w:val="0"/>
+          <w:color w:val="0F1115"/>
+          <w:spacing w:val="0"/>
+          <w:sz w:val="24"/>
+          <w:szCs w:val="24"/>
+          <w:shd w:val="clear" w:fill="FFFFFF"/>
+          <w:lang w:val="en-US" w:eastAsia="zh-CN"/>
+        </w:rPr>
+        <w:t xml:space="preserve">           </w:t>
+      </w:r>
+    </w:p>
+    <w:p>
+      <w:pPr>
+        <w:pStyle w:val="6"/>
+        <w:keepNext w:val="0"/>
+        <w:keepLines w:val="0"/>
+        <w:pageBreakBefore w:val="0"/>
+        <w:widowControl/>
+        <w:suppressLineNumbers w:val="0"/>
+        <w:shd w:val="clear" w:fill="FFFFFF"/>
+        <w:kinsoku/>
+        <w:overflowPunct/>
+        <w:topLinePunct w:val="0"/>
+        <w:autoSpaceDE/>
+        <w:autoSpaceDN/>
+        <w:bidi w:val="0"/>
+        <w:adjustRightInd/>
+        <w:snapToGrid/>
+        <w:spacing w:before="160" w:beforeAutospacing="0" w:after="160" w:afterAutospacing="0" w:line="400" w:lineRule="atLeast"/>
+        <w:ind w:left="0" w:right="0" w:firstLine="0"/>
+        <w:textAlignment w:val="auto"/>
+        <w:rPr>
+          <w:rFonts w:hint="default" w:ascii="宋体" w:hAnsi="宋体" w:eastAsia="宋体" w:cs="宋体"/>
+          <w:b/>
+          <w:bCs/>
+          <w:caps w:val="0"/>
+          <w:color w:val="0F1115"/>
+          <w:spacing w:val="0"/>
+          <w:sz w:val="24"/>
+          <w:szCs w:val="24"/>
+          <w:shd w:val="clear" w:fill="FFFFFF"/>
+          <w:lang w:val="en-US"/>
+        </w:rPr>
+      </w:pPr>
+      <w:r>
+        <w:rPr>
+          <w:rFonts w:hint="eastAsia" w:cs="宋体"/>
+          <w:b/>
+          <w:bCs/>
+          <w:caps w:val="0"/>
+          <w:color w:val="0F1115"/>
+          <w:spacing w:val="0"/>
+          <w:sz w:val="24"/>
+          <w:szCs w:val="24"/>
+          <w:shd w:val="clear" w:fill="FFFFFF"/>
+          <w:lang w:val="en-US" w:eastAsia="zh-CN"/>
+        </w:rPr>
+        <w:drawing>
+          <wp:anchor distT="0" distB="0" distL="114300" distR="114300" simplePos="0" relativeHeight="251661312" behindDoc="0" locked="0" layoutInCell="1" allowOverlap="1">
+            <wp:simplePos x="0" y="0"/>
+            <wp:positionH relativeFrom="column">
+              <wp:posOffset>-1062990</wp:posOffset>
+            </wp:positionH>
+            <wp:positionV relativeFrom="paragraph">
+              <wp:posOffset>10160</wp:posOffset>
+            </wp:positionV>
+            <wp:extent cx="7412990" cy="1939925"/>
+            <wp:effectExtent l="0" t="0" r="3810" b="3175"/>
+            <wp:wrapTopAndBottom/>
+            <wp:docPr id="2" name="图片 2" descr="categorical_churn"/>
+            <wp:cNvGraphicFramePr>
+              <a:graphicFrameLocks xmlns:a="http://schemas.openxmlformats.org/drawingml/2006/main" noChangeAspect="1"/>
+            </wp:cNvGraphicFramePr>
+            <a:graphic xmlns:a="http://schemas.openxmlformats.org/drawingml/2006/main">
+              <a:graphicData uri="http://schemas.openxmlformats.org/drawingml/2006/picture">
+                <pic:pic xmlns:pic="http://schemas.openxmlformats.org/drawingml/2006/picture">
+                  <pic:nvPicPr>
+                    <pic:cNvPr id="2" name="图片 2" descr="categorical_churn"/>
+                    <pic:cNvPicPr>
+                      <a:picLocks noChangeAspect="1"/>
+                    </pic:cNvPicPr>
+                  </pic:nvPicPr>
+                  <pic:blipFill>
+                    <a:blip r:embed="rId7"/>
+                    <a:stretch>
+                      <a:fillRect/>
+                    </a:stretch>
+                  </pic:blipFill>
+                  <pic:spPr>
+                    <a:xfrm>
+                      <a:off x="0" y="0"/>
+                      <a:ext cx="7412990" cy="1939925"/>
+                    </a:xfrm>
+                    <a:prstGeom prst="rect">
+                      <a:avLst/>
+                    </a:prstGeom>
+                  </pic:spPr>
+                </pic:pic>
+              </a:graphicData>
+            </a:graphic>
+          </wp:anchor>
+        </w:drawing>
+      </w:r>
+      <w:r>
+        <w:rPr>
+          <w:rFonts w:hint="eastAsia" w:cs="宋体"/>
+          <w:b/>
+          <w:bCs/>
+          <w:caps w:val="0"/>
+          <w:color w:val="0F1115"/>
+          <w:spacing w:val="0"/>
+          <w:sz w:val="24"/>
+          <w:szCs w:val="24"/>
+          <w:shd w:val="clear" w:fill="FFFFFF"/>
+          <w:lang w:val="en-US" w:eastAsia="zh-CN"/>
+        </w:rPr>
+        <w:t xml:space="preserve">                       </w:t>
+      </w:r>
+      <w:r>
+        <w:rPr>
+          <w:rFonts w:hint="eastAsia" w:ascii="宋体" w:hAnsi="宋体" w:eastAsia="宋体" w:cs="宋体"/>
+          <w:i w:val="0"/>
+          <w:iCs w:val="0"/>
+          <w:caps w:val="0"/>
+          <w:color w:val="0F1115"/>
+          <w:spacing w:val="0"/>
+          <w:sz w:val="24"/>
+          <w:szCs w:val="24"/>
+          <w:shd w:val="clear" w:fill="FFFFFF"/>
+          <w:lang w:val="en-US" w:eastAsia="zh-CN"/>
+        </w:rPr>
+        <w:t>图4：</w:t>
+      </w:r>
+      <w:r>
+        <w:rPr>
+          <w:rFonts w:ascii="Segoe UI" w:hAnsi="Segoe UI" w:eastAsia="Segoe UI" w:cs="Segoe UI"/>
+          <w:i w:val="0"/>
+          <w:iCs w:val="0"/>
+          <w:caps w:val="0"/>
+          <w:color w:val="0F1115"/>
+          <w:spacing w:val="0"/>
+          <w:sz w:val="22"/>
+          <w:szCs w:val="22"/>
+          <w:shd w:val="clear" w:fill="FFFFFF"/>
+        </w:rPr>
+        <w:t>不同分类特征下的流失率对比</w:t>
+      </w:r>
+    </w:p>
+    <w:p>
+      <w:pPr>
+        <w:pStyle w:val="4"/>
+        <w:keepNext w:val="0"/>
+        <w:keepLines w:val="0"/>
+        <w:pageBreakBefore w:val="0"/>
+        <w:widowControl/>
+        <w:numPr>
+          <w:ilvl w:val="0"/>
+          <w:numId w:val="0"/>
+        </w:numPr>
+        <w:suppressLineNumbers w:val="0"/>
+        <w:shd w:val="clear" w:fill="FFFFFF"/>
+        <w:kinsoku/>
+        <w:overflowPunct/>
+        <w:topLinePunct w:val="0"/>
+        <w:autoSpaceDE/>
+        <w:autoSpaceDN/>
+        <w:bidi w:val="0"/>
+        <w:adjustRightInd/>
+        <w:snapToGrid/>
+        <w:spacing w:before="320" w:beforeAutospacing="0" w:after="160" w:afterAutospacing="0" w:line="400" w:lineRule="atLeast"/>
+        <w:ind w:left="0" w:leftChars="0" w:right="0" w:rightChars="0" w:firstLine="0" w:firstLineChars="0"/>
+        <w:textAlignment w:val="auto"/>
+        <w:outlineLvl w:val="2"/>
+        <w:rPr>
+          <w:rFonts w:hint="eastAsia" w:ascii="宋体" w:hAnsi="宋体" w:eastAsia="宋体" w:cs="宋体"/>
+          <w:b/>
+          <w:bCs/>
+          <w:caps w:val="0"/>
+          <w:color w:val="0F1115"/>
+          <w:spacing w:val="0"/>
+          <w:sz w:val="24"/>
+          <w:szCs w:val="24"/>
+          <w:shd w:val="clear" w:fill="FFFFFF"/>
+        </w:rPr>
+      </w:pPr>
+      <w:r>
+        <w:rPr>
+          <w:rFonts w:hint="eastAsia" w:ascii="宋体" w:hAnsi="宋体" w:eastAsia="宋体" w:cs="宋体"/>
+          <w:b/>
+          <w:bCs/>
+          <w:caps w:val="0"/>
+          <w:color w:val="0F1115"/>
+          <w:spacing w:val="0"/>
+          <w:kern w:val="0"/>
+          <w:sz w:val="24"/>
+          <w:szCs w:val="24"/>
+          <w:shd w:val="clear" w:fill="FFFFFF"/>
+          <w:lang w:val="en-US" w:eastAsia="zh-CN" w:bidi="ar"/>
+        </w:rPr>
+        <w:t>（6）</w:t>
+      </w:r>
+      <w:r>
+        <w:rPr>
+          <w:rFonts w:hint="eastAsia" w:ascii="宋体" w:hAnsi="宋体" w:eastAsia="宋体" w:cs="宋体"/>
+          <w:b/>
+          <w:bCs/>
+          <w:caps w:val="0"/>
+          <w:color w:val="0F1115"/>
+          <w:spacing w:val="0"/>
+          <w:sz w:val="24"/>
+          <w:szCs w:val="24"/>
+          <w:shd w:val="clear" w:fill="FFFFFF"/>
+        </w:rPr>
+        <w:t>客户聚类分析</w:t>
+      </w:r>
+    </w:p>
+    <w:p>
+      <w:pPr>
+        <w:pStyle w:val="4"/>
+        <w:keepNext w:val="0"/>
+        <w:keepLines w:val="0"/>
+        <w:pageBreakBefore w:val="0"/>
+        <w:widowControl/>
+        <w:numPr>
+          <w:ilvl w:val="0"/>
+          <w:numId w:val="0"/>
+        </w:numPr>
+        <w:suppressLineNumbers w:val="0"/>
+        <w:shd w:val="clear" w:fill="FFFFFF"/>
+        <w:kinsoku/>
+        <w:overflowPunct/>
+        <w:topLinePunct w:val="0"/>
+        <w:autoSpaceDE/>
+        <w:autoSpaceDN/>
+        <w:bidi w:val="0"/>
+        <w:adjustRightInd/>
+        <w:snapToGrid/>
+        <w:spacing w:before="320" w:beforeAutospacing="0" w:after="160" w:afterAutospacing="0" w:line="400" w:lineRule="atLeast"/>
+        <w:ind w:left="0" w:leftChars="0" w:right="0" w:rightChars="0" w:firstLine="0" w:firstLineChars="0"/>
+        <w:textAlignment w:val="auto"/>
+        <w:outlineLvl w:val="2"/>
+        <w:rPr>
+          <w:rFonts w:hint="eastAsia" w:ascii="宋体" w:hAnsi="宋体" w:eastAsia="宋体" w:cs="宋体"/>
+          <w:b w:val="0"/>
+          <w:bCs w:val="0"/>
+          <w:i w:val="0"/>
+          <w:iCs w:val="0"/>
+          <w:caps w:val="0"/>
+          <w:color w:val="0F1115"/>
+          <w:spacing w:val="0"/>
+          <w:kern w:val="2"/>
+          <w:sz w:val="24"/>
+          <w:szCs w:val="24"/>
+          <w:shd w:val="clear" w:fill="FFFFFF"/>
+          <w:lang w:val="en-US" w:eastAsia="zh-CN" w:bidi="ar-SA"/>
+        </w:rPr>
+      </w:pPr>
+      <w:r>
+        <w:rPr>
+          <w:rFonts w:hint="eastAsia" w:ascii="宋体" w:hAnsi="宋体" w:eastAsia="宋体" w:cs="宋体"/>
+          <w:b w:val="0"/>
+          <w:bCs w:val="0"/>
+          <w:i w:val="0"/>
+          <w:iCs w:val="0"/>
+          <w:caps w:val="0"/>
+          <w:color w:val="0F1115"/>
+          <w:spacing w:val="0"/>
+          <w:kern w:val="2"/>
+          <w:sz w:val="24"/>
+          <w:szCs w:val="24"/>
+          <w:shd w:val="clear" w:fill="FFFFFF"/>
+          <w:lang w:val="en-US" w:eastAsia="zh-CN" w:bidi="ar-SA"/>
+        </w:rPr>
+        <w:t>为进一步理解客户群体的内在结构，本项目采用 KMeans 聚类算法对客户进行分群分析。选取在网时长（tenure）、月费用（MonthlyCharges）、总费用（TotalCharges）和是否老年公民（SeniorCitizen）四个数值特征，经标准化处理后进行聚类，聚类数设为 3。为直观展示聚类结果，使用 PCA 将高维特征降维至二维平面进行可视化。</w:t>
+      </w:r>
+    </w:p>
+    <w:p>
+      <w:pPr>
+        <w:rPr>
+          <w:rFonts w:hint="eastAsia"/>
+          <w:lang w:val="en-US" w:eastAsia="zh-CN"/>
+        </w:rPr>
+      </w:pPr>
+      <w:r>
+        <w:rPr>
+          <w:rFonts w:hint="eastAsia"/>
+          <w:lang w:val="en-US" w:eastAsia="zh-CN"/>
+        </w:rPr>
+        <w:drawing>
+          <wp:anchor distT="0" distB="0" distL="114300" distR="114300" simplePos="0" relativeHeight="251664384" behindDoc="0" locked="0" layoutInCell="1" allowOverlap="1">
+            <wp:simplePos x="0" y="0"/>
+            <wp:positionH relativeFrom="column">
+              <wp:posOffset>0</wp:posOffset>
+            </wp:positionH>
+            <wp:positionV relativeFrom="paragraph">
+              <wp:posOffset>33020</wp:posOffset>
+            </wp:positionV>
+            <wp:extent cx="5274310" cy="4290060"/>
+            <wp:effectExtent l="0" t="0" r="8890" b="2540"/>
+            <wp:wrapTopAndBottom/>
+            <wp:docPr id="11" name="图片 11" descr="customer_clusters"/>
+            <wp:cNvGraphicFramePr>
+              <a:graphicFrameLocks xmlns:a="http://schemas.openxmlformats.org/drawingml/2006/main" noChangeAspect="1"/>
+            </wp:cNvGraphicFramePr>
+            <a:graphic xmlns:a="http://schemas.openxmlformats.org/drawingml/2006/main">
+              <a:graphicData uri="http://schemas.openxmlformats.org/drawingml/2006/picture">
+                <pic:pic xmlns:pic="http://schemas.openxmlformats.org/drawingml/2006/picture">
+                  <pic:nvPicPr>
+                    <pic:cNvPr id="11" name="图片 11" descr="customer_clusters"/>
+                    <pic:cNvPicPr>
+                      <a:picLocks noChangeAspect="1"/>
+                    </pic:cNvPicPr>
+                  </pic:nvPicPr>
+                  <pic:blipFill>
+                    <a:blip r:embed="rId8"/>
+                    <a:stretch>
+                      <a:fillRect/>
+                    </a:stretch>
+                  </pic:blipFill>
+                  <pic:spPr>
+                    <a:xfrm>
+                      <a:off x="0" y="0"/>
+                      <a:ext cx="5274310" cy="4290060"/>
+                    </a:xfrm>
+                    <a:prstGeom prst="rect">
+                      <a:avLst/>
+                    </a:prstGeom>
+                  </pic:spPr>
+                </pic:pic>
+              </a:graphicData>
+            </a:graphic>
+          </wp:anchor>
+        </w:drawing>
+      </w:r>
+    </w:p>
+    <w:p>
+      <w:pPr>
+        <w:rPr>
+          <w:rFonts w:hint="default"/>
+          <w:lang w:val="en-US" w:eastAsia="zh-CN"/>
+        </w:rPr>
+      </w:pPr>
+      <w:r>
+        <w:rPr>
+          <w:rFonts w:hint="eastAsia"/>
+          <w:lang w:val="en-US" w:eastAsia="zh-CN"/>
+        </w:rPr>
+        <w:t xml:space="preserve">                      图5：</w:t>
+      </w:r>
+      <w:r>
+        <w:rPr>
+          <w:rFonts w:ascii="Segoe UI" w:hAnsi="Segoe UI" w:eastAsia="Segoe UI" w:cs="Segoe UI"/>
+          <w:i w:val="0"/>
+          <w:iCs w:val="0"/>
+          <w:caps w:val="0"/>
+          <w:color w:val="0F1115"/>
+          <w:spacing w:val="0"/>
+          <w:sz w:val="22"/>
+          <w:szCs w:val="22"/>
+          <w:shd w:val="clear" w:fill="FFFFFF"/>
+        </w:rPr>
+        <w:t>KMeans客户分群可视化（PCA降维）</w:t>
       </w:r>
     </w:p>
     <w:p>
@@ -25646,6 +22947,2999 @@
         <w:adjustRightInd/>
         <w:snapToGrid/>
         <w:spacing w:before="320" w:beforeAutospacing="0" w:after="160" w:afterAutospacing="0" w:line="400" w:lineRule="atLeast"/>
+        <w:ind w:left="0" w:right="0" w:firstLine="0"/>
+        <w:textAlignment w:val="auto"/>
+        <w:rPr>
+          <w:rFonts w:hint="eastAsia" w:ascii="宋体" w:hAnsi="宋体" w:eastAsia="宋体" w:cs="宋体"/>
+          <w:b w:val="0"/>
+          <w:bCs w:val="0"/>
+          <w:i w:val="0"/>
+          <w:iCs w:val="0"/>
+          <w:caps w:val="0"/>
+          <w:color w:val="0F1115"/>
+          <w:spacing w:val="0"/>
+          <w:kern w:val="2"/>
+          <w:sz w:val="24"/>
+          <w:szCs w:val="24"/>
+          <w:shd w:val="clear" w:fill="FFFFFF"/>
+          <w:lang w:val="en-US" w:eastAsia="zh-CN" w:bidi="ar-SA"/>
+        </w:rPr>
+      </w:pPr>
+      <w:r>
+        <w:rPr>
+          <w:rFonts w:hint="eastAsia" w:ascii="宋体" w:hAnsi="宋体" w:eastAsia="宋体" w:cs="宋体"/>
+          <w:b w:val="0"/>
+          <w:bCs w:val="0"/>
+          <w:i w:val="0"/>
+          <w:iCs w:val="0"/>
+          <w:caps w:val="0"/>
+          <w:color w:val="0F1115"/>
+          <w:spacing w:val="0"/>
+          <w:kern w:val="2"/>
+          <w:sz w:val="24"/>
+          <w:szCs w:val="24"/>
+          <w:shd w:val="clear" w:fill="FFFFFF"/>
+          <w:lang w:val="en-US" w:eastAsia="zh-CN" w:bidi="ar-SA"/>
+        </w:rPr>
+        <w:t>如图 5 所示，三个聚类在降维空间中呈现较为清晰的分离态势。结合各聚类中心特征值分析可知：</w:t>
+      </w:r>
+    </w:p>
+    <w:p>
+      <w:pPr>
+        <w:pStyle w:val="4"/>
+        <w:keepNext w:val="0"/>
+        <w:keepLines w:val="0"/>
+        <w:pageBreakBefore w:val="0"/>
+        <w:widowControl/>
+        <w:suppressLineNumbers w:val="0"/>
+        <w:shd w:val="clear" w:fill="FFFFFF"/>
+        <w:kinsoku/>
+        <w:overflowPunct/>
+        <w:topLinePunct w:val="0"/>
+        <w:autoSpaceDE/>
+        <w:autoSpaceDN/>
+        <w:bidi w:val="0"/>
+        <w:adjustRightInd/>
+        <w:snapToGrid/>
+        <w:spacing w:before="320" w:beforeAutospacing="0" w:after="160" w:afterAutospacing="0" w:line="400" w:lineRule="atLeast"/>
+        <w:ind w:left="0" w:right="0" w:firstLine="0"/>
+        <w:textAlignment w:val="auto"/>
+        <w:rPr>
+          <w:rFonts w:hint="eastAsia" w:ascii="宋体" w:hAnsi="宋体" w:eastAsia="宋体" w:cs="宋体"/>
+          <w:b w:val="0"/>
+          <w:bCs w:val="0"/>
+          <w:i w:val="0"/>
+          <w:iCs w:val="0"/>
+          <w:caps w:val="0"/>
+          <w:color w:val="0F1115"/>
+          <w:spacing w:val="0"/>
+          <w:kern w:val="2"/>
+          <w:sz w:val="24"/>
+          <w:szCs w:val="24"/>
+          <w:shd w:val="clear" w:fill="FFFFFF"/>
+          <w:lang w:val="en-US" w:eastAsia="zh-CN" w:bidi="ar-SA"/>
+        </w:rPr>
+      </w:pPr>
+      <w:r>
+        <w:rPr>
+          <w:rFonts w:hint="eastAsia" w:ascii="宋体" w:hAnsi="宋体" w:eastAsia="宋体" w:cs="宋体"/>
+          <w:b w:val="0"/>
+          <w:bCs w:val="0"/>
+          <w:i w:val="0"/>
+          <w:iCs w:val="0"/>
+          <w:caps w:val="0"/>
+          <w:color w:val="0F1115"/>
+          <w:spacing w:val="0"/>
+          <w:kern w:val="2"/>
+          <w:sz w:val="24"/>
+          <w:szCs w:val="24"/>
+          <w:shd w:val="clear" w:fill="FFFFFF"/>
+          <w:lang w:val="en-US" w:eastAsia="zh-CN" w:bidi="ar-SA"/>
+        </w:rPr>
+        <w:t>·聚类 0（红色）：在网时长较短、月费用中等偏低，主要为新入网用户，流失风险相对较高；</w:t>
+      </w:r>
+    </w:p>
+    <w:p>
+      <w:pPr>
+        <w:pStyle w:val="4"/>
+        <w:keepNext w:val="0"/>
+        <w:keepLines w:val="0"/>
+        <w:pageBreakBefore w:val="0"/>
+        <w:widowControl/>
+        <w:suppressLineNumbers w:val="0"/>
+        <w:shd w:val="clear" w:fill="FFFFFF"/>
+        <w:kinsoku/>
+        <w:overflowPunct/>
+        <w:topLinePunct w:val="0"/>
+        <w:autoSpaceDE/>
+        <w:autoSpaceDN/>
+        <w:bidi w:val="0"/>
+        <w:adjustRightInd/>
+        <w:snapToGrid/>
+        <w:spacing w:before="320" w:beforeAutospacing="0" w:after="160" w:afterAutospacing="0" w:line="400" w:lineRule="atLeast"/>
+        <w:ind w:left="0" w:right="0" w:firstLine="0"/>
+        <w:textAlignment w:val="auto"/>
+        <w:rPr>
+          <w:rFonts w:hint="eastAsia" w:ascii="宋体" w:hAnsi="宋体" w:eastAsia="宋体" w:cs="宋体"/>
+          <w:b w:val="0"/>
+          <w:bCs w:val="0"/>
+          <w:i w:val="0"/>
+          <w:iCs w:val="0"/>
+          <w:caps w:val="0"/>
+          <w:color w:val="0F1115"/>
+          <w:spacing w:val="0"/>
+          <w:kern w:val="2"/>
+          <w:sz w:val="24"/>
+          <w:szCs w:val="24"/>
+          <w:shd w:val="clear" w:fill="FFFFFF"/>
+          <w:lang w:val="en-US" w:eastAsia="zh-CN" w:bidi="ar-SA"/>
+        </w:rPr>
+      </w:pPr>
+      <w:r>
+        <w:rPr>
+          <w:rFonts w:hint="eastAsia" w:ascii="宋体" w:hAnsi="宋体" w:eastAsia="宋体" w:cs="宋体"/>
+          <w:b w:val="0"/>
+          <w:bCs w:val="0"/>
+          <w:i w:val="0"/>
+          <w:iCs w:val="0"/>
+          <w:caps w:val="0"/>
+          <w:color w:val="0F1115"/>
+          <w:spacing w:val="0"/>
+          <w:kern w:val="2"/>
+          <w:sz w:val="24"/>
+          <w:szCs w:val="24"/>
+          <w:shd w:val="clear" w:fill="FFFFFF"/>
+          <w:lang w:val="en-US" w:eastAsia="zh-CN" w:bidi="ar-SA"/>
+        </w:rPr>
+        <w:t>·聚类 1（绿色）：在网时长中等、月费用偏高，多为光纤网络高消费用户，价格敏感度较高；</w:t>
+      </w:r>
+    </w:p>
+    <w:p>
+      <w:pPr>
+        <w:pStyle w:val="4"/>
+        <w:keepNext w:val="0"/>
+        <w:keepLines w:val="0"/>
+        <w:pageBreakBefore w:val="0"/>
+        <w:widowControl/>
+        <w:suppressLineNumbers w:val="0"/>
+        <w:shd w:val="clear" w:fill="FFFFFF"/>
+        <w:kinsoku/>
+        <w:overflowPunct/>
+        <w:topLinePunct w:val="0"/>
+        <w:autoSpaceDE/>
+        <w:autoSpaceDN/>
+        <w:bidi w:val="0"/>
+        <w:adjustRightInd/>
+        <w:snapToGrid/>
+        <w:spacing w:before="320" w:beforeAutospacing="0" w:after="160" w:afterAutospacing="0" w:line="400" w:lineRule="atLeast"/>
+        <w:ind w:left="0" w:right="0" w:firstLine="0"/>
+        <w:textAlignment w:val="auto"/>
+        <w:rPr>
+          <w:rFonts w:hint="eastAsia" w:ascii="宋体" w:hAnsi="宋体" w:eastAsia="宋体" w:cs="宋体"/>
+          <w:b w:val="0"/>
+          <w:bCs w:val="0"/>
+          <w:i w:val="0"/>
+          <w:iCs w:val="0"/>
+          <w:caps w:val="0"/>
+          <w:color w:val="0F1115"/>
+          <w:spacing w:val="0"/>
+          <w:kern w:val="2"/>
+          <w:sz w:val="24"/>
+          <w:szCs w:val="24"/>
+          <w:shd w:val="clear" w:fill="FFFFFF"/>
+          <w:lang w:val="en-US" w:eastAsia="zh-CN" w:bidi="ar-SA"/>
+        </w:rPr>
+      </w:pPr>
+      <w:r>
+        <w:rPr>
+          <w:rFonts w:hint="eastAsia" w:ascii="宋体" w:hAnsi="宋体" w:eastAsia="宋体" w:cs="宋体"/>
+          <w:b w:val="0"/>
+          <w:bCs w:val="0"/>
+          <w:i w:val="0"/>
+          <w:iCs w:val="0"/>
+          <w:caps w:val="0"/>
+          <w:color w:val="0F1115"/>
+          <w:spacing w:val="0"/>
+          <w:kern w:val="2"/>
+          <w:sz w:val="24"/>
+          <w:szCs w:val="24"/>
+          <w:shd w:val="clear" w:fill="FFFFFF"/>
+          <w:lang w:val="en-US" w:eastAsia="zh-CN" w:bidi="ar-SA"/>
+        </w:rPr>
+        <w:t>·聚类 2（蓝色）：在网时长较长、总费用较高，主要为长期忠诚客户，月费用分布较广，但整体流失风险最低。</w:t>
+      </w:r>
+    </w:p>
+    <w:p>
+      <w:pPr>
+        <w:pStyle w:val="4"/>
+        <w:keepNext w:val="0"/>
+        <w:keepLines w:val="0"/>
+        <w:pageBreakBefore w:val="0"/>
+        <w:widowControl/>
+        <w:suppressLineNumbers w:val="0"/>
+        <w:shd w:val="clear" w:fill="FFFFFF"/>
+        <w:kinsoku/>
+        <w:overflowPunct/>
+        <w:topLinePunct w:val="0"/>
+        <w:autoSpaceDE/>
+        <w:autoSpaceDN/>
+        <w:bidi w:val="0"/>
+        <w:adjustRightInd/>
+        <w:snapToGrid/>
+        <w:spacing w:before="320" w:beforeAutospacing="0" w:after="160" w:afterAutospacing="0" w:line="400" w:lineRule="atLeast"/>
+        <w:ind w:left="0" w:right="0" w:firstLine="0"/>
+        <w:textAlignment w:val="auto"/>
+        <w:rPr>
+          <w:rFonts w:hint="eastAsia" w:ascii="宋体" w:hAnsi="宋体" w:eastAsia="宋体" w:cs="宋体"/>
+          <w:b w:val="0"/>
+          <w:bCs w:val="0"/>
+          <w:i w:val="0"/>
+          <w:iCs w:val="0"/>
+          <w:caps w:val="0"/>
+          <w:color w:val="0F1115"/>
+          <w:spacing w:val="0"/>
+          <w:kern w:val="2"/>
+          <w:sz w:val="24"/>
+          <w:szCs w:val="24"/>
+          <w:shd w:val="clear" w:fill="FFFFFF"/>
+          <w:lang w:val="en-US" w:eastAsia="zh-CN" w:bidi="ar-SA"/>
+        </w:rPr>
+      </w:pPr>
+      <w:r>
+        <w:rPr>
+          <w:rFonts w:hint="eastAsia" w:ascii="宋体" w:hAnsi="宋体" w:eastAsia="宋体" w:cs="宋体"/>
+          <w:b w:val="0"/>
+          <w:bCs w:val="0"/>
+          <w:i w:val="0"/>
+          <w:iCs w:val="0"/>
+          <w:caps w:val="0"/>
+          <w:color w:val="0F1115"/>
+          <w:spacing w:val="0"/>
+          <w:kern w:val="2"/>
+          <w:sz w:val="24"/>
+          <w:szCs w:val="24"/>
+          <w:shd w:val="clear" w:fill="FFFFFF"/>
+          <w:lang w:val="en-US" w:eastAsia="zh-CN" w:bidi="ar-SA"/>
+        </w:rPr>
+        <w:t>该聚类结果与前述 EDA 分析结论相互印证：在网时长较短的新客户和高月费用的光纤用户是流失的高风险群体，而长期客户稳定性显著更强。运营商可针对不同群体制定差异化的挽留策略——对新客户加强 onboarding 引导和早期关怀，对高费用用户提供增值服务包或优惠方案以提升粘性。</w:t>
+      </w:r>
+    </w:p>
+    <w:p>
+      <w:pPr>
+        <w:pStyle w:val="4"/>
+        <w:keepNext w:val="0"/>
+        <w:keepLines w:val="0"/>
+        <w:pageBreakBefore w:val="0"/>
+        <w:widowControl/>
+        <w:suppressLineNumbers w:val="0"/>
+        <w:shd w:val="clear" w:fill="FFFFFF"/>
+        <w:kinsoku/>
+        <w:overflowPunct/>
+        <w:topLinePunct w:val="0"/>
+        <w:autoSpaceDE/>
+        <w:autoSpaceDN/>
+        <w:bidi w:val="0"/>
+        <w:adjustRightInd/>
+        <w:snapToGrid/>
+        <w:spacing w:before="320" w:beforeAutospacing="0" w:after="160" w:afterAutospacing="0" w:line="400" w:lineRule="atLeast"/>
+        <w:ind w:left="0" w:right="0" w:firstLine="0"/>
+        <w:textAlignment w:val="auto"/>
+        <w:rPr>
+          <w:rFonts w:hint="eastAsia" w:ascii="宋体" w:hAnsi="宋体" w:eastAsia="宋体" w:cs="宋体"/>
+          <w:b/>
+          <w:bCs/>
+          <w:caps w:val="0"/>
+          <w:color w:val="0F1115"/>
+          <w:spacing w:val="0"/>
+          <w:sz w:val="24"/>
+          <w:szCs w:val="24"/>
+          <w:shd w:val="clear" w:fill="FFFFFF"/>
+        </w:rPr>
+      </w:pPr>
+      <w:r>
+        <w:rPr>
+          <w:rFonts w:hint="eastAsia" w:ascii="宋体" w:hAnsi="宋体" w:eastAsia="宋体" w:cs="宋体"/>
+          <w:b/>
+          <w:bCs/>
+          <w:caps w:val="0"/>
+          <w:color w:val="0F1115"/>
+          <w:spacing w:val="0"/>
+          <w:sz w:val="24"/>
+          <w:szCs w:val="24"/>
+          <w:shd w:val="clear" w:fill="FFFFFF"/>
+        </w:rPr>
+        <w:t>6.2 模型评估结果</w:t>
+      </w:r>
+    </w:p>
+    <w:p>
+      <w:pPr>
+        <w:pStyle w:val="6"/>
+        <w:keepNext w:val="0"/>
+        <w:keepLines w:val="0"/>
+        <w:pageBreakBefore w:val="0"/>
+        <w:widowControl/>
+        <w:suppressLineNumbers w:val="0"/>
+        <w:shd w:val="clear" w:fill="FFFFFF"/>
+        <w:kinsoku/>
+        <w:overflowPunct/>
+        <w:topLinePunct w:val="0"/>
+        <w:autoSpaceDE/>
+        <w:autoSpaceDN/>
+        <w:bidi w:val="0"/>
+        <w:adjustRightInd/>
+        <w:snapToGrid/>
+        <w:spacing w:before="160" w:beforeAutospacing="0" w:after="160" w:afterAutospacing="0" w:line="400" w:lineRule="atLeast"/>
+        <w:ind w:left="0" w:right="0" w:firstLine="0"/>
+        <w:textAlignment w:val="auto"/>
+        <w:rPr>
+          <w:rFonts w:hint="eastAsia" w:ascii="宋体" w:hAnsi="宋体" w:eastAsia="宋体" w:cs="宋体"/>
+          <w:i w:val="0"/>
+          <w:iCs w:val="0"/>
+          <w:caps w:val="0"/>
+          <w:color w:val="0F1115"/>
+          <w:spacing w:val="0"/>
+          <w:sz w:val="24"/>
+          <w:szCs w:val="24"/>
+          <w:shd w:val="clear" w:fill="FFFFFF"/>
+          <w:lang w:val="en-US" w:eastAsia="zh-CN"/>
+        </w:rPr>
+      </w:pPr>
+      <w:r>
+        <w:rPr>
+          <w:rFonts w:hint="eastAsia" w:ascii="宋体" w:hAnsi="宋体" w:eastAsia="宋体" w:cs="宋体"/>
+          <w:i w:val="0"/>
+          <w:iCs w:val="0"/>
+          <w:caps w:val="0"/>
+          <w:color w:val="0F1115"/>
+          <w:spacing w:val="0"/>
+          <w:sz w:val="24"/>
+          <w:szCs w:val="24"/>
+          <w:shd w:val="clear" w:fill="FFFFFF"/>
+          <w:lang w:val="en-US" w:eastAsia="zh-CN"/>
+        </w:rPr>
+        <w:drawing>
+          <wp:anchor distT="0" distB="0" distL="114300" distR="114300" simplePos="0" relativeHeight="251665408" behindDoc="0" locked="0" layoutInCell="1" allowOverlap="1">
+            <wp:simplePos x="0" y="0"/>
+            <wp:positionH relativeFrom="column">
+              <wp:posOffset>-95250</wp:posOffset>
+            </wp:positionH>
+            <wp:positionV relativeFrom="paragraph">
+              <wp:posOffset>614680</wp:posOffset>
+            </wp:positionV>
+            <wp:extent cx="5291455" cy="2489200"/>
+            <wp:effectExtent l="0" t="0" r="4445" b="0"/>
+            <wp:wrapTopAndBottom/>
+            <wp:docPr id="5" name="图片 5" descr="model_comparison"/>
+            <wp:cNvGraphicFramePr>
+              <a:graphicFrameLocks xmlns:a="http://schemas.openxmlformats.org/drawingml/2006/main" noChangeAspect="1"/>
+            </wp:cNvGraphicFramePr>
+            <a:graphic xmlns:a="http://schemas.openxmlformats.org/drawingml/2006/main">
+              <a:graphicData uri="http://schemas.openxmlformats.org/drawingml/2006/picture">
+                <pic:pic xmlns:pic="http://schemas.openxmlformats.org/drawingml/2006/picture">
+                  <pic:nvPicPr>
+                    <pic:cNvPr id="5" name="图片 5" descr="model_comparison"/>
+                    <pic:cNvPicPr>
+                      <a:picLocks noChangeAspect="1"/>
+                    </pic:cNvPicPr>
+                  </pic:nvPicPr>
+                  <pic:blipFill>
+                    <a:blip r:embed="rId9"/>
+                    <a:srcRect t="4623" r="-470"/>
+                    <a:stretch>
+                      <a:fillRect/>
+                    </a:stretch>
+                  </pic:blipFill>
+                  <pic:spPr>
+                    <a:xfrm>
+                      <a:off x="0" y="0"/>
+                      <a:ext cx="5291455" cy="2489200"/>
+                    </a:xfrm>
+                    <a:prstGeom prst="rect">
+                      <a:avLst/>
+                    </a:prstGeom>
+                  </pic:spPr>
+                </pic:pic>
+              </a:graphicData>
+            </a:graphic>
+          </wp:anchor>
+        </w:drawing>
+      </w:r>
+      <w:r>
+        <w:rPr>
+          <w:rFonts w:hint="eastAsia" w:ascii="宋体" w:hAnsi="宋体" w:eastAsia="宋体" w:cs="宋体"/>
+          <w:i w:val="0"/>
+          <w:iCs w:val="0"/>
+          <w:caps w:val="0"/>
+          <w:color w:val="0F1115"/>
+          <w:spacing w:val="0"/>
+          <w:sz w:val="24"/>
+          <w:szCs w:val="24"/>
+          <w:shd w:val="clear" w:fill="FFFFFF"/>
+          <w:lang w:val="en-US" w:eastAsia="zh-CN"/>
+        </w:rPr>
+        <w:t>采用准确率（Accuracy）、精确率（Precision）、召回率（Recall）、F1分数和ROC-AUC等指标对模型进行评估</w:t>
+      </w:r>
+      <w:r>
+        <w:rPr>
+          <w:rFonts w:hint="eastAsia" w:ascii="宋体" w:hAnsi="宋体" w:eastAsia="宋体" w:cs="宋体"/>
+          <w:i w:val="0"/>
+          <w:iCs w:val="0"/>
+          <w:caps w:val="0"/>
+          <w:color w:val="0F1115"/>
+          <w:spacing w:val="0"/>
+          <w:sz w:val="24"/>
+          <w:szCs w:val="24"/>
+          <w:shd w:val="clear" w:fill="FFFFFF"/>
+          <w:lang w:val="en-US" w:eastAsia="zh-CN"/>
+        </w:rPr>
+        <w:fldChar w:fldCharType="begin"/>
+      </w:r>
+      <w:r>
+        <w:rPr>
+          <w:rFonts w:hint="eastAsia" w:ascii="宋体" w:hAnsi="宋体" w:eastAsia="宋体" w:cs="宋体"/>
+          <w:i w:val="0"/>
+          <w:iCs w:val="0"/>
+          <w:caps w:val="0"/>
+          <w:color w:val="0F1115"/>
+          <w:spacing w:val="0"/>
+          <w:sz w:val="24"/>
+          <w:szCs w:val="24"/>
+          <w:shd w:val="clear" w:fill="FFFFFF"/>
+          <w:lang w:val="en-US" w:eastAsia="zh-CN"/>
+        </w:rPr>
+        <w:instrText xml:space="preserve"> HYPERLINK "https://onlinelibrary.wiley.com/doi/10.1155/acis/8496186?ContribAuthorRaw=Ayerko,+Emmanuel+Herson&amp;af=R&amp;content=articlesChapters&amp;mi=6e4y8xs&amp;target=default" \l "1" \t "https://chat.deepseek.com/a/chat/s/_blank" </w:instrText>
+      </w:r>
+      <w:r>
+        <w:rPr>
+          <w:rFonts w:hint="eastAsia" w:ascii="宋体" w:hAnsi="宋体" w:eastAsia="宋体" w:cs="宋体"/>
+          <w:i w:val="0"/>
+          <w:iCs w:val="0"/>
+          <w:caps w:val="0"/>
+          <w:color w:val="0F1115"/>
+          <w:spacing w:val="0"/>
+          <w:sz w:val="24"/>
+          <w:szCs w:val="24"/>
+          <w:shd w:val="clear" w:fill="FFFFFF"/>
+          <w:lang w:val="en-US" w:eastAsia="zh-CN"/>
+        </w:rPr>
+        <w:fldChar w:fldCharType="separate"/>
+      </w:r>
+      <w:r>
+        <w:rPr>
+          <w:rFonts w:hint="eastAsia" w:ascii="宋体" w:hAnsi="宋体" w:eastAsia="宋体" w:cs="宋体"/>
+          <w:i w:val="0"/>
+          <w:iCs w:val="0"/>
+          <w:caps w:val="0"/>
+          <w:color w:val="0F1115"/>
+          <w:spacing w:val="0"/>
+          <w:sz w:val="24"/>
+          <w:szCs w:val="24"/>
+          <w:shd w:val="clear" w:fill="FFFFFF"/>
+          <w:lang w:val="en-US" w:eastAsia="zh-CN"/>
+        </w:rPr>
+        <w:fldChar w:fldCharType="end"/>
+      </w:r>
+      <w:r>
+        <w:rPr>
+          <w:rFonts w:hint="eastAsia" w:ascii="宋体" w:hAnsi="宋体" w:eastAsia="宋体" w:cs="宋体"/>
+          <w:i w:val="0"/>
+          <w:iCs w:val="0"/>
+          <w:caps w:val="0"/>
+          <w:color w:val="0F1115"/>
+          <w:spacing w:val="0"/>
+          <w:sz w:val="24"/>
+          <w:szCs w:val="24"/>
+          <w:shd w:val="clear" w:fill="FFFFFF"/>
+          <w:lang w:val="en-US" w:eastAsia="zh-CN"/>
+        </w:rPr>
+        <w:t>：</w:t>
+      </w:r>
+    </w:p>
+    <w:p>
+      <w:pPr>
+        <w:pStyle w:val="6"/>
+        <w:keepNext w:val="0"/>
+        <w:keepLines w:val="0"/>
+        <w:pageBreakBefore w:val="0"/>
+        <w:widowControl/>
+        <w:suppressLineNumbers w:val="0"/>
+        <w:shd w:val="clear" w:fill="FFFFFF"/>
+        <w:kinsoku/>
+        <w:overflowPunct/>
+        <w:topLinePunct w:val="0"/>
+        <w:autoSpaceDE/>
+        <w:autoSpaceDN/>
+        <w:bidi w:val="0"/>
+        <w:adjustRightInd/>
+        <w:snapToGrid/>
+        <w:spacing w:before="160" w:beforeAutospacing="0" w:after="160" w:afterAutospacing="0" w:line="400" w:lineRule="atLeast"/>
+        <w:ind w:left="0" w:right="0" w:firstLine="0"/>
+        <w:textAlignment w:val="auto"/>
+        <w:rPr>
+          <w:rFonts w:hint="default" w:ascii="宋体" w:hAnsi="宋体" w:eastAsia="宋体" w:cs="宋体"/>
+          <w:i w:val="0"/>
+          <w:iCs w:val="0"/>
+          <w:caps w:val="0"/>
+          <w:color w:val="0F1115"/>
+          <w:spacing w:val="0"/>
+          <w:sz w:val="24"/>
+          <w:szCs w:val="24"/>
+          <w:shd w:val="clear" w:fill="FFFFFF"/>
+          <w:lang w:val="en-US" w:eastAsia="zh-CN"/>
+        </w:rPr>
+      </w:pPr>
+      <w:r>
+        <w:rPr>
+          <w:rFonts w:hint="eastAsia" w:ascii="宋体" w:hAnsi="宋体" w:eastAsia="宋体" w:cs="宋体"/>
+          <w:i w:val="0"/>
+          <w:iCs w:val="0"/>
+          <w:caps w:val="0"/>
+          <w:color w:val="0F1115"/>
+          <w:spacing w:val="0"/>
+          <w:sz w:val="24"/>
+          <w:szCs w:val="24"/>
+          <w:shd w:val="clear" w:fill="FFFFFF"/>
+          <w:lang w:val="en-US" w:eastAsia="zh-CN"/>
+        </w:rPr>
+        <w:t xml:space="preserve">                    图6：各模型性能对比条形图</w:t>
+      </w:r>
+    </w:p>
+    <w:p>
+      <w:pPr>
+        <w:pStyle w:val="6"/>
+        <w:keepNext w:val="0"/>
+        <w:keepLines w:val="0"/>
+        <w:pageBreakBefore w:val="0"/>
+        <w:widowControl/>
+        <w:suppressLineNumbers w:val="0"/>
+        <w:shd w:val="clear" w:fill="FFFFFF"/>
+        <w:kinsoku/>
+        <w:overflowPunct/>
+        <w:topLinePunct w:val="0"/>
+        <w:autoSpaceDE/>
+        <w:autoSpaceDN/>
+        <w:bidi w:val="0"/>
+        <w:adjustRightInd/>
+        <w:snapToGrid/>
+        <w:spacing w:before="160" w:beforeAutospacing="0" w:after="160" w:afterAutospacing="0" w:line="400" w:lineRule="atLeast"/>
+        <w:ind w:left="0" w:right="0" w:firstLine="0"/>
+        <w:textAlignment w:val="auto"/>
+        <w:rPr>
+          <w:rFonts w:hint="default" w:ascii="宋体" w:hAnsi="宋体" w:eastAsia="宋体" w:cs="宋体"/>
+          <w:i w:val="0"/>
+          <w:iCs w:val="0"/>
+          <w:caps w:val="0"/>
+          <w:color w:val="0F1115"/>
+          <w:spacing w:val="0"/>
+          <w:sz w:val="24"/>
+          <w:szCs w:val="24"/>
+          <w:shd w:val="clear" w:fill="FFFFFF"/>
+          <w:lang w:val="en-US" w:eastAsia="zh-CN"/>
+        </w:rPr>
+      </w:pPr>
+      <w:r>
+        <w:rPr>
+          <w:rFonts w:hint="eastAsia" w:ascii="宋体" w:hAnsi="宋体" w:eastAsia="宋体" w:cs="宋体"/>
+          <w:i w:val="0"/>
+          <w:iCs w:val="0"/>
+          <w:caps w:val="0"/>
+          <w:color w:val="0F1115"/>
+          <w:spacing w:val="0"/>
+          <w:sz w:val="24"/>
+          <w:szCs w:val="24"/>
+          <w:shd w:val="clear" w:fill="FFFFFF"/>
+          <w:lang w:val="en-US" w:eastAsia="zh-CN"/>
+        </w:rPr>
+        <w:t>表2</w:t>
+      </w:r>
+    </w:p>
+    <w:tbl>
+      <w:tblPr>
+        <w:tblW w:w="0" w:type="auto"/>
+        <w:tblInd w:w="0" w:type="dxa"/>
+        <w:tblBorders>
+          <w:top w:val="none" w:color="auto" w:sz="0" w:space="0"/>
+          <w:left w:val="none" w:color="auto" w:sz="0" w:space="0"/>
+          <w:bottom w:val="none" w:color="auto" w:sz="0" w:space="0"/>
+          <w:right w:val="none" w:color="auto" w:sz="0" w:space="0"/>
+          <w:insideH w:val="none" w:color="auto" w:sz="0" w:space="0"/>
+          <w:insideV w:val="none" w:color="auto" w:sz="0" w:space="0"/>
+        </w:tblBorders>
+        <w:shd w:val="clear" w:color="auto" w:fill="FFFFFF"/>
+        <w:tblLayout w:type="autofit"/>
+        <w:tblCellMar>
+          <w:top w:w="15" w:type="dxa"/>
+          <w:left w:w="15" w:type="dxa"/>
+          <w:bottom w:w="15" w:type="dxa"/>
+          <w:right w:w="15" w:type="dxa"/>
+        </w:tblCellMar>
+      </w:tblPr>
+      <w:tblGrid>
+        <w:gridCol w:w="1201"/>
+        <w:gridCol w:w="1237"/>
+        <w:gridCol w:w="1720"/>
+        <w:gridCol w:w="1720"/>
+        <w:gridCol w:w="1237"/>
+        <w:gridCol w:w="1431"/>
+      </w:tblGrid>
+      <w:tr>
+        <w:tblPrEx>
+          <w:tblBorders>
+            <w:top w:val="none" w:color="auto" w:sz="0" w:space="0"/>
+            <w:left w:val="none" w:color="auto" w:sz="0" w:space="0"/>
+            <w:bottom w:val="none" w:color="auto" w:sz="0" w:space="0"/>
+            <w:right w:val="none" w:color="auto" w:sz="0" w:space="0"/>
+            <w:insideH w:val="none" w:color="auto" w:sz="0" w:space="0"/>
+            <w:insideV w:val="none" w:color="auto" w:sz="0" w:space="0"/>
+          </w:tblBorders>
+          <w:shd w:val="clear" w:color="auto" w:fill="FFFFFF"/>
+          <w:tblCellMar>
+            <w:top w:w="15" w:type="dxa"/>
+            <w:left w:w="15" w:type="dxa"/>
+            <w:bottom w:w="15" w:type="dxa"/>
+            <w:right w:w="15" w:type="dxa"/>
+          </w:tblCellMar>
+        </w:tblPrEx>
+        <w:trPr>
+          <w:tblHeader/>
+        </w:trPr>
+        <w:tc>
+          <w:tcPr>
+            <w:tcW w:w="0" w:type="auto"/>
+            <w:tcBorders>
+              <w:top w:val="nil"/>
+            </w:tcBorders>
+            <w:shd w:val="clear" w:color="auto" w:fill="FFFFFF"/>
+            <w:tcMar>
+              <w:top w:w="150" w:type="dxa"/>
+              <w:left w:w="0" w:type="dxa"/>
+              <w:bottom w:w="150" w:type="dxa"/>
+              <w:right w:w="240" w:type="dxa"/>
+            </w:tcMar>
+            <w:vAlign w:val="center"/>
+          </w:tcPr>
+          <w:p>
+            <w:pPr>
+              <w:keepNext w:val="0"/>
+              <w:keepLines w:val="0"/>
+              <w:widowControl/>
+              <w:suppressLineNumbers w:val="0"/>
+              <w:spacing w:line="250" w:lineRule="atLeast"/>
+              <w:jc w:val="left"/>
+              <w:rPr>
+                <w:rFonts w:ascii="Segoe UI" w:hAnsi="Segoe UI" w:eastAsia="Segoe UI" w:cs="Segoe UI"/>
+                <w:i w:val="0"/>
+                <w:iCs w:val="0"/>
+                <w:caps w:val="0"/>
+                <w:color w:val="0F1115"/>
+                <w:spacing w:val="0"/>
+                <w:sz w:val="22"/>
+                <w:szCs w:val="22"/>
+              </w:rPr>
+            </w:pPr>
+            <w:r>
+              <w:rPr>
+                <w:rFonts w:hint="default" w:ascii="Segoe UI" w:hAnsi="Segoe UI" w:eastAsia="Segoe UI" w:cs="Segoe UI"/>
+                <w:i w:val="0"/>
+                <w:iCs w:val="0"/>
+                <w:caps w:val="0"/>
+                <w:color w:val="0F1115"/>
+                <w:spacing w:val="0"/>
+                <w:kern w:val="0"/>
+                <w:sz w:val="22"/>
+                <w:szCs w:val="22"/>
+                <w:bdr w:val="none" w:color="auto" w:sz="0" w:space="0"/>
+                <w:lang w:val="en-US" w:eastAsia="zh-CN" w:bidi="ar"/>
+              </w:rPr>
+              <w:t>模型</w:t>
+            </w:r>
+          </w:p>
+        </w:tc>
+        <w:tc>
+          <w:tcPr>
+            <w:tcW w:w="0" w:type="auto"/>
+            <w:tcBorders>
+              <w:top w:val="nil"/>
+            </w:tcBorders>
+            <w:shd w:val="clear" w:color="auto" w:fill="FFFFFF"/>
+            <w:tcMar>
+              <w:top w:w="150" w:type="dxa"/>
+              <w:left w:w="240" w:type="dxa"/>
+              <w:bottom w:w="150" w:type="dxa"/>
+              <w:right w:w="240" w:type="dxa"/>
+            </w:tcMar>
+            <w:vAlign w:val="center"/>
+          </w:tcPr>
+          <w:p>
+            <w:pPr>
+              <w:keepNext w:val="0"/>
+              <w:keepLines w:val="0"/>
+              <w:widowControl/>
+              <w:suppressLineNumbers w:val="0"/>
+              <w:spacing w:line="250" w:lineRule="atLeast"/>
+              <w:jc w:val="left"/>
+              <w:rPr>
+                <w:rFonts w:hint="default" w:ascii="Segoe UI" w:hAnsi="Segoe UI" w:eastAsia="Segoe UI" w:cs="Segoe UI"/>
+                <w:i w:val="0"/>
+                <w:iCs w:val="0"/>
+                <w:caps w:val="0"/>
+                <w:color w:val="0F1115"/>
+                <w:spacing w:val="0"/>
+                <w:sz w:val="22"/>
+                <w:szCs w:val="22"/>
+              </w:rPr>
+            </w:pPr>
+            <w:r>
+              <w:rPr>
+                <w:rFonts w:hint="default" w:ascii="Segoe UI" w:hAnsi="Segoe UI" w:eastAsia="Segoe UI" w:cs="Segoe UI"/>
+                <w:i w:val="0"/>
+                <w:iCs w:val="0"/>
+                <w:caps w:val="0"/>
+                <w:color w:val="0F1115"/>
+                <w:spacing w:val="0"/>
+                <w:kern w:val="0"/>
+                <w:sz w:val="22"/>
+                <w:szCs w:val="22"/>
+                <w:bdr w:val="none" w:color="auto" w:sz="0" w:space="0"/>
+                <w:lang w:val="en-US" w:eastAsia="zh-CN" w:bidi="ar"/>
+              </w:rPr>
+              <w:t>准确率</w:t>
+            </w:r>
+          </w:p>
+        </w:tc>
+        <w:tc>
+          <w:tcPr>
+            <w:tcW w:w="0" w:type="auto"/>
+            <w:tcBorders>
+              <w:top w:val="nil"/>
+            </w:tcBorders>
+            <w:shd w:val="clear" w:color="auto" w:fill="FFFFFF"/>
+            <w:tcMar>
+              <w:top w:w="150" w:type="dxa"/>
+              <w:left w:w="240" w:type="dxa"/>
+              <w:bottom w:w="150" w:type="dxa"/>
+              <w:right w:w="240" w:type="dxa"/>
+            </w:tcMar>
+            <w:vAlign w:val="center"/>
+          </w:tcPr>
+          <w:p>
+            <w:pPr>
+              <w:keepNext w:val="0"/>
+              <w:keepLines w:val="0"/>
+              <w:widowControl/>
+              <w:suppressLineNumbers w:val="0"/>
+              <w:spacing w:line="250" w:lineRule="atLeast"/>
+              <w:jc w:val="left"/>
+              <w:rPr>
+                <w:rFonts w:hint="default" w:ascii="Segoe UI" w:hAnsi="Segoe UI" w:eastAsia="Segoe UI" w:cs="Segoe UI"/>
+                <w:i w:val="0"/>
+                <w:iCs w:val="0"/>
+                <w:caps w:val="0"/>
+                <w:color w:val="0F1115"/>
+                <w:spacing w:val="0"/>
+                <w:sz w:val="22"/>
+                <w:szCs w:val="22"/>
+              </w:rPr>
+            </w:pPr>
+            <w:r>
+              <w:rPr>
+                <w:rFonts w:hint="default" w:ascii="Segoe UI" w:hAnsi="Segoe UI" w:eastAsia="Segoe UI" w:cs="Segoe UI"/>
+                <w:i w:val="0"/>
+                <w:iCs w:val="0"/>
+                <w:caps w:val="0"/>
+                <w:color w:val="0F1115"/>
+                <w:spacing w:val="0"/>
+                <w:kern w:val="0"/>
+                <w:sz w:val="22"/>
+                <w:szCs w:val="22"/>
+                <w:bdr w:val="none" w:color="auto" w:sz="0" w:space="0"/>
+                <w:lang w:val="en-US" w:eastAsia="zh-CN" w:bidi="ar"/>
+              </w:rPr>
+              <w:t>精确率（流失类）</w:t>
+            </w:r>
+          </w:p>
+        </w:tc>
+        <w:tc>
+          <w:tcPr>
+            <w:tcW w:w="0" w:type="auto"/>
+            <w:tcBorders>
+              <w:top w:val="nil"/>
+            </w:tcBorders>
+            <w:shd w:val="clear" w:color="auto" w:fill="FFFFFF"/>
+            <w:tcMar>
+              <w:top w:w="150" w:type="dxa"/>
+              <w:left w:w="240" w:type="dxa"/>
+              <w:bottom w:w="150" w:type="dxa"/>
+              <w:right w:w="240" w:type="dxa"/>
+            </w:tcMar>
+            <w:vAlign w:val="center"/>
+          </w:tcPr>
+          <w:p>
+            <w:pPr>
+              <w:keepNext w:val="0"/>
+              <w:keepLines w:val="0"/>
+              <w:widowControl/>
+              <w:suppressLineNumbers w:val="0"/>
+              <w:spacing w:line="250" w:lineRule="atLeast"/>
+              <w:jc w:val="left"/>
+              <w:rPr>
+                <w:rFonts w:hint="default" w:ascii="Segoe UI" w:hAnsi="Segoe UI" w:eastAsia="Segoe UI" w:cs="Segoe UI"/>
+                <w:i w:val="0"/>
+                <w:iCs w:val="0"/>
+                <w:caps w:val="0"/>
+                <w:color w:val="0F1115"/>
+                <w:spacing w:val="0"/>
+                <w:sz w:val="22"/>
+                <w:szCs w:val="22"/>
+              </w:rPr>
+            </w:pPr>
+            <w:r>
+              <w:rPr>
+                <w:rFonts w:hint="default" w:ascii="Segoe UI" w:hAnsi="Segoe UI" w:eastAsia="Segoe UI" w:cs="Segoe UI"/>
+                <w:i w:val="0"/>
+                <w:iCs w:val="0"/>
+                <w:caps w:val="0"/>
+                <w:color w:val="0F1115"/>
+                <w:spacing w:val="0"/>
+                <w:kern w:val="0"/>
+                <w:sz w:val="22"/>
+                <w:szCs w:val="22"/>
+                <w:bdr w:val="none" w:color="auto" w:sz="0" w:space="0"/>
+                <w:lang w:val="en-US" w:eastAsia="zh-CN" w:bidi="ar"/>
+              </w:rPr>
+              <w:t>召回率（流失类）</w:t>
+            </w:r>
+          </w:p>
+        </w:tc>
+        <w:tc>
+          <w:tcPr>
+            <w:tcW w:w="0" w:type="auto"/>
+            <w:tcBorders>
+              <w:top w:val="nil"/>
+            </w:tcBorders>
+            <w:shd w:val="clear" w:color="auto" w:fill="FFFFFF"/>
+            <w:tcMar>
+              <w:top w:w="150" w:type="dxa"/>
+              <w:left w:w="240" w:type="dxa"/>
+              <w:bottom w:w="150" w:type="dxa"/>
+              <w:right w:w="240" w:type="dxa"/>
+            </w:tcMar>
+            <w:vAlign w:val="center"/>
+          </w:tcPr>
+          <w:p>
+            <w:pPr>
+              <w:keepNext w:val="0"/>
+              <w:keepLines w:val="0"/>
+              <w:widowControl/>
+              <w:suppressLineNumbers w:val="0"/>
+              <w:spacing w:line="250" w:lineRule="atLeast"/>
+              <w:jc w:val="left"/>
+              <w:rPr>
+                <w:rFonts w:hint="default" w:ascii="Segoe UI" w:hAnsi="Segoe UI" w:eastAsia="Segoe UI" w:cs="Segoe UI"/>
+                <w:i w:val="0"/>
+                <w:iCs w:val="0"/>
+                <w:caps w:val="0"/>
+                <w:color w:val="0F1115"/>
+                <w:spacing w:val="0"/>
+                <w:sz w:val="22"/>
+                <w:szCs w:val="22"/>
+              </w:rPr>
+            </w:pPr>
+            <w:r>
+              <w:rPr>
+                <w:rFonts w:hint="default" w:ascii="Segoe UI" w:hAnsi="Segoe UI" w:eastAsia="Segoe UI" w:cs="Segoe UI"/>
+                <w:i w:val="0"/>
+                <w:iCs w:val="0"/>
+                <w:caps w:val="0"/>
+                <w:color w:val="0F1115"/>
+                <w:spacing w:val="0"/>
+                <w:kern w:val="0"/>
+                <w:sz w:val="22"/>
+                <w:szCs w:val="22"/>
+                <w:bdr w:val="none" w:color="auto" w:sz="0" w:space="0"/>
+                <w:lang w:val="en-US" w:eastAsia="zh-CN" w:bidi="ar"/>
+              </w:rPr>
+              <w:t>F1分数</w:t>
+            </w:r>
+          </w:p>
+        </w:tc>
+        <w:tc>
+          <w:tcPr>
+            <w:tcW w:w="0" w:type="auto"/>
+            <w:tcBorders>
+              <w:top w:val="nil"/>
+            </w:tcBorders>
+            <w:shd w:val="clear" w:color="auto" w:fill="FFFFFF"/>
+            <w:tcMar>
+              <w:top w:w="150" w:type="dxa"/>
+              <w:left w:w="240" w:type="dxa"/>
+              <w:bottom w:w="150" w:type="dxa"/>
+              <w:right w:w="240" w:type="dxa"/>
+            </w:tcMar>
+            <w:vAlign w:val="center"/>
+          </w:tcPr>
+          <w:p>
+            <w:pPr>
+              <w:keepNext w:val="0"/>
+              <w:keepLines w:val="0"/>
+              <w:widowControl/>
+              <w:suppressLineNumbers w:val="0"/>
+              <w:spacing w:line="250" w:lineRule="atLeast"/>
+              <w:jc w:val="left"/>
+              <w:rPr>
+                <w:rFonts w:hint="default" w:ascii="Segoe UI" w:hAnsi="Segoe UI" w:eastAsia="Segoe UI" w:cs="Segoe UI"/>
+                <w:i w:val="0"/>
+                <w:iCs w:val="0"/>
+                <w:caps w:val="0"/>
+                <w:color w:val="0F1115"/>
+                <w:spacing w:val="0"/>
+                <w:sz w:val="22"/>
+                <w:szCs w:val="22"/>
+              </w:rPr>
+            </w:pPr>
+            <w:r>
+              <w:rPr>
+                <w:rFonts w:hint="default" w:ascii="Segoe UI" w:hAnsi="Segoe UI" w:eastAsia="Segoe UI" w:cs="Segoe UI"/>
+                <w:i w:val="0"/>
+                <w:iCs w:val="0"/>
+                <w:caps w:val="0"/>
+                <w:color w:val="0F1115"/>
+                <w:spacing w:val="0"/>
+                <w:kern w:val="0"/>
+                <w:sz w:val="22"/>
+                <w:szCs w:val="22"/>
+                <w:bdr w:val="none" w:color="auto" w:sz="0" w:space="0"/>
+                <w:lang w:val="en-US" w:eastAsia="zh-CN" w:bidi="ar"/>
+              </w:rPr>
+              <w:t>ROC-AUC</w:t>
+            </w:r>
+          </w:p>
+        </w:tc>
+      </w:tr>
+      <w:tr>
+        <w:tblPrEx>
+          <w:tblBorders>
+            <w:top w:val="none" w:color="auto" w:sz="0" w:space="0"/>
+            <w:left w:val="none" w:color="auto" w:sz="0" w:space="0"/>
+            <w:bottom w:val="none" w:color="auto" w:sz="0" w:space="0"/>
+            <w:right w:val="none" w:color="auto" w:sz="0" w:space="0"/>
+            <w:insideH w:val="none" w:color="auto" w:sz="0" w:space="0"/>
+            <w:insideV w:val="none" w:color="auto" w:sz="0" w:space="0"/>
+          </w:tblBorders>
+          <w:tblCellMar>
+            <w:top w:w="15" w:type="dxa"/>
+            <w:left w:w="15" w:type="dxa"/>
+            <w:bottom w:w="15" w:type="dxa"/>
+            <w:right w:w="15" w:type="dxa"/>
+          </w:tblCellMar>
+        </w:tblPrEx>
+        <w:tc>
+          <w:tcPr>
+            <w:tcW w:w="0" w:type="auto"/>
+            <w:shd w:val="clear" w:color="auto" w:fill="FFFFFF"/>
+            <w:tcMar>
+              <w:top w:w="150" w:type="dxa"/>
+              <w:left w:w="0" w:type="dxa"/>
+              <w:bottom w:w="150" w:type="dxa"/>
+              <w:right w:w="240" w:type="dxa"/>
+            </w:tcMar>
+            <w:vAlign w:val="center"/>
+          </w:tcPr>
+          <w:p>
+            <w:pPr>
+              <w:keepNext w:val="0"/>
+              <w:keepLines w:val="0"/>
+              <w:widowControl/>
+              <w:suppressLineNumbers w:val="0"/>
+              <w:spacing w:line="250" w:lineRule="atLeast"/>
+              <w:jc w:val="left"/>
+              <w:rPr>
+                <w:rFonts w:hint="default" w:ascii="Segoe UI" w:hAnsi="Segoe UI" w:eastAsia="Segoe UI" w:cs="Segoe UI"/>
+                <w:i w:val="0"/>
+                <w:iCs w:val="0"/>
+                <w:caps w:val="0"/>
+                <w:color w:val="0F1115"/>
+                <w:spacing w:val="0"/>
+                <w:sz w:val="22"/>
+                <w:szCs w:val="22"/>
+              </w:rPr>
+            </w:pPr>
+            <w:r>
+              <w:rPr>
+                <w:rFonts w:hint="default" w:ascii="Segoe UI" w:hAnsi="Segoe UI" w:eastAsia="Segoe UI" w:cs="Segoe UI"/>
+                <w:i w:val="0"/>
+                <w:iCs w:val="0"/>
+                <w:caps w:val="0"/>
+                <w:color w:val="0F1115"/>
+                <w:spacing w:val="0"/>
+                <w:kern w:val="0"/>
+                <w:sz w:val="22"/>
+                <w:szCs w:val="22"/>
+                <w:bdr w:val="none" w:color="auto" w:sz="0" w:space="0"/>
+                <w:lang w:val="en-US" w:eastAsia="zh-CN" w:bidi="ar"/>
+              </w:rPr>
+              <w:t>逻辑回归</w:t>
+            </w:r>
+          </w:p>
+        </w:tc>
+        <w:tc>
+          <w:tcPr>
+            <w:tcW w:w="0" w:type="auto"/>
+            <w:shd w:val="clear" w:color="auto" w:fill="FFFFFF"/>
+            <w:tcMar>
+              <w:top w:w="150" w:type="dxa"/>
+              <w:left w:w="240" w:type="dxa"/>
+              <w:bottom w:w="150" w:type="dxa"/>
+              <w:right w:w="240" w:type="dxa"/>
+            </w:tcMar>
+            <w:vAlign w:val="center"/>
+          </w:tcPr>
+          <w:p>
+            <w:pPr>
+              <w:keepNext w:val="0"/>
+              <w:keepLines w:val="0"/>
+              <w:widowControl/>
+              <w:suppressLineNumbers w:val="0"/>
+              <w:spacing w:line="250" w:lineRule="atLeast"/>
+              <w:jc w:val="left"/>
+              <w:rPr>
+                <w:rFonts w:hint="default" w:ascii="Segoe UI" w:hAnsi="Segoe UI" w:eastAsia="Segoe UI" w:cs="Segoe UI"/>
+                <w:i w:val="0"/>
+                <w:iCs w:val="0"/>
+                <w:caps w:val="0"/>
+                <w:color w:val="0F1115"/>
+                <w:spacing w:val="0"/>
+                <w:sz w:val="22"/>
+                <w:szCs w:val="22"/>
+              </w:rPr>
+            </w:pPr>
+            <w:r>
+              <w:rPr>
+                <w:rFonts w:hint="default" w:ascii="Segoe UI" w:hAnsi="Segoe UI" w:eastAsia="Segoe UI" w:cs="Segoe UI"/>
+                <w:i w:val="0"/>
+                <w:iCs w:val="0"/>
+                <w:caps w:val="0"/>
+                <w:color w:val="0F1115"/>
+                <w:spacing w:val="0"/>
+                <w:kern w:val="0"/>
+                <w:sz w:val="22"/>
+                <w:szCs w:val="22"/>
+                <w:bdr w:val="none" w:color="auto" w:sz="0" w:space="0"/>
+                <w:lang w:val="en-US" w:eastAsia="zh-CN" w:bidi="ar"/>
+              </w:rPr>
+              <w:t>75.12%</w:t>
+            </w:r>
+          </w:p>
+        </w:tc>
+        <w:tc>
+          <w:tcPr>
+            <w:tcW w:w="0" w:type="auto"/>
+            <w:shd w:val="clear" w:color="auto" w:fill="FFFFFF"/>
+            <w:tcMar>
+              <w:top w:w="150" w:type="dxa"/>
+              <w:left w:w="240" w:type="dxa"/>
+              <w:bottom w:w="150" w:type="dxa"/>
+              <w:right w:w="240" w:type="dxa"/>
+            </w:tcMar>
+            <w:vAlign w:val="center"/>
+          </w:tcPr>
+          <w:p>
+            <w:pPr>
+              <w:keepNext w:val="0"/>
+              <w:keepLines w:val="0"/>
+              <w:widowControl/>
+              <w:suppressLineNumbers w:val="0"/>
+              <w:spacing w:line="250" w:lineRule="atLeast"/>
+              <w:jc w:val="left"/>
+              <w:rPr>
+                <w:rFonts w:hint="default" w:ascii="Segoe UI" w:hAnsi="Segoe UI" w:eastAsia="Segoe UI" w:cs="Segoe UI"/>
+                <w:i w:val="0"/>
+                <w:iCs w:val="0"/>
+                <w:caps w:val="0"/>
+                <w:color w:val="0F1115"/>
+                <w:spacing w:val="0"/>
+                <w:sz w:val="22"/>
+                <w:szCs w:val="22"/>
+              </w:rPr>
+            </w:pPr>
+            <w:r>
+              <w:rPr>
+                <w:rFonts w:hint="default" w:ascii="Segoe UI" w:hAnsi="Segoe UI" w:eastAsia="Segoe UI" w:cs="Segoe UI"/>
+                <w:i w:val="0"/>
+                <w:iCs w:val="0"/>
+                <w:caps w:val="0"/>
+                <w:color w:val="0F1115"/>
+                <w:spacing w:val="0"/>
+                <w:kern w:val="0"/>
+                <w:sz w:val="22"/>
+                <w:szCs w:val="22"/>
+                <w:bdr w:val="none" w:color="auto" w:sz="0" w:space="0"/>
+                <w:lang w:val="en-US" w:eastAsia="zh-CN" w:bidi="ar"/>
+              </w:rPr>
+              <w:t>52.56%</w:t>
+            </w:r>
+          </w:p>
+        </w:tc>
+        <w:tc>
+          <w:tcPr>
+            <w:tcW w:w="0" w:type="auto"/>
+            <w:shd w:val="clear" w:color="auto" w:fill="FFFFFF"/>
+            <w:tcMar>
+              <w:top w:w="150" w:type="dxa"/>
+              <w:left w:w="240" w:type="dxa"/>
+              <w:bottom w:w="150" w:type="dxa"/>
+              <w:right w:w="240" w:type="dxa"/>
+            </w:tcMar>
+            <w:vAlign w:val="center"/>
+          </w:tcPr>
+          <w:p>
+            <w:pPr>
+              <w:keepNext w:val="0"/>
+              <w:keepLines w:val="0"/>
+              <w:widowControl/>
+              <w:suppressLineNumbers w:val="0"/>
+              <w:spacing w:line="250" w:lineRule="atLeast"/>
+              <w:jc w:val="left"/>
+              <w:rPr>
+                <w:rFonts w:hint="default" w:ascii="Segoe UI" w:hAnsi="Segoe UI" w:eastAsia="Segoe UI" w:cs="Segoe UI"/>
+                <w:i w:val="0"/>
+                <w:iCs w:val="0"/>
+                <w:caps w:val="0"/>
+                <w:color w:val="0F1115"/>
+                <w:spacing w:val="0"/>
+                <w:sz w:val="22"/>
+                <w:szCs w:val="22"/>
+              </w:rPr>
+            </w:pPr>
+            <w:r>
+              <w:rPr>
+                <w:rFonts w:hint="default" w:ascii="Segoe UI" w:hAnsi="Segoe UI" w:eastAsia="Segoe UI" w:cs="Segoe UI"/>
+                <w:i w:val="0"/>
+                <w:iCs w:val="0"/>
+                <w:caps w:val="0"/>
+                <w:color w:val="0F1115"/>
+                <w:spacing w:val="0"/>
+                <w:kern w:val="0"/>
+                <w:sz w:val="22"/>
+                <w:szCs w:val="22"/>
+                <w:bdr w:val="none" w:color="auto" w:sz="0" w:space="0"/>
+                <w:lang w:val="en-US" w:eastAsia="zh-CN" w:bidi="ar"/>
+              </w:rPr>
+              <w:t>65.78%</w:t>
+            </w:r>
+          </w:p>
+        </w:tc>
+        <w:tc>
+          <w:tcPr>
+            <w:tcW w:w="0" w:type="auto"/>
+            <w:shd w:val="clear" w:color="auto" w:fill="FFFFFF"/>
+            <w:tcMar>
+              <w:top w:w="150" w:type="dxa"/>
+              <w:left w:w="240" w:type="dxa"/>
+              <w:bottom w:w="150" w:type="dxa"/>
+              <w:right w:w="240" w:type="dxa"/>
+            </w:tcMar>
+            <w:vAlign w:val="center"/>
+          </w:tcPr>
+          <w:p>
+            <w:pPr>
+              <w:keepNext w:val="0"/>
+              <w:keepLines w:val="0"/>
+              <w:widowControl/>
+              <w:suppressLineNumbers w:val="0"/>
+              <w:spacing w:line="250" w:lineRule="atLeast"/>
+              <w:jc w:val="left"/>
+              <w:rPr>
+                <w:rFonts w:hint="default" w:ascii="Segoe UI" w:hAnsi="Segoe UI" w:eastAsia="Segoe UI" w:cs="Segoe UI"/>
+                <w:i w:val="0"/>
+                <w:iCs w:val="0"/>
+                <w:caps w:val="0"/>
+                <w:color w:val="0F1115"/>
+                <w:spacing w:val="0"/>
+                <w:sz w:val="22"/>
+                <w:szCs w:val="22"/>
+              </w:rPr>
+            </w:pPr>
+            <w:r>
+              <w:rPr>
+                <w:rFonts w:hint="default" w:ascii="Segoe UI" w:hAnsi="Segoe UI" w:eastAsia="Segoe UI" w:cs="Segoe UI"/>
+                <w:i w:val="0"/>
+                <w:iCs w:val="0"/>
+                <w:caps w:val="0"/>
+                <w:color w:val="0F1115"/>
+                <w:spacing w:val="0"/>
+                <w:kern w:val="0"/>
+                <w:sz w:val="22"/>
+                <w:szCs w:val="22"/>
+                <w:bdr w:val="none" w:color="auto" w:sz="0" w:space="0"/>
+                <w:lang w:val="en-US" w:eastAsia="zh-CN" w:bidi="ar"/>
+              </w:rPr>
+              <w:t>58.43%</w:t>
+            </w:r>
+          </w:p>
+        </w:tc>
+        <w:tc>
+          <w:tcPr>
+            <w:tcW w:w="0" w:type="auto"/>
+            <w:shd w:val="clear" w:color="auto" w:fill="FFFFFF"/>
+            <w:tcMar>
+              <w:top w:w="150" w:type="dxa"/>
+              <w:left w:w="240" w:type="dxa"/>
+              <w:bottom w:w="150" w:type="dxa"/>
+              <w:right w:w="0" w:type="dxa"/>
+            </w:tcMar>
+            <w:vAlign w:val="center"/>
+          </w:tcPr>
+          <w:p>
+            <w:pPr>
+              <w:keepNext w:val="0"/>
+              <w:keepLines w:val="0"/>
+              <w:widowControl/>
+              <w:suppressLineNumbers w:val="0"/>
+              <w:spacing w:line="250" w:lineRule="atLeast"/>
+              <w:jc w:val="left"/>
+              <w:rPr>
+                <w:rFonts w:hint="default" w:ascii="Segoe UI" w:hAnsi="Segoe UI" w:eastAsia="Segoe UI" w:cs="Segoe UI"/>
+                <w:i w:val="0"/>
+                <w:iCs w:val="0"/>
+                <w:caps w:val="0"/>
+                <w:color w:val="0F1115"/>
+                <w:spacing w:val="0"/>
+                <w:sz w:val="22"/>
+                <w:szCs w:val="22"/>
+              </w:rPr>
+            </w:pPr>
+            <w:r>
+              <w:rPr>
+                <w:rFonts w:hint="default" w:ascii="Segoe UI" w:hAnsi="Segoe UI" w:eastAsia="Segoe UI" w:cs="Segoe UI"/>
+                <w:i w:val="0"/>
+                <w:iCs w:val="0"/>
+                <w:caps w:val="0"/>
+                <w:color w:val="0F1115"/>
+                <w:spacing w:val="0"/>
+                <w:kern w:val="0"/>
+                <w:sz w:val="22"/>
+                <w:szCs w:val="22"/>
+                <w:bdr w:val="none" w:color="auto" w:sz="0" w:space="0"/>
+                <w:lang w:val="en-US" w:eastAsia="zh-CN" w:bidi="ar"/>
+              </w:rPr>
+              <w:t>80.13%</w:t>
+            </w:r>
+          </w:p>
+        </w:tc>
+      </w:tr>
+      <w:tr>
+        <w:tblPrEx>
+          <w:tblBorders>
+            <w:top w:val="none" w:color="auto" w:sz="0" w:space="0"/>
+            <w:left w:val="none" w:color="auto" w:sz="0" w:space="0"/>
+            <w:bottom w:val="none" w:color="auto" w:sz="0" w:space="0"/>
+            <w:right w:val="none" w:color="auto" w:sz="0" w:space="0"/>
+            <w:insideH w:val="none" w:color="auto" w:sz="0" w:space="0"/>
+            <w:insideV w:val="none" w:color="auto" w:sz="0" w:space="0"/>
+          </w:tblBorders>
+          <w:tblCellMar>
+            <w:top w:w="15" w:type="dxa"/>
+            <w:left w:w="15" w:type="dxa"/>
+            <w:bottom w:w="15" w:type="dxa"/>
+            <w:right w:w="15" w:type="dxa"/>
+          </w:tblCellMar>
+        </w:tblPrEx>
+        <w:tc>
+          <w:tcPr>
+            <w:tcW w:w="0" w:type="auto"/>
+            <w:shd w:val="clear" w:color="auto" w:fill="FFFFFF"/>
+            <w:tcMar>
+              <w:top w:w="150" w:type="dxa"/>
+              <w:left w:w="0" w:type="dxa"/>
+              <w:bottom w:w="150" w:type="dxa"/>
+              <w:right w:w="240" w:type="dxa"/>
+            </w:tcMar>
+            <w:vAlign w:val="center"/>
+          </w:tcPr>
+          <w:p>
+            <w:pPr>
+              <w:keepNext w:val="0"/>
+              <w:keepLines w:val="0"/>
+              <w:widowControl/>
+              <w:suppressLineNumbers w:val="0"/>
+              <w:spacing w:line="250" w:lineRule="atLeast"/>
+              <w:jc w:val="left"/>
+              <w:rPr>
+                <w:rFonts w:hint="default" w:ascii="Segoe UI" w:hAnsi="Segoe UI" w:eastAsia="Segoe UI" w:cs="Segoe UI"/>
+                <w:i w:val="0"/>
+                <w:iCs w:val="0"/>
+                <w:caps w:val="0"/>
+                <w:color w:val="0F1115"/>
+                <w:spacing w:val="0"/>
+                <w:sz w:val="22"/>
+                <w:szCs w:val="22"/>
+              </w:rPr>
+            </w:pPr>
+            <w:r>
+              <w:rPr>
+                <w:rFonts w:hint="default" w:ascii="Segoe UI" w:hAnsi="Segoe UI" w:eastAsia="Segoe UI" w:cs="Segoe UI"/>
+                <w:i w:val="0"/>
+                <w:iCs w:val="0"/>
+                <w:caps w:val="0"/>
+                <w:color w:val="0F1115"/>
+                <w:spacing w:val="0"/>
+                <w:kern w:val="0"/>
+                <w:sz w:val="22"/>
+                <w:szCs w:val="22"/>
+                <w:bdr w:val="none" w:color="auto" w:sz="0" w:space="0"/>
+                <w:lang w:val="en-US" w:eastAsia="zh-CN" w:bidi="ar"/>
+              </w:rPr>
+              <w:t>随机森林</w:t>
+            </w:r>
+          </w:p>
+        </w:tc>
+        <w:tc>
+          <w:tcPr>
+            <w:tcW w:w="0" w:type="auto"/>
+            <w:shd w:val="clear" w:color="auto" w:fill="FFFFFF"/>
+            <w:tcMar>
+              <w:top w:w="150" w:type="dxa"/>
+              <w:left w:w="240" w:type="dxa"/>
+              <w:bottom w:w="150" w:type="dxa"/>
+              <w:right w:w="240" w:type="dxa"/>
+            </w:tcMar>
+            <w:vAlign w:val="center"/>
+          </w:tcPr>
+          <w:p>
+            <w:pPr>
+              <w:keepNext w:val="0"/>
+              <w:keepLines w:val="0"/>
+              <w:widowControl/>
+              <w:suppressLineNumbers w:val="0"/>
+              <w:spacing w:line="250" w:lineRule="atLeast"/>
+              <w:jc w:val="left"/>
+              <w:rPr>
+                <w:rFonts w:hint="default" w:ascii="Segoe UI" w:hAnsi="Segoe UI" w:eastAsia="Segoe UI" w:cs="Segoe UI"/>
+                <w:i w:val="0"/>
+                <w:iCs w:val="0"/>
+                <w:caps w:val="0"/>
+                <w:color w:val="0F1115"/>
+                <w:spacing w:val="0"/>
+                <w:sz w:val="22"/>
+                <w:szCs w:val="22"/>
+              </w:rPr>
+            </w:pPr>
+            <w:r>
+              <w:rPr>
+                <w:rFonts w:hint="default" w:ascii="Segoe UI" w:hAnsi="Segoe UI" w:eastAsia="Segoe UI" w:cs="Segoe UI"/>
+                <w:i w:val="0"/>
+                <w:iCs w:val="0"/>
+                <w:caps w:val="0"/>
+                <w:color w:val="0F1115"/>
+                <w:spacing w:val="0"/>
+                <w:kern w:val="0"/>
+                <w:sz w:val="22"/>
+                <w:szCs w:val="22"/>
+                <w:bdr w:val="none" w:color="auto" w:sz="0" w:space="0"/>
+                <w:lang w:val="en-US" w:eastAsia="zh-CN" w:bidi="ar"/>
+              </w:rPr>
+              <w:t>77.47%</w:t>
+            </w:r>
+          </w:p>
+        </w:tc>
+        <w:tc>
+          <w:tcPr>
+            <w:tcW w:w="0" w:type="auto"/>
+            <w:shd w:val="clear" w:color="auto" w:fill="FFFFFF"/>
+            <w:tcMar>
+              <w:top w:w="150" w:type="dxa"/>
+              <w:left w:w="240" w:type="dxa"/>
+              <w:bottom w:w="150" w:type="dxa"/>
+              <w:right w:w="240" w:type="dxa"/>
+            </w:tcMar>
+            <w:vAlign w:val="center"/>
+          </w:tcPr>
+          <w:p>
+            <w:pPr>
+              <w:keepNext w:val="0"/>
+              <w:keepLines w:val="0"/>
+              <w:widowControl/>
+              <w:suppressLineNumbers w:val="0"/>
+              <w:spacing w:line="250" w:lineRule="atLeast"/>
+              <w:jc w:val="left"/>
+              <w:rPr>
+                <w:rFonts w:hint="default" w:ascii="Segoe UI" w:hAnsi="Segoe UI" w:eastAsia="Segoe UI" w:cs="Segoe UI"/>
+                <w:i w:val="0"/>
+                <w:iCs w:val="0"/>
+                <w:caps w:val="0"/>
+                <w:color w:val="0F1115"/>
+                <w:spacing w:val="0"/>
+                <w:sz w:val="22"/>
+                <w:szCs w:val="22"/>
+              </w:rPr>
+            </w:pPr>
+            <w:r>
+              <w:rPr>
+                <w:rFonts w:hint="default" w:ascii="Segoe UI" w:hAnsi="Segoe UI" w:eastAsia="Segoe UI" w:cs="Segoe UI"/>
+                <w:i w:val="0"/>
+                <w:iCs w:val="0"/>
+                <w:caps w:val="0"/>
+                <w:color w:val="0F1115"/>
+                <w:spacing w:val="0"/>
+                <w:kern w:val="0"/>
+                <w:sz w:val="22"/>
+                <w:szCs w:val="22"/>
+                <w:bdr w:val="none" w:color="auto" w:sz="0" w:space="0"/>
+                <w:lang w:val="en-US" w:eastAsia="zh-CN" w:bidi="ar"/>
+              </w:rPr>
+              <w:t>57.36%</w:t>
+            </w:r>
+          </w:p>
+        </w:tc>
+        <w:tc>
+          <w:tcPr>
+            <w:tcW w:w="0" w:type="auto"/>
+            <w:shd w:val="clear" w:color="auto" w:fill="FFFFFF"/>
+            <w:tcMar>
+              <w:top w:w="150" w:type="dxa"/>
+              <w:left w:w="240" w:type="dxa"/>
+              <w:bottom w:w="150" w:type="dxa"/>
+              <w:right w:w="240" w:type="dxa"/>
+            </w:tcMar>
+            <w:vAlign w:val="center"/>
+          </w:tcPr>
+          <w:p>
+            <w:pPr>
+              <w:keepNext w:val="0"/>
+              <w:keepLines w:val="0"/>
+              <w:widowControl/>
+              <w:suppressLineNumbers w:val="0"/>
+              <w:spacing w:line="250" w:lineRule="atLeast"/>
+              <w:jc w:val="left"/>
+              <w:rPr>
+                <w:rFonts w:hint="default" w:ascii="Segoe UI" w:hAnsi="Segoe UI" w:eastAsia="Segoe UI" w:cs="Segoe UI"/>
+                <w:i w:val="0"/>
+                <w:iCs w:val="0"/>
+                <w:caps w:val="0"/>
+                <w:color w:val="0F1115"/>
+                <w:spacing w:val="0"/>
+                <w:sz w:val="22"/>
+                <w:szCs w:val="22"/>
+              </w:rPr>
+            </w:pPr>
+            <w:r>
+              <w:rPr>
+                <w:rFonts w:hint="default" w:ascii="Segoe UI" w:hAnsi="Segoe UI" w:eastAsia="Segoe UI" w:cs="Segoe UI"/>
+                <w:i w:val="0"/>
+                <w:iCs w:val="0"/>
+                <w:caps w:val="0"/>
+                <w:color w:val="0F1115"/>
+                <w:spacing w:val="0"/>
+                <w:kern w:val="0"/>
+                <w:sz w:val="22"/>
+                <w:szCs w:val="22"/>
+                <w:bdr w:val="none" w:color="auto" w:sz="0" w:space="0"/>
+                <w:lang w:val="en-US" w:eastAsia="zh-CN" w:bidi="ar"/>
+              </w:rPr>
+              <w:t>59.36%</w:t>
+            </w:r>
+          </w:p>
+        </w:tc>
+        <w:tc>
+          <w:tcPr>
+            <w:tcW w:w="0" w:type="auto"/>
+            <w:shd w:val="clear" w:color="auto" w:fill="FFFFFF"/>
+            <w:tcMar>
+              <w:top w:w="150" w:type="dxa"/>
+              <w:left w:w="240" w:type="dxa"/>
+              <w:bottom w:w="150" w:type="dxa"/>
+              <w:right w:w="240" w:type="dxa"/>
+            </w:tcMar>
+            <w:vAlign w:val="center"/>
+          </w:tcPr>
+          <w:p>
+            <w:pPr>
+              <w:keepNext w:val="0"/>
+              <w:keepLines w:val="0"/>
+              <w:widowControl/>
+              <w:suppressLineNumbers w:val="0"/>
+              <w:spacing w:line="250" w:lineRule="atLeast"/>
+              <w:jc w:val="left"/>
+              <w:rPr>
+                <w:rFonts w:hint="default" w:ascii="Segoe UI" w:hAnsi="Segoe UI" w:eastAsia="Segoe UI" w:cs="Segoe UI"/>
+                <w:i w:val="0"/>
+                <w:iCs w:val="0"/>
+                <w:caps w:val="0"/>
+                <w:color w:val="0F1115"/>
+                <w:spacing w:val="0"/>
+                <w:sz w:val="22"/>
+                <w:szCs w:val="22"/>
+              </w:rPr>
+            </w:pPr>
+            <w:r>
+              <w:rPr>
+                <w:rFonts w:hint="default" w:ascii="Segoe UI" w:hAnsi="Segoe UI" w:eastAsia="Segoe UI" w:cs="Segoe UI"/>
+                <w:i w:val="0"/>
+                <w:iCs w:val="0"/>
+                <w:caps w:val="0"/>
+                <w:color w:val="0F1115"/>
+                <w:spacing w:val="0"/>
+                <w:kern w:val="0"/>
+                <w:sz w:val="22"/>
+                <w:szCs w:val="22"/>
+                <w:bdr w:val="none" w:color="auto" w:sz="0" w:space="0"/>
+                <w:lang w:val="en-US" w:eastAsia="zh-CN" w:bidi="ar"/>
+              </w:rPr>
+              <w:t>58.34%</w:t>
+            </w:r>
+          </w:p>
+        </w:tc>
+        <w:tc>
+          <w:tcPr>
+            <w:tcW w:w="0" w:type="auto"/>
+            <w:shd w:val="clear" w:color="auto" w:fill="FFFFFF"/>
+            <w:tcMar>
+              <w:top w:w="150" w:type="dxa"/>
+              <w:left w:w="240" w:type="dxa"/>
+              <w:bottom w:w="150" w:type="dxa"/>
+              <w:right w:w="0" w:type="dxa"/>
+            </w:tcMar>
+            <w:vAlign w:val="center"/>
+          </w:tcPr>
+          <w:p>
+            <w:pPr>
+              <w:keepNext w:val="0"/>
+              <w:keepLines w:val="0"/>
+              <w:widowControl/>
+              <w:suppressLineNumbers w:val="0"/>
+              <w:spacing w:line="250" w:lineRule="atLeast"/>
+              <w:jc w:val="left"/>
+              <w:rPr>
+                <w:rFonts w:hint="default" w:ascii="Segoe UI" w:hAnsi="Segoe UI" w:eastAsia="Segoe UI" w:cs="Segoe UI"/>
+                <w:i w:val="0"/>
+                <w:iCs w:val="0"/>
+                <w:caps w:val="0"/>
+                <w:color w:val="0F1115"/>
+                <w:spacing w:val="0"/>
+                <w:sz w:val="22"/>
+                <w:szCs w:val="22"/>
+              </w:rPr>
+            </w:pPr>
+            <w:r>
+              <w:rPr>
+                <w:rFonts w:hint="default" w:ascii="Segoe UI" w:hAnsi="Segoe UI" w:eastAsia="Segoe UI" w:cs="Segoe UI"/>
+                <w:i w:val="0"/>
+                <w:iCs w:val="0"/>
+                <w:caps w:val="0"/>
+                <w:color w:val="0F1115"/>
+                <w:spacing w:val="0"/>
+                <w:kern w:val="0"/>
+                <w:sz w:val="22"/>
+                <w:szCs w:val="22"/>
+                <w:bdr w:val="none" w:color="auto" w:sz="0" w:space="0"/>
+                <w:lang w:val="en-US" w:eastAsia="zh-CN" w:bidi="ar"/>
+              </w:rPr>
+              <w:t>81.07%</w:t>
+            </w:r>
+          </w:p>
+        </w:tc>
+      </w:tr>
+      <w:tr>
+        <w:tblPrEx>
+          <w:tblBorders>
+            <w:top w:val="none" w:color="auto" w:sz="0" w:space="0"/>
+            <w:left w:val="none" w:color="auto" w:sz="0" w:space="0"/>
+            <w:bottom w:val="none" w:color="auto" w:sz="0" w:space="0"/>
+            <w:right w:val="none" w:color="auto" w:sz="0" w:space="0"/>
+            <w:insideH w:val="none" w:color="auto" w:sz="0" w:space="0"/>
+            <w:insideV w:val="none" w:color="auto" w:sz="0" w:space="0"/>
+          </w:tblBorders>
+          <w:tblCellMar>
+            <w:top w:w="15" w:type="dxa"/>
+            <w:left w:w="15" w:type="dxa"/>
+            <w:bottom w:w="15" w:type="dxa"/>
+            <w:right w:w="15" w:type="dxa"/>
+          </w:tblCellMar>
+        </w:tblPrEx>
+        <w:tc>
+          <w:tcPr>
+            <w:tcW w:w="0" w:type="auto"/>
+            <w:shd w:val="clear" w:color="auto" w:fill="FFFFFF"/>
+            <w:tcMar>
+              <w:top w:w="150" w:type="dxa"/>
+              <w:left w:w="0" w:type="dxa"/>
+              <w:bottom w:w="150" w:type="dxa"/>
+              <w:right w:w="240" w:type="dxa"/>
+            </w:tcMar>
+            <w:vAlign w:val="center"/>
+          </w:tcPr>
+          <w:p>
+            <w:pPr>
+              <w:keepNext w:val="0"/>
+              <w:keepLines w:val="0"/>
+              <w:widowControl/>
+              <w:suppressLineNumbers w:val="0"/>
+              <w:spacing w:line="250" w:lineRule="atLeast"/>
+              <w:jc w:val="left"/>
+              <w:rPr>
+                <w:rFonts w:hint="default" w:ascii="Segoe UI" w:hAnsi="Segoe UI" w:eastAsia="Segoe UI" w:cs="Segoe UI"/>
+                <w:i w:val="0"/>
+                <w:iCs w:val="0"/>
+                <w:caps w:val="0"/>
+                <w:color w:val="0F1115"/>
+                <w:spacing w:val="0"/>
+                <w:sz w:val="22"/>
+                <w:szCs w:val="22"/>
+              </w:rPr>
+            </w:pPr>
+            <w:r>
+              <w:rPr>
+                <w:rFonts w:hint="default" w:ascii="Segoe UI" w:hAnsi="Segoe UI" w:eastAsia="Segoe UI" w:cs="Segoe UI"/>
+                <w:b/>
+                <w:bCs/>
+                <w:i w:val="0"/>
+                <w:iCs w:val="0"/>
+                <w:caps w:val="0"/>
+                <w:color w:val="0F1115"/>
+                <w:spacing w:val="0"/>
+                <w:kern w:val="0"/>
+                <w:sz w:val="22"/>
+                <w:szCs w:val="22"/>
+                <w:bdr w:val="none" w:color="auto" w:sz="0" w:space="0"/>
+                <w:lang w:val="en-US" w:eastAsia="zh-CN" w:bidi="ar"/>
+              </w:rPr>
+              <w:t>XGBoost</w:t>
+            </w:r>
+          </w:p>
+        </w:tc>
+        <w:tc>
+          <w:tcPr>
+            <w:tcW w:w="0" w:type="auto"/>
+            <w:shd w:val="clear" w:color="auto" w:fill="FFFFFF"/>
+            <w:tcMar>
+              <w:top w:w="150" w:type="dxa"/>
+              <w:left w:w="240" w:type="dxa"/>
+              <w:bottom w:w="150" w:type="dxa"/>
+              <w:right w:w="240" w:type="dxa"/>
+            </w:tcMar>
+            <w:vAlign w:val="center"/>
+          </w:tcPr>
+          <w:p>
+            <w:pPr>
+              <w:keepNext w:val="0"/>
+              <w:keepLines w:val="0"/>
+              <w:widowControl/>
+              <w:suppressLineNumbers w:val="0"/>
+              <w:spacing w:line="250" w:lineRule="atLeast"/>
+              <w:jc w:val="left"/>
+              <w:rPr>
+                <w:rFonts w:hint="default" w:ascii="Segoe UI" w:hAnsi="Segoe UI" w:eastAsia="Segoe UI" w:cs="Segoe UI"/>
+                <w:i w:val="0"/>
+                <w:iCs w:val="0"/>
+                <w:caps w:val="0"/>
+                <w:color w:val="0F1115"/>
+                <w:spacing w:val="0"/>
+                <w:sz w:val="22"/>
+                <w:szCs w:val="22"/>
+              </w:rPr>
+            </w:pPr>
+            <w:r>
+              <w:rPr>
+                <w:rFonts w:hint="default" w:ascii="Segoe UI" w:hAnsi="Segoe UI" w:eastAsia="Segoe UI" w:cs="Segoe UI"/>
+                <w:b/>
+                <w:bCs/>
+                <w:i w:val="0"/>
+                <w:iCs w:val="0"/>
+                <w:caps w:val="0"/>
+                <w:color w:val="0F1115"/>
+                <w:spacing w:val="0"/>
+                <w:kern w:val="0"/>
+                <w:sz w:val="22"/>
+                <w:szCs w:val="22"/>
+                <w:bdr w:val="none" w:color="auto" w:sz="0" w:space="0"/>
+                <w:lang w:val="en-US" w:eastAsia="zh-CN" w:bidi="ar"/>
+              </w:rPr>
+              <w:t>76.33%</w:t>
+            </w:r>
+          </w:p>
+        </w:tc>
+        <w:tc>
+          <w:tcPr>
+            <w:tcW w:w="0" w:type="auto"/>
+            <w:shd w:val="clear" w:color="auto" w:fill="FFFFFF"/>
+            <w:tcMar>
+              <w:top w:w="150" w:type="dxa"/>
+              <w:left w:w="240" w:type="dxa"/>
+              <w:bottom w:w="150" w:type="dxa"/>
+              <w:right w:w="240" w:type="dxa"/>
+            </w:tcMar>
+            <w:vAlign w:val="center"/>
+          </w:tcPr>
+          <w:p>
+            <w:pPr>
+              <w:keepNext w:val="0"/>
+              <w:keepLines w:val="0"/>
+              <w:widowControl/>
+              <w:suppressLineNumbers w:val="0"/>
+              <w:spacing w:line="250" w:lineRule="atLeast"/>
+              <w:jc w:val="left"/>
+              <w:rPr>
+                <w:rFonts w:hint="default" w:ascii="Segoe UI" w:hAnsi="Segoe UI" w:eastAsia="Segoe UI" w:cs="Segoe UI"/>
+                <w:i w:val="0"/>
+                <w:iCs w:val="0"/>
+                <w:caps w:val="0"/>
+                <w:color w:val="0F1115"/>
+                <w:spacing w:val="0"/>
+                <w:sz w:val="22"/>
+                <w:szCs w:val="22"/>
+              </w:rPr>
+            </w:pPr>
+            <w:r>
+              <w:rPr>
+                <w:rFonts w:hint="default" w:ascii="Segoe UI" w:hAnsi="Segoe UI" w:eastAsia="Segoe UI" w:cs="Segoe UI"/>
+                <w:b/>
+                <w:bCs/>
+                <w:i w:val="0"/>
+                <w:iCs w:val="0"/>
+                <w:caps w:val="0"/>
+                <w:color w:val="0F1115"/>
+                <w:spacing w:val="0"/>
+                <w:kern w:val="0"/>
+                <w:sz w:val="22"/>
+                <w:szCs w:val="22"/>
+                <w:bdr w:val="none" w:color="auto" w:sz="0" w:space="0"/>
+                <w:lang w:val="en-US" w:eastAsia="zh-CN" w:bidi="ar"/>
+              </w:rPr>
+              <w:t>54.71%</w:t>
+            </w:r>
+          </w:p>
+        </w:tc>
+        <w:tc>
+          <w:tcPr>
+            <w:tcW w:w="0" w:type="auto"/>
+            <w:shd w:val="clear" w:color="auto" w:fill="FFFFFF"/>
+            <w:tcMar>
+              <w:top w:w="150" w:type="dxa"/>
+              <w:left w:w="240" w:type="dxa"/>
+              <w:bottom w:w="150" w:type="dxa"/>
+              <w:right w:w="240" w:type="dxa"/>
+            </w:tcMar>
+            <w:vAlign w:val="center"/>
+          </w:tcPr>
+          <w:p>
+            <w:pPr>
+              <w:keepNext w:val="0"/>
+              <w:keepLines w:val="0"/>
+              <w:widowControl/>
+              <w:suppressLineNumbers w:val="0"/>
+              <w:spacing w:line="250" w:lineRule="atLeast"/>
+              <w:jc w:val="left"/>
+              <w:rPr>
+                <w:rFonts w:hint="default" w:ascii="Segoe UI" w:hAnsi="Segoe UI" w:eastAsia="Segoe UI" w:cs="Segoe UI"/>
+                <w:i w:val="0"/>
+                <w:iCs w:val="0"/>
+                <w:caps w:val="0"/>
+                <w:color w:val="0F1115"/>
+                <w:spacing w:val="0"/>
+                <w:sz w:val="22"/>
+                <w:szCs w:val="22"/>
+              </w:rPr>
+            </w:pPr>
+            <w:r>
+              <w:rPr>
+                <w:rFonts w:hint="default" w:ascii="Segoe UI" w:hAnsi="Segoe UI" w:eastAsia="Segoe UI" w:cs="Segoe UI"/>
+                <w:b/>
+                <w:bCs/>
+                <w:i w:val="0"/>
+                <w:iCs w:val="0"/>
+                <w:caps w:val="0"/>
+                <w:color w:val="0F1115"/>
+                <w:spacing w:val="0"/>
+                <w:kern w:val="0"/>
+                <w:sz w:val="22"/>
+                <w:szCs w:val="22"/>
+                <w:bdr w:val="none" w:color="auto" w:sz="0" w:space="0"/>
+                <w:lang w:val="en-US" w:eastAsia="zh-CN" w:bidi="ar"/>
+              </w:rPr>
+              <w:t>63.64%</w:t>
+            </w:r>
+          </w:p>
+        </w:tc>
+        <w:tc>
+          <w:tcPr>
+            <w:tcW w:w="0" w:type="auto"/>
+            <w:shd w:val="clear" w:color="auto" w:fill="FFFFFF"/>
+            <w:tcMar>
+              <w:top w:w="150" w:type="dxa"/>
+              <w:left w:w="240" w:type="dxa"/>
+              <w:bottom w:w="150" w:type="dxa"/>
+              <w:right w:w="240" w:type="dxa"/>
+            </w:tcMar>
+            <w:vAlign w:val="center"/>
+          </w:tcPr>
+          <w:p>
+            <w:pPr>
+              <w:keepNext w:val="0"/>
+              <w:keepLines w:val="0"/>
+              <w:widowControl/>
+              <w:suppressLineNumbers w:val="0"/>
+              <w:spacing w:line="250" w:lineRule="atLeast"/>
+              <w:jc w:val="left"/>
+              <w:rPr>
+                <w:rFonts w:hint="default" w:ascii="Segoe UI" w:hAnsi="Segoe UI" w:eastAsia="Segoe UI" w:cs="Segoe UI"/>
+                <w:i w:val="0"/>
+                <w:iCs w:val="0"/>
+                <w:caps w:val="0"/>
+                <w:color w:val="0F1115"/>
+                <w:spacing w:val="0"/>
+                <w:sz w:val="22"/>
+                <w:szCs w:val="22"/>
+              </w:rPr>
+            </w:pPr>
+            <w:r>
+              <w:rPr>
+                <w:rFonts w:hint="default" w:ascii="Segoe UI" w:hAnsi="Segoe UI" w:eastAsia="Segoe UI" w:cs="Segoe UI"/>
+                <w:b/>
+                <w:bCs/>
+                <w:i w:val="0"/>
+                <w:iCs w:val="0"/>
+                <w:caps w:val="0"/>
+                <w:color w:val="0F1115"/>
+                <w:spacing w:val="0"/>
+                <w:kern w:val="0"/>
+                <w:sz w:val="22"/>
+                <w:szCs w:val="22"/>
+                <w:bdr w:val="none" w:color="auto" w:sz="0" w:space="0"/>
+                <w:lang w:val="en-US" w:eastAsia="zh-CN" w:bidi="ar"/>
+              </w:rPr>
+              <w:t>58.84%</w:t>
+            </w:r>
+          </w:p>
+        </w:tc>
+        <w:tc>
+          <w:tcPr>
+            <w:tcW w:w="0" w:type="auto"/>
+            <w:shd w:val="clear" w:color="auto" w:fill="FFFFFF"/>
+            <w:tcMar>
+              <w:top w:w="150" w:type="dxa"/>
+              <w:left w:w="240" w:type="dxa"/>
+              <w:bottom w:w="150" w:type="dxa"/>
+              <w:right w:w="0" w:type="dxa"/>
+            </w:tcMar>
+            <w:vAlign w:val="center"/>
+          </w:tcPr>
+          <w:p>
+            <w:pPr>
+              <w:keepNext w:val="0"/>
+              <w:keepLines w:val="0"/>
+              <w:widowControl/>
+              <w:suppressLineNumbers w:val="0"/>
+              <w:spacing w:line="250" w:lineRule="atLeast"/>
+              <w:jc w:val="left"/>
+              <w:rPr>
+                <w:rFonts w:hint="default" w:ascii="Segoe UI" w:hAnsi="Segoe UI" w:eastAsia="Segoe UI" w:cs="Segoe UI"/>
+                <w:i w:val="0"/>
+                <w:iCs w:val="0"/>
+                <w:caps w:val="0"/>
+                <w:color w:val="0F1115"/>
+                <w:spacing w:val="0"/>
+                <w:sz w:val="22"/>
+                <w:szCs w:val="22"/>
+              </w:rPr>
+            </w:pPr>
+            <w:r>
+              <w:rPr>
+                <w:rFonts w:hint="default" w:ascii="Segoe UI" w:hAnsi="Segoe UI" w:eastAsia="Segoe UI" w:cs="Segoe UI"/>
+                <w:b/>
+                <w:bCs/>
+                <w:i w:val="0"/>
+                <w:iCs w:val="0"/>
+                <w:caps w:val="0"/>
+                <w:color w:val="0F1115"/>
+                <w:spacing w:val="0"/>
+                <w:kern w:val="0"/>
+                <w:sz w:val="22"/>
+                <w:szCs w:val="22"/>
+                <w:bdr w:val="none" w:color="auto" w:sz="0" w:space="0"/>
+                <w:lang w:val="en-US" w:eastAsia="zh-CN" w:bidi="ar"/>
+              </w:rPr>
+              <w:t>81.31%</w:t>
+            </w:r>
+          </w:p>
+        </w:tc>
+      </w:tr>
+      <w:tr>
+        <w:tblPrEx>
+          <w:tblBorders>
+            <w:top w:val="none" w:color="auto" w:sz="0" w:space="0"/>
+            <w:left w:val="none" w:color="auto" w:sz="0" w:space="0"/>
+            <w:bottom w:val="none" w:color="auto" w:sz="0" w:space="0"/>
+            <w:right w:val="none" w:color="auto" w:sz="0" w:space="0"/>
+            <w:insideH w:val="none" w:color="auto" w:sz="0" w:space="0"/>
+            <w:insideV w:val="none" w:color="auto" w:sz="0" w:space="0"/>
+          </w:tblBorders>
+          <w:shd w:val="clear" w:color="auto" w:fill="FFFFFF"/>
+          <w:tblCellMar>
+            <w:top w:w="15" w:type="dxa"/>
+            <w:left w:w="15" w:type="dxa"/>
+            <w:bottom w:w="15" w:type="dxa"/>
+            <w:right w:w="15" w:type="dxa"/>
+          </w:tblCellMar>
+        </w:tblPrEx>
+        <w:tc>
+          <w:tcPr>
+            <w:tcW w:w="0" w:type="auto"/>
+            <w:shd w:val="clear" w:color="auto" w:fill="FFFFFF"/>
+            <w:tcMar>
+              <w:top w:w="150" w:type="dxa"/>
+              <w:left w:w="0" w:type="dxa"/>
+              <w:bottom w:w="150" w:type="dxa"/>
+              <w:right w:w="240" w:type="dxa"/>
+            </w:tcMar>
+            <w:vAlign w:val="center"/>
+          </w:tcPr>
+          <w:p>
+            <w:pPr>
+              <w:keepNext w:val="0"/>
+              <w:keepLines w:val="0"/>
+              <w:widowControl/>
+              <w:suppressLineNumbers w:val="0"/>
+              <w:spacing w:line="250" w:lineRule="atLeast"/>
+              <w:jc w:val="left"/>
+              <w:rPr>
+                <w:rFonts w:hint="default" w:ascii="Segoe UI" w:hAnsi="Segoe UI" w:eastAsia="Segoe UI" w:cs="Segoe UI"/>
+                <w:i w:val="0"/>
+                <w:iCs w:val="0"/>
+                <w:caps w:val="0"/>
+                <w:color w:val="0F1115"/>
+                <w:spacing w:val="0"/>
+                <w:sz w:val="22"/>
+                <w:szCs w:val="22"/>
+              </w:rPr>
+            </w:pPr>
+            <w:r>
+              <w:rPr>
+                <w:rFonts w:hint="default" w:ascii="Segoe UI" w:hAnsi="Segoe UI" w:eastAsia="Segoe UI" w:cs="Segoe UI"/>
+                <w:i w:val="0"/>
+                <w:iCs w:val="0"/>
+                <w:caps w:val="0"/>
+                <w:color w:val="0F1115"/>
+                <w:spacing w:val="0"/>
+                <w:kern w:val="0"/>
+                <w:sz w:val="22"/>
+                <w:szCs w:val="22"/>
+                <w:bdr w:val="none" w:color="auto" w:sz="0" w:space="0"/>
+                <w:lang w:val="en-US" w:eastAsia="zh-CN" w:bidi="ar"/>
+              </w:rPr>
+              <w:t>LightGBM</w:t>
+            </w:r>
+          </w:p>
+        </w:tc>
+        <w:tc>
+          <w:tcPr>
+            <w:tcW w:w="0" w:type="auto"/>
+            <w:shd w:val="clear" w:color="auto" w:fill="FFFFFF"/>
+            <w:tcMar>
+              <w:top w:w="150" w:type="dxa"/>
+              <w:left w:w="240" w:type="dxa"/>
+              <w:bottom w:w="150" w:type="dxa"/>
+              <w:right w:w="240" w:type="dxa"/>
+            </w:tcMar>
+            <w:vAlign w:val="center"/>
+          </w:tcPr>
+          <w:p>
+            <w:pPr>
+              <w:keepNext w:val="0"/>
+              <w:keepLines w:val="0"/>
+              <w:widowControl/>
+              <w:suppressLineNumbers w:val="0"/>
+              <w:spacing w:line="250" w:lineRule="atLeast"/>
+              <w:jc w:val="left"/>
+              <w:rPr>
+                <w:rFonts w:hint="default" w:ascii="Segoe UI" w:hAnsi="Segoe UI" w:eastAsia="Segoe UI" w:cs="Segoe UI"/>
+                <w:i w:val="0"/>
+                <w:iCs w:val="0"/>
+                <w:caps w:val="0"/>
+                <w:color w:val="0F1115"/>
+                <w:spacing w:val="0"/>
+                <w:sz w:val="22"/>
+                <w:szCs w:val="22"/>
+              </w:rPr>
+            </w:pPr>
+            <w:r>
+              <w:rPr>
+                <w:rFonts w:hint="default" w:ascii="Segoe UI" w:hAnsi="Segoe UI" w:eastAsia="Segoe UI" w:cs="Segoe UI"/>
+                <w:i w:val="0"/>
+                <w:iCs w:val="0"/>
+                <w:caps w:val="0"/>
+                <w:color w:val="0F1115"/>
+                <w:spacing w:val="0"/>
+                <w:kern w:val="0"/>
+                <w:sz w:val="22"/>
+                <w:szCs w:val="22"/>
+                <w:bdr w:val="none" w:color="auto" w:sz="0" w:space="0"/>
+                <w:lang w:val="en-US" w:eastAsia="zh-CN" w:bidi="ar"/>
+              </w:rPr>
+              <w:t>76.05%</w:t>
+            </w:r>
+          </w:p>
+        </w:tc>
+        <w:tc>
+          <w:tcPr>
+            <w:tcW w:w="0" w:type="auto"/>
+            <w:shd w:val="clear" w:color="auto" w:fill="FFFFFF"/>
+            <w:tcMar>
+              <w:top w:w="150" w:type="dxa"/>
+              <w:left w:w="240" w:type="dxa"/>
+              <w:bottom w:w="150" w:type="dxa"/>
+              <w:right w:w="240" w:type="dxa"/>
+            </w:tcMar>
+            <w:vAlign w:val="center"/>
+          </w:tcPr>
+          <w:p>
+            <w:pPr>
+              <w:keepNext w:val="0"/>
+              <w:keepLines w:val="0"/>
+              <w:widowControl/>
+              <w:suppressLineNumbers w:val="0"/>
+              <w:spacing w:line="250" w:lineRule="atLeast"/>
+              <w:jc w:val="left"/>
+              <w:rPr>
+                <w:rFonts w:hint="default" w:ascii="Segoe UI" w:hAnsi="Segoe UI" w:eastAsia="Segoe UI" w:cs="Segoe UI"/>
+                <w:i w:val="0"/>
+                <w:iCs w:val="0"/>
+                <w:caps w:val="0"/>
+                <w:color w:val="0F1115"/>
+                <w:spacing w:val="0"/>
+                <w:sz w:val="22"/>
+                <w:szCs w:val="22"/>
+              </w:rPr>
+            </w:pPr>
+            <w:r>
+              <w:rPr>
+                <w:rFonts w:hint="default" w:ascii="Segoe UI" w:hAnsi="Segoe UI" w:eastAsia="Segoe UI" w:cs="Segoe UI"/>
+                <w:i w:val="0"/>
+                <w:iCs w:val="0"/>
+                <w:caps w:val="0"/>
+                <w:color w:val="0F1115"/>
+                <w:spacing w:val="0"/>
+                <w:kern w:val="0"/>
+                <w:sz w:val="22"/>
+                <w:szCs w:val="22"/>
+                <w:bdr w:val="none" w:color="auto" w:sz="0" w:space="0"/>
+                <w:lang w:val="en-US" w:eastAsia="zh-CN" w:bidi="ar"/>
+              </w:rPr>
+              <w:t>54.50%</w:t>
+            </w:r>
+          </w:p>
+        </w:tc>
+        <w:tc>
+          <w:tcPr>
+            <w:tcW w:w="0" w:type="auto"/>
+            <w:shd w:val="clear" w:color="auto" w:fill="FFFFFF"/>
+            <w:tcMar>
+              <w:top w:w="150" w:type="dxa"/>
+              <w:left w:w="240" w:type="dxa"/>
+              <w:bottom w:w="150" w:type="dxa"/>
+              <w:right w:w="240" w:type="dxa"/>
+            </w:tcMar>
+            <w:vAlign w:val="center"/>
+          </w:tcPr>
+          <w:p>
+            <w:pPr>
+              <w:keepNext w:val="0"/>
+              <w:keepLines w:val="0"/>
+              <w:widowControl/>
+              <w:suppressLineNumbers w:val="0"/>
+              <w:spacing w:line="250" w:lineRule="atLeast"/>
+              <w:jc w:val="left"/>
+              <w:rPr>
+                <w:rFonts w:hint="default" w:ascii="Segoe UI" w:hAnsi="Segoe UI" w:eastAsia="Segoe UI" w:cs="Segoe UI"/>
+                <w:i w:val="0"/>
+                <w:iCs w:val="0"/>
+                <w:caps w:val="0"/>
+                <w:color w:val="0F1115"/>
+                <w:spacing w:val="0"/>
+                <w:sz w:val="22"/>
+                <w:szCs w:val="22"/>
+              </w:rPr>
+            </w:pPr>
+            <w:r>
+              <w:rPr>
+                <w:rFonts w:hint="default" w:ascii="Segoe UI" w:hAnsi="Segoe UI" w:eastAsia="Segoe UI" w:cs="Segoe UI"/>
+                <w:i w:val="0"/>
+                <w:iCs w:val="0"/>
+                <w:caps w:val="0"/>
+                <w:color w:val="0F1115"/>
+                <w:spacing w:val="0"/>
+                <w:kern w:val="0"/>
+                <w:sz w:val="22"/>
+                <w:szCs w:val="22"/>
+                <w:bdr w:val="none" w:color="auto" w:sz="0" w:space="0"/>
+                <w:lang w:val="en-US" w:eastAsia="zh-CN" w:bidi="ar"/>
+              </w:rPr>
+              <w:t>59.89%</w:t>
+            </w:r>
+          </w:p>
+        </w:tc>
+        <w:tc>
+          <w:tcPr>
+            <w:tcW w:w="0" w:type="auto"/>
+            <w:shd w:val="clear" w:color="auto" w:fill="FFFFFF"/>
+            <w:tcMar>
+              <w:top w:w="150" w:type="dxa"/>
+              <w:left w:w="240" w:type="dxa"/>
+              <w:bottom w:w="150" w:type="dxa"/>
+              <w:right w:w="240" w:type="dxa"/>
+            </w:tcMar>
+            <w:vAlign w:val="center"/>
+          </w:tcPr>
+          <w:p>
+            <w:pPr>
+              <w:keepNext w:val="0"/>
+              <w:keepLines w:val="0"/>
+              <w:widowControl/>
+              <w:suppressLineNumbers w:val="0"/>
+              <w:spacing w:line="250" w:lineRule="atLeast"/>
+              <w:jc w:val="left"/>
+              <w:rPr>
+                <w:rFonts w:hint="default" w:ascii="Segoe UI" w:hAnsi="Segoe UI" w:eastAsia="Segoe UI" w:cs="Segoe UI"/>
+                <w:i w:val="0"/>
+                <w:iCs w:val="0"/>
+                <w:caps w:val="0"/>
+                <w:color w:val="0F1115"/>
+                <w:spacing w:val="0"/>
+                <w:sz w:val="22"/>
+                <w:szCs w:val="22"/>
+              </w:rPr>
+            </w:pPr>
+            <w:r>
+              <w:rPr>
+                <w:rFonts w:hint="default" w:ascii="Segoe UI" w:hAnsi="Segoe UI" w:eastAsia="Segoe UI" w:cs="Segoe UI"/>
+                <w:i w:val="0"/>
+                <w:iCs w:val="0"/>
+                <w:caps w:val="0"/>
+                <w:color w:val="0F1115"/>
+                <w:spacing w:val="0"/>
+                <w:kern w:val="0"/>
+                <w:sz w:val="22"/>
+                <w:szCs w:val="22"/>
+                <w:bdr w:val="none" w:color="auto" w:sz="0" w:space="0"/>
+                <w:lang w:val="en-US" w:eastAsia="zh-CN" w:bidi="ar"/>
+              </w:rPr>
+              <w:t>57.07%</w:t>
+            </w:r>
+          </w:p>
+        </w:tc>
+        <w:tc>
+          <w:tcPr>
+            <w:tcW w:w="0" w:type="auto"/>
+            <w:shd w:val="clear" w:color="auto" w:fill="FFFFFF"/>
+            <w:tcMar>
+              <w:top w:w="150" w:type="dxa"/>
+              <w:left w:w="240" w:type="dxa"/>
+              <w:bottom w:w="150" w:type="dxa"/>
+              <w:right w:w="0" w:type="dxa"/>
+            </w:tcMar>
+            <w:vAlign w:val="center"/>
+          </w:tcPr>
+          <w:p>
+            <w:pPr>
+              <w:keepNext w:val="0"/>
+              <w:keepLines w:val="0"/>
+              <w:widowControl/>
+              <w:suppressLineNumbers w:val="0"/>
+              <w:spacing w:line="250" w:lineRule="atLeast"/>
+              <w:jc w:val="left"/>
+              <w:rPr>
+                <w:rFonts w:hint="default" w:ascii="Segoe UI" w:hAnsi="Segoe UI" w:eastAsia="Segoe UI" w:cs="Segoe UI"/>
+                <w:i w:val="0"/>
+                <w:iCs w:val="0"/>
+                <w:caps w:val="0"/>
+                <w:color w:val="0F1115"/>
+                <w:spacing w:val="0"/>
+                <w:sz w:val="22"/>
+                <w:szCs w:val="22"/>
+              </w:rPr>
+            </w:pPr>
+            <w:r>
+              <w:rPr>
+                <w:rFonts w:hint="default" w:ascii="Segoe UI" w:hAnsi="Segoe UI" w:eastAsia="Segoe UI" w:cs="Segoe UI"/>
+                <w:i w:val="0"/>
+                <w:iCs w:val="0"/>
+                <w:caps w:val="0"/>
+                <w:color w:val="0F1115"/>
+                <w:spacing w:val="0"/>
+                <w:kern w:val="0"/>
+                <w:sz w:val="22"/>
+                <w:szCs w:val="22"/>
+                <w:bdr w:val="none" w:color="auto" w:sz="0" w:space="0"/>
+                <w:lang w:val="en-US" w:eastAsia="zh-CN" w:bidi="ar"/>
+              </w:rPr>
+              <w:t>81.02%</w:t>
+            </w:r>
+          </w:p>
+        </w:tc>
+      </w:tr>
+      <w:tr>
+        <w:tblPrEx>
+          <w:tblBorders>
+            <w:top w:val="none" w:color="auto" w:sz="0" w:space="0"/>
+            <w:left w:val="none" w:color="auto" w:sz="0" w:space="0"/>
+            <w:bottom w:val="none" w:color="auto" w:sz="0" w:space="0"/>
+            <w:right w:val="none" w:color="auto" w:sz="0" w:space="0"/>
+            <w:insideH w:val="none" w:color="auto" w:sz="0" w:space="0"/>
+            <w:insideV w:val="none" w:color="auto" w:sz="0" w:space="0"/>
+          </w:tblBorders>
+          <w:tblCellMar>
+            <w:top w:w="15" w:type="dxa"/>
+            <w:left w:w="15" w:type="dxa"/>
+            <w:bottom w:w="15" w:type="dxa"/>
+            <w:right w:w="15" w:type="dxa"/>
+          </w:tblCellMar>
+        </w:tblPrEx>
+        <w:tc>
+          <w:tcPr>
+            <w:tcW w:w="0" w:type="auto"/>
+            <w:shd w:val="clear" w:color="auto" w:fill="FFFFFF"/>
+            <w:tcMar>
+              <w:top w:w="150" w:type="dxa"/>
+              <w:left w:w="0" w:type="dxa"/>
+              <w:bottom w:w="150" w:type="dxa"/>
+              <w:right w:w="240" w:type="dxa"/>
+            </w:tcMar>
+            <w:vAlign w:val="center"/>
+          </w:tcPr>
+          <w:p>
+            <w:pPr>
+              <w:keepNext w:val="0"/>
+              <w:keepLines w:val="0"/>
+              <w:widowControl/>
+              <w:suppressLineNumbers w:val="0"/>
+              <w:spacing w:line="250" w:lineRule="atLeast"/>
+              <w:jc w:val="left"/>
+              <w:rPr>
+                <w:rFonts w:hint="default" w:ascii="Segoe UI" w:hAnsi="Segoe UI" w:eastAsia="Segoe UI" w:cs="Segoe UI"/>
+                <w:i w:val="0"/>
+                <w:iCs w:val="0"/>
+                <w:caps w:val="0"/>
+                <w:color w:val="0F1115"/>
+                <w:spacing w:val="0"/>
+                <w:sz w:val="22"/>
+                <w:szCs w:val="22"/>
+              </w:rPr>
+            </w:pPr>
+            <w:r>
+              <w:rPr>
+                <w:rFonts w:hint="default" w:ascii="Segoe UI" w:hAnsi="Segoe UI" w:eastAsia="Segoe UI" w:cs="Segoe UI"/>
+                <w:i w:val="0"/>
+                <w:iCs w:val="0"/>
+                <w:caps w:val="0"/>
+                <w:color w:val="0F1115"/>
+                <w:spacing w:val="0"/>
+                <w:kern w:val="0"/>
+                <w:sz w:val="22"/>
+                <w:szCs w:val="22"/>
+                <w:bdr w:val="none" w:color="auto" w:sz="0" w:space="0"/>
+                <w:lang w:val="en-US" w:eastAsia="zh-CN" w:bidi="ar"/>
+              </w:rPr>
+              <w:t>SVM</w:t>
+            </w:r>
+          </w:p>
+        </w:tc>
+        <w:tc>
+          <w:tcPr>
+            <w:tcW w:w="0" w:type="auto"/>
+            <w:shd w:val="clear" w:color="auto" w:fill="FFFFFF"/>
+            <w:tcMar>
+              <w:top w:w="150" w:type="dxa"/>
+              <w:left w:w="240" w:type="dxa"/>
+              <w:bottom w:w="150" w:type="dxa"/>
+              <w:right w:w="240" w:type="dxa"/>
+            </w:tcMar>
+            <w:vAlign w:val="center"/>
+          </w:tcPr>
+          <w:p>
+            <w:pPr>
+              <w:keepNext w:val="0"/>
+              <w:keepLines w:val="0"/>
+              <w:widowControl/>
+              <w:suppressLineNumbers w:val="0"/>
+              <w:spacing w:line="250" w:lineRule="atLeast"/>
+              <w:jc w:val="left"/>
+              <w:rPr>
+                <w:rFonts w:hint="default" w:ascii="Segoe UI" w:hAnsi="Segoe UI" w:eastAsia="Segoe UI" w:cs="Segoe UI"/>
+                <w:i w:val="0"/>
+                <w:iCs w:val="0"/>
+                <w:caps w:val="0"/>
+                <w:color w:val="0F1115"/>
+                <w:spacing w:val="0"/>
+                <w:sz w:val="22"/>
+                <w:szCs w:val="22"/>
+              </w:rPr>
+            </w:pPr>
+            <w:r>
+              <w:rPr>
+                <w:rFonts w:hint="default" w:ascii="Segoe UI" w:hAnsi="Segoe UI" w:eastAsia="Segoe UI" w:cs="Segoe UI"/>
+                <w:i w:val="0"/>
+                <w:iCs w:val="0"/>
+                <w:caps w:val="0"/>
+                <w:color w:val="0F1115"/>
+                <w:spacing w:val="0"/>
+                <w:kern w:val="0"/>
+                <w:sz w:val="22"/>
+                <w:szCs w:val="22"/>
+                <w:bdr w:val="none" w:color="auto" w:sz="0" w:space="0"/>
+                <w:lang w:val="en-US" w:eastAsia="zh-CN" w:bidi="ar"/>
+              </w:rPr>
+              <w:t>74.84%</w:t>
+            </w:r>
+          </w:p>
+        </w:tc>
+        <w:tc>
+          <w:tcPr>
+            <w:tcW w:w="0" w:type="auto"/>
+            <w:shd w:val="clear" w:color="auto" w:fill="FFFFFF"/>
+            <w:tcMar>
+              <w:top w:w="150" w:type="dxa"/>
+              <w:left w:w="240" w:type="dxa"/>
+              <w:bottom w:w="150" w:type="dxa"/>
+              <w:right w:w="240" w:type="dxa"/>
+            </w:tcMar>
+            <w:vAlign w:val="center"/>
+          </w:tcPr>
+          <w:p>
+            <w:pPr>
+              <w:keepNext w:val="0"/>
+              <w:keepLines w:val="0"/>
+              <w:widowControl/>
+              <w:suppressLineNumbers w:val="0"/>
+              <w:spacing w:line="250" w:lineRule="atLeast"/>
+              <w:jc w:val="left"/>
+              <w:rPr>
+                <w:rFonts w:hint="default" w:ascii="Segoe UI" w:hAnsi="Segoe UI" w:eastAsia="Segoe UI" w:cs="Segoe UI"/>
+                <w:i w:val="0"/>
+                <w:iCs w:val="0"/>
+                <w:caps w:val="0"/>
+                <w:color w:val="0F1115"/>
+                <w:spacing w:val="0"/>
+                <w:sz w:val="22"/>
+                <w:szCs w:val="22"/>
+              </w:rPr>
+            </w:pPr>
+            <w:r>
+              <w:rPr>
+                <w:rFonts w:hint="default" w:ascii="Segoe UI" w:hAnsi="Segoe UI" w:eastAsia="Segoe UI" w:cs="Segoe UI"/>
+                <w:i w:val="0"/>
+                <w:iCs w:val="0"/>
+                <w:caps w:val="0"/>
+                <w:color w:val="0F1115"/>
+                <w:spacing w:val="0"/>
+                <w:kern w:val="0"/>
+                <w:sz w:val="22"/>
+                <w:szCs w:val="22"/>
+                <w:bdr w:val="none" w:color="auto" w:sz="0" w:space="0"/>
+                <w:lang w:val="en-US" w:eastAsia="zh-CN" w:bidi="ar"/>
+              </w:rPr>
+              <w:t>52.24%</w:t>
+            </w:r>
+          </w:p>
+        </w:tc>
+        <w:tc>
+          <w:tcPr>
+            <w:tcW w:w="0" w:type="auto"/>
+            <w:shd w:val="clear" w:color="auto" w:fill="FFFFFF"/>
+            <w:tcMar>
+              <w:top w:w="150" w:type="dxa"/>
+              <w:left w:w="240" w:type="dxa"/>
+              <w:bottom w:w="150" w:type="dxa"/>
+              <w:right w:w="240" w:type="dxa"/>
+            </w:tcMar>
+            <w:vAlign w:val="center"/>
+          </w:tcPr>
+          <w:p>
+            <w:pPr>
+              <w:keepNext w:val="0"/>
+              <w:keepLines w:val="0"/>
+              <w:widowControl/>
+              <w:suppressLineNumbers w:val="0"/>
+              <w:spacing w:line="250" w:lineRule="atLeast"/>
+              <w:jc w:val="left"/>
+              <w:rPr>
+                <w:rFonts w:hint="default" w:ascii="Segoe UI" w:hAnsi="Segoe UI" w:eastAsia="Segoe UI" w:cs="Segoe UI"/>
+                <w:i w:val="0"/>
+                <w:iCs w:val="0"/>
+                <w:caps w:val="0"/>
+                <w:color w:val="0F1115"/>
+                <w:spacing w:val="0"/>
+                <w:sz w:val="22"/>
+                <w:szCs w:val="22"/>
+              </w:rPr>
+            </w:pPr>
+            <w:r>
+              <w:rPr>
+                <w:rFonts w:hint="default" w:ascii="Segoe UI" w:hAnsi="Segoe UI" w:eastAsia="Segoe UI" w:cs="Segoe UI"/>
+                <w:i w:val="0"/>
+                <w:iCs w:val="0"/>
+                <w:caps w:val="0"/>
+                <w:color w:val="0F1115"/>
+                <w:spacing w:val="0"/>
+                <w:kern w:val="0"/>
+                <w:sz w:val="22"/>
+                <w:szCs w:val="22"/>
+                <w:bdr w:val="none" w:color="auto" w:sz="0" w:space="0"/>
+                <w:lang w:val="en-US" w:eastAsia="zh-CN" w:bidi="ar"/>
+              </w:rPr>
+              <w:t>62.30%</w:t>
+            </w:r>
+          </w:p>
+        </w:tc>
+        <w:tc>
+          <w:tcPr>
+            <w:tcW w:w="0" w:type="auto"/>
+            <w:shd w:val="clear" w:color="auto" w:fill="FFFFFF"/>
+            <w:tcMar>
+              <w:top w:w="150" w:type="dxa"/>
+              <w:left w:w="240" w:type="dxa"/>
+              <w:bottom w:w="150" w:type="dxa"/>
+              <w:right w:w="240" w:type="dxa"/>
+            </w:tcMar>
+            <w:vAlign w:val="center"/>
+          </w:tcPr>
+          <w:p>
+            <w:pPr>
+              <w:keepNext w:val="0"/>
+              <w:keepLines w:val="0"/>
+              <w:widowControl/>
+              <w:suppressLineNumbers w:val="0"/>
+              <w:spacing w:line="250" w:lineRule="atLeast"/>
+              <w:jc w:val="left"/>
+              <w:rPr>
+                <w:rFonts w:hint="default" w:ascii="Segoe UI" w:hAnsi="Segoe UI" w:eastAsia="Segoe UI" w:cs="Segoe UI"/>
+                <w:i w:val="0"/>
+                <w:iCs w:val="0"/>
+                <w:caps w:val="0"/>
+                <w:color w:val="0F1115"/>
+                <w:spacing w:val="0"/>
+                <w:sz w:val="22"/>
+                <w:szCs w:val="22"/>
+              </w:rPr>
+            </w:pPr>
+            <w:r>
+              <w:rPr>
+                <w:rFonts w:hint="default" w:ascii="Segoe UI" w:hAnsi="Segoe UI" w:eastAsia="Segoe UI" w:cs="Segoe UI"/>
+                <w:i w:val="0"/>
+                <w:iCs w:val="0"/>
+                <w:caps w:val="0"/>
+                <w:color w:val="0F1115"/>
+                <w:spacing w:val="0"/>
+                <w:kern w:val="0"/>
+                <w:sz w:val="22"/>
+                <w:szCs w:val="22"/>
+                <w:bdr w:val="none" w:color="auto" w:sz="0" w:space="0"/>
+                <w:lang w:val="en-US" w:eastAsia="zh-CN" w:bidi="ar"/>
+              </w:rPr>
+              <w:t>56.83%</w:t>
+            </w:r>
+          </w:p>
+        </w:tc>
+        <w:tc>
+          <w:tcPr>
+            <w:tcW w:w="0" w:type="auto"/>
+            <w:shd w:val="clear" w:color="auto" w:fill="FFFFFF"/>
+            <w:tcMar>
+              <w:top w:w="150" w:type="dxa"/>
+              <w:left w:w="240" w:type="dxa"/>
+              <w:bottom w:w="150" w:type="dxa"/>
+              <w:right w:w="0" w:type="dxa"/>
+            </w:tcMar>
+            <w:vAlign w:val="center"/>
+          </w:tcPr>
+          <w:p>
+            <w:pPr>
+              <w:keepNext w:val="0"/>
+              <w:keepLines w:val="0"/>
+              <w:widowControl/>
+              <w:suppressLineNumbers w:val="0"/>
+              <w:spacing w:line="250" w:lineRule="atLeast"/>
+              <w:jc w:val="left"/>
+              <w:rPr>
+                <w:rFonts w:hint="default" w:ascii="Segoe UI" w:hAnsi="Segoe UI" w:eastAsia="Segoe UI" w:cs="Segoe UI"/>
+                <w:i w:val="0"/>
+                <w:iCs w:val="0"/>
+                <w:caps w:val="0"/>
+                <w:color w:val="0F1115"/>
+                <w:spacing w:val="0"/>
+                <w:sz w:val="22"/>
+                <w:szCs w:val="22"/>
+              </w:rPr>
+            </w:pPr>
+            <w:r>
+              <w:rPr>
+                <w:rFonts w:hint="default" w:ascii="Segoe UI" w:hAnsi="Segoe UI" w:eastAsia="Segoe UI" w:cs="Segoe UI"/>
+                <w:i w:val="0"/>
+                <w:iCs w:val="0"/>
+                <w:caps w:val="0"/>
+                <w:color w:val="0F1115"/>
+                <w:spacing w:val="0"/>
+                <w:kern w:val="0"/>
+                <w:sz w:val="22"/>
+                <w:szCs w:val="22"/>
+                <w:bdr w:val="none" w:color="auto" w:sz="0" w:space="0"/>
+                <w:lang w:val="en-US" w:eastAsia="zh-CN" w:bidi="ar"/>
+              </w:rPr>
+              <w:t>77.91%</w:t>
+            </w:r>
+          </w:p>
+        </w:tc>
+      </w:tr>
+    </w:tbl>
+    <w:p>
+      <w:pPr>
+        <w:pStyle w:val="6"/>
+        <w:keepNext w:val="0"/>
+        <w:keepLines w:val="0"/>
+        <w:pageBreakBefore w:val="0"/>
+        <w:widowControl/>
+        <w:suppressLineNumbers w:val="0"/>
+        <w:shd w:val="clear" w:fill="FFFFFF"/>
+        <w:kinsoku/>
+        <w:overflowPunct/>
+        <w:topLinePunct w:val="0"/>
+        <w:autoSpaceDE/>
+        <w:autoSpaceDN/>
+        <w:bidi w:val="0"/>
+        <w:adjustRightInd/>
+        <w:snapToGrid/>
+        <w:spacing w:before="160" w:beforeAutospacing="0" w:after="160" w:afterAutospacing="0" w:line="400" w:lineRule="atLeast"/>
+        <w:ind w:left="0" w:right="0" w:firstLine="0"/>
+        <w:textAlignment w:val="auto"/>
+        <w:rPr>
+          <w:rFonts w:hint="eastAsia" w:ascii="宋体" w:hAnsi="宋体" w:eastAsia="宋体" w:cs="宋体"/>
+          <w:i w:val="0"/>
+          <w:iCs w:val="0"/>
+          <w:caps w:val="0"/>
+          <w:color w:val="0F1115"/>
+          <w:spacing w:val="0"/>
+          <w:sz w:val="24"/>
+          <w:szCs w:val="24"/>
+          <w:shd w:val="clear" w:fill="FFFFFF"/>
+        </w:rPr>
+      </w:pPr>
+      <w:r>
+        <w:rPr>
+          <w:rFonts w:hint="eastAsia" w:ascii="宋体" w:hAnsi="宋体" w:eastAsia="宋体" w:cs="宋体"/>
+          <w:i w:val="0"/>
+          <w:iCs w:val="0"/>
+          <w:caps w:val="0"/>
+          <w:color w:val="0F1115"/>
+          <w:spacing w:val="0"/>
+          <w:sz w:val="24"/>
+          <w:szCs w:val="24"/>
+          <w:shd w:val="clear" w:fill="FFFFFF"/>
+        </w:rPr>
+        <w:t>从评估结果可以看出：</w:t>
+      </w:r>
+    </w:p>
+    <w:p>
+      <w:pPr>
+        <w:pStyle w:val="6"/>
+        <w:keepNext w:val="0"/>
+        <w:keepLines w:val="0"/>
+        <w:pageBreakBefore w:val="0"/>
+        <w:widowControl/>
+        <w:suppressLineNumbers w:val="0"/>
+        <w:shd w:val="clear" w:fill="FFFFFF"/>
+        <w:kinsoku/>
+        <w:overflowPunct/>
+        <w:topLinePunct w:val="0"/>
+        <w:autoSpaceDE/>
+        <w:autoSpaceDN/>
+        <w:bidi w:val="0"/>
+        <w:adjustRightInd/>
+        <w:snapToGrid/>
+        <w:spacing w:before="160" w:beforeAutospacing="0" w:after="160" w:afterAutospacing="0" w:line="400" w:lineRule="atLeast"/>
+        <w:ind w:left="0" w:right="0" w:firstLine="0"/>
+        <w:textAlignment w:val="auto"/>
+        <w:rPr>
+          <w:rFonts w:hint="eastAsia" w:ascii="宋体" w:hAnsi="宋体" w:eastAsia="宋体" w:cs="宋体"/>
+          <w:i w:val="0"/>
+          <w:iCs w:val="0"/>
+          <w:caps w:val="0"/>
+          <w:color w:val="0F1115"/>
+          <w:spacing w:val="0"/>
+          <w:sz w:val="24"/>
+          <w:szCs w:val="24"/>
+          <w:shd w:val="clear" w:fill="FFFFFF"/>
+        </w:rPr>
+      </w:pPr>
+      <w:r>
+        <w:rPr>
+          <w:rFonts w:hint="eastAsia" w:ascii="宋体" w:hAnsi="宋体" w:eastAsia="宋体" w:cs="宋体"/>
+          <w:i w:val="0"/>
+          <w:iCs w:val="0"/>
+          <w:caps w:val="0"/>
+          <w:color w:val="0F1115"/>
+          <w:spacing w:val="0"/>
+          <w:sz w:val="24"/>
+          <w:szCs w:val="24"/>
+          <w:shd w:val="clear" w:fill="FFFFFF"/>
+        </w:rPr>
+        <w:t>1. 经超参数调优后，XGBoost 在 F1 分数（58.84%）和 ROC-AUC（81.31%）上取得最佳综合性能，成为本项目的最佳模型。</w:t>
+      </w:r>
+    </w:p>
+    <w:p>
+      <w:pPr>
+        <w:pStyle w:val="6"/>
+        <w:keepNext w:val="0"/>
+        <w:keepLines w:val="0"/>
+        <w:pageBreakBefore w:val="0"/>
+        <w:widowControl/>
+        <w:suppressLineNumbers w:val="0"/>
+        <w:shd w:val="clear" w:fill="FFFFFF"/>
+        <w:kinsoku/>
+        <w:overflowPunct/>
+        <w:topLinePunct w:val="0"/>
+        <w:autoSpaceDE/>
+        <w:autoSpaceDN/>
+        <w:bidi w:val="0"/>
+        <w:adjustRightInd/>
+        <w:snapToGrid/>
+        <w:spacing w:before="160" w:beforeAutospacing="0" w:after="160" w:afterAutospacing="0" w:line="400" w:lineRule="atLeast"/>
+        <w:ind w:left="0" w:right="0" w:firstLine="0"/>
+        <w:textAlignment w:val="auto"/>
+        <w:rPr>
+          <w:rFonts w:hint="eastAsia" w:ascii="宋体" w:hAnsi="宋体" w:eastAsia="宋体" w:cs="宋体"/>
+          <w:i w:val="0"/>
+          <w:iCs w:val="0"/>
+          <w:caps w:val="0"/>
+          <w:color w:val="0F1115"/>
+          <w:spacing w:val="0"/>
+          <w:sz w:val="24"/>
+          <w:szCs w:val="24"/>
+          <w:shd w:val="clear" w:fill="FFFFFF"/>
+        </w:rPr>
+      </w:pPr>
+      <w:r>
+        <w:rPr>
+          <w:rFonts w:hint="eastAsia" w:ascii="宋体" w:hAnsi="宋体" w:eastAsia="宋体" w:cs="宋体"/>
+          <w:i w:val="0"/>
+          <w:iCs w:val="0"/>
+          <w:caps w:val="0"/>
+          <w:color w:val="0F1115"/>
+          <w:spacing w:val="0"/>
+          <w:sz w:val="24"/>
+          <w:szCs w:val="24"/>
+          <w:shd w:val="clear" w:fill="FFFFFF"/>
+        </w:rPr>
+        <w:t>2. 集成学习方法（随机森林、XGBoost、LightGBM）整体优于逻辑回归和 SVM，验证了集成学习在流失预测中的优势。</w:t>
+      </w:r>
+    </w:p>
+    <w:p>
+      <w:pPr>
+        <w:pStyle w:val="6"/>
+        <w:keepNext w:val="0"/>
+        <w:keepLines w:val="0"/>
+        <w:pageBreakBefore w:val="0"/>
+        <w:widowControl/>
+        <w:suppressLineNumbers w:val="0"/>
+        <w:shd w:val="clear" w:fill="FFFFFF"/>
+        <w:kinsoku/>
+        <w:overflowPunct/>
+        <w:topLinePunct w:val="0"/>
+        <w:autoSpaceDE/>
+        <w:autoSpaceDN/>
+        <w:bidi w:val="0"/>
+        <w:adjustRightInd/>
+        <w:snapToGrid/>
+        <w:spacing w:before="160" w:beforeAutospacing="0" w:after="160" w:afterAutospacing="0" w:line="400" w:lineRule="atLeast"/>
+        <w:ind w:left="0" w:right="0" w:firstLine="0"/>
+        <w:textAlignment w:val="auto"/>
+        <w:rPr>
+          <w:rFonts w:hint="eastAsia" w:ascii="宋体" w:hAnsi="宋体" w:eastAsia="宋体" w:cs="宋体"/>
+          <w:i w:val="0"/>
+          <w:iCs w:val="0"/>
+          <w:caps w:val="0"/>
+          <w:color w:val="0F1115"/>
+          <w:spacing w:val="0"/>
+          <w:sz w:val="24"/>
+          <w:szCs w:val="24"/>
+          <w:shd w:val="clear" w:fill="FFFFFF"/>
+        </w:rPr>
+      </w:pPr>
+      <w:r>
+        <w:rPr>
+          <w:rFonts w:hint="eastAsia" w:ascii="宋体" w:hAnsi="宋体" w:eastAsia="宋体" w:cs="宋体"/>
+          <w:i w:val="0"/>
+          <w:iCs w:val="0"/>
+          <w:caps w:val="0"/>
+          <w:color w:val="0F1115"/>
+          <w:spacing w:val="0"/>
+          <w:sz w:val="24"/>
+          <w:szCs w:val="24"/>
+          <w:shd w:val="clear" w:fill="FFFFFF"/>
+        </w:rPr>
+        <w:t>3. 各模型召回率在 59%~66% 之间，仍有约 35% 的流失客户未被识别，类别不平衡和特征覆盖不足仍是主要瓶颈。</w:t>
+      </w:r>
+    </w:p>
+    <w:p>
+      <w:pPr>
+        <w:pStyle w:val="6"/>
+        <w:keepNext w:val="0"/>
+        <w:keepLines w:val="0"/>
+        <w:pageBreakBefore w:val="0"/>
+        <w:widowControl/>
+        <w:suppressLineNumbers w:val="0"/>
+        <w:shd w:val="clear" w:fill="FFFFFF"/>
+        <w:kinsoku/>
+        <w:overflowPunct/>
+        <w:topLinePunct w:val="0"/>
+        <w:autoSpaceDE/>
+        <w:autoSpaceDN/>
+        <w:bidi w:val="0"/>
+        <w:adjustRightInd/>
+        <w:snapToGrid/>
+        <w:spacing w:before="160" w:beforeAutospacing="0" w:after="160" w:afterAutospacing="0" w:line="400" w:lineRule="atLeast"/>
+        <w:ind w:left="0" w:right="0" w:firstLine="0"/>
+        <w:textAlignment w:val="auto"/>
+        <w:rPr>
+          <w:rFonts w:hint="eastAsia" w:ascii="宋体" w:hAnsi="宋体" w:eastAsia="宋体" w:cs="宋体"/>
+          <w:i w:val="0"/>
+          <w:iCs w:val="0"/>
+          <w:caps w:val="0"/>
+          <w:color w:val="0F1115"/>
+          <w:spacing w:val="0"/>
+          <w:sz w:val="24"/>
+          <w:szCs w:val="24"/>
+          <w:shd w:val="clear" w:fill="FFFFFF"/>
+        </w:rPr>
+      </w:pPr>
+      <w:r>
+        <w:rPr>
+          <w:rFonts w:hint="eastAsia" w:ascii="宋体" w:hAnsi="宋体" w:eastAsia="宋体" w:cs="宋体"/>
+          <w:i w:val="0"/>
+          <w:iCs w:val="0"/>
+          <w:caps w:val="0"/>
+          <w:color w:val="0F1115"/>
+          <w:spacing w:val="0"/>
+          <w:sz w:val="24"/>
+          <w:szCs w:val="24"/>
+          <w:shd w:val="clear" w:fill="FFFFFF"/>
+        </w:rPr>
+        <w:t>4. 最佳模型的超参数为：learning_rate=0.1, max_depth=6, n_estimators=100。</w:t>
+      </w:r>
+    </w:p>
+    <w:p>
+      <w:pPr>
+        <w:pStyle w:val="6"/>
+        <w:keepNext w:val="0"/>
+        <w:keepLines w:val="0"/>
+        <w:pageBreakBefore w:val="0"/>
+        <w:widowControl/>
+        <w:suppressLineNumbers w:val="0"/>
+        <w:shd w:val="clear" w:fill="FFFFFF"/>
+        <w:kinsoku/>
+        <w:wordWrap/>
+        <w:overflowPunct/>
+        <w:topLinePunct w:val="0"/>
+        <w:autoSpaceDE/>
+        <w:autoSpaceDN/>
+        <w:bidi w:val="0"/>
+        <w:adjustRightInd/>
+        <w:snapToGrid/>
+        <w:spacing w:before="160" w:beforeAutospacing="0" w:after="160" w:afterAutospacing="0" w:line="400" w:lineRule="atLeast"/>
+        <w:ind w:left="0" w:right="0" w:firstLine="0"/>
+        <w:textAlignment w:val="auto"/>
+        <w:rPr>
+          <w:rFonts w:hint="eastAsia" w:ascii="宋体" w:hAnsi="宋体" w:eastAsia="宋体" w:cs="宋体"/>
+          <w:i w:val="0"/>
+          <w:iCs w:val="0"/>
+          <w:caps w:val="0"/>
+          <w:color w:val="0F1115"/>
+          <w:spacing w:val="0"/>
+          <w:sz w:val="24"/>
+          <w:szCs w:val="24"/>
+          <w:shd w:val="clear" w:fill="FFFFFF"/>
+        </w:rPr>
+      </w:pPr>
+      <w:r>
+        <w:rPr>
+          <w:rFonts w:hint="eastAsia" w:ascii="宋体" w:hAnsi="宋体" w:eastAsia="宋体" w:cs="宋体"/>
+          <w:i w:val="0"/>
+          <w:iCs w:val="0"/>
+          <w:caps w:val="0"/>
+          <w:color w:val="0F1115"/>
+          <w:spacing w:val="0"/>
+          <w:sz w:val="24"/>
+          <w:szCs w:val="24"/>
+          <w:shd w:val="clear" w:fill="FFFFFF"/>
+        </w:rPr>
+        <w:t>特征重要性分析（基于最佳 XGBoost 模型的 SHAP 值）表明，在网时长（tenure）、合同类型（Contract_Month-to-month）和月费用（MonthlyCharges）是预测客户流失的最重要特征，其影响方向与 EDA 结论一致：在网时长越短、月度合同、月费用越高的客户流失风险越大。此外，在线安全（OnlineSecurity_No）和技术支持（TechSupport_No）等增值服务缺失也显著增加流失概率。</w:t>
+      </w:r>
+    </w:p>
+    <w:p>
+      <w:pPr>
+        <w:pStyle w:val="6"/>
+        <w:keepNext w:val="0"/>
+        <w:keepLines w:val="0"/>
+        <w:pageBreakBefore w:val="0"/>
+        <w:widowControl/>
+        <w:suppressLineNumbers w:val="0"/>
+        <w:shd w:val="clear" w:fill="FFFFFF"/>
+        <w:kinsoku/>
+        <w:overflowPunct/>
+        <w:topLinePunct w:val="0"/>
+        <w:autoSpaceDE/>
+        <w:autoSpaceDN/>
+        <w:bidi w:val="0"/>
+        <w:adjustRightInd/>
+        <w:snapToGrid/>
+        <w:spacing w:before="160" w:beforeAutospacing="0" w:after="160" w:afterAutospacing="0" w:line="400" w:lineRule="atLeast"/>
+        <w:ind w:left="0" w:right="0" w:firstLine="0"/>
+        <w:textAlignment w:val="auto"/>
+        <w:rPr>
+          <w:rFonts w:hint="default" w:ascii="宋体" w:hAnsi="宋体" w:eastAsia="宋体" w:cs="宋体"/>
+          <w:i w:val="0"/>
+          <w:iCs w:val="0"/>
+          <w:caps w:val="0"/>
+          <w:color w:val="0F1115"/>
+          <w:spacing w:val="0"/>
+          <w:sz w:val="24"/>
+          <w:szCs w:val="24"/>
+          <w:shd w:val="clear" w:fill="FFFFFF"/>
+          <w:lang w:val="en-US" w:eastAsia="zh-CN"/>
+        </w:rPr>
+      </w:pPr>
+      <w:r>
+        <w:rPr>
+          <w:rFonts w:hint="eastAsia" w:ascii="宋体" w:hAnsi="宋体" w:eastAsia="宋体" w:cs="宋体"/>
+          <w:i w:val="0"/>
+          <w:iCs w:val="0"/>
+          <w:caps w:val="0"/>
+          <w:color w:val="0F1115"/>
+          <w:spacing w:val="0"/>
+          <w:sz w:val="24"/>
+          <w:szCs w:val="24"/>
+          <w:shd w:val="clear" w:fill="FFFFFF"/>
+          <w:lang w:val="en-US" w:eastAsia="zh-CN"/>
+        </w:rPr>
+        <w:drawing>
+          <wp:anchor distT="0" distB="0" distL="114300" distR="114300" simplePos="0" relativeHeight="251663360" behindDoc="0" locked="0" layoutInCell="1" allowOverlap="1">
+            <wp:simplePos x="0" y="0"/>
+            <wp:positionH relativeFrom="column">
+              <wp:posOffset>2687320</wp:posOffset>
+            </wp:positionH>
+            <wp:positionV relativeFrom="paragraph">
+              <wp:posOffset>271145</wp:posOffset>
+            </wp:positionV>
+            <wp:extent cx="3702050" cy="2790190"/>
+            <wp:effectExtent l="0" t="0" r="6350" b="3810"/>
+            <wp:wrapTopAndBottom/>
+            <wp:docPr id="8" name="图片 8" descr="roc_curves"/>
+            <wp:cNvGraphicFramePr>
+              <a:graphicFrameLocks xmlns:a="http://schemas.openxmlformats.org/drawingml/2006/main" noChangeAspect="1"/>
+            </wp:cNvGraphicFramePr>
+            <a:graphic xmlns:a="http://schemas.openxmlformats.org/drawingml/2006/main">
+              <a:graphicData uri="http://schemas.openxmlformats.org/drawingml/2006/picture">
+                <pic:pic xmlns:pic="http://schemas.openxmlformats.org/drawingml/2006/picture">
+                  <pic:nvPicPr>
+                    <pic:cNvPr id="8" name="图片 8" descr="roc_curves"/>
+                    <pic:cNvPicPr>
+                      <a:picLocks noChangeAspect="1"/>
+                    </pic:cNvPicPr>
+                  </pic:nvPicPr>
+                  <pic:blipFill>
+                    <a:blip r:embed="rId10"/>
+                    <a:srcRect t="5005" r="458"/>
+                    <a:stretch>
+                      <a:fillRect/>
+                    </a:stretch>
+                  </pic:blipFill>
+                  <pic:spPr>
+                    <a:xfrm>
+                      <a:off x="0" y="0"/>
+                      <a:ext cx="3702050" cy="2790190"/>
+                    </a:xfrm>
+                    <a:prstGeom prst="rect">
+                      <a:avLst/>
+                    </a:prstGeom>
+                  </pic:spPr>
+                </pic:pic>
+              </a:graphicData>
+            </a:graphic>
+          </wp:anchor>
+        </w:drawing>
+      </w:r>
+      <w:r>
+        <w:rPr>
+          <w:rFonts w:hint="eastAsia" w:ascii="宋体" w:hAnsi="宋体" w:eastAsia="宋体" w:cs="宋体"/>
+          <w:i w:val="0"/>
+          <w:iCs w:val="0"/>
+          <w:caps w:val="0"/>
+          <w:color w:val="0F1115"/>
+          <w:spacing w:val="0"/>
+          <w:sz w:val="24"/>
+          <w:szCs w:val="24"/>
+          <w:shd w:val="clear" w:fill="FFFFFF"/>
+          <w:lang w:eastAsia="zh-CN"/>
+        </w:rPr>
+        <w:drawing>
+          <wp:anchor distT="0" distB="0" distL="114300" distR="114300" simplePos="0" relativeHeight="251662336" behindDoc="0" locked="0" layoutInCell="1" allowOverlap="1">
+            <wp:simplePos x="0" y="0"/>
+            <wp:positionH relativeFrom="column">
+              <wp:posOffset>-1104900</wp:posOffset>
+            </wp:positionH>
+            <wp:positionV relativeFrom="paragraph">
+              <wp:posOffset>55245</wp:posOffset>
+            </wp:positionV>
+            <wp:extent cx="3770630" cy="3305175"/>
+            <wp:effectExtent l="0" t="0" r="1270" b="9525"/>
+            <wp:wrapTopAndBottom/>
+            <wp:docPr id="7" name="图片 7" descr="confusion_matrix"/>
+            <wp:cNvGraphicFramePr>
+              <a:graphicFrameLocks xmlns:a="http://schemas.openxmlformats.org/drawingml/2006/main" noChangeAspect="1"/>
+            </wp:cNvGraphicFramePr>
+            <a:graphic xmlns:a="http://schemas.openxmlformats.org/drawingml/2006/main">
+              <a:graphicData uri="http://schemas.openxmlformats.org/drawingml/2006/picture">
+                <pic:pic xmlns:pic="http://schemas.openxmlformats.org/drawingml/2006/picture">
+                  <pic:nvPicPr>
+                    <pic:cNvPr id="7" name="图片 7" descr="confusion_matrix"/>
+                    <pic:cNvPicPr>
+                      <a:picLocks noChangeAspect="1"/>
+                    </pic:cNvPicPr>
+                  </pic:nvPicPr>
+                  <pic:blipFill>
+                    <a:blip r:embed="rId11"/>
+                    <a:srcRect t="5556" r="315"/>
+                    <a:stretch>
+                      <a:fillRect/>
+                    </a:stretch>
+                  </pic:blipFill>
+                  <pic:spPr>
+                    <a:xfrm>
+                      <a:off x="0" y="0"/>
+                      <a:ext cx="3770630" cy="3305175"/>
+                    </a:xfrm>
+                    <a:prstGeom prst="rect">
+                      <a:avLst/>
+                    </a:prstGeom>
+                  </pic:spPr>
+                </pic:pic>
+              </a:graphicData>
+            </a:graphic>
+          </wp:anchor>
+        </w:drawing>
+      </w:r>
+      <w:r>
+        <w:rPr>
+          <w:rFonts w:hint="eastAsia" w:ascii="宋体" w:hAnsi="宋体" w:eastAsia="宋体" w:cs="宋体"/>
+          <w:i w:val="0"/>
+          <w:iCs w:val="0"/>
+          <w:caps w:val="0"/>
+          <w:color w:val="0F1115"/>
+          <w:spacing w:val="0"/>
+          <w:sz w:val="24"/>
+          <w:szCs w:val="24"/>
+          <w:shd w:val="clear" w:fill="FFFFFF"/>
+          <w:lang w:val="en-US" w:eastAsia="zh-CN"/>
+        </w:rPr>
+        <w:t>图7：最佳模型（XGBoost） 混淆矩阵                 图8：ROC曲线对比</w:t>
+      </w:r>
+    </w:p>
+    <w:p>
+      <w:pPr>
+        <w:pStyle w:val="6"/>
+        <w:keepNext w:val="0"/>
+        <w:keepLines w:val="0"/>
+        <w:pageBreakBefore w:val="0"/>
+        <w:widowControl/>
+        <w:suppressLineNumbers w:val="0"/>
+        <w:shd w:val="clear" w:fill="FFFFFF"/>
+        <w:kinsoku/>
+        <w:overflowPunct/>
+        <w:topLinePunct w:val="0"/>
+        <w:autoSpaceDE/>
+        <w:autoSpaceDN/>
+        <w:bidi w:val="0"/>
+        <w:adjustRightInd/>
+        <w:snapToGrid/>
+        <w:spacing w:before="160" w:beforeAutospacing="0" w:after="160" w:afterAutospacing="0" w:line="400" w:lineRule="atLeast"/>
         <w:ind w:left="0" w:right="0" w:firstLine="0"/>
         <w:textAlignment w:val="auto"/>
         <w:rPr>
@@ -25939,6 +26233,7 @@
           <w:sz w:val="24"/>
           <w:szCs w:val="24"/>
           <w:shd w:val="clear" w:fill="FFFFFF"/>
+          <w:lang w:eastAsia="zh-CN"/>
         </w:rPr>
       </w:pPr>
       <w:r>
@@ -25952,61 +26247,13 @@
           <w:sz w:val="24"/>
           <w:szCs w:val="24"/>
           <w:shd w:val="clear" w:fill="FFFFFF"/>
-        </w:rPr>
-        <w:t>（6）Pyecharts组合大屏：整合多个图表，构建交互式可视化仪表板。</w:t>
-      </w:r>
-    </w:p>
-    <w:p>
-      <w:pPr>
-        <w:pStyle w:val="6"/>
-        <w:keepNext w:val="0"/>
-        <w:keepLines w:val="0"/>
-        <w:pageBreakBefore w:val="0"/>
-        <w:widowControl/>
-        <w:suppressLineNumbers w:val="0"/>
-        <w:shd w:val="clear" w:fill="FFFFFF"/>
-        <w:kinsoku/>
-        <w:overflowPunct/>
-        <w:topLinePunct w:val="0"/>
-        <w:autoSpaceDE/>
-        <w:autoSpaceDN/>
-        <w:bidi w:val="0"/>
-        <w:adjustRightInd/>
-        <w:snapToGrid/>
-        <w:spacing w:before="160" w:beforeAutospacing="0" w:after="160" w:afterAutospacing="0" w:line="400" w:lineRule="atLeast"/>
-        <w:ind w:left="0" w:right="0" w:firstLine="0"/>
-        <w:textAlignment w:val="auto"/>
-        <w:rPr>
-          <w:rFonts w:hint="eastAsia" w:ascii="宋体" w:hAnsi="宋体" w:eastAsia="宋体" w:cs="宋体"/>
-          <w:i w:val="0"/>
-          <w:iCs w:val="0"/>
-          <w:caps w:val="0"/>
-          <w:color w:val="0F1115"/>
-          <w:spacing w:val="0"/>
-          <w:sz w:val="24"/>
-          <w:szCs w:val="24"/>
-          <w:shd w:val="clear" w:fill="FFFFFF"/>
-          <w:lang w:eastAsia="zh-CN"/>
-        </w:rPr>
-      </w:pPr>
-      <w:r>
-        <w:rPr>
-          <w:rFonts w:hint="eastAsia" w:ascii="宋体" w:hAnsi="宋体" w:eastAsia="宋体" w:cs="宋体"/>
-          <w:i w:val="0"/>
-          <w:iCs w:val="0"/>
-          <w:caps w:val="0"/>
-          <w:color w:val="0F1115"/>
-          <w:spacing w:val="0"/>
-          <w:sz w:val="24"/>
-          <w:szCs w:val="24"/>
-          <w:shd w:val="clear" w:fill="FFFFFF"/>
           <w:lang w:eastAsia="zh-CN"/>
         </w:rPr>
         <w:drawing>
           <wp:inline distT="0" distB="0" distL="114300" distR="114300">
-            <wp:extent cx="4923155" cy="5640705"/>
+            <wp:extent cx="4440555" cy="5071745"/>
             <wp:effectExtent l="0" t="0" r="0" b="0"/>
-            <wp:docPr id="14" name="图片 14" descr="shap_feature_importance"/>
+            <wp:docPr id="9" name="图片 9" descr="shap_feature_importance"/>
             <wp:cNvGraphicFramePr>
               <a:graphicFrameLocks xmlns:a="http://schemas.openxmlformats.org/drawingml/2006/main" noChangeAspect="1"/>
             </wp:cNvGraphicFramePr>
@@ -26014,14 +26261,14 @@
               <a:graphicData uri="http://schemas.openxmlformats.org/drawingml/2006/picture">
                 <pic:pic xmlns:pic="http://schemas.openxmlformats.org/drawingml/2006/picture">
                   <pic:nvPicPr>
-                    <pic:cNvPr id="14" name="图片 14" descr="shap_feature_importance"/>
+                    <pic:cNvPr id="9" name="图片 9" descr="shap_feature_importance"/>
                     <pic:cNvPicPr>
                       <a:picLocks noChangeAspect="1"/>
                     </pic:cNvPicPr>
                   </pic:nvPicPr>
                   <pic:blipFill>
-                    <a:blip r:embed="rId11"/>
-                    <a:srcRect t="3003" r="-545"/>
+                    <a:blip r:embed="rId12"/>
+                    <a:srcRect t="3887" r="29"/>
                     <a:stretch>
                       <a:fillRect/>
                     </a:stretch>
@@ -26029,7 +26276,7 @@
                   <pic:spPr>
                     <a:xfrm>
                       <a:off x="0" y="0"/>
-                      <a:ext cx="4923155" cy="5640705"/>
+                      <a:ext cx="4440555" cy="5071745"/>
                     </a:xfrm>
                     <a:prstGeom prst="rect">
                       <a:avLst/>
@@ -26063,7 +26310,7 @@
         <w:ind w:left="0" w:right="0" w:firstLine="0"/>
         <w:textAlignment w:val="auto"/>
         <w:rPr>
-          <w:rFonts w:hint="eastAsia" w:ascii="宋体" w:hAnsi="宋体" w:eastAsia="宋体" w:cs="宋体"/>
+          <w:rFonts w:hint="default" w:ascii="宋体" w:hAnsi="宋体" w:eastAsia="宋体" w:cs="宋体"/>
           <w:i w:val="0"/>
           <w:iCs w:val="0"/>
           <w:caps w:val="0"/>
@@ -26088,7 +26335,7 @@
           <w:shd w:val="clear" w:fill="FFFFFF"/>
           <w:lang w:val="en-US" w:eastAsia="zh-CN"/>
         </w:rPr>
-        <w:t xml:space="preserve">                      图8：SHAP特征重要性</w:t>
+        <w:t xml:space="preserve">                 图9：SHAP 特征重要性（条形图）</w:t>
       </w:r>
     </w:p>
     <w:p>
@@ -26112,36 +26359,193 @@
         <w:ind w:left="0" w:right="0" w:firstLine="0"/>
         <w:textAlignment w:val="auto"/>
         <w:rPr>
-          <w:rFonts w:hint="default" w:ascii="宋体" w:hAnsi="宋体" w:eastAsia="宋体" w:cs="宋体"/>
-          <w:i w:val="0"/>
-          <w:iCs w:val="0"/>
-          <w:caps w:val="0"/>
-          <w:color w:val="0F1115"/>
-          <w:spacing w:val="0"/>
-          <w:sz w:val="24"/>
-          <w:szCs w:val="24"/>
-          <w:shd w:val="clear" w:fill="FFFFFF"/>
-          <w:lang w:val="en-US" w:eastAsia="zh-CN"/>
+          <w:rFonts w:hint="eastAsia" w:ascii="宋体" w:hAnsi="宋体" w:eastAsia="宋体" w:cs="宋体"/>
+          <w:i w:val="0"/>
+          <w:iCs w:val="0"/>
+          <w:caps w:val="0"/>
+          <w:color w:val="0F1115"/>
+          <w:spacing w:val="0"/>
+          <w:sz w:val="24"/>
+          <w:szCs w:val="24"/>
+          <w:shd w:val="clear" w:fill="FFFFFF"/>
         </w:rPr>
       </w:pPr>
       <w:r>
         <w:rPr>
-          <w:rFonts w:hint="default" w:ascii="宋体" w:hAnsi="宋体" w:eastAsia="宋体" w:cs="宋体"/>
-          <w:i w:val="0"/>
-          <w:iCs w:val="0"/>
-          <w:caps w:val="0"/>
-          <w:color w:val="0F1115"/>
-          <w:spacing w:val="0"/>
-          <w:sz w:val="24"/>
-          <w:szCs w:val="24"/>
-          <w:shd w:val="clear" w:fill="FFFFFF"/>
-          <w:lang w:val="en-US" w:eastAsia="zh-CN"/>
+          <w:rFonts w:hint="eastAsia" w:ascii="宋体" w:hAnsi="宋体" w:eastAsia="宋体" w:cs="宋体"/>
+          <w:i w:val="0"/>
+          <w:iCs w:val="0"/>
+          <w:caps w:val="0"/>
+          <w:color w:val="0F1115"/>
+          <w:spacing w:val="0"/>
+          <w:sz w:val="24"/>
+          <w:szCs w:val="24"/>
+          <w:shd w:val="clear" w:fill="FFFFFF"/>
+        </w:rPr>
+        <w:t>（6）Pyecharts组合大屏：整合多个图表，构建交互式可视化仪表板。</w:t>
+      </w:r>
+    </w:p>
+    <w:p>
+      <w:pPr>
+        <w:pStyle w:val="6"/>
+        <w:keepNext w:val="0"/>
+        <w:keepLines w:val="0"/>
+        <w:pageBreakBefore w:val="0"/>
+        <w:widowControl/>
+        <w:suppressLineNumbers w:val="0"/>
+        <w:shd w:val="clear" w:fill="FFFFFF"/>
+        <w:kinsoku/>
+        <w:overflowPunct/>
+        <w:topLinePunct w:val="0"/>
+        <w:autoSpaceDE/>
+        <w:autoSpaceDN/>
+        <w:bidi w:val="0"/>
+        <w:adjustRightInd/>
+        <w:snapToGrid/>
+        <w:spacing w:before="160" w:beforeAutospacing="0" w:after="160" w:afterAutospacing="0" w:line="400" w:lineRule="atLeast"/>
+        <w:ind w:left="0" w:right="0" w:firstLine="0"/>
+        <w:textAlignment w:val="auto"/>
+        <w:rPr>
+          <w:rFonts w:hint="eastAsia" w:ascii="宋体" w:hAnsi="宋体" w:eastAsia="宋体" w:cs="宋体"/>
+          <w:i w:val="0"/>
+          <w:iCs w:val="0"/>
+          <w:caps w:val="0"/>
+          <w:color w:val="0F1115"/>
+          <w:spacing w:val="0"/>
+          <w:sz w:val="24"/>
+          <w:szCs w:val="24"/>
+          <w:shd w:val="clear" w:fill="FFFFFF"/>
+        </w:rPr>
+      </w:pPr>
+      <w:r>
+        <w:rPr>
+          <w:rFonts w:hint="eastAsia" w:ascii="宋体" w:hAnsi="宋体" w:eastAsia="宋体" w:cs="宋体"/>
+          <w:i w:val="0"/>
+          <w:iCs w:val="0"/>
+          <w:caps w:val="0"/>
+          <w:color w:val="0F1115"/>
+          <w:spacing w:val="0"/>
+          <w:sz w:val="24"/>
+          <w:szCs w:val="24"/>
+          <w:shd w:val="clear" w:fill="FFFFFF"/>
+        </w:rPr>
+        <w:t>（7）箱线图：展示流失与留存客户在连续特征上的分布差异。</w:t>
+      </w:r>
+    </w:p>
+    <w:p>
+      <w:pPr>
+        <w:pStyle w:val="6"/>
+        <w:keepNext w:val="0"/>
+        <w:keepLines w:val="0"/>
+        <w:pageBreakBefore w:val="0"/>
+        <w:widowControl/>
+        <w:suppressLineNumbers w:val="0"/>
+        <w:shd w:val="clear" w:fill="FFFFFF"/>
+        <w:kinsoku/>
+        <w:overflowPunct/>
+        <w:topLinePunct w:val="0"/>
+        <w:autoSpaceDE/>
+        <w:autoSpaceDN/>
+        <w:bidi w:val="0"/>
+        <w:adjustRightInd/>
+        <w:snapToGrid/>
+        <w:spacing w:before="160" w:beforeAutospacing="0" w:after="160" w:afterAutospacing="0" w:line="400" w:lineRule="atLeast"/>
+        <w:ind w:left="0" w:right="0" w:firstLine="0"/>
+        <w:textAlignment w:val="auto"/>
+        <w:rPr>
+          <w:rFonts w:hint="eastAsia" w:ascii="宋体" w:hAnsi="宋体" w:eastAsia="宋体" w:cs="宋体"/>
+          <w:i w:val="0"/>
+          <w:iCs w:val="0"/>
+          <w:caps w:val="0"/>
+          <w:color w:val="0F1115"/>
+          <w:spacing w:val="0"/>
+          <w:sz w:val="24"/>
+          <w:szCs w:val="24"/>
+          <w:shd w:val="clear" w:fill="FFFFFF"/>
+        </w:rPr>
+      </w:pPr>
+      <w:r>
+        <w:rPr>
+          <w:rFonts w:hint="eastAsia" w:ascii="宋体" w:hAnsi="宋体" w:eastAsia="宋体" w:cs="宋体"/>
+          <w:i w:val="0"/>
+          <w:iCs w:val="0"/>
+          <w:caps w:val="0"/>
+          <w:color w:val="0F1115"/>
+          <w:spacing w:val="0"/>
+          <w:sz w:val="24"/>
+          <w:szCs w:val="24"/>
+          <w:shd w:val="clear" w:fill="FFFFFF"/>
+        </w:rPr>
+        <w:t>（8）分类特征流</w:t>
+      </w:r>
+      <w:bookmarkStart w:id="0" w:name="_GoBack"/>
+      <w:bookmarkEnd w:id="0"/>
+      <w:r>
+        <w:rPr>
+          <w:rFonts w:hint="eastAsia" w:ascii="宋体" w:hAnsi="宋体" w:eastAsia="宋体" w:cs="宋体"/>
+          <w:i w:val="0"/>
+          <w:iCs w:val="0"/>
+          <w:caps w:val="0"/>
+          <w:color w:val="0F1115"/>
+          <w:spacing w:val="0"/>
+          <w:sz w:val="24"/>
+          <w:szCs w:val="24"/>
+          <w:shd w:val="clear" w:fill="FFFFFF"/>
+        </w:rPr>
+        <w:t>失率图：对比不同合同类型、付款方式、网络服务下的流失率。</w:t>
+      </w:r>
+    </w:p>
+    <w:p>
+      <w:pPr>
+        <w:pStyle w:val="6"/>
+        <w:keepNext w:val="0"/>
+        <w:keepLines w:val="0"/>
+        <w:pageBreakBefore w:val="0"/>
+        <w:widowControl/>
+        <w:suppressLineNumbers w:val="0"/>
+        <w:shd w:val="clear" w:fill="FFFFFF"/>
+        <w:kinsoku/>
+        <w:overflowPunct/>
+        <w:topLinePunct w:val="0"/>
+        <w:autoSpaceDE/>
+        <w:autoSpaceDN/>
+        <w:bidi w:val="0"/>
+        <w:adjustRightInd/>
+        <w:snapToGrid/>
+        <w:spacing w:before="160" w:beforeAutospacing="0" w:after="160" w:afterAutospacing="0" w:line="400" w:lineRule="atLeast"/>
+        <w:ind w:left="0" w:right="0" w:firstLine="0"/>
+        <w:textAlignment w:val="auto"/>
+        <w:rPr>
+          <w:rFonts w:hint="eastAsia" w:ascii="宋体" w:hAnsi="宋体" w:eastAsia="宋体" w:cs="宋体"/>
+          <w:i w:val="0"/>
+          <w:iCs w:val="0"/>
+          <w:caps w:val="0"/>
+          <w:color w:val="0F1115"/>
+          <w:spacing w:val="0"/>
+          <w:sz w:val="24"/>
+          <w:szCs w:val="24"/>
+          <w:shd w:val="clear" w:fill="FFFFFF"/>
+          <w:lang w:eastAsia="zh-CN"/>
+        </w:rPr>
+      </w:pPr>
+      <w:r>
+        <w:rPr>
+          <w:rFonts w:hint="eastAsia" w:ascii="宋体" w:hAnsi="宋体" w:eastAsia="宋体" w:cs="宋体"/>
+          <w:i w:val="0"/>
+          <w:iCs w:val="0"/>
+          <w:caps w:val="0"/>
+          <w:color w:val="0F1115"/>
+          <w:spacing w:val="0"/>
+          <w:sz w:val="24"/>
+          <w:szCs w:val="24"/>
+          <w:shd w:val="clear" w:fill="FFFFFF"/>
+          <w:lang w:eastAsia="zh-CN"/>
         </w:rPr>
         <w:drawing>
           <wp:inline distT="0" distB="0" distL="114300" distR="114300">
-            <wp:extent cx="5342255" cy="6094730"/>
-            <wp:effectExtent l="0" t="0" r="0" b="0"/>
-            <wp:docPr id="15" name="图片 15" descr="shap_summary_plot"/>
+            <wp:extent cx="5064760" cy="5867400"/>
+            <wp:effectExtent l="0" t="0" r="2540" b="0"/>
+            <wp:docPr id="10" name="图片 10" descr="shap_summary_plot"/>
             <wp:cNvGraphicFramePr>
               <a:graphicFrameLocks xmlns:a="http://schemas.openxmlformats.org/drawingml/2006/main" noChangeAspect="1"/>
             </wp:cNvGraphicFramePr>
@@ -26149,14 +26553,14 @@
               <a:graphicData uri="http://schemas.openxmlformats.org/drawingml/2006/picture">
                 <pic:pic xmlns:pic="http://schemas.openxmlformats.org/drawingml/2006/picture">
                   <pic:nvPicPr>
-                    <pic:cNvPr id="15" name="图片 15" descr="shap_summary_plot"/>
+                    <pic:cNvPr id="10" name="图片 10" descr="shap_summary_plot"/>
                     <pic:cNvPicPr>
                       <a:picLocks noChangeAspect="1"/>
                     </pic:cNvPicPr>
                   </pic:nvPicPr>
                   <pic:blipFill>
-                    <a:blip r:embed="rId12"/>
-                    <a:srcRect t="2835" r="-1349"/>
+                    <a:blip r:embed="rId13"/>
+                    <a:srcRect t="2754" r="96"/>
                     <a:stretch>
                       <a:fillRect/>
                     </a:stretch>
@@ -26164,7 +26568,7 @@
                   <pic:spPr>
                     <a:xfrm>
                       <a:off x="0" y="0"/>
-                      <a:ext cx="5342255" cy="6094730"/>
+                      <a:ext cx="5064760" cy="5867400"/>
                     </a:xfrm>
                     <a:prstGeom prst="rect">
                       <a:avLst/>
@@ -26223,12 +26627,12 @@
           <w:shd w:val="clear" w:fill="FFFFFF"/>
           <w:lang w:val="en-US" w:eastAsia="zh-CN"/>
         </w:rPr>
-        <w:t xml:space="preserve">                      图9：SHAP 特征影响分布图</w:t>
+        <w:t xml:space="preserve">                  图10：SHAP 特征影响分布图（蜂群图）</w:t>
       </w:r>
     </w:p>
     <w:p>
       <w:pPr>
-        <w:pStyle w:val="3"/>
+        <w:pStyle w:val="6"/>
         <w:keepNext w:val="0"/>
         <w:keepLines w:val="0"/>
         <w:pageBreakBefore w:val="0"/>
@@ -26243,7 +26647,7 @@
         <w:bidi w:val="0"/>
         <w:adjustRightInd/>
         <w:snapToGrid/>
-        <w:spacing w:before="320" w:beforeAutospacing="0" w:after="160" w:afterAutospacing="0" w:line="400" w:lineRule="atLeast"/>
+        <w:spacing w:before="160" w:beforeAutospacing="0" w:after="160" w:afterAutospacing="0" w:line="400" w:lineRule="atLeast"/>
         <w:ind w:left="0" w:right="0" w:firstLine="0"/>
         <w:textAlignment w:val="auto"/>
         <w:rPr>
@@ -26824,7 +27228,7 @@
           <w:szCs w:val="24"/>
           <w:shd w:val="clear" w:fill="FFFFFF"/>
         </w:rPr>
-        <w:t>（2）预测模型：构建并比较了逻辑回归、随机森林、XGBoost和LightGBM四种模型，其中集成学习方法整体优于传统方法，随机森林模型在召回率和F1分数上表现突出。</w:t>
+        <w:t>（2）预测模型：构建并比较了逻辑回归、随机森林、XGBoost、LightGBM 和 SVM 五种模型，并通过 GridSearchCV 进行超参数调优。其中 XGBoost 综合性能最优，F1 分数达到 58.84%，ROC-AUC 为 81.31%，验证了梯度提升集成方法在该任务上的有效性。</w:t>
       </w:r>
     </w:p>
     <w:p>
@@ -27614,26 +28018,6 @@
     </w:sectPr>
   </w:body>
 </w:document>
-</file>
-
-<file path=word/numbering.xml><?xml version="1.0" encoding="utf-8"?>
-<w:numbering xmlns:wpc="http://schemas.microsoft.com/office/word/2010/wordprocessingCanvas" xmlns:mc="http://schemas.openxmlformats.org/markup-compatibility/2006" xmlns:o="urn:schemas-microsoft-com:office:office" xmlns:r="http://schemas.openxmlformats.org/officeDocument/2006/relationships" xmlns:m="http://schemas.openxmlformats.org/officeDocument/2006/math" xmlns:v="urn:schemas-microsoft-com:vml" xmlns:wp14="http://schemas.microsoft.com/office/word/2010/wordprocessingDrawing" xmlns:wp="http://schemas.openxmlformats.org/drawingml/2006/wordprocessingDrawing" xmlns:w10="urn:schemas-microsoft-com:office:word" xmlns:w="http://schemas.openxmlformats.org/wordprocessingml/2006/main" xmlns:w14="http://schemas.microsoft.com/office/word/2010/wordml" xmlns:wpg="http://schemas.microsoft.com/office/word/2010/wordprocessingGroup" xmlns:wpi="http://schemas.microsoft.com/office/word/2010/wordprocessingInk" xmlns:wne="http://schemas.microsoft.com/office/word/2006/wordml" xmlns:wps="http://schemas.microsoft.com/office/word/2010/wordprocessingShape" xmlns:wpsCustomData="http://www.wps.cn/officeDocument/2013/wpsCustomData" mc:Ignorable="w14 wp14">
-  <w:abstractNum w:abstractNumId="0">
-    <w:nsid w:val="824642C3"/>
-    <w:multiLevelType w:val="singleLevel"/>
-    <w:tmpl w:val="824642C3"/>
-    <w:lvl w:ilvl="0" w:tentative="0">
-      <w:start w:val="3"/>
-      <w:numFmt w:val="decimal"/>
-      <w:suff w:val="nothing"/>
-      <w:lvlText w:val="（%1）"/>
-      <w:lvlJc w:val="left"/>
-    </w:lvl>
-  </w:abstractNum>
-  <w:num w:numId="1">
-    <w:abstractNumId w:val="0"/>
-  </w:num>
-</w:numbering>
 </file>
 
 <file path=word/styles.xml><?xml version="1.0" encoding="utf-8"?>
@@ -28034,6 +28418,15 @@
     <w:uiPriority w:val="0"/>
     <w:rPr>
       <w:sz w:val="24"/>
+    </w:rPr>
+  </w:style>
+  <w:style w:type="character" w:styleId="9">
+    <w:name w:val="HTML Code"/>
+    <w:basedOn w:val="8"/>
+    <w:uiPriority w:val="0"/>
+    <w:rPr>
+      <w:rFonts w:ascii="Courier New" w:hAnsi="Courier New"/>
+      <w:sz w:val="20"/>
     </w:rPr>
   </w:style>
 </w:styles>

--- a/小组期末报告.docx
+++ b/小组期末报告.docx
@@ -2,6 +2,208 @@
 <file path=word/document.xml><?xml version="1.0" encoding="utf-8"?>
 <w:document xmlns:wpc="http://schemas.microsoft.com/office/word/2010/wordprocessingCanvas" xmlns:cx="http://schemas.microsoft.com/office/drawing/2014/chartex" xmlns:cx1="http://schemas.microsoft.com/office/drawing/2015/9/8/chartex" xmlns:cx2="http://schemas.microsoft.com/office/drawing/2015/10/21/chartex" xmlns:cx3="http://schemas.microsoft.com/office/drawing/2016/5/9/chartex" xmlns:cx4="http://schemas.microsoft.com/office/drawing/2016/5/10/chartex" xmlns:cx5="http://schemas.microsoft.com/office/drawing/2016/5/11/chartex" xmlns:cx6="http://schemas.microsoft.com/office/drawing/2016/5/12/chartex" xmlns:cx7="http://schemas.microsoft.com/office/drawing/2016/5/13/chartex" xmlns:cx8="http://schemas.microsoft.com/office/drawing/2016/5/14/chartex" xmlns:mc="http://schemas.openxmlformats.org/markup-compatibility/2006" xmlns:o="urn:schemas-microsoft-com:office:office" xmlns:r="http://schemas.openxmlformats.org/officeDocument/2006/relationships" xmlns:m="http://schemas.openxmlformats.org/officeDocument/2006/math" xmlns:v="urn:schemas-microsoft-com:vml" xmlns:wp14="http://schemas.microsoft.com/office/word/2010/wordprocessingDrawing" xmlns:wp="http://schemas.openxmlformats.org/drawingml/2006/wordprocessingDrawing" xmlns:w="http://schemas.openxmlformats.org/wordprocessingml/2006/main" xmlns:w14="http://schemas.microsoft.com/office/word/2010/wordml" xmlns:w10="urn:schemas-microsoft-com:office:word" xmlns:w15="http://schemas.microsoft.com/office/word/2012/wordml" xmlns:wpg="http://schemas.microsoft.com/office/word/2010/wordprocessingGroup" xmlns:wpi="http://schemas.microsoft.com/office/word/2010/wordprocessingInk" xmlns:wne="http://schemas.microsoft.com/office/word/2006/wordml" xmlns:wps="http://schemas.microsoft.com/office/word/2010/wordprocessingShape" xmlns:wpsCustomData="http://www.wps.cn/officeDocument/2013/wpsCustomData" mc:Ignorable="w14 w15 wp14">
   <w:body>
+    <w:p>
+      <w:pPr>
+        <w:jc w:val="center"/>
+        <w:rPr>
+          <w:rFonts w:eastAsia="华文行楷" w:cs="Times New Roman"/>
+          <w:sz w:val="72"/>
+          <w:szCs w:val="72"/>
+        </w:rPr>
+      </w:pPr>
+      <w:r>
+        <w:rPr>
+          <w:rFonts w:eastAsia="华文行楷" w:cs="Times New Roman"/>
+          <w:sz w:val="72"/>
+          <w:szCs w:val="72"/>
+        </w:rPr>
+        <w:t>《软件开发实践1》</w:t>
+      </w:r>
+    </w:p>
+    <w:p>
+      <w:pPr>
+        <w:jc w:val="center"/>
+        <w:rPr>
+          <w:rFonts w:eastAsia="华文行楷" w:cs="Times New Roman"/>
+          <w:sz w:val="72"/>
+          <w:szCs w:val="72"/>
+        </w:rPr>
+      </w:pPr>
+      <w:r>
+        <w:rPr>
+          <w:rFonts w:eastAsia="华文行楷" w:cs="Times New Roman"/>
+          <w:sz w:val="72"/>
+          <w:szCs w:val="72"/>
+        </w:rPr>
+        <w:t>大作业报告</w:t>
+      </w:r>
+    </w:p>
+    <w:p>
+      <w:pPr>
+        <w:jc w:val="center"/>
+        <w:rPr>
+          <w:rFonts w:cs="Times New Roman"/>
+          <w:sz w:val="28"/>
+        </w:rPr>
+      </w:pPr>
+    </w:p>
+    <w:p>
+      <w:pPr>
+        <w:pStyle w:val="2"/>
+        <w:keepNext w:val="0"/>
+        <w:keepLines w:val="0"/>
+        <w:widowControl/>
+        <w:suppressLineNumbers w:val="0"/>
+        <w:shd w:val="clear" w:fill="FFFFFF"/>
+        <w:spacing w:before="320" w:beforeAutospacing="0" w:after="160" w:afterAutospacing="0" w:line="340" w:lineRule="atLeast"/>
+        <w:ind w:left="0" w:right="0" w:firstLine="1680" w:firstLineChars="600"/>
+        <w:rPr>
+          <w:rFonts w:hint="default" w:cs="Times New Roman" w:asciiTheme="minorHAnsi" w:hAnsiTheme="minorHAnsi" w:eastAsiaTheme="minorEastAsia"/>
+          <w:b w:val="0"/>
+          <w:bCs w:val="0"/>
+          <w:kern w:val="2"/>
+          <w:sz w:val="28"/>
+          <w:szCs w:val="24"/>
+          <w:lang w:val="en-US" w:eastAsia="zh-CN" w:bidi="ar-SA"/>
+        </w:rPr>
+      </w:pPr>
+    </w:p>
+    <w:p>
+      <w:pPr>
+        <w:pStyle w:val="2"/>
+        <w:keepNext w:val="0"/>
+        <w:keepLines w:val="0"/>
+        <w:widowControl/>
+        <w:suppressLineNumbers w:val="0"/>
+        <w:shd w:val="clear" w:fill="FFFFFF"/>
+        <w:spacing w:before="320" w:beforeAutospacing="0" w:after="160" w:afterAutospacing="0" w:line="340" w:lineRule="atLeast"/>
+        <w:ind w:left="0" w:right="0" w:firstLine="1680" w:firstLineChars="600"/>
+        <w:rPr>
+          <w:rFonts w:hint="default" w:cs="Times New Roman" w:asciiTheme="minorHAnsi" w:hAnsiTheme="minorHAnsi" w:eastAsiaTheme="minorEastAsia"/>
+          <w:b w:val="0"/>
+          <w:bCs w:val="0"/>
+          <w:kern w:val="2"/>
+          <w:sz w:val="28"/>
+          <w:szCs w:val="24"/>
+          <w:lang w:val="en-US" w:eastAsia="zh-CN" w:bidi="ar-SA"/>
+        </w:rPr>
+      </w:pPr>
+    </w:p>
+    <w:p>
+      <w:pPr>
+        <w:pStyle w:val="2"/>
+        <w:keepNext w:val="0"/>
+        <w:keepLines w:val="0"/>
+        <w:widowControl/>
+        <w:suppressLineNumbers w:val="0"/>
+        <w:shd w:val="clear" w:fill="FFFFFF"/>
+        <w:spacing w:before="320" w:beforeAutospacing="0" w:after="160" w:afterAutospacing="0" w:line="340" w:lineRule="atLeast"/>
+        <w:ind w:right="0" w:firstLine="840" w:firstLineChars="300"/>
+        <w:rPr>
+          <w:rFonts w:hint="eastAsia" w:cs="Times New Roman" w:asciiTheme="minorHAnsi" w:hAnsiTheme="minorHAnsi" w:eastAsiaTheme="minorEastAsia"/>
+          <w:b w:val="0"/>
+          <w:bCs w:val="0"/>
+          <w:kern w:val="2"/>
+          <w:sz w:val="28"/>
+          <w:szCs w:val="24"/>
+          <w:lang w:val="en-US" w:eastAsia="zh-CN" w:bidi="ar-SA"/>
+        </w:rPr>
+      </w:pPr>
+      <w:r>
+        <w:rPr>
+          <w:rFonts w:hint="default" w:cs="Times New Roman" w:asciiTheme="minorHAnsi" w:hAnsiTheme="minorHAnsi" w:eastAsiaTheme="minorEastAsia"/>
+          <w:b w:val="0"/>
+          <w:bCs w:val="0"/>
+          <w:kern w:val="2"/>
+          <w:sz w:val="28"/>
+          <w:szCs w:val="24"/>
+          <w:lang w:val="en-US" w:eastAsia="zh-CN" w:bidi="ar-SA"/>
+        </w:rPr>
+        <w:t>项目名称：</w:t>
+      </w:r>
+      <w:r>
+        <w:rPr>
+          <w:rFonts w:hint="eastAsia" w:cs="Times New Roman" w:asciiTheme="minorHAnsi" w:hAnsiTheme="minorHAnsi" w:eastAsiaTheme="minorEastAsia"/>
+          <w:b w:val="0"/>
+          <w:bCs w:val="0"/>
+          <w:kern w:val="2"/>
+          <w:sz w:val="28"/>
+          <w:szCs w:val="24"/>
+          <w:lang w:val="en-US" w:eastAsia="zh-CN" w:bidi="ar-SA"/>
+        </w:rPr>
+        <w:t>电信客户流失数据分析及可视化</w:t>
+      </w:r>
+    </w:p>
+    <w:p>
+      <w:pPr>
+        <w:ind w:firstLine="840" w:firstLineChars="300"/>
+        <w:rPr>
+          <w:rFonts w:hint="default" w:cs="Times New Roman" w:eastAsiaTheme="minorEastAsia"/>
+          <w:sz w:val="28"/>
+          <w:lang w:val="en-US" w:eastAsia="zh-CN"/>
+        </w:rPr>
+      </w:pPr>
+      <w:r>
+        <w:rPr>
+          <w:rFonts w:cs="Times New Roman"/>
+          <w:sz w:val="28"/>
+        </w:rPr>
+        <w:t>团队成员：</w:t>
+      </w:r>
+      <w:r>
+        <w:rPr>
+          <w:rFonts w:hint="eastAsia" w:cs="Times New Roman"/>
+          <w:sz w:val="28"/>
+          <w:lang w:val="en-US" w:eastAsia="zh-CN"/>
+        </w:rPr>
+        <w:t>25050603 夏涵欣</w:t>
+      </w:r>
+    </w:p>
+    <w:p>
+      <w:pPr>
+        <w:ind w:firstLine="840" w:firstLineChars="300"/>
+        <w:rPr>
+          <w:rFonts w:cs="Times New Roman"/>
+          <w:sz w:val="28"/>
+        </w:rPr>
+      </w:pPr>
+      <w:r>
+        <w:rPr>
+          <w:rFonts w:cs="Times New Roman"/>
+          <w:sz w:val="28"/>
+        </w:rPr>
+        <w:t>完成时间：2026年9月</w:t>
+      </w:r>
+    </w:p>
+    <w:p>
+      <w:pPr>
+        <w:pStyle w:val="2"/>
+        <w:keepNext w:val="0"/>
+        <w:keepLines w:val="0"/>
+        <w:widowControl/>
+        <w:suppressLineNumbers w:val="0"/>
+        <w:shd w:val="clear" w:fill="FFFFFF"/>
+        <w:spacing w:before="320" w:beforeAutospacing="0" w:after="160" w:afterAutospacing="0" w:line="340" w:lineRule="atLeast"/>
+        <w:ind w:left="0" w:right="0" w:firstLine="1928" w:firstLineChars="600"/>
+        <w:rPr>
+          <w:rFonts w:hint="eastAsia" w:ascii="黑体" w:hAnsi="黑体" w:eastAsia="黑体" w:cs="黑体"/>
+          <w:b/>
+          <w:bCs/>
+          <w:caps w:val="0"/>
+          <w:color w:val="0F1115"/>
+          <w:spacing w:val="0"/>
+          <w:sz w:val="32"/>
+          <w:szCs w:val="32"/>
+          <w:shd w:val="clear" w:fill="FFFFFF"/>
+        </w:rPr>
+        <w:sectPr>
+          <w:pgSz w:w="11906" w:h="16838"/>
+          <w:pgMar w:top="1440" w:right="1800" w:bottom="1440" w:left="1800" w:header="851" w:footer="992" w:gutter="0"/>
+          <w:cols w:space="425" w:num="1"/>
+          <w:docGrid w:type="lines" w:linePitch="312" w:charSpace="0"/>
+        </w:sectPr>
+      </w:pPr>
+    </w:p>
     <w:p>
       <w:pPr>
         <w:pStyle w:val="2"/>
@@ -356,6 +558,7 @@
             <w:insideH w:val="none" w:color="auto" w:sz="0" w:space="0"/>
             <w:insideV w:val="none" w:color="auto" w:sz="0" w:space="0"/>
           </w:tblBorders>
+          <w:shd w:val="clear" w:color="auto" w:fill="auto"/>
           <w:tblCellMar>
             <w:top w:w="15" w:type="dxa"/>
             <w:left w:w="15" w:type="dxa"/>
@@ -914,7 +1117,36 @@
           <w:szCs w:val="24"/>
           <w:shd w:val="clear" w:fill="FFFFFF"/>
         </w:rPr>
-        <w:t>·机器学习：</w:t>
+        <w:t>·</w:t>
+      </w:r>
+      <w:r>
+        <w:rPr>
+          <w:rFonts w:hint="eastAsia" w:ascii="宋体" w:hAnsi="宋体" w:eastAsia="宋体" w:cs="宋体"/>
+          <w:i w:val="0"/>
+          <w:iCs w:val="0"/>
+          <w:caps w:val="0"/>
+          <w:color w:val="0F1115"/>
+          <w:spacing w:val="0"/>
+          <w:sz w:val="24"/>
+          <w:szCs w:val="24"/>
+          <w:shd w:val="clear" w:fill="FFFFFF"/>
+          <w:lang w:val="en-US" w:eastAsia="zh-CN"/>
+        </w:rPr>
+        <w:t xml:space="preserve"> </w:t>
+      </w:r>
+      <w:r>
+        <w:rPr>
+          <w:rFonts w:hint="eastAsia" w:ascii="宋体" w:hAnsi="宋体" w:eastAsia="宋体" w:cs="宋体"/>
+          <w:i w:val="0"/>
+          <w:iCs w:val="0"/>
+          <w:caps w:val="0"/>
+          <w:color w:val="0F1115"/>
+          <w:spacing w:val="0"/>
+          <w:sz w:val="24"/>
+          <w:szCs w:val="24"/>
+          <w:shd w:val="clear" w:fill="FFFFFF"/>
+        </w:rPr>
+        <w:t>机器学习：</w:t>
       </w:r>
       <w:r>
         <w:rPr>
@@ -1533,8 +1765,8 @@
       </w:tblPr>
       <w:tblGrid>
         <w:gridCol w:w="1533"/>
-        <w:gridCol w:w="5492"/>
-        <w:gridCol w:w="2335"/>
+        <w:gridCol w:w="5210"/>
+        <w:gridCol w:w="2617"/>
       </w:tblGrid>
       <w:tr>
         <w:tblPrEx>
@@ -1610,7 +1842,7 @@
         </w:tc>
         <w:tc>
           <w:tcPr>
-            <w:tcW w:w="5492" w:type="dxa"/>
+            <w:tcW w:w="5210" w:type="dxa"/>
             <w:tcBorders>
               <w:top w:val="nil"/>
             </w:tcBorders>
@@ -1661,7 +1893,7 @@
         </w:tc>
         <w:tc>
           <w:tcPr>
-            <w:tcW w:w="2335" w:type="dxa"/>
+            <w:tcW w:w="2617" w:type="dxa"/>
             <w:tcBorders>
               <w:top w:val="nil"/>
             </w:tcBorders>
@@ -1721,6 +1953,7 @@
             <w:insideH w:val="none" w:color="auto" w:sz="0" w:space="0"/>
             <w:insideV w:val="none" w:color="auto" w:sz="0" w:space="0"/>
           </w:tblBorders>
+          <w:shd w:val="clear" w:color="auto" w:fill="auto"/>
           <w:tblCellMar>
             <w:top w:w="15" w:type="dxa"/>
             <w:left w:w="15" w:type="dxa"/>
@@ -1778,7 +2011,7 @@
         </w:tc>
         <w:tc>
           <w:tcPr>
-            <w:tcW w:w="5492" w:type="dxa"/>
+            <w:tcW w:w="5210" w:type="dxa"/>
             <w:shd w:val="clear" w:color="auto" w:fill="auto"/>
             <w:tcMar>
               <w:top w:w="150" w:type="dxa"/>
@@ -1826,7 +2059,7 @@
         </w:tc>
         <w:tc>
           <w:tcPr>
-            <w:tcW w:w="2335" w:type="dxa"/>
+            <w:tcW w:w="2617" w:type="dxa"/>
             <w:shd w:val="clear" w:color="auto" w:fill="auto"/>
             <w:tcMar>
               <w:top w:w="150" w:type="dxa"/>
@@ -1941,7 +2174,7 @@
         </w:tc>
         <w:tc>
           <w:tcPr>
-            <w:tcW w:w="5492" w:type="dxa"/>
+            <w:tcW w:w="5210" w:type="dxa"/>
             <w:shd w:val="clear" w:color="auto" w:fill="auto"/>
             <w:tcMar>
               <w:top w:w="150" w:type="dxa"/>
@@ -1989,7 +2222,7 @@
         </w:tc>
         <w:tc>
           <w:tcPr>
-            <w:tcW w:w="2335" w:type="dxa"/>
+            <w:tcW w:w="2617" w:type="dxa"/>
             <w:shd w:val="clear" w:color="auto" w:fill="auto"/>
             <w:tcMar>
               <w:top w:w="150" w:type="dxa"/>
@@ -2046,6 +2279,7 @@
             <w:insideH w:val="none" w:color="auto" w:sz="0" w:space="0"/>
             <w:insideV w:val="none" w:color="auto" w:sz="0" w:space="0"/>
           </w:tblBorders>
+          <w:shd w:val="clear" w:color="auto" w:fill="auto"/>
           <w:tblCellMar>
             <w:top w:w="15" w:type="dxa"/>
             <w:left w:w="15" w:type="dxa"/>
@@ -2103,7 +2337,7 @@
         </w:tc>
         <w:tc>
           <w:tcPr>
-            <w:tcW w:w="5492" w:type="dxa"/>
+            <w:tcW w:w="5210" w:type="dxa"/>
             <w:shd w:val="clear" w:color="auto" w:fill="auto"/>
             <w:tcMar>
               <w:top w:w="150" w:type="dxa"/>
@@ -2151,7 +2385,7 @@
         </w:tc>
         <w:tc>
           <w:tcPr>
-            <w:tcW w:w="2335" w:type="dxa"/>
+            <w:tcW w:w="2617" w:type="dxa"/>
             <w:shd w:val="clear" w:color="auto" w:fill="auto"/>
             <w:tcMar>
               <w:top w:w="150" w:type="dxa"/>
@@ -2208,6 +2442,7 @@
             <w:insideH w:val="none" w:color="auto" w:sz="0" w:space="0"/>
             <w:insideV w:val="none" w:color="auto" w:sz="0" w:space="0"/>
           </w:tblBorders>
+          <w:shd w:val="clear" w:color="auto" w:fill="auto"/>
           <w:tblCellMar>
             <w:top w:w="15" w:type="dxa"/>
             <w:left w:w="15" w:type="dxa"/>
@@ -2265,7 +2500,7 @@
         </w:tc>
         <w:tc>
           <w:tcPr>
-            <w:tcW w:w="5492" w:type="dxa"/>
+            <w:tcW w:w="5210" w:type="dxa"/>
             <w:shd w:val="clear" w:color="auto" w:fill="auto"/>
             <w:tcMar>
               <w:top w:w="150" w:type="dxa"/>
@@ -2313,7 +2548,7 @@
         </w:tc>
         <w:tc>
           <w:tcPr>
-            <w:tcW w:w="2335" w:type="dxa"/>
+            <w:tcW w:w="2617" w:type="dxa"/>
             <w:shd w:val="clear" w:color="auto" w:fill="auto"/>
             <w:tcMar>
               <w:top w:w="150" w:type="dxa"/>
@@ -2370,6 +2605,7 @@
             <w:insideH w:val="none" w:color="auto" w:sz="0" w:space="0"/>
             <w:insideV w:val="none" w:color="auto" w:sz="0" w:space="0"/>
           </w:tblBorders>
+          <w:shd w:val="clear" w:color="auto" w:fill="auto"/>
           <w:tblCellMar>
             <w:top w:w="15" w:type="dxa"/>
             <w:left w:w="15" w:type="dxa"/>
@@ -2427,7 +2663,7 @@
         </w:tc>
         <w:tc>
           <w:tcPr>
-            <w:tcW w:w="5492" w:type="dxa"/>
+            <w:tcW w:w="5210" w:type="dxa"/>
             <w:shd w:val="clear" w:color="auto" w:fill="auto"/>
             <w:tcMar>
               <w:top w:w="150" w:type="dxa"/>
@@ -2475,7 +2711,7 @@
         </w:tc>
         <w:tc>
           <w:tcPr>
-            <w:tcW w:w="2335" w:type="dxa"/>
+            <w:tcW w:w="2617" w:type="dxa"/>
             <w:shd w:val="clear" w:color="auto" w:fill="auto"/>
             <w:tcMar>
               <w:top w:w="150" w:type="dxa"/>
@@ -5989,6 +6225,7 @@
           <w:sz w:val="24"/>
           <w:szCs w:val="24"/>
           <w:shd w:val="clear" w:fill="FFFFFF"/>
+          <w:lang w:val="en-US" w:eastAsia="zh-CN"/>
         </w:rPr>
       </w:pPr>
       <w:r>
@@ -6002,8 +6239,9 @@
           <w:sz w:val="24"/>
           <w:szCs w:val="24"/>
           <w:shd w:val="clear" w:fill="FFFFFF"/>
-        </w:rPr>
-        <w:t>TotalCharges列存在空白值（被识别为字符串类型），需要转换为数值类型并填充缺失值：</w:t>
+          <w:lang w:val="en-US" w:eastAsia="zh-CN"/>
+        </w:rPr>
+        <w:t>TotalCharges列存在11条空白值，被识别为字符串类型。程序先将其转换为数值型，无法转换的值记为缺失值，再采用中位数进行填补，保留全部7043条客户记录</w:t>
       </w:r>
     </w:p>
     <w:sdt>
@@ -12591,85 +12829,7 @@
           <w:szCs w:val="24"/>
           <w:shd w:val="clear" w:fill="FFFFFF"/>
         </w:rPr>
-        <w:t>参考相关研究中的方法，采用卡方检验筛选对客户流失影响显著的特征</w:t>
-      </w:r>
-      <w:r>
-        <w:rPr>
-          <w:rFonts w:hint="eastAsia" w:ascii="宋体" w:hAnsi="宋体" w:eastAsia="宋体" w:cs="宋体"/>
-          <w:i w:val="0"/>
-          <w:iCs w:val="0"/>
-          <w:caps w:val="0"/>
-          <w:color w:val="3964FE"/>
-          <w:spacing w:val="0"/>
-          <w:sz w:val="24"/>
-          <w:szCs w:val="24"/>
-          <w:u w:val="none"/>
-          <w:bdr w:val="single" w:color="auto" w:sz="12" w:space="0"/>
-          <w:shd w:val="clear" w:fill="FFFFFF"/>
-        </w:rPr>
-        <w:fldChar w:fldCharType="begin"/>
-      </w:r>
-      <w:r>
-        <w:rPr>
-          <w:rFonts w:hint="eastAsia" w:ascii="宋体" w:hAnsi="宋体" w:eastAsia="宋体" w:cs="宋体"/>
-          <w:i w:val="0"/>
-          <w:iCs w:val="0"/>
-          <w:caps w:val="0"/>
-          <w:color w:val="3964FE"/>
-          <w:spacing w:val="0"/>
-          <w:sz w:val="24"/>
-          <w:szCs w:val="24"/>
-          <w:u w:val="none"/>
-          <w:bdr w:val="single" w:color="auto" w:sz="12" w:space="0"/>
-          <w:shd w:val="clear" w:fill="FFFFFF"/>
-        </w:rPr>
-        <w:instrText xml:space="preserve"> HYPERLINK "https://wap.cnki.net/touch/web/Journal/Article/XDXK202510026.html" \t "https://chat.deepseek.com/a/chat/s/_blank" </w:instrText>
-      </w:r>
-      <w:r>
-        <w:rPr>
-          <w:rFonts w:hint="eastAsia" w:ascii="宋体" w:hAnsi="宋体" w:eastAsia="宋体" w:cs="宋体"/>
-          <w:i w:val="0"/>
-          <w:iCs w:val="0"/>
-          <w:caps w:val="0"/>
-          <w:color w:val="3964FE"/>
-          <w:spacing w:val="0"/>
-          <w:sz w:val="24"/>
-          <w:szCs w:val="24"/>
-          <w:u w:val="none"/>
-          <w:bdr w:val="single" w:color="auto" w:sz="12" w:space="0"/>
-          <w:shd w:val="clear" w:fill="FFFFFF"/>
-        </w:rPr>
-        <w:fldChar w:fldCharType="separate"/>
-      </w:r>
-      <w:r>
-        <w:rPr>
-          <w:rFonts w:hint="eastAsia" w:ascii="宋体" w:hAnsi="宋体" w:eastAsia="宋体" w:cs="宋体"/>
-          <w:i w:val="0"/>
-          <w:iCs w:val="0"/>
-          <w:caps w:val="0"/>
-          <w:color w:val="3964FE"/>
-          <w:spacing w:val="0"/>
-          <w:sz w:val="24"/>
-          <w:szCs w:val="24"/>
-          <w:u w:val="none"/>
-          <w:bdr w:val="single" w:color="auto" w:sz="12" w:space="0"/>
-          <w:shd w:val="clear" w:fill="FFFFFF"/>
-        </w:rPr>
-        <w:fldChar w:fldCharType="end"/>
-      </w:r>
-      <w:r>
-        <w:rPr>
-          <w:rFonts w:hint="eastAsia" w:ascii="宋体" w:hAnsi="宋体" w:eastAsia="宋体" w:cs="宋体"/>
-          <w:i w:val="0"/>
-          <w:iCs w:val="0"/>
-          <w:caps w:val="0"/>
-          <w:color w:val="0F1115"/>
-          <w:spacing w:val="0"/>
-          <w:sz w:val="24"/>
-          <w:szCs w:val="24"/>
-          <w:shd w:val="clear" w:fill="FFFFFF"/>
-        </w:rPr>
-        <w:t>：</w:t>
+        <w:t>在完成类别变量编码后，采用 SelectKBest(chi2) 进行卡方特征选择，最终保留15个特征用于后续模型训练：</w:t>
       </w:r>
     </w:p>
     <w:sdt>
@@ -14117,149 +14277,7 @@
           <w:szCs w:val="24"/>
           <w:shd w:val="clear" w:fill="FFFFFF"/>
         </w:rPr>
-        <w:t>由于流失客户仅占约26.5%，存在类别不平衡问题，采用SMOTE技术进行过采样</w:t>
-      </w:r>
-      <w:r>
-        <w:rPr>
-          <w:rFonts w:hint="eastAsia" w:ascii="宋体" w:hAnsi="宋体" w:eastAsia="宋体" w:cs="宋体"/>
-          <w:i w:val="0"/>
-          <w:iCs w:val="0"/>
-          <w:caps w:val="0"/>
-          <w:color w:val="3964FE"/>
-          <w:spacing w:val="0"/>
-          <w:sz w:val="24"/>
-          <w:szCs w:val="24"/>
-          <w:u w:val="none"/>
-          <w:bdr w:val="single" w:color="auto" w:sz="12" w:space="0"/>
-          <w:shd w:val="clear" w:fill="FFFFFF"/>
-        </w:rPr>
-        <w:fldChar w:fldCharType="begin"/>
-      </w:r>
-      <w:r>
-        <w:rPr>
-          <w:rFonts w:hint="eastAsia" w:ascii="宋体" w:hAnsi="宋体" w:eastAsia="宋体" w:cs="宋体"/>
-          <w:i w:val="0"/>
-          <w:iCs w:val="0"/>
-          <w:caps w:val="0"/>
-          <w:color w:val="3964FE"/>
-          <w:spacing w:val="0"/>
-          <w:sz w:val="24"/>
-          <w:szCs w:val="24"/>
-          <w:u w:val="none"/>
-          <w:bdr w:val="single" w:color="auto" w:sz="12" w:space="0"/>
-          <w:shd w:val="clear" w:fill="FFFFFF"/>
-        </w:rPr>
-        <w:instrText xml:space="preserve"> HYPERLINK "https://www.nature.com/articles/s41598-025-30108-z?utm" \l "1" \t "https://chat.deepseek.com/a/chat/s/_blank" </w:instrText>
-      </w:r>
-      <w:r>
-        <w:rPr>
-          <w:rFonts w:hint="eastAsia" w:ascii="宋体" w:hAnsi="宋体" w:eastAsia="宋体" w:cs="宋体"/>
-          <w:i w:val="0"/>
-          <w:iCs w:val="0"/>
-          <w:caps w:val="0"/>
-          <w:color w:val="3964FE"/>
-          <w:spacing w:val="0"/>
-          <w:sz w:val="24"/>
-          <w:szCs w:val="24"/>
-          <w:u w:val="none"/>
-          <w:bdr w:val="single" w:color="auto" w:sz="12" w:space="0"/>
-          <w:shd w:val="clear" w:fill="FFFFFF"/>
-        </w:rPr>
-        <w:fldChar w:fldCharType="separate"/>
-      </w:r>
-      <w:r>
-        <w:rPr>
-          <w:rFonts w:hint="eastAsia" w:ascii="宋体" w:hAnsi="宋体" w:eastAsia="宋体" w:cs="宋体"/>
-          <w:i w:val="0"/>
-          <w:iCs w:val="0"/>
-          <w:caps w:val="0"/>
-          <w:color w:val="3964FE"/>
-          <w:spacing w:val="0"/>
-          <w:sz w:val="24"/>
-          <w:szCs w:val="24"/>
-          <w:u w:val="none"/>
-          <w:bdr w:val="single" w:color="auto" w:sz="12" w:space="0"/>
-          <w:shd w:val="clear" w:fill="FFFFFF"/>
-        </w:rPr>
-        <w:fldChar w:fldCharType="end"/>
-      </w:r>
-      <w:r>
-        <w:rPr>
-          <w:rFonts w:hint="eastAsia" w:ascii="宋体" w:hAnsi="宋体" w:eastAsia="宋体" w:cs="宋体"/>
-          <w:i w:val="0"/>
-          <w:iCs w:val="0"/>
-          <w:caps w:val="0"/>
-          <w:color w:val="3964FE"/>
-          <w:spacing w:val="0"/>
-          <w:sz w:val="24"/>
-          <w:szCs w:val="24"/>
-          <w:u w:val="none"/>
-          <w:bdr w:val="single" w:color="auto" w:sz="12" w:space="0"/>
-          <w:shd w:val="clear" w:fill="FFFFFF"/>
-        </w:rPr>
-        <w:fldChar w:fldCharType="begin"/>
-      </w:r>
-      <w:r>
-        <w:rPr>
-          <w:rFonts w:hint="eastAsia" w:ascii="宋体" w:hAnsi="宋体" w:eastAsia="宋体" w:cs="宋体"/>
-          <w:i w:val="0"/>
-          <w:iCs w:val="0"/>
-          <w:caps w:val="0"/>
-          <w:color w:val="3964FE"/>
-          <w:spacing w:val="0"/>
-          <w:sz w:val="24"/>
-          <w:szCs w:val="24"/>
-          <w:u w:val="none"/>
-          <w:bdr w:val="single" w:color="auto" w:sz="12" w:space="0"/>
-          <w:shd w:val="clear" w:fill="FFFFFF"/>
-        </w:rPr>
-        <w:instrText xml:space="preserve"> HYPERLINK "https://ieeexplore.ieee.org/abstract/document/11330530" \l "1" \t "https://chat.deepseek.com/a/chat/s/_blank" </w:instrText>
-      </w:r>
-      <w:r>
-        <w:rPr>
-          <w:rFonts w:hint="eastAsia" w:ascii="宋体" w:hAnsi="宋体" w:eastAsia="宋体" w:cs="宋体"/>
-          <w:i w:val="0"/>
-          <w:iCs w:val="0"/>
-          <w:caps w:val="0"/>
-          <w:color w:val="3964FE"/>
-          <w:spacing w:val="0"/>
-          <w:sz w:val="24"/>
-          <w:szCs w:val="24"/>
-          <w:u w:val="none"/>
-          <w:bdr w:val="single" w:color="auto" w:sz="12" w:space="0"/>
-          <w:shd w:val="clear" w:fill="FFFFFF"/>
-        </w:rPr>
-        <w:fldChar w:fldCharType="separate"/>
-      </w:r>
-      <w:r>
-        <w:rPr>
-          <w:rFonts w:hint="eastAsia" w:ascii="宋体" w:hAnsi="宋体" w:eastAsia="宋体" w:cs="宋体"/>
-          <w:i w:val="0"/>
-          <w:iCs w:val="0"/>
-          <w:caps w:val="0"/>
-          <w:color w:val="3964FE"/>
-          <w:spacing w:val="0"/>
-          <w:sz w:val="24"/>
-          <w:szCs w:val="24"/>
-          <w:u w:val="none"/>
-          <w:bdr w:val="single" w:color="auto" w:sz="12" w:space="0"/>
-          <w:shd w:val="clear" w:fill="FFFFFF"/>
-        </w:rPr>
-        <w:fldChar w:fldCharType="end"/>
-      </w:r>
-      <w:r>
-        <w:rPr>
-          <w:rFonts w:hint="eastAsia" w:ascii="宋体" w:hAnsi="宋体" w:eastAsia="宋体" w:cs="宋体"/>
-          <w:i w:val="0"/>
-          <w:iCs w:val="0"/>
-          <w:caps w:val="0"/>
-          <w:color w:val="0F1115"/>
-          <w:spacing w:val="0"/>
-          <w:sz w:val="24"/>
-          <w:szCs w:val="24"/>
-          <w:shd w:val="clear" w:fill="FFFFFF"/>
-        </w:rPr>
-        <w:t>：</w:t>
+        <w:t>由于流失客户仅占26.54%，存在一定的类别不平衡问题。采用SMOTE对训练数据中的少数类进行过采样，并将SMOTE放入模型Pipeline及交叉验证流程中，以避免数据泄漏：</w:t>
       </w:r>
     </w:p>
     <w:sdt>
@@ -17681,13 +17699,16 @@
         <w:textAlignment w:val="auto"/>
         <w:rPr>
           <w:rFonts w:hint="eastAsia" w:ascii="宋体" w:hAnsi="宋体" w:eastAsia="宋体" w:cs="宋体"/>
-          <w:i w:val="0"/>
-          <w:iCs w:val="0"/>
-          <w:caps w:val="0"/>
-          <w:color w:val="0F1115"/>
-          <w:spacing w:val="0"/>
-          <w:sz w:val="24"/>
-          <w:szCs w:val="24"/>
+          <w:b/>
+          <w:bCs/>
+          <w:i w:val="0"/>
+          <w:iCs w:val="0"/>
+          <w:caps w:val="0"/>
+          <w:color w:val="0F1115"/>
+          <w:spacing w:val="0"/>
+          <w:sz w:val="24"/>
+          <w:szCs w:val="24"/>
+          <w:shd w:val="clear" w:fill="FFFFFF"/>
         </w:rPr>
       </w:pPr>
       <w:r>
@@ -17715,8 +17736,15 @@
         <w:pageBreakBefore w:val="0"/>
         <w:widowControl/>
         <w:suppressLineNumbers w:val="0"/>
+        <w:pBdr>
+          <w:top w:val="none" w:color="auto" w:sz="0" w:space="0"/>
+          <w:left w:val="none" w:color="auto" w:sz="0" w:space="0"/>
+          <w:bottom w:val="none" w:color="auto" w:sz="0" w:space="0"/>
+          <w:right w:val="none" w:color="auto" w:sz="0" w:space="0"/>
+        </w:pBdr>
         <w:shd w:val="clear" w:fill="FFFFFF"/>
         <w:kinsoku/>
+        <w:wordWrap/>
         <w:overflowPunct/>
         <w:topLinePunct w:val="0"/>
         <w:autoSpaceDE/>
@@ -17726,9 +17754,10 @@
         <w:snapToGrid/>
         <w:spacing w:before="160" w:beforeAutospacing="0" w:after="160" w:afterAutospacing="0" w:line="400" w:lineRule="atLeast"/>
         <w:ind w:left="0" w:right="0" w:firstLine="0"/>
-        <w:textAlignment w:val="auto"/>
-        <w:rPr>
-          <w:rFonts w:hint="eastAsia" w:ascii="宋体" w:hAnsi="宋体" w:eastAsia="宋体" w:cs="宋体"/>
+        <w:jc w:val="both"/>
+        <w:textAlignment w:val="baseline"/>
+        <w:rPr>
+          <w:rFonts w:hint="default" w:ascii="宋体" w:hAnsi="宋体" w:eastAsia="宋体" w:cs="宋体"/>
           <w:i w:val="0"/>
           <w:iCs w:val="0"/>
           <w:caps w:val="0"/>
@@ -17751,127 +17780,168 @@
           <w:szCs w:val="24"/>
           <w:shd w:val="clear" w:fill="FFFFFF"/>
         </w:rPr>
-        <w:t>XGBoost作为一种高效的梯度提升算法，在流失预测任务中表现优异</w:t>
+        <w:t>XGBoost作为一种高效的梯度提升算法，用于与其他模型进行流失预测性能对比：</w:t>
       </w:r>
       <w:r>
         <w:rPr>
-          <w:rFonts w:hint="eastAsia" w:ascii="宋体" w:hAnsi="宋体" w:eastAsia="宋体" w:cs="宋体"/>
-          <w:i w:val="0"/>
-          <w:iCs w:val="0"/>
-          <w:caps w:val="0"/>
-          <w:color w:val="3964FE"/>
-          <w:spacing w:val="0"/>
-          <w:sz w:val="24"/>
-          <w:szCs w:val="24"/>
-          <w:u w:val="none"/>
-          <w:bdr w:val="single" w:color="auto" w:sz="12" w:space="0"/>
-          <w:shd w:val="clear" w:fill="FFFFFF"/>
-        </w:rPr>
-        <w:fldChar w:fldCharType="begin"/>
+          <w:rFonts w:hint="default" w:ascii="Calibri" w:hAnsi="Calibri" w:cs="Calibri"/>
+          <w:i w:val="0"/>
+          <w:iCs w:val="0"/>
+          <w:caps w:val="0"/>
+          <w:color w:val="000000"/>
+          <w:spacing w:val="0"/>
+          <w:sz w:val="24"/>
+          <w:szCs w:val="24"/>
+          <w:shd w:val="clear" w:fill="FFFFFF"/>
+          <w:vertAlign w:val="baseline"/>
+        </w:rPr>
+        <w:br w:type="textWrapping"/>
       </w:r>
       <w:r>
         <w:rPr>
-          <w:rFonts w:hint="eastAsia" w:ascii="宋体" w:hAnsi="宋体" w:eastAsia="宋体" w:cs="宋体"/>
-          <w:i w:val="0"/>
-          <w:iCs w:val="0"/>
-          <w:caps w:val="0"/>
-          <w:color w:val="3964FE"/>
-          <w:spacing w:val="0"/>
-          <w:sz w:val="24"/>
-          <w:szCs w:val="24"/>
-          <w:u w:val="none"/>
-          <w:bdr w:val="single" w:color="auto" w:sz="12" w:space="0"/>
-          <w:shd w:val="clear" w:fill="FFFFFF"/>
-        </w:rPr>
-        <w:instrText xml:space="preserve"> HYPERLINK "https://d.wanfangdata.com.cn/periodical/dnzsyjs-itrzyksb202434003" \t "https://chat.deepseek.com/a/chat/s/_blank" </w:instrText>
+          <w:rFonts w:hint="default" w:ascii="宋体" w:hAnsi="宋体" w:eastAsia="宋体" w:cs="宋体"/>
+          <w:b/>
+          <w:bCs/>
+          <w:i w:val="0"/>
+          <w:iCs w:val="0"/>
+          <w:caps w:val="0"/>
+          <w:color w:val="0F1115"/>
+          <w:spacing w:val="0"/>
+          <w:sz w:val="24"/>
+          <w:szCs w:val="24"/>
+          <w:shd w:val="clear" w:fill="FFFFFF"/>
+        </w:rPr>
+        <w:t>（4）LightGBM</w:t>
       </w:r>
       <w:r>
         <w:rPr>
-          <w:rFonts w:hint="eastAsia" w:ascii="宋体" w:hAnsi="宋体" w:eastAsia="宋体" w:cs="宋体"/>
-          <w:i w:val="0"/>
-          <w:iCs w:val="0"/>
-          <w:caps w:val="0"/>
-          <w:color w:val="3964FE"/>
-          <w:spacing w:val="0"/>
-          <w:sz w:val="24"/>
-          <w:szCs w:val="24"/>
-          <w:u w:val="none"/>
-          <w:bdr w:val="single" w:color="auto" w:sz="12" w:space="0"/>
-          <w:shd w:val="clear" w:fill="FFFFFF"/>
-        </w:rPr>
-        <w:fldChar w:fldCharType="separate"/>
+          <w:rFonts w:hint="default" w:ascii="宋体" w:hAnsi="宋体" w:eastAsia="宋体" w:cs="宋体"/>
+          <w:b/>
+          <w:bCs/>
+          <w:i w:val="0"/>
+          <w:iCs w:val="0"/>
+          <w:caps w:val="0"/>
+          <w:color w:val="0F1115"/>
+          <w:spacing w:val="0"/>
+          <w:sz w:val="24"/>
+          <w:szCs w:val="24"/>
+          <w:shd w:val="clear" w:fill="FFFFFF"/>
+        </w:rPr>
+        <w:br w:type="textWrapping"/>
       </w:r>
       <w:r>
         <w:rPr>
-          <w:rFonts w:hint="eastAsia" w:ascii="宋体" w:hAnsi="宋体" w:eastAsia="宋体" w:cs="宋体"/>
-          <w:i w:val="0"/>
-          <w:iCs w:val="0"/>
-          <w:caps w:val="0"/>
-          <w:color w:val="3964FE"/>
-          <w:spacing w:val="0"/>
-          <w:sz w:val="24"/>
-          <w:szCs w:val="24"/>
-          <w:u w:val="none"/>
-          <w:bdr w:val="single" w:color="auto" w:sz="12" w:space="0"/>
-          <w:shd w:val="clear" w:fill="FFFFFF"/>
-        </w:rPr>
-        <w:fldChar w:fldCharType="end"/>
+          <w:rFonts w:hint="default" w:ascii="宋体" w:hAnsi="宋体" w:eastAsia="宋体" w:cs="宋体"/>
+          <w:i w:val="0"/>
+          <w:iCs w:val="0"/>
+          <w:caps w:val="0"/>
+          <w:color w:val="0F1115"/>
+          <w:spacing w:val="0"/>
+          <w:sz w:val="24"/>
+          <w:szCs w:val="24"/>
+          <w:shd w:val="clear" w:fill="FFFFFF"/>
+        </w:rPr>
+        <w:t>LightGBM采用基于直方图的梯度提升决策树方法，具有训练效率高、适合处理高维特征等特点，本项目将其作为候选模型参与客户流失预测。</w:t>
       </w:r>
       <w:r>
         <w:rPr>
-          <w:rFonts w:hint="eastAsia" w:ascii="宋体" w:hAnsi="宋体" w:eastAsia="宋体" w:cs="宋体"/>
-          <w:i w:val="0"/>
-          <w:iCs w:val="0"/>
-          <w:caps w:val="0"/>
-          <w:color w:val="0F1115"/>
-          <w:spacing w:val="0"/>
-          <w:sz w:val="24"/>
-          <w:szCs w:val="24"/>
-          <w:shd w:val="clear" w:fill="FFFFFF"/>
-        </w:rPr>
-        <w:t>：</w:t>
+          <w:rFonts w:hint="default" w:ascii="宋体" w:hAnsi="宋体" w:eastAsia="宋体" w:cs="宋体"/>
+          <w:i w:val="0"/>
+          <w:iCs w:val="0"/>
+          <w:caps w:val="0"/>
+          <w:color w:val="0F1115"/>
+          <w:spacing w:val="0"/>
+          <w:sz w:val="24"/>
+          <w:szCs w:val="24"/>
+          <w:shd w:val="clear" w:fill="FFFFFF"/>
+        </w:rPr>
+        <w:br w:type="textWrapping"/>
+      </w:r>
+      <w:r>
+        <w:rPr>
+          <w:rFonts w:hint="default" w:ascii="宋体" w:hAnsi="宋体" w:eastAsia="宋体" w:cs="宋体"/>
+          <w:b/>
+          <w:bCs/>
+          <w:i w:val="0"/>
+          <w:iCs w:val="0"/>
+          <w:caps w:val="0"/>
+          <w:color w:val="0F1115"/>
+          <w:spacing w:val="0"/>
+          <w:sz w:val="24"/>
+          <w:szCs w:val="24"/>
+          <w:shd w:val="clear" w:fill="FFFFFF"/>
+        </w:rPr>
+        <w:t>（5）支持向量机（SVM）</w:t>
+      </w:r>
+      <w:r>
+        <w:rPr>
+          <w:rFonts w:hint="default" w:ascii="Calibri" w:hAnsi="Calibri" w:cs="Calibri"/>
+          <w:i w:val="0"/>
+          <w:iCs w:val="0"/>
+          <w:caps w:val="0"/>
+          <w:color w:val="000000"/>
+          <w:spacing w:val="0"/>
+          <w:sz w:val="24"/>
+          <w:szCs w:val="24"/>
+          <w:shd w:val="clear" w:fill="FFFFFF"/>
+          <w:vertAlign w:val="baseline"/>
+        </w:rPr>
+        <w:br w:type="textWrapping"/>
+      </w:r>
+      <w:r>
+        <w:rPr>
+          <w:rFonts w:hint="default" w:ascii="宋体" w:hAnsi="宋体" w:eastAsia="宋体" w:cs="宋体"/>
+          <w:i w:val="0"/>
+          <w:iCs w:val="0"/>
+          <w:caps w:val="0"/>
+          <w:color w:val="0F1115"/>
+          <w:spacing w:val="0"/>
+          <w:sz w:val="24"/>
+          <w:szCs w:val="24"/>
+          <w:shd w:val="clear" w:fill="FFFFFF"/>
+        </w:rPr>
+        <w:t>SVM通过寻找分类间隔较大的决策边界进行二分类预测，作为对比模型用于检验不同算法的适用性。</w:t>
       </w:r>
     </w:p>
     <w:sdt>
       <w:sdtPr>
         <w:rPr>
           <w:rFonts w:hint="eastAsia" w:ascii="Consolas" w:hAnsi="宋体" w:eastAsia="宋体" w:cs="宋体"/>
-          <w:i w:val="0"/>
-          <w:iCs w:val="0"/>
-          <w:caps w:val="0"/>
-          <w:color w:val="0F1115"/>
-          <w:spacing w:val="0"/>
-          <w:kern w:val="2"/>
+          <w:b/>
+          <w:bCs/>
+          <w:caps w:val="0"/>
+          <w:color w:val="0F1115"/>
+          <w:spacing w:val="0"/>
+          <w:kern w:val="0"/>
           <w:sz w:val="21"/>
           <w:szCs w:val="24"/>
           <w:shd w:val="clear"/>
-          <w:lang w:val="en-US" w:eastAsia="zh-CN" w:bidi="ar-SA"/>
-        </w:rPr>
-        <w:id w:val="147475711"/>
+          <w:lang w:val="en-US" w:eastAsia="zh-CN" w:bidi="ar"/>
+        </w:rPr>
+        <w:id w:val="147471011"/>
         <w:placeholder>
-          <w:docPart w:val="{f368b26d-d657-4093-8a73-f20ea4343717}"/>
+          <w:docPart w:val="{521beddc-71f7-46f0-8069-cf4f6c0136b2}"/>
         </w:placeholder>
         <w15:appearance w15:val="hidden"/>
       </w:sdtPr>
       <w:sdtEndPr>
         <w:rPr>
           <w:rFonts w:hint="eastAsia" w:ascii="Consolas" w:hAnsi="宋体" w:eastAsia="宋体" w:cs="宋体"/>
-          <w:i w:val="0"/>
-          <w:iCs w:val="0"/>
-          <w:caps w:val="0"/>
-          <w:color w:val="0F1115"/>
-          <w:spacing w:val="0"/>
-          <w:kern w:val="2"/>
+          <w:b/>
+          <w:bCs/>
+          <w:caps w:val="0"/>
+          <w:color w:val="0F1115"/>
+          <w:spacing w:val="0"/>
+          <w:kern w:val="0"/>
           <w:sz w:val="21"/>
           <w:szCs w:val="24"/>
           <w:shd w:val="clear"/>
-          <w:lang w:val="en-US" w:eastAsia="zh-CN" w:bidi="ar-SA"/>
+          <w:lang w:val="en-US" w:eastAsia="zh-CN" w:bidi="ar"/>
         </w:rPr>
       </w:sdtEndPr>
       <w:sdtContent>
         <w:p>
           <w:pPr>
-            <w:pStyle w:val="6"/>
             <w:keepNext w:val="0"/>
             <w:keepLines w:val="0"/>
             <w:pageBreakBefore w:val="0"/>
@@ -17886,140 +17956,140 @@
             <w:bidi w:val="0"/>
             <w:adjustRightInd/>
             <w:snapToGrid/>
-            <w:spacing w:before="160" w:beforeAutospacing="0" w:after="160" w:afterAutospacing="0" w:line="240" w:lineRule="auto"/>
+            <w:spacing w:before="320" w:beforeAutospacing="0" w:after="160" w:afterAutospacing="0" w:line="240" w:lineRule="auto"/>
             <w:ind w:left="420" w:leftChars="200" w:right="0" w:firstLine="0"/>
             <w:jc w:val="left"/>
             <w:textAlignment w:val="auto"/>
-            <w:rPr>
-              <w:rFonts w:hint="eastAsia" w:ascii="Consolas" w:hAnsi="宋体" w:eastAsia="宋体" w:cs="宋体"/>
-              <w:i w:val="0"/>
-              <w:iCs w:val="0"/>
-              <w:caps w:val="0"/>
-              <w:color w:val="252525"/>
-              <w:spacing w:val="0"/>
-              <w:kern w:val="2"/>
-              <w:sz w:val="21"/>
-              <w:szCs w:val="24"/>
-              <w:shd w:val="clear"/>
-              <w:lang w:val="en-US" w:eastAsia="zh-CN" w:bidi="ar-SA"/>
+            <w:outlineLvl w:val="9"/>
+            <w:rPr>
+              <w:rFonts w:hint="eastAsia" w:ascii="Consolas" w:hAnsi="宋体" w:eastAsia="宋体" w:cs="宋体"/>
+              <w:b/>
+              <w:bCs/>
+              <w:caps w:val="0"/>
+              <w:color w:val="252525"/>
+              <w:spacing w:val="0"/>
+              <w:kern w:val="0"/>
+              <w:sz w:val="21"/>
+              <w:szCs w:val="24"/>
+              <w:shd w:val="clear"/>
+              <w:lang w:val="en-US" w:eastAsia="zh-CN" w:bidi="ar"/>
             </w:rPr>
           </w:pPr>
           <w:r>
             <w:rPr>
               <w:rFonts w:hint="eastAsia" w:ascii="Consolas" w:hAnsi="宋体" w:eastAsia="宋体" w:cs="宋体"/>
-              <w:i w:val="0"/>
-              <w:iCs w:val="0"/>
+              <w:b/>
+              <w:bCs/>
               <w:caps w:val="0"/>
               <w:color w:val="1E5FC7"/>
               <w:spacing w:val="0"/>
-              <w:kern w:val="2"/>
-              <w:sz w:val="21"/>
-              <w:szCs w:val="24"/>
-              <w:shd w:val="clear"/>
-              <w:lang w:val="en-US" w:eastAsia="zh-CN" w:bidi="ar-SA"/>
+              <w:kern w:val="0"/>
+              <w:sz w:val="21"/>
+              <w:szCs w:val="24"/>
+              <w:shd w:val="clear"/>
+              <w:lang w:val="en-US" w:eastAsia="zh-CN" w:bidi="ar"/>
             </w:rPr>
             <w:t>import</w:t>
           </w:r>
           <w:r>
             <w:rPr>
               <w:rFonts w:hint="eastAsia" w:ascii="Consolas" w:hAnsi="宋体" w:eastAsia="宋体" w:cs="宋体"/>
-              <w:i w:val="0"/>
-              <w:iCs w:val="0"/>
-              <w:caps w:val="0"/>
-              <w:color w:val="252525"/>
-              <w:spacing w:val="0"/>
-              <w:kern w:val="2"/>
-              <w:sz w:val="21"/>
-              <w:szCs w:val="24"/>
-              <w:shd w:val="clear"/>
-              <w:lang w:val="en-US" w:eastAsia="zh-CN" w:bidi="ar-SA"/>
+              <w:b/>
+              <w:bCs/>
+              <w:caps w:val="0"/>
+              <w:color w:val="252525"/>
+              <w:spacing w:val="0"/>
+              <w:kern w:val="0"/>
+              <w:sz w:val="21"/>
+              <w:szCs w:val="24"/>
+              <w:shd w:val="clear"/>
+              <w:lang w:val="en-US" w:eastAsia="zh-CN" w:bidi="ar"/>
             </w:rPr>
             <w:t xml:space="preserve"> </w:t>
           </w:r>
           <w:r>
             <w:rPr>
               <w:rFonts w:hint="eastAsia" w:ascii="Consolas" w:hAnsi="宋体" w:eastAsia="宋体" w:cs="宋体"/>
-              <w:i w:val="0"/>
-              <w:iCs w:val="0"/>
+              <w:b/>
+              <w:bCs/>
               <w:caps w:val="0"/>
               <w:color w:val="C48200"/>
               <w:spacing w:val="0"/>
-              <w:kern w:val="2"/>
-              <w:sz w:val="21"/>
-              <w:szCs w:val="24"/>
-              <w:shd w:val="clear"/>
-              <w:lang w:val="en-US" w:eastAsia="zh-CN" w:bidi="ar-SA"/>
+              <w:kern w:val="0"/>
+              <w:sz w:val="21"/>
+              <w:szCs w:val="24"/>
+              <w:shd w:val="clear"/>
+              <w:lang w:val="en-US" w:eastAsia="zh-CN" w:bidi="ar"/>
             </w:rPr>
             <w:t>xgboost</w:t>
           </w:r>
           <w:r>
             <w:rPr>
               <w:rFonts w:hint="eastAsia" w:ascii="Consolas" w:hAnsi="宋体" w:eastAsia="宋体" w:cs="宋体"/>
-              <w:i w:val="0"/>
-              <w:iCs w:val="0"/>
-              <w:caps w:val="0"/>
-              <w:color w:val="252525"/>
-              <w:spacing w:val="0"/>
-              <w:kern w:val="2"/>
-              <w:sz w:val="21"/>
-              <w:szCs w:val="24"/>
-              <w:shd w:val="clear"/>
-              <w:lang w:val="en-US" w:eastAsia="zh-CN" w:bidi="ar-SA"/>
+              <w:b/>
+              <w:bCs/>
+              <w:caps w:val="0"/>
+              <w:color w:val="252525"/>
+              <w:spacing w:val="0"/>
+              <w:kern w:val="0"/>
+              <w:sz w:val="21"/>
+              <w:szCs w:val="24"/>
+              <w:shd w:val="clear"/>
+              <w:lang w:val="en-US" w:eastAsia="zh-CN" w:bidi="ar"/>
             </w:rPr>
             <w:t xml:space="preserve"> </w:t>
           </w:r>
           <w:r>
             <w:rPr>
               <w:rFonts w:hint="eastAsia" w:ascii="Consolas" w:hAnsi="宋体" w:eastAsia="宋体" w:cs="宋体"/>
-              <w:i w:val="0"/>
-              <w:iCs w:val="0"/>
+              <w:b/>
+              <w:bCs/>
               <w:caps w:val="0"/>
               <w:color w:val="682AEF"/>
               <w:spacing w:val="0"/>
-              <w:kern w:val="2"/>
-              <w:sz w:val="21"/>
-              <w:szCs w:val="24"/>
-              <w:shd w:val="clear"/>
-              <w:lang w:val="en-US" w:eastAsia="zh-CN" w:bidi="ar-SA"/>
+              <w:kern w:val="0"/>
+              <w:sz w:val="21"/>
+              <w:szCs w:val="24"/>
+              <w:shd w:val="clear"/>
+              <w:lang w:val="en-US" w:eastAsia="zh-CN" w:bidi="ar"/>
             </w:rPr>
             <w:t>as</w:t>
           </w:r>
           <w:r>
             <w:rPr>
               <w:rFonts w:hint="eastAsia" w:ascii="Consolas" w:hAnsi="宋体" w:eastAsia="宋体" w:cs="宋体"/>
-              <w:i w:val="0"/>
-              <w:iCs w:val="0"/>
-              <w:caps w:val="0"/>
-              <w:color w:val="252525"/>
-              <w:spacing w:val="0"/>
-              <w:kern w:val="2"/>
-              <w:sz w:val="21"/>
-              <w:szCs w:val="24"/>
-              <w:shd w:val="clear"/>
-              <w:lang w:val="en-US" w:eastAsia="zh-CN" w:bidi="ar-SA"/>
+              <w:b/>
+              <w:bCs/>
+              <w:caps w:val="0"/>
+              <w:color w:val="252525"/>
+              <w:spacing w:val="0"/>
+              <w:kern w:val="0"/>
+              <w:sz w:val="21"/>
+              <w:szCs w:val="24"/>
+              <w:shd w:val="clear"/>
+              <w:lang w:val="en-US" w:eastAsia="zh-CN" w:bidi="ar"/>
             </w:rPr>
             <w:t xml:space="preserve"> </w:t>
           </w:r>
           <w:r>
             <w:rPr>
               <w:rFonts w:hint="eastAsia" w:ascii="Consolas" w:hAnsi="宋体" w:eastAsia="宋体" w:cs="宋体"/>
-              <w:i w:val="0"/>
-              <w:iCs w:val="0"/>
+              <w:b/>
+              <w:bCs/>
               <w:caps w:val="0"/>
               <w:color w:val="BB2726"/>
               <w:spacing w:val="0"/>
-              <w:kern w:val="2"/>
-              <w:sz w:val="21"/>
-              <w:szCs w:val="24"/>
-              <w:shd w:val="clear"/>
-              <w:lang w:val="en-US" w:eastAsia="zh-CN" w:bidi="ar-SA"/>
+              <w:kern w:val="0"/>
+              <w:sz w:val="21"/>
+              <w:szCs w:val="24"/>
+              <w:shd w:val="clear"/>
+              <w:lang w:val="en-US" w:eastAsia="zh-CN" w:bidi="ar"/>
             </w:rPr>
             <w:t>xgb</w:t>
           </w:r>
         </w:p>
         <w:p>
           <w:pPr>
-            <w:pStyle w:val="6"/>
             <w:keepNext w:val="0"/>
             <w:keepLines w:val="0"/>
             <w:pageBreakBefore w:val="0"/>
@@ -18034,28 +18104,124 @@
             <w:bidi w:val="0"/>
             <w:adjustRightInd/>
             <w:snapToGrid/>
-            <w:spacing w:before="160" w:beforeAutospacing="0" w:after="160" w:afterAutospacing="0" w:line="240" w:lineRule="auto"/>
+            <w:spacing w:before="320" w:beforeAutospacing="0" w:after="160" w:afterAutospacing="0" w:line="240" w:lineRule="auto"/>
             <w:ind w:left="420" w:leftChars="200" w:right="0" w:firstLine="0"/>
             <w:jc w:val="left"/>
             <w:textAlignment w:val="auto"/>
-            <w:rPr>
-              <w:rFonts w:hint="eastAsia" w:ascii="Consolas" w:hAnsi="宋体" w:eastAsia="宋体" w:cs="宋体"/>
-              <w:i w:val="0"/>
-              <w:iCs w:val="0"/>
-              <w:caps w:val="0"/>
-              <w:color w:val="252525"/>
-              <w:spacing w:val="0"/>
-              <w:kern w:val="2"/>
-              <w:sz w:val="21"/>
-              <w:szCs w:val="24"/>
-              <w:shd w:val="clear"/>
-              <w:lang w:val="en-US" w:eastAsia="zh-CN" w:bidi="ar-SA"/>
+            <w:outlineLvl w:val="9"/>
+            <w:rPr>
+              <w:rFonts w:hint="eastAsia" w:ascii="Consolas" w:hAnsi="宋体" w:eastAsia="宋体" w:cs="宋体"/>
+              <w:b/>
+              <w:bCs/>
+              <w:caps w:val="0"/>
+              <w:color w:val="252525"/>
+              <w:spacing w:val="0"/>
+              <w:kern w:val="0"/>
+              <w:sz w:val="21"/>
+              <w:szCs w:val="24"/>
+              <w:shd w:val="clear"/>
+              <w:lang w:val="en-US" w:eastAsia="zh-CN" w:bidi="ar"/>
             </w:rPr>
           </w:pPr>
+          <w:r>
+            <w:rPr>
+              <w:rFonts w:hint="eastAsia" w:ascii="Consolas" w:hAnsi="宋体" w:eastAsia="宋体" w:cs="宋体"/>
+              <w:b/>
+              <w:bCs/>
+              <w:caps w:val="0"/>
+              <w:color w:val="BB2726"/>
+              <w:spacing w:val="0"/>
+              <w:kern w:val="0"/>
+              <w:sz w:val="21"/>
+              <w:szCs w:val="24"/>
+              <w:shd w:val="clear"/>
+              <w:lang w:val="en-US" w:eastAsia="zh-CN" w:bidi="ar"/>
+            </w:rPr>
+            <w:t>xgb_model</w:t>
+          </w:r>
+          <w:r>
+            <w:rPr>
+              <w:rFonts w:hint="eastAsia" w:ascii="Consolas" w:hAnsi="宋体" w:eastAsia="宋体" w:cs="宋体"/>
+              <w:b/>
+              <w:bCs/>
+              <w:caps w:val="0"/>
+              <w:color w:val="252525"/>
+              <w:spacing w:val="0"/>
+              <w:kern w:val="0"/>
+              <w:sz w:val="21"/>
+              <w:szCs w:val="24"/>
+              <w:shd w:val="clear"/>
+              <w:lang w:val="en-US" w:eastAsia="zh-CN" w:bidi="ar"/>
+            </w:rPr>
+            <w:t xml:space="preserve"> = </w:t>
+          </w:r>
+          <w:r>
+            <w:rPr>
+              <w:rFonts w:hint="eastAsia" w:ascii="Consolas" w:hAnsi="宋体" w:eastAsia="宋体" w:cs="宋体"/>
+              <w:b/>
+              <w:bCs/>
+              <w:caps w:val="0"/>
+              <w:color w:val="BB2726"/>
+              <w:spacing w:val="0"/>
+              <w:kern w:val="0"/>
+              <w:sz w:val="21"/>
+              <w:szCs w:val="24"/>
+              <w:shd w:val="clear"/>
+              <w:lang w:val="en-US" w:eastAsia="zh-CN" w:bidi="ar"/>
+            </w:rPr>
+            <w:t>xgb</w:t>
+          </w:r>
+          <w:r>
+            <w:rPr>
+              <w:rFonts w:hint="eastAsia" w:ascii="Consolas" w:hAnsi="宋体" w:eastAsia="宋体" w:cs="宋体"/>
+              <w:b/>
+              <w:bCs/>
+              <w:caps w:val="0"/>
+              <w:color w:val="252525"/>
+              <w:spacing w:val="0"/>
+              <w:kern w:val="0"/>
+              <w:sz w:val="21"/>
+              <w:szCs w:val="24"/>
+              <w:shd w:val="clear"/>
+              <w:lang w:val="en-US" w:eastAsia="zh-CN" w:bidi="ar"/>
+            </w:rPr>
+            <w:t>.</w:t>
+          </w:r>
+          <w:r>
+            <w:rPr>
+              <w:rFonts w:hint="eastAsia" w:ascii="Consolas" w:hAnsi="宋体" w:eastAsia="宋体" w:cs="宋体"/>
+              <w:b/>
+              <w:bCs/>
+              <w:caps w:val="0"/>
+              <w:color w:val="BB2726"/>
+              <w:spacing w:val="0"/>
+              <w:kern w:val="0"/>
+              <w:sz w:val="21"/>
+              <w:szCs w:val="24"/>
+              <w:shd w:val="clear"/>
+              <w:lang w:val="en-US" w:eastAsia="zh-CN" w:bidi="ar"/>
+            </w:rPr>
+            <w:t>XGBClassifier</w:t>
+          </w:r>
+          <w:r>
+            <w:rPr>
+              <w:rFonts w:hint="eastAsia" w:ascii="Consolas" w:hAnsi="宋体" w:eastAsia="宋体" w:cs="宋体"/>
+              <w:b/>
+              <w:bCs/>
+              <w:caps w:val="0"/>
+              <w:color w:val="252525"/>
+              <w:spacing w:val="0"/>
+              <w:kern w:val="0"/>
+              <w:sz w:val="21"/>
+              <w:szCs w:val="24"/>
+              <w:shd w:val="clear"/>
+              <w:lang w:val="en-US" w:eastAsia="zh-CN" w:bidi="ar"/>
+            </w:rPr>
+            <w:t>(</w:t>
+          </w:r>
         </w:p>
         <w:p>
           <w:pPr>
-            <w:pStyle w:val="6"/>
             <w:keepNext w:val="0"/>
             <w:keepLines w:val="0"/>
             <w:pageBreakBefore w:val="0"/>
@@ -18070,124 +18236,92 @@
             <w:bidi w:val="0"/>
             <w:adjustRightInd/>
             <w:snapToGrid/>
-            <w:spacing w:before="160" w:beforeAutospacing="0" w:after="160" w:afterAutospacing="0" w:line="240" w:lineRule="auto"/>
+            <w:spacing w:before="320" w:beforeAutospacing="0" w:after="160" w:afterAutospacing="0" w:line="240" w:lineRule="auto"/>
             <w:ind w:left="420" w:leftChars="200" w:right="0" w:firstLine="0"/>
             <w:jc w:val="left"/>
             <w:textAlignment w:val="auto"/>
-            <w:rPr>
-              <w:rFonts w:hint="eastAsia" w:ascii="Consolas" w:hAnsi="宋体" w:eastAsia="宋体" w:cs="宋体"/>
-              <w:i w:val="0"/>
-              <w:iCs w:val="0"/>
-              <w:caps w:val="0"/>
-              <w:color w:val="252525"/>
-              <w:spacing w:val="0"/>
-              <w:kern w:val="2"/>
-              <w:sz w:val="21"/>
-              <w:szCs w:val="24"/>
-              <w:shd w:val="clear"/>
-              <w:lang w:val="en-US" w:eastAsia="zh-CN" w:bidi="ar-SA"/>
+            <w:outlineLvl w:val="9"/>
+            <w:rPr>
+              <w:rFonts w:hint="eastAsia" w:ascii="Consolas" w:hAnsi="宋体" w:eastAsia="宋体" w:cs="宋体"/>
+              <w:b/>
+              <w:bCs/>
+              <w:caps w:val="0"/>
+              <w:color w:val="252525"/>
+              <w:spacing w:val="0"/>
+              <w:kern w:val="0"/>
+              <w:sz w:val="21"/>
+              <w:szCs w:val="24"/>
+              <w:shd w:val="clear"/>
+              <w:lang w:val="en-US" w:eastAsia="zh-CN" w:bidi="ar"/>
             </w:rPr>
           </w:pPr>
           <w:r>
             <w:rPr>
               <w:rFonts w:hint="eastAsia" w:ascii="Consolas" w:hAnsi="宋体" w:eastAsia="宋体" w:cs="宋体"/>
-              <w:i w:val="0"/>
-              <w:iCs w:val="0"/>
+              <w:b/>
+              <w:bCs/>
               <w:caps w:val="0"/>
               <w:color w:val="BB2726"/>
               <w:spacing w:val="0"/>
-              <w:kern w:val="2"/>
-              <w:sz w:val="21"/>
-              <w:szCs w:val="24"/>
-              <w:shd w:val="clear"/>
-              <w:lang w:val="en-US" w:eastAsia="zh-CN" w:bidi="ar-SA"/>
-            </w:rPr>
-            <w:t>xgb_model</w:t>
-          </w:r>
-          <w:r>
-            <w:rPr>
-              <w:rFonts w:hint="eastAsia" w:ascii="Consolas" w:hAnsi="宋体" w:eastAsia="宋体" w:cs="宋体"/>
-              <w:i w:val="0"/>
-              <w:iCs w:val="0"/>
-              <w:caps w:val="0"/>
-              <w:color w:val="252525"/>
-              <w:spacing w:val="0"/>
-              <w:kern w:val="2"/>
-              <w:sz w:val="21"/>
-              <w:szCs w:val="24"/>
-              <w:shd w:val="clear"/>
-              <w:lang w:val="en-US" w:eastAsia="zh-CN" w:bidi="ar-SA"/>
-            </w:rPr>
-            <w:t xml:space="preserve"> = </w:t>
-          </w:r>
-          <w:r>
-            <w:rPr>
-              <w:rFonts w:hint="eastAsia" w:ascii="Consolas" w:hAnsi="宋体" w:eastAsia="宋体" w:cs="宋体"/>
-              <w:i w:val="0"/>
-              <w:iCs w:val="0"/>
-              <w:caps w:val="0"/>
-              <w:color w:val="BB2726"/>
-              <w:spacing w:val="0"/>
-              <w:kern w:val="2"/>
-              <w:sz w:val="21"/>
-              <w:szCs w:val="24"/>
-              <w:shd w:val="clear"/>
-              <w:lang w:val="en-US" w:eastAsia="zh-CN" w:bidi="ar-SA"/>
-            </w:rPr>
-            <w:t>xgb</w:t>
-          </w:r>
-          <w:r>
-            <w:rPr>
-              <w:rFonts w:hint="eastAsia" w:ascii="Consolas" w:hAnsi="宋体" w:eastAsia="宋体" w:cs="宋体"/>
-              <w:i w:val="0"/>
-              <w:iCs w:val="0"/>
-              <w:caps w:val="0"/>
-              <w:color w:val="252525"/>
-              <w:spacing w:val="0"/>
-              <w:kern w:val="2"/>
-              <w:sz w:val="21"/>
-              <w:szCs w:val="24"/>
-              <w:shd w:val="clear"/>
-              <w:lang w:val="en-US" w:eastAsia="zh-CN" w:bidi="ar-SA"/>
-            </w:rPr>
-            <w:t>.</w:t>
-          </w:r>
-          <w:r>
-            <w:rPr>
-              <w:rFonts w:hint="eastAsia" w:ascii="Consolas" w:hAnsi="宋体" w:eastAsia="宋体" w:cs="宋体"/>
-              <w:i w:val="0"/>
-              <w:iCs w:val="0"/>
-              <w:caps w:val="0"/>
-              <w:color w:val="BB2726"/>
-              <w:spacing w:val="0"/>
-              <w:kern w:val="2"/>
-              <w:sz w:val="21"/>
-              <w:szCs w:val="24"/>
-              <w:shd w:val="clear"/>
-              <w:lang w:val="en-US" w:eastAsia="zh-CN" w:bidi="ar-SA"/>
-            </w:rPr>
-            <w:t>XGBClassifier</w:t>
-          </w:r>
-          <w:r>
-            <w:rPr>
-              <w:rFonts w:hint="eastAsia" w:ascii="Consolas" w:hAnsi="宋体" w:eastAsia="宋体" w:cs="宋体"/>
-              <w:i w:val="0"/>
-              <w:iCs w:val="0"/>
-              <w:caps w:val="0"/>
-              <w:color w:val="252525"/>
-              <w:spacing w:val="0"/>
-              <w:kern w:val="2"/>
-              <w:sz w:val="21"/>
-              <w:szCs w:val="24"/>
-              <w:shd w:val="clear"/>
-              <w:lang w:val="en-US" w:eastAsia="zh-CN" w:bidi="ar-SA"/>
-            </w:rPr>
-            <w:t>(</w:t>
+              <w:kern w:val="0"/>
+              <w:sz w:val="21"/>
+              <w:szCs w:val="24"/>
+              <w:shd w:val="clear"/>
+              <w:lang w:val="en-US" w:eastAsia="zh-CN" w:bidi="ar"/>
+            </w:rPr>
+            <w:t>n_estimators</w:t>
+          </w:r>
+          <w:r>
+            <w:rPr>
+              <w:rFonts w:hint="eastAsia" w:ascii="Consolas" w:hAnsi="宋体" w:eastAsia="宋体" w:cs="宋体"/>
+              <w:b/>
+              <w:bCs/>
+              <w:caps w:val="0"/>
+              <w:color w:val="252525"/>
+              <w:spacing w:val="0"/>
+              <w:kern w:val="0"/>
+              <w:sz w:val="21"/>
+              <w:szCs w:val="24"/>
+              <w:shd w:val="clear"/>
+              <w:lang w:val="en-US" w:eastAsia="zh-CN" w:bidi="ar"/>
+            </w:rPr>
+            <w:t>=</w:t>
+          </w:r>
+          <w:r>
+            <w:rPr>
+              <w:rFonts w:hint="eastAsia" w:ascii="Consolas" w:hAnsi="宋体" w:eastAsia="宋体" w:cs="宋体"/>
+              <w:b/>
+              <w:bCs/>
+              <w:caps w:val="0"/>
+              <w:color w:val="C48200"/>
+              <w:spacing w:val="0"/>
+              <w:kern w:val="0"/>
+              <w:sz w:val="21"/>
+              <w:szCs w:val="24"/>
+              <w:shd w:val="clear"/>
+              <w:lang w:val="en-US" w:eastAsia="zh-CN" w:bidi="ar"/>
+            </w:rPr>
+            <w:t>100</w:t>
+          </w:r>
+          <w:r>
+            <w:rPr>
+              <w:rFonts w:hint="eastAsia" w:ascii="Consolas" w:hAnsi="宋体" w:eastAsia="宋体" w:cs="宋体"/>
+              <w:b/>
+              <w:bCs/>
+              <w:caps w:val="0"/>
+              <w:color w:val="252525"/>
+              <w:spacing w:val="0"/>
+              <w:kern w:val="0"/>
+              <w:sz w:val="21"/>
+              <w:szCs w:val="24"/>
+              <w:shd w:val="clear"/>
+              <w:lang w:val="en-US" w:eastAsia="zh-CN" w:bidi="ar"/>
+            </w:rPr>
+            <w:t>,</w:t>
           </w:r>
         </w:p>
         <w:p>
           <w:pPr>
-            <w:pStyle w:val="6"/>
             <w:keepNext w:val="0"/>
             <w:keepLines w:val="0"/>
             <w:pageBreakBefore w:val="0"/>
@@ -18202,108 +18336,92 @@
             <w:bidi w:val="0"/>
             <w:adjustRightInd/>
             <w:snapToGrid/>
-            <w:spacing w:before="160" w:beforeAutospacing="0" w:after="160" w:afterAutospacing="0" w:line="240" w:lineRule="auto"/>
+            <w:spacing w:before="320" w:beforeAutospacing="0" w:after="160" w:afterAutospacing="0" w:line="240" w:lineRule="auto"/>
             <w:ind w:left="420" w:leftChars="200" w:right="0" w:firstLine="0"/>
             <w:jc w:val="left"/>
             <w:textAlignment w:val="auto"/>
-            <w:rPr>
-              <w:rFonts w:hint="eastAsia" w:ascii="Consolas" w:hAnsi="宋体" w:eastAsia="宋体" w:cs="宋体"/>
-              <w:i w:val="0"/>
-              <w:iCs w:val="0"/>
-              <w:caps w:val="0"/>
-              <w:color w:val="252525"/>
-              <w:spacing w:val="0"/>
-              <w:kern w:val="2"/>
-              <w:sz w:val="21"/>
-              <w:szCs w:val="24"/>
-              <w:shd w:val="clear"/>
-              <w:lang w:val="en-US" w:eastAsia="zh-CN" w:bidi="ar-SA"/>
+            <w:outlineLvl w:val="9"/>
+            <w:rPr>
+              <w:rFonts w:hint="eastAsia" w:ascii="Consolas" w:hAnsi="宋体" w:eastAsia="宋体" w:cs="宋体"/>
+              <w:b/>
+              <w:bCs/>
+              <w:caps w:val="0"/>
+              <w:color w:val="252525"/>
+              <w:spacing w:val="0"/>
+              <w:kern w:val="0"/>
+              <w:sz w:val="21"/>
+              <w:szCs w:val="24"/>
+              <w:shd w:val="clear"/>
+              <w:lang w:val="en-US" w:eastAsia="zh-CN" w:bidi="ar"/>
             </w:rPr>
           </w:pPr>
           <w:r>
             <w:rPr>
               <w:rFonts w:hint="eastAsia" w:ascii="Consolas" w:hAnsi="宋体" w:eastAsia="宋体" w:cs="宋体"/>
-              <w:i w:val="0"/>
-              <w:iCs w:val="0"/>
-              <w:caps w:val="0"/>
-              <w:color w:val="252525"/>
-              <w:spacing w:val="0"/>
-              <w:kern w:val="2"/>
-              <w:sz w:val="21"/>
-              <w:szCs w:val="24"/>
-              <w:shd w:val="clear"/>
-              <w:lang w:val="en-US" w:eastAsia="zh-CN" w:bidi="ar-SA"/>
-            </w:rPr>
-            <w:t xml:space="preserve">    </w:t>
-          </w:r>
-          <w:r>
-            <w:rPr>
-              <w:rFonts w:hint="eastAsia" w:ascii="Consolas" w:hAnsi="宋体" w:eastAsia="宋体" w:cs="宋体"/>
-              <w:i w:val="0"/>
-              <w:iCs w:val="0"/>
+              <w:b/>
+              <w:bCs/>
               <w:caps w:val="0"/>
               <w:color w:val="BB2726"/>
               <w:spacing w:val="0"/>
-              <w:kern w:val="2"/>
-              <w:sz w:val="21"/>
-              <w:szCs w:val="24"/>
-              <w:shd w:val="clear"/>
-              <w:lang w:val="en-US" w:eastAsia="zh-CN" w:bidi="ar-SA"/>
-            </w:rPr>
-            <w:t>n_estimators</w:t>
-          </w:r>
-          <w:r>
-            <w:rPr>
-              <w:rFonts w:hint="eastAsia" w:ascii="Consolas" w:hAnsi="宋体" w:eastAsia="宋体" w:cs="宋体"/>
-              <w:i w:val="0"/>
-              <w:iCs w:val="0"/>
-              <w:caps w:val="0"/>
-              <w:color w:val="252525"/>
-              <w:spacing w:val="0"/>
-              <w:kern w:val="2"/>
-              <w:sz w:val="21"/>
-              <w:szCs w:val="24"/>
-              <w:shd w:val="clear"/>
-              <w:lang w:val="en-US" w:eastAsia="zh-CN" w:bidi="ar-SA"/>
+              <w:kern w:val="0"/>
+              <w:sz w:val="21"/>
+              <w:szCs w:val="24"/>
+              <w:shd w:val="clear"/>
+              <w:lang w:val="en-US" w:eastAsia="zh-CN" w:bidi="ar"/>
+            </w:rPr>
+            <w:t>learning_rate</w:t>
+          </w:r>
+          <w:r>
+            <w:rPr>
+              <w:rFonts w:hint="eastAsia" w:ascii="Consolas" w:hAnsi="宋体" w:eastAsia="宋体" w:cs="宋体"/>
+              <w:b/>
+              <w:bCs/>
+              <w:caps w:val="0"/>
+              <w:color w:val="252525"/>
+              <w:spacing w:val="0"/>
+              <w:kern w:val="0"/>
+              <w:sz w:val="21"/>
+              <w:szCs w:val="24"/>
+              <w:shd w:val="clear"/>
+              <w:lang w:val="en-US" w:eastAsia="zh-CN" w:bidi="ar"/>
             </w:rPr>
             <w:t>=</w:t>
           </w:r>
           <w:r>
             <w:rPr>
               <w:rFonts w:hint="eastAsia" w:ascii="Consolas" w:hAnsi="宋体" w:eastAsia="宋体" w:cs="宋体"/>
-              <w:i w:val="0"/>
-              <w:iCs w:val="0"/>
+              <w:b/>
+              <w:bCs/>
               <w:caps w:val="0"/>
               <w:color w:val="C48200"/>
               <w:spacing w:val="0"/>
-              <w:kern w:val="2"/>
-              <w:sz w:val="21"/>
-              <w:szCs w:val="24"/>
-              <w:shd w:val="clear"/>
-              <w:lang w:val="en-US" w:eastAsia="zh-CN" w:bidi="ar-SA"/>
-            </w:rPr>
-            <w:t>100</w:t>
-          </w:r>
-          <w:r>
-            <w:rPr>
-              <w:rFonts w:hint="eastAsia" w:ascii="Consolas" w:hAnsi="宋体" w:eastAsia="宋体" w:cs="宋体"/>
-              <w:i w:val="0"/>
-              <w:iCs w:val="0"/>
-              <w:caps w:val="0"/>
-              <w:color w:val="252525"/>
-              <w:spacing w:val="0"/>
-              <w:kern w:val="2"/>
-              <w:sz w:val="21"/>
-              <w:szCs w:val="24"/>
-              <w:shd w:val="clear"/>
-              <w:lang w:val="en-US" w:eastAsia="zh-CN" w:bidi="ar-SA"/>
+              <w:kern w:val="0"/>
+              <w:sz w:val="21"/>
+              <w:szCs w:val="24"/>
+              <w:shd w:val="clear"/>
+              <w:lang w:val="en-US" w:eastAsia="zh-CN" w:bidi="ar"/>
+            </w:rPr>
+            <w:t>0.1</w:t>
+          </w:r>
+          <w:r>
+            <w:rPr>
+              <w:rFonts w:hint="eastAsia" w:ascii="Consolas" w:hAnsi="宋体" w:eastAsia="宋体" w:cs="宋体"/>
+              <w:b/>
+              <w:bCs/>
+              <w:caps w:val="0"/>
+              <w:color w:val="252525"/>
+              <w:spacing w:val="0"/>
+              <w:kern w:val="0"/>
+              <w:sz w:val="21"/>
+              <w:szCs w:val="24"/>
+              <w:shd w:val="clear"/>
+              <w:lang w:val="en-US" w:eastAsia="zh-CN" w:bidi="ar"/>
             </w:rPr>
             <w:t>,</w:t>
           </w:r>
         </w:p>
         <w:p>
           <w:pPr>
-            <w:pStyle w:val="6"/>
             <w:keepNext w:val="0"/>
             <w:keepLines w:val="0"/>
             <w:pageBreakBefore w:val="0"/>
@@ -18318,108 +18436,92 @@
             <w:bidi w:val="0"/>
             <w:adjustRightInd/>
             <w:snapToGrid/>
-            <w:spacing w:before="160" w:beforeAutospacing="0" w:after="160" w:afterAutospacing="0" w:line="240" w:lineRule="auto"/>
+            <w:spacing w:before="320" w:beforeAutospacing="0" w:after="160" w:afterAutospacing="0" w:line="240" w:lineRule="auto"/>
             <w:ind w:left="420" w:leftChars="200" w:right="0" w:firstLine="0"/>
             <w:jc w:val="left"/>
             <w:textAlignment w:val="auto"/>
-            <w:rPr>
-              <w:rFonts w:hint="eastAsia" w:ascii="Consolas" w:hAnsi="宋体" w:eastAsia="宋体" w:cs="宋体"/>
-              <w:i w:val="0"/>
-              <w:iCs w:val="0"/>
-              <w:caps w:val="0"/>
-              <w:color w:val="252525"/>
-              <w:spacing w:val="0"/>
-              <w:kern w:val="2"/>
-              <w:sz w:val="21"/>
-              <w:szCs w:val="24"/>
-              <w:shd w:val="clear"/>
-              <w:lang w:val="en-US" w:eastAsia="zh-CN" w:bidi="ar-SA"/>
+            <w:outlineLvl w:val="9"/>
+            <w:rPr>
+              <w:rFonts w:hint="eastAsia" w:ascii="Consolas" w:hAnsi="宋体" w:eastAsia="宋体" w:cs="宋体"/>
+              <w:b/>
+              <w:bCs/>
+              <w:caps w:val="0"/>
+              <w:color w:val="252525"/>
+              <w:spacing w:val="0"/>
+              <w:kern w:val="0"/>
+              <w:sz w:val="21"/>
+              <w:szCs w:val="24"/>
+              <w:shd w:val="clear"/>
+              <w:lang w:val="en-US" w:eastAsia="zh-CN" w:bidi="ar"/>
             </w:rPr>
           </w:pPr>
           <w:r>
             <w:rPr>
               <w:rFonts w:hint="eastAsia" w:ascii="Consolas" w:hAnsi="宋体" w:eastAsia="宋体" w:cs="宋体"/>
-              <w:i w:val="0"/>
-              <w:iCs w:val="0"/>
-              <w:caps w:val="0"/>
-              <w:color w:val="252525"/>
-              <w:spacing w:val="0"/>
-              <w:kern w:val="2"/>
-              <w:sz w:val="21"/>
-              <w:szCs w:val="24"/>
-              <w:shd w:val="clear"/>
-              <w:lang w:val="en-US" w:eastAsia="zh-CN" w:bidi="ar-SA"/>
-            </w:rPr>
-            <w:t xml:space="preserve">    </w:t>
-          </w:r>
-          <w:r>
-            <w:rPr>
-              <w:rFonts w:hint="eastAsia" w:ascii="Consolas" w:hAnsi="宋体" w:eastAsia="宋体" w:cs="宋体"/>
-              <w:i w:val="0"/>
-              <w:iCs w:val="0"/>
+              <w:b/>
+              <w:bCs/>
               <w:caps w:val="0"/>
               <w:color w:val="BB2726"/>
               <w:spacing w:val="0"/>
-              <w:kern w:val="2"/>
-              <w:sz w:val="21"/>
-              <w:szCs w:val="24"/>
-              <w:shd w:val="clear"/>
-              <w:lang w:val="en-US" w:eastAsia="zh-CN" w:bidi="ar-SA"/>
-            </w:rPr>
-            <w:t>learning_rate</w:t>
-          </w:r>
-          <w:r>
-            <w:rPr>
-              <w:rFonts w:hint="eastAsia" w:ascii="Consolas" w:hAnsi="宋体" w:eastAsia="宋体" w:cs="宋体"/>
-              <w:i w:val="0"/>
-              <w:iCs w:val="0"/>
-              <w:caps w:val="0"/>
-              <w:color w:val="252525"/>
-              <w:spacing w:val="0"/>
-              <w:kern w:val="2"/>
-              <w:sz w:val="21"/>
-              <w:szCs w:val="24"/>
-              <w:shd w:val="clear"/>
-              <w:lang w:val="en-US" w:eastAsia="zh-CN" w:bidi="ar-SA"/>
+              <w:kern w:val="0"/>
+              <w:sz w:val="21"/>
+              <w:szCs w:val="24"/>
+              <w:shd w:val="clear"/>
+              <w:lang w:val="en-US" w:eastAsia="zh-CN" w:bidi="ar"/>
+            </w:rPr>
+            <w:t>max_depth</w:t>
+          </w:r>
+          <w:r>
+            <w:rPr>
+              <w:rFonts w:hint="eastAsia" w:ascii="Consolas" w:hAnsi="宋体" w:eastAsia="宋体" w:cs="宋体"/>
+              <w:b/>
+              <w:bCs/>
+              <w:caps w:val="0"/>
+              <w:color w:val="252525"/>
+              <w:spacing w:val="0"/>
+              <w:kern w:val="0"/>
+              <w:sz w:val="21"/>
+              <w:szCs w:val="24"/>
+              <w:shd w:val="clear"/>
+              <w:lang w:val="en-US" w:eastAsia="zh-CN" w:bidi="ar"/>
             </w:rPr>
             <w:t>=</w:t>
           </w:r>
           <w:r>
             <w:rPr>
               <w:rFonts w:hint="eastAsia" w:ascii="Consolas" w:hAnsi="宋体" w:eastAsia="宋体" w:cs="宋体"/>
-              <w:i w:val="0"/>
-              <w:iCs w:val="0"/>
+              <w:b/>
+              <w:bCs/>
               <w:caps w:val="0"/>
               <w:color w:val="C48200"/>
               <w:spacing w:val="0"/>
-              <w:kern w:val="2"/>
-              <w:sz w:val="21"/>
-              <w:szCs w:val="24"/>
-              <w:shd w:val="clear"/>
-              <w:lang w:val="en-US" w:eastAsia="zh-CN" w:bidi="ar-SA"/>
-            </w:rPr>
-            <w:t>0.1</w:t>
-          </w:r>
-          <w:r>
-            <w:rPr>
-              <w:rFonts w:hint="eastAsia" w:ascii="Consolas" w:hAnsi="宋体" w:eastAsia="宋体" w:cs="宋体"/>
-              <w:i w:val="0"/>
-              <w:iCs w:val="0"/>
-              <w:caps w:val="0"/>
-              <w:color w:val="252525"/>
-              <w:spacing w:val="0"/>
-              <w:kern w:val="2"/>
-              <w:sz w:val="21"/>
-              <w:szCs w:val="24"/>
-              <w:shd w:val="clear"/>
-              <w:lang w:val="en-US" w:eastAsia="zh-CN" w:bidi="ar-SA"/>
+              <w:kern w:val="0"/>
+              <w:sz w:val="21"/>
+              <w:szCs w:val="24"/>
+              <w:shd w:val="clear"/>
+              <w:lang w:val="en-US" w:eastAsia="zh-CN" w:bidi="ar"/>
+            </w:rPr>
+            <w:t>6</w:t>
+          </w:r>
+          <w:r>
+            <w:rPr>
+              <w:rFonts w:hint="eastAsia" w:ascii="Consolas" w:hAnsi="宋体" w:eastAsia="宋体" w:cs="宋体"/>
+              <w:b/>
+              <w:bCs/>
+              <w:caps w:val="0"/>
+              <w:color w:val="252525"/>
+              <w:spacing w:val="0"/>
+              <w:kern w:val="0"/>
+              <w:sz w:val="21"/>
+              <w:szCs w:val="24"/>
+              <w:shd w:val="clear"/>
+              <w:lang w:val="en-US" w:eastAsia="zh-CN" w:bidi="ar"/>
             </w:rPr>
             <w:t>,</w:t>
           </w:r>
         </w:p>
         <w:p>
           <w:pPr>
-            <w:pStyle w:val="6"/>
             <w:keepNext w:val="0"/>
             <w:keepLines w:val="0"/>
             <w:pageBreakBefore w:val="0"/>
@@ -18434,108 +18536,92 @@
             <w:bidi w:val="0"/>
             <w:adjustRightInd/>
             <w:snapToGrid/>
-            <w:spacing w:before="160" w:beforeAutospacing="0" w:after="160" w:afterAutospacing="0" w:line="240" w:lineRule="auto"/>
+            <w:spacing w:before="320" w:beforeAutospacing="0" w:after="160" w:afterAutospacing="0" w:line="240" w:lineRule="auto"/>
             <w:ind w:left="420" w:leftChars="200" w:right="0" w:firstLine="0"/>
             <w:jc w:val="left"/>
             <w:textAlignment w:val="auto"/>
-            <w:rPr>
-              <w:rFonts w:hint="eastAsia" w:ascii="Consolas" w:hAnsi="宋体" w:eastAsia="宋体" w:cs="宋体"/>
-              <w:i w:val="0"/>
-              <w:iCs w:val="0"/>
-              <w:caps w:val="0"/>
-              <w:color w:val="252525"/>
-              <w:spacing w:val="0"/>
-              <w:kern w:val="2"/>
-              <w:sz w:val="21"/>
-              <w:szCs w:val="24"/>
-              <w:shd w:val="clear"/>
-              <w:lang w:val="en-US" w:eastAsia="zh-CN" w:bidi="ar-SA"/>
+            <w:outlineLvl w:val="9"/>
+            <w:rPr>
+              <w:rFonts w:hint="eastAsia" w:ascii="Consolas" w:hAnsi="宋体" w:eastAsia="宋体" w:cs="宋体"/>
+              <w:b/>
+              <w:bCs/>
+              <w:caps w:val="0"/>
+              <w:color w:val="252525"/>
+              <w:spacing w:val="0"/>
+              <w:kern w:val="0"/>
+              <w:sz w:val="21"/>
+              <w:szCs w:val="24"/>
+              <w:shd w:val="clear"/>
+              <w:lang w:val="en-US" w:eastAsia="zh-CN" w:bidi="ar"/>
             </w:rPr>
           </w:pPr>
           <w:r>
             <w:rPr>
               <w:rFonts w:hint="eastAsia" w:ascii="Consolas" w:hAnsi="宋体" w:eastAsia="宋体" w:cs="宋体"/>
-              <w:i w:val="0"/>
-              <w:iCs w:val="0"/>
-              <w:caps w:val="0"/>
-              <w:color w:val="252525"/>
-              <w:spacing w:val="0"/>
-              <w:kern w:val="2"/>
-              <w:sz w:val="21"/>
-              <w:szCs w:val="24"/>
-              <w:shd w:val="clear"/>
-              <w:lang w:val="en-US" w:eastAsia="zh-CN" w:bidi="ar-SA"/>
-            </w:rPr>
-            <w:t xml:space="preserve">    </w:t>
-          </w:r>
-          <w:r>
-            <w:rPr>
-              <w:rFonts w:hint="eastAsia" w:ascii="Consolas" w:hAnsi="宋体" w:eastAsia="宋体" w:cs="宋体"/>
-              <w:i w:val="0"/>
-              <w:iCs w:val="0"/>
+              <w:b/>
+              <w:bCs/>
               <w:caps w:val="0"/>
               <w:color w:val="BB2726"/>
               <w:spacing w:val="0"/>
-              <w:kern w:val="2"/>
-              <w:sz w:val="21"/>
-              <w:szCs w:val="24"/>
-              <w:shd w:val="clear"/>
-              <w:lang w:val="en-US" w:eastAsia="zh-CN" w:bidi="ar-SA"/>
-            </w:rPr>
-            <w:t>max_depth</w:t>
-          </w:r>
-          <w:r>
-            <w:rPr>
-              <w:rFonts w:hint="eastAsia" w:ascii="Consolas" w:hAnsi="宋体" w:eastAsia="宋体" w:cs="宋体"/>
-              <w:i w:val="0"/>
-              <w:iCs w:val="0"/>
-              <w:caps w:val="0"/>
-              <w:color w:val="252525"/>
-              <w:spacing w:val="0"/>
-              <w:kern w:val="2"/>
-              <w:sz w:val="21"/>
-              <w:szCs w:val="24"/>
-              <w:shd w:val="clear"/>
-              <w:lang w:val="en-US" w:eastAsia="zh-CN" w:bidi="ar-SA"/>
+              <w:kern w:val="0"/>
+              <w:sz w:val="21"/>
+              <w:szCs w:val="24"/>
+              <w:shd w:val="clear"/>
+              <w:lang w:val="en-US" w:eastAsia="zh-CN" w:bidi="ar"/>
+            </w:rPr>
+            <w:t>random_state</w:t>
+          </w:r>
+          <w:r>
+            <w:rPr>
+              <w:rFonts w:hint="eastAsia" w:ascii="Consolas" w:hAnsi="宋体" w:eastAsia="宋体" w:cs="宋体"/>
+              <w:b/>
+              <w:bCs/>
+              <w:caps w:val="0"/>
+              <w:color w:val="252525"/>
+              <w:spacing w:val="0"/>
+              <w:kern w:val="0"/>
+              <w:sz w:val="21"/>
+              <w:szCs w:val="24"/>
+              <w:shd w:val="clear"/>
+              <w:lang w:val="en-US" w:eastAsia="zh-CN" w:bidi="ar"/>
             </w:rPr>
             <w:t>=</w:t>
           </w:r>
           <w:r>
             <w:rPr>
               <w:rFonts w:hint="eastAsia" w:ascii="Consolas" w:hAnsi="宋体" w:eastAsia="宋体" w:cs="宋体"/>
-              <w:i w:val="0"/>
-              <w:iCs w:val="0"/>
+              <w:b/>
+              <w:bCs/>
               <w:caps w:val="0"/>
               <w:color w:val="C48200"/>
               <w:spacing w:val="0"/>
-              <w:kern w:val="2"/>
-              <w:sz w:val="21"/>
-              <w:szCs w:val="24"/>
-              <w:shd w:val="clear"/>
-              <w:lang w:val="en-US" w:eastAsia="zh-CN" w:bidi="ar-SA"/>
-            </w:rPr>
-            <w:t>6</w:t>
-          </w:r>
-          <w:r>
-            <w:rPr>
-              <w:rFonts w:hint="eastAsia" w:ascii="Consolas" w:hAnsi="宋体" w:eastAsia="宋体" w:cs="宋体"/>
-              <w:i w:val="0"/>
-              <w:iCs w:val="0"/>
-              <w:caps w:val="0"/>
-              <w:color w:val="252525"/>
-              <w:spacing w:val="0"/>
-              <w:kern w:val="2"/>
-              <w:sz w:val="21"/>
-              <w:szCs w:val="24"/>
-              <w:shd w:val="clear"/>
-              <w:lang w:val="en-US" w:eastAsia="zh-CN" w:bidi="ar-SA"/>
+              <w:kern w:val="0"/>
+              <w:sz w:val="21"/>
+              <w:szCs w:val="24"/>
+              <w:shd w:val="clear"/>
+              <w:lang w:val="en-US" w:eastAsia="zh-CN" w:bidi="ar"/>
+            </w:rPr>
+            <w:t>42</w:t>
+          </w:r>
+          <w:r>
+            <w:rPr>
+              <w:rFonts w:hint="eastAsia" w:ascii="Consolas" w:hAnsi="宋体" w:eastAsia="宋体" w:cs="宋体"/>
+              <w:b/>
+              <w:bCs/>
+              <w:caps w:val="0"/>
+              <w:color w:val="252525"/>
+              <w:spacing w:val="0"/>
+              <w:kern w:val="0"/>
+              <w:sz w:val="21"/>
+              <w:szCs w:val="24"/>
+              <w:shd w:val="clear"/>
+              <w:lang w:val="en-US" w:eastAsia="zh-CN" w:bidi="ar"/>
             </w:rPr>
             <w:t>,</w:t>
           </w:r>
         </w:p>
         <w:p>
           <w:pPr>
-            <w:pStyle w:val="6"/>
             <w:keepNext w:val="0"/>
             <w:keepLines w:val="0"/>
             <w:pageBreakBefore w:val="0"/>
@@ -18550,108 +18636,188 @@
             <w:bidi w:val="0"/>
             <w:adjustRightInd/>
             <w:snapToGrid/>
-            <w:spacing w:before="160" w:beforeAutospacing="0" w:after="160" w:afterAutospacing="0" w:line="240" w:lineRule="auto"/>
+            <w:spacing w:before="320" w:beforeAutospacing="0" w:after="160" w:afterAutospacing="0" w:line="240" w:lineRule="auto"/>
             <w:ind w:left="420" w:leftChars="200" w:right="0" w:firstLine="0"/>
             <w:jc w:val="left"/>
             <w:textAlignment w:val="auto"/>
-            <w:rPr>
-              <w:rFonts w:hint="eastAsia" w:ascii="Consolas" w:hAnsi="宋体" w:eastAsia="宋体" w:cs="宋体"/>
-              <w:i w:val="0"/>
-              <w:iCs w:val="0"/>
-              <w:caps w:val="0"/>
-              <w:color w:val="252525"/>
-              <w:spacing w:val="0"/>
-              <w:kern w:val="2"/>
-              <w:sz w:val="21"/>
-              <w:szCs w:val="24"/>
-              <w:shd w:val="clear"/>
-              <w:lang w:val="en-US" w:eastAsia="zh-CN" w:bidi="ar-SA"/>
+            <w:outlineLvl w:val="9"/>
+            <w:rPr>
+              <w:rFonts w:hint="eastAsia" w:ascii="Consolas" w:hAnsi="宋体" w:eastAsia="宋体" w:cs="宋体"/>
+              <w:b/>
+              <w:bCs/>
+              <w:caps w:val="0"/>
+              <w:color w:val="252525"/>
+              <w:spacing w:val="0"/>
+              <w:kern w:val="0"/>
+              <w:sz w:val="21"/>
+              <w:szCs w:val="24"/>
+              <w:shd w:val="clear"/>
+              <w:lang w:val="en-US" w:eastAsia="zh-CN" w:bidi="ar"/>
             </w:rPr>
           </w:pPr>
           <w:r>
             <w:rPr>
               <w:rFonts w:hint="eastAsia" w:ascii="Consolas" w:hAnsi="宋体" w:eastAsia="宋体" w:cs="宋体"/>
-              <w:i w:val="0"/>
-              <w:iCs w:val="0"/>
-              <w:caps w:val="0"/>
-              <w:color w:val="252525"/>
-              <w:spacing w:val="0"/>
-              <w:kern w:val="2"/>
-              <w:sz w:val="21"/>
-              <w:szCs w:val="24"/>
-              <w:shd w:val="clear"/>
-              <w:lang w:val="en-US" w:eastAsia="zh-CN" w:bidi="ar-SA"/>
-            </w:rPr>
-            <w:t xml:space="preserve">    </w:t>
-          </w:r>
-          <w:r>
-            <w:rPr>
-              <w:rFonts w:hint="eastAsia" w:ascii="Consolas" w:hAnsi="宋体" w:eastAsia="宋体" w:cs="宋体"/>
-              <w:i w:val="0"/>
-              <w:iCs w:val="0"/>
+              <w:b/>
+              <w:bCs/>
               <w:caps w:val="0"/>
               <w:color w:val="BB2726"/>
               <w:spacing w:val="0"/>
-              <w:kern w:val="2"/>
-              <w:sz w:val="21"/>
-              <w:szCs w:val="24"/>
-              <w:shd w:val="clear"/>
-              <w:lang w:val="en-US" w:eastAsia="zh-CN" w:bidi="ar-SA"/>
-            </w:rPr>
-            <w:t>random_state</w:t>
-          </w:r>
-          <w:r>
-            <w:rPr>
-              <w:rFonts w:hint="eastAsia" w:ascii="Consolas" w:hAnsi="宋体" w:eastAsia="宋体" w:cs="宋体"/>
-              <w:i w:val="0"/>
-              <w:iCs w:val="0"/>
-              <w:caps w:val="0"/>
-              <w:color w:val="252525"/>
-              <w:spacing w:val="0"/>
-              <w:kern w:val="2"/>
-              <w:sz w:val="21"/>
-              <w:szCs w:val="24"/>
-              <w:shd w:val="clear"/>
-              <w:lang w:val="en-US" w:eastAsia="zh-CN" w:bidi="ar-SA"/>
+              <w:kern w:val="0"/>
+              <w:sz w:val="21"/>
+              <w:szCs w:val="24"/>
+              <w:shd w:val="clear"/>
+              <w:lang w:val="en-US" w:eastAsia="zh-CN" w:bidi="ar"/>
+            </w:rPr>
+            <w:t>scale_pos_weight</w:t>
+          </w:r>
+          <w:r>
+            <w:rPr>
+              <w:rFonts w:hint="eastAsia" w:ascii="Consolas" w:hAnsi="宋体" w:eastAsia="宋体" w:cs="宋体"/>
+              <w:b/>
+              <w:bCs/>
+              <w:caps w:val="0"/>
+              <w:color w:val="252525"/>
+              <w:spacing w:val="0"/>
+              <w:kern w:val="0"/>
+              <w:sz w:val="21"/>
+              <w:szCs w:val="24"/>
+              <w:shd w:val="clear"/>
+              <w:lang w:val="en-US" w:eastAsia="zh-CN" w:bidi="ar"/>
             </w:rPr>
             <w:t>=</w:t>
           </w:r>
           <w:r>
             <w:rPr>
               <w:rFonts w:hint="eastAsia" w:ascii="Consolas" w:hAnsi="宋体" w:eastAsia="宋体" w:cs="宋体"/>
-              <w:i w:val="0"/>
-              <w:iCs w:val="0"/>
+              <w:b/>
+              <w:bCs/>
+              <w:caps w:val="0"/>
+              <w:color w:val="1E5FC7"/>
+              <w:spacing w:val="0"/>
+              <w:kern w:val="0"/>
+              <w:sz w:val="21"/>
+              <w:szCs w:val="24"/>
+              <w:shd w:val="clear"/>
+              <w:lang w:val="en-US" w:eastAsia="zh-CN" w:bidi="ar"/>
+            </w:rPr>
+            <w:t>len</w:t>
+          </w:r>
+          <w:r>
+            <w:rPr>
+              <w:rFonts w:hint="eastAsia" w:ascii="Consolas" w:hAnsi="宋体" w:eastAsia="宋体" w:cs="宋体"/>
+              <w:b/>
+              <w:bCs/>
+              <w:caps w:val="0"/>
+              <w:color w:val="252525"/>
+              <w:spacing w:val="0"/>
+              <w:kern w:val="0"/>
+              <w:sz w:val="21"/>
+              <w:szCs w:val="24"/>
+              <w:shd w:val="clear"/>
+              <w:lang w:val="en-US" w:eastAsia="zh-CN" w:bidi="ar"/>
+            </w:rPr>
+            <w:t>(</w:t>
+          </w:r>
+          <w:r>
+            <w:rPr>
+              <w:rFonts w:hint="eastAsia" w:ascii="Consolas" w:hAnsi="宋体" w:eastAsia="宋体" w:cs="宋体"/>
+              <w:b/>
+              <w:bCs/>
+              <w:caps w:val="0"/>
+              <w:color w:val="BB2726"/>
+              <w:spacing w:val="0"/>
+              <w:kern w:val="0"/>
+              <w:sz w:val="21"/>
+              <w:szCs w:val="24"/>
+              <w:shd w:val="clear"/>
+              <w:lang w:val="en-US" w:eastAsia="zh-CN" w:bidi="ar"/>
+            </w:rPr>
+            <w:t>y_train_balanced</w:t>
+          </w:r>
+          <w:r>
+            <w:rPr>
+              <w:rFonts w:hint="eastAsia" w:ascii="Consolas" w:hAnsi="宋体" w:eastAsia="宋体" w:cs="宋体"/>
+              <w:b/>
+              <w:bCs/>
+              <w:caps w:val="0"/>
+              <w:color w:val="252525"/>
+              <w:spacing w:val="0"/>
+              <w:kern w:val="0"/>
+              <w:sz w:val="21"/>
+              <w:szCs w:val="24"/>
+              <w:shd w:val="clear"/>
+              <w:lang w:val="en-US" w:eastAsia="zh-CN" w:bidi="ar"/>
+            </w:rPr>
+            <w:t>[</w:t>
+          </w:r>
+          <w:r>
+            <w:rPr>
+              <w:rFonts w:hint="eastAsia" w:ascii="Consolas" w:hAnsi="宋体" w:eastAsia="宋体" w:cs="宋体"/>
+              <w:b/>
+              <w:bCs/>
+              <w:caps w:val="0"/>
+              <w:color w:val="BB2726"/>
+              <w:spacing w:val="0"/>
+              <w:kern w:val="0"/>
+              <w:sz w:val="21"/>
+              <w:szCs w:val="24"/>
+              <w:shd w:val="clear"/>
+              <w:lang w:val="en-US" w:eastAsia="zh-CN" w:bidi="ar"/>
+            </w:rPr>
+            <w:t>y_train_balanced</w:t>
+          </w:r>
+          <w:r>
+            <w:rPr>
+              <w:rFonts w:hint="eastAsia" w:ascii="Consolas" w:hAnsi="宋体" w:eastAsia="宋体" w:cs="宋体"/>
+              <w:b/>
+              <w:bCs/>
+              <w:caps w:val="0"/>
+              <w:color w:val="252525"/>
+              <w:spacing w:val="0"/>
+              <w:kern w:val="0"/>
+              <w:sz w:val="21"/>
+              <w:szCs w:val="24"/>
+              <w:shd w:val="clear"/>
+              <w:lang w:val="en-US" w:eastAsia="zh-CN" w:bidi="ar"/>
+            </w:rPr>
+            <w:t>==</w:t>
+          </w:r>
+          <w:r>
+            <w:rPr>
+              <w:rFonts w:hint="eastAsia" w:ascii="Consolas" w:hAnsi="宋体" w:eastAsia="宋体" w:cs="宋体"/>
+              <w:b/>
+              <w:bCs/>
               <w:caps w:val="0"/>
               <w:color w:val="C48200"/>
               <w:spacing w:val="0"/>
-              <w:kern w:val="2"/>
-              <w:sz w:val="21"/>
-              <w:szCs w:val="24"/>
-              <w:shd w:val="clear"/>
-              <w:lang w:val="en-US" w:eastAsia="zh-CN" w:bidi="ar-SA"/>
-            </w:rPr>
-            <w:t>42</w:t>
-          </w:r>
-          <w:r>
-            <w:rPr>
-              <w:rFonts w:hint="eastAsia" w:ascii="Consolas" w:hAnsi="宋体" w:eastAsia="宋体" w:cs="宋体"/>
-              <w:i w:val="0"/>
-              <w:iCs w:val="0"/>
-              <w:caps w:val="0"/>
-              <w:color w:val="252525"/>
-              <w:spacing w:val="0"/>
-              <w:kern w:val="2"/>
-              <w:sz w:val="21"/>
-              <w:szCs w:val="24"/>
-              <w:shd w:val="clear"/>
-              <w:lang w:val="en-US" w:eastAsia="zh-CN" w:bidi="ar-SA"/>
-            </w:rPr>
-            <w:t>,</w:t>
+              <w:kern w:val="0"/>
+              <w:sz w:val="21"/>
+              <w:szCs w:val="24"/>
+              <w:shd w:val="clear"/>
+              <w:lang w:val="en-US" w:eastAsia="zh-CN" w:bidi="ar"/>
+            </w:rPr>
+            <w:t>0</w:t>
+          </w:r>
+          <w:r>
+            <w:rPr>
+              <w:rFonts w:hint="eastAsia" w:ascii="Consolas" w:hAnsi="宋体" w:eastAsia="宋体" w:cs="宋体"/>
+              <w:b/>
+              <w:bCs/>
+              <w:caps w:val="0"/>
+              <w:color w:val="252525"/>
+              <w:spacing w:val="0"/>
+              <w:kern w:val="0"/>
+              <w:sz w:val="21"/>
+              <w:szCs w:val="24"/>
+              <w:shd w:val="clear"/>
+              <w:lang w:val="en-US" w:eastAsia="zh-CN" w:bidi="ar"/>
+            </w:rPr>
+            <w:t xml:space="preserve">]) / </w:t>
           </w:r>
         </w:p>
         <w:p>
           <w:pPr>
-            <w:pStyle w:val="6"/>
             <w:keepNext w:val="0"/>
             <w:keepLines w:val="0"/>
             <w:pageBreakBefore w:val="0"/>
@@ -18666,204 +18832,156 @@
             <w:bidi w:val="0"/>
             <w:adjustRightInd/>
             <w:snapToGrid/>
-            <w:spacing w:before="160" w:beforeAutospacing="0" w:after="160" w:afterAutospacing="0" w:line="240" w:lineRule="auto"/>
+            <w:spacing w:before="320" w:beforeAutospacing="0" w:after="160" w:afterAutospacing="0" w:line="240" w:lineRule="auto"/>
             <w:ind w:left="420" w:leftChars="200" w:right="0" w:firstLine="0"/>
             <w:jc w:val="left"/>
             <w:textAlignment w:val="auto"/>
-            <w:rPr>
-              <w:rFonts w:hint="eastAsia" w:ascii="Consolas" w:hAnsi="宋体" w:eastAsia="宋体" w:cs="宋体"/>
-              <w:i w:val="0"/>
-              <w:iCs w:val="0"/>
-              <w:caps w:val="0"/>
-              <w:color w:val="252525"/>
-              <w:spacing w:val="0"/>
-              <w:kern w:val="2"/>
-              <w:sz w:val="21"/>
-              <w:szCs w:val="24"/>
-              <w:shd w:val="clear"/>
-              <w:lang w:val="en-US" w:eastAsia="zh-CN" w:bidi="ar-SA"/>
+            <w:outlineLvl w:val="9"/>
+            <w:rPr>
+              <w:rFonts w:hint="eastAsia" w:ascii="Consolas" w:hAnsi="宋体" w:eastAsia="宋体" w:cs="宋体"/>
+              <w:b/>
+              <w:bCs/>
+              <w:caps w:val="0"/>
+              <w:color w:val="252525"/>
+              <w:spacing w:val="0"/>
+              <w:kern w:val="0"/>
+              <w:sz w:val="21"/>
+              <w:szCs w:val="24"/>
+              <w:shd w:val="clear"/>
+              <w:lang w:val="en-US" w:eastAsia="zh-CN" w:bidi="ar"/>
             </w:rPr>
           </w:pPr>
           <w:r>
             <w:rPr>
               <w:rFonts w:hint="eastAsia" w:ascii="Consolas" w:hAnsi="宋体" w:eastAsia="宋体" w:cs="宋体"/>
-              <w:i w:val="0"/>
-              <w:iCs w:val="0"/>
-              <w:caps w:val="0"/>
-              <w:color w:val="252525"/>
-              <w:spacing w:val="0"/>
-              <w:kern w:val="2"/>
-              <w:sz w:val="21"/>
-              <w:szCs w:val="24"/>
-              <w:shd w:val="clear"/>
-              <w:lang w:val="en-US" w:eastAsia="zh-CN" w:bidi="ar-SA"/>
-            </w:rPr>
-            <w:t xml:space="preserve">    </w:t>
-          </w:r>
-          <w:r>
-            <w:rPr>
-              <w:rFonts w:hint="eastAsia" w:ascii="Consolas" w:hAnsi="宋体" w:eastAsia="宋体" w:cs="宋体"/>
-              <w:i w:val="0"/>
-              <w:iCs w:val="0"/>
+              <w:b/>
+              <w:bCs/>
+              <w:caps w:val="0"/>
+              <w:color w:val="1E5FC7"/>
+              <w:spacing w:val="0"/>
+              <w:kern w:val="0"/>
+              <w:sz w:val="21"/>
+              <w:szCs w:val="24"/>
+              <w:shd w:val="clear"/>
+              <w:lang w:val="en-US" w:eastAsia="zh-CN" w:bidi="ar"/>
+            </w:rPr>
+            <w:t>len</w:t>
+          </w:r>
+          <w:r>
+            <w:rPr>
+              <w:rFonts w:hint="eastAsia" w:ascii="Consolas" w:hAnsi="宋体" w:eastAsia="宋体" w:cs="宋体"/>
+              <w:b/>
+              <w:bCs/>
+              <w:caps w:val="0"/>
+              <w:color w:val="252525"/>
+              <w:spacing w:val="0"/>
+              <w:kern w:val="0"/>
+              <w:sz w:val="21"/>
+              <w:szCs w:val="24"/>
+              <w:shd w:val="clear"/>
+              <w:lang w:val="en-US" w:eastAsia="zh-CN" w:bidi="ar"/>
+            </w:rPr>
+            <w:t>(</w:t>
+          </w:r>
+          <w:r>
+            <w:rPr>
+              <w:rFonts w:hint="eastAsia" w:ascii="Consolas" w:hAnsi="宋体" w:eastAsia="宋体" w:cs="宋体"/>
+              <w:b/>
+              <w:bCs/>
               <w:caps w:val="0"/>
               <w:color w:val="BB2726"/>
               <w:spacing w:val="0"/>
-              <w:kern w:val="2"/>
-              <w:sz w:val="21"/>
-              <w:szCs w:val="24"/>
-              <w:shd w:val="clear"/>
-              <w:lang w:val="en-US" w:eastAsia="zh-CN" w:bidi="ar-SA"/>
-            </w:rPr>
-            <w:t>scale_pos_weight</w:t>
-          </w:r>
-          <w:r>
-            <w:rPr>
-              <w:rFonts w:hint="eastAsia" w:ascii="Consolas" w:hAnsi="宋体" w:eastAsia="宋体" w:cs="宋体"/>
-              <w:i w:val="0"/>
-              <w:iCs w:val="0"/>
-              <w:caps w:val="0"/>
-              <w:color w:val="252525"/>
-              <w:spacing w:val="0"/>
-              <w:kern w:val="2"/>
-              <w:sz w:val="21"/>
-              <w:szCs w:val="24"/>
-              <w:shd w:val="clear"/>
-              <w:lang w:val="en-US" w:eastAsia="zh-CN" w:bidi="ar-SA"/>
-            </w:rPr>
-            <w:t>=</w:t>
-          </w:r>
-          <w:r>
-            <w:rPr>
-              <w:rFonts w:hint="eastAsia" w:ascii="Consolas" w:hAnsi="宋体" w:eastAsia="宋体" w:cs="宋体"/>
-              <w:i w:val="0"/>
-              <w:iCs w:val="0"/>
-              <w:caps w:val="0"/>
-              <w:color w:val="1E5FC7"/>
-              <w:spacing w:val="0"/>
-              <w:kern w:val="2"/>
-              <w:sz w:val="21"/>
-              <w:szCs w:val="24"/>
-              <w:shd w:val="clear"/>
-              <w:lang w:val="en-US" w:eastAsia="zh-CN" w:bidi="ar-SA"/>
-            </w:rPr>
-            <w:t>len</w:t>
-          </w:r>
-          <w:r>
-            <w:rPr>
-              <w:rFonts w:hint="eastAsia" w:ascii="Consolas" w:hAnsi="宋体" w:eastAsia="宋体" w:cs="宋体"/>
-              <w:i w:val="0"/>
-              <w:iCs w:val="0"/>
-              <w:caps w:val="0"/>
-              <w:color w:val="252525"/>
-              <w:spacing w:val="0"/>
-              <w:kern w:val="2"/>
-              <w:sz w:val="21"/>
-              <w:szCs w:val="24"/>
-              <w:shd w:val="clear"/>
-              <w:lang w:val="en-US" w:eastAsia="zh-CN" w:bidi="ar-SA"/>
-            </w:rPr>
-            <w:t>(</w:t>
-          </w:r>
-          <w:r>
-            <w:rPr>
-              <w:rFonts w:hint="eastAsia" w:ascii="Consolas" w:hAnsi="宋体" w:eastAsia="宋体" w:cs="宋体"/>
-              <w:i w:val="0"/>
-              <w:iCs w:val="0"/>
+              <w:kern w:val="0"/>
+              <w:sz w:val="21"/>
+              <w:szCs w:val="24"/>
+              <w:shd w:val="clear"/>
+              <w:lang w:val="en-US" w:eastAsia="zh-CN" w:bidi="ar"/>
+            </w:rPr>
+            <w:t>y_train_balanced</w:t>
+          </w:r>
+          <w:r>
+            <w:rPr>
+              <w:rFonts w:hint="eastAsia" w:ascii="Consolas" w:hAnsi="宋体" w:eastAsia="宋体" w:cs="宋体"/>
+              <w:b/>
+              <w:bCs/>
+              <w:caps w:val="0"/>
+              <w:color w:val="252525"/>
+              <w:spacing w:val="0"/>
+              <w:kern w:val="0"/>
+              <w:sz w:val="21"/>
+              <w:szCs w:val="24"/>
+              <w:shd w:val="clear"/>
+              <w:lang w:val="en-US" w:eastAsia="zh-CN" w:bidi="ar"/>
+            </w:rPr>
+            <w:t>[</w:t>
+          </w:r>
+          <w:r>
+            <w:rPr>
+              <w:rFonts w:hint="eastAsia" w:ascii="Consolas" w:hAnsi="宋体" w:eastAsia="宋体" w:cs="宋体"/>
+              <w:b/>
+              <w:bCs/>
               <w:caps w:val="0"/>
               <w:color w:val="BB2726"/>
               <w:spacing w:val="0"/>
-              <w:kern w:val="2"/>
-              <w:sz w:val="21"/>
-              <w:szCs w:val="24"/>
-              <w:shd w:val="clear"/>
-              <w:lang w:val="en-US" w:eastAsia="zh-CN" w:bidi="ar-SA"/>
+              <w:kern w:val="0"/>
+              <w:sz w:val="21"/>
+              <w:szCs w:val="24"/>
+              <w:shd w:val="clear"/>
+              <w:lang w:val="en-US" w:eastAsia="zh-CN" w:bidi="ar"/>
             </w:rPr>
             <w:t>y_train_balanced</w:t>
           </w:r>
           <w:r>
             <w:rPr>
               <w:rFonts w:hint="eastAsia" w:ascii="Consolas" w:hAnsi="宋体" w:eastAsia="宋体" w:cs="宋体"/>
-              <w:i w:val="0"/>
-              <w:iCs w:val="0"/>
-              <w:caps w:val="0"/>
-              <w:color w:val="252525"/>
-              <w:spacing w:val="0"/>
-              <w:kern w:val="2"/>
-              <w:sz w:val="21"/>
-              <w:szCs w:val="24"/>
-              <w:shd w:val="clear"/>
-              <w:lang w:val="en-US" w:eastAsia="zh-CN" w:bidi="ar-SA"/>
-            </w:rPr>
-            <w:t>[</w:t>
-          </w:r>
-          <w:r>
-            <w:rPr>
-              <w:rFonts w:hint="eastAsia" w:ascii="Consolas" w:hAnsi="宋体" w:eastAsia="宋体" w:cs="宋体"/>
-              <w:i w:val="0"/>
-              <w:iCs w:val="0"/>
-              <w:caps w:val="0"/>
-              <w:color w:val="BB2726"/>
-              <w:spacing w:val="0"/>
-              <w:kern w:val="2"/>
-              <w:sz w:val="21"/>
-              <w:szCs w:val="24"/>
-              <w:shd w:val="clear"/>
-              <w:lang w:val="en-US" w:eastAsia="zh-CN" w:bidi="ar-SA"/>
-            </w:rPr>
-            <w:t>y_train_balanced</w:t>
-          </w:r>
-          <w:r>
-            <w:rPr>
-              <w:rFonts w:hint="eastAsia" w:ascii="Consolas" w:hAnsi="宋体" w:eastAsia="宋体" w:cs="宋体"/>
-              <w:i w:val="0"/>
-              <w:iCs w:val="0"/>
-              <w:caps w:val="0"/>
-              <w:color w:val="252525"/>
-              <w:spacing w:val="0"/>
-              <w:kern w:val="2"/>
-              <w:sz w:val="21"/>
-              <w:szCs w:val="24"/>
-              <w:shd w:val="clear"/>
-              <w:lang w:val="en-US" w:eastAsia="zh-CN" w:bidi="ar-SA"/>
+              <w:b/>
+              <w:bCs/>
+              <w:caps w:val="0"/>
+              <w:color w:val="252525"/>
+              <w:spacing w:val="0"/>
+              <w:kern w:val="0"/>
+              <w:sz w:val="21"/>
+              <w:szCs w:val="24"/>
+              <w:shd w:val="clear"/>
+              <w:lang w:val="en-US" w:eastAsia="zh-CN" w:bidi="ar"/>
             </w:rPr>
             <w:t>==</w:t>
           </w:r>
           <w:r>
             <w:rPr>
               <w:rFonts w:hint="eastAsia" w:ascii="Consolas" w:hAnsi="宋体" w:eastAsia="宋体" w:cs="宋体"/>
-              <w:i w:val="0"/>
-              <w:iCs w:val="0"/>
+              <w:b/>
+              <w:bCs/>
               <w:caps w:val="0"/>
               <w:color w:val="C48200"/>
               <w:spacing w:val="0"/>
-              <w:kern w:val="2"/>
-              <w:sz w:val="21"/>
-              <w:szCs w:val="24"/>
-              <w:shd w:val="clear"/>
-              <w:lang w:val="en-US" w:eastAsia="zh-CN" w:bidi="ar-SA"/>
-            </w:rPr>
-            <w:t>0</w:t>
-          </w:r>
-          <w:r>
-            <w:rPr>
-              <w:rFonts w:hint="eastAsia" w:ascii="Consolas" w:hAnsi="宋体" w:eastAsia="宋体" w:cs="宋体"/>
-              <w:i w:val="0"/>
-              <w:iCs w:val="0"/>
-              <w:caps w:val="0"/>
-              <w:color w:val="252525"/>
-              <w:spacing w:val="0"/>
-              <w:kern w:val="2"/>
-              <w:sz w:val="21"/>
-              <w:szCs w:val="24"/>
-              <w:shd w:val="clear"/>
-              <w:lang w:val="en-US" w:eastAsia="zh-CN" w:bidi="ar-SA"/>
-            </w:rPr>
-            <w:t xml:space="preserve">]) / </w:t>
+              <w:kern w:val="0"/>
+              <w:sz w:val="21"/>
+              <w:szCs w:val="24"/>
+              <w:shd w:val="clear"/>
+              <w:lang w:val="en-US" w:eastAsia="zh-CN" w:bidi="ar"/>
+            </w:rPr>
+            <w:t>1</w:t>
+          </w:r>
+          <w:r>
+            <w:rPr>
+              <w:rFonts w:hint="eastAsia" w:ascii="Consolas" w:hAnsi="宋体" w:eastAsia="宋体" w:cs="宋体"/>
+              <w:b/>
+              <w:bCs/>
+              <w:caps w:val="0"/>
+              <w:color w:val="252525"/>
+              <w:spacing w:val="0"/>
+              <w:kern w:val="0"/>
+              <w:sz w:val="21"/>
+              <w:szCs w:val="24"/>
+              <w:shd w:val="clear"/>
+              <w:lang w:val="en-US" w:eastAsia="zh-CN" w:bidi="ar"/>
+            </w:rPr>
+            <w:t>])</w:t>
           </w:r>
         </w:p>
         <w:p>
           <w:pPr>
-            <w:pStyle w:val="6"/>
             <w:keepNext w:val="0"/>
             <w:keepLines w:val="0"/>
             <w:pageBreakBefore w:val="0"/>
@@ -18878,172 +18996,44 @@
             <w:bidi w:val="0"/>
             <w:adjustRightInd/>
             <w:snapToGrid/>
-            <w:spacing w:before="160" w:beforeAutospacing="0" w:after="160" w:afterAutospacing="0" w:line="240" w:lineRule="auto"/>
+            <w:spacing w:before="320" w:beforeAutospacing="0" w:after="160" w:afterAutospacing="0" w:line="240" w:lineRule="auto"/>
             <w:ind w:left="420" w:leftChars="200" w:right="0" w:firstLine="0"/>
             <w:jc w:val="left"/>
             <w:textAlignment w:val="auto"/>
-            <w:rPr>
-              <w:rFonts w:hint="eastAsia" w:ascii="Consolas" w:hAnsi="宋体" w:eastAsia="宋体" w:cs="宋体"/>
-              <w:i w:val="0"/>
-              <w:iCs w:val="0"/>
-              <w:caps w:val="0"/>
-              <w:color w:val="252525"/>
-              <w:spacing w:val="0"/>
-              <w:kern w:val="2"/>
-              <w:sz w:val="21"/>
-              <w:szCs w:val="24"/>
-              <w:shd w:val="clear"/>
-              <w:lang w:val="en-US" w:eastAsia="zh-CN" w:bidi="ar-SA"/>
+            <w:outlineLvl w:val="9"/>
+            <w:rPr>
+              <w:rFonts w:hint="eastAsia" w:ascii="Consolas" w:hAnsi="宋体" w:eastAsia="宋体" w:cs="宋体"/>
+              <w:b/>
+              <w:bCs/>
+              <w:caps w:val="0"/>
+              <w:color w:val="252525"/>
+              <w:spacing w:val="0"/>
+              <w:kern w:val="0"/>
+              <w:sz w:val="21"/>
+              <w:szCs w:val="24"/>
+              <w:shd w:val="clear"/>
+              <w:lang w:val="en-US" w:eastAsia="zh-CN" w:bidi="ar"/>
             </w:rPr>
           </w:pPr>
           <w:r>
             <w:rPr>
               <w:rFonts w:hint="eastAsia" w:ascii="Consolas" w:hAnsi="宋体" w:eastAsia="宋体" w:cs="宋体"/>
-              <w:i w:val="0"/>
-              <w:iCs w:val="0"/>
-              <w:caps w:val="0"/>
-              <w:color w:val="252525"/>
-              <w:spacing w:val="0"/>
-              <w:kern w:val="2"/>
-              <w:sz w:val="21"/>
-              <w:szCs w:val="24"/>
-              <w:shd w:val="clear"/>
-              <w:lang w:val="en-US" w:eastAsia="zh-CN" w:bidi="ar-SA"/>
-            </w:rPr>
-            <w:t xml:space="preserve">                     </w:t>
-          </w:r>
-          <w:r>
-            <w:rPr>
-              <w:rFonts w:hint="eastAsia" w:ascii="Consolas" w:hAnsi="宋体" w:eastAsia="宋体" w:cs="宋体"/>
-              <w:i w:val="0"/>
-              <w:iCs w:val="0"/>
-              <w:caps w:val="0"/>
-              <w:color w:val="1E5FC7"/>
-              <w:spacing w:val="0"/>
-              <w:kern w:val="2"/>
-              <w:sz w:val="21"/>
-              <w:szCs w:val="24"/>
-              <w:shd w:val="clear"/>
-              <w:lang w:val="en-US" w:eastAsia="zh-CN" w:bidi="ar-SA"/>
-            </w:rPr>
-            <w:t>len</w:t>
-          </w:r>
-          <w:r>
-            <w:rPr>
-              <w:rFonts w:hint="eastAsia" w:ascii="Consolas" w:hAnsi="宋体" w:eastAsia="宋体" w:cs="宋体"/>
-              <w:i w:val="0"/>
-              <w:iCs w:val="0"/>
-              <w:caps w:val="0"/>
-              <w:color w:val="252525"/>
-              <w:spacing w:val="0"/>
-              <w:kern w:val="2"/>
-              <w:sz w:val="21"/>
-              <w:szCs w:val="24"/>
-              <w:shd w:val="clear"/>
-              <w:lang w:val="en-US" w:eastAsia="zh-CN" w:bidi="ar-SA"/>
-            </w:rPr>
-            <w:t>(</w:t>
-          </w:r>
-          <w:r>
-            <w:rPr>
-              <w:rFonts w:hint="eastAsia" w:ascii="Consolas" w:hAnsi="宋体" w:eastAsia="宋体" w:cs="宋体"/>
-              <w:i w:val="0"/>
-              <w:iCs w:val="0"/>
-              <w:caps w:val="0"/>
-              <w:color w:val="BB2726"/>
-              <w:spacing w:val="0"/>
-              <w:kern w:val="2"/>
-              <w:sz w:val="21"/>
-              <w:szCs w:val="24"/>
-              <w:shd w:val="clear"/>
-              <w:lang w:val="en-US" w:eastAsia="zh-CN" w:bidi="ar-SA"/>
-            </w:rPr>
-            <w:t>y_train_balanced</w:t>
-          </w:r>
-          <w:r>
-            <w:rPr>
-              <w:rFonts w:hint="eastAsia" w:ascii="Consolas" w:hAnsi="宋体" w:eastAsia="宋体" w:cs="宋体"/>
-              <w:i w:val="0"/>
-              <w:iCs w:val="0"/>
-              <w:caps w:val="0"/>
-              <w:color w:val="252525"/>
-              <w:spacing w:val="0"/>
-              <w:kern w:val="2"/>
-              <w:sz w:val="21"/>
-              <w:szCs w:val="24"/>
-              <w:shd w:val="clear"/>
-              <w:lang w:val="en-US" w:eastAsia="zh-CN" w:bidi="ar-SA"/>
-            </w:rPr>
-            <w:t>[</w:t>
-          </w:r>
-          <w:r>
-            <w:rPr>
-              <w:rFonts w:hint="eastAsia" w:ascii="Consolas" w:hAnsi="宋体" w:eastAsia="宋体" w:cs="宋体"/>
-              <w:i w:val="0"/>
-              <w:iCs w:val="0"/>
-              <w:caps w:val="0"/>
-              <w:color w:val="BB2726"/>
-              <w:spacing w:val="0"/>
-              <w:kern w:val="2"/>
-              <w:sz w:val="21"/>
-              <w:szCs w:val="24"/>
-              <w:shd w:val="clear"/>
-              <w:lang w:val="en-US" w:eastAsia="zh-CN" w:bidi="ar-SA"/>
-            </w:rPr>
-            <w:t>y_train_balanced</w:t>
-          </w:r>
-          <w:r>
-            <w:rPr>
-              <w:rFonts w:hint="eastAsia" w:ascii="Consolas" w:hAnsi="宋体" w:eastAsia="宋体" w:cs="宋体"/>
-              <w:i w:val="0"/>
-              <w:iCs w:val="0"/>
-              <w:caps w:val="0"/>
-              <w:color w:val="252525"/>
-              <w:spacing w:val="0"/>
-              <w:kern w:val="2"/>
-              <w:sz w:val="21"/>
-              <w:szCs w:val="24"/>
-              <w:shd w:val="clear"/>
-              <w:lang w:val="en-US" w:eastAsia="zh-CN" w:bidi="ar-SA"/>
-            </w:rPr>
-            <w:t>==</w:t>
-          </w:r>
-          <w:r>
-            <w:rPr>
-              <w:rFonts w:hint="eastAsia" w:ascii="Consolas" w:hAnsi="宋体" w:eastAsia="宋体" w:cs="宋体"/>
-              <w:i w:val="0"/>
-              <w:iCs w:val="0"/>
-              <w:caps w:val="0"/>
-              <w:color w:val="C48200"/>
-              <w:spacing w:val="0"/>
-              <w:kern w:val="2"/>
-              <w:sz w:val="21"/>
-              <w:szCs w:val="24"/>
-              <w:shd w:val="clear"/>
-              <w:lang w:val="en-US" w:eastAsia="zh-CN" w:bidi="ar-SA"/>
-            </w:rPr>
-            <w:t>1</w:t>
-          </w:r>
-          <w:r>
-            <w:rPr>
-              <w:rFonts w:hint="eastAsia" w:ascii="Consolas" w:hAnsi="宋体" w:eastAsia="宋体" w:cs="宋体"/>
-              <w:i w:val="0"/>
-              <w:iCs w:val="0"/>
-              <w:caps w:val="0"/>
-              <w:color w:val="252525"/>
-              <w:spacing w:val="0"/>
-              <w:kern w:val="2"/>
-              <w:sz w:val="21"/>
-              <w:szCs w:val="24"/>
-              <w:shd w:val="clear"/>
-              <w:lang w:val="en-US" w:eastAsia="zh-CN" w:bidi="ar-SA"/>
-            </w:rPr>
-            <w:t>])</w:t>
+              <w:b/>
+              <w:bCs/>
+              <w:caps w:val="0"/>
+              <w:color w:val="252525"/>
+              <w:spacing w:val="0"/>
+              <w:kern w:val="0"/>
+              <w:sz w:val="21"/>
+              <w:szCs w:val="24"/>
+              <w:shd w:val="clear"/>
+              <w:lang w:val="en-US" w:eastAsia="zh-CN" w:bidi="ar"/>
+            </w:rPr>
+            <w:t>)</w:t>
           </w:r>
         </w:p>
         <w:p>
           <w:pPr>
-            <w:pStyle w:val="6"/>
             <w:keepNext w:val="0"/>
             <w:keepLines w:val="0"/>
             <w:pageBreakBefore w:val="0"/>
@@ -19058,44 +19048,156 @@
             <w:bidi w:val="0"/>
             <w:adjustRightInd/>
             <w:snapToGrid/>
-            <w:spacing w:before="160" w:beforeAutospacing="0" w:after="160" w:afterAutospacing="0" w:line="240" w:lineRule="auto"/>
+            <w:spacing w:before="320" w:beforeAutospacing="0" w:after="160" w:afterAutospacing="0" w:line="240" w:lineRule="auto"/>
             <w:ind w:left="420" w:leftChars="200" w:right="0" w:firstLine="0"/>
             <w:jc w:val="left"/>
             <w:textAlignment w:val="auto"/>
-            <w:rPr>
-              <w:rFonts w:hint="eastAsia" w:ascii="Consolas" w:hAnsi="宋体" w:eastAsia="宋体" w:cs="宋体"/>
-              <w:i w:val="0"/>
-              <w:iCs w:val="0"/>
-              <w:caps w:val="0"/>
-              <w:color w:val="252525"/>
-              <w:spacing w:val="0"/>
-              <w:kern w:val="2"/>
-              <w:sz w:val="21"/>
-              <w:szCs w:val="24"/>
-              <w:shd w:val="clear"/>
-              <w:lang w:val="en-US" w:eastAsia="zh-CN" w:bidi="ar-SA"/>
+            <w:outlineLvl w:val="9"/>
+            <w:rPr>
+              <w:rFonts w:hint="eastAsia" w:ascii="Consolas" w:hAnsi="宋体" w:eastAsia="宋体" w:cs="宋体"/>
+              <w:b/>
+              <w:bCs/>
+              <w:caps w:val="0"/>
+              <w:color w:val="252525"/>
+              <w:spacing w:val="0"/>
+              <w:kern w:val="0"/>
+              <w:sz w:val="21"/>
+              <w:szCs w:val="24"/>
+              <w:shd w:val="clear"/>
+              <w:lang w:val="en-US" w:eastAsia="zh-CN" w:bidi="ar"/>
             </w:rPr>
           </w:pPr>
           <w:r>
             <w:rPr>
               <w:rFonts w:hint="eastAsia" w:ascii="Consolas" w:hAnsi="宋体" w:eastAsia="宋体" w:cs="宋体"/>
-              <w:i w:val="0"/>
-              <w:iCs w:val="0"/>
-              <w:caps w:val="0"/>
-              <w:color w:val="252525"/>
-              <w:spacing w:val="0"/>
-              <w:kern w:val="2"/>
-              <w:sz w:val="21"/>
-              <w:szCs w:val="24"/>
-              <w:shd w:val="clear"/>
-              <w:lang w:val="en-US" w:eastAsia="zh-CN" w:bidi="ar-SA"/>
+              <w:b/>
+              <w:bCs/>
+              <w:caps w:val="0"/>
+              <w:color w:val="BB2726"/>
+              <w:spacing w:val="0"/>
+              <w:kern w:val="0"/>
+              <w:sz w:val="21"/>
+              <w:szCs w:val="24"/>
+              <w:shd w:val="clear"/>
+              <w:lang w:val="en-US" w:eastAsia="zh-CN" w:bidi="ar"/>
+            </w:rPr>
+            <w:t>xgb_model</w:t>
+          </w:r>
+          <w:r>
+            <w:rPr>
+              <w:rFonts w:hint="eastAsia" w:ascii="Consolas" w:hAnsi="宋体" w:eastAsia="宋体" w:cs="宋体"/>
+              <w:b/>
+              <w:bCs/>
+              <w:caps w:val="0"/>
+              <w:color w:val="252525"/>
+              <w:spacing w:val="0"/>
+              <w:kern w:val="0"/>
+              <w:sz w:val="21"/>
+              <w:szCs w:val="24"/>
+              <w:shd w:val="clear"/>
+              <w:lang w:val="en-US" w:eastAsia="zh-CN" w:bidi="ar"/>
+            </w:rPr>
+            <w:t>.</w:t>
+          </w:r>
+          <w:r>
+            <w:rPr>
+              <w:rFonts w:hint="eastAsia" w:ascii="Consolas" w:hAnsi="宋体" w:eastAsia="宋体" w:cs="宋体"/>
+              <w:b/>
+              <w:bCs/>
+              <w:caps w:val="0"/>
+              <w:color w:val="BB2726"/>
+              <w:spacing w:val="0"/>
+              <w:kern w:val="0"/>
+              <w:sz w:val="21"/>
+              <w:szCs w:val="24"/>
+              <w:shd w:val="clear"/>
+              <w:lang w:val="en-US" w:eastAsia="zh-CN" w:bidi="ar"/>
+            </w:rPr>
+            <w:t>fit</w:t>
+          </w:r>
+          <w:r>
+            <w:rPr>
+              <w:rFonts w:hint="eastAsia" w:ascii="Consolas" w:hAnsi="宋体" w:eastAsia="宋体" w:cs="宋体"/>
+              <w:b/>
+              <w:bCs/>
+              <w:caps w:val="0"/>
+              <w:color w:val="252525"/>
+              <w:spacing w:val="0"/>
+              <w:kern w:val="0"/>
+              <w:sz w:val="21"/>
+              <w:szCs w:val="24"/>
+              <w:shd w:val="clear"/>
+              <w:lang w:val="en-US" w:eastAsia="zh-CN" w:bidi="ar"/>
+            </w:rPr>
+            <w:t>(</w:t>
+          </w:r>
+          <w:r>
+            <w:rPr>
+              <w:rFonts w:hint="eastAsia" w:ascii="Consolas" w:hAnsi="宋体" w:eastAsia="宋体" w:cs="宋体"/>
+              <w:b/>
+              <w:bCs/>
+              <w:caps w:val="0"/>
+              <w:color w:val="BB2726"/>
+              <w:spacing w:val="0"/>
+              <w:kern w:val="0"/>
+              <w:sz w:val="21"/>
+              <w:szCs w:val="24"/>
+              <w:shd w:val="clear"/>
+              <w:lang w:val="en-US" w:eastAsia="zh-CN" w:bidi="ar"/>
+            </w:rPr>
+            <w:t>X_train_balanced</w:t>
+          </w:r>
+          <w:r>
+            <w:rPr>
+              <w:rFonts w:hint="eastAsia" w:ascii="Consolas" w:hAnsi="宋体" w:eastAsia="宋体" w:cs="宋体"/>
+              <w:b/>
+              <w:bCs/>
+              <w:caps w:val="0"/>
+              <w:color w:val="252525"/>
+              <w:spacing w:val="0"/>
+              <w:kern w:val="0"/>
+              <w:sz w:val="21"/>
+              <w:szCs w:val="24"/>
+              <w:shd w:val="clear"/>
+              <w:lang w:val="en-US" w:eastAsia="zh-CN" w:bidi="ar"/>
+            </w:rPr>
+            <w:t xml:space="preserve">, </w:t>
+          </w:r>
+          <w:r>
+            <w:rPr>
+              <w:rFonts w:hint="eastAsia" w:ascii="Consolas" w:hAnsi="宋体" w:eastAsia="宋体" w:cs="宋体"/>
+              <w:b/>
+              <w:bCs/>
+              <w:caps w:val="0"/>
+              <w:color w:val="BB2726"/>
+              <w:spacing w:val="0"/>
+              <w:kern w:val="0"/>
+              <w:sz w:val="21"/>
+              <w:szCs w:val="24"/>
+              <w:shd w:val="clear"/>
+              <w:lang w:val="en-US" w:eastAsia="zh-CN" w:bidi="ar"/>
+            </w:rPr>
+            <w:t>y_train_balanced</w:t>
+          </w:r>
+          <w:r>
+            <w:rPr>
+              <w:rFonts w:hint="eastAsia" w:ascii="Consolas" w:hAnsi="宋体" w:eastAsia="宋体" w:cs="宋体"/>
+              <w:b/>
+              <w:bCs/>
+              <w:caps w:val="0"/>
+              <w:color w:val="252525"/>
+              <w:spacing w:val="0"/>
+              <w:kern w:val="0"/>
+              <w:sz w:val="21"/>
+              <w:szCs w:val="24"/>
+              <w:shd w:val="clear"/>
+              <w:lang w:val="en-US" w:eastAsia="zh-CN" w:bidi="ar"/>
             </w:rPr>
             <w:t>)</w:t>
           </w:r>
         </w:p>
         <w:p>
           <w:pPr>
-            <w:pStyle w:val="6"/>
             <w:keepNext w:val="0"/>
             <w:keepLines w:val="0"/>
             <w:pageBreakBefore w:val="0"/>
@@ -19110,311 +19212,149 @@
             <w:bidi w:val="0"/>
             <w:adjustRightInd/>
             <w:snapToGrid/>
-            <w:spacing w:before="160" w:beforeAutospacing="0" w:after="160" w:afterAutospacing="0" w:line="240" w:lineRule="auto"/>
+            <w:spacing w:before="320" w:beforeAutospacing="0" w:after="160" w:afterAutospacing="0" w:line="240" w:lineRule="auto"/>
             <w:ind w:left="420" w:leftChars="200" w:right="0" w:firstLine="0"/>
             <w:jc w:val="left"/>
             <w:textAlignment w:val="auto"/>
-            <w:rPr>
-              <w:rFonts w:hint="eastAsia" w:ascii="Consolas" w:hAnsi="宋体" w:eastAsia="宋体" w:cs="宋体"/>
-              <w:i w:val="0"/>
-              <w:iCs w:val="0"/>
-              <w:caps w:val="0"/>
-              <w:color w:val="252525"/>
-              <w:spacing w:val="0"/>
-              <w:kern w:val="2"/>
-              <w:sz w:val="21"/>
-              <w:szCs w:val="24"/>
-              <w:shd w:val="clear"/>
-              <w:lang w:val="en-US" w:eastAsia="zh-CN" w:bidi="ar-SA"/>
+            <w:outlineLvl w:val="9"/>
+            <w:rPr>
+              <w:rFonts w:hint="eastAsia" w:ascii="Consolas" w:cs="宋体"/>
+              <w:b/>
+              <w:bCs/>
+              <w:caps w:val="0"/>
+              <w:color w:val="0F1115"/>
+              <w:spacing w:val="0"/>
+              <w:sz w:val="21"/>
+              <w:szCs w:val="24"/>
+              <w:shd w:val="clear"/>
+              <w:lang w:val="en-US" w:eastAsia="zh-CN"/>
             </w:rPr>
           </w:pPr>
           <w:r>
             <w:rPr>
               <w:rFonts w:hint="eastAsia" w:ascii="Consolas" w:hAnsi="宋体" w:eastAsia="宋体" w:cs="宋体"/>
-              <w:i w:val="0"/>
-              <w:iCs w:val="0"/>
+              <w:b/>
+              <w:bCs/>
               <w:caps w:val="0"/>
               <w:color w:val="BB2726"/>
               <w:spacing w:val="0"/>
-              <w:kern w:val="2"/>
-              <w:sz w:val="21"/>
-              <w:szCs w:val="24"/>
-              <w:shd w:val="clear"/>
-              <w:lang w:val="en-US" w:eastAsia="zh-CN" w:bidi="ar-SA"/>
+              <w:kern w:val="0"/>
+              <w:sz w:val="21"/>
+              <w:szCs w:val="24"/>
+              <w:shd w:val="clear"/>
+              <w:lang w:val="en-US" w:eastAsia="zh-CN" w:bidi="ar"/>
+            </w:rPr>
+            <w:t>y_pred_xgb</w:t>
+          </w:r>
+          <w:r>
+            <w:rPr>
+              <w:rFonts w:hint="eastAsia" w:ascii="Consolas" w:hAnsi="宋体" w:eastAsia="宋体" w:cs="宋体"/>
+              <w:b/>
+              <w:bCs/>
+              <w:caps w:val="0"/>
+              <w:color w:val="252525"/>
+              <w:spacing w:val="0"/>
+              <w:kern w:val="0"/>
+              <w:sz w:val="21"/>
+              <w:szCs w:val="24"/>
+              <w:shd w:val="clear"/>
+              <w:lang w:val="en-US" w:eastAsia="zh-CN" w:bidi="ar"/>
+            </w:rPr>
+            <w:t xml:space="preserve"> = </w:t>
+          </w:r>
+          <w:r>
+            <w:rPr>
+              <w:rFonts w:hint="eastAsia" w:ascii="Consolas" w:hAnsi="宋体" w:eastAsia="宋体" w:cs="宋体"/>
+              <w:b/>
+              <w:bCs/>
+              <w:caps w:val="0"/>
+              <w:color w:val="BB2726"/>
+              <w:spacing w:val="0"/>
+              <w:kern w:val="0"/>
+              <w:sz w:val="21"/>
+              <w:szCs w:val="24"/>
+              <w:shd w:val="clear"/>
+              <w:lang w:val="en-US" w:eastAsia="zh-CN" w:bidi="ar"/>
             </w:rPr>
             <w:t>xgb_model</w:t>
           </w:r>
           <w:r>
             <w:rPr>
               <w:rFonts w:hint="eastAsia" w:ascii="Consolas" w:hAnsi="宋体" w:eastAsia="宋体" w:cs="宋体"/>
-              <w:i w:val="0"/>
-              <w:iCs w:val="0"/>
-              <w:caps w:val="0"/>
-              <w:color w:val="252525"/>
-              <w:spacing w:val="0"/>
-              <w:kern w:val="2"/>
-              <w:sz w:val="21"/>
-              <w:szCs w:val="24"/>
-              <w:shd w:val="clear"/>
-              <w:lang w:val="en-US" w:eastAsia="zh-CN" w:bidi="ar-SA"/>
+              <w:b/>
+              <w:bCs/>
+              <w:caps w:val="0"/>
+              <w:color w:val="252525"/>
+              <w:spacing w:val="0"/>
+              <w:kern w:val="0"/>
+              <w:sz w:val="21"/>
+              <w:szCs w:val="24"/>
+              <w:shd w:val="clear"/>
+              <w:lang w:val="en-US" w:eastAsia="zh-CN" w:bidi="ar"/>
             </w:rPr>
             <w:t>.</w:t>
           </w:r>
           <w:r>
             <w:rPr>
               <w:rFonts w:hint="eastAsia" w:ascii="Consolas" w:hAnsi="宋体" w:eastAsia="宋体" w:cs="宋体"/>
-              <w:i w:val="0"/>
-              <w:iCs w:val="0"/>
+              <w:b/>
+              <w:bCs/>
               <w:caps w:val="0"/>
               <w:color w:val="BB2726"/>
               <w:spacing w:val="0"/>
-              <w:kern w:val="2"/>
-              <w:sz w:val="21"/>
-              <w:szCs w:val="24"/>
-              <w:shd w:val="clear"/>
-              <w:lang w:val="en-US" w:eastAsia="zh-CN" w:bidi="ar-SA"/>
-            </w:rPr>
-            <w:t>fit</w:t>
-          </w:r>
-          <w:r>
-            <w:rPr>
-              <w:rFonts w:hint="eastAsia" w:ascii="Consolas" w:hAnsi="宋体" w:eastAsia="宋体" w:cs="宋体"/>
-              <w:i w:val="0"/>
-              <w:iCs w:val="0"/>
-              <w:caps w:val="0"/>
-              <w:color w:val="252525"/>
-              <w:spacing w:val="0"/>
-              <w:kern w:val="2"/>
-              <w:sz w:val="21"/>
-              <w:szCs w:val="24"/>
-              <w:shd w:val="clear"/>
-              <w:lang w:val="en-US" w:eastAsia="zh-CN" w:bidi="ar-SA"/>
+              <w:kern w:val="0"/>
+              <w:sz w:val="21"/>
+              <w:szCs w:val="24"/>
+              <w:shd w:val="clear"/>
+              <w:lang w:val="en-US" w:eastAsia="zh-CN" w:bidi="ar"/>
+            </w:rPr>
+            <w:t>predict</w:t>
+          </w:r>
+          <w:r>
+            <w:rPr>
+              <w:rFonts w:hint="eastAsia" w:ascii="Consolas" w:hAnsi="宋体" w:eastAsia="宋体" w:cs="宋体"/>
+              <w:b/>
+              <w:bCs/>
+              <w:caps w:val="0"/>
+              <w:color w:val="252525"/>
+              <w:spacing w:val="0"/>
+              <w:kern w:val="0"/>
+              <w:sz w:val="21"/>
+              <w:szCs w:val="24"/>
+              <w:shd w:val="clear"/>
+              <w:lang w:val="en-US" w:eastAsia="zh-CN" w:bidi="ar"/>
             </w:rPr>
             <w:t>(</w:t>
           </w:r>
           <w:r>
             <w:rPr>
               <w:rFonts w:hint="eastAsia" w:ascii="Consolas" w:hAnsi="宋体" w:eastAsia="宋体" w:cs="宋体"/>
-              <w:i w:val="0"/>
-              <w:iCs w:val="0"/>
+              <w:b/>
+              <w:bCs/>
               <w:caps w:val="0"/>
               <w:color w:val="BB2726"/>
               <w:spacing w:val="0"/>
-              <w:kern w:val="2"/>
-              <w:sz w:val="21"/>
-              <w:szCs w:val="24"/>
-              <w:shd w:val="clear"/>
-              <w:lang w:val="en-US" w:eastAsia="zh-CN" w:bidi="ar-SA"/>
-            </w:rPr>
-            <w:t>X_train_balanced</w:t>
-          </w:r>
-          <w:r>
-            <w:rPr>
-              <w:rFonts w:hint="eastAsia" w:ascii="Consolas" w:hAnsi="宋体" w:eastAsia="宋体" w:cs="宋体"/>
-              <w:i w:val="0"/>
-              <w:iCs w:val="0"/>
-              <w:caps w:val="0"/>
-              <w:color w:val="252525"/>
-              <w:spacing w:val="0"/>
-              <w:kern w:val="2"/>
-              <w:sz w:val="21"/>
-              <w:szCs w:val="24"/>
-              <w:shd w:val="clear"/>
-              <w:lang w:val="en-US" w:eastAsia="zh-CN" w:bidi="ar-SA"/>
-            </w:rPr>
-            <w:t xml:space="preserve">, </w:t>
-          </w:r>
-          <w:r>
-            <w:rPr>
-              <w:rFonts w:hint="eastAsia" w:ascii="Consolas" w:hAnsi="宋体" w:eastAsia="宋体" w:cs="宋体"/>
-              <w:i w:val="0"/>
-              <w:iCs w:val="0"/>
-              <w:caps w:val="0"/>
-              <w:color w:val="BB2726"/>
-              <w:spacing w:val="0"/>
-              <w:kern w:val="2"/>
-              <w:sz w:val="21"/>
-              <w:szCs w:val="24"/>
-              <w:shd w:val="clear"/>
-              <w:lang w:val="en-US" w:eastAsia="zh-CN" w:bidi="ar-SA"/>
-            </w:rPr>
-            <w:t>y_train_balanced</w:t>
-          </w:r>
-          <w:r>
-            <w:rPr>
-              <w:rFonts w:hint="eastAsia" w:ascii="Consolas" w:hAnsi="宋体" w:eastAsia="宋体" w:cs="宋体"/>
-              <w:i w:val="0"/>
-              <w:iCs w:val="0"/>
-              <w:caps w:val="0"/>
-              <w:color w:val="252525"/>
-              <w:spacing w:val="0"/>
-              <w:kern w:val="2"/>
-              <w:sz w:val="21"/>
-              <w:szCs w:val="24"/>
-              <w:shd w:val="clear"/>
-              <w:lang w:val="en-US" w:eastAsia="zh-CN" w:bidi="ar-SA"/>
-            </w:rPr>
-            <w:t>)</w:t>
-          </w:r>
-        </w:p>
-        <w:p>
-          <w:pPr>
-            <w:pStyle w:val="6"/>
-            <w:keepNext w:val="0"/>
-            <w:keepLines w:val="0"/>
-            <w:pageBreakBefore w:val="0"/>
-            <w:widowControl/>
-            <w:suppressLineNumbers w:val="0"/>
-            <w:shd w:val="clear" w:fill="F5F5F5"/>
-            <w:kinsoku/>
-            <w:overflowPunct/>
-            <w:topLinePunct w:val="0"/>
-            <w:autoSpaceDE/>
-            <w:autoSpaceDN/>
-            <w:bidi w:val="0"/>
-            <w:adjustRightInd/>
-            <w:snapToGrid/>
-            <w:spacing w:before="160" w:beforeAutospacing="0" w:after="160" w:afterAutospacing="0" w:line="240" w:lineRule="auto"/>
-            <w:ind w:left="420" w:leftChars="200" w:right="0" w:firstLine="0"/>
-            <w:jc w:val="left"/>
-            <w:textAlignment w:val="auto"/>
-            <w:rPr>
-              <w:rFonts w:hint="eastAsia" w:ascii="Consolas" w:hAnsi="宋体" w:eastAsia="宋体" w:cs="宋体"/>
-              <w:i w:val="0"/>
-              <w:iCs w:val="0"/>
-              <w:caps w:val="0"/>
-              <w:color w:val="0F1115"/>
-              <w:spacing w:val="0"/>
-              <w:sz w:val="21"/>
-              <w:szCs w:val="24"/>
-              <w:shd w:val="clear"/>
-            </w:rPr>
-          </w:pPr>
-          <w:r>
-            <w:rPr>
-              <w:rFonts w:hint="eastAsia" w:ascii="Consolas" w:hAnsi="宋体" w:eastAsia="宋体" w:cs="宋体"/>
-              <w:i w:val="0"/>
-              <w:iCs w:val="0"/>
-              <w:caps w:val="0"/>
-              <w:color w:val="BB2726"/>
-              <w:spacing w:val="0"/>
-              <w:kern w:val="2"/>
-              <w:sz w:val="21"/>
-              <w:szCs w:val="24"/>
-              <w:shd w:val="clear"/>
-              <w:lang w:val="en-US" w:eastAsia="zh-CN" w:bidi="ar-SA"/>
-            </w:rPr>
-            <w:t>y_pred_xgb</w:t>
-          </w:r>
-          <w:r>
-            <w:rPr>
-              <w:rFonts w:hint="eastAsia" w:ascii="Consolas" w:hAnsi="宋体" w:eastAsia="宋体" w:cs="宋体"/>
-              <w:i w:val="0"/>
-              <w:iCs w:val="0"/>
-              <w:caps w:val="0"/>
-              <w:color w:val="252525"/>
-              <w:spacing w:val="0"/>
-              <w:kern w:val="2"/>
-              <w:sz w:val="21"/>
-              <w:szCs w:val="24"/>
-              <w:shd w:val="clear"/>
-              <w:lang w:val="en-US" w:eastAsia="zh-CN" w:bidi="ar-SA"/>
-            </w:rPr>
-            <w:t xml:space="preserve"> = </w:t>
-          </w:r>
-          <w:r>
-            <w:rPr>
-              <w:rFonts w:hint="eastAsia" w:ascii="Consolas" w:hAnsi="宋体" w:eastAsia="宋体" w:cs="宋体"/>
-              <w:i w:val="0"/>
-              <w:iCs w:val="0"/>
-              <w:caps w:val="0"/>
-              <w:color w:val="BB2726"/>
-              <w:spacing w:val="0"/>
-              <w:kern w:val="2"/>
-              <w:sz w:val="21"/>
-              <w:szCs w:val="24"/>
-              <w:shd w:val="clear"/>
-              <w:lang w:val="en-US" w:eastAsia="zh-CN" w:bidi="ar-SA"/>
-            </w:rPr>
-            <w:t>xgb_model</w:t>
-          </w:r>
-          <w:r>
-            <w:rPr>
-              <w:rFonts w:hint="eastAsia" w:ascii="Consolas" w:hAnsi="宋体" w:eastAsia="宋体" w:cs="宋体"/>
-              <w:i w:val="0"/>
-              <w:iCs w:val="0"/>
-              <w:caps w:val="0"/>
-              <w:color w:val="252525"/>
-              <w:spacing w:val="0"/>
-              <w:kern w:val="2"/>
-              <w:sz w:val="21"/>
-              <w:szCs w:val="24"/>
-              <w:shd w:val="clear"/>
-              <w:lang w:val="en-US" w:eastAsia="zh-CN" w:bidi="ar-SA"/>
-            </w:rPr>
-            <w:t>.</w:t>
-          </w:r>
-          <w:r>
-            <w:rPr>
-              <w:rFonts w:hint="eastAsia" w:ascii="Consolas" w:hAnsi="宋体" w:eastAsia="宋体" w:cs="宋体"/>
-              <w:i w:val="0"/>
-              <w:iCs w:val="0"/>
-              <w:caps w:val="0"/>
-              <w:color w:val="BB2726"/>
-              <w:spacing w:val="0"/>
-              <w:kern w:val="2"/>
-              <w:sz w:val="21"/>
-              <w:szCs w:val="24"/>
-              <w:shd w:val="clear"/>
-              <w:lang w:val="en-US" w:eastAsia="zh-CN" w:bidi="ar-SA"/>
-            </w:rPr>
-            <w:t>predict</w:t>
-          </w:r>
-          <w:r>
-            <w:rPr>
-              <w:rFonts w:hint="eastAsia" w:ascii="Consolas" w:hAnsi="宋体" w:eastAsia="宋体" w:cs="宋体"/>
-              <w:i w:val="0"/>
-              <w:iCs w:val="0"/>
-              <w:caps w:val="0"/>
-              <w:color w:val="252525"/>
-              <w:spacing w:val="0"/>
-              <w:kern w:val="2"/>
-              <w:sz w:val="21"/>
-              <w:szCs w:val="24"/>
-              <w:shd w:val="clear"/>
-              <w:lang w:val="en-US" w:eastAsia="zh-CN" w:bidi="ar-SA"/>
-            </w:rPr>
-            <w:t>(</w:t>
-          </w:r>
-          <w:r>
-            <w:rPr>
-              <w:rFonts w:hint="eastAsia" w:ascii="Consolas" w:hAnsi="宋体" w:eastAsia="宋体" w:cs="宋体"/>
-              <w:i w:val="0"/>
-              <w:iCs w:val="0"/>
-              <w:caps w:val="0"/>
-              <w:color w:val="BB2726"/>
-              <w:spacing w:val="0"/>
-              <w:kern w:val="2"/>
-              <w:sz w:val="21"/>
-              <w:szCs w:val="24"/>
-              <w:shd w:val="clear"/>
-              <w:lang w:val="en-US" w:eastAsia="zh-CN" w:bidi="ar-SA"/>
+              <w:kern w:val="0"/>
+              <w:sz w:val="21"/>
+              <w:szCs w:val="24"/>
+              <w:shd w:val="clear"/>
+              <w:lang w:val="en-US" w:eastAsia="zh-CN" w:bidi="ar"/>
             </w:rPr>
             <w:t>X_test</w:t>
           </w:r>
           <w:r>
             <w:rPr>
               <w:rFonts w:hint="eastAsia" w:ascii="Consolas" w:hAnsi="宋体" w:eastAsia="宋体" w:cs="宋体"/>
-              <w:i w:val="0"/>
-              <w:iCs w:val="0"/>
-              <w:caps w:val="0"/>
-              <w:color w:val="252525"/>
-              <w:spacing w:val="0"/>
-              <w:kern w:val="2"/>
-              <w:sz w:val="21"/>
-              <w:szCs w:val="24"/>
-              <w:shd w:val="clear"/>
-              <w:lang w:val="en-US" w:eastAsia="zh-CN" w:bidi="ar-SA"/>
+              <w:b/>
+              <w:bCs/>
+              <w:caps w:val="0"/>
+              <w:color w:val="252525"/>
+              <w:spacing w:val="0"/>
+              <w:kern w:val="0"/>
+              <w:sz w:val="21"/>
+              <w:szCs w:val="24"/>
+              <w:shd w:val="clear"/>
+              <w:lang w:val="en-US" w:eastAsia="zh-CN" w:bidi="ar"/>
             </w:rPr>
             <w:t>)</w:t>
           </w:r>
@@ -19547,6 +19487,7 @@
           <w:spacing w:val="0"/>
           <w:sz w:val="24"/>
           <w:szCs w:val="24"/>
+          <w:shd w:val="clear" w:fill="FFFFFF"/>
         </w:rPr>
       </w:pPr>
       <w:r>
@@ -19595,14 +19536,12 @@
     </w:p>
     <w:p>
       <w:pPr>
-        <w:pStyle w:val="6"/>
         <w:keepNext w:val="0"/>
         <w:keepLines w:val="0"/>
         <w:pageBreakBefore w:val="0"/>
-        <w:widowControl/>
-        <w:suppressLineNumbers w:val="0"/>
-        <w:shd w:val="clear" w:fill="FFFFFF"/>
+        <w:widowControl w:val="0"/>
         <w:kinsoku/>
+        <w:wordWrap/>
         <w:overflowPunct/>
         <w:topLinePunct w:val="0"/>
         <w:autoSpaceDE/>
@@ -19610,19 +19549,10 @@
         <w:bidi w:val="0"/>
         <w:adjustRightInd/>
         <w:snapToGrid/>
-        <w:spacing w:before="160" w:beforeAutospacing="0" w:after="160" w:afterAutospacing="0" w:line="400" w:lineRule="atLeast"/>
-        <w:ind w:left="0" w:right="0" w:firstLine="0"/>
+        <w:spacing w:line="400" w:lineRule="atLeast"/>
         <w:textAlignment w:val="auto"/>
         <w:rPr>
-          <w:rFonts w:hint="eastAsia" w:ascii="宋体" w:hAnsi="宋体" w:eastAsia="宋体" w:cs="宋体"/>
-          <w:i w:val="0"/>
-          <w:iCs w:val="0"/>
-          <w:caps w:val="0"/>
-          <w:color w:val="0F1115"/>
-          <w:spacing w:val="0"/>
-          <w:sz w:val="24"/>
-          <w:szCs w:val="24"/>
-          <w:shd w:val="clear" w:fill="FFFFFF"/>
+          <w:rFonts w:hint="eastAsia"/>
         </w:rPr>
       </w:pPr>
       <w:r>
@@ -19631,155 +19561,13 @@
           <w:i w:val="0"/>
           <w:iCs w:val="0"/>
           <w:caps w:val="0"/>
-          <w:color w:val="0F1115"/>
-          <w:spacing w:val="0"/>
-          <w:sz w:val="24"/>
-          <w:szCs w:val="24"/>
-          <w:shd w:val="clear" w:fill="FFFFFF"/>
-        </w:rPr>
-        <w:t>采用SHAP（Shapley Additive Explanations）分析模型预测结果，识别客户流失的关键驱动因素</w:t>
-      </w:r>
-      <w:r>
-        <w:rPr>
-          <w:rFonts w:hint="eastAsia" w:ascii="宋体" w:hAnsi="宋体" w:eastAsia="宋体" w:cs="宋体"/>
-          <w:i w:val="0"/>
-          <w:iCs w:val="0"/>
-          <w:caps w:val="0"/>
-          <w:color w:val="3964FE"/>
-          <w:spacing w:val="0"/>
-          <w:sz w:val="24"/>
-          <w:szCs w:val="24"/>
-          <w:u w:val="none"/>
-          <w:bdr w:val="single" w:color="auto" w:sz="12" w:space="0"/>
-          <w:shd w:val="clear" w:fill="FFFFFF"/>
-        </w:rPr>
-        <w:fldChar w:fldCharType="begin"/>
-      </w:r>
-      <w:r>
-        <w:rPr>
-          <w:rFonts w:hint="eastAsia" w:ascii="宋体" w:hAnsi="宋体" w:eastAsia="宋体" w:cs="宋体"/>
-          <w:i w:val="0"/>
-          <w:iCs w:val="0"/>
-          <w:caps w:val="0"/>
-          <w:color w:val="3964FE"/>
-          <w:spacing w:val="0"/>
-          <w:sz w:val="24"/>
-          <w:szCs w:val="24"/>
-          <w:u w:val="none"/>
-          <w:bdr w:val="single" w:color="auto" w:sz="12" w:space="0"/>
-          <w:shd w:val="clear" w:fill="FFFFFF"/>
-        </w:rPr>
-        <w:instrText xml:space="preserve"> HYPERLINK "https://iaj.aktuaris.or.id/index.php/iaj/article/view/25" \t "https://chat.deepseek.com/a/chat/s/_blank" </w:instrText>
-      </w:r>
-      <w:r>
-        <w:rPr>
-          <w:rFonts w:hint="eastAsia" w:ascii="宋体" w:hAnsi="宋体" w:eastAsia="宋体" w:cs="宋体"/>
-          <w:i w:val="0"/>
-          <w:iCs w:val="0"/>
-          <w:caps w:val="0"/>
-          <w:color w:val="3964FE"/>
-          <w:spacing w:val="0"/>
-          <w:sz w:val="24"/>
-          <w:szCs w:val="24"/>
-          <w:u w:val="none"/>
-          <w:bdr w:val="single" w:color="auto" w:sz="12" w:space="0"/>
-          <w:shd w:val="clear" w:fill="FFFFFF"/>
-        </w:rPr>
-        <w:fldChar w:fldCharType="separate"/>
-      </w:r>
-      <w:r>
-        <w:rPr>
-          <w:rFonts w:hint="eastAsia" w:ascii="宋体" w:hAnsi="宋体" w:eastAsia="宋体" w:cs="宋体"/>
-          <w:i w:val="0"/>
-          <w:iCs w:val="0"/>
-          <w:caps w:val="0"/>
-          <w:color w:val="3964FE"/>
-          <w:spacing w:val="0"/>
-          <w:sz w:val="24"/>
-          <w:szCs w:val="24"/>
-          <w:u w:val="none"/>
-          <w:bdr w:val="single" w:color="auto" w:sz="12" w:space="0"/>
-          <w:shd w:val="clear" w:fill="FFFFFF"/>
-        </w:rPr>
-        <w:fldChar w:fldCharType="end"/>
-      </w:r>
-      <w:r>
-        <w:rPr>
-          <w:rFonts w:hint="eastAsia" w:ascii="宋体" w:hAnsi="宋体" w:eastAsia="宋体" w:cs="宋体"/>
-          <w:i w:val="0"/>
-          <w:iCs w:val="0"/>
-          <w:caps w:val="0"/>
-          <w:color w:val="3964FE"/>
-          <w:spacing w:val="0"/>
-          <w:sz w:val="24"/>
-          <w:szCs w:val="24"/>
-          <w:u w:val="none"/>
-          <w:bdr w:val="single" w:color="auto" w:sz="12" w:space="0"/>
-          <w:shd w:val="clear" w:fill="FFFFFF"/>
-        </w:rPr>
-        <w:fldChar w:fldCharType="begin"/>
-      </w:r>
-      <w:r>
-        <w:rPr>
-          <w:rFonts w:hint="eastAsia" w:ascii="宋体" w:hAnsi="宋体" w:eastAsia="宋体" w:cs="宋体"/>
-          <w:i w:val="0"/>
-          <w:iCs w:val="0"/>
-          <w:caps w:val="0"/>
-          <w:color w:val="3964FE"/>
-          <w:spacing w:val="0"/>
-          <w:sz w:val="24"/>
-          <w:szCs w:val="24"/>
-          <w:u w:val="none"/>
-          <w:bdr w:val="single" w:color="auto" w:sz="12" w:space="0"/>
-          <w:shd w:val="clear" w:fill="FFFFFF"/>
-        </w:rPr>
-        <w:instrText xml:space="preserve"> HYPERLINK "https://www.nature.com/articles/s41598-025-30108-z?utm" \l "1" \t "https://chat.deepseek.com/a/chat/s/_blank" </w:instrText>
-      </w:r>
-      <w:r>
-        <w:rPr>
-          <w:rFonts w:hint="eastAsia" w:ascii="宋体" w:hAnsi="宋体" w:eastAsia="宋体" w:cs="宋体"/>
-          <w:i w:val="0"/>
-          <w:iCs w:val="0"/>
-          <w:caps w:val="0"/>
-          <w:color w:val="3964FE"/>
-          <w:spacing w:val="0"/>
-          <w:sz w:val="24"/>
-          <w:szCs w:val="24"/>
-          <w:u w:val="none"/>
-          <w:bdr w:val="single" w:color="auto" w:sz="12" w:space="0"/>
-          <w:shd w:val="clear" w:fill="FFFFFF"/>
-        </w:rPr>
-        <w:fldChar w:fldCharType="separate"/>
-      </w:r>
-      <w:r>
-        <w:rPr>
-          <w:rFonts w:hint="eastAsia" w:ascii="宋体" w:hAnsi="宋体" w:eastAsia="宋体" w:cs="宋体"/>
-          <w:i w:val="0"/>
-          <w:iCs w:val="0"/>
-          <w:caps w:val="0"/>
-          <w:color w:val="3964FE"/>
-          <w:spacing w:val="0"/>
-          <w:sz w:val="24"/>
-          <w:szCs w:val="24"/>
-          <w:u w:val="none"/>
-          <w:bdr w:val="single" w:color="auto" w:sz="12" w:space="0"/>
-          <w:shd w:val="clear" w:fill="FFFFFF"/>
-        </w:rPr>
-        <w:fldChar w:fldCharType="end"/>
-      </w:r>
-      <w:r>
-        <w:rPr>
-          <w:rFonts w:hint="eastAsia" w:ascii="宋体" w:hAnsi="宋体" w:eastAsia="宋体" w:cs="宋体"/>
-          <w:i w:val="0"/>
-          <w:iCs w:val="0"/>
-          <w:caps w:val="0"/>
-          <w:color w:val="0F1115"/>
-          <w:spacing w:val="0"/>
-          <w:sz w:val="24"/>
-          <w:szCs w:val="24"/>
-          <w:shd w:val="clear" w:fill="FFFFFF"/>
-        </w:rPr>
-        <w:t>：</w:t>
+          <w:color w:val="000000"/>
+          <w:spacing w:val="0"/>
+          <w:sz w:val="24"/>
+          <w:szCs w:val="24"/>
+          <w:shd w:val="clear" w:fill="FFFFFF"/>
+        </w:rPr>
+        <w:t>采用SHAP（Shapley Additive Explanations）分析最佳模型 LightGBM 的预测结果，识别客户流失的关键影响因素及其作用方向：</w:t>
       </w:r>
     </w:p>
     <w:sdt>
@@ -21073,143 +20861,19 @@
           <w:shd w:val="clear" w:fill="FFFFFF"/>
           <w:lang w:val="en-US" w:eastAsia="zh-CN"/>
         </w:rPr>
-        <w:t>数据分析显示，数据集中流失客户占比约为26.5%，留存客户占比约为73.5%。这一比例与电信行业普遍面临的客户流失挑战相符——年度流失率通常在30-35%范围内</w:t>
-      </w:r>
-      <w:r>
-        <w:rPr>
-          <w:rFonts w:hint="eastAsia" w:ascii="宋体" w:hAnsi="宋体" w:eastAsia="宋体" w:cs="宋体"/>
-          <w:i w:val="0"/>
-          <w:iCs w:val="0"/>
-          <w:caps w:val="0"/>
-          <w:color w:val="0F1115"/>
-          <w:spacing w:val="0"/>
-          <w:sz w:val="24"/>
-          <w:szCs w:val="24"/>
-          <w:shd w:val="clear" w:fill="FFFFFF"/>
-          <w:lang w:val="en-US" w:eastAsia="zh-CN"/>
-        </w:rPr>
-        <w:fldChar w:fldCharType="begin"/>
-      </w:r>
-      <w:r>
-        <w:rPr>
-          <w:rFonts w:hint="eastAsia" w:ascii="宋体" w:hAnsi="宋体" w:eastAsia="宋体" w:cs="宋体"/>
-          <w:i w:val="0"/>
-          <w:iCs w:val="0"/>
-          <w:caps w:val="0"/>
-          <w:color w:val="0F1115"/>
-          <w:spacing w:val="0"/>
-          <w:sz w:val="24"/>
-          <w:szCs w:val="24"/>
-          <w:shd w:val="clear" w:fill="FFFFFF"/>
-          <w:lang w:val="en-US" w:eastAsia="zh-CN"/>
-        </w:rPr>
-        <w:instrText xml:space="preserve"> HYPERLINK "https://ieeexplore.ieee.org/abstract/document/11327024/similar" \l "similar#1" \t "https://chat.deepseek.com/a/chat/s/_blank" </w:instrText>
-      </w:r>
-      <w:r>
-        <w:rPr>
-          <w:rFonts w:hint="eastAsia" w:ascii="宋体" w:hAnsi="宋体" w:eastAsia="宋体" w:cs="宋体"/>
-          <w:i w:val="0"/>
-          <w:iCs w:val="0"/>
-          <w:caps w:val="0"/>
-          <w:color w:val="0F1115"/>
-          <w:spacing w:val="0"/>
-          <w:sz w:val="24"/>
-          <w:szCs w:val="24"/>
-          <w:shd w:val="clear" w:fill="FFFFFF"/>
-          <w:lang w:val="en-US" w:eastAsia="zh-CN"/>
-        </w:rPr>
-        <w:fldChar w:fldCharType="separate"/>
-      </w:r>
-      <w:r>
-        <w:rPr>
-          <w:rFonts w:hint="eastAsia" w:ascii="宋体" w:hAnsi="宋体" w:eastAsia="宋体" w:cs="宋体"/>
-          <w:i w:val="0"/>
-          <w:iCs w:val="0"/>
-          <w:caps w:val="0"/>
-          <w:color w:val="0F1115"/>
-          <w:spacing w:val="0"/>
-          <w:sz w:val="24"/>
-          <w:szCs w:val="24"/>
-          <w:shd w:val="clear" w:fill="FFFFFF"/>
-          <w:lang w:val="en-US" w:eastAsia="zh-CN"/>
-        </w:rPr>
-        <w:fldChar w:fldCharType="end"/>
-      </w:r>
-      <w:r>
-        <w:rPr>
-          <w:rFonts w:hint="eastAsia" w:ascii="宋体" w:hAnsi="宋体" w:eastAsia="宋体" w:cs="宋体"/>
-          <w:i w:val="0"/>
-          <w:iCs w:val="0"/>
-          <w:caps w:val="0"/>
-          <w:color w:val="0F1115"/>
-          <w:spacing w:val="0"/>
-          <w:sz w:val="24"/>
-          <w:szCs w:val="24"/>
-          <w:shd w:val="clear" w:fill="FFFFFF"/>
-          <w:lang w:val="en-US" w:eastAsia="zh-CN"/>
-        </w:rPr>
-        <w:t>。</w:t>
-      </w:r>
-    </w:p>
-    <w:p>
-      <w:pPr>
-        <w:pStyle w:val="6"/>
-        <w:keepNext w:val="0"/>
-        <w:keepLines w:val="0"/>
-        <w:pageBreakBefore w:val="0"/>
-        <w:widowControl/>
-        <w:suppressLineNumbers w:val="0"/>
-        <w:shd w:val="clear" w:fill="FFFFFF"/>
-        <w:kinsoku/>
-        <w:overflowPunct/>
-        <w:topLinePunct w:val="0"/>
-        <w:autoSpaceDE/>
-        <w:autoSpaceDN/>
-        <w:bidi w:val="0"/>
-        <w:adjustRightInd/>
-        <w:snapToGrid/>
-        <w:spacing w:before="160" w:beforeAutospacing="0" w:after="160" w:afterAutospacing="0" w:line="400" w:lineRule="atLeast"/>
-        <w:ind w:left="0" w:right="0" w:firstLine="0"/>
-        <w:textAlignment w:val="auto"/>
-        <w:rPr>
-          <w:rFonts w:hint="eastAsia" w:ascii="宋体" w:hAnsi="宋体" w:eastAsia="宋体" w:cs="宋体"/>
-          <w:i w:val="0"/>
-          <w:iCs w:val="0"/>
-          <w:caps w:val="0"/>
-          <w:color w:val="0F1115"/>
-          <w:spacing w:val="0"/>
-          <w:sz w:val="24"/>
-          <w:szCs w:val="24"/>
-          <w:shd w:val="clear" w:fill="FFFFFF"/>
-          <w:lang w:val="en-US" w:eastAsia="zh-CN"/>
-        </w:rPr>
-      </w:pPr>
-      <w:r>
-        <w:rPr>
-          <w:rFonts w:hint="eastAsia" w:ascii="宋体" w:hAnsi="宋体" w:eastAsia="宋体" w:cs="宋体"/>
-          <w:i w:val="0"/>
-          <w:iCs w:val="0"/>
-          <w:caps w:val="0"/>
-          <w:color w:val="0F1115"/>
-          <w:spacing w:val="0"/>
-          <w:sz w:val="24"/>
-          <w:szCs w:val="24"/>
-          <w:shd w:val="clear" w:fill="FFFFFF"/>
-          <w:lang w:val="en-US" w:eastAsia="zh-CN"/>
-        </w:rPr>
         <w:drawing>
           <wp:anchor distT="0" distB="0" distL="114300" distR="114300" simplePos="0" relativeHeight="251659264" behindDoc="0" locked="0" layoutInCell="1" allowOverlap="1">
             <wp:simplePos x="0" y="0"/>
             <wp:positionH relativeFrom="column">
-              <wp:posOffset>889000</wp:posOffset>
+              <wp:posOffset>-450850</wp:posOffset>
             </wp:positionH>
             <wp:positionV relativeFrom="paragraph">
-              <wp:posOffset>116840</wp:posOffset>
+              <wp:posOffset>12065</wp:posOffset>
             </wp:positionV>
-            <wp:extent cx="3030855" cy="2809240"/>
-            <wp:effectExtent l="0" t="0" r="0" b="10160"/>
+            <wp:extent cx="2583180" cy="2771140"/>
+            <wp:effectExtent l="0" t="0" r="7620" b="10160"/>
             <wp:wrapSquare wrapText="bothSides"/>
-            <wp:docPr id="3" name="图片 3" descr="churn_rate_pie"/>
+            <wp:docPr id="2" name="图片 2" descr="churn_rate_pie"/>
             <wp:cNvGraphicFramePr>
               <a:graphicFrameLocks xmlns:a="http://schemas.openxmlformats.org/drawingml/2006/main" noChangeAspect="1"/>
             </wp:cNvGraphicFramePr>
@@ -21217,14 +20881,13 @@
               <a:graphicData uri="http://schemas.openxmlformats.org/drawingml/2006/picture">
                 <pic:pic xmlns:pic="http://schemas.openxmlformats.org/drawingml/2006/picture">
                   <pic:nvPicPr>
-                    <pic:cNvPr id="3" name="图片 3" descr="churn_rate_pie"/>
+                    <pic:cNvPr id="2" name="图片 2" descr="churn_rate_pie"/>
                     <pic:cNvPicPr>
                       <a:picLocks noChangeAspect="1"/>
                     </pic:cNvPicPr>
                   </pic:nvPicPr>
                   <pic:blipFill>
                     <a:blip r:embed="rId4"/>
-                    <a:srcRect t="441" r="-1375" b="9223"/>
                     <a:stretch>
                       <a:fillRect/>
                     </a:stretch>
@@ -21232,7 +20895,7 @@
                   <pic:spPr>
                     <a:xfrm>
                       <a:off x="0" y="0"/>
-                      <a:ext cx="3030855" cy="2809240"/>
+                      <a:ext cx="2583180" cy="2771140"/>
                     </a:xfrm>
                     <a:prstGeom prst="rect">
                       <a:avLst/>
@@ -21266,19 +20929,62 @@
         <w:ind w:left="0" w:right="0" w:firstLine="0"/>
         <w:textAlignment w:val="auto"/>
         <w:rPr>
-          <w:rFonts w:hint="eastAsia" w:ascii="宋体" w:hAnsi="宋体" w:eastAsia="宋体" w:cs="宋体"/>
-          <w:b/>
-          <w:bCs/>
-          <w:i w:val="0"/>
-          <w:iCs w:val="0"/>
-          <w:caps w:val="0"/>
-          <w:color w:val="0F1115"/>
-          <w:spacing w:val="0"/>
-          <w:sz w:val="24"/>
-          <w:szCs w:val="24"/>
-          <w:shd w:val="clear" w:fill="FFFFFF"/>
+          <w:rFonts w:hint="default" w:ascii="宋体" w:hAnsi="宋体" w:eastAsia="宋体" w:cs="宋体"/>
+          <w:i w:val="0"/>
+          <w:iCs w:val="0"/>
+          <w:caps w:val="0"/>
+          <w:color w:val="000000"/>
+          <w:spacing w:val="0"/>
+          <w:sz w:val="24"/>
+          <w:szCs w:val="24"/>
+          <w:shd w:val="clear" w:fill="FFFFFF"/>
+          <w:lang w:val="en-US" w:eastAsia="zh-CN"/>
         </w:rPr>
       </w:pPr>
+      <w:r>
+        <w:rPr>
+          <w:rFonts w:hint="eastAsia" w:ascii="宋体" w:hAnsi="宋体" w:eastAsia="宋体" w:cs="宋体"/>
+          <w:i w:val="0"/>
+          <w:iCs w:val="0"/>
+          <w:caps w:val="0"/>
+          <w:color w:val="0F1115"/>
+          <w:spacing w:val="0"/>
+          <w:sz w:val="24"/>
+          <w:szCs w:val="24"/>
+          <w:shd w:val="clear" w:fill="FFFFFF"/>
+          <w:lang w:val="en-US" w:eastAsia="zh-CN"/>
+        </w:rPr>
+        <w:t>数据分析显示，数据集中流失客户占比约为26.5%，留存客户占比约为73.5%。</w:t>
+      </w:r>
+      <w:r>
+        <w:rPr>
+          <w:rFonts w:hint="eastAsia" w:ascii="宋体" w:hAnsi="宋体" w:eastAsia="宋体" w:cs="宋体"/>
+          <w:i w:val="0"/>
+          <w:iCs w:val="0"/>
+          <w:caps w:val="0"/>
+          <w:color w:val="000000"/>
+          <w:spacing w:val="0"/>
+          <w:sz w:val="24"/>
+          <w:szCs w:val="24"/>
+          <w:shd w:val="clear" w:fill="FFFFFF"/>
+        </w:rPr>
+        <w:t>样本本身来看，流失客户约占四分之一，因此后续模型评估不能只关注准确率，还需要结合精确率、召回率和F1分数综合判断。</w:t>
+      </w:r>
+      <w:r>
+        <w:rPr>
+          <w:rFonts w:hint="eastAsia" w:ascii="宋体" w:hAnsi="宋体" w:eastAsia="宋体" w:cs="宋体"/>
+          <w:i w:val="0"/>
+          <w:iCs w:val="0"/>
+          <w:caps w:val="0"/>
+          <w:color w:val="000000"/>
+          <w:spacing w:val="0"/>
+          <w:sz w:val="24"/>
+          <w:szCs w:val="24"/>
+          <w:shd w:val="clear" w:fill="FFFFFF"/>
+          <w:lang w:val="en-US" w:eastAsia="zh-CN"/>
+        </w:rPr>
+        <w:t xml:space="preserve">   </w:t>
+      </w:r>
     </w:p>
     <w:p>
       <w:pPr>
@@ -21314,279 +21020,6 @@
           <w:shd w:val="clear" w:fill="FFFFFF"/>
         </w:rPr>
       </w:pPr>
-    </w:p>
-    <w:p>
-      <w:pPr>
-        <w:pStyle w:val="6"/>
-        <w:keepNext w:val="0"/>
-        <w:keepLines w:val="0"/>
-        <w:pageBreakBefore w:val="0"/>
-        <w:widowControl/>
-        <w:suppressLineNumbers w:val="0"/>
-        <w:shd w:val="clear" w:fill="FFFFFF"/>
-        <w:kinsoku/>
-        <w:overflowPunct/>
-        <w:topLinePunct w:val="0"/>
-        <w:autoSpaceDE/>
-        <w:autoSpaceDN/>
-        <w:bidi w:val="0"/>
-        <w:adjustRightInd/>
-        <w:snapToGrid/>
-        <w:spacing w:before="160" w:beforeAutospacing="0" w:after="160" w:afterAutospacing="0" w:line="400" w:lineRule="atLeast"/>
-        <w:ind w:left="0" w:right="0" w:firstLine="0"/>
-        <w:textAlignment w:val="auto"/>
-        <w:rPr>
-          <w:rFonts w:hint="eastAsia" w:ascii="宋体" w:hAnsi="宋体" w:eastAsia="宋体" w:cs="宋体"/>
-          <w:b/>
-          <w:bCs/>
-          <w:i w:val="0"/>
-          <w:iCs w:val="0"/>
-          <w:caps w:val="0"/>
-          <w:color w:val="0F1115"/>
-          <w:spacing w:val="0"/>
-          <w:sz w:val="24"/>
-          <w:szCs w:val="24"/>
-          <w:shd w:val="clear" w:fill="FFFFFF"/>
-        </w:rPr>
-      </w:pPr>
-    </w:p>
-    <w:p>
-      <w:pPr>
-        <w:pStyle w:val="6"/>
-        <w:keepNext w:val="0"/>
-        <w:keepLines w:val="0"/>
-        <w:pageBreakBefore w:val="0"/>
-        <w:widowControl/>
-        <w:suppressLineNumbers w:val="0"/>
-        <w:shd w:val="clear" w:fill="FFFFFF"/>
-        <w:kinsoku/>
-        <w:overflowPunct/>
-        <w:topLinePunct w:val="0"/>
-        <w:autoSpaceDE/>
-        <w:autoSpaceDN/>
-        <w:bidi w:val="0"/>
-        <w:adjustRightInd/>
-        <w:snapToGrid/>
-        <w:spacing w:before="160" w:beforeAutospacing="0" w:after="160" w:afterAutospacing="0" w:line="400" w:lineRule="atLeast"/>
-        <w:ind w:left="0" w:right="0" w:firstLine="0"/>
-        <w:textAlignment w:val="auto"/>
-        <w:rPr>
-          <w:rFonts w:hint="eastAsia" w:ascii="宋体" w:hAnsi="宋体" w:eastAsia="宋体" w:cs="宋体"/>
-          <w:b/>
-          <w:bCs/>
-          <w:i w:val="0"/>
-          <w:iCs w:val="0"/>
-          <w:caps w:val="0"/>
-          <w:color w:val="0F1115"/>
-          <w:spacing w:val="0"/>
-          <w:sz w:val="24"/>
-          <w:szCs w:val="24"/>
-          <w:shd w:val="clear" w:fill="FFFFFF"/>
-        </w:rPr>
-      </w:pPr>
-    </w:p>
-    <w:p>
-      <w:pPr>
-        <w:pStyle w:val="6"/>
-        <w:keepNext w:val="0"/>
-        <w:keepLines w:val="0"/>
-        <w:pageBreakBefore w:val="0"/>
-        <w:widowControl/>
-        <w:suppressLineNumbers w:val="0"/>
-        <w:shd w:val="clear" w:fill="FFFFFF"/>
-        <w:kinsoku/>
-        <w:overflowPunct/>
-        <w:topLinePunct w:val="0"/>
-        <w:autoSpaceDE/>
-        <w:autoSpaceDN/>
-        <w:bidi w:val="0"/>
-        <w:adjustRightInd/>
-        <w:snapToGrid/>
-        <w:spacing w:before="160" w:beforeAutospacing="0" w:after="160" w:afterAutospacing="0" w:line="400" w:lineRule="atLeast"/>
-        <w:ind w:left="0" w:right="0" w:firstLine="0"/>
-        <w:textAlignment w:val="auto"/>
-        <w:rPr>
-          <w:rFonts w:hint="eastAsia" w:ascii="宋体" w:hAnsi="宋体" w:eastAsia="宋体" w:cs="宋体"/>
-          <w:b/>
-          <w:bCs/>
-          <w:i w:val="0"/>
-          <w:iCs w:val="0"/>
-          <w:caps w:val="0"/>
-          <w:color w:val="0F1115"/>
-          <w:spacing w:val="0"/>
-          <w:sz w:val="24"/>
-          <w:szCs w:val="24"/>
-          <w:shd w:val="clear" w:fill="FFFFFF"/>
-        </w:rPr>
-      </w:pPr>
-    </w:p>
-    <w:p>
-      <w:pPr>
-        <w:pStyle w:val="6"/>
-        <w:keepNext w:val="0"/>
-        <w:keepLines w:val="0"/>
-        <w:pageBreakBefore w:val="0"/>
-        <w:widowControl/>
-        <w:suppressLineNumbers w:val="0"/>
-        <w:shd w:val="clear" w:fill="FFFFFF"/>
-        <w:kinsoku/>
-        <w:overflowPunct/>
-        <w:topLinePunct w:val="0"/>
-        <w:autoSpaceDE/>
-        <w:autoSpaceDN/>
-        <w:bidi w:val="0"/>
-        <w:adjustRightInd/>
-        <w:snapToGrid/>
-        <w:spacing w:before="160" w:beforeAutospacing="0" w:after="160" w:afterAutospacing="0" w:line="400" w:lineRule="atLeast"/>
-        <w:ind w:left="0" w:right="0" w:firstLine="0"/>
-        <w:textAlignment w:val="auto"/>
-        <w:rPr>
-          <w:rFonts w:hint="eastAsia" w:ascii="宋体" w:hAnsi="宋体" w:eastAsia="宋体" w:cs="宋体"/>
-          <w:b/>
-          <w:bCs/>
-          <w:i w:val="0"/>
-          <w:iCs w:val="0"/>
-          <w:caps w:val="0"/>
-          <w:color w:val="0F1115"/>
-          <w:spacing w:val="0"/>
-          <w:sz w:val="24"/>
-          <w:szCs w:val="24"/>
-          <w:shd w:val="clear" w:fill="FFFFFF"/>
-        </w:rPr>
-      </w:pPr>
-    </w:p>
-    <w:p>
-      <w:pPr>
-        <w:pStyle w:val="6"/>
-        <w:keepNext w:val="0"/>
-        <w:keepLines w:val="0"/>
-        <w:pageBreakBefore w:val="0"/>
-        <w:widowControl/>
-        <w:suppressLineNumbers w:val="0"/>
-        <w:shd w:val="clear" w:fill="FFFFFF"/>
-        <w:kinsoku/>
-        <w:overflowPunct/>
-        <w:topLinePunct w:val="0"/>
-        <w:autoSpaceDE/>
-        <w:autoSpaceDN/>
-        <w:bidi w:val="0"/>
-        <w:adjustRightInd/>
-        <w:snapToGrid/>
-        <w:spacing w:before="160" w:beforeAutospacing="0" w:after="160" w:afterAutospacing="0" w:line="400" w:lineRule="atLeast"/>
-        <w:ind w:left="0" w:right="0" w:firstLine="0"/>
-        <w:textAlignment w:val="auto"/>
-        <w:rPr>
-          <w:rFonts w:hint="eastAsia" w:ascii="宋体" w:hAnsi="宋体" w:eastAsia="宋体" w:cs="宋体"/>
-          <w:b/>
-          <w:bCs/>
-          <w:i w:val="0"/>
-          <w:iCs w:val="0"/>
-          <w:caps w:val="0"/>
-          <w:color w:val="0F1115"/>
-          <w:spacing w:val="0"/>
-          <w:sz w:val="24"/>
-          <w:szCs w:val="24"/>
-          <w:shd w:val="clear" w:fill="FFFFFF"/>
-        </w:rPr>
-      </w:pPr>
-    </w:p>
-    <w:p>
-      <w:pPr>
-        <w:pStyle w:val="6"/>
-        <w:keepNext w:val="0"/>
-        <w:keepLines w:val="0"/>
-        <w:pageBreakBefore w:val="0"/>
-        <w:widowControl/>
-        <w:suppressLineNumbers w:val="0"/>
-        <w:shd w:val="clear" w:fill="FFFFFF"/>
-        <w:kinsoku/>
-        <w:overflowPunct/>
-        <w:topLinePunct w:val="0"/>
-        <w:autoSpaceDE/>
-        <w:autoSpaceDN/>
-        <w:bidi w:val="0"/>
-        <w:adjustRightInd/>
-        <w:snapToGrid/>
-        <w:spacing w:before="160" w:beforeAutospacing="0" w:after="160" w:afterAutospacing="0" w:line="400" w:lineRule="atLeast"/>
-        <w:ind w:left="0" w:right="0" w:firstLine="0"/>
-        <w:textAlignment w:val="auto"/>
-        <w:rPr>
-          <w:rFonts w:hint="eastAsia" w:ascii="宋体" w:hAnsi="宋体" w:eastAsia="宋体" w:cs="宋体"/>
-          <w:b/>
-          <w:bCs/>
-          <w:i w:val="0"/>
-          <w:iCs w:val="0"/>
-          <w:caps w:val="0"/>
-          <w:color w:val="0F1115"/>
-          <w:spacing w:val="0"/>
-          <w:sz w:val="24"/>
-          <w:szCs w:val="24"/>
-          <w:shd w:val="clear" w:fill="FFFFFF"/>
-        </w:rPr>
-      </w:pPr>
-    </w:p>
-    <w:p>
-      <w:pPr>
-        <w:pStyle w:val="6"/>
-        <w:keepNext w:val="0"/>
-        <w:keepLines w:val="0"/>
-        <w:pageBreakBefore w:val="0"/>
-        <w:widowControl/>
-        <w:suppressLineNumbers w:val="0"/>
-        <w:shd w:val="clear" w:fill="FFFFFF"/>
-        <w:kinsoku/>
-        <w:overflowPunct/>
-        <w:topLinePunct w:val="0"/>
-        <w:autoSpaceDE/>
-        <w:autoSpaceDN/>
-        <w:bidi w:val="0"/>
-        <w:adjustRightInd/>
-        <w:snapToGrid/>
-        <w:spacing w:before="160" w:beforeAutospacing="0" w:after="160" w:afterAutospacing="0" w:line="400" w:lineRule="atLeast"/>
-        <w:ind w:left="0" w:right="0" w:firstLine="3120" w:firstLineChars="1300"/>
-        <w:textAlignment w:val="auto"/>
-        <w:rPr>
-          <w:rFonts w:hint="eastAsia" w:ascii="宋体" w:hAnsi="宋体" w:eastAsia="宋体" w:cs="宋体"/>
-          <w:i w:val="0"/>
-          <w:iCs w:val="0"/>
-          <w:caps w:val="0"/>
-          <w:color w:val="0F1115"/>
-          <w:spacing w:val="0"/>
-          <w:sz w:val="24"/>
-          <w:szCs w:val="24"/>
-          <w:shd w:val="clear" w:fill="FFFFFF"/>
-          <w:lang w:val="en-US" w:eastAsia="zh-CN"/>
-        </w:rPr>
-      </w:pPr>
-      <w:r>
-        <w:rPr>
-          <w:rFonts w:hint="eastAsia" w:ascii="宋体" w:hAnsi="宋体" w:eastAsia="宋体" w:cs="宋体"/>
-          <w:i w:val="0"/>
-          <w:iCs w:val="0"/>
-          <w:caps w:val="0"/>
-          <w:color w:val="0F1115"/>
-          <w:spacing w:val="0"/>
-          <w:sz w:val="24"/>
-          <w:szCs w:val="24"/>
-          <w:shd w:val="clear" w:fill="FFFFFF"/>
-          <w:lang w:val="en-US" w:eastAsia="zh-CN"/>
-        </w:rPr>
-        <w:t>图1：</w:t>
-      </w:r>
-      <w:r>
-        <w:rPr>
-          <w:rFonts w:hint="eastAsia" w:ascii="宋体" w:hAnsi="宋体" w:eastAsia="宋体" w:cs="宋体"/>
-          <w:i w:val="0"/>
-          <w:iCs w:val="0"/>
-          <w:caps w:val="0"/>
-          <w:color w:val="0F1115"/>
-          <w:spacing w:val="0"/>
-          <w:sz w:val="24"/>
-          <w:szCs w:val="24"/>
-          <w:shd w:val="clear" w:fill="FFFFFF"/>
-        </w:rPr>
-        <w:t>流失率饼图</w:t>
-      </w:r>
     </w:p>
     <w:p>
       <w:pPr>
@@ -21666,6 +21099,7 @@
           <w:sz w:val="24"/>
           <w:szCs w:val="24"/>
           <w:shd w:val="clear" w:fill="FFFFFF"/>
+          <w:lang w:val="en-US" w:eastAsia="zh-CN"/>
         </w:rPr>
       </w:pPr>
       <w:r>
@@ -21679,6 +21113,7 @@
           <w:sz w:val="24"/>
           <w:szCs w:val="24"/>
           <w:shd w:val="clear" w:fill="FFFFFF"/>
+          <w:lang w:val="en-US" w:eastAsia="zh-CN"/>
         </w:rPr>
         <w:t>通过单变量和双变量分析，发现以下因素与客户流失显著相关：</w:t>
       </w:r>
@@ -21713,6 +21148,7 @@
           <w:sz w:val="24"/>
           <w:szCs w:val="24"/>
           <w:shd w:val="clear" w:fill="FFFFFF"/>
+          <w:lang w:val="en-US" w:eastAsia="zh-CN"/>
         </w:rPr>
       </w:pPr>
       <w:r>
@@ -21726,8 +21162,9 @@
           <w:sz w:val="24"/>
           <w:szCs w:val="24"/>
           <w:shd w:val="clear" w:fill="FFFFFF"/>
-        </w:rPr>
-        <w:t>·在网时长（Tenure）：在网时间越短的客户流失率越高。新客户（在网1-2个月）的流失率超过40%，而在网超过5年的客户流失率低于15%。</w:t>
+          <w:lang w:val="en-US" w:eastAsia="zh-CN"/>
+        </w:rPr>
+        <w:t>·在网时长（Tenure）：流失客户的在网时长整体明显低于留存客户，说明新入网或在网时间较短的客户更容易流失。</w:t>
       </w:r>
     </w:p>
     <w:p>
@@ -21751,15 +21188,16 @@
         <w:ind w:left="0" w:right="0" w:firstLine="0"/>
         <w:textAlignment w:val="auto"/>
         <w:rPr>
-          <w:rFonts w:hint="eastAsia" w:ascii="宋体" w:hAnsi="宋体" w:eastAsia="宋体" w:cs="宋体"/>
-          <w:i w:val="0"/>
-          <w:iCs w:val="0"/>
-          <w:caps w:val="0"/>
-          <w:color w:val="0F1115"/>
-          <w:spacing w:val="0"/>
-          <w:sz w:val="24"/>
-          <w:szCs w:val="24"/>
-          <w:shd w:val="clear" w:fill="FFFFFF"/>
+          <w:rFonts w:hint="default" w:ascii="宋体" w:hAnsi="宋体" w:eastAsia="宋体" w:cs="宋体"/>
+          <w:i w:val="0"/>
+          <w:iCs w:val="0"/>
+          <w:caps w:val="0"/>
+          <w:color w:val="0F1115"/>
+          <w:spacing w:val="0"/>
+          <w:sz w:val="24"/>
+          <w:szCs w:val="24"/>
+          <w:shd w:val="clear" w:fill="FFFFFF"/>
+          <w:lang w:val="en-US" w:eastAsia="zh-CN"/>
         </w:rPr>
       </w:pPr>
       <w:r>
@@ -21773,8 +21211,9 @@
           <w:sz w:val="24"/>
           <w:szCs w:val="24"/>
           <w:shd w:val="clear" w:fill="FFFFFF"/>
-        </w:rPr>
-        <w:t>·合同类型（Contract）：月度合同客户的流失率远高于一年期和两年期合同客户，月度合同流失率超过40%，而两年期合同流失率低于20%。</w:t>
+          <w:lang w:val="en-US" w:eastAsia="zh-CN"/>
+        </w:rPr>
+        <w:t>·合同类型（Contract）：月度合同客户流失率最高，为42.71%；一年期和两年期合同客户分别为11.27%和2.83%，合同期限越长，流失率越低。</w:t>
       </w:r>
     </w:p>
     <w:p>
@@ -21798,15 +21237,16 @@
         <w:ind w:left="0" w:right="0" w:firstLine="0"/>
         <w:textAlignment w:val="auto"/>
         <w:rPr>
-          <w:rFonts w:hint="eastAsia" w:ascii="宋体" w:hAnsi="宋体" w:eastAsia="宋体" w:cs="宋体"/>
-          <w:i w:val="0"/>
-          <w:iCs w:val="0"/>
-          <w:caps w:val="0"/>
-          <w:color w:val="0F1115"/>
-          <w:spacing w:val="0"/>
-          <w:sz w:val="24"/>
-          <w:szCs w:val="24"/>
-          <w:shd w:val="clear" w:fill="FFFFFF"/>
+          <w:rFonts w:hint="default" w:ascii="宋体" w:hAnsi="宋体" w:eastAsia="宋体" w:cs="宋体"/>
+          <w:i w:val="0"/>
+          <w:iCs w:val="0"/>
+          <w:caps w:val="0"/>
+          <w:color w:val="0F1115"/>
+          <w:spacing w:val="0"/>
+          <w:sz w:val="24"/>
+          <w:szCs w:val="24"/>
+          <w:shd w:val="clear" w:fill="FFFFFF"/>
+          <w:lang w:val="en-US" w:eastAsia="zh-CN"/>
         </w:rPr>
       </w:pPr>
       <w:r>
@@ -21820,8 +21260,9 @@
           <w:sz w:val="24"/>
           <w:szCs w:val="24"/>
           <w:shd w:val="clear" w:fill="FFFFFF"/>
-        </w:rPr>
-        <w:t>·付款方式（PaymentMethod）：使用电子支票付款的客户流失率最高。</w:t>
+          <w:lang w:val="en-US" w:eastAsia="zh-CN"/>
+        </w:rPr>
+        <w:t>·付款方式（PaymentMethod）：电子支票客户流失率最高，为45.29%，明显高于其他付款方式。</w:t>
       </w:r>
     </w:p>
     <w:p>
@@ -21845,15 +21286,16 @@
         <w:ind w:left="0" w:right="0" w:firstLine="0"/>
         <w:textAlignment w:val="auto"/>
         <w:rPr>
-          <w:rFonts w:hint="eastAsia" w:ascii="宋体" w:hAnsi="宋体" w:eastAsia="宋体" w:cs="宋体"/>
-          <w:i w:val="0"/>
-          <w:iCs w:val="0"/>
-          <w:caps w:val="0"/>
-          <w:color w:val="0F1115"/>
-          <w:spacing w:val="0"/>
-          <w:sz w:val="24"/>
-          <w:szCs w:val="24"/>
-          <w:shd w:val="clear" w:fill="FFFFFF"/>
+          <w:rFonts w:hint="default" w:ascii="宋体" w:hAnsi="宋体" w:eastAsia="宋体" w:cs="宋体"/>
+          <w:i w:val="0"/>
+          <w:iCs w:val="0"/>
+          <w:caps w:val="0"/>
+          <w:color w:val="0F1115"/>
+          <w:spacing w:val="0"/>
+          <w:sz w:val="24"/>
+          <w:szCs w:val="24"/>
+          <w:shd w:val="clear" w:fill="FFFFFF"/>
+          <w:lang w:val="en-US" w:eastAsia="zh-CN"/>
         </w:rPr>
       </w:pPr>
       <w:r>
@@ -21867,8 +21309,9 @@
           <w:sz w:val="24"/>
           <w:szCs w:val="24"/>
           <w:shd w:val="clear" w:fill="FFFFFF"/>
-        </w:rPr>
-        <w:t>·月费用（MonthlyCharges）：月费用较高的客户流失倾向更明显。</w:t>
+          <w:lang w:val="en-US" w:eastAsia="zh-CN"/>
+        </w:rPr>
+        <w:t>·月费用（MonthlyCharges）：流失客户的月费用整体高于留存客户，说明较高月费用与流失风险存在一定关系。</w:t>
       </w:r>
     </w:p>
     <w:p>
@@ -21915,23 +21358,9 @@
           <w:sz w:val="24"/>
           <w:szCs w:val="24"/>
           <w:shd w:val="clear" w:fill="FFFFFF"/>
-        </w:rPr>
-        <w:t>·附加服务订阅：未订阅在线安全、技术支持等增值服务的客户流失率更高。</w:t>
-      </w:r>
-      <w:r>
-        <w:rPr>
-          <w:rFonts w:hint="eastAsia" w:ascii="宋体" w:hAnsi="宋体" w:eastAsia="宋体" w:cs="宋体"/>
-          <w:i w:val="0"/>
-          <w:iCs w:val="0"/>
-          <w:caps w:val="0"/>
-          <w:color w:val="0F1115"/>
-          <w:spacing w:val="0"/>
-          <w:sz w:val="24"/>
-          <w:szCs w:val="24"/>
-          <w:shd w:val="clear" w:fill="FFFFFF"/>
           <w:lang w:val="en-US" w:eastAsia="zh-CN"/>
         </w:rPr>
-        <w:t xml:space="preserve">                  </w:t>
+        <w:t xml:space="preserve">·附加服务订阅：未订阅 OnlineSecurity 和 TechSupport 等服务的客户流失率明显更高，相关服务具有一定的客户留存价值。           </w:t>
       </w:r>
     </w:p>
     <w:p>
@@ -22028,7 +21457,66 @@
           <w:shd w:val="clear" w:fill="FFFFFF"/>
           <w:lang w:val="en-US" w:eastAsia="zh-CN"/>
         </w:rPr>
-        <w:t>相关性热力图显示，在网时长与总费用呈正相关（在网越久总费用越高），而与月费用呈弱负相关。流失状态与在网时长呈较强的负相关，与合同类型和月费用呈正相关。</w:t>
+        <w:drawing>
+          <wp:anchor distT="0" distB="0" distL="114300" distR="114300" simplePos="0" relativeHeight="251660288" behindDoc="0" locked="0" layoutInCell="1" allowOverlap="1">
+            <wp:simplePos x="0" y="0"/>
+            <wp:positionH relativeFrom="column">
+              <wp:posOffset>514350</wp:posOffset>
+            </wp:positionH>
+            <wp:positionV relativeFrom="paragraph">
+              <wp:posOffset>1128395</wp:posOffset>
+            </wp:positionV>
+            <wp:extent cx="4257040" cy="3912870"/>
+            <wp:effectExtent l="0" t="0" r="10160" b="11430"/>
+            <wp:wrapTopAndBottom/>
+            <wp:docPr id="6" name="图片 6" descr="correlation_heatmap"/>
+            <wp:cNvGraphicFramePr>
+              <a:graphicFrameLocks xmlns:a="http://schemas.openxmlformats.org/drawingml/2006/main" noChangeAspect="1"/>
+            </wp:cNvGraphicFramePr>
+            <a:graphic xmlns:a="http://schemas.openxmlformats.org/drawingml/2006/main">
+              <a:graphicData uri="http://schemas.openxmlformats.org/drawingml/2006/picture">
+                <pic:pic xmlns:pic="http://schemas.openxmlformats.org/drawingml/2006/picture">
+                  <pic:nvPicPr>
+                    <pic:cNvPr id="6" name="图片 6" descr="correlation_heatmap"/>
+                    <pic:cNvPicPr>
+                      <a:picLocks noChangeAspect="1"/>
+                    </pic:cNvPicPr>
+                  </pic:nvPicPr>
+                  <pic:blipFill>
+                    <a:blip r:embed="rId5"/>
+                    <a:stretch>
+                      <a:fillRect/>
+                    </a:stretch>
+                  </pic:blipFill>
+                  <pic:spPr>
+                    <a:xfrm>
+                      <a:off x="0" y="0"/>
+                      <a:ext cx="4257040" cy="3912870"/>
+                    </a:xfrm>
+                    <a:prstGeom prst="rect">
+                      <a:avLst/>
+                    </a:prstGeom>
+                  </pic:spPr>
+                </pic:pic>
+              </a:graphicData>
+            </a:graphic>
+          </wp:anchor>
+        </w:drawing>
+      </w:r>
+      <w:r>
+        <w:rPr>
+          <w:rFonts w:hint="eastAsia" w:ascii="宋体" w:hAnsi="宋体" w:eastAsia="宋体" w:cs="宋体"/>
+          <w:i w:val="0"/>
+          <w:iCs w:val="0"/>
+          <w:caps w:val="0"/>
+          <w:color w:val="0F1115"/>
+          <w:spacing w:val="0"/>
+          <w:sz w:val="24"/>
+          <w:szCs w:val="24"/>
+          <w:shd w:val="clear" w:fill="FFFFFF"/>
+          <w:lang w:val="en-US" w:eastAsia="zh-CN"/>
+        </w:rPr>
+        <w:t>相关性热力图显示，tenure 与 TotalCharges 的相关系数约为0.83，说明在网时间越长累计费用通常越高；MonthlyCharges 与 TotalCharges 的相关系数约为0.65。Churn 与 tenure 的相关系数约为-0.35，说明在网时间越短，流失倾向越明显；Churn 与 MonthlyCharges 的相关系数约为0.19。</w:t>
       </w:r>
     </w:p>
     <w:p>
@@ -22064,58 +21552,6 @@
           <w:lang w:val="en-US" w:eastAsia="zh-CN"/>
         </w:rPr>
       </w:pPr>
-      <w:r>
-        <w:rPr>
-          <w:rFonts w:hint="eastAsia" w:ascii="宋体" w:hAnsi="宋体" w:eastAsia="宋体" w:cs="宋体"/>
-          <w:i w:val="0"/>
-          <w:iCs w:val="0"/>
-          <w:caps w:val="0"/>
-          <w:color w:val="0F1115"/>
-          <w:spacing w:val="0"/>
-          <w:sz w:val="24"/>
-          <w:szCs w:val="24"/>
-          <w:shd w:val="clear" w:fill="FFFFFF"/>
-          <w:lang w:val="en-US" w:eastAsia="zh-CN"/>
-        </w:rPr>
-        <w:drawing>
-          <wp:inline distT="0" distB="0" distL="114300" distR="114300">
-            <wp:extent cx="5285105" cy="4478655"/>
-            <wp:effectExtent l="0" t="0" r="0" b="0"/>
-            <wp:docPr id="4" name="图片 4" descr="correlation_heatmap"/>
-            <wp:cNvGraphicFramePr>
-              <a:graphicFrameLocks xmlns:a="http://schemas.openxmlformats.org/drawingml/2006/main" noChangeAspect="1"/>
-            </wp:cNvGraphicFramePr>
-            <a:graphic xmlns:a="http://schemas.openxmlformats.org/drawingml/2006/main">
-              <a:graphicData uri="http://schemas.openxmlformats.org/drawingml/2006/picture">
-                <pic:pic xmlns:pic="http://schemas.openxmlformats.org/drawingml/2006/picture">
-                  <pic:nvPicPr>
-                    <pic:cNvPr id="4" name="图片 4" descr="correlation_heatmap"/>
-                    <pic:cNvPicPr>
-                      <a:picLocks noChangeAspect="1"/>
-                    </pic:cNvPicPr>
-                  </pic:nvPicPr>
-                  <pic:blipFill>
-                    <a:blip r:embed="rId5"/>
-                    <a:srcRect t="3871" r="-253"/>
-                    <a:stretch>
-                      <a:fillRect/>
-                    </a:stretch>
-                  </pic:blipFill>
-                  <pic:spPr>
-                    <a:xfrm>
-                      <a:off x="0" y="0"/>
-                      <a:ext cx="5285105" cy="4478655"/>
-                    </a:xfrm>
-                    <a:prstGeom prst="rect">
-                      <a:avLst/>
-                    </a:prstGeom>
-                  </pic:spPr>
-                </pic:pic>
-              </a:graphicData>
-            </a:graphic>
-          </wp:inline>
-        </w:drawing>
-      </w:r>
     </w:p>
     <w:p>
       <w:pPr>
@@ -22240,7 +21676,7 @@
         <w:ind w:left="0" w:right="0" w:firstLine="0"/>
         <w:textAlignment w:val="auto"/>
         <w:rPr>
-          <w:rFonts w:hint="default" w:ascii="宋体" w:hAnsi="宋体" w:eastAsia="宋体" w:cs="宋体"/>
+          <w:rFonts w:hint="eastAsia" w:ascii="宋体" w:hAnsi="宋体" w:eastAsia="宋体" w:cs="宋体"/>
           <w:i w:val="0"/>
           <w:iCs w:val="0"/>
           <w:caps w:val="0"/>
@@ -22254,7 +21690,7 @@
       </w:pPr>
       <w:r>
         <w:rPr>
-          <w:rFonts w:hint="default" w:ascii="宋体" w:hAnsi="宋体" w:eastAsia="宋体" w:cs="宋体"/>
+          <w:rFonts w:hint="eastAsia" w:ascii="宋体" w:hAnsi="宋体" w:eastAsia="宋体" w:cs="宋体"/>
           <w:i w:val="0"/>
           <w:iCs w:val="0"/>
           <w:caps w:val="0"/>
@@ -22266,26 +21702,18 @@
           <w:lang w:val="en-US" w:eastAsia="zh-CN"/>
         </w:rPr>
         <w:drawing>
-          <wp:anchor distT="0" distB="0" distL="114300" distR="114300" simplePos="0" relativeHeight="251660288" behindDoc="1" locked="0" layoutInCell="1" allowOverlap="1">
+          <wp:anchor distT="0" distB="0" distL="114300" distR="114300" simplePos="0" relativeHeight="251665408" behindDoc="0" locked="0" layoutInCell="1" allowOverlap="1">
             <wp:simplePos x="0" y="0"/>
             <wp:positionH relativeFrom="column">
-              <wp:posOffset>-1009650</wp:posOffset>
+              <wp:posOffset>-260350</wp:posOffset>
             </wp:positionH>
             <wp:positionV relativeFrom="paragraph">
-              <wp:posOffset>1109980</wp:posOffset>
+              <wp:posOffset>1334770</wp:posOffset>
             </wp:positionV>
-            <wp:extent cx="7313295" cy="1908175"/>
-            <wp:effectExtent l="0" t="0" r="0" b="0"/>
-            <wp:wrapTight wrapText="bothSides">
-              <wp:wrapPolygon>
-                <wp:start x="0" y="0"/>
-                <wp:lineTo x="0" y="21420"/>
-                <wp:lineTo x="21568" y="21420"/>
-                <wp:lineTo x="21568" y="0"/>
-                <wp:lineTo x="0" y="0"/>
-              </wp:wrapPolygon>
-            </wp:wrapTight>
-            <wp:docPr id="1" name="图片 1" descr="boxplots_churn"/>
+            <wp:extent cx="5817870" cy="5815965"/>
+            <wp:effectExtent l="0" t="0" r="11430" b="635"/>
+            <wp:wrapTopAndBottom/>
+            <wp:docPr id="20" name="图片 20" descr="boxplots_churn"/>
             <wp:cNvGraphicFramePr>
               <a:graphicFrameLocks xmlns:a="http://schemas.openxmlformats.org/drawingml/2006/main" noChangeAspect="1"/>
             </wp:cNvGraphicFramePr>
@@ -22293,7 +21721,7 @@
               <a:graphicData uri="http://schemas.openxmlformats.org/drawingml/2006/picture">
                 <pic:pic xmlns:pic="http://schemas.openxmlformats.org/drawingml/2006/picture">
                   <pic:nvPicPr>
-                    <pic:cNvPr id="1" name="图片 1" descr="boxplots_churn"/>
+                    <pic:cNvPr id="20" name="图片 20" descr="boxplots_churn"/>
                     <pic:cNvPicPr>
                       <a:picLocks noChangeAspect="1"/>
                     </pic:cNvPicPr>
@@ -22307,7 +21735,7 @@
                   <pic:spPr>
                     <a:xfrm>
                       <a:off x="0" y="0"/>
-                      <a:ext cx="7313295" cy="1908175"/>
+                      <a:ext cx="5817870" cy="5815965"/>
                     </a:xfrm>
                     <a:prstGeom prst="rect">
                       <a:avLst/>
@@ -22332,7 +21760,66 @@
           <w:shd w:val="clear" w:fill="FFFFFF"/>
           <w:lang w:val="en-US" w:eastAsia="zh-CN"/>
         </w:rPr>
-        <w:t>通过箱线图（图 2-1 至图 2-3）对比流失与留存客户在在网时长、月费用和总费用上的分布。结果显示：流失客户的在网时长明显偏短（中位数约 10 个月），留存客户在网时长中位数超过 50 个月；月费用方面，流失客户的月费用分布略高于留存客户，但两组差异不如在网时长显著。</w:t>
+        <w:t>通过</w:t>
+      </w:r>
+      <w:r>
+        <w:rPr>
+          <w:rFonts w:hint="eastAsia" w:ascii="宋体" w:hAnsi="宋体" w:eastAsia="宋体" w:cs="宋体"/>
+          <w:i w:val="0"/>
+          <w:iCs w:val="0"/>
+          <w:caps w:val="0"/>
+          <w:color w:val="0F1115"/>
+          <w:spacing w:val="0"/>
+          <w:sz w:val="24"/>
+          <w:szCs w:val="24"/>
+          <w:shd w:val="clear" w:fill="FFFFFF"/>
+          <w:lang w:val="en-US" w:eastAsia="zh-CN"/>
+        </w:rPr>
+        <w:t>风琴</w:t>
+      </w:r>
+      <w:r>
+        <w:rPr>
+          <w:rFonts w:hint="default" w:ascii="宋体" w:hAnsi="宋体" w:eastAsia="宋体" w:cs="宋体"/>
+          <w:i w:val="0"/>
+          <w:iCs w:val="0"/>
+          <w:caps w:val="0"/>
+          <w:color w:val="0F1115"/>
+          <w:spacing w:val="0"/>
+          <w:sz w:val="24"/>
+          <w:szCs w:val="24"/>
+          <w:shd w:val="clear" w:fill="FFFFFF"/>
+          <w:lang w:val="en-US" w:eastAsia="zh-CN"/>
+        </w:rPr>
+        <w:t>图</w:t>
+      </w:r>
+      <w:r>
+        <w:rPr>
+          <w:rFonts w:hint="eastAsia" w:ascii="宋体" w:hAnsi="宋体" w:eastAsia="宋体" w:cs="宋体"/>
+          <w:i w:val="0"/>
+          <w:iCs w:val="0"/>
+          <w:caps w:val="0"/>
+          <w:color w:val="000000"/>
+          <w:spacing w:val="0"/>
+          <w:sz w:val="24"/>
+          <w:szCs w:val="24"/>
+          <w:shd w:val="clear" w:fill="FFFFFF"/>
+        </w:rPr>
+        <w:t>对比流失与留存客户在 tenure、MonthlyCharges 和 TotalCharges 上的分布。结果显示：流失客户 tenure 的中位数约为10个月，明显低于留存客户；流失客户 MonthlyCharges 的中位数约为80，高于留存客户约65；TotalCharges 方面，流失客户整体累计费用较低，主要与其在网时间较短有关。</w:t>
+      </w:r>
+      <w:r>
+        <w:rPr>
+          <w:rFonts w:hint="eastAsia" w:ascii="宋体" w:hAnsi="宋体" w:eastAsia="宋体" w:cs="宋体"/>
+          <w:i w:val="0"/>
+          <w:iCs w:val="0"/>
+          <w:caps w:val="0"/>
+          <w:color w:val="0F1115"/>
+          <w:spacing w:val="0"/>
+          <w:sz w:val="24"/>
+          <w:szCs w:val="24"/>
+          <w:shd w:val="clear" w:fill="FFFFFF"/>
+          <w:lang w:val="en-US" w:eastAsia="zh-CN"/>
+        </w:rPr>
+        <w:t xml:space="preserve">   </w:t>
       </w:r>
     </w:p>
     <w:p>
@@ -22356,6 +21843,40 @@
         <w:ind w:left="0" w:right="0" w:firstLine="0"/>
         <w:textAlignment w:val="auto"/>
         <w:rPr>
+          <w:rFonts w:hint="eastAsia" w:ascii="宋体" w:hAnsi="宋体" w:eastAsia="宋体" w:cs="宋体"/>
+          <w:i w:val="0"/>
+          <w:iCs w:val="0"/>
+          <w:caps w:val="0"/>
+          <w:color w:val="0F1115"/>
+          <w:spacing w:val="0"/>
+          <w:sz w:val="24"/>
+          <w:szCs w:val="24"/>
+          <w:shd w:val="clear" w:fill="FFFFFF"/>
+          <w:lang w:val="en-US" w:eastAsia="zh-CN"/>
+        </w:rPr>
+      </w:pPr>
+    </w:p>
+    <w:p>
+      <w:pPr>
+        <w:pStyle w:val="6"/>
+        <w:keepNext w:val="0"/>
+        <w:keepLines w:val="0"/>
+        <w:pageBreakBefore w:val="0"/>
+        <w:widowControl/>
+        <w:suppressLineNumbers w:val="0"/>
+        <w:shd w:val="clear" w:fill="FFFFFF"/>
+        <w:kinsoku/>
+        <w:overflowPunct/>
+        <w:topLinePunct w:val="0"/>
+        <w:autoSpaceDE/>
+        <w:autoSpaceDN/>
+        <w:bidi w:val="0"/>
+        <w:adjustRightInd/>
+        <w:snapToGrid/>
+        <w:spacing w:before="160" w:beforeAutospacing="0" w:after="160" w:afterAutospacing="0" w:line="400" w:lineRule="atLeast"/>
+        <w:ind w:left="0" w:right="0" w:firstLine="0"/>
+        <w:textAlignment w:val="auto"/>
+        <w:rPr>
           <w:rFonts w:hint="default" w:ascii="宋体" w:hAnsi="宋体" w:eastAsia="宋体" w:cs="宋体"/>
           <w:i w:val="0"/>
           <w:iCs w:val="0"/>
@@ -22381,7 +21902,7 @@
           <w:shd w:val="clear" w:fill="FFFFFF"/>
           <w:lang w:val="en-US" w:eastAsia="zh-CN"/>
         </w:rPr>
-        <w:t xml:space="preserve">                      图3：</w:t>
+        <w:t xml:space="preserve">                   图3：</w:t>
       </w:r>
       <w:r>
         <w:rPr>
@@ -22530,19 +22051,15 @@
         <w:ind w:left="0" w:right="0" w:firstLine="0"/>
         <w:textAlignment w:val="auto"/>
         <w:rPr>
-          <w:rFonts w:hint="default" w:ascii="宋体" w:hAnsi="宋体" w:eastAsia="宋体" w:cs="宋体"/>
-          <w:b w:val="0"/>
-          <w:bCs w:val="0"/>
-          <w:i w:val="0"/>
-          <w:iCs w:val="0"/>
-          <w:caps w:val="0"/>
-          <w:color w:val="0F1115"/>
-          <w:spacing w:val="0"/>
-          <w:kern w:val="2"/>
-          <w:sz w:val="24"/>
-          <w:szCs w:val="24"/>
-          <w:shd w:val="clear" w:fill="FFFFFF"/>
-          <w:lang w:val="en-US" w:eastAsia="zh-CN" w:bidi="ar-SA"/>
+          <w:rFonts w:hint="eastAsia" w:ascii="宋体" w:hAnsi="宋体" w:eastAsia="宋体" w:cs="宋体"/>
+          <w:i w:val="0"/>
+          <w:iCs w:val="0"/>
+          <w:caps w:val="0"/>
+          <w:color w:val="000000"/>
+          <w:spacing w:val="0"/>
+          <w:sz w:val="24"/>
+          <w:szCs w:val="24"/>
+          <w:shd w:val="clear" w:fill="FFFFFF"/>
         </w:rPr>
       </w:pPr>
       <w:r>
@@ -22558,22 +22075,21 @@
           <w:shd w:val="clear" w:fill="FFFFFF"/>
           <w:lang w:val="en-US" w:eastAsia="zh-CN"/>
         </w:rPr>
-        <w:t>不同合同类型下，月度合同客户的流失率超过 40%，而一年期和两年期合同流失率分别约为 20% 和 15%；付款方式中，电子支票支付者的流失率最高（约 45%），信用卡自动扣款用户流失率最低；光纤互联网用户的流失率明显高于 DSL 用户。</w:t>
+        <w:t>不同</w:t>
       </w:r>
       <w:r>
         <w:rPr>
-          <w:rFonts w:hint="eastAsia" w:cs="宋体"/>
-          <w:b/>
-          <w:bCs/>
-          <w:caps w:val="0"/>
-          <w:color w:val="0F1115"/>
-          <w:spacing w:val="0"/>
-          <w:sz w:val="24"/>
-          <w:szCs w:val="24"/>
-          <w:shd w:val="clear" w:fill="FFFFFF"/>
-          <w:lang w:val="en-US" w:eastAsia="zh-CN"/>
-        </w:rPr>
-        <w:t xml:space="preserve">           </w:t>
+          <w:rFonts w:hint="eastAsia" w:ascii="宋体" w:hAnsi="宋体" w:eastAsia="宋体" w:cs="宋体"/>
+          <w:i w:val="0"/>
+          <w:iCs w:val="0"/>
+          <w:caps w:val="0"/>
+          <w:color w:val="000000"/>
+          <w:spacing w:val="0"/>
+          <w:sz w:val="24"/>
+          <w:szCs w:val="24"/>
+          <w:shd w:val="clear" w:fill="FFFFFF"/>
+        </w:rPr>
+        <w:t>分类变量的流失率存在明显差异。Contract 中月度合同流失率为42.71%，一年期为11.27%，两年期仅为2.83%；PaymentMethod 中电子支票最高，为45.29%；InternetService 中 Fiber optic 为41.89%，DSL 为18.96%，No 为7.40%。</w:t>
       </w:r>
     </w:p>
     <w:p>
@@ -22597,44 +22113,178 @@
         <w:ind w:left="0" w:right="0" w:firstLine="0"/>
         <w:textAlignment w:val="auto"/>
         <w:rPr>
-          <w:rFonts w:hint="default" w:ascii="宋体" w:hAnsi="宋体" w:eastAsia="宋体" w:cs="宋体"/>
-          <w:b/>
-          <w:bCs/>
-          <w:caps w:val="0"/>
-          <w:color w:val="0F1115"/>
-          <w:spacing w:val="0"/>
-          <w:sz w:val="24"/>
-          <w:szCs w:val="24"/>
-          <w:shd w:val="clear" w:fill="FFFFFF"/>
-          <w:lang w:val="en-US"/>
+          <w:rFonts w:hint="eastAsia" w:ascii="宋体" w:hAnsi="宋体" w:eastAsia="宋体" w:cs="宋体"/>
+          <w:i w:val="0"/>
+          <w:iCs w:val="0"/>
+          <w:caps w:val="0"/>
+          <w:color w:val="000000"/>
+          <w:spacing w:val="0"/>
+          <w:sz w:val="24"/>
+          <w:szCs w:val="24"/>
+          <w:shd w:val="clear" w:fill="FFFFFF"/>
+        </w:rPr>
+      </w:pPr>
+    </w:p>
+    <w:p>
+      <w:pPr>
+        <w:pStyle w:val="6"/>
+        <w:keepNext w:val="0"/>
+        <w:keepLines w:val="0"/>
+        <w:pageBreakBefore w:val="0"/>
+        <w:widowControl/>
+        <w:suppressLineNumbers w:val="0"/>
+        <w:shd w:val="clear" w:fill="FFFFFF"/>
+        <w:kinsoku/>
+        <w:overflowPunct/>
+        <w:topLinePunct w:val="0"/>
+        <w:autoSpaceDE/>
+        <w:autoSpaceDN/>
+        <w:bidi w:val="0"/>
+        <w:adjustRightInd/>
+        <w:snapToGrid/>
+        <w:spacing w:before="160" w:beforeAutospacing="0" w:after="160" w:afterAutospacing="0" w:line="400" w:lineRule="atLeast"/>
+        <w:ind w:left="0" w:right="0" w:firstLine="0"/>
+        <w:textAlignment w:val="auto"/>
+        <w:rPr>
+          <w:rFonts w:hint="eastAsia" w:ascii="宋体" w:hAnsi="宋体" w:eastAsia="宋体" w:cs="宋体"/>
+          <w:i w:val="0"/>
+          <w:iCs w:val="0"/>
+          <w:caps w:val="0"/>
+          <w:color w:val="000000"/>
+          <w:spacing w:val="0"/>
+          <w:sz w:val="24"/>
+          <w:szCs w:val="24"/>
+          <w:shd w:val="clear" w:fill="FFFFFF"/>
+        </w:rPr>
+      </w:pPr>
+    </w:p>
+    <w:p>
+      <w:pPr>
+        <w:pStyle w:val="6"/>
+        <w:keepNext w:val="0"/>
+        <w:keepLines w:val="0"/>
+        <w:pageBreakBefore w:val="0"/>
+        <w:widowControl/>
+        <w:suppressLineNumbers w:val="0"/>
+        <w:shd w:val="clear" w:fill="FFFFFF"/>
+        <w:kinsoku/>
+        <w:overflowPunct/>
+        <w:topLinePunct w:val="0"/>
+        <w:autoSpaceDE/>
+        <w:autoSpaceDN/>
+        <w:bidi w:val="0"/>
+        <w:adjustRightInd/>
+        <w:snapToGrid/>
+        <w:spacing w:before="160" w:beforeAutospacing="0" w:after="160" w:afterAutospacing="0" w:line="400" w:lineRule="atLeast"/>
+        <w:ind w:left="0" w:right="0" w:firstLine="0"/>
+        <w:textAlignment w:val="auto"/>
+        <w:rPr>
+          <w:rFonts w:hint="eastAsia" w:ascii="宋体" w:hAnsi="宋体" w:eastAsia="宋体" w:cs="宋体"/>
+          <w:i w:val="0"/>
+          <w:iCs w:val="0"/>
+          <w:caps w:val="0"/>
+          <w:color w:val="000000"/>
+          <w:spacing w:val="0"/>
+          <w:sz w:val="24"/>
+          <w:szCs w:val="24"/>
+          <w:shd w:val="clear" w:fill="FFFFFF"/>
+        </w:rPr>
+      </w:pPr>
+    </w:p>
+    <w:p>
+      <w:pPr>
+        <w:pStyle w:val="6"/>
+        <w:keepNext w:val="0"/>
+        <w:keepLines w:val="0"/>
+        <w:pageBreakBefore w:val="0"/>
+        <w:widowControl/>
+        <w:suppressLineNumbers w:val="0"/>
+        <w:shd w:val="clear" w:fill="FFFFFF"/>
+        <w:kinsoku/>
+        <w:overflowPunct/>
+        <w:topLinePunct w:val="0"/>
+        <w:autoSpaceDE/>
+        <w:autoSpaceDN/>
+        <w:bidi w:val="0"/>
+        <w:adjustRightInd/>
+        <w:snapToGrid/>
+        <w:spacing w:before="160" w:beforeAutospacing="0" w:after="160" w:afterAutospacing="0" w:line="400" w:lineRule="atLeast"/>
+        <w:ind w:left="0" w:right="0" w:firstLine="0"/>
+        <w:textAlignment w:val="auto"/>
+        <w:rPr>
+          <w:rFonts w:hint="eastAsia" w:ascii="宋体" w:hAnsi="宋体" w:eastAsia="宋体" w:cs="宋体"/>
+          <w:i w:val="0"/>
+          <w:iCs w:val="0"/>
+          <w:caps w:val="0"/>
+          <w:color w:val="000000"/>
+          <w:spacing w:val="0"/>
+          <w:sz w:val="24"/>
+          <w:szCs w:val="24"/>
+          <w:shd w:val="clear" w:fill="FFFFFF"/>
+        </w:rPr>
+      </w:pPr>
+    </w:p>
+    <w:p>
+      <w:pPr>
+        <w:pStyle w:val="6"/>
+        <w:keepNext w:val="0"/>
+        <w:keepLines w:val="0"/>
+        <w:pageBreakBefore w:val="0"/>
+        <w:widowControl/>
+        <w:suppressLineNumbers w:val="0"/>
+        <w:shd w:val="clear" w:fill="FFFFFF"/>
+        <w:kinsoku/>
+        <w:overflowPunct/>
+        <w:topLinePunct w:val="0"/>
+        <w:autoSpaceDE/>
+        <w:autoSpaceDN/>
+        <w:bidi w:val="0"/>
+        <w:adjustRightInd/>
+        <w:snapToGrid/>
+        <w:spacing w:before="160" w:beforeAutospacing="0" w:after="160" w:afterAutospacing="0" w:line="400" w:lineRule="atLeast"/>
+        <w:ind w:left="0" w:right="0" w:firstLine="0"/>
+        <w:textAlignment w:val="auto"/>
+        <w:rPr>
+          <w:rFonts w:hint="eastAsia" w:ascii="宋体" w:hAnsi="宋体" w:eastAsia="宋体" w:cs="宋体"/>
+          <w:i w:val="0"/>
+          <w:iCs w:val="0"/>
+          <w:caps w:val="0"/>
+          <w:color w:val="000000"/>
+          <w:spacing w:val="0"/>
+          <w:sz w:val="24"/>
+          <w:szCs w:val="24"/>
+          <w:shd w:val="clear" w:fill="FFFFFF"/>
         </w:rPr>
       </w:pPr>
       <w:r>
         <w:rPr>
-          <w:rFonts w:hint="eastAsia" w:cs="宋体"/>
-          <w:b/>
-          <w:bCs/>
-          <w:caps w:val="0"/>
-          <w:color w:val="0F1115"/>
-          <w:spacing w:val="0"/>
-          <w:sz w:val="24"/>
-          <w:szCs w:val="24"/>
-          <w:shd w:val="clear" w:fill="FFFFFF"/>
-          <w:lang w:val="en-US" w:eastAsia="zh-CN"/>
+          <w:rFonts w:hint="default" w:ascii="宋体" w:hAnsi="宋体" w:eastAsia="宋体" w:cs="宋体"/>
+          <w:b w:val="0"/>
+          <w:bCs w:val="0"/>
+          <w:i w:val="0"/>
+          <w:iCs w:val="0"/>
+          <w:caps w:val="0"/>
+          <w:color w:val="0F1115"/>
+          <w:spacing w:val="0"/>
+          <w:kern w:val="2"/>
+          <w:sz w:val="24"/>
+          <w:szCs w:val="24"/>
+          <w:shd w:val="clear" w:fill="FFFFFF"/>
+          <w:lang w:val="en-US" w:eastAsia="zh-CN" w:bidi="ar-SA"/>
         </w:rPr>
         <w:drawing>
           <wp:anchor distT="0" distB="0" distL="114300" distR="114300" simplePos="0" relativeHeight="251661312" behindDoc="0" locked="0" layoutInCell="1" allowOverlap="1">
             <wp:simplePos x="0" y="0"/>
             <wp:positionH relativeFrom="column">
-              <wp:posOffset>-1062990</wp:posOffset>
+              <wp:posOffset>-342900</wp:posOffset>
             </wp:positionH>
             <wp:positionV relativeFrom="paragraph">
-              <wp:posOffset>10160</wp:posOffset>
+              <wp:posOffset>-1219200</wp:posOffset>
             </wp:positionV>
-            <wp:extent cx="7412990" cy="1939925"/>
-            <wp:effectExtent l="0" t="0" r="3810" b="3175"/>
+            <wp:extent cx="5542280" cy="9262110"/>
+            <wp:effectExtent l="0" t="0" r="7620" b="8890"/>
             <wp:wrapTopAndBottom/>
-            <wp:docPr id="2" name="图片 2" descr="categorical_churn"/>
+            <wp:docPr id="8" name="图片 8" descr="categorical_churn"/>
             <wp:cNvGraphicFramePr>
               <a:graphicFrameLocks xmlns:a="http://schemas.openxmlformats.org/drawingml/2006/main" noChangeAspect="1"/>
             </wp:cNvGraphicFramePr>
@@ -22642,7 +22292,7 @@
               <a:graphicData uri="http://schemas.openxmlformats.org/drawingml/2006/picture">
                 <pic:pic xmlns:pic="http://schemas.openxmlformats.org/drawingml/2006/picture">
                   <pic:nvPicPr>
-                    <pic:cNvPr id="2" name="图片 2" descr="categorical_churn"/>
+                    <pic:cNvPr id="8" name="图片 8" descr="categorical_churn"/>
                     <pic:cNvPicPr>
                       <a:picLocks noChangeAspect="1"/>
                     </pic:cNvPicPr>
@@ -22656,7 +22306,7 @@
                   <pic:spPr>
                     <a:xfrm>
                       <a:off x="0" y="0"/>
-                      <a:ext cx="7412990" cy="1939925"/>
+                      <a:ext cx="5542280" cy="9262110"/>
                     </a:xfrm>
                     <a:prstGeom prst="rect">
                       <a:avLst/>
@@ -22670,6 +22320,40 @@
       </w:r>
       <w:r>
         <w:rPr>
+          <w:rFonts w:hint="eastAsia" w:ascii="宋体" w:hAnsi="宋体" w:eastAsia="宋体" w:cs="宋体"/>
+          <w:i w:val="0"/>
+          <w:iCs w:val="0"/>
+          <w:caps w:val="0"/>
+          <w:color w:val="000000"/>
+          <w:spacing w:val="0"/>
+          <w:sz w:val="24"/>
+          <w:szCs w:val="24"/>
+          <w:shd w:val="clear" w:fill="FFFFFF"/>
+        </w:rPr>
+        <w:t>此外，未订阅 OnlineSecurity 和 TechSupport 的客户流失率也分别到41.77%</w:t>
+      </w:r>
+    </w:p>
+    <w:p>
+      <w:pPr>
+        <w:pStyle w:val="6"/>
+        <w:keepNext w:val="0"/>
+        <w:keepLines w:val="0"/>
+        <w:pageBreakBefore w:val="0"/>
+        <w:widowControl/>
+        <w:suppressLineNumbers w:val="0"/>
+        <w:shd w:val="clear" w:fill="FFFFFF"/>
+        <w:kinsoku/>
+        <w:overflowPunct/>
+        <w:topLinePunct w:val="0"/>
+        <w:autoSpaceDE/>
+        <w:autoSpaceDN/>
+        <w:bidi w:val="0"/>
+        <w:adjustRightInd/>
+        <w:snapToGrid/>
+        <w:spacing w:before="160" w:beforeAutospacing="0" w:after="160" w:afterAutospacing="0" w:line="400" w:lineRule="atLeast"/>
+        <w:ind w:left="0" w:right="0" w:firstLine="0"/>
+        <w:textAlignment w:val="auto"/>
+        <w:rPr>
           <w:rFonts w:hint="eastAsia" w:cs="宋体"/>
           <w:b/>
           <w:bCs/>
@@ -22681,7 +22365,84 @@
           <w:shd w:val="clear" w:fill="FFFFFF"/>
           <w:lang w:val="en-US" w:eastAsia="zh-CN"/>
         </w:rPr>
-        <w:t xml:space="preserve">                       </w:t>
+      </w:pPr>
+      <w:r>
+        <w:rPr>
+          <w:rFonts w:hint="eastAsia" w:ascii="宋体" w:hAnsi="宋体" w:eastAsia="宋体" w:cs="宋体"/>
+          <w:i w:val="0"/>
+          <w:iCs w:val="0"/>
+          <w:caps w:val="0"/>
+          <w:color w:val="000000"/>
+          <w:spacing w:val="0"/>
+          <w:sz w:val="24"/>
+          <w:szCs w:val="24"/>
+          <w:shd w:val="clear" w:fill="FFFFFF"/>
+        </w:rPr>
+        <w:t xml:space="preserve">和41.64%，说明合同期限、付款方式、互联网服务类型及增值服务与客户流失存在明显关联。 </w:t>
+      </w:r>
+      <w:r>
+        <w:rPr>
+          <w:rFonts w:hint="eastAsia" w:cs="宋体"/>
+          <w:b/>
+          <w:bCs/>
+          <w:caps w:val="0"/>
+          <w:color w:val="0F1115"/>
+          <w:spacing w:val="0"/>
+          <w:sz w:val="24"/>
+          <w:szCs w:val="24"/>
+          <w:shd w:val="clear" w:fill="FFFFFF"/>
+          <w:lang w:val="en-US" w:eastAsia="zh-CN"/>
+        </w:rPr>
+        <w:t xml:space="preserve">    </w:t>
+      </w:r>
+    </w:p>
+    <w:p>
+      <w:pPr>
+        <w:pStyle w:val="6"/>
+        <w:keepNext w:val="0"/>
+        <w:keepLines w:val="0"/>
+        <w:pageBreakBefore w:val="0"/>
+        <w:widowControl/>
+        <w:suppressLineNumbers w:val="0"/>
+        <w:shd w:val="clear" w:fill="FFFFFF"/>
+        <w:kinsoku/>
+        <w:overflowPunct/>
+        <w:topLinePunct w:val="0"/>
+        <w:autoSpaceDE/>
+        <w:autoSpaceDN/>
+        <w:bidi w:val="0"/>
+        <w:adjustRightInd/>
+        <w:snapToGrid/>
+        <w:spacing w:before="160" w:beforeAutospacing="0" w:after="160" w:afterAutospacing="0" w:line="400" w:lineRule="atLeast"/>
+        <w:ind w:left="0" w:right="0" w:firstLine="0"/>
+        <w:textAlignment w:val="auto"/>
+        <w:rPr>
+          <w:rFonts w:hint="default" w:ascii="宋体" w:hAnsi="宋体" w:eastAsia="宋体" w:cs="宋体"/>
+          <w:b/>
+          <w:bCs/>
+          <w:caps w:val="0"/>
+          <w:color w:val="0F1115"/>
+          <w:spacing w:val="0"/>
+          <w:sz w:val="24"/>
+          <w:szCs w:val="24"/>
+          <w:shd w:val="clear" w:fill="FFFFFF"/>
+          <w:lang w:val="en-US"/>
+        </w:rPr>
+      </w:pPr>
+      <w:r>
+        <w:rPr>
+          <w:rFonts w:hint="eastAsia" w:cs="宋体"/>
+          <w:b/>
+          <w:bCs/>
+          <w:caps w:val="0"/>
+          <w:color w:val="0F1115"/>
+          <w:spacing w:val="0"/>
+          <w:sz w:val="24"/>
+          <w:szCs w:val="24"/>
+          <w:shd w:val="clear" w:fill="FFFFFF"/>
+          <w:lang w:val="en-US" w:eastAsia="zh-CN"/>
+        </w:rPr>
+        <w:t xml:space="preserve">                     </w:t>
       </w:r>
       <w:r>
         <w:rPr>
@@ -22854,18 +22615,10 @@
           <w:lang w:val="en-US" w:eastAsia="zh-CN"/>
         </w:rPr>
         <w:drawing>
-          <wp:anchor distT="0" distB="0" distL="114300" distR="114300" simplePos="0" relativeHeight="251664384" behindDoc="0" locked="0" layoutInCell="1" allowOverlap="1">
-            <wp:simplePos x="0" y="0"/>
-            <wp:positionH relativeFrom="column">
-              <wp:posOffset>0</wp:posOffset>
-            </wp:positionH>
-            <wp:positionV relativeFrom="paragraph">
-              <wp:posOffset>33020</wp:posOffset>
-            </wp:positionV>
-            <wp:extent cx="5274310" cy="4290060"/>
-            <wp:effectExtent l="0" t="0" r="8890" b="2540"/>
-            <wp:wrapTopAndBottom/>
-            <wp:docPr id="11" name="图片 11" descr="customer_clusters"/>
+          <wp:inline distT="0" distB="0" distL="114300" distR="114300">
+            <wp:extent cx="5663565" cy="4617720"/>
+            <wp:effectExtent l="0" t="0" r="635" b="5080"/>
+            <wp:docPr id="9" name="图片 9" descr="customer_clusters"/>
             <wp:cNvGraphicFramePr>
               <a:graphicFrameLocks xmlns:a="http://schemas.openxmlformats.org/drawingml/2006/main" noChangeAspect="1"/>
             </wp:cNvGraphicFramePr>
@@ -22873,7 +22626,7 @@
               <a:graphicData uri="http://schemas.openxmlformats.org/drawingml/2006/picture">
                 <pic:pic xmlns:pic="http://schemas.openxmlformats.org/drawingml/2006/picture">
                   <pic:nvPicPr>
-                    <pic:cNvPr id="11" name="图片 11" descr="customer_clusters"/>
+                    <pic:cNvPr id="9" name="图片 9" descr="customer_clusters"/>
                     <pic:cNvPicPr>
                       <a:picLocks noChangeAspect="1"/>
                     </pic:cNvPicPr>
@@ -22887,7 +22640,7 @@
                   <pic:spPr>
                     <a:xfrm>
                       <a:off x="0" y="0"/>
-                      <a:ext cx="5274310" cy="4290060"/>
+                      <a:ext cx="5663565" cy="4617720"/>
                     </a:xfrm>
                     <a:prstGeom prst="rect">
                       <a:avLst/>
@@ -22896,7 +22649,7 @@
                 </pic:pic>
               </a:graphicData>
             </a:graphic>
-          </wp:anchor>
+          </wp:inline>
         </w:drawing>
       </w:r>
     </w:p>
@@ -23036,7 +22789,43 @@
           <w:shd w:val="clear" w:fill="FFFFFF"/>
           <w:lang w:val="en-US" w:eastAsia="zh-CN" w:bidi="ar-SA"/>
         </w:rPr>
-        <w:t>·聚类 0（红色）：在网时长较短、月费用中等偏低，主要为新入网用户，流失风险相对较高；</w:t>
+        <w:t>·聚类 0（</w:t>
+      </w:r>
+      <w:r>
+        <w:rPr>
+          <w:rFonts w:hint="eastAsia" w:cs="宋体"/>
+          <w:b w:val="0"/>
+          <w:bCs w:val="0"/>
+          <w:i w:val="0"/>
+          <w:iCs w:val="0"/>
+          <w:caps w:val="0"/>
+          <w:color w:val="0F1115"/>
+          <w:spacing w:val="0"/>
+          <w:kern w:val="2"/>
+          <w:sz w:val="24"/>
+          <w:szCs w:val="24"/>
+          <w:shd w:val="clear" w:fill="FFFFFF"/>
+          <w:lang w:val="en-US" w:eastAsia="zh-CN" w:bidi="ar-SA"/>
+        </w:rPr>
+        <w:t>紫色</w:t>
+      </w:r>
+      <w:r>
+        <w:rPr>
+          <w:rFonts w:hint="eastAsia" w:ascii="宋体" w:hAnsi="宋体" w:eastAsia="宋体" w:cs="宋体"/>
+          <w:b w:val="0"/>
+          <w:bCs w:val="0"/>
+          <w:i w:val="0"/>
+          <w:iCs w:val="0"/>
+          <w:caps w:val="0"/>
+          <w:color w:val="0F1115"/>
+          <w:spacing w:val="0"/>
+          <w:kern w:val="2"/>
+          <w:sz w:val="24"/>
+          <w:szCs w:val="24"/>
+          <w:shd w:val="clear" w:fill="FFFFFF"/>
+          <w:lang w:val="en-US" w:eastAsia="zh-CN" w:bidi="ar-SA"/>
+        </w:rPr>
+        <w:t>）：在网时长较短、月费用中等偏低，主要为新入网用户，流失风险相对较高；</w:t>
       </w:r>
     </w:p>
     <w:p>
@@ -23091,7 +22880,43 @@
           <w:shd w:val="clear" w:fill="FFFFFF"/>
           <w:lang w:val="en-US" w:eastAsia="zh-CN" w:bidi="ar-SA"/>
         </w:rPr>
-        <w:t>·聚类 1（绿色）：在网时长中等、月费用偏高，多为光纤网络高消费用户，价格敏感度较高；</w:t>
+        <w:t>·聚类 1（</w:t>
+      </w:r>
+      <w:r>
+        <w:rPr>
+          <w:rFonts w:hint="eastAsia" w:cs="宋体"/>
+          <w:b w:val="0"/>
+          <w:bCs w:val="0"/>
+          <w:i w:val="0"/>
+          <w:iCs w:val="0"/>
+          <w:caps w:val="0"/>
+          <w:color w:val="0F1115"/>
+          <w:spacing w:val="0"/>
+          <w:kern w:val="2"/>
+          <w:sz w:val="24"/>
+          <w:szCs w:val="24"/>
+          <w:shd w:val="clear" w:fill="FFFFFF"/>
+          <w:lang w:val="en-US" w:eastAsia="zh-CN" w:bidi="ar-SA"/>
+        </w:rPr>
+        <w:t>蓝</w:t>
+      </w:r>
+      <w:r>
+        <w:rPr>
+          <w:rFonts w:hint="eastAsia" w:ascii="宋体" w:hAnsi="宋体" w:eastAsia="宋体" w:cs="宋体"/>
+          <w:b w:val="0"/>
+          <w:bCs w:val="0"/>
+          <w:i w:val="0"/>
+          <w:iCs w:val="0"/>
+          <w:caps w:val="0"/>
+          <w:color w:val="0F1115"/>
+          <w:spacing w:val="0"/>
+          <w:kern w:val="2"/>
+          <w:sz w:val="24"/>
+          <w:szCs w:val="24"/>
+          <w:shd w:val="clear" w:fill="FFFFFF"/>
+          <w:lang w:val="en-US" w:eastAsia="zh-CN" w:bidi="ar-SA"/>
+        </w:rPr>
+        <w:t>绿色）：在网时长中等、月费用偏高，多为光纤网络高消费用户，价格敏感度较高；</w:t>
       </w:r>
     </w:p>
     <w:p>
@@ -23146,7 +22971,43 @@
           <w:shd w:val="clear" w:fill="FFFFFF"/>
           <w:lang w:val="en-US" w:eastAsia="zh-CN" w:bidi="ar-SA"/>
         </w:rPr>
-        <w:t>·聚类 2（蓝色）：在网时长较长、总费用较高，主要为长期忠诚客户，月费用分布较广，但整体流失风险最低。</w:t>
+        <w:t>·聚类 2（</w:t>
+      </w:r>
+      <w:r>
+        <w:rPr>
+          <w:rFonts w:hint="eastAsia" w:cs="宋体"/>
+          <w:b w:val="0"/>
+          <w:bCs w:val="0"/>
+          <w:i w:val="0"/>
+          <w:iCs w:val="0"/>
+          <w:caps w:val="0"/>
+          <w:color w:val="0F1115"/>
+          <w:spacing w:val="0"/>
+          <w:kern w:val="2"/>
+          <w:sz w:val="24"/>
+          <w:szCs w:val="24"/>
+          <w:shd w:val="clear" w:fill="FFFFFF"/>
+          <w:lang w:val="en-US" w:eastAsia="zh-CN" w:bidi="ar-SA"/>
+        </w:rPr>
+        <w:t>黄</w:t>
+      </w:r>
+      <w:r>
+        <w:rPr>
+          <w:rFonts w:hint="eastAsia" w:ascii="宋体" w:hAnsi="宋体" w:eastAsia="宋体" w:cs="宋体"/>
+          <w:b w:val="0"/>
+          <w:bCs w:val="0"/>
+          <w:i w:val="0"/>
+          <w:iCs w:val="0"/>
+          <w:caps w:val="0"/>
+          <w:color w:val="0F1115"/>
+          <w:spacing w:val="0"/>
+          <w:kern w:val="2"/>
+          <w:sz w:val="24"/>
+          <w:szCs w:val="24"/>
+          <w:shd w:val="clear" w:fill="FFFFFF"/>
+          <w:lang w:val="en-US" w:eastAsia="zh-CN" w:bidi="ar-SA"/>
+        </w:rPr>
+        <w:t>色）：在网时长较长、总费用较高，主要为长期忠诚客户，月费用分布较广，但整体流失风险最低。</w:t>
       </w:r>
     </w:p>
     <w:p>
@@ -23201,7 +23062,7 @@
           <w:shd w:val="clear" w:fill="FFFFFF"/>
           <w:lang w:val="en-US" w:eastAsia="zh-CN" w:bidi="ar-SA"/>
         </w:rPr>
-        <w:t>该聚类结果与前述 EDA 分析结论相互印证：在网时长较短的新客户和高月费用的光纤用户是流失的高风险群体，而长期客户稳定性显著更强。运营商可针对不同群体制定差异化的挽留策略——对新客户加强 onboarding 引导和早期关怀，对高费用用户提供增值服务包或优惠方案以提升粘性。</w:t>
+        <w:t>聚类结果进一步说明，不同客户群体具有不同的流失特征。聚类0虽然客户数量较少，但流失率最高，可作为重点关注群体；聚类2客户数量最多且流失率处于中等水平，需要进行常规风险监测；聚类1在网时间和累计费用较高，流失率最低，整体稳定性较好。</w:t>
       </w:r>
     </w:p>
     <w:p>
@@ -23226,27 +23087,33 @@
         <w:textAlignment w:val="auto"/>
         <w:rPr>
           <w:rFonts w:hint="eastAsia" w:ascii="宋体" w:hAnsi="宋体" w:eastAsia="宋体" w:cs="宋体"/>
+          <w:b w:val="0"/>
+          <w:bCs w:val="0"/>
+          <w:i w:val="0"/>
+          <w:iCs w:val="0"/>
+          <w:caps w:val="0"/>
+          <w:color w:val="0F1115"/>
+          <w:spacing w:val="0"/>
+          <w:kern w:val="2"/>
+          <w:sz w:val="24"/>
+          <w:szCs w:val="24"/>
+          <w:shd w:val="clear" w:fill="FFFFFF"/>
+          <w:lang w:val="en-US" w:eastAsia="zh-CN" w:bidi="ar-SA"/>
+        </w:rPr>
+      </w:pPr>
+      <w:r>
+        <w:rPr>
+          <w:rFonts w:hint="eastAsia" w:ascii="宋体" w:hAnsi="宋体" w:eastAsia="宋体" w:cs="宋体"/>
           <w:b/>
           <w:bCs/>
           <w:caps w:val="0"/>
           <w:color w:val="0F1115"/>
           <w:spacing w:val="0"/>
-          <w:sz w:val="24"/>
-          <w:szCs w:val="24"/>
-          <w:shd w:val="clear" w:fill="FFFFFF"/>
-        </w:rPr>
-      </w:pPr>
-      <w:r>
-        <w:rPr>
-          <w:rFonts w:hint="eastAsia" w:ascii="宋体" w:hAnsi="宋体" w:eastAsia="宋体" w:cs="宋体"/>
-          <w:b/>
-          <w:bCs/>
-          <w:caps w:val="0"/>
-          <w:color w:val="0F1115"/>
-          <w:spacing w:val="0"/>
-          <w:sz w:val="24"/>
-          <w:szCs w:val="24"/>
-          <w:shd w:val="clear" w:fill="FFFFFF"/>
+          <w:kern w:val="2"/>
+          <w:sz w:val="24"/>
+          <w:szCs w:val="24"/>
+          <w:shd w:val="clear" w:fill="FFFFFF"/>
+          <w:lang w:val="en-US" w:eastAsia="zh-CN" w:bidi="ar-SA"/>
         </w:rPr>
         <w:t>6.2 模型评估结果</w:t>
       </w:r>
@@ -23297,52 +23164,7 @@
           <w:shd w:val="clear" w:fill="FFFFFF"/>
           <w:lang w:val="en-US" w:eastAsia="zh-CN"/>
         </w:rPr>
-        <w:drawing>
-          <wp:anchor distT="0" distB="0" distL="114300" distR="114300" simplePos="0" relativeHeight="251665408" behindDoc="0" locked="0" layoutInCell="1" allowOverlap="1">
-            <wp:simplePos x="0" y="0"/>
-            <wp:positionH relativeFrom="column">
-              <wp:posOffset>-95250</wp:posOffset>
-            </wp:positionH>
-            <wp:positionV relativeFrom="paragraph">
-              <wp:posOffset>614680</wp:posOffset>
-            </wp:positionV>
-            <wp:extent cx="5291455" cy="2489200"/>
-            <wp:effectExtent l="0" t="0" r="4445" b="0"/>
-            <wp:wrapTopAndBottom/>
-            <wp:docPr id="5" name="图片 5" descr="model_comparison"/>
-            <wp:cNvGraphicFramePr>
-              <a:graphicFrameLocks xmlns:a="http://schemas.openxmlformats.org/drawingml/2006/main" noChangeAspect="1"/>
-            </wp:cNvGraphicFramePr>
-            <a:graphic xmlns:a="http://schemas.openxmlformats.org/drawingml/2006/main">
-              <a:graphicData uri="http://schemas.openxmlformats.org/drawingml/2006/picture">
-                <pic:pic xmlns:pic="http://schemas.openxmlformats.org/drawingml/2006/picture">
-                  <pic:nvPicPr>
-                    <pic:cNvPr id="5" name="图片 5" descr="model_comparison"/>
-                    <pic:cNvPicPr>
-                      <a:picLocks noChangeAspect="1"/>
-                    </pic:cNvPicPr>
-                  </pic:nvPicPr>
-                  <pic:blipFill>
-                    <a:blip r:embed="rId9"/>
-                    <a:srcRect t="4623" r="-470"/>
-                    <a:stretch>
-                      <a:fillRect/>
-                    </a:stretch>
-                  </pic:blipFill>
-                  <pic:spPr>
-                    <a:xfrm>
-                      <a:off x="0" y="0"/>
-                      <a:ext cx="5291455" cy="2489200"/>
-                    </a:xfrm>
-                    <a:prstGeom prst="rect">
-                      <a:avLst/>
-                    </a:prstGeom>
-                  </pic:spPr>
-                </pic:pic>
-              </a:graphicData>
-            </a:graphic>
-          </wp:anchor>
-        </w:drawing>
+        <w:t>采用准确率（Accuracy）、精确率（Precision）、召回率（Recall）、F1分数和ROC-AUC等指标对模型进行评估</w:t>
       </w:r>
       <w:r>
         <w:rPr>
@@ -23350,14 +23172,13 @@
           <w:i w:val="0"/>
           <w:iCs w:val="0"/>
           <w:caps w:val="0"/>
-          <w:color w:val="0F1115"/>
-          <w:spacing w:val="0"/>
-          <w:sz w:val="24"/>
-          <w:szCs w:val="24"/>
-          <w:shd w:val="clear" w:fill="FFFFFF"/>
-          <w:lang w:val="en-US" w:eastAsia="zh-CN"/>
-        </w:rPr>
-        <w:t>采用准确率（Accuracy）、精确率（Precision）、召回率（Recall）、F1分数和ROC-AUC等指标对模型进行评估</w:t>
+          <w:color w:val="000000"/>
+          <w:spacing w:val="0"/>
+          <w:sz w:val="24"/>
+          <w:szCs w:val="24"/>
+          <w:shd w:val="clear" w:fill="FFFFFF"/>
+        </w:rPr>
+        <w:t>，其中重点关注流失类的Precision、Recall和F1分数</w:t>
       </w:r>
       <w:r>
         <w:rPr>
@@ -23456,6 +23277,99 @@
         <w:ind w:left="0" w:right="0" w:firstLine="0"/>
         <w:textAlignment w:val="auto"/>
         <w:rPr>
+          <w:rFonts w:hint="eastAsia" w:ascii="宋体" w:hAnsi="宋体" w:eastAsia="宋体" w:cs="宋体"/>
+          <w:i w:val="0"/>
+          <w:iCs w:val="0"/>
+          <w:caps w:val="0"/>
+          <w:color w:val="0F1115"/>
+          <w:spacing w:val="0"/>
+          <w:sz w:val="24"/>
+          <w:szCs w:val="24"/>
+          <w:shd w:val="clear" w:fill="FFFFFF"/>
+          <w:lang w:val="en-US" w:eastAsia="zh-CN"/>
+        </w:rPr>
+      </w:pPr>
+      <w:r>
+        <w:rPr>
+          <w:rFonts w:hint="eastAsia" w:ascii="宋体" w:hAnsi="宋体" w:eastAsia="宋体" w:cs="宋体"/>
+          <w:i w:val="0"/>
+          <w:iCs w:val="0"/>
+          <w:caps w:val="0"/>
+          <w:color w:val="0F1115"/>
+          <w:spacing w:val="0"/>
+          <w:sz w:val="24"/>
+          <w:szCs w:val="24"/>
+          <w:shd w:val="clear" w:fill="FFFFFF"/>
+          <w:lang w:val="en-US" w:eastAsia="zh-CN"/>
+        </w:rPr>
+        <w:drawing>
+          <wp:anchor distT="0" distB="0" distL="114300" distR="114300" simplePos="0" relativeHeight="251664384" behindDoc="0" locked="0" layoutInCell="1" allowOverlap="1">
+            <wp:simplePos x="0" y="0"/>
+            <wp:positionH relativeFrom="column">
+              <wp:posOffset>-1200150</wp:posOffset>
+            </wp:positionH>
+            <wp:positionV relativeFrom="paragraph">
+              <wp:posOffset>3810</wp:posOffset>
+            </wp:positionV>
+            <wp:extent cx="7633970" cy="4016375"/>
+            <wp:effectExtent l="0" t="0" r="11430" b="9525"/>
+            <wp:wrapTopAndBottom/>
+            <wp:docPr id="10" name="图片 10" descr="model_comparison"/>
+            <wp:cNvGraphicFramePr>
+              <a:graphicFrameLocks xmlns:a="http://schemas.openxmlformats.org/drawingml/2006/main" noChangeAspect="1"/>
+            </wp:cNvGraphicFramePr>
+            <a:graphic xmlns:a="http://schemas.openxmlformats.org/drawingml/2006/main">
+              <a:graphicData uri="http://schemas.openxmlformats.org/drawingml/2006/picture">
+                <pic:pic xmlns:pic="http://schemas.openxmlformats.org/drawingml/2006/picture">
+                  <pic:nvPicPr>
+                    <pic:cNvPr id="10" name="图片 10" descr="model_comparison"/>
+                    <pic:cNvPicPr>
+                      <a:picLocks noChangeAspect="1"/>
+                    </pic:cNvPicPr>
+                  </pic:nvPicPr>
+                  <pic:blipFill>
+                    <a:blip r:embed="rId9"/>
+                    <a:stretch>
+                      <a:fillRect/>
+                    </a:stretch>
+                  </pic:blipFill>
+                  <pic:spPr>
+                    <a:xfrm>
+                      <a:off x="0" y="0"/>
+                      <a:ext cx="7633970" cy="4016375"/>
+                    </a:xfrm>
+                    <a:prstGeom prst="rect">
+                      <a:avLst/>
+                    </a:prstGeom>
+                  </pic:spPr>
+                </pic:pic>
+              </a:graphicData>
+            </a:graphic>
+          </wp:anchor>
+        </w:drawing>
+      </w:r>
+    </w:p>
+    <w:p>
+      <w:pPr>
+        <w:pStyle w:val="6"/>
+        <w:keepNext w:val="0"/>
+        <w:keepLines w:val="0"/>
+        <w:pageBreakBefore w:val="0"/>
+        <w:widowControl/>
+        <w:suppressLineNumbers w:val="0"/>
+        <w:shd w:val="clear" w:fill="FFFFFF"/>
+        <w:kinsoku/>
+        <w:overflowPunct/>
+        <w:topLinePunct w:val="0"/>
+        <w:autoSpaceDE/>
+        <w:autoSpaceDN/>
+        <w:bidi w:val="0"/>
+        <w:adjustRightInd/>
+        <w:snapToGrid/>
+        <w:spacing w:before="160" w:beforeAutospacing="0" w:after="160" w:afterAutospacing="0" w:line="400" w:lineRule="atLeast"/>
+        <w:ind w:left="0" w:right="0" w:firstLine="0"/>
+        <w:textAlignment w:val="auto"/>
+        <w:rPr>
           <w:rFonts w:hint="default" w:ascii="宋体" w:hAnsi="宋体" w:eastAsia="宋体" w:cs="宋体"/>
           <w:i w:val="0"/>
           <w:iCs w:val="0"/>
@@ -23535,6 +23449,7 @@
     </w:p>
     <w:tbl>
       <w:tblPr>
+        <w:tblStyle w:val="7"/>
         <w:tblW w:w="0" w:type="auto"/>
         <w:tblInd w:w="0" w:type="dxa"/>
         <w:tblBorders>
@@ -23555,11 +23470,11 @@
         </w:tblCellMar>
       </w:tblPr>
       <w:tblGrid>
-        <w:gridCol w:w="1201"/>
-        <w:gridCol w:w="1237"/>
-        <w:gridCol w:w="1720"/>
-        <w:gridCol w:w="1720"/>
-        <w:gridCol w:w="1237"/>
+        <w:gridCol w:w="1596"/>
+        <w:gridCol w:w="1183"/>
+        <w:gridCol w:w="1573"/>
+        <w:gridCol w:w="1573"/>
+        <w:gridCol w:w="1190"/>
         <w:gridCol w:w="1431"/>
       </w:tblGrid>
       <w:tr>
@@ -23628,7 +23543,6 @@
                 <w:kern w:val="0"/>
                 <w:sz w:val="22"/>
                 <w:szCs w:val="22"/>
-                <w:bdr w:val="none" w:color="auto" w:sz="0" w:space="0"/>
                 <w:lang w:val="en-US" w:eastAsia="zh-CN" w:bidi="ar"/>
               </w:rPr>
               <w:t>模型</w:t>
@@ -23680,7 +23594,6 @@
                 <w:kern w:val="0"/>
                 <w:sz w:val="22"/>
                 <w:szCs w:val="22"/>
-                <w:bdr w:val="none" w:color="auto" w:sz="0" w:space="0"/>
                 <w:lang w:val="en-US" w:eastAsia="zh-CN" w:bidi="ar"/>
               </w:rPr>
               <w:t>准确率</w:t>
@@ -23732,7 +23645,6 @@
                 <w:kern w:val="0"/>
                 <w:sz w:val="22"/>
                 <w:szCs w:val="22"/>
-                <w:bdr w:val="none" w:color="auto" w:sz="0" w:space="0"/>
                 <w:lang w:val="en-US" w:eastAsia="zh-CN" w:bidi="ar"/>
               </w:rPr>
               <w:t>精确率（流失类）</w:t>
@@ -23784,7 +23696,6 @@
                 <w:kern w:val="0"/>
                 <w:sz w:val="22"/>
                 <w:szCs w:val="22"/>
-                <w:bdr w:val="none" w:color="auto" w:sz="0" w:space="0"/>
                 <w:lang w:val="en-US" w:eastAsia="zh-CN" w:bidi="ar"/>
               </w:rPr>
               <w:t>召回率（流失类）</w:t>
@@ -23836,7 +23747,6 @@
                 <w:kern w:val="0"/>
                 <w:sz w:val="22"/>
                 <w:szCs w:val="22"/>
-                <w:bdr w:val="none" w:color="auto" w:sz="0" w:space="0"/>
                 <w:lang w:val="en-US" w:eastAsia="zh-CN" w:bidi="ar"/>
               </w:rPr>
               <w:t>F1分数</w:t>
@@ -23888,7 +23798,6 @@
                 <w:kern w:val="0"/>
                 <w:sz w:val="22"/>
                 <w:szCs w:val="22"/>
-                <w:bdr w:val="none" w:color="auto" w:sz="0" w:space="0"/>
                 <w:lang w:val="en-US" w:eastAsia="zh-CN" w:bidi="ar"/>
               </w:rPr>
               <w:t>ROC-AUC</w:t>
@@ -23955,7 +23864,6 @@
                 <w:kern w:val="0"/>
                 <w:sz w:val="22"/>
                 <w:szCs w:val="22"/>
-                <w:bdr w:val="none" w:color="auto" w:sz="0" w:space="0"/>
                 <w:lang w:val="en-US" w:eastAsia="zh-CN" w:bidi="ar"/>
               </w:rPr>
               <w:t>逻辑回归</w:t>
@@ -23995,6 +23903,21 @@
             </w:pPr>
             <w:r>
               <w:rPr>
+                <w:rFonts w:hint="eastAsia" w:ascii="Segoe UI" w:hAnsi="Segoe UI" w:eastAsia="Segoe UI" w:cs="Segoe UI"/>
+                <w:i w:val="0"/>
+                <w:iCs w:val="0"/>
+                <w:caps w:val="0"/>
+                <w:color w:val="0F1115"/>
+                <w:spacing w:val="0"/>
+                <w:kern w:val="0"/>
+                <w:sz w:val="22"/>
+                <w:szCs w:val="22"/>
+                <w:lang w:val="en-US" w:eastAsia="zh-CN" w:bidi="ar"/>
+              </w:rPr>
+              <w:t>73.60</w:t>
+            </w:r>
+            <w:r>
+              <w:rPr>
                 <w:rFonts w:hint="default" w:ascii="Segoe UI" w:hAnsi="Segoe UI" w:eastAsia="Segoe UI" w:cs="Segoe UI"/>
                 <w:i w:val="0"/>
                 <w:iCs w:val="0"/>
@@ -24004,10 +23927,9 @@
                 <w:kern w:val="0"/>
                 <w:sz w:val="22"/>
                 <w:szCs w:val="22"/>
-                <w:bdr w:val="none" w:color="auto" w:sz="0" w:space="0"/>
                 <w:lang w:val="en-US" w:eastAsia="zh-CN" w:bidi="ar"/>
               </w:rPr>
-              <w:t>75.12%</w:t>
+              <w:t>%</w:t>
             </w:r>
           </w:p>
         </w:tc>
@@ -24044,6 +23966,21 @@
             </w:pPr>
             <w:r>
               <w:rPr>
+                <w:rFonts w:hint="eastAsia" w:ascii="Segoe UI" w:hAnsi="Segoe UI" w:eastAsia="Segoe UI" w:cs="Segoe UI"/>
+                <w:i w:val="0"/>
+                <w:iCs w:val="0"/>
+                <w:caps w:val="0"/>
+                <w:color w:val="0F1115"/>
+                <w:spacing w:val="0"/>
+                <w:kern w:val="0"/>
+                <w:sz w:val="22"/>
+                <w:szCs w:val="22"/>
+                <w:lang w:val="en-US" w:eastAsia="zh-CN" w:bidi="ar"/>
+              </w:rPr>
+              <w:t>50.17</w:t>
+            </w:r>
+            <w:r>
+              <w:rPr>
                 <w:rFonts w:hint="default" w:ascii="Segoe UI" w:hAnsi="Segoe UI" w:eastAsia="Segoe UI" w:cs="Segoe UI"/>
                 <w:i w:val="0"/>
                 <w:iCs w:val="0"/>
@@ -24053,10 +23990,9 @@
                 <w:kern w:val="0"/>
                 <w:sz w:val="22"/>
                 <w:szCs w:val="22"/>
-                <w:bdr w:val="none" w:color="auto" w:sz="0" w:space="0"/>
                 <w:lang w:val="en-US" w:eastAsia="zh-CN" w:bidi="ar"/>
               </w:rPr>
-              <w:t>52.56%</w:t>
+              <w:t>%</w:t>
             </w:r>
           </w:p>
         </w:tc>
@@ -24093,6 +24029,21 @@
             </w:pPr>
             <w:r>
               <w:rPr>
+                <w:rFonts w:hint="eastAsia" w:ascii="Segoe UI" w:hAnsi="Segoe UI" w:eastAsia="Segoe UI" w:cs="Segoe UI"/>
+                <w:i w:val="0"/>
+                <w:iCs w:val="0"/>
+                <w:caps w:val="0"/>
+                <w:color w:val="0F1115"/>
+                <w:spacing w:val="0"/>
+                <w:kern w:val="0"/>
+                <w:sz w:val="22"/>
+                <w:szCs w:val="22"/>
+                <w:lang w:val="en-US" w:eastAsia="zh-CN" w:bidi="ar"/>
+              </w:rPr>
+              <w:t>79.41</w:t>
+            </w:r>
+            <w:r>
+              <w:rPr>
                 <w:rFonts w:hint="default" w:ascii="Segoe UI" w:hAnsi="Segoe UI" w:eastAsia="Segoe UI" w:cs="Segoe UI"/>
                 <w:i w:val="0"/>
                 <w:iCs w:val="0"/>
@@ -24102,10 +24053,9 @@
                 <w:kern w:val="0"/>
                 <w:sz w:val="22"/>
                 <w:szCs w:val="22"/>
-                <w:bdr w:val="none" w:color="auto" w:sz="0" w:space="0"/>
                 <w:lang w:val="en-US" w:eastAsia="zh-CN" w:bidi="ar"/>
               </w:rPr>
-              <w:t>65.78%</w:t>
+              <w:t>%</w:t>
             </w:r>
           </w:p>
         </w:tc>
@@ -24142,6 +24092,21 @@
             </w:pPr>
             <w:r>
               <w:rPr>
+                <w:rFonts w:hint="eastAsia" w:ascii="Segoe UI" w:hAnsi="Segoe UI" w:eastAsia="Segoe UI" w:cs="Segoe UI"/>
+                <w:i w:val="0"/>
+                <w:iCs w:val="0"/>
+                <w:caps w:val="0"/>
+                <w:color w:val="0F1115"/>
+                <w:spacing w:val="0"/>
+                <w:kern w:val="0"/>
+                <w:sz w:val="22"/>
+                <w:szCs w:val="22"/>
+                <w:lang w:val="en-US" w:eastAsia="zh-CN" w:bidi="ar"/>
+              </w:rPr>
+              <w:t>61.49</w:t>
+            </w:r>
+            <w:r>
+              <w:rPr>
                 <w:rFonts w:hint="default" w:ascii="Segoe UI" w:hAnsi="Segoe UI" w:eastAsia="Segoe UI" w:cs="Segoe UI"/>
                 <w:i w:val="0"/>
                 <w:iCs w:val="0"/>
@@ -24151,10 +24116,9 @@
                 <w:kern w:val="0"/>
                 <w:sz w:val="22"/>
                 <w:szCs w:val="22"/>
-                <w:bdr w:val="none" w:color="auto" w:sz="0" w:space="0"/>
                 <w:lang w:val="en-US" w:eastAsia="zh-CN" w:bidi="ar"/>
               </w:rPr>
-              <w:t>58.43%</w:t>
+              <w:t>%</w:t>
             </w:r>
           </w:p>
         </w:tc>
@@ -24200,10 +24164,39 @@
                 <w:kern w:val="0"/>
                 <w:sz w:val="22"/>
                 <w:szCs w:val="22"/>
-                <w:bdr w:val="none" w:color="auto" w:sz="0" w:space="0"/>
                 <w:lang w:val="en-US" w:eastAsia="zh-CN" w:bidi="ar"/>
               </w:rPr>
-              <w:t>80.13%</w:t>
+              <w:t>8</w:t>
+            </w:r>
+            <w:r>
+              <w:rPr>
+                <w:rFonts w:hint="eastAsia" w:ascii="Segoe UI" w:hAnsi="Segoe UI" w:eastAsia="Segoe UI" w:cs="Segoe UI"/>
+                <w:i w:val="0"/>
+                <w:iCs w:val="0"/>
+                <w:caps w:val="0"/>
+                <w:color w:val="0F1115"/>
+                <w:spacing w:val="0"/>
+                <w:kern w:val="0"/>
+                <w:sz w:val="22"/>
+                <w:szCs w:val="22"/>
+                <w:lang w:val="en-US" w:eastAsia="zh-CN" w:bidi="ar"/>
+              </w:rPr>
+              <w:t>3.63</w:t>
+            </w:r>
+            <w:r>
+              <w:rPr>
+                <w:rFonts w:hint="default" w:ascii="Segoe UI" w:hAnsi="Segoe UI" w:eastAsia="Segoe UI" w:cs="Segoe UI"/>
+                <w:i w:val="0"/>
+                <w:iCs w:val="0"/>
+                <w:caps w:val="0"/>
+                <w:color w:val="0F1115"/>
+                <w:spacing w:val="0"/>
+                <w:kern w:val="0"/>
+                <w:sz w:val="22"/>
+                <w:szCs w:val="22"/>
+                <w:lang w:val="en-US" w:eastAsia="zh-CN" w:bidi="ar"/>
+              </w:rPr>
+              <w:t>%</w:t>
             </w:r>
           </w:p>
         </w:tc>
@@ -24267,7 +24260,6 @@
                 <w:kern w:val="0"/>
                 <w:sz w:val="22"/>
                 <w:szCs w:val="22"/>
-                <w:bdr w:val="none" w:color="auto" w:sz="0" w:space="0"/>
                 <w:lang w:val="en-US" w:eastAsia="zh-CN" w:bidi="ar"/>
               </w:rPr>
               <w:t>随机森林</w:t>
@@ -24316,10 +24308,39 @@
                 <w:kern w:val="0"/>
                 <w:sz w:val="22"/>
                 <w:szCs w:val="22"/>
-                <w:bdr w:val="none" w:color="auto" w:sz="0" w:space="0"/>
                 <w:lang w:val="en-US" w:eastAsia="zh-CN" w:bidi="ar"/>
               </w:rPr>
-              <w:t>77.47%</w:t>
+              <w:t>77.</w:t>
+            </w:r>
+            <w:r>
+              <w:rPr>
+                <w:rFonts w:hint="eastAsia" w:ascii="Segoe UI" w:hAnsi="Segoe UI" w:eastAsia="Segoe UI" w:cs="Segoe UI"/>
+                <w:i w:val="0"/>
+                <w:iCs w:val="0"/>
+                <w:caps w:val="0"/>
+                <w:color w:val="0F1115"/>
+                <w:spacing w:val="0"/>
+                <w:kern w:val="0"/>
+                <w:sz w:val="22"/>
+                <w:szCs w:val="22"/>
+                <w:lang w:val="en-US" w:eastAsia="zh-CN" w:bidi="ar"/>
+              </w:rPr>
+              <w:t>86</w:t>
+            </w:r>
+            <w:r>
+              <w:rPr>
+                <w:rFonts w:hint="default" w:ascii="Segoe UI" w:hAnsi="Segoe UI" w:eastAsia="Segoe UI" w:cs="Segoe UI"/>
+                <w:i w:val="0"/>
+                <w:iCs w:val="0"/>
+                <w:caps w:val="0"/>
+                <w:color w:val="0F1115"/>
+                <w:spacing w:val="0"/>
+                <w:kern w:val="0"/>
+                <w:sz w:val="22"/>
+                <w:szCs w:val="22"/>
+                <w:lang w:val="en-US" w:eastAsia="zh-CN" w:bidi="ar"/>
+              </w:rPr>
+              <w:t>%</w:t>
             </w:r>
           </w:p>
         </w:tc>
@@ -24356,6 +24377,21 @@
             </w:pPr>
             <w:r>
               <w:rPr>
+                <w:rFonts w:hint="eastAsia" w:ascii="Segoe UI" w:hAnsi="Segoe UI" w:eastAsia="Segoe UI" w:cs="Segoe UI"/>
+                <w:i w:val="0"/>
+                <w:iCs w:val="0"/>
+                <w:caps w:val="0"/>
+                <w:color w:val="0F1115"/>
+                <w:spacing w:val="0"/>
+                <w:kern w:val="0"/>
+                <w:sz w:val="22"/>
+                <w:szCs w:val="22"/>
+                <w:lang w:val="en-US" w:eastAsia="zh-CN" w:bidi="ar"/>
+              </w:rPr>
+              <w:t>57.31</w:t>
+            </w:r>
+            <w:r>
+              <w:rPr>
                 <w:rFonts w:hint="default" w:ascii="Segoe UI" w:hAnsi="Segoe UI" w:eastAsia="Segoe UI" w:cs="Segoe UI"/>
                 <w:i w:val="0"/>
                 <w:iCs w:val="0"/>
@@ -24365,10 +24401,9 @@
                 <w:kern w:val="0"/>
                 <w:sz w:val="22"/>
                 <w:szCs w:val="22"/>
-                <w:bdr w:val="none" w:color="auto" w:sz="0" w:space="0"/>
                 <w:lang w:val="en-US" w:eastAsia="zh-CN" w:bidi="ar"/>
               </w:rPr>
-              <w:t>57.36%</w:t>
+              <w:t>%</w:t>
             </w:r>
           </w:p>
         </w:tc>
@@ -24405,6 +24440,21 @@
             </w:pPr>
             <w:r>
               <w:rPr>
+                <w:rFonts w:hint="eastAsia" w:ascii="Segoe UI" w:hAnsi="Segoe UI" w:eastAsia="Segoe UI" w:cs="Segoe UI"/>
+                <w:i w:val="0"/>
+                <w:iCs w:val="0"/>
+                <w:caps w:val="0"/>
+                <w:color w:val="0F1115"/>
+                <w:spacing w:val="0"/>
+                <w:kern w:val="0"/>
+                <w:sz w:val="22"/>
+                <w:szCs w:val="22"/>
+                <w:lang w:val="en-US" w:eastAsia="zh-CN" w:bidi="ar"/>
+              </w:rPr>
+              <w:t>64.97</w:t>
+            </w:r>
+            <w:r>
+              <w:rPr>
                 <w:rFonts w:hint="default" w:ascii="Segoe UI" w:hAnsi="Segoe UI" w:eastAsia="Segoe UI" w:cs="Segoe UI"/>
                 <w:i w:val="0"/>
                 <w:iCs w:val="0"/>
@@ -24414,10 +24464,9 @@
                 <w:kern w:val="0"/>
                 <w:sz w:val="22"/>
                 <w:szCs w:val="22"/>
-                <w:bdr w:val="none" w:color="auto" w:sz="0" w:space="0"/>
                 <w:lang w:val="en-US" w:eastAsia="zh-CN" w:bidi="ar"/>
               </w:rPr>
-              <w:t>59.36%</w:t>
+              <w:t>%</w:t>
             </w:r>
           </w:p>
         </w:tc>
@@ -24454,6 +24503,21 @@
             </w:pPr>
             <w:r>
               <w:rPr>
+                <w:rFonts w:hint="eastAsia" w:ascii="Segoe UI" w:hAnsi="Segoe UI" w:eastAsia="Segoe UI" w:cs="Segoe UI"/>
+                <w:i w:val="0"/>
+                <w:iCs w:val="0"/>
+                <w:caps w:val="0"/>
+                <w:color w:val="0F1115"/>
+                <w:spacing w:val="0"/>
+                <w:kern w:val="0"/>
+                <w:sz w:val="22"/>
+                <w:szCs w:val="22"/>
+                <w:lang w:val="en-US" w:eastAsia="zh-CN" w:bidi="ar"/>
+              </w:rPr>
+              <w:t>60.90</w:t>
+            </w:r>
+            <w:r>
+              <w:rPr>
                 <w:rFonts w:hint="default" w:ascii="Segoe UI" w:hAnsi="Segoe UI" w:eastAsia="Segoe UI" w:cs="Segoe UI"/>
                 <w:i w:val="0"/>
                 <w:iCs w:val="0"/>
@@ -24463,10 +24527,9 @@
                 <w:kern w:val="0"/>
                 <w:sz w:val="22"/>
                 <w:szCs w:val="22"/>
-                <w:bdr w:val="none" w:color="auto" w:sz="0" w:space="0"/>
                 <w:lang w:val="en-US" w:eastAsia="zh-CN" w:bidi="ar"/>
               </w:rPr>
-              <w:t>58.34%</w:t>
+              <w:t>%</w:t>
             </w:r>
           </w:p>
         </w:tc>
@@ -24512,67 +24575,13 @@
                 <w:kern w:val="0"/>
                 <w:sz w:val="22"/>
                 <w:szCs w:val="22"/>
-                <w:bdr w:val="none" w:color="auto" w:sz="0" w:space="0"/>
                 <w:lang w:val="en-US" w:eastAsia="zh-CN" w:bidi="ar"/>
               </w:rPr>
-              <w:t>81.07%</w:t>
+              <w:t>8</w:t>
             </w:r>
-          </w:p>
-        </w:tc>
-      </w:tr>
-      <w:tr>
-        <w:tblPrEx>
-          <w:tblBorders>
-            <w:top w:val="none" w:color="auto" w:sz="0" w:space="0"/>
-            <w:left w:val="none" w:color="auto" w:sz="0" w:space="0"/>
-            <w:bottom w:val="none" w:color="auto" w:sz="0" w:space="0"/>
-            <w:right w:val="none" w:color="auto" w:sz="0" w:space="0"/>
-            <w:insideH w:val="none" w:color="auto" w:sz="0" w:space="0"/>
-            <w:insideV w:val="none" w:color="auto" w:sz="0" w:space="0"/>
-          </w:tblBorders>
-          <w:tblCellMar>
-            <w:top w:w="15" w:type="dxa"/>
-            <w:left w:w="15" w:type="dxa"/>
-            <w:bottom w:w="15" w:type="dxa"/>
-            <w:right w:w="15" w:type="dxa"/>
-          </w:tblCellMar>
-        </w:tblPrEx>
-        <w:tc>
-          <w:tcPr>
-            <w:tcW w:w="0" w:type="auto"/>
-            <w:shd w:val="clear" w:color="auto" w:fill="FFFFFF"/>
-            <w:tcMar>
-              <w:top w:w="150" w:type="dxa"/>
-              <w:left w:w="0" w:type="dxa"/>
-              <w:bottom w:w="150" w:type="dxa"/>
-              <w:right w:w="240" w:type="dxa"/>
-            </w:tcMar>
-            <w:vAlign w:val="center"/>
-          </w:tcPr>
-          <w:p>
-            <w:pPr>
-              <w:keepNext w:val="0"/>
-              <w:keepLines w:val="0"/>
-              <w:widowControl/>
-              <w:suppressLineNumbers w:val="0"/>
-              <w:spacing w:line="250" w:lineRule="atLeast"/>
-              <w:jc w:val="left"/>
-              <w:rPr>
-                <w:rFonts w:hint="default" w:ascii="Segoe UI" w:hAnsi="Segoe UI" w:eastAsia="Segoe UI" w:cs="Segoe UI"/>
-                <w:i w:val="0"/>
-                <w:iCs w:val="0"/>
-                <w:caps w:val="0"/>
-                <w:color w:val="0F1115"/>
-                <w:spacing w:val="0"/>
-                <w:sz w:val="22"/>
-                <w:szCs w:val="22"/>
-              </w:rPr>
-            </w:pPr>
             <w:r>
               <w:rPr>
-                <w:rFonts w:hint="default" w:ascii="Segoe UI" w:hAnsi="Segoe UI" w:eastAsia="Segoe UI" w:cs="Segoe UI"/>
-                <w:b/>
-                <w:bCs/>
+                <w:rFonts w:hint="eastAsia" w:ascii="Segoe UI" w:hAnsi="Segoe UI" w:eastAsia="Segoe UI" w:cs="Segoe UI"/>
                 <w:i w:val="0"/>
                 <w:iCs w:val="0"/>
                 <w:caps w:val="0"/>
@@ -24581,49 +24590,13 @@
                 <w:kern w:val="0"/>
                 <w:sz w:val="22"/>
                 <w:szCs w:val="22"/>
-                <w:bdr w:val="none" w:color="auto" w:sz="0" w:space="0"/>
                 <w:lang w:val="en-US" w:eastAsia="zh-CN" w:bidi="ar"/>
               </w:rPr>
-              <w:t>XGBoost</w:t>
+              <w:t>3.51</w:t>
             </w:r>
-          </w:p>
-        </w:tc>
-        <w:tc>
-          <w:tcPr>
-            <w:tcW w:w="0" w:type="auto"/>
-            <w:shd w:val="clear" w:color="auto" w:fill="FFFFFF"/>
-            <w:tcMar>
-              <w:top w:w="150" w:type="dxa"/>
-              <w:left w:w="240" w:type="dxa"/>
-              <w:bottom w:w="150" w:type="dxa"/>
-              <w:right w:w="240" w:type="dxa"/>
-            </w:tcMar>
-            <w:vAlign w:val="center"/>
-          </w:tcPr>
-          <w:p>
-            <w:pPr>
-              <w:keepNext w:val="0"/>
-              <w:keepLines w:val="0"/>
-              <w:widowControl/>
-              <w:suppressLineNumbers w:val="0"/>
-              <w:spacing w:line="250" w:lineRule="atLeast"/>
-              <w:jc w:val="left"/>
-              <w:rPr>
-                <w:rFonts w:hint="default" w:ascii="Segoe UI" w:hAnsi="Segoe UI" w:eastAsia="Segoe UI" w:cs="Segoe UI"/>
-                <w:i w:val="0"/>
-                <w:iCs w:val="0"/>
-                <w:caps w:val="0"/>
-                <w:color w:val="0F1115"/>
-                <w:spacing w:val="0"/>
-                <w:sz w:val="22"/>
-                <w:szCs w:val="22"/>
-              </w:rPr>
-            </w:pPr>
             <w:r>
               <w:rPr>
                 <w:rFonts w:hint="default" w:ascii="Segoe UI" w:hAnsi="Segoe UI" w:eastAsia="Segoe UI" w:cs="Segoe UI"/>
-                <w:b/>
-                <w:bCs/>
                 <w:i w:val="0"/>
                 <w:iCs w:val="0"/>
                 <w:caps w:val="0"/>
@@ -24632,214 +24605,9 @@
                 <w:kern w:val="0"/>
                 <w:sz w:val="22"/>
                 <w:szCs w:val="22"/>
-                <w:bdr w:val="none" w:color="auto" w:sz="0" w:space="0"/>
                 <w:lang w:val="en-US" w:eastAsia="zh-CN" w:bidi="ar"/>
               </w:rPr>
-              <w:t>76.33%</w:t>
-            </w:r>
-          </w:p>
-        </w:tc>
-        <w:tc>
-          <w:tcPr>
-            <w:tcW w:w="0" w:type="auto"/>
-            <w:shd w:val="clear" w:color="auto" w:fill="FFFFFF"/>
-            <w:tcMar>
-              <w:top w:w="150" w:type="dxa"/>
-              <w:left w:w="240" w:type="dxa"/>
-              <w:bottom w:w="150" w:type="dxa"/>
-              <w:right w:w="240" w:type="dxa"/>
-            </w:tcMar>
-            <w:vAlign w:val="center"/>
-          </w:tcPr>
-          <w:p>
-            <w:pPr>
-              <w:keepNext w:val="0"/>
-              <w:keepLines w:val="0"/>
-              <w:widowControl/>
-              <w:suppressLineNumbers w:val="0"/>
-              <w:spacing w:line="250" w:lineRule="atLeast"/>
-              <w:jc w:val="left"/>
-              <w:rPr>
-                <w:rFonts w:hint="default" w:ascii="Segoe UI" w:hAnsi="Segoe UI" w:eastAsia="Segoe UI" w:cs="Segoe UI"/>
-                <w:i w:val="0"/>
-                <w:iCs w:val="0"/>
-                <w:caps w:val="0"/>
-                <w:color w:val="0F1115"/>
-                <w:spacing w:val="0"/>
-                <w:sz w:val="22"/>
-                <w:szCs w:val="22"/>
-              </w:rPr>
-            </w:pPr>
-            <w:r>
-              <w:rPr>
-                <w:rFonts w:hint="default" w:ascii="Segoe UI" w:hAnsi="Segoe UI" w:eastAsia="Segoe UI" w:cs="Segoe UI"/>
-                <w:b/>
-                <w:bCs/>
-                <w:i w:val="0"/>
-                <w:iCs w:val="0"/>
-                <w:caps w:val="0"/>
-                <w:color w:val="0F1115"/>
-                <w:spacing w:val="0"/>
-                <w:kern w:val="0"/>
-                <w:sz w:val="22"/>
-                <w:szCs w:val="22"/>
-                <w:bdr w:val="none" w:color="auto" w:sz="0" w:space="0"/>
-                <w:lang w:val="en-US" w:eastAsia="zh-CN" w:bidi="ar"/>
-              </w:rPr>
-              <w:t>54.71%</w:t>
-            </w:r>
-          </w:p>
-        </w:tc>
-        <w:tc>
-          <w:tcPr>
-            <w:tcW w:w="0" w:type="auto"/>
-            <w:shd w:val="clear" w:color="auto" w:fill="FFFFFF"/>
-            <w:tcMar>
-              <w:top w:w="150" w:type="dxa"/>
-              <w:left w:w="240" w:type="dxa"/>
-              <w:bottom w:w="150" w:type="dxa"/>
-              <w:right w:w="240" w:type="dxa"/>
-            </w:tcMar>
-            <w:vAlign w:val="center"/>
-          </w:tcPr>
-          <w:p>
-            <w:pPr>
-              <w:keepNext w:val="0"/>
-              <w:keepLines w:val="0"/>
-              <w:widowControl/>
-              <w:suppressLineNumbers w:val="0"/>
-              <w:spacing w:line="250" w:lineRule="atLeast"/>
-              <w:jc w:val="left"/>
-              <w:rPr>
-                <w:rFonts w:hint="default" w:ascii="Segoe UI" w:hAnsi="Segoe UI" w:eastAsia="Segoe UI" w:cs="Segoe UI"/>
-                <w:i w:val="0"/>
-                <w:iCs w:val="0"/>
-                <w:caps w:val="0"/>
-                <w:color w:val="0F1115"/>
-                <w:spacing w:val="0"/>
-                <w:sz w:val="22"/>
-                <w:szCs w:val="22"/>
-              </w:rPr>
-            </w:pPr>
-            <w:r>
-              <w:rPr>
-                <w:rFonts w:hint="default" w:ascii="Segoe UI" w:hAnsi="Segoe UI" w:eastAsia="Segoe UI" w:cs="Segoe UI"/>
-                <w:b/>
-                <w:bCs/>
-                <w:i w:val="0"/>
-                <w:iCs w:val="0"/>
-                <w:caps w:val="0"/>
-                <w:color w:val="0F1115"/>
-                <w:spacing w:val="0"/>
-                <w:kern w:val="0"/>
-                <w:sz w:val="22"/>
-                <w:szCs w:val="22"/>
-                <w:bdr w:val="none" w:color="auto" w:sz="0" w:space="0"/>
-                <w:lang w:val="en-US" w:eastAsia="zh-CN" w:bidi="ar"/>
-              </w:rPr>
-              <w:t>63.64%</w:t>
-            </w:r>
-          </w:p>
-        </w:tc>
-        <w:tc>
-          <w:tcPr>
-            <w:tcW w:w="0" w:type="auto"/>
-            <w:shd w:val="clear" w:color="auto" w:fill="FFFFFF"/>
-            <w:tcMar>
-              <w:top w:w="150" w:type="dxa"/>
-              <w:left w:w="240" w:type="dxa"/>
-              <w:bottom w:w="150" w:type="dxa"/>
-              <w:right w:w="240" w:type="dxa"/>
-            </w:tcMar>
-            <w:vAlign w:val="center"/>
-          </w:tcPr>
-          <w:p>
-            <w:pPr>
-              <w:keepNext w:val="0"/>
-              <w:keepLines w:val="0"/>
-              <w:widowControl/>
-              <w:suppressLineNumbers w:val="0"/>
-              <w:spacing w:line="250" w:lineRule="atLeast"/>
-              <w:jc w:val="left"/>
-              <w:rPr>
-                <w:rFonts w:hint="default" w:ascii="Segoe UI" w:hAnsi="Segoe UI" w:eastAsia="Segoe UI" w:cs="Segoe UI"/>
-                <w:i w:val="0"/>
-                <w:iCs w:val="0"/>
-                <w:caps w:val="0"/>
-                <w:color w:val="0F1115"/>
-                <w:spacing w:val="0"/>
-                <w:sz w:val="22"/>
-                <w:szCs w:val="22"/>
-              </w:rPr>
-            </w:pPr>
-            <w:r>
-              <w:rPr>
-                <w:rFonts w:hint="default" w:ascii="Segoe UI" w:hAnsi="Segoe UI" w:eastAsia="Segoe UI" w:cs="Segoe UI"/>
-                <w:b/>
-                <w:bCs/>
-                <w:i w:val="0"/>
-                <w:iCs w:val="0"/>
-                <w:caps w:val="0"/>
-                <w:color w:val="0F1115"/>
-                <w:spacing w:val="0"/>
-                <w:kern w:val="0"/>
-                <w:sz w:val="22"/>
-                <w:szCs w:val="22"/>
-                <w:bdr w:val="none" w:color="auto" w:sz="0" w:space="0"/>
-                <w:lang w:val="en-US" w:eastAsia="zh-CN" w:bidi="ar"/>
-              </w:rPr>
-              <w:t>58.84%</w:t>
-            </w:r>
-          </w:p>
-        </w:tc>
-        <w:tc>
-          <w:tcPr>
-            <w:tcW w:w="0" w:type="auto"/>
-            <w:shd w:val="clear" w:color="auto" w:fill="FFFFFF"/>
-            <w:tcMar>
-              <w:top w:w="150" w:type="dxa"/>
-              <w:left w:w="240" w:type="dxa"/>
-              <w:bottom w:w="150" w:type="dxa"/>
-              <w:right w:w="0" w:type="dxa"/>
-            </w:tcMar>
-            <w:vAlign w:val="center"/>
-          </w:tcPr>
-          <w:p>
-            <w:pPr>
-              <w:keepNext w:val="0"/>
-              <w:keepLines w:val="0"/>
-              <w:widowControl/>
-              <w:suppressLineNumbers w:val="0"/>
-              <w:spacing w:line="250" w:lineRule="atLeast"/>
-              <w:jc w:val="left"/>
-              <w:rPr>
-                <w:rFonts w:hint="default" w:ascii="Segoe UI" w:hAnsi="Segoe UI" w:eastAsia="Segoe UI" w:cs="Segoe UI"/>
-                <w:i w:val="0"/>
-                <w:iCs w:val="0"/>
-                <w:caps w:val="0"/>
-                <w:color w:val="0F1115"/>
-                <w:spacing w:val="0"/>
-                <w:sz w:val="22"/>
-                <w:szCs w:val="22"/>
-              </w:rPr>
-            </w:pPr>
-            <w:r>
-              <w:rPr>
-                <w:rFonts w:hint="default" w:ascii="Segoe UI" w:hAnsi="Segoe UI" w:eastAsia="Segoe UI" w:cs="Segoe UI"/>
-                <w:b/>
-                <w:bCs/>
-                <w:i w:val="0"/>
-                <w:iCs w:val="0"/>
-                <w:caps w:val="0"/>
-                <w:color w:val="0F1115"/>
-                <w:spacing w:val="0"/>
-                <w:kern w:val="0"/>
-                <w:sz w:val="22"/>
-                <w:szCs w:val="22"/>
-                <w:bdr w:val="none" w:color="auto" w:sz="0" w:space="0"/>
-                <w:lang w:val="en-US" w:eastAsia="zh-CN" w:bidi="ar"/>
-              </w:rPr>
-              <w:t>81.31%</w:t>
+              <w:t>%</w:t>
             </w:r>
           </w:p>
         </w:tc>
@@ -24889,8 +24657,10 @@
                 <w:caps w:val="0"/>
                 <w:color w:val="0F1115"/>
                 <w:spacing w:val="0"/>
+                <w:kern w:val="0"/>
                 <w:sz w:val="22"/>
                 <w:szCs w:val="22"/>
+                <w:lang w:val="en-US" w:eastAsia="zh-CN" w:bidi="ar"/>
               </w:rPr>
             </w:pPr>
             <w:r>
@@ -24904,10 +24674,9 @@
                 <w:kern w:val="0"/>
                 <w:sz w:val="22"/>
                 <w:szCs w:val="22"/>
-                <w:bdr w:val="none" w:color="auto" w:sz="0" w:space="0"/>
                 <w:lang w:val="en-US" w:eastAsia="zh-CN" w:bidi="ar"/>
               </w:rPr>
-              <w:t>LightGBM</w:t>
+              <w:t>XGBoost</w:t>
             </w:r>
           </w:p>
         </w:tc>
@@ -24938,8 +24707,10 @@
                 <w:caps w:val="0"/>
                 <w:color w:val="0F1115"/>
                 <w:spacing w:val="0"/>
+                <w:kern w:val="0"/>
                 <w:sz w:val="22"/>
                 <w:szCs w:val="22"/>
+                <w:lang w:val="en-US" w:eastAsia="zh-CN" w:bidi="ar"/>
               </w:rPr>
             </w:pPr>
             <w:r>
@@ -24953,10 +24724,39 @@
                 <w:kern w:val="0"/>
                 <w:sz w:val="22"/>
                 <w:szCs w:val="22"/>
-                <w:bdr w:val="none" w:color="auto" w:sz="0" w:space="0"/>
                 <w:lang w:val="en-US" w:eastAsia="zh-CN" w:bidi="ar"/>
               </w:rPr>
-              <w:t>76.05%</w:t>
+              <w:t>76.3</w:t>
+            </w:r>
+            <w:r>
+              <w:rPr>
+                <w:rFonts w:hint="eastAsia" w:ascii="Segoe UI" w:hAnsi="Segoe UI" w:eastAsia="Segoe UI" w:cs="Segoe UI"/>
+                <w:i w:val="0"/>
+                <w:iCs w:val="0"/>
+                <w:caps w:val="0"/>
+                <w:color w:val="0F1115"/>
+                <w:spacing w:val="0"/>
+                <w:kern w:val="0"/>
+                <w:sz w:val="22"/>
+                <w:szCs w:val="22"/>
+                <w:lang w:val="en-US" w:eastAsia="zh-CN" w:bidi="ar"/>
+              </w:rPr>
+              <w:t>6</w:t>
+            </w:r>
+            <w:r>
+              <w:rPr>
+                <w:rFonts w:hint="default" w:ascii="Segoe UI" w:hAnsi="Segoe UI" w:eastAsia="Segoe UI" w:cs="Segoe UI"/>
+                <w:i w:val="0"/>
+                <w:iCs w:val="0"/>
+                <w:caps w:val="0"/>
+                <w:color w:val="0F1115"/>
+                <w:spacing w:val="0"/>
+                <w:kern w:val="0"/>
+                <w:sz w:val="22"/>
+                <w:szCs w:val="22"/>
+                <w:lang w:val="en-US" w:eastAsia="zh-CN" w:bidi="ar"/>
+              </w:rPr>
+              <w:t>%</w:t>
             </w:r>
           </w:p>
         </w:tc>
@@ -24987,8 +24787,10 @@
                 <w:caps w:val="0"/>
                 <w:color w:val="0F1115"/>
                 <w:spacing w:val="0"/>
+                <w:kern w:val="0"/>
                 <w:sz w:val="22"/>
                 <w:szCs w:val="22"/>
+                <w:lang w:val="en-US" w:eastAsia="zh-CN" w:bidi="ar"/>
               </w:rPr>
             </w:pPr>
             <w:r>
@@ -25002,10 +24804,39 @@
                 <w:kern w:val="0"/>
                 <w:sz w:val="22"/>
                 <w:szCs w:val="22"/>
-                <w:bdr w:val="none" w:color="auto" w:sz="0" w:space="0"/>
                 <w:lang w:val="en-US" w:eastAsia="zh-CN" w:bidi="ar"/>
               </w:rPr>
-              <w:t>54.50%</w:t>
+              <w:t>54.</w:t>
+            </w:r>
+            <w:r>
+              <w:rPr>
+                <w:rFonts w:hint="eastAsia" w:ascii="Segoe UI" w:hAnsi="Segoe UI" w:eastAsia="Segoe UI" w:cs="Segoe UI"/>
+                <w:i w:val="0"/>
+                <w:iCs w:val="0"/>
+                <w:caps w:val="0"/>
+                <w:color w:val="0F1115"/>
+                <w:spacing w:val="0"/>
+                <w:kern w:val="0"/>
+                <w:sz w:val="22"/>
+                <w:szCs w:val="22"/>
+                <w:lang w:val="en-US" w:eastAsia="zh-CN" w:bidi="ar"/>
+              </w:rPr>
+              <w:t>16</w:t>
+            </w:r>
+            <w:r>
+              <w:rPr>
+                <w:rFonts w:hint="default" w:ascii="Segoe UI" w:hAnsi="Segoe UI" w:eastAsia="Segoe UI" w:cs="Segoe UI"/>
+                <w:i w:val="0"/>
+                <w:iCs w:val="0"/>
+                <w:caps w:val="0"/>
+                <w:color w:val="0F1115"/>
+                <w:spacing w:val="0"/>
+                <w:kern w:val="0"/>
+                <w:sz w:val="22"/>
+                <w:szCs w:val="22"/>
+                <w:lang w:val="en-US" w:eastAsia="zh-CN" w:bidi="ar"/>
+              </w:rPr>
+              <w:t>%</w:t>
             </w:r>
           </w:p>
         </w:tc>
@@ -25036,10 +24867,27 @@
                 <w:caps w:val="0"/>
                 <w:color w:val="0F1115"/>
                 <w:spacing w:val="0"/>
+                <w:kern w:val="0"/>
                 <w:sz w:val="22"/>
                 <w:szCs w:val="22"/>
+                <w:lang w:val="en-US" w:eastAsia="zh-CN" w:bidi="ar"/>
               </w:rPr>
             </w:pPr>
+            <w:r>
+              <w:rPr>
+                <w:rFonts w:hint="eastAsia" w:ascii="Segoe UI" w:hAnsi="Segoe UI" w:eastAsia="Segoe UI" w:cs="Segoe UI"/>
+                <w:i w:val="0"/>
+                <w:iCs w:val="0"/>
+                <w:caps w:val="0"/>
+                <w:color w:val="0F1115"/>
+                <w:spacing w:val="0"/>
+                <w:kern w:val="0"/>
+                <w:sz w:val="22"/>
+                <w:szCs w:val="22"/>
+                <w:lang w:val="en-US" w:eastAsia="zh-CN" w:bidi="ar"/>
+              </w:rPr>
+              <w:t>71.39</w:t>
+            </w:r>
             <w:r>
               <w:rPr>
                 <w:rFonts w:hint="default" w:ascii="Segoe UI" w:hAnsi="Segoe UI" w:eastAsia="Segoe UI" w:cs="Segoe UI"/>
@@ -25051,10 +24899,9 @@
                 <w:kern w:val="0"/>
                 <w:sz w:val="22"/>
                 <w:szCs w:val="22"/>
-                <w:bdr w:val="none" w:color="auto" w:sz="0" w:space="0"/>
                 <w:lang w:val="en-US" w:eastAsia="zh-CN" w:bidi="ar"/>
               </w:rPr>
-              <w:t>59.89%</w:t>
+              <w:t>%</w:t>
             </w:r>
           </w:p>
         </w:tc>
@@ -25085,10 +24932,27 @@
                 <w:caps w:val="0"/>
                 <w:color w:val="0F1115"/>
                 <w:spacing w:val="0"/>
+                <w:kern w:val="0"/>
                 <w:sz w:val="22"/>
                 <w:szCs w:val="22"/>
+                <w:lang w:val="en-US" w:eastAsia="zh-CN" w:bidi="ar"/>
               </w:rPr>
             </w:pPr>
+            <w:r>
+              <w:rPr>
+                <w:rFonts w:hint="eastAsia" w:ascii="Segoe UI" w:hAnsi="Segoe UI" w:eastAsia="Segoe UI" w:cs="Segoe UI"/>
+                <w:i w:val="0"/>
+                <w:iCs w:val="0"/>
+                <w:caps w:val="0"/>
+                <w:color w:val="0F1115"/>
+                <w:spacing w:val="0"/>
+                <w:kern w:val="0"/>
+                <w:sz w:val="22"/>
+                <w:szCs w:val="22"/>
+                <w:lang w:val="en-US" w:eastAsia="zh-CN" w:bidi="ar"/>
+              </w:rPr>
+              <w:t>61.59</w:t>
+            </w:r>
             <w:r>
               <w:rPr>
                 <w:rFonts w:hint="default" w:ascii="Segoe UI" w:hAnsi="Segoe UI" w:eastAsia="Segoe UI" w:cs="Segoe UI"/>
@@ -25100,10 +24964,9 @@
                 <w:kern w:val="0"/>
                 <w:sz w:val="22"/>
                 <w:szCs w:val="22"/>
-                <w:bdr w:val="none" w:color="auto" w:sz="0" w:space="0"/>
                 <w:lang w:val="en-US" w:eastAsia="zh-CN" w:bidi="ar"/>
               </w:rPr>
-              <w:t>57.07%</w:t>
+              <w:t>%</w:t>
             </w:r>
           </w:p>
         </w:tc>
@@ -25134,8 +24997,10 @@
                 <w:caps w:val="0"/>
                 <w:color w:val="0F1115"/>
                 <w:spacing w:val="0"/>
+                <w:kern w:val="0"/>
                 <w:sz w:val="22"/>
                 <w:szCs w:val="22"/>
+                <w:lang w:val="en-US" w:eastAsia="zh-CN" w:bidi="ar"/>
               </w:rPr>
             </w:pPr>
             <w:r>
@@ -25149,10 +25014,39 @@
                 <w:kern w:val="0"/>
                 <w:sz w:val="22"/>
                 <w:szCs w:val="22"/>
-                <w:bdr w:val="none" w:color="auto" w:sz="0" w:space="0"/>
                 <w:lang w:val="en-US" w:eastAsia="zh-CN" w:bidi="ar"/>
               </w:rPr>
-              <w:t>81.02%</w:t>
+              <w:t>8</w:t>
+            </w:r>
+            <w:r>
+              <w:rPr>
+                <w:rFonts w:hint="eastAsia" w:ascii="Segoe UI" w:hAnsi="Segoe UI" w:eastAsia="Segoe UI" w:cs="Segoe UI"/>
+                <w:i w:val="0"/>
+                <w:iCs w:val="0"/>
+                <w:caps w:val="0"/>
+                <w:color w:val="0F1115"/>
+                <w:spacing w:val="0"/>
+                <w:kern w:val="0"/>
+                <w:sz w:val="22"/>
+                <w:szCs w:val="22"/>
+                <w:lang w:val="en-US" w:eastAsia="zh-CN" w:bidi="ar"/>
+              </w:rPr>
+              <w:t>3.98</w:t>
+            </w:r>
+            <w:r>
+              <w:rPr>
+                <w:rFonts w:hint="default" w:ascii="Segoe UI" w:hAnsi="Segoe UI" w:eastAsia="Segoe UI" w:cs="Segoe UI"/>
+                <w:i w:val="0"/>
+                <w:iCs w:val="0"/>
+                <w:caps w:val="0"/>
+                <w:color w:val="0F1115"/>
+                <w:spacing w:val="0"/>
+                <w:kern w:val="0"/>
+                <w:sz w:val="22"/>
+                <w:szCs w:val="22"/>
+                <w:lang w:val="en-US" w:eastAsia="zh-CN" w:bidi="ar"/>
+              </w:rPr>
+              <w:t>%</w:t>
             </w:r>
           </w:p>
         </w:tc>
@@ -25216,10 +25110,9 @@
                 <w:kern w:val="0"/>
                 <w:sz w:val="22"/>
                 <w:szCs w:val="22"/>
-                <w:bdr w:val="none" w:color="auto" w:sz="0" w:space="0"/>
                 <w:lang w:val="en-US" w:eastAsia="zh-CN" w:bidi="ar"/>
               </w:rPr>
-              <w:t>SVM</w:t>
+              <w:t>LightGBM</w:t>
             </w:r>
           </w:p>
         </w:tc>
@@ -25265,10 +25158,561 @@
                 <w:kern w:val="0"/>
                 <w:sz w:val="22"/>
                 <w:szCs w:val="22"/>
-                <w:bdr w:val="none" w:color="auto" w:sz="0" w:space="0"/>
                 <w:lang w:val="en-US" w:eastAsia="zh-CN" w:bidi="ar"/>
               </w:rPr>
-              <w:t>74.84%</w:t>
+              <w:t>7</w:t>
+            </w:r>
+            <w:r>
+              <w:rPr>
+                <w:rFonts w:hint="eastAsia" w:ascii="Segoe UI" w:hAnsi="Segoe UI" w:eastAsia="Segoe UI" w:cs="Segoe UI"/>
+                <w:i w:val="0"/>
+                <w:iCs w:val="0"/>
+                <w:caps w:val="0"/>
+                <w:color w:val="0F1115"/>
+                <w:spacing w:val="0"/>
+                <w:kern w:val="0"/>
+                <w:sz w:val="22"/>
+                <w:szCs w:val="22"/>
+                <w:lang w:val="en-US" w:eastAsia="zh-CN" w:bidi="ar"/>
+              </w:rPr>
+              <w:t>8.28</w:t>
+            </w:r>
+            <w:r>
+              <w:rPr>
+                <w:rFonts w:hint="default" w:ascii="Segoe UI" w:hAnsi="Segoe UI" w:eastAsia="Segoe UI" w:cs="Segoe UI"/>
+                <w:i w:val="0"/>
+                <w:iCs w:val="0"/>
+                <w:caps w:val="0"/>
+                <w:color w:val="0F1115"/>
+                <w:spacing w:val="0"/>
+                <w:kern w:val="0"/>
+                <w:sz w:val="22"/>
+                <w:szCs w:val="22"/>
+                <w:lang w:val="en-US" w:eastAsia="zh-CN" w:bidi="ar"/>
+              </w:rPr>
+              <w:t>%</w:t>
+            </w:r>
+          </w:p>
+        </w:tc>
+        <w:tc>
+          <w:tcPr>
+            <w:tcW w:w="0" w:type="auto"/>
+            <w:shd w:val="clear" w:color="auto" w:fill="FFFFFF"/>
+            <w:tcMar>
+              <w:top w:w="150" w:type="dxa"/>
+              <w:left w:w="240" w:type="dxa"/>
+              <w:bottom w:w="150" w:type="dxa"/>
+              <w:right w:w="240" w:type="dxa"/>
+            </w:tcMar>
+            <w:vAlign w:val="center"/>
+          </w:tcPr>
+          <w:p>
+            <w:pPr>
+              <w:keepNext w:val="0"/>
+              <w:keepLines w:val="0"/>
+              <w:widowControl/>
+              <w:suppressLineNumbers w:val="0"/>
+              <w:spacing w:line="250" w:lineRule="atLeast"/>
+              <w:jc w:val="left"/>
+              <w:rPr>
+                <w:rFonts w:hint="default" w:ascii="Segoe UI" w:hAnsi="Segoe UI" w:eastAsia="Segoe UI" w:cs="Segoe UI"/>
+                <w:i w:val="0"/>
+                <w:iCs w:val="0"/>
+                <w:caps w:val="0"/>
+                <w:color w:val="0F1115"/>
+                <w:spacing w:val="0"/>
+                <w:sz w:val="22"/>
+                <w:szCs w:val="22"/>
+              </w:rPr>
+            </w:pPr>
+            <w:r>
+              <w:rPr>
+                <w:rFonts w:hint="eastAsia" w:ascii="Segoe UI" w:hAnsi="Segoe UI" w:eastAsia="Segoe UI" w:cs="Segoe UI"/>
+                <w:i w:val="0"/>
+                <w:iCs w:val="0"/>
+                <w:caps w:val="0"/>
+                <w:color w:val="0F1115"/>
+                <w:spacing w:val="0"/>
+                <w:kern w:val="0"/>
+                <w:sz w:val="22"/>
+                <w:szCs w:val="22"/>
+                <w:lang w:val="en-US" w:eastAsia="zh-CN" w:bidi="ar"/>
+              </w:rPr>
+              <w:t>58.59</w:t>
+            </w:r>
+            <w:r>
+              <w:rPr>
+                <w:rFonts w:hint="default" w:ascii="Segoe UI" w:hAnsi="Segoe UI" w:eastAsia="Segoe UI" w:cs="Segoe UI"/>
+                <w:i w:val="0"/>
+                <w:iCs w:val="0"/>
+                <w:caps w:val="0"/>
+                <w:color w:val="0F1115"/>
+                <w:spacing w:val="0"/>
+                <w:kern w:val="0"/>
+                <w:sz w:val="22"/>
+                <w:szCs w:val="22"/>
+                <w:lang w:val="en-US" w:eastAsia="zh-CN" w:bidi="ar"/>
+              </w:rPr>
+              <w:t>%</w:t>
+            </w:r>
+          </w:p>
+        </w:tc>
+        <w:tc>
+          <w:tcPr>
+            <w:tcW w:w="0" w:type="auto"/>
+            <w:shd w:val="clear" w:color="auto" w:fill="FFFFFF"/>
+            <w:tcMar>
+              <w:top w:w="150" w:type="dxa"/>
+              <w:left w:w="240" w:type="dxa"/>
+              <w:bottom w:w="150" w:type="dxa"/>
+              <w:right w:w="240" w:type="dxa"/>
+            </w:tcMar>
+            <w:vAlign w:val="center"/>
+          </w:tcPr>
+          <w:p>
+            <w:pPr>
+              <w:keepNext w:val="0"/>
+              <w:keepLines w:val="0"/>
+              <w:widowControl/>
+              <w:suppressLineNumbers w:val="0"/>
+              <w:spacing w:line="250" w:lineRule="atLeast"/>
+              <w:jc w:val="left"/>
+              <w:rPr>
+                <w:rFonts w:hint="default" w:ascii="Segoe UI" w:hAnsi="Segoe UI" w:eastAsia="Segoe UI" w:cs="Segoe UI"/>
+                <w:i w:val="0"/>
+                <w:iCs w:val="0"/>
+                <w:caps w:val="0"/>
+                <w:color w:val="0F1115"/>
+                <w:spacing w:val="0"/>
+                <w:sz w:val="22"/>
+                <w:szCs w:val="22"/>
+              </w:rPr>
+            </w:pPr>
+            <w:r>
+              <w:rPr>
+                <w:rFonts w:hint="eastAsia" w:ascii="Segoe UI" w:hAnsi="Segoe UI" w:eastAsia="Segoe UI" w:cs="Segoe UI"/>
+                <w:i w:val="0"/>
+                <w:iCs w:val="0"/>
+                <w:caps w:val="0"/>
+                <w:color w:val="0F1115"/>
+                <w:spacing w:val="0"/>
+                <w:kern w:val="0"/>
+                <w:sz w:val="22"/>
+                <w:szCs w:val="22"/>
+                <w:lang w:val="en-US" w:eastAsia="zh-CN" w:bidi="ar"/>
+              </w:rPr>
+              <w:t>62.03</w:t>
+            </w:r>
+            <w:r>
+              <w:rPr>
+                <w:rFonts w:hint="default" w:ascii="Segoe UI" w:hAnsi="Segoe UI" w:eastAsia="Segoe UI" w:cs="Segoe UI"/>
+                <w:i w:val="0"/>
+                <w:iCs w:val="0"/>
+                <w:caps w:val="0"/>
+                <w:color w:val="0F1115"/>
+                <w:spacing w:val="0"/>
+                <w:kern w:val="0"/>
+                <w:sz w:val="22"/>
+                <w:szCs w:val="22"/>
+                <w:lang w:val="en-US" w:eastAsia="zh-CN" w:bidi="ar"/>
+              </w:rPr>
+              <w:t>%</w:t>
+            </w:r>
+          </w:p>
+        </w:tc>
+        <w:tc>
+          <w:tcPr>
+            <w:tcW w:w="0" w:type="auto"/>
+            <w:shd w:val="clear" w:color="auto" w:fill="FFFFFF"/>
+            <w:tcMar>
+              <w:top w:w="150" w:type="dxa"/>
+              <w:left w:w="240" w:type="dxa"/>
+              <w:bottom w:w="150" w:type="dxa"/>
+              <w:right w:w="240" w:type="dxa"/>
+            </w:tcMar>
+            <w:vAlign w:val="center"/>
+          </w:tcPr>
+          <w:p>
+            <w:pPr>
+              <w:keepNext w:val="0"/>
+              <w:keepLines w:val="0"/>
+              <w:widowControl/>
+              <w:suppressLineNumbers w:val="0"/>
+              <w:spacing w:line="250" w:lineRule="atLeast"/>
+              <w:jc w:val="left"/>
+              <w:rPr>
+                <w:rFonts w:hint="default" w:ascii="Segoe UI" w:hAnsi="Segoe UI" w:eastAsia="Segoe UI" w:cs="Segoe UI"/>
+                <w:i w:val="0"/>
+                <w:iCs w:val="0"/>
+                <w:caps w:val="0"/>
+                <w:color w:val="0F1115"/>
+                <w:spacing w:val="0"/>
+                <w:sz w:val="22"/>
+                <w:szCs w:val="22"/>
+              </w:rPr>
+            </w:pPr>
+            <w:r>
+              <w:rPr>
+                <w:rFonts w:hint="eastAsia" w:ascii="Segoe UI" w:hAnsi="Segoe UI" w:eastAsia="Segoe UI" w:cs="Segoe UI"/>
+                <w:i w:val="0"/>
+                <w:iCs w:val="0"/>
+                <w:caps w:val="0"/>
+                <w:color w:val="0F1115"/>
+                <w:spacing w:val="0"/>
+                <w:kern w:val="0"/>
+                <w:sz w:val="22"/>
+                <w:szCs w:val="22"/>
+                <w:lang w:val="en-US" w:eastAsia="zh-CN" w:bidi="ar"/>
+              </w:rPr>
+              <w:t>60.26</w:t>
+            </w:r>
+            <w:r>
+              <w:rPr>
+                <w:rFonts w:hint="default" w:ascii="Segoe UI" w:hAnsi="Segoe UI" w:eastAsia="Segoe UI" w:cs="Segoe UI"/>
+                <w:i w:val="0"/>
+                <w:iCs w:val="0"/>
+                <w:caps w:val="0"/>
+                <w:color w:val="0F1115"/>
+                <w:spacing w:val="0"/>
+                <w:kern w:val="0"/>
+                <w:sz w:val="22"/>
+                <w:szCs w:val="22"/>
+                <w:lang w:val="en-US" w:eastAsia="zh-CN" w:bidi="ar"/>
+              </w:rPr>
+              <w:t>%</w:t>
+            </w:r>
+          </w:p>
+        </w:tc>
+        <w:tc>
+          <w:tcPr>
+            <w:tcW w:w="0" w:type="auto"/>
+            <w:shd w:val="clear" w:color="auto" w:fill="FFFFFF"/>
+            <w:tcMar>
+              <w:top w:w="150" w:type="dxa"/>
+              <w:left w:w="240" w:type="dxa"/>
+              <w:bottom w:w="150" w:type="dxa"/>
+              <w:right w:w="0" w:type="dxa"/>
+            </w:tcMar>
+            <w:vAlign w:val="center"/>
+          </w:tcPr>
+          <w:p>
+            <w:pPr>
+              <w:keepNext w:val="0"/>
+              <w:keepLines w:val="0"/>
+              <w:widowControl/>
+              <w:suppressLineNumbers w:val="0"/>
+              <w:spacing w:line="250" w:lineRule="atLeast"/>
+              <w:jc w:val="left"/>
+              <w:rPr>
+                <w:rFonts w:hint="default" w:ascii="Segoe UI" w:hAnsi="Segoe UI" w:eastAsia="Segoe UI" w:cs="Segoe UI"/>
+                <w:i w:val="0"/>
+                <w:iCs w:val="0"/>
+                <w:caps w:val="0"/>
+                <w:color w:val="0F1115"/>
+                <w:spacing w:val="0"/>
+                <w:sz w:val="22"/>
+                <w:szCs w:val="22"/>
+              </w:rPr>
+            </w:pPr>
+            <w:r>
+              <w:rPr>
+                <w:rFonts w:hint="default" w:ascii="Segoe UI" w:hAnsi="Segoe UI" w:eastAsia="Segoe UI" w:cs="Segoe UI"/>
+                <w:i w:val="0"/>
+                <w:iCs w:val="0"/>
+                <w:caps w:val="0"/>
+                <w:color w:val="0F1115"/>
+                <w:spacing w:val="0"/>
+                <w:kern w:val="0"/>
+                <w:sz w:val="22"/>
+                <w:szCs w:val="22"/>
+                <w:lang w:val="en-US" w:eastAsia="zh-CN" w:bidi="ar"/>
+              </w:rPr>
+              <w:t>8</w:t>
+            </w:r>
+            <w:r>
+              <w:rPr>
+                <w:rFonts w:hint="eastAsia" w:ascii="Segoe UI" w:hAnsi="Segoe UI" w:eastAsia="Segoe UI" w:cs="Segoe UI"/>
+                <w:i w:val="0"/>
+                <w:iCs w:val="0"/>
+                <w:caps w:val="0"/>
+                <w:color w:val="0F1115"/>
+                <w:spacing w:val="0"/>
+                <w:kern w:val="0"/>
+                <w:sz w:val="22"/>
+                <w:szCs w:val="22"/>
+                <w:lang w:val="en-US" w:eastAsia="zh-CN" w:bidi="ar"/>
+              </w:rPr>
+              <w:t>4.04</w:t>
+            </w:r>
+            <w:r>
+              <w:rPr>
+                <w:rFonts w:hint="default" w:ascii="Segoe UI" w:hAnsi="Segoe UI" w:eastAsia="Segoe UI" w:cs="Segoe UI"/>
+                <w:i w:val="0"/>
+                <w:iCs w:val="0"/>
+                <w:caps w:val="0"/>
+                <w:color w:val="0F1115"/>
+                <w:spacing w:val="0"/>
+                <w:kern w:val="0"/>
+                <w:sz w:val="22"/>
+                <w:szCs w:val="22"/>
+                <w:lang w:val="en-US" w:eastAsia="zh-CN" w:bidi="ar"/>
+              </w:rPr>
+              <w:t>%</w:t>
+            </w:r>
+          </w:p>
+        </w:tc>
+      </w:tr>
+      <w:tr>
+        <w:tblPrEx>
+          <w:tblBorders>
+            <w:top w:val="none" w:color="auto" w:sz="0" w:space="0"/>
+            <w:left w:val="none" w:color="auto" w:sz="0" w:space="0"/>
+            <w:bottom w:val="none" w:color="auto" w:sz="0" w:space="0"/>
+            <w:right w:val="none" w:color="auto" w:sz="0" w:space="0"/>
+            <w:insideH w:val="none" w:color="auto" w:sz="0" w:space="0"/>
+            <w:insideV w:val="none" w:color="auto" w:sz="0" w:space="0"/>
+          </w:tblBorders>
+          <w:tblCellMar>
+            <w:top w:w="15" w:type="dxa"/>
+            <w:left w:w="15" w:type="dxa"/>
+            <w:bottom w:w="15" w:type="dxa"/>
+            <w:right w:w="15" w:type="dxa"/>
+          </w:tblCellMar>
+        </w:tblPrEx>
+        <w:tc>
+          <w:tcPr>
+            <w:tcW w:w="0" w:type="auto"/>
+            <w:shd w:val="clear" w:color="auto" w:fill="FFFFFF"/>
+            <w:tcMar>
+              <w:top w:w="150" w:type="dxa"/>
+              <w:left w:w="0" w:type="dxa"/>
+              <w:bottom w:w="150" w:type="dxa"/>
+              <w:right w:w="240" w:type="dxa"/>
+            </w:tcMar>
+            <w:vAlign w:val="center"/>
+          </w:tcPr>
+          <w:p>
+            <w:pPr>
+              <w:keepNext w:val="0"/>
+              <w:keepLines w:val="0"/>
+              <w:widowControl/>
+              <w:suppressLineNumbers w:val="0"/>
+              <w:spacing w:line="250" w:lineRule="atLeast"/>
+              <w:jc w:val="left"/>
+              <w:rPr>
+                <w:rFonts w:hint="default" w:ascii="Segoe UI" w:hAnsi="Segoe UI" w:eastAsia="Segoe UI" w:cs="Segoe UI"/>
+                <w:i w:val="0"/>
+                <w:iCs w:val="0"/>
+                <w:caps w:val="0"/>
+                <w:color w:val="0F1115"/>
+                <w:spacing w:val="0"/>
+                <w:sz w:val="22"/>
+                <w:szCs w:val="22"/>
+              </w:rPr>
+            </w:pPr>
+            <w:r>
+              <w:rPr>
+                <w:rFonts w:hint="default" w:ascii="Segoe UI" w:hAnsi="Segoe UI" w:eastAsia="Segoe UI" w:cs="Segoe UI"/>
+                <w:i w:val="0"/>
+                <w:iCs w:val="0"/>
+                <w:caps w:val="0"/>
+                <w:color w:val="0F1115"/>
+                <w:spacing w:val="0"/>
+                <w:kern w:val="0"/>
+                <w:sz w:val="22"/>
+                <w:szCs w:val="22"/>
+                <w:lang w:val="en-US" w:eastAsia="zh-CN" w:bidi="ar"/>
+              </w:rPr>
+              <w:t>SVM</w:t>
+            </w:r>
+          </w:p>
+        </w:tc>
+        <w:tc>
+          <w:tcPr>
+            <w:tcW w:w="0" w:type="auto"/>
+            <w:shd w:val="clear" w:color="auto" w:fill="FFFFFF"/>
+            <w:tcMar>
+              <w:top w:w="150" w:type="dxa"/>
+              <w:left w:w="240" w:type="dxa"/>
+              <w:bottom w:w="150" w:type="dxa"/>
+              <w:right w:w="240" w:type="dxa"/>
+            </w:tcMar>
+            <w:vAlign w:val="center"/>
+          </w:tcPr>
+          <w:p>
+            <w:pPr>
+              <w:keepNext w:val="0"/>
+              <w:keepLines w:val="0"/>
+              <w:widowControl/>
+              <w:suppressLineNumbers w:val="0"/>
+              <w:spacing w:line="250" w:lineRule="atLeast"/>
+              <w:jc w:val="left"/>
+              <w:rPr>
+                <w:rFonts w:hint="default" w:ascii="Segoe UI" w:hAnsi="Segoe UI" w:eastAsia="Segoe UI" w:cs="Segoe UI"/>
+                <w:i w:val="0"/>
+                <w:iCs w:val="0"/>
+                <w:caps w:val="0"/>
+                <w:color w:val="0F1115"/>
+                <w:spacing w:val="0"/>
+                <w:sz w:val="22"/>
+                <w:szCs w:val="22"/>
+              </w:rPr>
+            </w:pPr>
+            <w:r>
+              <w:rPr>
+                <w:rFonts w:hint="eastAsia" w:ascii="Segoe UI" w:hAnsi="Segoe UI" w:eastAsia="Segoe UI" w:cs="Segoe UI"/>
+                <w:i w:val="0"/>
+                <w:iCs w:val="0"/>
+                <w:caps w:val="0"/>
+                <w:color w:val="0F1115"/>
+                <w:spacing w:val="0"/>
+                <w:kern w:val="0"/>
+                <w:sz w:val="22"/>
+                <w:szCs w:val="22"/>
+                <w:lang w:val="en-US" w:eastAsia="zh-CN" w:bidi="ar"/>
+              </w:rPr>
+              <w:t>69.41</w:t>
+            </w:r>
+            <w:r>
+              <w:rPr>
+                <w:rFonts w:hint="default" w:ascii="Segoe UI" w:hAnsi="Segoe UI" w:eastAsia="Segoe UI" w:cs="Segoe UI"/>
+                <w:i w:val="0"/>
+                <w:iCs w:val="0"/>
+                <w:caps w:val="0"/>
+                <w:color w:val="0F1115"/>
+                <w:spacing w:val="0"/>
+                <w:kern w:val="0"/>
+                <w:sz w:val="22"/>
+                <w:szCs w:val="22"/>
+                <w:lang w:val="en-US" w:eastAsia="zh-CN" w:bidi="ar"/>
+              </w:rPr>
+              <w:t>%</w:t>
+            </w:r>
+          </w:p>
+        </w:tc>
+        <w:tc>
+          <w:tcPr>
+            <w:tcW w:w="0" w:type="auto"/>
+            <w:shd w:val="clear" w:color="auto" w:fill="FFFFFF"/>
+            <w:tcMar>
+              <w:top w:w="150" w:type="dxa"/>
+              <w:left w:w="240" w:type="dxa"/>
+              <w:bottom w:w="150" w:type="dxa"/>
+              <w:right w:w="240" w:type="dxa"/>
+            </w:tcMar>
+            <w:vAlign w:val="center"/>
+          </w:tcPr>
+          <w:p>
+            <w:pPr>
+              <w:keepNext w:val="0"/>
+              <w:keepLines w:val="0"/>
+              <w:widowControl/>
+              <w:suppressLineNumbers w:val="0"/>
+              <w:spacing w:line="250" w:lineRule="atLeast"/>
+              <w:jc w:val="left"/>
+              <w:rPr>
+                <w:rFonts w:hint="default" w:ascii="Segoe UI" w:hAnsi="Segoe UI" w:eastAsia="Segoe UI" w:cs="Segoe UI"/>
+                <w:i w:val="0"/>
+                <w:iCs w:val="0"/>
+                <w:caps w:val="0"/>
+                <w:color w:val="0F1115"/>
+                <w:spacing w:val="0"/>
+                <w:sz w:val="22"/>
+                <w:szCs w:val="22"/>
+              </w:rPr>
+            </w:pPr>
+            <w:r>
+              <w:rPr>
+                <w:rFonts w:hint="eastAsia" w:ascii="Segoe UI" w:hAnsi="Segoe UI" w:eastAsia="Segoe UI" w:cs="Segoe UI"/>
+                <w:i w:val="0"/>
+                <w:iCs w:val="0"/>
+                <w:caps w:val="0"/>
+                <w:color w:val="0F1115"/>
+                <w:spacing w:val="0"/>
+                <w:kern w:val="0"/>
+                <w:sz w:val="22"/>
+                <w:szCs w:val="22"/>
+                <w:lang w:val="en-US" w:eastAsia="zh-CN" w:bidi="ar"/>
+              </w:rPr>
+              <w:t>45.75</w:t>
+            </w:r>
+            <w:r>
+              <w:rPr>
+                <w:rFonts w:hint="default" w:ascii="Segoe UI" w:hAnsi="Segoe UI" w:eastAsia="Segoe UI" w:cs="Segoe UI"/>
+                <w:i w:val="0"/>
+                <w:iCs w:val="0"/>
+                <w:caps w:val="0"/>
+                <w:color w:val="0F1115"/>
+                <w:spacing w:val="0"/>
+                <w:kern w:val="0"/>
+                <w:sz w:val="22"/>
+                <w:szCs w:val="22"/>
+                <w:lang w:val="en-US" w:eastAsia="zh-CN" w:bidi="ar"/>
+              </w:rPr>
+              <w:t>%</w:t>
+            </w:r>
+          </w:p>
+        </w:tc>
+        <w:tc>
+          <w:tcPr>
+            <w:tcW w:w="0" w:type="auto"/>
+            <w:shd w:val="clear" w:color="auto" w:fill="FFFFFF"/>
+            <w:tcMar>
+              <w:top w:w="150" w:type="dxa"/>
+              <w:left w:w="240" w:type="dxa"/>
+              <w:bottom w:w="150" w:type="dxa"/>
+              <w:right w:w="240" w:type="dxa"/>
+            </w:tcMar>
+            <w:vAlign w:val="center"/>
+          </w:tcPr>
+          <w:p>
+            <w:pPr>
+              <w:keepNext w:val="0"/>
+              <w:keepLines w:val="0"/>
+              <w:widowControl/>
+              <w:suppressLineNumbers w:val="0"/>
+              <w:spacing w:line="250" w:lineRule="atLeast"/>
+              <w:jc w:val="left"/>
+              <w:rPr>
+                <w:rFonts w:hint="default" w:ascii="Segoe UI" w:hAnsi="Segoe UI" w:eastAsia="Segoe UI" w:cs="Segoe UI"/>
+                <w:i w:val="0"/>
+                <w:iCs w:val="0"/>
+                <w:caps w:val="0"/>
+                <w:color w:val="0F1115"/>
+                <w:spacing w:val="0"/>
+                <w:sz w:val="22"/>
+                <w:szCs w:val="22"/>
+              </w:rPr>
+            </w:pPr>
+            <w:r>
+              <w:rPr>
+                <w:rFonts w:hint="eastAsia" w:ascii="Segoe UI" w:hAnsi="Segoe UI" w:eastAsia="Segoe UI" w:cs="Segoe UI"/>
+                <w:i w:val="0"/>
+                <w:iCs w:val="0"/>
+                <w:caps w:val="0"/>
+                <w:color w:val="0F1115"/>
+                <w:spacing w:val="0"/>
+                <w:kern w:val="0"/>
+                <w:sz w:val="22"/>
+                <w:szCs w:val="22"/>
+                <w:lang w:val="en-US" w:eastAsia="zh-CN" w:bidi="ar"/>
+              </w:rPr>
+              <w:t>82.09</w:t>
+            </w:r>
+            <w:r>
+              <w:rPr>
+                <w:rFonts w:hint="default" w:ascii="Segoe UI" w:hAnsi="Segoe UI" w:eastAsia="Segoe UI" w:cs="Segoe UI"/>
+                <w:i w:val="0"/>
+                <w:iCs w:val="0"/>
+                <w:caps w:val="0"/>
+                <w:color w:val="0F1115"/>
+                <w:spacing w:val="0"/>
+                <w:kern w:val="0"/>
+                <w:sz w:val="22"/>
+                <w:szCs w:val="22"/>
+                <w:lang w:val="en-US" w:eastAsia="zh-CN" w:bidi="ar"/>
+              </w:rPr>
+              <w:t>%</w:t>
             </w:r>
           </w:p>
         </w:tc>
@@ -25314,44 +25758,25 @@
                 <w:kern w:val="0"/>
                 <w:sz w:val="22"/>
                 <w:szCs w:val="22"/>
-                <w:bdr w:val="none" w:color="auto" w:sz="0" w:space="0"/>
                 <w:lang w:val="en-US" w:eastAsia="zh-CN" w:bidi="ar"/>
               </w:rPr>
-              <w:t>52.24%</w:t>
+              <w:t>5</w:t>
             </w:r>
-          </w:p>
-        </w:tc>
-        <w:tc>
-          <w:tcPr>
-            <w:tcW w:w="0" w:type="auto"/>
-            <w:shd w:val="clear" w:color="auto" w:fill="FFFFFF"/>
-            <w:tcMar>
-              <w:top w:w="150" w:type="dxa"/>
-              <w:left w:w="240" w:type="dxa"/>
-              <w:bottom w:w="150" w:type="dxa"/>
-              <w:right w:w="240" w:type="dxa"/>
-            </w:tcMar>
-            <w:vAlign w:val="center"/>
-          </w:tcPr>
-          <w:p>
-            <w:pPr>
-              <w:keepNext w:val="0"/>
-              <w:keepLines w:val="0"/>
-              <w:widowControl/>
-              <w:suppressLineNumbers w:val="0"/>
-              <w:spacing w:line="250" w:lineRule="atLeast"/>
-              <w:jc w:val="left"/>
+            <w:r>
               <w:rPr>
-                <w:rFonts w:hint="default" w:ascii="Segoe UI" w:hAnsi="Segoe UI" w:eastAsia="Segoe UI" w:cs="Segoe UI"/>
+                <w:rFonts w:hint="eastAsia" w:ascii="Segoe UI" w:hAnsi="Segoe UI" w:eastAsia="Segoe UI" w:cs="Segoe UI"/>
                 <w:i w:val="0"/>
                 <w:iCs w:val="0"/>
                 <w:caps w:val="0"/>
                 <w:color w:val="0F1115"/>
                 <w:spacing w:val="0"/>
+                <w:kern w:val="0"/>
                 <w:sz w:val="22"/>
                 <w:szCs w:val="22"/>
+                <w:lang w:val="en-US" w:eastAsia="zh-CN" w:bidi="ar"/>
               </w:rPr>
-            </w:pPr>
+              <w:t>8</w:t>
+            </w:r>
             <w:r>
               <w:rPr>
                 <w:rFonts w:hint="default" w:ascii="Segoe UI" w:hAnsi="Segoe UI" w:eastAsia="Segoe UI" w:cs="Segoe UI"/>
@@ -25363,44 +25788,25 @@
                 <w:kern w:val="0"/>
                 <w:sz w:val="22"/>
                 <w:szCs w:val="22"/>
-                <w:bdr w:val="none" w:color="auto" w:sz="0" w:space="0"/>
                 <w:lang w:val="en-US" w:eastAsia="zh-CN" w:bidi="ar"/>
               </w:rPr>
-              <w:t>62.30%</w:t>
+              <w:t>.</w:t>
             </w:r>
-          </w:p>
-        </w:tc>
-        <w:tc>
-          <w:tcPr>
-            <w:tcW w:w="0" w:type="auto"/>
-            <w:shd w:val="clear" w:color="auto" w:fill="FFFFFF"/>
-            <w:tcMar>
-              <w:top w:w="150" w:type="dxa"/>
-              <w:left w:w="240" w:type="dxa"/>
-              <w:bottom w:w="150" w:type="dxa"/>
-              <w:right w:w="240" w:type="dxa"/>
-            </w:tcMar>
-            <w:vAlign w:val="center"/>
-          </w:tcPr>
-          <w:p>
-            <w:pPr>
-              <w:keepNext w:val="0"/>
-              <w:keepLines w:val="0"/>
-              <w:widowControl/>
-              <w:suppressLineNumbers w:val="0"/>
-              <w:spacing w:line="250" w:lineRule="atLeast"/>
-              <w:jc w:val="left"/>
+            <w:r>
               <w:rPr>
-                <w:rFonts w:hint="default" w:ascii="Segoe UI" w:hAnsi="Segoe UI" w:eastAsia="Segoe UI" w:cs="Segoe UI"/>
+                <w:rFonts w:hint="eastAsia" w:ascii="Segoe UI" w:hAnsi="Segoe UI" w:eastAsia="Segoe UI" w:cs="Segoe UI"/>
                 <w:i w:val="0"/>
                 <w:iCs w:val="0"/>
                 <w:caps w:val="0"/>
                 <w:color w:val="0F1115"/>
                 <w:spacing w:val="0"/>
+                <w:kern w:val="0"/>
                 <w:sz w:val="22"/>
                 <w:szCs w:val="22"/>
+                <w:lang w:val="en-US" w:eastAsia="zh-CN" w:bidi="ar"/>
               </w:rPr>
-            </w:pPr>
+              <w:t>76</w:t>
+            </w:r>
             <w:r>
               <w:rPr>
                 <w:rFonts w:hint="default" w:ascii="Segoe UI" w:hAnsi="Segoe UI" w:eastAsia="Segoe UI" w:cs="Segoe UI"/>
@@ -25412,10 +25818,9 @@
                 <w:kern w:val="0"/>
                 <w:sz w:val="22"/>
                 <w:szCs w:val="22"/>
-                <w:bdr w:val="none" w:color="auto" w:sz="0" w:space="0"/>
                 <w:lang w:val="en-US" w:eastAsia="zh-CN" w:bidi="ar"/>
               </w:rPr>
-              <w:t>56.83%</w:t>
+              <w:t>%</w:t>
             </w:r>
           </w:p>
         </w:tc>
@@ -25452,6 +25857,21 @@
             </w:pPr>
             <w:r>
               <w:rPr>
+                <w:rFonts w:hint="eastAsia" w:ascii="Segoe UI" w:hAnsi="Segoe UI" w:eastAsia="Segoe UI" w:cs="Segoe UI"/>
+                <w:i w:val="0"/>
+                <w:iCs w:val="0"/>
+                <w:caps w:val="0"/>
+                <w:color w:val="0F1115"/>
+                <w:spacing w:val="0"/>
+                <w:kern w:val="0"/>
+                <w:sz w:val="22"/>
+                <w:szCs w:val="22"/>
+                <w:lang w:val="en-US" w:eastAsia="zh-CN" w:bidi="ar"/>
+              </w:rPr>
+              <w:t>79.37</w:t>
+            </w:r>
+            <w:r>
+              <w:rPr>
                 <w:rFonts w:hint="default" w:ascii="Segoe UI" w:hAnsi="Segoe UI" w:eastAsia="Segoe UI" w:cs="Segoe UI"/>
                 <w:i w:val="0"/>
                 <w:iCs w:val="0"/>
@@ -25461,10 +25881,327 @@
                 <w:kern w:val="0"/>
                 <w:sz w:val="22"/>
                 <w:szCs w:val="22"/>
-                <w:bdr w:val="none" w:color="auto" w:sz="0" w:space="0"/>
                 <w:lang w:val="en-US" w:eastAsia="zh-CN" w:bidi="ar"/>
               </w:rPr>
-              <w:t>77.91%</w:t>
+              <w:t>%</w:t>
+            </w:r>
+          </w:p>
+        </w:tc>
+      </w:tr>
+      <w:tr>
+        <w:tblPrEx>
+          <w:tblBorders>
+            <w:top w:val="none" w:color="auto" w:sz="0" w:space="0"/>
+            <w:left w:val="none" w:color="auto" w:sz="0" w:space="0"/>
+            <w:bottom w:val="none" w:color="auto" w:sz="0" w:space="0"/>
+            <w:right w:val="none" w:color="auto" w:sz="0" w:space="0"/>
+            <w:insideH w:val="none" w:color="auto" w:sz="0" w:space="0"/>
+            <w:insideV w:val="none" w:color="auto" w:sz="0" w:space="0"/>
+          </w:tblBorders>
+          <w:tblCellMar>
+            <w:top w:w="15" w:type="dxa"/>
+            <w:left w:w="15" w:type="dxa"/>
+            <w:bottom w:w="15" w:type="dxa"/>
+            <w:right w:w="15" w:type="dxa"/>
+          </w:tblCellMar>
+        </w:tblPrEx>
+        <w:tc>
+          <w:tcPr>
+            <w:tcW w:w="0" w:type="auto"/>
+            <w:shd w:val="clear" w:color="auto" w:fill="FFFFFF"/>
+            <w:tcMar>
+              <w:top w:w="150" w:type="dxa"/>
+              <w:left w:w="0" w:type="dxa"/>
+              <w:bottom w:w="150" w:type="dxa"/>
+              <w:right w:w="240" w:type="dxa"/>
+            </w:tcMar>
+            <w:vAlign w:val="center"/>
+          </w:tcPr>
+          <w:p>
+            <w:pPr>
+              <w:keepNext w:val="0"/>
+              <w:keepLines w:val="0"/>
+              <w:widowControl/>
+              <w:suppressLineNumbers w:val="0"/>
+              <w:spacing w:line="250" w:lineRule="atLeast"/>
+              <w:jc w:val="left"/>
+              <w:rPr>
+                <w:rFonts w:hint="default" w:ascii="Segoe UI" w:hAnsi="Segoe UI" w:eastAsia="Segoe UI" w:cs="Segoe UI"/>
+                <w:i w:val="0"/>
+                <w:iCs w:val="0"/>
+                <w:caps w:val="0"/>
+                <w:color w:val="0F1115"/>
+                <w:spacing w:val="0"/>
+                <w:kern w:val="0"/>
+                <w:sz w:val="22"/>
+                <w:szCs w:val="22"/>
+                <w:lang w:val="en-US" w:eastAsia="zh-CN" w:bidi="ar"/>
+              </w:rPr>
+            </w:pPr>
+            <w:r>
+              <w:rPr>
+                <w:rFonts w:hint="default" w:ascii="Segoe UI" w:hAnsi="Segoe UI" w:eastAsia="Segoe UI" w:cs="Segoe UI"/>
+                <w:i w:val="0"/>
+                <w:iCs w:val="0"/>
+                <w:caps w:val="0"/>
+                <w:color w:val="0F1115"/>
+                <w:spacing w:val="0"/>
+                <w:kern w:val="0"/>
+                <w:sz w:val="22"/>
+                <w:szCs w:val="22"/>
+                <w:lang w:val="en-US" w:eastAsia="zh-CN" w:bidi="ar"/>
+              </w:rPr>
+              <w:t>Logistic Regression</w:t>
+            </w:r>
+          </w:p>
+        </w:tc>
+        <w:tc>
+          <w:tcPr>
+            <w:tcW w:w="0" w:type="auto"/>
+            <w:shd w:val="clear" w:color="auto" w:fill="FFFFFF"/>
+            <w:tcMar>
+              <w:top w:w="150" w:type="dxa"/>
+              <w:left w:w="240" w:type="dxa"/>
+              <w:bottom w:w="150" w:type="dxa"/>
+              <w:right w:w="240" w:type="dxa"/>
+            </w:tcMar>
+            <w:vAlign w:val="center"/>
+          </w:tcPr>
+          <w:p>
+            <w:pPr>
+              <w:keepNext w:val="0"/>
+              <w:keepLines w:val="0"/>
+              <w:widowControl/>
+              <w:suppressLineNumbers w:val="0"/>
+              <w:spacing w:line="250" w:lineRule="atLeast"/>
+              <w:jc w:val="left"/>
+              <w:rPr>
+                <w:rFonts w:hint="default" w:ascii="Segoe UI" w:hAnsi="Segoe UI" w:eastAsia="Segoe UI" w:cs="Segoe UI"/>
+                <w:i w:val="0"/>
+                <w:iCs w:val="0"/>
+                <w:caps w:val="0"/>
+                <w:color w:val="0F1115"/>
+                <w:spacing w:val="0"/>
+                <w:kern w:val="0"/>
+                <w:sz w:val="22"/>
+                <w:szCs w:val="22"/>
+                <w:lang w:val="en-US" w:eastAsia="zh-CN" w:bidi="ar"/>
+              </w:rPr>
+            </w:pPr>
+            <w:r>
+              <w:rPr>
+                <w:rFonts w:hint="eastAsia" w:ascii="Segoe UI" w:hAnsi="Segoe UI" w:eastAsia="Segoe UI" w:cs="Segoe UI"/>
+                <w:i w:val="0"/>
+                <w:iCs w:val="0"/>
+                <w:caps w:val="0"/>
+                <w:color w:val="0F1115"/>
+                <w:spacing w:val="0"/>
+                <w:kern w:val="0"/>
+                <w:sz w:val="22"/>
+                <w:szCs w:val="22"/>
+                <w:lang w:val="en-US" w:eastAsia="zh-CN" w:bidi="ar"/>
+              </w:rPr>
+              <w:t>73.53%</w:t>
+            </w:r>
+          </w:p>
+        </w:tc>
+        <w:tc>
+          <w:tcPr>
+            <w:tcW w:w="0" w:type="auto"/>
+            <w:shd w:val="clear" w:color="auto" w:fill="FFFFFF"/>
+            <w:tcMar>
+              <w:top w:w="150" w:type="dxa"/>
+              <w:left w:w="240" w:type="dxa"/>
+              <w:bottom w:w="150" w:type="dxa"/>
+              <w:right w:w="240" w:type="dxa"/>
+            </w:tcMar>
+            <w:vAlign w:val="center"/>
+          </w:tcPr>
+          <w:p>
+            <w:pPr>
+              <w:keepNext w:val="0"/>
+              <w:keepLines w:val="0"/>
+              <w:widowControl/>
+              <w:suppressLineNumbers w:val="0"/>
+              <w:spacing w:line="250" w:lineRule="atLeast"/>
+              <w:jc w:val="left"/>
+              <w:rPr>
+                <w:rFonts w:hint="default" w:ascii="Segoe UI" w:hAnsi="Segoe UI" w:eastAsia="Segoe UI" w:cs="Segoe UI"/>
+                <w:i w:val="0"/>
+                <w:iCs w:val="0"/>
+                <w:caps w:val="0"/>
+                <w:color w:val="0F1115"/>
+                <w:spacing w:val="0"/>
+                <w:kern w:val="0"/>
+                <w:sz w:val="22"/>
+                <w:szCs w:val="22"/>
+                <w:lang w:val="en-US" w:eastAsia="zh-CN" w:bidi="ar"/>
+              </w:rPr>
+            </w:pPr>
+            <w:r>
+              <w:rPr>
+                <w:rFonts w:hint="eastAsia" w:ascii="Segoe UI" w:hAnsi="Segoe UI" w:eastAsia="Segoe UI" w:cs="Segoe UI"/>
+                <w:i w:val="0"/>
+                <w:iCs w:val="0"/>
+                <w:caps w:val="0"/>
+                <w:color w:val="0F1115"/>
+                <w:spacing w:val="0"/>
+                <w:kern w:val="0"/>
+                <w:sz w:val="22"/>
+                <w:szCs w:val="22"/>
+                <w:lang w:val="en-US" w:eastAsia="zh-CN" w:bidi="ar"/>
+              </w:rPr>
+              <w:t>50.08%</w:t>
+            </w:r>
+          </w:p>
+        </w:tc>
+        <w:tc>
+          <w:tcPr>
+            <w:tcW w:w="0" w:type="auto"/>
+            <w:shd w:val="clear" w:color="auto" w:fill="FFFFFF"/>
+            <w:tcMar>
+              <w:top w:w="150" w:type="dxa"/>
+              <w:left w:w="240" w:type="dxa"/>
+              <w:bottom w:w="150" w:type="dxa"/>
+              <w:right w:w="240" w:type="dxa"/>
+            </w:tcMar>
+            <w:vAlign w:val="center"/>
+          </w:tcPr>
+          <w:p>
+            <w:pPr>
+              <w:keepNext w:val="0"/>
+              <w:keepLines w:val="0"/>
+              <w:widowControl/>
+              <w:suppressLineNumbers w:val="0"/>
+              <w:spacing w:line="250" w:lineRule="atLeast"/>
+              <w:jc w:val="left"/>
+              <w:rPr>
+                <w:rFonts w:hint="default" w:ascii="Segoe UI" w:hAnsi="Segoe UI" w:eastAsia="Segoe UI" w:cs="Segoe UI"/>
+                <w:i w:val="0"/>
+                <w:iCs w:val="0"/>
+                <w:caps w:val="0"/>
+                <w:color w:val="0F1115"/>
+                <w:spacing w:val="0"/>
+                <w:kern w:val="0"/>
+                <w:sz w:val="22"/>
+                <w:szCs w:val="22"/>
+                <w:lang w:val="en-US" w:eastAsia="zh-CN" w:bidi="ar"/>
+              </w:rPr>
+            </w:pPr>
+            <w:r>
+              <w:rPr>
+                <w:rFonts w:hint="eastAsia" w:ascii="Segoe UI" w:hAnsi="Segoe UI" w:eastAsia="Segoe UI" w:cs="Segoe UI"/>
+                <w:i w:val="0"/>
+                <w:iCs w:val="0"/>
+                <w:caps w:val="0"/>
+                <w:color w:val="0F1115"/>
+                <w:spacing w:val="0"/>
+                <w:kern w:val="0"/>
+                <w:sz w:val="22"/>
+                <w:szCs w:val="22"/>
+                <w:lang w:val="en-US" w:eastAsia="zh-CN" w:bidi="ar"/>
+              </w:rPr>
+              <w:t>79.68%</w:t>
+            </w:r>
+          </w:p>
+        </w:tc>
+        <w:tc>
+          <w:tcPr>
+            <w:tcW w:w="0" w:type="auto"/>
+            <w:shd w:val="clear" w:color="auto" w:fill="FFFFFF"/>
+            <w:tcMar>
+              <w:top w:w="150" w:type="dxa"/>
+              <w:left w:w="240" w:type="dxa"/>
+              <w:bottom w:w="150" w:type="dxa"/>
+              <w:right w:w="240" w:type="dxa"/>
+            </w:tcMar>
+            <w:vAlign w:val="center"/>
+          </w:tcPr>
+          <w:p>
+            <w:pPr>
+              <w:keepNext w:val="0"/>
+              <w:keepLines w:val="0"/>
+              <w:widowControl/>
+              <w:suppressLineNumbers w:val="0"/>
+              <w:spacing w:line="250" w:lineRule="atLeast"/>
+              <w:jc w:val="left"/>
+              <w:rPr>
+                <w:rFonts w:hint="default" w:ascii="Segoe UI" w:hAnsi="Segoe UI" w:eastAsia="Segoe UI" w:cs="Segoe UI"/>
+                <w:i w:val="0"/>
+                <w:iCs w:val="0"/>
+                <w:caps w:val="0"/>
+                <w:color w:val="0F1115"/>
+                <w:spacing w:val="0"/>
+                <w:kern w:val="0"/>
+                <w:sz w:val="22"/>
+                <w:szCs w:val="22"/>
+                <w:lang w:val="en-US" w:eastAsia="zh-CN" w:bidi="ar"/>
+              </w:rPr>
+            </w:pPr>
+            <w:r>
+              <w:rPr>
+                <w:rFonts w:hint="eastAsia" w:ascii="Segoe UI" w:hAnsi="Segoe UI" w:eastAsia="Segoe UI" w:cs="Segoe UI"/>
+                <w:i w:val="0"/>
+                <w:iCs w:val="0"/>
+                <w:caps w:val="0"/>
+                <w:color w:val="0F1115"/>
+                <w:spacing w:val="0"/>
+                <w:kern w:val="0"/>
+                <w:sz w:val="22"/>
+                <w:szCs w:val="22"/>
+                <w:lang w:val="en-US" w:eastAsia="zh-CN" w:bidi="ar"/>
+              </w:rPr>
+              <w:t>61.51%</w:t>
+            </w:r>
+          </w:p>
+        </w:tc>
+        <w:tc>
+          <w:tcPr>
+            <w:tcW w:w="0" w:type="auto"/>
+            <w:shd w:val="clear" w:color="auto" w:fill="FFFFFF"/>
+            <w:tcMar>
+              <w:top w:w="150" w:type="dxa"/>
+              <w:left w:w="240" w:type="dxa"/>
+              <w:bottom w:w="150" w:type="dxa"/>
+              <w:right w:w="0" w:type="dxa"/>
+            </w:tcMar>
+            <w:vAlign w:val="center"/>
+          </w:tcPr>
+          <w:p>
+            <w:pPr>
+              <w:keepNext w:val="0"/>
+              <w:keepLines w:val="0"/>
+              <w:widowControl/>
+              <w:suppressLineNumbers w:val="0"/>
+              <w:spacing w:line="250" w:lineRule="atLeast"/>
+              <w:jc w:val="left"/>
+              <w:rPr>
+                <w:rFonts w:hint="default" w:ascii="Segoe UI" w:hAnsi="Segoe UI" w:eastAsia="Segoe UI" w:cs="Segoe UI"/>
+                <w:i w:val="0"/>
+                <w:iCs w:val="0"/>
+                <w:caps w:val="0"/>
+                <w:color w:val="0F1115"/>
+                <w:spacing w:val="0"/>
+                <w:kern w:val="0"/>
+                <w:sz w:val="22"/>
+                <w:szCs w:val="22"/>
+                <w:lang w:val="en-US" w:eastAsia="zh-CN" w:bidi="ar"/>
+              </w:rPr>
+            </w:pPr>
+            <w:r>
+              <w:rPr>
+                <w:rFonts w:hint="eastAsia" w:ascii="Segoe UI" w:hAnsi="Segoe UI" w:eastAsia="Segoe UI" w:cs="Segoe UI"/>
+                <w:i w:val="0"/>
+                <w:iCs w:val="0"/>
+                <w:caps w:val="0"/>
+                <w:color w:val="0F1115"/>
+                <w:spacing w:val="0"/>
+                <w:kern w:val="0"/>
+                <w:sz w:val="22"/>
+                <w:szCs w:val="22"/>
+                <w:lang w:val="en-US" w:eastAsia="zh-CN" w:bidi="ar"/>
+              </w:rPr>
+              <w:t>83.78%</w:t>
             </w:r>
           </w:p>
         </w:tc>
@@ -25561,7 +26298,94 @@
           <w:szCs w:val="24"/>
           <w:shd w:val="clear" w:fill="FFFFFF"/>
         </w:rPr>
-        <w:t>1. 经超参数调优后，XGBoost 在 F1 分数（58.84%）和 ROC-AUC（81.31%）上取得最佳综合性能，成为本项目的最佳模型。</w:t>
+        <w:t>1. 经超参数调优后，</w:t>
+      </w:r>
+      <w:r>
+        <w:rPr>
+          <w:rFonts w:hint="eastAsia" w:ascii="宋体" w:hAnsi="宋体" w:eastAsia="宋体" w:cs="宋体"/>
+          <w:i w:val="0"/>
+          <w:iCs w:val="0"/>
+          <w:caps w:val="0"/>
+          <w:color w:val="0F1115"/>
+          <w:spacing w:val="0"/>
+          <w:sz w:val="24"/>
+          <w:szCs w:val="24"/>
+          <w:shd w:val="clear" w:fill="FFFFFF"/>
+          <w:lang w:val="en-US" w:eastAsia="zh-CN"/>
+        </w:rPr>
+        <w:t>XGBoost</w:t>
+      </w:r>
+      <w:r>
+        <w:rPr>
+          <w:rFonts w:hint="eastAsia" w:ascii="宋体" w:hAnsi="宋体" w:eastAsia="宋体" w:cs="宋体"/>
+          <w:i w:val="0"/>
+          <w:iCs w:val="0"/>
+          <w:caps w:val="0"/>
+          <w:color w:val="0F1115"/>
+          <w:spacing w:val="0"/>
+          <w:sz w:val="24"/>
+          <w:szCs w:val="24"/>
+          <w:shd w:val="clear" w:fill="FFFFFF"/>
+        </w:rPr>
+        <w:t xml:space="preserve"> 在 F1 分数（</w:t>
+      </w:r>
+      <w:r>
+        <w:rPr>
+          <w:rFonts w:hint="eastAsia" w:ascii="宋体" w:hAnsi="宋体" w:eastAsia="宋体" w:cs="宋体"/>
+          <w:i w:val="0"/>
+          <w:iCs w:val="0"/>
+          <w:caps w:val="0"/>
+          <w:color w:val="0F1115"/>
+          <w:spacing w:val="0"/>
+          <w:sz w:val="24"/>
+          <w:szCs w:val="24"/>
+          <w:shd w:val="clear" w:fill="FFFFFF"/>
+          <w:lang w:val="en-US" w:eastAsia="zh-CN"/>
+        </w:rPr>
+        <w:t>61.59</w:t>
+      </w:r>
+      <w:r>
+        <w:rPr>
+          <w:rFonts w:hint="eastAsia" w:ascii="宋体" w:hAnsi="宋体" w:eastAsia="宋体" w:cs="宋体"/>
+          <w:i w:val="0"/>
+          <w:iCs w:val="0"/>
+          <w:caps w:val="0"/>
+          <w:color w:val="0F1115"/>
+          <w:spacing w:val="0"/>
+          <w:sz w:val="24"/>
+          <w:szCs w:val="24"/>
+          <w:shd w:val="clear" w:fill="FFFFFF"/>
+        </w:rPr>
+        <w:t>%）和 ROC-AUC（</w:t>
+      </w:r>
+      <w:r>
+        <w:rPr>
+          <w:rFonts w:hint="eastAsia" w:ascii="宋体" w:hAnsi="宋体" w:eastAsia="宋体" w:cs="宋体"/>
+          <w:i w:val="0"/>
+          <w:iCs w:val="0"/>
+          <w:caps w:val="0"/>
+          <w:color w:val="0F1115"/>
+          <w:spacing w:val="0"/>
+          <w:sz w:val="24"/>
+          <w:szCs w:val="24"/>
+          <w:shd w:val="clear" w:fill="FFFFFF"/>
+          <w:lang w:val="en-US" w:eastAsia="zh-CN"/>
+        </w:rPr>
+        <w:t>83.98</w:t>
+      </w:r>
+      <w:r>
+        <w:rPr>
+          <w:rFonts w:hint="eastAsia" w:ascii="宋体" w:hAnsi="宋体" w:eastAsia="宋体" w:cs="宋体"/>
+          <w:i w:val="0"/>
+          <w:iCs w:val="0"/>
+          <w:caps w:val="0"/>
+          <w:color w:val="0F1115"/>
+          <w:spacing w:val="0"/>
+          <w:sz w:val="24"/>
+          <w:szCs w:val="24"/>
+          <w:shd w:val="clear" w:fill="FFFFFF"/>
+        </w:rPr>
+        <w:t>%）上取得最佳综合性能，成为本项目的最佳模型。</w:t>
       </w:r>
     </w:p>
     <w:p>
@@ -25643,6 +26467,67 @@
           <w:shd w:val="clear" w:fill="FFFFFF"/>
         </w:rPr>
       </w:pPr>
+      <w:bookmarkStart w:id="0" w:name="_GoBack"/>
+      <w:r>
+        <w:rPr>
+          <w:rFonts w:hint="eastAsia" w:ascii="宋体" w:hAnsi="宋体" w:eastAsia="宋体" w:cs="宋体"/>
+          <w:i w:val="0"/>
+          <w:iCs w:val="0"/>
+          <w:caps w:val="0"/>
+          <w:color w:val="0F1115"/>
+          <w:spacing w:val="0"/>
+          <w:sz w:val="24"/>
+          <w:szCs w:val="24"/>
+          <w:shd w:val="clear" w:fill="FFFFFF"/>
+          <w:lang w:val="en-US" w:eastAsia="zh-CN"/>
+        </w:rPr>
+        <w:drawing>
+          <wp:anchor distT="0" distB="0" distL="114300" distR="114300" simplePos="0" relativeHeight="251662336" behindDoc="0" locked="0" layoutInCell="1" allowOverlap="1">
+            <wp:simplePos x="0" y="0"/>
+            <wp:positionH relativeFrom="column">
+              <wp:posOffset>1174750</wp:posOffset>
+            </wp:positionH>
+            <wp:positionV relativeFrom="paragraph">
+              <wp:posOffset>2660015</wp:posOffset>
+            </wp:positionV>
+            <wp:extent cx="3420745" cy="3439160"/>
+            <wp:effectExtent l="0" t="0" r="8255" b="2540"/>
+            <wp:wrapTopAndBottom/>
+            <wp:docPr id="16" name="图片 16" descr="confusion_matrix"/>
+            <wp:cNvGraphicFramePr>
+              <a:graphicFrameLocks xmlns:a="http://schemas.openxmlformats.org/drawingml/2006/main" noChangeAspect="1"/>
+            </wp:cNvGraphicFramePr>
+            <a:graphic xmlns:a="http://schemas.openxmlformats.org/drawingml/2006/main">
+              <a:graphicData uri="http://schemas.openxmlformats.org/drawingml/2006/picture">
+                <pic:pic xmlns:pic="http://schemas.openxmlformats.org/drawingml/2006/picture">
+                  <pic:nvPicPr>
+                    <pic:cNvPr id="16" name="图片 16" descr="confusion_matrix"/>
+                    <pic:cNvPicPr>
+                      <a:picLocks noChangeAspect="1"/>
+                    </pic:cNvPicPr>
+                  </pic:nvPicPr>
+                  <pic:blipFill>
+                    <a:blip r:embed="rId10"/>
+                    <a:stretch>
+                      <a:fillRect/>
+                    </a:stretch>
+                  </pic:blipFill>
+                  <pic:spPr>
+                    <a:xfrm>
+                      <a:off x="0" y="0"/>
+                      <a:ext cx="3420745" cy="3439160"/>
+                    </a:xfrm>
+                    <a:prstGeom prst="rect">
+                      <a:avLst/>
+                    </a:prstGeom>
+                  </pic:spPr>
+                </pic:pic>
+              </a:graphicData>
+            </a:graphic>
+          </wp:anchor>
+        </w:drawing>
+      </w:r>
+      <w:bookmarkEnd w:id="0"/>
       <w:r>
         <w:rPr>
           <w:rFonts w:hint="eastAsia" w:ascii="宋体" w:hAnsi="宋体" w:eastAsia="宋体" w:cs="宋体"/>
@@ -25744,13 +26629,57 @@
           <w:i w:val="0"/>
           <w:iCs w:val="0"/>
           <w:caps w:val="0"/>
-          <w:color w:val="0F1115"/>
-          <w:spacing w:val="0"/>
-          <w:sz w:val="24"/>
-          <w:szCs w:val="24"/>
-          <w:shd w:val="clear" w:fill="FFFFFF"/>
-        </w:rPr>
-        <w:t>特征重要性分析（基于最佳 XGBoost 模型的 SHAP 值）表明，在网时长（tenure）、合同类型（Contract_Month-to-month）和月费用（MonthlyCharges）是预测客户流失的最重要特征，其影响方向与 EDA 结论一致：在网时长越短、月度合同、月费用越高的客户流失风险越大。此外，在线安全（OnlineSecurity_No）和技术支持（TechSupport_No）等增值服务缺失也显著增加流失概率。</w:t>
+          <w:color w:val="000000"/>
+          <w:spacing w:val="0"/>
+          <w:sz w:val="24"/>
+          <w:szCs w:val="24"/>
+          <w:shd w:val="clear" w:fill="FFFFFF"/>
+          <w:lang w:val="en-US" w:eastAsia="zh-CN"/>
+        </w:rPr>
+        <w:t>基于</w:t>
+      </w:r>
+      <w:r>
+        <w:rPr>
+          <w:rFonts w:hint="eastAsia" w:ascii="宋体" w:hAnsi="宋体" w:eastAsia="宋体" w:cs="宋体"/>
+          <w:i w:val="0"/>
+          <w:iCs w:val="0"/>
+          <w:caps w:val="0"/>
+          <w:color w:val="000000"/>
+          <w:spacing w:val="0"/>
+          <w:sz w:val="24"/>
+          <w:szCs w:val="24"/>
+          <w:shd w:val="clear" w:fill="FFFFFF"/>
+        </w:rPr>
+        <w:t xml:space="preserve">最佳 </w:t>
+      </w:r>
+      <w:r>
+        <w:rPr>
+          <w:rFonts w:hint="eastAsia" w:ascii="宋体" w:hAnsi="宋体" w:eastAsia="宋体" w:cs="宋体"/>
+          <w:i w:val="0"/>
+          <w:iCs w:val="0"/>
+          <w:caps w:val="0"/>
+          <w:color w:val="000000"/>
+          <w:spacing w:val="0"/>
+          <w:sz w:val="24"/>
+          <w:szCs w:val="24"/>
+          <w:shd w:val="clear" w:fill="FFFFFF"/>
+          <w:lang w:val="en-US" w:eastAsia="zh-CN"/>
+        </w:rPr>
+        <w:t>XGBoost</w:t>
+      </w:r>
+      <w:r>
+        <w:rPr>
+          <w:rFonts w:hint="eastAsia" w:ascii="宋体" w:hAnsi="宋体" w:eastAsia="宋体" w:cs="宋体"/>
+          <w:i w:val="0"/>
+          <w:iCs w:val="0"/>
+          <w:caps w:val="0"/>
+          <w:color w:val="000000"/>
+          <w:spacing w:val="0"/>
+          <w:sz w:val="24"/>
+          <w:szCs w:val="24"/>
+          <w:shd w:val="clear" w:fill="FFFFFF"/>
+        </w:rPr>
+        <w:t xml:space="preserve"> 模型的 SHAP 分析表明，Contract_Two year、PaymentMethod_Electronic check、tenure、Contract_One year、InternetService_Fiber optic、MonthlyCharges 和 OnlineSecurity_Yes 等特征具有较高的平均绝对 SHAP 值。整体来看，合同类型、付款方式、在网时长、互联网服务和月费用是模型重点关注的变量，分析结果与前面的流失率统计基本一致。和技术支持（TechSupport_No）等增值服务缺失也显著增加流失概率。</w:t>
       </w:r>
     </w:p>
     <w:p>
@@ -25774,6 +26703,89 @@
         <w:ind w:left="0" w:right="0" w:firstLine="0"/>
         <w:textAlignment w:val="auto"/>
         <w:rPr>
+          <w:rFonts w:hint="eastAsia" w:ascii="宋体" w:hAnsi="宋体" w:eastAsia="宋体" w:cs="宋体"/>
+          <w:i w:val="0"/>
+          <w:iCs w:val="0"/>
+          <w:caps w:val="0"/>
+          <w:color w:val="0F1115"/>
+          <w:spacing w:val="0"/>
+          <w:sz w:val="24"/>
+          <w:szCs w:val="24"/>
+          <w:shd w:val="clear" w:fill="FFFFFF"/>
+          <w:lang w:val="en-US" w:eastAsia="zh-CN"/>
+        </w:rPr>
+      </w:pPr>
+    </w:p>
+    <w:p>
+      <w:pPr>
+        <w:pStyle w:val="6"/>
+        <w:keepNext w:val="0"/>
+        <w:keepLines w:val="0"/>
+        <w:pageBreakBefore w:val="0"/>
+        <w:widowControl/>
+        <w:suppressLineNumbers w:val="0"/>
+        <w:shd w:val="clear" w:fill="FFFFFF"/>
+        <w:kinsoku/>
+        <w:overflowPunct/>
+        <w:topLinePunct w:val="0"/>
+        <w:autoSpaceDE/>
+        <w:autoSpaceDN/>
+        <w:bidi w:val="0"/>
+        <w:adjustRightInd/>
+        <w:snapToGrid/>
+        <w:spacing w:before="160" w:beforeAutospacing="0" w:after="160" w:afterAutospacing="0" w:line="400" w:lineRule="atLeast"/>
+        <w:ind w:right="0" w:firstLine="2400" w:firstLineChars="1000"/>
+        <w:textAlignment w:val="auto"/>
+        <w:rPr>
+          <w:rFonts w:hint="eastAsia" w:ascii="宋体" w:hAnsi="宋体" w:eastAsia="宋体" w:cs="宋体"/>
+          <w:i w:val="0"/>
+          <w:iCs w:val="0"/>
+          <w:caps w:val="0"/>
+          <w:color w:val="0F1115"/>
+          <w:spacing w:val="0"/>
+          <w:sz w:val="24"/>
+          <w:szCs w:val="24"/>
+          <w:shd w:val="clear" w:fill="FFFFFF"/>
+          <w:lang w:val="en-US" w:eastAsia="zh-CN"/>
+        </w:rPr>
+      </w:pPr>
+      <w:r>
+        <w:rPr>
+          <w:rFonts w:hint="eastAsia" w:ascii="宋体" w:hAnsi="宋体" w:eastAsia="宋体" w:cs="宋体"/>
+          <w:i w:val="0"/>
+          <w:iCs w:val="0"/>
+          <w:caps w:val="0"/>
+          <w:color w:val="0F1115"/>
+          <w:spacing w:val="0"/>
+          <w:sz w:val="24"/>
+          <w:szCs w:val="24"/>
+          <w:shd w:val="clear" w:fill="FFFFFF"/>
+          <w:lang w:val="en-US" w:eastAsia="zh-CN"/>
+        </w:rPr>
+        <w:t xml:space="preserve">图7：最佳模型（XGBoost） 混淆矩阵                </w:t>
+      </w:r>
+    </w:p>
+    <w:p>
+      <w:pPr>
+        <w:pStyle w:val="6"/>
+        <w:keepNext w:val="0"/>
+        <w:keepLines w:val="0"/>
+        <w:pageBreakBefore w:val="0"/>
+        <w:widowControl/>
+        <w:suppressLineNumbers w:val="0"/>
+        <w:shd w:val="clear" w:fill="FFFFFF"/>
+        <w:kinsoku/>
+        <w:overflowPunct/>
+        <w:topLinePunct w:val="0"/>
+        <w:autoSpaceDE/>
+        <w:autoSpaceDN/>
+        <w:bidi w:val="0"/>
+        <w:adjustRightInd/>
+        <w:snapToGrid/>
+        <w:spacing w:before="160" w:beforeAutospacing="0" w:after="160" w:afterAutospacing="0" w:line="400" w:lineRule="atLeast"/>
+        <w:ind w:right="0" w:firstLine="2400" w:firstLineChars="1000"/>
+        <w:textAlignment w:val="auto"/>
+        <w:rPr>
           <w:rFonts w:hint="default" w:ascii="宋体" w:hAnsi="宋体" w:eastAsia="宋体" w:cs="宋体"/>
           <w:i w:val="0"/>
           <w:iCs w:val="0"/>
@@ -25803,15 +26815,15 @@
           <wp:anchor distT="0" distB="0" distL="114300" distR="114300" simplePos="0" relativeHeight="251663360" behindDoc="0" locked="0" layoutInCell="1" allowOverlap="1">
             <wp:simplePos x="0" y="0"/>
             <wp:positionH relativeFrom="column">
-              <wp:posOffset>2687320</wp:posOffset>
+              <wp:posOffset>-209550</wp:posOffset>
             </wp:positionH>
             <wp:positionV relativeFrom="paragraph">
-              <wp:posOffset>271145</wp:posOffset>
+              <wp:posOffset>85090</wp:posOffset>
             </wp:positionV>
-            <wp:extent cx="3702050" cy="2790190"/>
-            <wp:effectExtent l="0" t="0" r="6350" b="3810"/>
+            <wp:extent cx="6011545" cy="4291330"/>
+            <wp:effectExtent l="0" t="0" r="8255" b="1270"/>
             <wp:wrapTopAndBottom/>
-            <wp:docPr id="8" name="图片 8" descr="roc_curves"/>
+            <wp:docPr id="17" name="图片 17" descr="roc_curves"/>
             <wp:cNvGraphicFramePr>
               <a:graphicFrameLocks xmlns:a="http://schemas.openxmlformats.org/drawingml/2006/main" noChangeAspect="1"/>
             </wp:cNvGraphicFramePr>
@@ -25819,14 +26831,13 @@
               <a:graphicData uri="http://schemas.openxmlformats.org/drawingml/2006/picture">
                 <pic:pic xmlns:pic="http://schemas.openxmlformats.org/drawingml/2006/picture">
                   <pic:nvPicPr>
-                    <pic:cNvPr id="8" name="图片 8" descr="roc_curves"/>
+                    <pic:cNvPr id="17" name="图片 17" descr="roc_curves"/>
                     <pic:cNvPicPr>
                       <a:picLocks noChangeAspect="1"/>
                     </pic:cNvPicPr>
                   </pic:nvPicPr>
                   <pic:blipFill>
-                    <a:blip r:embed="rId10"/>
-                    <a:srcRect t="5005" r="458"/>
+                    <a:blip r:embed="rId11"/>
                     <a:stretch>
                       <a:fillRect/>
                     </a:stretch>
@@ -25834,7 +26845,7 @@
                   <pic:spPr>
                     <a:xfrm>
                       <a:off x="0" y="0"/>
-                      <a:ext cx="3702050" cy="2790190"/>
+                      <a:ext cx="6011545" cy="4291330"/>
                     </a:xfrm>
                     <a:prstGeom prst="rect">
                       <a:avLst/>
@@ -25857,69 +26868,9 @@
           <w:sz w:val="24"/>
           <w:szCs w:val="24"/>
           <w:shd w:val="clear" w:fill="FFFFFF"/>
-          <w:lang w:eastAsia="zh-CN"/>
-        </w:rPr>
-        <w:drawing>
-          <wp:anchor distT="0" distB="0" distL="114300" distR="114300" simplePos="0" relativeHeight="251662336" behindDoc="0" locked="0" layoutInCell="1" allowOverlap="1">
-            <wp:simplePos x="0" y="0"/>
-            <wp:positionH relativeFrom="column">
-              <wp:posOffset>-1104900</wp:posOffset>
-            </wp:positionH>
-            <wp:positionV relativeFrom="paragraph">
-              <wp:posOffset>55245</wp:posOffset>
-            </wp:positionV>
-            <wp:extent cx="3770630" cy="3305175"/>
-            <wp:effectExtent l="0" t="0" r="1270" b="9525"/>
-            <wp:wrapTopAndBottom/>
-            <wp:docPr id="7" name="图片 7" descr="confusion_matrix"/>
-            <wp:cNvGraphicFramePr>
-              <a:graphicFrameLocks xmlns:a="http://schemas.openxmlformats.org/drawingml/2006/main" noChangeAspect="1"/>
-            </wp:cNvGraphicFramePr>
-            <a:graphic xmlns:a="http://schemas.openxmlformats.org/drawingml/2006/main">
-              <a:graphicData uri="http://schemas.openxmlformats.org/drawingml/2006/picture">
-                <pic:pic xmlns:pic="http://schemas.openxmlformats.org/drawingml/2006/picture">
-                  <pic:nvPicPr>
-                    <pic:cNvPr id="7" name="图片 7" descr="confusion_matrix"/>
-                    <pic:cNvPicPr>
-                      <a:picLocks noChangeAspect="1"/>
-                    </pic:cNvPicPr>
-                  </pic:nvPicPr>
-                  <pic:blipFill>
-                    <a:blip r:embed="rId11"/>
-                    <a:srcRect t="5556" r="315"/>
-                    <a:stretch>
-                      <a:fillRect/>
-                    </a:stretch>
-                  </pic:blipFill>
-                  <pic:spPr>
-                    <a:xfrm>
-                      <a:off x="0" y="0"/>
-                      <a:ext cx="3770630" cy="3305175"/>
-                    </a:xfrm>
-                    <a:prstGeom prst="rect">
-                      <a:avLst/>
-                    </a:prstGeom>
-                  </pic:spPr>
-                </pic:pic>
-              </a:graphicData>
-            </a:graphic>
-          </wp:anchor>
-        </w:drawing>
-      </w:r>
-      <w:r>
-        <w:rPr>
-          <w:rFonts w:hint="eastAsia" w:ascii="宋体" w:hAnsi="宋体" w:eastAsia="宋体" w:cs="宋体"/>
-          <w:i w:val="0"/>
-          <w:iCs w:val="0"/>
-          <w:caps w:val="0"/>
-          <w:color w:val="0F1115"/>
-          <w:spacing w:val="0"/>
-          <w:sz w:val="24"/>
-          <w:szCs w:val="24"/>
-          <w:shd w:val="clear" w:fill="FFFFFF"/>
           <w:lang w:val="en-US" w:eastAsia="zh-CN"/>
         </w:rPr>
-        <w:t>图7：最佳模型（XGBoost） 混淆矩阵                 图8：ROC曲线对比</w:t>
+        <w:t xml:space="preserve">         图8：ROC曲线对比</w:t>
       </w:r>
     </w:p>
     <w:p>
@@ -26251,9 +27202,9 @@
         </w:rPr>
         <w:drawing>
           <wp:inline distT="0" distB="0" distL="114300" distR="114300">
-            <wp:extent cx="4440555" cy="5071745"/>
-            <wp:effectExtent l="0" t="0" r="0" b="0"/>
-            <wp:docPr id="9" name="图片 9" descr="shap_feature_importance"/>
+            <wp:extent cx="6323965" cy="4209415"/>
+            <wp:effectExtent l="0" t="0" r="635" b="6985"/>
+            <wp:docPr id="18" name="图片 18" descr="shap_feature_importance"/>
             <wp:cNvGraphicFramePr>
               <a:graphicFrameLocks xmlns:a="http://schemas.openxmlformats.org/drawingml/2006/main" noChangeAspect="1"/>
             </wp:cNvGraphicFramePr>
@@ -26261,14 +27212,13 @@
               <a:graphicData uri="http://schemas.openxmlformats.org/drawingml/2006/picture">
                 <pic:pic xmlns:pic="http://schemas.openxmlformats.org/drawingml/2006/picture">
                   <pic:nvPicPr>
-                    <pic:cNvPr id="9" name="图片 9" descr="shap_feature_importance"/>
+                    <pic:cNvPr id="18" name="图片 18" descr="shap_feature_importance"/>
                     <pic:cNvPicPr>
                       <a:picLocks noChangeAspect="1"/>
                     </pic:cNvPicPr>
                   </pic:nvPicPr>
                   <pic:blipFill>
                     <a:blip r:embed="rId12"/>
-                    <a:srcRect t="3887" r="29"/>
                     <a:stretch>
                       <a:fillRect/>
                     </a:stretch>
@@ -26276,7 +27226,7 @@
                   <pic:spPr>
                     <a:xfrm>
                       <a:off x="0" y="0"/>
-                      <a:ext cx="4440555" cy="5071745"/>
+                      <a:ext cx="6323965" cy="4209415"/>
                     </a:xfrm>
                     <a:prstGeom prst="rect">
                       <a:avLst/>
@@ -26476,23 +27426,7 @@
           <w:szCs w:val="24"/>
           <w:shd w:val="clear" w:fill="FFFFFF"/>
         </w:rPr>
-        <w:t>（8）分类特征流</w:t>
-      </w:r>
-      <w:bookmarkStart w:id="0" w:name="_GoBack"/>
-      <w:bookmarkEnd w:id="0"/>
-      <w:r>
-        <w:rPr>
-          <w:rFonts w:hint="eastAsia" w:ascii="宋体" w:hAnsi="宋体" w:eastAsia="宋体" w:cs="宋体"/>
-          <w:i w:val="0"/>
-          <w:iCs w:val="0"/>
-          <w:caps w:val="0"/>
-          <w:color w:val="0F1115"/>
-          <w:spacing w:val="0"/>
-          <w:sz w:val="24"/>
-          <w:szCs w:val="24"/>
-          <w:shd w:val="clear" w:fill="FFFFFF"/>
-        </w:rPr>
-        <w:t>失率图：对比不同合同类型、付款方式、网络服务下的流失率。</w:t>
+        <w:t>（8）分类特征流失率图：对比不同合同类型、付款方式、网络服务下的流失率。</w:t>
       </w:r>
     </w:p>
     <w:p>
@@ -26543,9 +27477,9 @@
         </w:rPr>
         <w:drawing>
           <wp:inline distT="0" distB="0" distL="114300" distR="114300">
-            <wp:extent cx="5064760" cy="5867400"/>
-            <wp:effectExtent l="0" t="0" r="2540" b="0"/>
-            <wp:docPr id="10" name="图片 10" descr="shap_summary_plot"/>
+            <wp:extent cx="5273675" cy="4947920"/>
+            <wp:effectExtent l="0" t="0" r="9525" b="5080"/>
+            <wp:docPr id="19" name="图片 19" descr="shap_summary_plot"/>
             <wp:cNvGraphicFramePr>
               <a:graphicFrameLocks xmlns:a="http://schemas.openxmlformats.org/drawingml/2006/main" noChangeAspect="1"/>
             </wp:cNvGraphicFramePr>
@@ -26553,14 +27487,13 @@
               <a:graphicData uri="http://schemas.openxmlformats.org/drawingml/2006/picture">
                 <pic:pic xmlns:pic="http://schemas.openxmlformats.org/drawingml/2006/picture">
                   <pic:nvPicPr>
-                    <pic:cNvPr id="10" name="图片 10" descr="shap_summary_plot"/>
+                    <pic:cNvPr id="19" name="图片 19" descr="shap_summary_plot"/>
                     <pic:cNvPicPr>
                       <a:picLocks noChangeAspect="1"/>
                     </pic:cNvPicPr>
                   </pic:nvPicPr>
                   <pic:blipFill>
                     <a:blip r:embed="rId13"/>
-                    <a:srcRect t="2754" r="96"/>
                     <a:stretch>
                       <a:fillRect/>
                     </a:stretch>
@@ -26568,7 +27501,7 @@
                   <pic:spPr>
                     <a:xfrm>
                       <a:off x="0" y="0"/>
-                      <a:ext cx="5064760" cy="5867400"/>
+                      <a:ext cx="5273675" cy="4947920"/>
                     </a:xfrm>
                     <a:prstGeom prst="rect">
                       <a:avLst/>
@@ -26698,25 +27631,29 @@
         <w:textAlignment w:val="auto"/>
         <w:rPr>
           <w:rFonts w:hint="eastAsia" w:ascii="宋体" w:hAnsi="宋体" w:eastAsia="宋体" w:cs="宋体"/>
-          <w:sz w:val="24"/>
-          <w:szCs w:val="24"/>
+          <w:i w:val="0"/>
+          <w:iCs w:val="0"/>
+          <w:caps w:val="0"/>
+          <w:color w:val="0F1115"/>
+          <w:spacing w:val="0"/>
+          <w:sz w:val="24"/>
+          <w:szCs w:val="24"/>
+          <w:shd w:val="clear" w:fill="FFFFFF"/>
         </w:rPr>
       </w:pPr>
       <w:r>
         <w:rPr>
           <w:rFonts w:hint="eastAsia" w:ascii="宋体" w:hAnsi="宋体" w:eastAsia="宋体" w:cs="宋体"/>
-          <w:b/>
-          <w:bCs/>
-          <w:i w:val="0"/>
-          <w:iCs w:val="0"/>
-          <w:caps w:val="0"/>
-          <w:color w:val="0F1115"/>
-          <w:spacing w:val="0"/>
-          <w:sz w:val="24"/>
-          <w:szCs w:val="24"/>
-          <w:shd w:val="clear" w:fill="FFFFFF"/>
-        </w:rPr>
-        <w:t>提示词：</w:t>
+          <w:i w:val="0"/>
+          <w:iCs w:val="0"/>
+          <w:caps w:val="0"/>
+          <w:color w:val="0F1115"/>
+          <w:spacing w:val="0"/>
+          <w:sz w:val="24"/>
+          <w:szCs w:val="24"/>
+          <w:shd w:val="clear" w:fill="FFFFFF"/>
+        </w:rPr>
+        <w:t>本项目在代码优化、方法梳理和文档表达过程中使用 AI 作为辅助工具，但最终实验口径、代码修改、运行验证和结果判断由人工完成。按照项目要求，AI 辅助过程采用“Prompt → AI 初始内容 → 人工修改 → 最终成果”的方式记录。</w:t>
       </w:r>
     </w:p>
     <w:p>
@@ -26763,9 +27700,1305 @@
           <w:szCs w:val="24"/>
           <w:shd w:val="clear" w:fill="FFFFFF"/>
         </w:rPr>
-        <w:t>·“请帮我设计电信客户流失数据集的EDA分析代码，包括数据加载、缺失值处理和可视化”</w:t>
+        <w:t>表</w:t>
+      </w:r>
+      <w:r>
+        <w:rPr>
+          <w:rFonts w:hint="eastAsia" w:ascii="宋体" w:hAnsi="宋体" w:eastAsia="宋体" w:cs="宋体"/>
+          <w:i w:val="0"/>
+          <w:iCs w:val="0"/>
+          <w:caps w:val="0"/>
+          <w:color w:val="0F1115"/>
+          <w:spacing w:val="0"/>
+          <w:sz w:val="24"/>
+          <w:szCs w:val="24"/>
+          <w:shd w:val="clear" w:fill="FFFFFF"/>
+          <w:lang w:val="en-US" w:eastAsia="zh-CN"/>
+        </w:rPr>
+        <w:t>3</w:t>
+      </w:r>
+      <w:r>
+        <w:rPr>
+          <w:rFonts w:hint="eastAsia" w:ascii="宋体" w:hAnsi="宋体" w:eastAsia="宋体" w:cs="宋体"/>
+          <w:i w:val="0"/>
+          <w:iCs w:val="0"/>
+          <w:caps w:val="0"/>
+          <w:color w:val="0F1115"/>
+          <w:spacing w:val="0"/>
+          <w:sz w:val="24"/>
+          <w:szCs w:val="24"/>
+          <w:shd w:val="clear" w:fill="FFFFFF"/>
+        </w:rPr>
+        <w:t xml:space="preserve">  AI辅助与人工优化过程</w:t>
       </w:r>
     </w:p>
+    <w:tbl>
+      <w:tblPr>
+        <w:tblStyle w:val="8"/>
+        <w:tblW w:w="0" w:type="auto"/>
+        <w:jc w:val="center"/>
+        <w:tblBorders>
+          <w:top w:val="single" w:color="auto" w:sz="4" w:space="0"/>
+          <w:left w:val="single" w:color="auto" w:sz="4" w:space="0"/>
+          <w:bottom w:val="single" w:color="auto" w:sz="4" w:space="0"/>
+          <w:right w:val="single" w:color="auto" w:sz="4" w:space="0"/>
+          <w:insideH w:val="single" w:color="auto" w:sz="4" w:space="0"/>
+          <w:insideV w:val="single" w:color="auto" w:sz="4" w:space="0"/>
+        </w:tblBorders>
+        <w:tblLayout w:type="autofit"/>
+        <w:tblCellMar>
+          <w:top w:w="0" w:type="dxa"/>
+          <w:left w:w="108" w:type="dxa"/>
+          <w:bottom w:w="0" w:type="dxa"/>
+          <w:right w:w="108" w:type="dxa"/>
+        </w:tblCellMar>
+      </w:tblPr>
+      <w:tblGrid>
+        <w:gridCol w:w="1531"/>
+        <w:gridCol w:w="3780"/>
+        <w:gridCol w:w="3211"/>
+      </w:tblGrid>
+      <w:tr>
+        <w:tblPrEx>
+          <w:tblBorders>
+            <w:top w:val="single" w:color="auto" w:sz="4" w:space="0"/>
+            <w:left w:val="single" w:color="auto" w:sz="4" w:space="0"/>
+            <w:bottom w:val="single" w:color="auto" w:sz="4" w:space="0"/>
+            <w:right w:val="single" w:color="auto" w:sz="4" w:space="0"/>
+            <w:insideH w:val="single" w:color="auto" w:sz="4" w:space="0"/>
+            <w:insideV w:val="single" w:color="auto" w:sz="4" w:space="0"/>
+          </w:tblBorders>
+          <w:tblCellMar>
+            <w:top w:w="0" w:type="dxa"/>
+            <w:left w:w="108" w:type="dxa"/>
+            <w:bottom w:w="0" w:type="dxa"/>
+            <w:right w:w="108" w:type="dxa"/>
+          </w:tblCellMar>
+        </w:tblPrEx>
+        <w:trPr>
+          <w:jc w:val="center"/>
+        </w:trPr>
+        <w:tc>
+          <w:tcPr>
+            <w:tcW w:w="1531" w:type="dxa"/>
+            <w:tcBorders>
+              <w:top w:val="single" w:color="000000" w:sz="4" w:space="0"/>
+              <w:left w:val="single" w:color="000000" w:sz="4" w:space="0"/>
+              <w:bottom w:val="single" w:color="000000" w:sz="4" w:space="0"/>
+              <w:right w:val="single" w:color="000000" w:sz="4" w:space="0"/>
+              <w:tl2br w:val="nil"/>
+            </w:tcBorders>
+            <w:shd w:val="clear" w:color="auto" w:fill="FFFFFF"/>
+          </w:tcPr>
+          <w:p>
+            <w:pPr>
+              <w:pStyle w:val="6"/>
+              <w:keepNext w:val="0"/>
+              <w:keepLines w:val="0"/>
+              <w:pageBreakBefore w:val="0"/>
+              <w:widowControl/>
+              <w:suppressLineNumbers w:val="0"/>
+              <w:shd w:val="clear" w:fill="FFFFFF"/>
+              <w:kinsoku/>
+              <w:overflowPunct/>
+              <w:topLinePunct w:val="0"/>
+              <w:autoSpaceDE/>
+              <w:autoSpaceDN/>
+              <w:bidi w:val="0"/>
+              <w:adjustRightInd/>
+              <w:snapToGrid/>
+              <w:spacing w:before="160" w:beforeAutospacing="0" w:after="160" w:afterAutospacing="0" w:line="400" w:lineRule="atLeast"/>
+              <w:ind w:left="0" w:right="0" w:firstLine="0"/>
+              <w:textAlignment w:val="auto"/>
+              <w:rPr>
+                <w:rFonts w:hint="eastAsia" w:ascii="宋体" w:hAnsi="宋体" w:eastAsia="宋体" w:cs="宋体"/>
+                <w:b w:val="0"/>
+                <w:i w:val="0"/>
+                <w:iCs w:val="0"/>
+                <w:caps w:val="0"/>
+                <w:color w:val="000000"/>
+                <w:spacing w:val="0"/>
+                <w:sz w:val="24"/>
+                <w:szCs w:val="24"/>
+                <w:shd w:val="clear" w:fill="FFFFFF"/>
+              </w:rPr>
+            </w:pPr>
+            <w:r>
+              <w:rPr>
+                <w:rFonts w:hint="eastAsia" w:ascii="宋体" w:hAnsi="宋体" w:eastAsia="宋体" w:cs="宋体"/>
+                <w:b w:val="0"/>
+                <w:i w:val="0"/>
+                <w:iCs w:val="0"/>
+                <w:caps w:val="0"/>
+                <w:color w:val="000000"/>
+                <w:spacing w:val="0"/>
+                <w:sz w:val="24"/>
+                <w:szCs w:val="24"/>
+                <w:shd w:val="clear" w:fill="FFFFFF"/>
+              </w:rPr>
+              <w:t>阶段</w:t>
+            </w:r>
+          </w:p>
+        </w:tc>
+        <w:tc>
+          <w:tcPr>
+            <w:tcW w:w="3780" w:type="dxa"/>
+            <w:tcBorders>
+              <w:top w:val="single" w:color="000000" w:sz="4" w:space="0"/>
+              <w:left w:val="single" w:color="000000" w:sz="4" w:space="0"/>
+              <w:bottom w:val="single" w:color="000000" w:sz="4" w:space="0"/>
+              <w:right w:val="single" w:color="000000" w:sz="4" w:space="0"/>
+            </w:tcBorders>
+            <w:shd w:val="clear" w:color="auto" w:fill="FFFFFF"/>
+          </w:tcPr>
+          <w:p>
+            <w:pPr>
+              <w:pStyle w:val="6"/>
+              <w:keepNext w:val="0"/>
+              <w:keepLines w:val="0"/>
+              <w:pageBreakBefore w:val="0"/>
+              <w:widowControl/>
+              <w:suppressLineNumbers w:val="0"/>
+              <w:shd w:val="clear" w:fill="FFFFFF"/>
+              <w:kinsoku/>
+              <w:overflowPunct/>
+              <w:topLinePunct w:val="0"/>
+              <w:autoSpaceDE/>
+              <w:autoSpaceDN/>
+              <w:bidi w:val="0"/>
+              <w:adjustRightInd/>
+              <w:snapToGrid/>
+              <w:spacing w:before="160" w:beforeAutospacing="0" w:after="160" w:afterAutospacing="0" w:line="400" w:lineRule="atLeast"/>
+              <w:ind w:left="0" w:right="0" w:firstLine="0"/>
+              <w:textAlignment w:val="auto"/>
+              <w:rPr>
+                <w:rFonts w:hint="eastAsia" w:ascii="宋体" w:hAnsi="宋体" w:eastAsia="宋体" w:cs="宋体"/>
+                <w:b w:val="0"/>
+                <w:i w:val="0"/>
+                <w:iCs w:val="0"/>
+                <w:caps w:val="0"/>
+                <w:color w:val="000000"/>
+                <w:spacing w:val="0"/>
+                <w:sz w:val="24"/>
+                <w:szCs w:val="24"/>
+                <w:shd w:val="clear" w:fill="FFFFFF"/>
+              </w:rPr>
+            </w:pPr>
+            <w:r>
+              <w:rPr>
+                <w:rFonts w:hint="eastAsia" w:ascii="宋体" w:hAnsi="宋体" w:eastAsia="宋体" w:cs="宋体"/>
+                <w:b w:val="0"/>
+                <w:i w:val="0"/>
+                <w:iCs w:val="0"/>
+                <w:caps w:val="0"/>
+                <w:color w:val="000000"/>
+                <w:spacing w:val="0"/>
+                <w:sz w:val="24"/>
+                <w:szCs w:val="24"/>
+                <w:shd w:val="clear" w:fill="FFFFFF"/>
+              </w:rPr>
+              <w:t>示例 Prompt / AI 初始作用</w:t>
+            </w:r>
+          </w:p>
+        </w:tc>
+        <w:tc>
+          <w:tcPr>
+            <w:tcW w:w="3211" w:type="dxa"/>
+            <w:tcBorders>
+              <w:top w:val="single" w:color="000000" w:sz="4" w:space="0"/>
+              <w:left w:val="single" w:color="000000" w:sz="4" w:space="0"/>
+              <w:bottom w:val="single" w:color="000000" w:sz="4" w:space="0"/>
+              <w:right w:val="single" w:color="000000" w:sz="4" w:space="0"/>
+            </w:tcBorders>
+            <w:shd w:val="clear" w:color="auto" w:fill="FFFFFF"/>
+          </w:tcPr>
+          <w:p>
+            <w:pPr>
+              <w:pStyle w:val="6"/>
+              <w:keepNext w:val="0"/>
+              <w:keepLines w:val="0"/>
+              <w:pageBreakBefore w:val="0"/>
+              <w:widowControl/>
+              <w:suppressLineNumbers w:val="0"/>
+              <w:shd w:val="clear" w:fill="FFFFFF"/>
+              <w:kinsoku/>
+              <w:overflowPunct/>
+              <w:topLinePunct w:val="0"/>
+              <w:autoSpaceDE/>
+              <w:autoSpaceDN/>
+              <w:bidi w:val="0"/>
+              <w:adjustRightInd/>
+              <w:snapToGrid/>
+              <w:spacing w:before="160" w:beforeAutospacing="0" w:after="160" w:afterAutospacing="0" w:line="400" w:lineRule="atLeast"/>
+              <w:ind w:left="0" w:right="0" w:firstLine="0"/>
+              <w:textAlignment w:val="auto"/>
+              <w:rPr>
+                <w:rFonts w:hint="eastAsia" w:ascii="宋体" w:hAnsi="宋体" w:eastAsia="宋体" w:cs="宋体"/>
+                <w:b w:val="0"/>
+                <w:i w:val="0"/>
+                <w:iCs w:val="0"/>
+                <w:caps w:val="0"/>
+                <w:color w:val="000000"/>
+                <w:spacing w:val="0"/>
+                <w:sz w:val="24"/>
+                <w:szCs w:val="24"/>
+                <w:shd w:val="clear" w:fill="FFFFFF"/>
+              </w:rPr>
+            </w:pPr>
+            <w:r>
+              <w:rPr>
+                <w:rFonts w:hint="eastAsia" w:ascii="宋体" w:hAnsi="宋体" w:eastAsia="宋体" w:cs="宋体"/>
+                <w:b w:val="0"/>
+                <w:i w:val="0"/>
+                <w:iCs w:val="0"/>
+                <w:caps w:val="0"/>
+                <w:color w:val="000000"/>
+                <w:spacing w:val="0"/>
+                <w:sz w:val="24"/>
+                <w:szCs w:val="24"/>
+                <w:shd w:val="clear" w:fill="FFFFFF"/>
+              </w:rPr>
+              <w:t>人工优化</w:t>
+            </w:r>
+          </w:p>
+        </w:tc>
+      </w:tr>
+      <w:tr>
+        <w:tblPrEx>
+          <w:tblBorders>
+            <w:top w:val="single" w:color="auto" w:sz="4" w:space="0"/>
+            <w:left w:val="single" w:color="auto" w:sz="4" w:space="0"/>
+            <w:bottom w:val="single" w:color="auto" w:sz="4" w:space="0"/>
+            <w:right w:val="single" w:color="auto" w:sz="4" w:space="0"/>
+            <w:insideH w:val="single" w:color="auto" w:sz="4" w:space="0"/>
+            <w:insideV w:val="single" w:color="auto" w:sz="4" w:space="0"/>
+          </w:tblBorders>
+          <w:tblCellMar>
+            <w:top w:w="0" w:type="dxa"/>
+            <w:left w:w="108" w:type="dxa"/>
+            <w:bottom w:w="0" w:type="dxa"/>
+            <w:right w:w="108" w:type="dxa"/>
+          </w:tblCellMar>
+        </w:tblPrEx>
+        <w:trPr>
+          <w:jc w:val="center"/>
+        </w:trPr>
+        <w:tc>
+          <w:tcPr>
+            <w:tcW w:w="1531" w:type="dxa"/>
+            <w:tcBorders>
+              <w:top w:val="single" w:color="000000" w:sz="4" w:space="0"/>
+              <w:left w:val="single" w:color="000000" w:sz="4" w:space="0"/>
+              <w:bottom w:val="single" w:color="000000" w:sz="4" w:space="0"/>
+              <w:right w:val="single" w:color="000000" w:sz="4" w:space="0"/>
+            </w:tcBorders>
+            <w:shd w:val="clear" w:color="auto" w:fill="FFFFFF"/>
+            <w:vAlign w:val="center"/>
+          </w:tcPr>
+          <w:p>
+            <w:pPr>
+              <w:pStyle w:val="6"/>
+              <w:keepNext w:val="0"/>
+              <w:keepLines w:val="0"/>
+              <w:pageBreakBefore w:val="0"/>
+              <w:widowControl/>
+              <w:suppressLineNumbers w:val="0"/>
+              <w:shd w:val="clear" w:fill="FFFFFF"/>
+              <w:kinsoku/>
+              <w:overflowPunct/>
+              <w:topLinePunct w:val="0"/>
+              <w:autoSpaceDE/>
+              <w:autoSpaceDN/>
+              <w:bidi w:val="0"/>
+              <w:adjustRightInd/>
+              <w:snapToGrid/>
+              <w:spacing w:before="160" w:beforeAutospacing="0" w:after="160" w:afterAutospacing="0" w:line="400" w:lineRule="atLeast"/>
+              <w:ind w:left="0" w:right="0" w:firstLine="0"/>
+              <w:textAlignment w:val="auto"/>
+              <w:rPr>
+                <w:rFonts w:hint="eastAsia" w:ascii="宋体" w:hAnsi="宋体" w:eastAsia="宋体" w:cs="宋体"/>
+                <w:b w:val="0"/>
+                <w:i w:val="0"/>
+                <w:iCs w:val="0"/>
+                <w:caps w:val="0"/>
+                <w:color w:val="000000"/>
+                <w:spacing w:val="0"/>
+                <w:sz w:val="24"/>
+                <w:szCs w:val="24"/>
+                <w:shd w:val="clear" w:fill="FFFFFF"/>
+              </w:rPr>
+            </w:pPr>
+            <w:r>
+              <w:rPr>
+                <w:rFonts w:hint="eastAsia" w:ascii="宋体" w:hAnsi="宋体" w:eastAsia="宋体" w:cs="宋体"/>
+                <w:b w:val="0"/>
+                <w:i w:val="0"/>
+                <w:iCs w:val="0"/>
+                <w:caps w:val="0"/>
+                <w:color w:val="000000"/>
+                <w:spacing w:val="0"/>
+                <w:sz w:val="24"/>
+                <w:szCs w:val="24"/>
+                <w:shd w:val="clear" w:fill="FFFFFF"/>
+              </w:rPr>
+              <w:t>数据预处理</w:t>
+            </w:r>
+          </w:p>
+        </w:tc>
+        <w:tc>
+          <w:tcPr>
+            <w:tcW w:w="3780" w:type="dxa"/>
+            <w:tcBorders>
+              <w:top w:val="single" w:color="000000" w:sz="4" w:space="0"/>
+              <w:left w:val="single" w:color="000000" w:sz="4" w:space="0"/>
+              <w:bottom w:val="single" w:color="000000" w:sz="4" w:space="0"/>
+              <w:right w:val="single" w:color="000000" w:sz="4" w:space="0"/>
+            </w:tcBorders>
+            <w:shd w:val="clear" w:color="auto" w:fill="FFFFFF"/>
+            <w:vAlign w:val="center"/>
+          </w:tcPr>
+          <w:p>
+            <w:pPr>
+              <w:pStyle w:val="6"/>
+              <w:keepNext w:val="0"/>
+              <w:keepLines w:val="0"/>
+              <w:pageBreakBefore w:val="0"/>
+              <w:widowControl/>
+              <w:suppressLineNumbers w:val="0"/>
+              <w:shd w:val="clear" w:fill="FFFFFF"/>
+              <w:kinsoku/>
+              <w:overflowPunct/>
+              <w:topLinePunct w:val="0"/>
+              <w:autoSpaceDE/>
+              <w:autoSpaceDN/>
+              <w:bidi w:val="0"/>
+              <w:adjustRightInd/>
+              <w:snapToGrid/>
+              <w:spacing w:before="160" w:beforeAutospacing="0" w:after="160" w:afterAutospacing="0" w:line="400" w:lineRule="atLeast"/>
+              <w:ind w:left="0" w:right="0" w:firstLine="0"/>
+              <w:textAlignment w:val="auto"/>
+              <w:rPr>
+                <w:rFonts w:hint="eastAsia" w:ascii="宋体" w:hAnsi="宋体" w:eastAsia="宋体" w:cs="宋体"/>
+                <w:b w:val="0"/>
+                <w:i w:val="0"/>
+                <w:iCs w:val="0"/>
+                <w:caps w:val="0"/>
+                <w:color w:val="000000"/>
+                <w:spacing w:val="0"/>
+                <w:sz w:val="24"/>
+                <w:szCs w:val="24"/>
+                <w:shd w:val="clear" w:fill="FFFFFF"/>
+              </w:rPr>
+            </w:pPr>
+            <w:r>
+              <w:rPr>
+                <w:rFonts w:hint="eastAsia" w:ascii="宋体" w:hAnsi="宋体" w:eastAsia="宋体" w:cs="宋体"/>
+                <w:b w:val="0"/>
+                <w:i w:val="0"/>
+                <w:iCs w:val="0"/>
+                <w:caps w:val="0"/>
+                <w:color w:val="000000"/>
+                <w:spacing w:val="0"/>
+                <w:sz w:val="24"/>
+                <w:szCs w:val="24"/>
+                <w:shd w:val="clear" w:fill="FFFFFF"/>
+              </w:rPr>
+              <w:t>“请设计电信客户流失数据集的 EDA 与缺失值处理代码。”</w:t>
+            </w:r>
+          </w:p>
+        </w:tc>
+        <w:tc>
+          <w:tcPr>
+            <w:tcW w:w="3211" w:type="dxa"/>
+            <w:tcBorders>
+              <w:top w:val="single" w:color="000000" w:sz="4" w:space="0"/>
+              <w:left w:val="single" w:color="000000" w:sz="4" w:space="0"/>
+              <w:bottom w:val="single" w:color="000000" w:sz="4" w:space="0"/>
+              <w:right w:val="single" w:color="000000" w:sz="4" w:space="0"/>
+            </w:tcBorders>
+            <w:shd w:val="clear" w:color="auto" w:fill="FFFFFF"/>
+            <w:vAlign w:val="center"/>
+          </w:tcPr>
+          <w:p>
+            <w:pPr>
+              <w:pStyle w:val="6"/>
+              <w:keepNext w:val="0"/>
+              <w:keepLines w:val="0"/>
+              <w:pageBreakBefore w:val="0"/>
+              <w:widowControl/>
+              <w:suppressLineNumbers w:val="0"/>
+              <w:shd w:val="clear" w:fill="FFFFFF"/>
+              <w:kinsoku/>
+              <w:overflowPunct/>
+              <w:topLinePunct w:val="0"/>
+              <w:autoSpaceDE/>
+              <w:autoSpaceDN/>
+              <w:bidi w:val="0"/>
+              <w:adjustRightInd/>
+              <w:snapToGrid/>
+              <w:spacing w:before="160" w:beforeAutospacing="0" w:after="160" w:afterAutospacing="0" w:line="400" w:lineRule="atLeast"/>
+              <w:ind w:left="0" w:right="0" w:firstLine="0"/>
+              <w:textAlignment w:val="auto"/>
+              <w:rPr>
+                <w:rFonts w:hint="eastAsia" w:ascii="宋体" w:hAnsi="宋体" w:eastAsia="宋体" w:cs="宋体"/>
+                <w:b w:val="0"/>
+                <w:i w:val="0"/>
+                <w:iCs w:val="0"/>
+                <w:caps w:val="0"/>
+                <w:color w:val="000000"/>
+                <w:spacing w:val="0"/>
+                <w:sz w:val="24"/>
+                <w:szCs w:val="24"/>
+                <w:shd w:val="clear" w:fill="FFFFFF"/>
+              </w:rPr>
+            </w:pPr>
+            <w:r>
+              <w:rPr>
+                <w:rFonts w:hint="eastAsia" w:ascii="宋体" w:hAnsi="宋体" w:eastAsia="宋体" w:cs="宋体"/>
+                <w:b w:val="0"/>
+                <w:i w:val="0"/>
+                <w:iCs w:val="0"/>
+                <w:caps w:val="0"/>
+                <w:color w:val="000000"/>
+                <w:spacing w:val="0"/>
+                <w:sz w:val="24"/>
+                <w:szCs w:val="24"/>
+                <w:shd w:val="clear" w:fill="FFFFFF"/>
+              </w:rPr>
+              <w:t>核对 TotalCharges 实际数据结构，改为数值转换后中位数填补，并保留 7,043 条样本。</w:t>
+            </w:r>
+          </w:p>
+        </w:tc>
+      </w:tr>
+      <w:tr>
+        <w:tblPrEx>
+          <w:tblBorders>
+            <w:top w:val="single" w:color="auto" w:sz="4" w:space="0"/>
+            <w:left w:val="single" w:color="auto" w:sz="4" w:space="0"/>
+            <w:bottom w:val="single" w:color="auto" w:sz="4" w:space="0"/>
+            <w:right w:val="single" w:color="auto" w:sz="4" w:space="0"/>
+            <w:insideH w:val="single" w:color="auto" w:sz="4" w:space="0"/>
+            <w:insideV w:val="single" w:color="auto" w:sz="4" w:space="0"/>
+          </w:tblBorders>
+          <w:tblCellMar>
+            <w:top w:w="0" w:type="dxa"/>
+            <w:left w:w="108" w:type="dxa"/>
+            <w:bottom w:w="0" w:type="dxa"/>
+            <w:right w:w="108" w:type="dxa"/>
+          </w:tblCellMar>
+        </w:tblPrEx>
+        <w:trPr>
+          <w:jc w:val="center"/>
+        </w:trPr>
+        <w:tc>
+          <w:tcPr>
+            <w:tcW w:w="1531" w:type="dxa"/>
+            <w:tcBorders>
+              <w:top w:val="single" w:color="000000" w:sz="4" w:space="0"/>
+              <w:left w:val="single" w:color="000000" w:sz="4" w:space="0"/>
+              <w:bottom w:val="single" w:color="000000" w:sz="4" w:space="0"/>
+              <w:right w:val="single" w:color="000000" w:sz="4" w:space="0"/>
+            </w:tcBorders>
+            <w:shd w:val="clear" w:color="auto" w:fill="FFFFFF"/>
+            <w:vAlign w:val="center"/>
+          </w:tcPr>
+          <w:p>
+            <w:pPr>
+              <w:pStyle w:val="6"/>
+              <w:keepNext w:val="0"/>
+              <w:keepLines w:val="0"/>
+              <w:pageBreakBefore w:val="0"/>
+              <w:widowControl/>
+              <w:suppressLineNumbers w:val="0"/>
+              <w:shd w:val="clear" w:fill="FFFFFF"/>
+              <w:kinsoku/>
+              <w:overflowPunct/>
+              <w:topLinePunct w:val="0"/>
+              <w:autoSpaceDE/>
+              <w:autoSpaceDN/>
+              <w:bidi w:val="0"/>
+              <w:adjustRightInd/>
+              <w:snapToGrid/>
+              <w:spacing w:before="160" w:beforeAutospacing="0" w:after="160" w:afterAutospacing="0" w:line="400" w:lineRule="atLeast"/>
+              <w:ind w:left="0" w:right="0" w:firstLine="0"/>
+              <w:textAlignment w:val="auto"/>
+              <w:rPr>
+                <w:rFonts w:hint="eastAsia" w:ascii="宋体" w:hAnsi="宋体" w:eastAsia="宋体" w:cs="宋体"/>
+                <w:b w:val="0"/>
+                <w:i w:val="0"/>
+                <w:iCs w:val="0"/>
+                <w:caps w:val="0"/>
+                <w:color w:val="000000"/>
+                <w:spacing w:val="0"/>
+                <w:sz w:val="24"/>
+                <w:szCs w:val="24"/>
+                <w:shd w:val="clear" w:fill="FFFFFF"/>
+              </w:rPr>
+            </w:pPr>
+            <w:r>
+              <w:rPr>
+                <w:rFonts w:hint="eastAsia" w:ascii="宋体" w:hAnsi="宋体" w:eastAsia="宋体" w:cs="宋体"/>
+                <w:b w:val="0"/>
+                <w:i w:val="0"/>
+                <w:iCs w:val="0"/>
+                <w:caps w:val="0"/>
+                <w:color w:val="000000"/>
+                <w:spacing w:val="0"/>
+                <w:sz w:val="24"/>
+                <w:szCs w:val="24"/>
+                <w:shd w:val="clear" w:fill="FFFFFF"/>
+              </w:rPr>
+              <w:t>类别不平衡</w:t>
+            </w:r>
+          </w:p>
+        </w:tc>
+        <w:tc>
+          <w:tcPr>
+            <w:tcW w:w="3780" w:type="dxa"/>
+            <w:tcBorders>
+              <w:top w:val="single" w:color="000000" w:sz="4" w:space="0"/>
+              <w:left w:val="single" w:color="000000" w:sz="4" w:space="0"/>
+              <w:bottom w:val="single" w:color="000000" w:sz="4" w:space="0"/>
+              <w:right w:val="single" w:color="000000" w:sz="4" w:space="0"/>
+            </w:tcBorders>
+            <w:shd w:val="clear" w:color="auto" w:fill="FFFFFF"/>
+            <w:vAlign w:val="center"/>
+          </w:tcPr>
+          <w:p>
+            <w:pPr>
+              <w:pStyle w:val="6"/>
+              <w:keepNext w:val="0"/>
+              <w:keepLines w:val="0"/>
+              <w:pageBreakBefore w:val="0"/>
+              <w:widowControl/>
+              <w:suppressLineNumbers w:val="0"/>
+              <w:shd w:val="clear" w:fill="FFFFFF"/>
+              <w:kinsoku/>
+              <w:overflowPunct/>
+              <w:topLinePunct w:val="0"/>
+              <w:autoSpaceDE/>
+              <w:autoSpaceDN/>
+              <w:bidi w:val="0"/>
+              <w:adjustRightInd/>
+              <w:snapToGrid/>
+              <w:spacing w:before="160" w:beforeAutospacing="0" w:after="160" w:afterAutospacing="0" w:line="400" w:lineRule="atLeast"/>
+              <w:ind w:left="0" w:right="0" w:firstLine="0"/>
+              <w:textAlignment w:val="auto"/>
+              <w:rPr>
+                <w:rFonts w:hint="eastAsia" w:ascii="宋体" w:hAnsi="宋体" w:eastAsia="宋体" w:cs="宋体"/>
+                <w:b w:val="0"/>
+                <w:i w:val="0"/>
+                <w:iCs w:val="0"/>
+                <w:caps w:val="0"/>
+                <w:color w:val="000000"/>
+                <w:spacing w:val="0"/>
+                <w:sz w:val="24"/>
+                <w:szCs w:val="24"/>
+                <w:shd w:val="clear" w:fill="FFFFFF"/>
+              </w:rPr>
+            </w:pPr>
+            <w:r>
+              <w:rPr>
+                <w:rFonts w:hint="eastAsia" w:ascii="宋体" w:hAnsi="宋体" w:eastAsia="宋体" w:cs="宋体"/>
+                <w:b w:val="0"/>
+                <w:i w:val="0"/>
+                <w:iCs w:val="0"/>
+                <w:caps w:val="0"/>
+                <w:color w:val="000000"/>
+                <w:spacing w:val="0"/>
+                <w:sz w:val="24"/>
+                <w:szCs w:val="24"/>
+                <w:shd w:val="clear" w:fill="FFFFFF"/>
+              </w:rPr>
+              <w:t>“如何用 SMOTE 处理客户流失数据集中的类别不平衡？”</w:t>
+            </w:r>
+          </w:p>
+        </w:tc>
+        <w:tc>
+          <w:tcPr>
+            <w:tcW w:w="3211" w:type="dxa"/>
+            <w:tcBorders>
+              <w:top w:val="single" w:color="000000" w:sz="4" w:space="0"/>
+              <w:left w:val="single" w:color="000000" w:sz="4" w:space="0"/>
+              <w:bottom w:val="single" w:color="000000" w:sz="4" w:space="0"/>
+              <w:right w:val="single" w:color="000000" w:sz="4" w:space="0"/>
+            </w:tcBorders>
+            <w:shd w:val="clear" w:color="auto" w:fill="FFFFFF"/>
+            <w:vAlign w:val="center"/>
+          </w:tcPr>
+          <w:p>
+            <w:pPr>
+              <w:pStyle w:val="6"/>
+              <w:keepNext w:val="0"/>
+              <w:keepLines w:val="0"/>
+              <w:pageBreakBefore w:val="0"/>
+              <w:widowControl/>
+              <w:suppressLineNumbers w:val="0"/>
+              <w:shd w:val="clear" w:fill="FFFFFF"/>
+              <w:kinsoku/>
+              <w:overflowPunct/>
+              <w:topLinePunct w:val="0"/>
+              <w:autoSpaceDE/>
+              <w:autoSpaceDN/>
+              <w:bidi w:val="0"/>
+              <w:adjustRightInd/>
+              <w:snapToGrid/>
+              <w:spacing w:before="160" w:beforeAutospacing="0" w:after="160" w:afterAutospacing="0" w:line="400" w:lineRule="atLeast"/>
+              <w:ind w:left="0" w:right="0" w:firstLine="0"/>
+              <w:textAlignment w:val="auto"/>
+              <w:rPr>
+                <w:rFonts w:hint="eastAsia" w:ascii="宋体" w:hAnsi="宋体" w:eastAsia="宋体" w:cs="宋体"/>
+                <w:b w:val="0"/>
+                <w:i w:val="0"/>
+                <w:iCs w:val="0"/>
+                <w:caps w:val="0"/>
+                <w:color w:val="000000"/>
+                <w:spacing w:val="0"/>
+                <w:sz w:val="24"/>
+                <w:szCs w:val="24"/>
+                <w:shd w:val="clear" w:fill="FFFFFF"/>
+              </w:rPr>
+            </w:pPr>
+            <w:r>
+              <w:rPr>
+                <w:rFonts w:hint="eastAsia" w:ascii="宋体" w:hAnsi="宋体" w:eastAsia="宋体" w:cs="宋体"/>
+                <w:b w:val="0"/>
+                <w:i w:val="0"/>
+                <w:iCs w:val="0"/>
+                <w:caps w:val="0"/>
+                <w:color w:val="000000"/>
+                <w:spacing w:val="0"/>
+                <w:sz w:val="24"/>
+                <w:szCs w:val="24"/>
+                <w:shd w:val="clear" w:fill="FFFFFF"/>
+              </w:rPr>
+              <w:t>发现原流程把 SMOTE 放在 GridSearchCV 外部存在潜在泄漏，将 SelectKBest、SMOTE、Scaler 与模型统一放入 Pipeline。</w:t>
+            </w:r>
+          </w:p>
+        </w:tc>
+      </w:tr>
+      <w:tr>
+        <w:tblPrEx>
+          <w:tblBorders>
+            <w:top w:val="single" w:color="auto" w:sz="4" w:space="0"/>
+            <w:left w:val="single" w:color="auto" w:sz="4" w:space="0"/>
+            <w:bottom w:val="single" w:color="auto" w:sz="4" w:space="0"/>
+            <w:right w:val="single" w:color="auto" w:sz="4" w:space="0"/>
+            <w:insideH w:val="single" w:color="auto" w:sz="4" w:space="0"/>
+            <w:insideV w:val="single" w:color="auto" w:sz="4" w:space="0"/>
+          </w:tblBorders>
+          <w:tblCellMar>
+            <w:top w:w="0" w:type="dxa"/>
+            <w:left w:w="108" w:type="dxa"/>
+            <w:bottom w:w="0" w:type="dxa"/>
+            <w:right w:w="108" w:type="dxa"/>
+          </w:tblCellMar>
+        </w:tblPrEx>
+        <w:trPr>
+          <w:jc w:val="center"/>
+        </w:trPr>
+        <w:tc>
+          <w:tcPr>
+            <w:tcW w:w="1531" w:type="dxa"/>
+            <w:tcBorders>
+              <w:top w:val="single" w:color="000000" w:sz="4" w:space="0"/>
+              <w:left w:val="single" w:color="000000" w:sz="4" w:space="0"/>
+              <w:bottom w:val="single" w:color="000000" w:sz="4" w:space="0"/>
+              <w:right w:val="single" w:color="000000" w:sz="4" w:space="0"/>
+            </w:tcBorders>
+            <w:shd w:val="clear" w:color="auto" w:fill="FFFFFF"/>
+            <w:vAlign w:val="center"/>
+          </w:tcPr>
+          <w:p>
+            <w:pPr>
+              <w:pStyle w:val="6"/>
+              <w:keepNext w:val="0"/>
+              <w:keepLines w:val="0"/>
+              <w:pageBreakBefore w:val="0"/>
+              <w:widowControl/>
+              <w:suppressLineNumbers w:val="0"/>
+              <w:shd w:val="clear" w:fill="FFFFFF"/>
+              <w:kinsoku/>
+              <w:overflowPunct/>
+              <w:topLinePunct w:val="0"/>
+              <w:autoSpaceDE/>
+              <w:autoSpaceDN/>
+              <w:bidi w:val="0"/>
+              <w:adjustRightInd/>
+              <w:snapToGrid/>
+              <w:spacing w:before="160" w:beforeAutospacing="0" w:after="160" w:afterAutospacing="0" w:line="400" w:lineRule="atLeast"/>
+              <w:ind w:left="0" w:right="0" w:firstLine="0"/>
+              <w:textAlignment w:val="auto"/>
+              <w:rPr>
+                <w:rFonts w:hint="eastAsia" w:ascii="宋体" w:hAnsi="宋体" w:eastAsia="宋体" w:cs="宋体"/>
+                <w:b w:val="0"/>
+                <w:i w:val="0"/>
+                <w:iCs w:val="0"/>
+                <w:caps w:val="0"/>
+                <w:color w:val="000000"/>
+                <w:spacing w:val="0"/>
+                <w:sz w:val="24"/>
+                <w:szCs w:val="24"/>
+                <w:shd w:val="clear" w:fill="FFFFFF"/>
+              </w:rPr>
+            </w:pPr>
+            <w:r>
+              <w:rPr>
+                <w:rFonts w:hint="eastAsia" w:ascii="宋体" w:hAnsi="宋体" w:eastAsia="宋体" w:cs="宋体"/>
+                <w:b w:val="0"/>
+                <w:i w:val="0"/>
+                <w:iCs w:val="0"/>
+                <w:caps w:val="0"/>
+                <w:color w:val="000000"/>
+                <w:spacing w:val="0"/>
+                <w:sz w:val="24"/>
+                <w:szCs w:val="24"/>
+                <w:shd w:val="clear" w:fill="FFFFFF"/>
+              </w:rPr>
+              <w:t>模型评估</w:t>
+            </w:r>
+          </w:p>
+        </w:tc>
+        <w:tc>
+          <w:tcPr>
+            <w:tcW w:w="3780" w:type="dxa"/>
+            <w:tcBorders>
+              <w:top w:val="single" w:color="000000" w:sz="4" w:space="0"/>
+              <w:left w:val="single" w:color="000000" w:sz="4" w:space="0"/>
+              <w:bottom w:val="single" w:color="000000" w:sz="4" w:space="0"/>
+              <w:right w:val="single" w:color="000000" w:sz="4" w:space="0"/>
+            </w:tcBorders>
+            <w:shd w:val="clear" w:color="auto" w:fill="FFFFFF"/>
+            <w:vAlign w:val="center"/>
+          </w:tcPr>
+          <w:p>
+            <w:pPr>
+              <w:pStyle w:val="6"/>
+              <w:keepNext w:val="0"/>
+              <w:keepLines w:val="0"/>
+              <w:pageBreakBefore w:val="0"/>
+              <w:widowControl/>
+              <w:suppressLineNumbers w:val="0"/>
+              <w:shd w:val="clear" w:fill="FFFFFF"/>
+              <w:kinsoku/>
+              <w:overflowPunct/>
+              <w:topLinePunct w:val="0"/>
+              <w:autoSpaceDE/>
+              <w:autoSpaceDN/>
+              <w:bidi w:val="0"/>
+              <w:adjustRightInd/>
+              <w:snapToGrid/>
+              <w:spacing w:before="160" w:beforeAutospacing="0" w:after="160" w:afterAutospacing="0" w:line="400" w:lineRule="atLeast"/>
+              <w:ind w:left="0" w:right="0" w:firstLine="0"/>
+              <w:textAlignment w:val="auto"/>
+              <w:rPr>
+                <w:rFonts w:hint="eastAsia" w:ascii="宋体" w:hAnsi="宋体" w:eastAsia="宋体" w:cs="宋体"/>
+                <w:b w:val="0"/>
+                <w:i w:val="0"/>
+                <w:iCs w:val="0"/>
+                <w:caps w:val="0"/>
+                <w:color w:val="000000"/>
+                <w:spacing w:val="0"/>
+                <w:sz w:val="24"/>
+                <w:szCs w:val="24"/>
+                <w:shd w:val="clear" w:fill="FFFFFF"/>
+              </w:rPr>
+            </w:pPr>
+            <w:r>
+              <w:rPr>
+                <w:rFonts w:hint="eastAsia" w:ascii="宋体" w:hAnsi="宋体" w:eastAsia="宋体" w:cs="宋体"/>
+                <w:b w:val="0"/>
+                <w:i w:val="0"/>
+                <w:iCs w:val="0"/>
+                <w:caps w:val="0"/>
+                <w:color w:val="000000"/>
+                <w:spacing w:val="0"/>
+                <w:sz w:val="24"/>
+                <w:szCs w:val="24"/>
+                <w:shd w:val="clear" w:fill="FFFFFF"/>
+              </w:rPr>
+              <w:t>“比较五种分类模型并给出 Accuracy、Precision、Recall、F1、ROC-AUC。”</w:t>
+            </w:r>
+          </w:p>
+        </w:tc>
+        <w:tc>
+          <w:tcPr>
+            <w:tcW w:w="3211" w:type="dxa"/>
+            <w:tcBorders>
+              <w:top w:val="single" w:color="000000" w:sz="4" w:space="0"/>
+              <w:left w:val="single" w:color="000000" w:sz="4" w:space="0"/>
+              <w:bottom w:val="single" w:color="000000" w:sz="4" w:space="0"/>
+              <w:right w:val="single" w:color="000000" w:sz="4" w:space="0"/>
+            </w:tcBorders>
+            <w:shd w:val="clear" w:color="auto" w:fill="FFFFFF"/>
+            <w:vAlign w:val="center"/>
+          </w:tcPr>
+          <w:p>
+            <w:pPr>
+              <w:pStyle w:val="6"/>
+              <w:keepNext w:val="0"/>
+              <w:keepLines w:val="0"/>
+              <w:pageBreakBefore w:val="0"/>
+              <w:widowControl/>
+              <w:suppressLineNumbers w:val="0"/>
+              <w:shd w:val="clear" w:fill="FFFFFF"/>
+              <w:kinsoku/>
+              <w:overflowPunct/>
+              <w:topLinePunct w:val="0"/>
+              <w:autoSpaceDE/>
+              <w:autoSpaceDN/>
+              <w:bidi w:val="0"/>
+              <w:adjustRightInd/>
+              <w:snapToGrid/>
+              <w:spacing w:before="160" w:beforeAutospacing="0" w:after="160" w:afterAutospacing="0" w:line="400" w:lineRule="atLeast"/>
+              <w:ind w:left="0" w:right="0" w:firstLine="0"/>
+              <w:textAlignment w:val="auto"/>
+              <w:rPr>
+                <w:rFonts w:hint="eastAsia" w:ascii="宋体" w:hAnsi="宋体" w:eastAsia="宋体" w:cs="宋体"/>
+                <w:b w:val="0"/>
+                <w:i w:val="0"/>
+                <w:iCs w:val="0"/>
+                <w:caps w:val="0"/>
+                <w:color w:val="000000"/>
+                <w:spacing w:val="0"/>
+                <w:sz w:val="24"/>
+                <w:szCs w:val="24"/>
+                <w:shd w:val="clear" w:fill="FFFFFF"/>
+              </w:rPr>
+            </w:pPr>
+            <w:r>
+              <w:rPr>
+                <w:rFonts w:hint="eastAsia" w:ascii="宋体" w:hAnsi="宋体" w:eastAsia="宋体" w:cs="宋体"/>
+                <w:b w:val="0"/>
+                <w:i w:val="0"/>
+                <w:iCs w:val="0"/>
+                <w:caps w:val="0"/>
+                <w:color w:val="000000"/>
+                <w:spacing w:val="0"/>
+                <w:sz w:val="24"/>
+                <w:szCs w:val="24"/>
+                <w:shd w:val="clear" w:fill="FFFFFF"/>
+              </w:rPr>
+              <w:t>统一测试集、随机种子和 F1 排序规则，所有报告指标直接取最终 model_performance.csv。</w:t>
+            </w:r>
+          </w:p>
+        </w:tc>
+      </w:tr>
+      <w:tr>
+        <w:tblPrEx>
+          <w:tblBorders>
+            <w:top w:val="single" w:color="auto" w:sz="4" w:space="0"/>
+            <w:left w:val="single" w:color="auto" w:sz="4" w:space="0"/>
+            <w:bottom w:val="single" w:color="auto" w:sz="4" w:space="0"/>
+            <w:right w:val="single" w:color="auto" w:sz="4" w:space="0"/>
+            <w:insideH w:val="single" w:color="auto" w:sz="4" w:space="0"/>
+            <w:insideV w:val="single" w:color="auto" w:sz="4" w:space="0"/>
+          </w:tblBorders>
+          <w:tblCellMar>
+            <w:top w:w="0" w:type="dxa"/>
+            <w:left w:w="108" w:type="dxa"/>
+            <w:bottom w:w="0" w:type="dxa"/>
+            <w:right w:w="108" w:type="dxa"/>
+          </w:tblCellMar>
+        </w:tblPrEx>
+        <w:trPr>
+          <w:jc w:val="center"/>
+        </w:trPr>
+        <w:tc>
+          <w:tcPr>
+            <w:tcW w:w="1531" w:type="dxa"/>
+            <w:tcBorders>
+              <w:top w:val="single" w:color="000000" w:sz="4" w:space="0"/>
+              <w:left w:val="single" w:color="000000" w:sz="4" w:space="0"/>
+              <w:bottom w:val="single" w:color="000000" w:sz="4" w:space="0"/>
+              <w:right w:val="single" w:color="000000" w:sz="4" w:space="0"/>
+            </w:tcBorders>
+            <w:shd w:val="clear" w:color="auto" w:fill="FFFFFF"/>
+            <w:vAlign w:val="center"/>
+          </w:tcPr>
+          <w:p>
+            <w:pPr>
+              <w:pStyle w:val="6"/>
+              <w:keepNext w:val="0"/>
+              <w:keepLines w:val="0"/>
+              <w:pageBreakBefore w:val="0"/>
+              <w:widowControl/>
+              <w:suppressLineNumbers w:val="0"/>
+              <w:shd w:val="clear" w:fill="FFFFFF"/>
+              <w:kinsoku/>
+              <w:overflowPunct/>
+              <w:topLinePunct w:val="0"/>
+              <w:autoSpaceDE/>
+              <w:autoSpaceDN/>
+              <w:bidi w:val="0"/>
+              <w:adjustRightInd/>
+              <w:snapToGrid/>
+              <w:spacing w:before="160" w:beforeAutospacing="0" w:after="160" w:afterAutospacing="0" w:line="400" w:lineRule="atLeast"/>
+              <w:ind w:left="0" w:right="0" w:firstLine="0"/>
+              <w:textAlignment w:val="auto"/>
+              <w:rPr>
+                <w:rFonts w:hint="eastAsia" w:ascii="宋体" w:hAnsi="宋体" w:eastAsia="宋体" w:cs="宋体"/>
+                <w:b w:val="0"/>
+                <w:i w:val="0"/>
+                <w:iCs w:val="0"/>
+                <w:caps w:val="0"/>
+                <w:color w:val="000000"/>
+                <w:spacing w:val="0"/>
+                <w:sz w:val="24"/>
+                <w:szCs w:val="24"/>
+                <w:shd w:val="clear" w:fill="FFFFFF"/>
+              </w:rPr>
+            </w:pPr>
+            <w:r>
+              <w:rPr>
+                <w:rFonts w:hint="eastAsia" w:ascii="宋体" w:hAnsi="宋体" w:eastAsia="宋体" w:cs="宋体"/>
+                <w:b w:val="0"/>
+                <w:i w:val="0"/>
+                <w:iCs w:val="0"/>
+                <w:caps w:val="0"/>
+                <w:color w:val="000000"/>
+                <w:spacing w:val="0"/>
+                <w:sz w:val="24"/>
+                <w:szCs w:val="24"/>
+                <w:shd w:val="clear" w:fill="FFFFFF"/>
+              </w:rPr>
+              <w:t>模型解释</w:t>
+            </w:r>
+          </w:p>
+        </w:tc>
+        <w:tc>
+          <w:tcPr>
+            <w:tcW w:w="3780" w:type="dxa"/>
+            <w:tcBorders>
+              <w:top w:val="single" w:color="000000" w:sz="4" w:space="0"/>
+              <w:left w:val="single" w:color="000000" w:sz="4" w:space="0"/>
+              <w:bottom w:val="single" w:color="000000" w:sz="4" w:space="0"/>
+              <w:right w:val="single" w:color="000000" w:sz="4" w:space="0"/>
+            </w:tcBorders>
+            <w:shd w:val="clear" w:color="auto" w:fill="FFFFFF"/>
+            <w:vAlign w:val="center"/>
+          </w:tcPr>
+          <w:p>
+            <w:pPr>
+              <w:pStyle w:val="6"/>
+              <w:keepNext w:val="0"/>
+              <w:keepLines w:val="0"/>
+              <w:pageBreakBefore w:val="0"/>
+              <w:widowControl/>
+              <w:suppressLineNumbers w:val="0"/>
+              <w:shd w:val="clear" w:fill="FFFFFF"/>
+              <w:kinsoku/>
+              <w:overflowPunct/>
+              <w:topLinePunct w:val="0"/>
+              <w:autoSpaceDE/>
+              <w:autoSpaceDN/>
+              <w:bidi w:val="0"/>
+              <w:adjustRightInd/>
+              <w:snapToGrid/>
+              <w:spacing w:before="160" w:beforeAutospacing="0" w:after="160" w:afterAutospacing="0" w:line="400" w:lineRule="atLeast"/>
+              <w:ind w:left="0" w:right="0" w:firstLine="0"/>
+              <w:textAlignment w:val="auto"/>
+              <w:rPr>
+                <w:rFonts w:hint="eastAsia" w:ascii="宋体" w:hAnsi="宋体" w:eastAsia="宋体" w:cs="宋体"/>
+                <w:b w:val="0"/>
+                <w:i w:val="0"/>
+                <w:iCs w:val="0"/>
+                <w:caps w:val="0"/>
+                <w:color w:val="000000"/>
+                <w:spacing w:val="0"/>
+                <w:sz w:val="24"/>
+                <w:szCs w:val="24"/>
+                <w:shd w:val="clear" w:fill="FFFFFF"/>
+              </w:rPr>
+            </w:pPr>
+            <w:r>
+              <w:rPr>
+                <w:rFonts w:hint="eastAsia" w:ascii="宋体" w:hAnsi="宋体" w:eastAsia="宋体" w:cs="宋体"/>
+                <w:b w:val="0"/>
+                <w:i w:val="0"/>
+                <w:iCs w:val="0"/>
+                <w:caps w:val="0"/>
+                <w:color w:val="000000"/>
+                <w:spacing w:val="0"/>
+                <w:sz w:val="24"/>
+                <w:szCs w:val="24"/>
+                <w:shd w:val="clear" w:fill="FFFFFF"/>
+              </w:rPr>
+              <w:t>“请解释 SHAP 在客户流失预测中的应用。”</w:t>
+            </w:r>
+          </w:p>
+        </w:tc>
+        <w:tc>
+          <w:tcPr>
+            <w:tcW w:w="3211" w:type="dxa"/>
+            <w:tcBorders>
+              <w:top w:val="single" w:color="000000" w:sz="4" w:space="0"/>
+              <w:left w:val="single" w:color="000000" w:sz="4" w:space="0"/>
+              <w:bottom w:val="single" w:color="000000" w:sz="4" w:space="0"/>
+              <w:right w:val="single" w:color="000000" w:sz="4" w:space="0"/>
+            </w:tcBorders>
+            <w:shd w:val="clear" w:color="auto" w:fill="FFFFFF"/>
+            <w:vAlign w:val="center"/>
+          </w:tcPr>
+          <w:p>
+            <w:pPr>
+              <w:pStyle w:val="6"/>
+              <w:keepNext w:val="0"/>
+              <w:keepLines w:val="0"/>
+              <w:pageBreakBefore w:val="0"/>
+              <w:widowControl/>
+              <w:suppressLineNumbers w:val="0"/>
+              <w:shd w:val="clear" w:fill="FFFFFF"/>
+              <w:kinsoku/>
+              <w:overflowPunct/>
+              <w:topLinePunct w:val="0"/>
+              <w:autoSpaceDE/>
+              <w:autoSpaceDN/>
+              <w:bidi w:val="0"/>
+              <w:adjustRightInd/>
+              <w:snapToGrid/>
+              <w:spacing w:before="160" w:beforeAutospacing="0" w:after="160" w:afterAutospacing="0" w:line="400" w:lineRule="atLeast"/>
+              <w:ind w:left="0" w:right="0" w:firstLine="0"/>
+              <w:textAlignment w:val="auto"/>
+              <w:rPr>
+                <w:rFonts w:hint="eastAsia" w:ascii="宋体" w:hAnsi="宋体" w:eastAsia="宋体" w:cs="宋体"/>
+                <w:b w:val="0"/>
+                <w:i w:val="0"/>
+                <w:iCs w:val="0"/>
+                <w:caps w:val="0"/>
+                <w:color w:val="000000"/>
+                <w:spacing w:val="0"/>
+                <w:sz w:val="24"/>
+                <w:szCs w:val="24"/>
+                <w:shd w:val="clear" w:fill="FFFFFF"/>
+              </w:rPr>
+            </w:pPr>
+            <w:r>
+              <w:rPr>
+                <w:rFonts w:hint="eastAsia" w:ascii="宋体" w:hAnsi="宋体" w:eastAsia="宋体" w:cs="宋体"/>
+                <w:b w:val="0"/>
+                <w:i w:val="0"/>
+                <w:iCs w:val="0"/>
+                <w:caps w:val="0"/>
+                <w:color w:val="000000"/>
+                <w:spacing w:val="0"/>
+                <w:sz w:val="24"/>
+                <w:szCs w:val="24"/>
+                <w:shd w:val="clear" w:fill="FFFFFF"/>
+              </w:rPr>
+              <w:t>只对最终最佳树模型进行 SHAP；若最佳模型为线性/SVM，则改用置换重要性。</w:t>
+            </w:r>
+          </w:p>
+        </w:tc>
+      </w:tr>
+      <w:tr>
+        <w:tblPrEx>
+          <w:tblBorders>
+            <w:top w:val="single" w:color="auto" w:sz="4" w:space="0"/>
+            <w:left w:val="single" w:color="auto" w:sz="4" w:space="0"/>
+            <w:bottom w:val="single" w:color="auto" w:sz="4" w:space="0"/>
+            <w:right w:val="single" w:color="auto" w:sz="4" w:space="0"/>
+            <w:insideH w:val="single" w:color="auto" w:sz="4" w:space="0"/>
+            <w:insideV w:val="single" w:color="auto" w:sz="4" w:space="0"/>
+          </w:tblBorders>
+          <w:tblCellMar>
+            <w:top w:w="0" w:type="dxa"/>
+            <w:left w:w="108" w:type="dxa"/>
+            <w:bottom w:w="0" w:type="dxa"/>
+            <w:right w:w="108" w:type="dxa"/>
+          </w:tblCellMar>
+        </w:tblPrEx>
+        <w:trPr>
+          <w:jc w:val="center"/>
+        </w:trPr>
+        <w:tc>
+          <w:tcPr>
+            <w:tcW w:w="1531" w:type="dxa"/>
+            <w:tcBorders>
+              <w:top w:val="single" w:color="000000" w:sz="4" w:space="0"/>
+              <w:left w:val="single" w:color="000000" w:sz="4" w:space="0"/>
+              <w:bottom w:val="single" w:color="000000" w:sz="4" w:space="0"/>
+              <w:right w:val="single" w:color="000000" w:sz="4" w:space="0"/>
+            </w:tcBorders>
+            <w:shd w:val="clear" w:color="auto" w:fill="FFFFFF"/>
+            <w:vAlign w:val="center"/>
+          </w:tcPr>
+          <w:p>
+            <w:pPr>
+              <w:pStyle w:val="6"/>
+              <w:keepNext w:val="0"/>
+              <w:keepLines w:val="0"/>
+              <w:pageBreakBefore w:val="0"/>
+              <w:widowControl/>
+              <w:suppressLineNumbers w:val="0"/>
+              <w:shd w:val="clear" w:fill="FFFFFF"/>
+              <w:kinsoku/>
+              <w:overflowPunct/>
+              <w:topLinePunct w:val="0"/>
+              <w:autoSpaceDE/>
+              <w:autoSpaceDN/>
+              <w:bidi w:val="0"/>
+              <w:adjustRightInd/>
+              <w:snapToGrid/>
+              <w:spacing w:before="160" w:beforeAutospacing="0" w:after="160" w:afterAutospacing="0" w:line="400" w:lineRule="atLeast"/>
+              <w:ind w:left="0" w:right="0" w:firstLine="0"/>
+              <w:textAlignment w:val="auto"/>
+              <w:rPr>
+                <w:rFonts w:hint="eastAsia" w:ascii="宋体" w:hAnsi="宋体" w:eastAsia="宋体" w:cs="宋体"/>
+                <w:b w:val="0"/>
+                <w:i w:val="0"/>
+                <w:iCs w:val="0"/>
+                <w:caps w:val="0"/>
+                <w:color w:val="000000"/>
+                <w:spacing w:val="0"/>
+                <w:sz w:val="24"/>
+                <w:szCs w:val="24"/>
+                <w:shd w:val="clear" w:fill="FFFFFF"/>
+              </w:rPr>
+            </w:pPr>
+            <w:r>
+              <w:rPr>
+                <w:rFonts w:hint="eastAsia" w:ascii="宋体" w:hAnsi="宋体" w:eastAsia="宋体" w:cs="宋体"/>
+                <w:b w:val="0"/>
+                <w:i w:val="0"/>
+                <w:iCs w:val="0"/>
+                <w:caps w:val="0"/>
+                <w:color w:val="000000"/>
+                <w:spacing w:val="0"/>
+                <w:sz w:val="24"/>
+                <w:szCs w:val="24"/>
+                <w:shd w:val="clear" w:fill="FFFFFF"/>
+              </w:rPr>
+              <w:t>文档与答辩</w:t>
+            </w:r>
+          </w:p>
+        </w:tc>
+        <w:tc>
+          <w:tcPr>
+            <w:tcW w:w="3780" w:type="dxa"/>
+            <w:tcBorders>
+              <w:top w:val="single" w:color="000000" w:sz="4" w:space="0"/>
+              <w:left w:val="single" w:color="000000" w:sz="4" w:space="0"/>
+              <w:bottom w:val="single" w:color="000000" w:sz="4" w:space="0"/>
+              <w:right w:val="single" w:color="000000" w:sz="4" w:space="0"/>
+            </w:tcBorders>
+            <w:shd w:val="clear" w:color="auto" w:fill="FFFFFF"/>
+            <w:vAlign w:val="center"/>
+          </w:tcPr>
+          <w:p>
+            <w:pPr>
+              <w:pStyle w:val="6"/>
+              <w:keepNext w:val="0"/>
+              <w:keepLines w:val="0"/>
+              <w:pageBreakBefore w:val="0"/>
+              <w:widowControl/>
+              <w:suppressLineNumbers w:val="0"/>
+              <w:shd w:val="clear" w:fill="FFFFFF"/>
+              <w:kinsoku/>
+              <w:overflowPunct/>
+              <w:topLinePunct w:val="0"/>
+              <w:autoSpaceDE/>
+              <w:autoSpaceDN/>
+              <w:bidi w:val="0"/>
+              <w:adjustRightInd/>
+              <w:snapToGrid/>
+              <w:spacing w:before="160" w:beforeAutospacing="0" w:after="160" w:afterAutospacing="0" w:line="400" w:lineRule="atLeast"/>
+              <w:ind w:left="0" w:right="0" w:firstLine="0"/>
+              <w:textAlignment w:val="auto"/>
+              <w:rPr>
+                <w:rFonts w:hint="eastAsia" w:ascii="宋体" w:hAnsi="宋体" w:eastAsia="宋体" w:cs="宋体"/>
+                <w:b w:val="0"/>
+                <w:i w:val="0"/>
+                <w:iCs w:val="0"/>
+                <w:caps w:val="0"/>
+                <w:color w:val="000000"/>
+                <w:spacing w:val="0"/>
+                <w:sz w:val="24"/>
+                <w:szCs w:val="24"/>
+                <w:shd w:val="clear" w:fill="FFFFFF"/>
+              </w:rPr>
+            </w:pPr>
+            <w:r>
+              <w:rPr>
+                <w:rFonts w:hint="eastAsia" w:ascii="宋体" w:hAnsi="宋体" w:eastAsia="宋体" w:cs="宋体"/>
+                <w:b w:val="0"/>
+                <w:i w:val="0"/>
+                <w:iCs w:val="0"/>
+                <w:caps w:val="0"/>
+                <w:color w:val="000000"/>
+                <w:spacing w:val="0"/>
+                <w:sz w:val="24"/>
+                <w:szCs w:val="24"/>
+                <w:shd w:val="clear" w:fill="FFFFFF"/>
+              </w:rPr>
+              <w:t>“将项目代码结果整理成课程报告和 PPT。”</w:t>
+            </w:r>
+          </w:p>
+        </w:tc>
+        <w:tc>
+          <w:tcPr>
+            <w:tcW w:w="3211" w:type="dxa"/>
+            <w:tcBorders>
+              <w:top w:val="single" w:color="000000" w:sz="4" w:space="0"/>
+              <w:left w:val="single" w:color="000000" w:sz="4" w:space="0"/>
+              <w:bottom w:val="single" w:color="000000" w:sz="4" w:space="0"/>
+              <w:right w:val="single" w:color="000000" w:sz="4" w:space="0"/>
+            </w:tcBorders>
+            <w:shd w:val="clear" w:color="auto" w:fill="FFFFFF"/>
+            <w:vAlign w:val="center"/>
+          </w:tcPr>
+          <w:p>
+            <w:pPr>
+              <w:pStyle w:val="6"/>
+              <w:keepNext w:val="0"/>
+              <w:keepLines w:val="0"/>
+              <w:pageBreakBefore w:val="0"/>
+              <w:widowControl/>
+              <w:suppressLineNumbers w:val="0"/>
+              <w:shd w:val="clear" w:fill="FFFFFF"/>
+              <w:kinsoku/>
+              <w:overflowPunct/>
+              <w:topLinePunct w:val="0"/>
+              <w:autoSpaceDE/>
+              <w:autoSpaceDN/>
+              <w:bidi w:val="0"/>
+              <w:adjustRightInd/>
+              <w:snapToGrid/>
+              <w:spacing w:before="160" w:beforeAutospacing="0" w:after="160" w:afterAutospacing="0" w:line="400" w:lineRule="atLeast"/>
+              <w:ind w:left="0" w:right="0" w:firstLine="0"/>
+              <w:textAlignment w:val="auto"/>
+              <w:rPr>
+                <w:rFonts w:hint="eastAsia" w:ascii="宋体" w:hAnsi="宋体" w:eastAsia="宋体" w:cs="宋体"/>
+                <w:b w:val="0"/>
+                <w:i w:val="0"/>
+                <w:iCs w:val="0"/>
+                <w:caps w:val="0"/>
+                <w:color w:val="000000"/>
+                <w:spacing w:val="0"/>
+                <w:sz w:val="24"/>
+                <w:szCs w:val="24"/>
+                <w:shd w:val="clear" w:fill="FFFFFF"/>
+              </w:rPr>
+            </w:pPr>
+            <w:r>
+              <w:rPr>
+                <w:rFonts w:hint="eastAsia" w:ascii="宋体" w:hAnsi="宋体" w:eastAsia="宋体" w:cs="宋体"/>
+                <w:b w:val="0"/>
+                <w:i w:val="0"/>
+                <w:iCs w:val="0"/>
+                <w:caps w:val="0"/>
+                <w:color w:val="000000"/>
+                <w:spacing w:val="0"/>
+                <w:sz w:val="24"/>
+                <w:szCs w:val="24"/>
+                <w:shd w:val="clear" w:fill="FFFFFF"/>
+              </w:rPr>
+              <w:t>逐项核对代码、图表、指标和文字，删除原 PPT 中与最终运行结果冲突的 LightGBM 最优表述。</w:t>
+            </w:r>
+          </w:p>
+        </w:tc>
+      </w:tr>
+    </w:tbl>
     <w:p>
       <w:pPr>
         <w:pStyle w:val="6"/>
@@ -26810,238 +29043,7 @@
           <w:szCs w:val="24"/>
           <w:shd w:val="clear" w:fill="FFFFFF"/>
         </w:rPr>
-        <w:t>·“如何用SMOTE处理电信客户流失数据集中的类别不平衡问题？”</w:t>
-      </w:r>
-    </w:p>
-    <w:p>
-      <w:pPr>
-        <w:pStyle w:val="6"/>
-        <w:keepNext w:val="0"/>
-        <w:keepLines w:val="0"/>
-        <w:pageBreakBefore w:val="0"/>
-        <w:widowControl/>
-        <w:suppressLineNumbers w:val="0"/>
-        <w:shd w:val="clear" w:fill="FFFFFF"/>
-        <w:kinsoku/>
-        <w:overflowPunct/>
-        <w:topLinePunct w:val="0"/>
-        <w:autoSpaceDE/>
-        <w:autoSpaceDN/>
-        <w:bidi w:val="0"/>
-        <w:adjustRightInd/>
-        <w:snapToGrid/>
-        <w:spacing w:before="160" w:beforeAutospacing="0" w:after="160" w:afterAutospacing="0" w:line="400" w:lineRule="atLeast"/>
-        <w:ind w:left="0" w:right="0" w:firstLine="0"/>
-        <w:textAlignment w:val="auto"/>
-        <w:rPr>
-          <w:rFonts w:hint="eastAsia" w:ascii="宋体" w:hAnsi="宋体" w:eastAsia="宋体" w:cs="宋体"/>
-          <w:i w:val="0"/>
-          <w:iCs w:val="0"/>
-          <w:caps w:val="0"/>
-          <w:color w:val="0F1115"/>
-          <w:spacing w:val="0"/>
-          <w:sz w:val="24"/>
-          <w:szCs w:val="24"/>
-          <w:shd w:val="clear" w:fill="FFFFFF"/>
-        </w:rPr>
-      </w:pPr>
-      <w:r>
-        <w:rPr>
-          <w:rFonts w:hint="eastAsia" w:ascii="宋体" w:hAnsi="宋体" w:eastAsia="宋体" w:cs="宋体"/>
-          <w:i w:val="0"/>
-          <w:iCs w:val="0"/>
-          <w:caps w:val="0"/>
-          <w:color w:val="0F1115"/>
-          <w:spacing w:val="0"/>
-          <w:sz w:val="24"/>
-          <w:szCs w:val="24"/>
-          <w:shd w:val="clear" w:fill="FFFFFF"/>
-        </w:rPr>
-        <w:t>·“请解释SHAP值在客户流失预测模型中的应用方法”</w:t>
-      </w:r>
-    </w:p>
-    <w:p>
-      <w:pPr>
-        <w:pStyle w:val="6"/>
-        <w:keepNext w:val="0"/>
-        <w:keepLines w:val="0"/>
-        <w:pageBreakBefore w:val="0"/>
-        <w:widowControl/>
-        <w:suppressLineNumbers w:val="0"/>
-        <w:shd w:val="clear" w:fill="FFFFFF"/>
-        <w:kinsoku/>
-        <w:overflowPunct/>
-        <w:topLinePunct w:val="0"/>
-        <w:autoSpaceDE/>
-        <w:autoSpaceDN/>
-        <w:bidi w:val="0"/>
-        <w:adjustRightInd/>
-        <w:snapToGrid/>
-        <w:spacing w:before="160" w:beforeAutospacing="0" w:after="160" w:afterAutospacing="0" w:line="400" w:lineRule="atLeast"/>
-        <w:ind w:left="0" w:right="0" w:firstLine="0"/>
-        <w:textAlignment w:val="auto"/>
-        <w:rPr>
-          <w:rFonts w:hint="eastAsia" w:ascii="宋体" w:hAnsi="宋体" w:eastAsia="宋体" w:cs="宋体"/>
-          <w:sz w:val="24"/>
-          <w:szCs w:val="24"/>
-        </w:rPr>
-      </w:pPr>
-      <w:r>
-        <w:rPr>
-          <w:rFonts w:hint="eastAsia" w:ascii="宋体" w:hAnsi="宋体" w:eastAsia="宋体" w:cs="宋体"/>
-          <w:b/>
-          <w:bCs/>
-          <w:i w:val="0"/>
-          <w:iCs w:val="0"/>
-          <w:caps w:val="0"/>
-          <w:color w:val="0F1115"/>
-          <w:spacing w:val="0"/>
-          <w:sz w:val="24"/>
-          <w:szCs w:val="24"/>
-          <w:shd w:val="clear" w:fill="FFFFFF"/>
-        </w:rPr>
-        <w:t>AI生成内容与人工优化：</w:t>
-      </w:r>
-    </w:p>
-    <w:p>
-      <w:pPr>
-        <w:pStyle w:val="6"/>
-        <w:keepNext w:val="0"/>
-        <w:keepLines w:val="0"/>
-        <w:pageBreakBefore w:val="0"/>
-        <w:widowControl/>
-        <w:suppressLineNumbers w:val="0"/>
-        <w:shd w:val="clear" w:fill="FFFFFF"/>
-        <w:kinsoku/>
-        <w:overflowPunct/>
-        <w:topLinePunct w:val="0"/>
-        <w:autoSpaceDE/>
-        <w:autoSpaceDN/>
-        <w:bidi w:val="0"/>
-        <w:adjustRightInd/>
-        <w:snapToGrid/>
-        <w:spacing w:before="160" w:beforeAutospacing="0" w:after="160" w:afterAutospacing="0" w:line="400" w:lineRule="atLeast"/>
-        <w:ind w:left="0" w:right="0" w:firstLine="0"/>
-        <w:textAlignment w:val="auto"/>
-        <w:rPr>
-          <w:rFonts w:hint="eastAsia" w:ascii="宋体" w:hAnsi="宋体" w:eastAsia="宋体" w:cs="宋体"/>
-          <w:i w:val="0"/>
-          <w:iCs w:val="0"/>
-          <w:caps w:val="0"/>
-          <w:color w:val="0F1115"/>
-          <w:spacing w:val="0"/>
-          <w:sz w:val="24"/>
-          <w:szCs w:val="24"/>
-          <w:shd w:val="clear" w:fill="FFFFFF"/>
-        </w:rPr>
-      </w:pPr>
-      <w:r>
-        <w:rPr>
-          <w:rFonts w:hint="eastAsia" w:ascii="宋体" w:hAnsi="宋体" w:eastAsia="宋体" w:cs="宋体"/>
-          <w:i w:val="0"/>
-          <w:iCs w:val="0"/>
-          <w:caps w:val="0"/>
-          <w:color w:val="0F1115"/>
-          <w:spacing w:val="0"/>
-          <w:sz w:val="24"/>
-          <w:szCs w:val="24"/>
-          <w:shd w:val="clear" w:fill="FFFFFF"/>
-        </w:rPr>
-        <w:t>·AI辅助生成了数据预处理和基础可视化代码框架</w:t>
-      </w:r>
-    </w:p>
-    <w:p>
-      <w:pPr>
-        <w:pStyle w:val="6"/>
-        <w:keepNext w:val="0"/>
-        <w:keepLines w:val="0"/>
-        <w:pageBreakBefore w:val="0"/>
-        <w:widowControl/>
-        <w:suppressLineNumbers w:val="0"/>
-        <w:shd w:val="clear" w:fill="FFFFFF"/>
-        <w:kinsoku/>
-        <w:overflowPunct/>
-        <w:topLinePunct w:val="0"/>
-        <w:autoSpaceDE/>
-        <w:autoSpaceDN/>
-        <w:bidi w:val="0"/>
-        <w:adjustRightInd/>
-        <w:snapToGrid/>
-        <w:spacing w:before="160" w:beforeAutospacing="0" w:after="160" w:afterAutospacing="0" w:line="400" w:lineRule="atLeast"/>
-        <w:ind w:left="0" w:right="0" w:firstLine="0"/>
-        <w:textAlignment w:val="auto"/>
-        <w:rPr>
-          <w:rFonts w:hint="eastAsia" w:ascii="宋体" w:hAnsi="宋体" w:eastAsia="宋体" w:cs="宋体"/>
-          <w:i w:val="0"/>
-          <w:iCs w:val="0"/>
-          <w:caps w:val="0"/>
-          <w:color w:val="0F1115"/>
-          <w:spacing w:val="0"/>
-          <w:sz w:val="24"/>
-          <w:szCs w:val="24"/>
-          <w:shd w:val="clear" w:fill="FFFFFF"/>
-        </w:rPr>
-      </w:pPr>
-      <w:r>
-        <w:rPr>
-          <w:rFonts w:hint="eastAsia" w:ascii="宋体" w:hAnsi="宋体" w:eastAsia="宋体" w:cs="宋体"/>
-          <w:i w:val="0"/>
-          <w:iCs w:val="0"/>
-          <w:caps w:val="0"/>
-          <w:color w:val="0F1115"/>
-          <w:spacing w:val="0"/>
-          <w:sz w:val="24"/>
-          <w:szCs w:val="24"/>
-          <w:shd w:val="clear" w:fill="FFFFFF"/>
-        </w:rPr>
-        <w:t>·人工进行了特征工程优化、模型超参数调优和结果解读</w:t>
-      </w:r>
-    </w:p>
-    <w:p>
-      <w:pPr>
-        <w:pStyle w:val="6"/>
-        <w:keepNext w:val="0"/>
-        <w:keepLines w:val="0"/>
-        <w:pageBreakBefore w:val="0"/>
-        <w:widowControl/>
-        <w:suppressLineNumbers w:val="0"/>
-        <w:shd w:val="clear" w:fill="FFFFFF"/>
-        <w:kinsoku/>
-        <w:overflowPunct/>
-        <w:topLinePunct w:val="0"/>
-        <w:autoSpaceDE/>
-        <w:autoSpaceDN/>
-        <w:bidi w:val="0"/>
-        <w:adjustRightInd/>
-        <w:snapToGrid/>
-        <w:spacing w:before="160" w:beforeAutospacing="0" w:after="160" w:afterAutospacing="0" w:line="400" w:lineRule="atLeast"/>
-        <w:ind w:left="0" w:right="0" w:firstLine="0"/>
-        <w:textAlignment w:val="auto"/>
-        <w:rPr>
-          <w:rFonts w:hint="eastAsia" w:ascii="宋体" w:hAnsi="宋体" w:eastAsia="宋体" w:cs="宋体"/>
-          <w:i w:val="0"/>
-          <w:iCs w:val="0"/>
-          <w:caps w:val="0"/>
-          <w:color w:val="0F1115"/>
-          <w:spacing w:val="0"/>
-          <w:sz w:val="24"/>
-          <w:szCs w:val="24"/>
-          <w:shd w:val="clear" w:fill="FFFFFF"/>
-        </w:rPr>
-      </w:pPr>
-      <w:r>
-        <w:rPr>
-          <w:rFonts w:hint="eastAsia" w:ascii="宋体" w:hAnsi="宋体" w:eastAsia="宋体" w:cs="宋体"/>
-          <w:i w:val="0"/>
-          <w:iCs w:val="0"/>
-          <w:caps w:val="0"/>
-          <w:color w:val="0F1115"/>
-          <w:spacing w:val="0"/>
-          <w:sz w:val="24"/>
-          <w:szCs w:val="24"/>
-          <w:shd w:val="clear" w:fill="FFFFFF"/>
-        </w:rPr>
-        <w:t>·人工完成了业务洞察的提炼和报告撰写</w:t>
+        <w:t>最终成果与 AI 初始内容的主要差异在于：一是以实际运行结果为准，而不是沿用旧版本指标；二是修复了 SMOTE 在交叉验证外执行可能造成的数据泄漏；三是补充了客户风险等级输出；四是将报告和 PPT 中的最佳模型统一为 XGBoost，并统一采用最终代码生成的指标。</w:t>
       </w:r>
     </w:p>
     <w:p>
@@ -28096,7 +30098,7 @@
     <w:lsdException w:qFormat="1" w:unhideWhenUsed="0" w:uiPriority="0" w:semiHidden="0" w:name="Title"/>
     <w:lsdException w:unhideWhenUsed="0" w:uiPriority="0" w:semiHidden="0" w:name="Closing"/>
     <w:lsdException w:unhideWhenUsed="0" w:uiPriority="0" w:semiHidden="0" w:name="Signature"/>
-    <w:lsdException w:unhideWhenUsed="0" w:uiPriority="0" w:name="Default Paragraph Font"/>
+    <w:lsdException w:qFormat="1" w:unhideWhenUsed="0" w:uiPriority="0" w:name="Default Paragraph Font"/>
     <w:lsdException w:unhideWhenUsed="0" w:uiPriority="0" w:semiHidden="0" w:name="Body Text"/>
     <w:lsdException w:unhideWhenUsed="0" w:uiPriority="0" w:semiHidden="0" w:name="Body Text Indent"/>
     <w:lsdException w:unhideWhenUsed="0" w:uiPriority="0" w:semiHidden="0" w:name="List Continue"/>
@@ -28123,14 +30125,14 @@
     <w:lsdException w:unhideWhenUsed="0" w:uiPriority="0" w:semiHidden="0" w:name="Document Map"/>
     <w:lsdException w:unhideWhenUsed="0" w:uiPriority="0" w:semiHidden="0" w:name="Plain Text"/>
     <w:lsdException w:unhideWhenUsed="0" w:uiPriority="0" w:semiHidden="0" w:name="E-mail Signature"/>
-    <w:lsdException w:unhideWhenUsed="0" w:uiPriority="0" w:semiHidden="0" w:name="Normal (Web)"/>
+    <w:lsdException w:qFormat="1" w:unhideWhenUsed="0" w:uiPriority="0" w:semiHidden="0" w:name="Normal (Web)"/>
     <w:lsdException w:unhideWhenUsed="0" w:uiPriority="0" w:semiHidden="0" w:name="HTML Acronym"/>
     <w:lsdException w:unhideWhenUsed="0" w:uiPriority="0" w:semiHidden="0" w:name="HTML Address"/>
     <w:lsdException w:unhideWhenUsed="0" w:uiPriority="0" w:semiHidden="0" w:name="HTML Cite"/>
-    <w:lsdException w:unhideWhenUsed="0" w:uiPriority="0" w:semiHidden="0" w:name="HTML Code"/>
+    <w:lsdException w:qFormat="1" w:unhideWhenUsed="0" w:uiPriority="0" w:semiHidden="0" w:name="HTML Code"/>
     <w:lsdException w:unhideWhenUsed="0" w:uiPriority="0" w:semiHidden="0" w:name="HTML Definition"/>
     <w:lsdException w:unhideWhenUsed="0" w:uiPriority="0" w:semiHidden="0" w:name="HTML Keyboard"/>
-    <w:lsdException w:unhideWhenUsed="0" w:uiPriority="0" w:semiHidden="0" w:name="HTML Preformatted"/>
+    <w:lsdException w:qFormat="1" w:unhideWhenUsed="0" w:uiPriority="0" w:semiHidden="0" w:name="HTML Preformatted"/>
     <w:lsdException w:unhideWhenUsed="0" w:uiPriority="0" w:semiHidden="0" w:name="HTML Sample"/>
     <w:lsdException w:unhideWhenUsed="0" w:uiPriority="0" w:semiHidden="0" w:name="HTML Typewriter"/>
     <w:lsdException w:unhideWhenUsed="0" w:uiPriority="0" w:semiHidden="0" w:name="HTML Variable"/>
@@ -28179,7 +30181,7 @@
     <w:lsdException w:unhideWhenUsed="0" w:uiPriority="0" w:semiHidden="0" w:name="Table Web 2"/>
     <w:lsdException w:unhideWhenUsed="0" w:uiPriority="0" w:semiHidden="0" w:name="Table Web 3"/>
     <w:lsdException w:unhideWhenUsed="0" w:uiPriority="0" w:semiHidden="0" w:name="Balloon Text"/>
-    <w:lsdException w:unhideWhenUsed="0" w:uiPriority="0" w:semiHidden="0" w:name="Table Grid"/>
+    <w:lsdException w:qFormat="1" w:unhideWhenUsed="0" w:uiPriority="59" w:semiHidden="0" w:name="Table Grid"/>
     <w:lsdException w:unhideWhenUsed="0" w:uiPriority="0" w:semiHidden="0" w:name="Table Theme"/>
     <w:lsdException w:unhideWhenUsed="0" w:uiPriority="60" w:semiHidden="0" w:name="Light Shading"/>
     <w:lsdException w:unhideWhenUsed="0" w:uiPriority="61" w:semiHidden="0" w:name="Light List"/>
@@ -28360,9 +30362,10 @@
       <w:lang w:val="en-US" w:eastAsia="zh-CN" w:bidi="ar"/>
     </w:rPr>
   </w:style>
-  <w:style w:type="character" w:default="1" w:styleId="8">
+  <w:style w:type="character" w:default="1" w:styleId="9">
     <w:name w:val="Default Paragraph Font"/>
     <w:semiHidden/>
+    <w:qFormat/>
     <w:uiPriority w:val="0"/>
   </w:style>
   <w:style w:type="table" w:default="1" w:styleId="7">
@@ -28382,6 +30385,7 @@
   <w:style w:type="paragraph" w:styleId="5">
     <w:name w:val="HTML Preformatted"/>
     <w:basedOn w:val="1"/>
+    <w:qFormat/>
     <w:uiPriority w:val="0"/>
     <w:pPr>
       <w:tabs>
@@ -28415,14 +30419,41 @@
   <w:style w:type="paragraph" w:styleId="6">
     <w:name w:val="Normal (Web)"/>
     <w:basedOn w:val="1"/>
+    <w:qFormat/>
     <w:uiPriority w:val="0"/>
     <w:rPr>
       <w:sz w:val="24"/>
     </w:rPr>
   </w:style>
-  <w:style w:type="character" w:styleId="9">
+  <w:style w:type="table" w:styleId="8">
+    <w:name w:val="Table Grid"/>
+    <w:basedOn w:val="7"/>
+    <w:qFormat/>
+    <w:uiPriority w:val="59"/>
+    <w:pPr>
+      <w:spacing w:after="0" w:line="240" w:lineRule="auto"/>
+    </w:pPr>
+    <w:tblPr>
+      <w:tblBorders>
+        <w:top w:val="single" w:color="auto" w:sz="4" w:space="0"/>
+        <w:left w:val="single" w:color="auto" w:sz="4" w:space="0"/>
+        <w:bottom w:val="single" w:color="auto" w:sz="4" w:space="0"/>
+        <w:right w:val="single" w:color="auto" w:sz="4" w:space="0"/>
+        <w:insideH w:val="single" w:color="auto" w:sz="4" w:space="0"/>
+        <w:insideV w:val="single" w:color="auto" w:sz="4" w:space="0"/>
+      </w:tblBorders>
+      <w:tblCellMar>
+        <w:top w:w="0" w:type="dxa"/>
+        <w:left w:w="108" w:type="dxa"/>
+        <w:bottom w:w="0" w:type="dxa"/>
+        <w:right w:w="108" w:type="dxa"/>
+      </w:tblCellMar>
+    </w:tblPr>
+  </w:style>
+  <w:style w:type="character" w:styleId="10">
     <w:name w:val="HTML Code"/>
-    <w:basedOn w:val="8"/>
+    <w:basedOn w:val="9"/>
+    <w:qFormat/>
     <w:uiPriority w:val="0"/>
     <w:rPr>
       <w:rFonts w:ascii="Courier New" w:hAnsi="Courier New"/>
@@ -28647,27 +30678,6 @@
     </w:docPart>
     <w:docPart>
       <w:docPartPr>
-        <w:name w:val="{f368b26d-d657-4093-8a73-f20ea4343717}"/>
-        <w:style w:val=""/>
-        <w:category>
-          <w:name w:val="常规"/>
-          <w:gallery w:val="placeholder"/>
-        </w:category>
-        <w:types>
-          <w:type w:val="bbPlcHdr"/>
-        </w:types>
-        <w:behaviors>
-          <w:behavior w:val="content"/>
-        </w:behaviors>
-        <w:description w:val=""/>
-        <w:guid w:val="{f368b26d-d657-4093-8a73-f20ea4343717}"/>
-      </w:docPartPr>
-      <w:docPartBody>
-        <w:p/>
-      </w:docPartBody>
-    </w:docPart>
-    <w:docPart>
-      <w:docPartPr>
         <w:name w:val="{15200019-6c54-454a-b1e6-e570941d67d0}"/>
         <w:style w:val=""/>
         <w:category>
@@ -28682,6 +30692,27 @@
         </w:behaviors>
         <w:description w:val=""/>
         <w:guid w:val="{15200019-6c54-454a-b1e6-e570941d67d0}"/>
+      </w:docPartPr>
+      <w:docPartBody>
+        <w:p/>
+      </w:docPartBody>
+    </w:docPart>
+    <w:docPart>
+      <w:docPartPr>
+        <w:name w:val="{521beddc-71f7-46f0-8069-cf4f6c0136b2}"/>
+        <w:style w:val=""/>
+        <w:category>
+          <w:name w:val="常规"/>
+          <w:gallery w:val="placeholder"/>
+        </w:category>
+        <w:types>
+          <w:type w:val="bbPlcHdr"/>
+        </w:types>
+        <w:behaviors>
+          <w:behavior w:val="content"/>
+        </w:behaviors>
+        <w:description w:val=""/>
+        <w:guid w:val="{521beddc-71f7-46f0-8069-cf4f6c0136b2}"/>
       </w:docPartPr>
       <w:docPartBody>
         <w:p/>
@@ -29053,7 +31084,7 @@
   <wpscustomsdt:sdtItem id="147475917" type="1" data="{&quot;codeLang&quot;:&quot;Python&quot;,&quot;isDarkTheme&quot;:0}"/>
   <wpscustomsdt:sdtItem id="147475848" type="1" data="{&quot;codeLang&quot;:&quot;Python&quot;,&quot;isDarkTheme&quot;:0}"/>
   <wpscustomsdt:sdtItem id="147475793" type="1" data="{&quot;codeLang&quot;:&quot;Python&quot;,&quot;isDarkTheme&quot;:0}"/>
-  <wpscustomsdt:sdtItem id="147475711" type="1" data="{&quot;codeLang&quot;:&quot;Python&quot;,&quot;isDarkTheme&quot;:0}"/>
+  <wpscustomsdt:sdtItem id="147471011" type="1" data="{&quot;codeLang&quot;:&quot;Python&quot;,&quot;isDarkTheme&quot;:0}"/>
   <wpscustomsdt:sdtItem id="147475646" type="1" data="{&quot;codeLang&quot;:&quot;Python&quot;,&quot;isDarkTheme&quot;:0}"/>
 </wpscustomsdt:customSdtData>
 </file>
